--- a/ind/docx/40.content.docx
+++ b/ind/docx/40.content.docx
@@ -212,7 +212,7 @@
           <w:i/>
           <w:lang w:val="id_ID" w:bidi="id_ID"/>
         </w:rPr>
-        <w:t>1 Timotius 1:3 (#3), 1 Timotius 1:3 (#4), 1 Timotius 1:3 (#5), 1 Timotius 1:5 (#6), 1 Timotius 1:5 (#8), 1 Timotius 1:7 (#2), 1 Timotius 1:8 (#2), 1 Timotius 1:9 (#3), 1 Timotius 1:10 (#3), 1 Timotius 1:13 (#2), 1 Timotius 1:13 (#3), 1 Timotius 2:2 (#2), 1 Timotius 2:7 (#9), 1 Timotius 2:8 (#4), 1 Timotius 2:15 (#6), 1 Timotius 2:15 (#8), 1 Timotius 3:1 (#4), 1 Timotius 3:11 (#3), 1 Timotius 3:11 (#4), 1 Timotius 3:16 (#7), 1 Timotius 3:16 (#8), 1 Timotius 4:1 (#5), 1 Timotius 4:3 (#1), 1 Timotius 4:3 (#2), 1 Timotius 4:10 (#3), 1 Timotius 4:16 (#3), 1 Timotius 5:1 (#1), 1 Timotius 5:1 (#2), 1 Timotius 5:13 (#2), 1 Timotius 5:13 (#5), 1 Timotius 5:17 (#3), 1 Timotius 5:18 (#5), 1 Timotius 5:21 (#2), 1 Timotius 5:22 (#2), 1 Timotius 5:25 (#2), 1 Timotius 6:1 (#6), 1 Timotius 6:4 (#3), 1 Timotius 6:4 (#8), 1 Timotius 6:9 (#1), 1 Timotius 6:9 (#3), 1 Timotius 6:13 (#3), 1 Timotius 6:19 (#2), 1 Timotius 6:20 (#4), 3 Yohanes 1:2 (#1), 3 Yohanes 1:3 (#3), 3 Yohanes 1:5 (#1), 3 Yohanes 1:5 (#2), 3 Yohanes 1:6 (#1), 3 Yohanes 1:6 (#2), 3 Yohanes 1:6 (#3), 3 Yohanes 1:11 (#1), 3 Yohanes 1:12 (#3), 3 Yohanes 1:12 (#8), 1 Timotius 1:5 (#2), 1 Timotius 1:20 (#3), 1 Timotius 2:7 (#4), 1 Timotius 3:8 (#3), 1 Timotius 6:1 (#4), Matius 15:25 (#1), Matius 15:25 (#2), Matius 15:25 (#3), Matius 15:25 (#4), Matius 15:26 (#1), Matius 15:26 (#2), Matius 15:26 (#3), Matius 15:26 (#4), Matius 15:26 (#5), Matius 15:27 (#1), Matius 15:27 (#2), Matius 15:27 (#3), Matius 15:27 (#4), Matius 15:27 (#5), Matius 15:27 (#6), Matius 15:28 (#1), Matius 15:28 (#2), Matius 15:28 (#3), Matius 15:28 (#4), Matius 15:28 (#5), Matius 15:28 (#6), Matius 15:28 (#7), Matius 15:29 (#1), Matius 15:29 (#2), Matius 15:29 (#3), Matius 15:29 (#4), Matius 15:29 (#5), Matius 15:30 (#1), Matius 15:30 (#2), Matius 15:30 (#3), Matius 15:30 (#4), Matius 15:31 (#1), Matius 15:31 (#2), Matius 15:31 (#3), Matius 15:31 (#4), Matius 15:32 (#1), Matius 15:32 (#2), Matius 15:32 (#3), Matius 15:32 (#4), Matius 15:32 (#5), Matius 15:33 (#1), Matius 15:33 (#2), Matius 15:33 (#3), Matius 15:34 (#1), Matius 15:34 (#2), Matius 15:34 (#3), Matius 15:35 (#1), Matius 15:36 (#1), Matius 15:36 (#2), Matius 15:36 (#3), Matius 15:37 (#1), Matius 15:37 (#2), Matius 15:37 (#3), Matius 15:37 (#4), Matius 15:38 (#1), Matius 15:38 (#2), Matius 15:39 (#1), Matius 15:39 (#2), Matius 15:39 (#3), Matius 15:39 (#4), Matius 16:1 (#1), Matius 16:1 (#2), Matius 16:1 (#3), Matius 16:1 (#4), Matius 16:1 (#5), Matius 16:2 (#1), Matius 16:2 (#2), Matius 16:2 (#3), Matius 16:2–3 (#1), Matius 16:3 (#1), Matius 16:3 (#2), Matius 16:3 (#3), Matius 16:3 (#4), Matius 16:3 (#5), Matius 16:3 (#6), Matius 16:3 (#7), Matius 16:4 (#1), Matius 16:4 (#2), Matius 16:4 (#3), Matius 16:5 (#1), Matius 16:5 (#2), Matius 16:5 (#3), Matius 16:5 (#4), Matius 16:5 (#5), Matius 16:6 (#1), Matius 16:6 (#2), Matius 16:6 (#3), Matius 16:6 (#4), Matius 16:6 (#5), Matius 16:7 (#1), Matius 16:7 (#2), Matius 16:7 (#3), Matius 16:7 (#4), Matthew 16:7 (#5), Matius 16:8 (#1), Matius 16:8 (#2), Matius 16:8 (#3), Matius 16:8 (#4), Matius 16:9 (#1), Matius 16:9 (#2), Matius 16:9 (#3), Matius 16:9 (#4), Matius 16:9 (#5), Matius 16:9 (#6), Matius 16:10 (#1), Matius 16:10 (#2), Matius 16:10 (#3), Matius 16:10 (#4), Matius 16:10 (#5), Matius 16:10 (#6), Matius 16:10 (#7), Matius 16:11 (#1), Matius 16:11 (#2), Matius 16:11 (#3), Matius 16:11 (#4), Matius 16:12 (#1), Matius 16:12 (#2), Matius 16:12 (#3), Matius 16:12 (#4), Matius 16:12 (#5), Matius 16:13 (#1), Matius 16:13 (#2), Matius 16:13 (#3), Matius 16:13 (#4), Matius 16:13 (#5), Matius 16:13 (#6), Matthew 16:13 (#7), Matius 16:14 (#1), Matius 16:14 (#2), Matius 16:14 (#3), Matius 16:14 (#4), Matius 16:15 (#1), Matius 16:16 (#1), Matius 16:16 (#2), Matius 16:16 (#3), Matius 16:17 (#1), Matius 16:17 (#10), Matius 16:17 (#11), Matius 16:17 (#12), Matius 16:17 (#2), Matius 16:17 (#3), Matius 16:17 (#4), Matius 16:17 (#5), Matius 16:17 (#6), Matius 16:17 (#7), Matius 16:17 (#9), Matius 16:18 (#1), Matius 16:18 (#2), Matius 16:18 (#3), Matius 16:18 (#4), Matius 16:18 (#5), Matius 16:18 (#6), Matius 16:18 (#7), Matius 16:19 (#1), Matius 16:19 (#2), Matius 16:19 (#3), Matius 16:19 (#4), Matius 16:19 (#5), Matius 16:19 (#6), Matius 16:19 (#7), Matius 16:20 (#1), Matius 16:20 (#2), Matius 17:16 (#2), Matius 25:42 (#2)</w:t>
+        <w:t>1 Timotius 1:3 (#3), 1 Timotius 1:3 (#4), 1 Timotius 1:3 (#5), 1 Timotius 1:5 (#6), 1 Timotius 1:5 (#8), 1 Timotius 1:7 (#2), 1 Timotius 1:8 (#2), 1 Timotius 1:9 (#3), 1 Timotius 1:10 (#3), 1 Timotius 1:13 (#2), 1 Timotius 1:13 (#3), 1 Timotius 2:2 (#2), 1 Timotius 2:7 (#9), 1 Timotius 2:8 (#4), 1 Timotius 2:15 (#6), 1 Timotius 2:15 (#8), 1 Timotius 3:1 (#4), 1 Timotius 3:11 (#3), 1 Timotius 3:11 (#4), 1 Timotius 3:16 (#7), 1 Timotius 3:16 (#8), 1 Timotius 4:1 (#5), 1 Timotius 4:3 (#1), 1 Timotius 4:3 (#2), 1 Timotius 4:10 (#3), 1 Timotius 4:16 (#3), 1 Timotius 5:1 (#1), 1 Timotius 5:1 (#2), 1 Timotius 5:13 (#2), 1 Timotius 5:13 (#5), 1 Timotius 5:17 (#3), 1 Timotius 5:18 (#5), 1 Timotius 5:21 (#2), 1 Timotius 5:22 (#2), 1 Timotius 5:25 (#2), 1 Timotius 6:1 (#6), 1 Timotius 6:4 (#3), 1 Timotius 6:4 (#8), 1 Timotius 6:9 (#1), 1 Timotius 6:9 (#3), 1 Timotius 6:13 (#3), 1 Timotius 6:19 (#2), 1 Timotius 6:20 (#4), 3 Yohanes 1:2 (#1), 3 Yohanes 1:3 (#3), 3 Yohanes 1:5 (#1), 3 Yohanes 1:5 (#2), 3 Yohanes 1:6 (#1), 3 Yohanes 1:6 (#2), 3 Yohanes 1:6 (#3), 3 Yohanes 1:11 (#1), 3 Yohanes 1:12 (#3), 3 Yohanes 1:12 (#8), 1 Timotius 1:5 (#2), 1 Timotius 1:20 (#3), 1 Timotius 2:7 (#4), 1 Timotius 3:8 (#3), 1 Timotius 6:1 (#4), Matius 15:25 (#1), Matius 15:25 (#2), Matius 15:25 (#3), Matius 15:25 (#4), Matius 15:26 (#1), Matius 15:26 (#2), Matius 15:26 (#3), Matius 15:26 (#4), Matius 15:26 (#5), Matius 15:27 (#1), Matius 15:27 (#2), Matius 15:27 (#3), Matius 15:27 (#4), Matius 15:27 (#5), Matius 15:27 (#6), Matius 15:28 (#1), Matius 15:28 (#2), Matius 15:28 (#3), Matius 15:28 (#4), Matius 15:28 (#5), Matius 15:28 (#6), Matius 15:28 (#7), Matius 15:29 (#1), Matius 15:29 (#2), Matius 15:29 (#3), Matius 15:29 (#4), Matius 15:29 (#5), Matius 15:30 (#1), Matius 15:30 (#2), Matius 15:30 (#3), Matius 15:30 (#4), Matius 15:31 (#1), Matius 15:31 (#2), Matius 15:31 (#3), Matius 15:31 (#4), Matius 15:32 (#1), Matius 15:32 (#2), Matius 15:32 (#3), Matius 15:32 (#4), Matius 15:32 (#5), Matius 15:33 (#1), Matius 15:33 (#2), Matius 15:33 (#3), Matius 15:34 (#1), Matius 15:34 (#2), Matius 15:34 (#3), Matius 15:35 (#1), Matius 15:36 (#1), Matius 15:36 (#2), Matius 15:36 (#3), Matius 15:37 (#1), Matius 15:37 (#2), Matius 15:37 (#3), Matius 15:37 (#4), Matius 15:38 (#1), Matius 15:38 (#2), Matius 15:39 (#1), Matius 15:39 (#2), Matius 15:39 (#3), Matius 15:39 (#4), Matius 16:1 (#1), Matius 16:1 (#2), Matius 16:1 (#3), Matius 16:1 (#4), Matius 16:1 (#5), Matius 16:2 (#1), Matius 16:2 (#2), Matius 16:2 (#3), Matius 16:2–3 (#1), Matius 16:3 (#1), Matius 16:3 (#2), Matius 16:3 (#3), Matius 16:3 (#4), Matius 16:3 (#5), Matius 16:3 (#6), Matius 16:3 (#7), Matius 16:4 (#1), Matius 16:4 (#2), Matius 16:4 (#3), Matius 16:5 (#1), Matius 16:5 (#2), Matius 16:5 (#3), Matius 16:5 (#4), Matius 16:5 (#5), Matius 16:6 (#1), Matius 16:6 (#2), Matius 16:6 (#3), Matius 16:6 (#4), Matius 16:6 (#5), Matius 16:7 (#1), Matius 16:7 (#2), Matius 16:7 (#3), Matius 16:7 (#4), Matthew 16:7 (#5), Matius 16:8 (#1), Matius 16:8 (#2), Matius 16:8 (#3), Matius 16:8 (#4), Matius 16:9 (#1), Matius 16:9 (#2), Matius 16:9 (#3), Matius 16:9 (#4), Matius 16:9 (#5), Matius 16:9 (#6), Matius 16:10 (#1), Matius 16:10 (#2), Matius 16:10 (#3), Matius 16:10 (#4), Matius 16:10 (#5), Matius 16:10 (#6), Matius 16:10 (#7), Matius 16:11 (#1), Matius 16:11 (#2), Matius 16:11 (#3), Matius 16:11 (#4), Matius 16:12 (#1), Matius 16:12 (#2), Matius 16:12 (#3), Matius 16:12 (#4), Matius 16:12 (#5), Matius 16:13 (#1), Matius 16:13 (#2), Matius 16:13 (#3), Matius 16:13 (#4), Matius 16:13 (#5), Matius 16:13 (#6), Matthew 16:13 (#7), Matius 16:14 (#1), Matius 16:14 (#2), Matius 16:14 (#3), Matius 16:14 (#4), Matius 16:15 (#1), Matius 16:16 (#1), Matius 16:16 (#2), Matius 16:16 (#3), Matius 16:17 (#1), Matius 16:17 (#2), Matius 16:17 (#3), Matius 16:17 (#4), Matius 16:17 (#5), Matius 16:17 (#6), Matius 16:17 (#7), Matius 16:17 (#8), Matius 16:17 (#9), Matius 16:17 (#10), Matius 16:17 (#11), Matius 16:17 (#12), Matius 16:18 (#1), Matius 16:18 (#2), Matius 16:18 (#3), Matius 16:18 (#4), Matius 16:18 (#5), Matius 16:18 (#6), Matius 16:18 (#7), Matius 16:19 (#1), Matius 16:19 (#2), Matius 16:19 (#3), Matius 16:19 (#4), Matius 16:19 (#5), Matius 16:19 (#6), Matius 16:19 (#7), Matius 16:20 (#1), Matius 16:20 (#2), Matius 16:21 (#1), Matius 16:21 (#2), Matius 16:21 (#3), Matius 16:21 (#4), Matius 16:21 (#5), Matius 16:21 (#6), Matius 16:22 (#1), Matius 16:22 (#2), Matius 16:22 (#3), Matius 16:22 (#4), Matius 16:22 (#5), Matius 16:23 (#1), Matius 16:23 (#2), Matius 16:23 (#3), Matius 16:23 (#4), Matius 16:23 (#5), Matius 16:23 (#6), Matius 16:23 (#7), Matius 16:23 (#8), Matius 16:23 (#9), Matius 16:23 (#10), Matius 16:24 (#1), Matius 16:24 (#2), Matius 16:24 (#3), Matius 16:24 (#4), Matius 16:24 (#5), Matius 16:24 (#6), Matius 16:24 (#7), Matius 16:25 (#1), Matius 16:25 (#2), Matius 16:25 (#3), Matius 16:25 (#4), Matius 16:25 (#5), Matius 16:25 (#6), Matius 16:26 (#1), Matius 16:26 (#2), Matius 16:26 (#3), Matius 16:26 (#4), Matius 16:26 (#5), Matius 16:26 (#6), Matius 16:26 (#7), Matius 16:26 (#8), Matius 17:16 (#2), Matius 25:42 (#2)</w:t>
       </w:r>
       <w:r>
         <w:rPr>
@@ -4575,6 +4575,21 @@
           <w:b/>
           <w:lang w:val="id_ID" w:bidi="id_ID"/>
         </w:rPr>
+        <w:t>δὲ</w:t>
+      </w:r>
+    </w:p>
+    <w:p>
+      <w:pPr/>
+      <w:r>
+        <w:rPr>
+          <w:lang w:val="id_ID" w:bidi="id_ID"/>
+        </w:rPr>
+      </w:r>
+      <w:r>
+        <w:rPr>
+          <w:b/>
+          <w:lang w:val="id_ID" w:bidi="id_ID"/>
+        </w:rPr>
         <w:t>"Tetapi"</w:t>
       </w:r>
     </w:p>
@@ -4684,6 +4699,21 @@
           <w:b/>
           <w:lang w:val="id_ID" w:bidi="id_ID"/>
         </w:rPr>
+        <w:t>προσεκύνει αὐτῷ</w:t>
+      </w:r>
+    </w:p>
+    <w:p>
+      <w:pPr/>
+      <w:r>
+        <w:rPr>
+          <w:lang w:val="id_ID" w:bidi="id_ID"/>
+        </w:rPr>
+      </w:r>
+      <w:r>
+        <w:rPr>
+          <w:b/>
+          <w:lang w:val="id_ID" w:bidi="id_ID"/>
+        </w:rPr>
         <w:t>"menyembah Dia"</w:t>
       </w:r>
     </w:p>
@@ -4767,6 +4797,21 @@
           <w:b/>
           <w:lang w:val="id_ID" w:bidi="id_ID"/>
         </w:rPr>
+        <w:t>βοήθει</w:t>
+      </w:r>
+    </w:p>
+    <w:p>
+      <w:pPr/>
+      <w:r>
+        <w:rPr>
+          <w:lang w:val="id_ID" w:bidi="id_ID"/>
+        </w:rPr>
+      </w:r>
+      <w:r>
+        <w:rPr>
+          <w:b/>
+          <w:lang w:val="id_ID" w:bidi="id_ID"/>
+        </w:rPr>
         <w:t>"tolonglah"</w:t>
       </w:r>
     </w:p>
@@ -4850,6 +4895,21 @@
           <w:b/>
           <w:lang w:val="id_ID" w:bidi="id_ID"/>
         </w:rPr>
+        <w:t>βοήθει</w:t>
+      </w:r>
+    </w:p>
+    <w:p>
+      <w:pPr/>
+      <w:r>
+        <w:rPr>
+          <w:lang w:val="id_ID" w:bidi="id_ID"/>
+        </w:rPr>
+      </w:r>
+      <w:r>
+        <w:rPr>
+          <w:b/>
+          <w:lang w:val="id_ID" w:bidi="id_ID"/>
+        </w:rPr>
         <w:t>"tolonglah"</w:t>
       </w:r>
     </w:p>
@@ -4933,6 +4993,21 @@
           <w:b/>
           <w:lang w:val="id_ID" w:bidi="id_ID"/>
         </w:rPr>
+        <w:t>οὐκ ἔστιν καλὸν λαβεῖν τὸν ἄρτον τῶν τέκνων καὶ βαλεῖν τοῖς κυναρίοις</w:t>
+      </w:r>
+    </w:p>
+    <w:p>
+      <w:pPr/>
+      <w:r>
+        <w:rPr>
+          <w:lang w:val="id_ID" w:bidi="id_ID"/>
+        </w:rPr>
+      </w:r>
+      <w:r>
+        <w:rPr>
+          <w:b/>
+          <w:lang w:val="id_ID" w:bidi="id_ID"/>
+        </w:rPr>
         <w:t>"Tidak patut mengambil roti yang disediakan bagi anak-anak dan melemparkannya kepada anjing"</w:t>
       </w:r>
     </w:p>
@@ -5055,6 +5130,21 @@
           <w:b/>
           <w:lang w:val="id_ID" w:bidi="id_ID"/>
         </w:rPr>
+        <w:t>τὸν ἄρτον τῶν τέκνων</w:t>
+      </w:r>
+    </w:p>
+    <w:p>
+      <w:pPr/>
+      <w:r>
+        <w:rPr>
+          <w:lang w:val="id_ID" w:bidi="id_ID"/>
+        </w:rPr>
+      </w:r>
+      <w:r>
+        <w:rPr>
+          <w:b/>
+          <w:lang w:val="id_ID" w:bidi="id_ID"/>
+        </w:rPr>
         <w:t>"roti yang disediakan bagi anak-anak"</w:t>
       </w:r>
     </w:p>
@@ -5164,6 +5254,21 @@
           <w:b/>
           <w:lang w:val="id_ID" w:bidi="id_ID"/>
         </w:rPr>
+        <w:t>τὸν ἄρτον</w:t>
+      </w:r>
+    </w:p>
+    <w:p>
+      <w:pPr/>
+      <w:r>
+        <w:rPr>
+          <w:lang w:val="id_ID" w:bidi="id_ID"/>
+        </w:rPr>
+      </w:r>
+      <w:r>
+        <w:rPr>
+          <w:b/>
+          <w:lang w:val="id_ID" w:bidi="id_ID"/>
+        </w:rPr>
         <w:t>"roti"</w:t>
       </w:r>
     </w:p>
@@ -5260,6 +5365,21 @@
           <w:b/>
           <w:lang w:val="id_ID" w:bidi="id_ID"/>
         </w:rPr>
+        <w:t>βαλεῖν τοῖς κυναρίοις</w:t>
+      </w:r>
+    </w:p>
+    <w:p>
+      <w:pPr/>
+      <w:r>
+        <w:rPr>
+          <w:lang w:val="id_ID" w:bidi="id_ID"/>
+        </w:rPr>
+      </w:r>
+      <w:r>
+        <w:rPr>
+          <w:b/>
+          <w:lang w:val="id_ID" w:bidi="id_ID"/>
+        </w:rPr>
         <w:t>"melemparkannya kepada anjing."</w:t>
       </w:r>
     </w:p>
@@ -5356,6 +5476,21 @@
           <w:b/>
           <w:lang w:val="id_ID" w:bidi="id_ID"/>
         </w:rPr>
+        <w:t>τοῖς κυναρίοις</w:t>
+      </w:r>
+    </w:p>
+    <w:p>
+      <w:pPr/>
+      <w:r>
+        <w:rPr>
+          <w:lang w:val="id_ID" w:bidi="id_ID"/>
+        </w:rPr>
+      </w:r>
+      <w:r>
+        <w:rPr>
+          <w:b/>
+          <w:lang w:val="id_ID" w:bidi="id_ID"/>
+        </w:rPr>
         <w:t>"kepada anjing"</w:t>
       </w:r>
     </w:p>
@@ -5452,6 +5587,21 @@
           <w:b/>
           <w:lang w:val="id_ID" w:bidi="id_ID"/>
         </w:rPr>
+        <w:t>ναί</w:t>
+      </w:r>
+    </w:p>
+    <w:p>
+      <w:pPr/>
+      <w:r>
+        <w:rPr>
+          <w:lang w:val="id_ID" w:bidi="id_ID"/>
+        </w:rPr>
+      </w:r>
+      <w:r>
+        <w:rPr>
+          <w:b/>
+          <w:lang w:val="id_ID" w:bidi="id_ID"/>
+        </w:rPr>
         <w:t>"Benar"</w:t>
       </w:r>
     </w:p>
@@ -5548,6 +5698,21 @@
           <w:b/>
           <w:lang w:val="id_ID" w:bidi="id_ID"/>
         </w:rPr>
+        <w:t>καὶ γὰρ</w:t>
+      </w:r>
+    </w:p>
+    <w:p>
+      <w:pPr/>
+      <w:r>
+        <w:rPr>
+          <w:lang w:val="id_ID" w:bidi="id_ID"/>
+        </w:rPr>
+      </w:r>
+      <w:r>
+        <w:rPr>
+          <w:b/>
+          <w:lang w:val="id_ID" w:bidi="id_ID"/>
+        </w:rPr>
         <w:t>"namun"</w:t>
       </w:r>
     </w:p>
@@ -5643,6 +5808,21 @@
         <w:rPr>
           <w:lang w:val="id_ID" w:bidi="id_ID"/>
         </w:rPr>
+      </w:r>
+    </w:p>
+    <w:p>
+      <w:pPr/>
+      <w:r>
+        <w:rPr>
+          <w:lang w:val="id_ID" w:bidi="id_ID"/>
+        </w:rPr>
+      </w:r>
+      <w:r>
+        <w:rPr>
+          <w:b/>
+          <w:lang w:val="id_ID" w:bidi="id_ID"/>
+        </w:rPr>
+        <w:t>καὶ γὰρ τὰ κυνάρια ἐσθίει ἀπὸ τῶν ψιχίων τῶν πιπτόντων ἀπὸ τῆς τραπέζης τῶν κυρίων αὐτῶν</w:t>
       </w:r>
     </w:p>
     <w:p>
@@ -5784,6 +5964,21 @@
           <w:b/>
           <w:lang w:val="id_ID" w:bidi="id_ID"/>
         </w:rPr>
+        <w:t>τὰ κυνάρια</w:t>
+      </w:r>
+    </w:p>
+    <w:p>
+      <w:pPr/>
+      <w:r>
+        <w:rPr>
+          <w:lang w:val="id_ID" w:bidi="id_ID"/>
+        </w:rPr>
+      </w:r>
+      <w:r>
+        <w:rPr>
+          <w:b/>
+          <w:lang w:val="id_ID" w:bidi="id_ID"/>
+        </w:rPr>
         <w:t>"anjing"</w:t>
       </w:r>
     </w:p>
@@ -5885,6 +6080,21 @@
           <w:b/>
           <w:lang w:val="id_ID" w:bidi="id_ID"/>
         </w:rPr>
+        <w:t>τῶν ψιχίων τῶν πιπτόντων ἀπὸ τῆς τραπέζης τῶν κυρίων αὐτῶν</w:t>
+      </w:r>
+    </w:p>
+    <w:p>
+      <w:pPr/>
+      <w:r>
+        <w:rPr>
+          <w:lang w:val="id_ID" w:bidi="id_ID"/>
+        </w:rPr>
+      </w:r>
+      <w:r>
+        <w:rPr>
+          <w:b/>
+          <w:lang w:val="id_ID" w:bidi="id_ID"/>
+        </w:rPr>
         <w:t>"remah-remah yang jatuh dari meja tuannya"</w:t>
       </w:r>
     </w:p>
@@ -5994,6 +6204,21 @@
           <w:b/>
           <w:lang w:val="id_ID" w:bidi="id_ID"/>
         </w:rPr>
+        <w:t>τῆς τραπέζης</w:t>
+      </w:r>
+    </w:p>
+    <w:p>
+      <w:pPr/>
+      <w:r>
+        <w:rPr>
+          <w:lang w:val="id_ID" w:bidi="id_ID"/>
+        </w:rPr>
+      </w:r>
+      <w:r>
+        <w:rPr>
+          <w:b/>
+          <w:lang w:val="id_ID" w:bidi="id_ID"/>
+        </w:rPr>
         <w:t>"meja"</w:t>
       </w:r>
     </w:p>
@@ -6090,6 +6315,21 @@
           <w:b/>
           <w:lang w:val="id_ID" w:bidi="id_ID"/>
         </w:rPr>
+        <w:t>ὦ γύναι</w:t>
+      </w:r>
+    </w:p>
+    <w:p>
+      <w:pPr/>
+      <w:r>
+        <w:rPr>
+          <w:lang w:val="id_ID" w:bidi="id_ID"/>
+        </w:rPr>
+      </w:r>
+      <w:r>
+        <w:rPr>
+          <w:b/>
+          <w:lang w:val="id_ID" w:bidi="id_ID"/>
+        </w:rPr>
         <w:t>"Hai ibu"</w:t>
       </w:r>
     </w:p>
@@ -6186,6 +6426,21 @@
           <w:b/>
           <w:lang w:val="id_ID" w:bidi="id_ID"/>
         </w:rPr>
+        <w:t>μεγάλη σου ἡ πίστις</w:t>
+      </w:r>
+    </w:p>
+    <w:p>
+      <w:pPr/>
+      <w:r>
+        <w:rPr>
+          <w:lang w:val="id_ID" w:bidi="id_ID"/>
+        </w:rPr>
+      </w:r>
+      <w:r>
+        <w:rPr>
+          <w:b/>
+          <w:lang w:val="id_ID" w:bidi="id_ID"/>
+        </w:rPr>
         <w:t>"besar imanmu"</w:t>
       </w:r>
     </w:p>
@@ -6282,6 +6537,21 @@
           <w:b/>
           <w:lang w:val="id_ID" w:bidi="id_ID"/>
         </w:rPr>
+        <w:t>σου &amp; σοι &amp; θέλεις</w:t>
+      </w:r>
+    </w:p>
+    <w:p>
+      <w:pPr/>
+      <w:r>
+        <w:rPr>
+          <w:lang w:val="id_ID" w:bidi="id_ID"/>
+        </w:rPr>
+      </w:r>
+      <w:r>
+        <w:rPr>
+          <w:b/>
+          <w:lang w:val="id_ID" w:bidi="id_ID"/>
+        </w:rPr>
         <w:t>"mu"</w:t>
       </w:r>
       <w:r>
@@ -6430,6 +6700,21 @@
           <w:b/>
           <w:lang w:val="id_ID" w:bidi="id_ID"/>
         </w:rPr>
+        <w:t>γενηθήτω</w:t>
+      </w:r>
+    </w:p>
+    <w:p>
+      <w:pPr/>
+      <w:r>
+        <w:rPr>
+          <w:lang w:val="id_ID" w:bidi="id_ID"/>
+        </w:rPr>
+      </w:r>
+      <w:r>
+        <w:rPr>
+          <w:b/>
+          <w:lang w:val="id_ID" w:bidi="id_ID"/>
+        </w:rPr>
         <w:t>"maka jadilah"</w:t>
       </w:r>
     </w:p>
@@ -6513,6 +6798,21 @@
           <w:b/>
           <w:lang w:val="id_ID" w:bidi="id_ID"/>
         </w:rPr>
+        <w:t>γενηθήτω</w:t>
+      </w:r>
+    </w:p>
+    <w:p>
+      <w:pPr/>
+      <w:r>
+        <w:rPr>
+          <w:lang w:val="id_ID" w:bidi="id_ID"/>
+        </w:rPr>
+      </w:r>
+      <w:r>
+        <w:rPr>
+          <w:b/>
+          <w:lang w:val="id_ID" w:bidi="id_ID"/>
+        </w:rPr>
         <w:t>"maka jadilah"</w:t>
       </w:r>
     </w:p>
@@ -6596,6 +6896,21 @@
           <w:b/>
           <w:lang w:val="id_ID" w:bidi="id_ID"/>
         </w:rPr>
+        <w:t>ἰάθη ἡ θυγάτηρ αὐτῆς</w:t>
+      </w:r>
+    </w:p>
+    <w:p>
+      <w:pPr/>
+      <w:r>
+        <w:rPr>
+          <w:lang w:val="id_ID" w:bidi="id_ID"/>
+        </w:rPr>
+      </w:r>
+      <w:r>
+        <w:rPr>
+          <w:b/>
+          <w:lang w:val="id_ID" w:bidi="id_ID"/>
+        </w:rPr>
         <w:t>"anaknya sembuh"</w:t>
       </w:r>
     </w:p>
@@ -6679,6 +6994,21 @@
           <w:b/>
           <w:lang w:val="id_ID" w:bidi="id_ID"/>
         </w:rPr>
+        <w:t>ἀπὸ τῆς ὥρας ἐκείνης</w:t>
+      </w:r>
+    </w:p>
+    <w:p>
+      <w:pPr/>
+      <w:r>
+        <w:rPr>
+          <w:lang w:val="id_ID" w:bidi="id_ID"/>
+        </w:rPr>
+      </w:r>
+      <w:r>
+        <w:rPr>
+          <w:b/>
+          <w:lang w:val="id_ID" w:bidi="id_ID"/>
+        </w:rPr>
         <w:t>"seketika itu"</w:t>
       </w:r>
     </w:p>
@@ -6788,6 +7118,21 @@
           <w:b/>
           <w:lang w:val="id_ID" w:bidi="id_ID"/>
         </w:rPr>
+        <w:t>καὶ μεταβὰς ἐκεῖθεν, ὁ Ἰησοῦς</w:t>
+      </w:r>
+    </w:p>
+    <w:p>
+      <w:pPr/>
+      <w:r>
+        <w:rPr>
+          <w:lang w:val="id_ID" w:bidi="id_ID"/>
+        </w:rPr>
+      </w:r>
+      <w:r>
+        <w:rPr>
+          <w:b/>
+          <w:lang w:val="id_ID" w:bidi="id_ID"/>
+        </w:rPr>
         <w:t>"Setelah meninggalkan daerah itu, Yesus"</w:t>
       </w:r>
     </w:p>
@@ -6870,6 +7215,21 @@
         <w:rPr>
           <w:lang w:val="id_ID" w:bidi="id_ID"/>
         </w:rPr>
+      </w:r>
+    </w:p>
+    <w:p>
+      <w:pPr/>
+      <w:r>
+        <w:rPr>
+          <w:lang w:val="id_ID" w:bidi="id_ID"/>
+        </w:rPr>
+      </w:r>
+      <w:r>
+        <w:rPr>
+          <w:b/>
+          <w:lang w:val="id_ID" w:bidi="id_ID"/>
+        </w:rPr>
+        <w:t>ἐκεῖθεν</w:t>
       </w:r>
     </w:p>
     <w:p>
@@ -6985,6 +7345,21 @@
           <w:b/>
           <w:lang w:val="id_ID" w:bidi="id_ID"/>
         </w:rPr>
+        <w:t>ὁ Ἰησοῦς ἦλθεν</w:t>
+      </w:r>
+    </w:p>
+    <w:p>
+      <w:pPr/>
+      <w:r>
+        <w:rPr>
+          <w:lang w:val="id_ID" w:bidi="id_ID"/>
+        </w:rPr>
+      </w:r>
+      <w:r>
+        <w:rPr>
+          <w:b/>
+          <w:lang w:val="id_ID" w:bidi="id_ID"/>
+        </w:rPr>
         <w:t>"Yesus menyusur"</w:t>
       </w:r>
     </w:p>
@@ -7081,6 +7456,21 @@
           <w:b/>
           <w:lang w:val="id_ID" w:bidi="id_ID"/>
         </w:rPr>
+        <w:t>ἀναβὰς</w:t>
+      </w:r>
+    </w:p>
+    <w:p>
+      <w:pPr/>
+      <w:r>
+        <w:rPr>
+          <w:lang w:val="id_ID" w:bidi="id_ID"/>
+        </w:rPr>
+      </w:r>
+      <w:r>
+        <w:rPr>
+          <w:b/>
+          <w:lang w:val="id_ID" w:bidi="id_ID"/>
+        </w:rPr>
         <w:t>"dan naik"</w:t>
       </w:r>
     </w:p>
@@ -7177,6 +7567,21 @@
           <w:b/>
           <w:lang w:val="id_ID" w:bidi="id_ID"/>
         </w:rPr>
+        <w:t>τὸ ὄρος</w:t>
+      </w:r>
+    </w:p>
+    <w:p>
+      <w:pPr/>
+      <w:r>
+        <w:rPr>
+          <w:lang w:val="id_ID" w:bidi="id_ID"/>
+        </w:rPr>
+      </w:r>
+      <w:r>
+        <w:rPr>
+          <w:b/>
+          <w:lang w:val="id_ID" w:bidi="id_ID"/>
+        </w:rPr>
         <w:t>"bukit"</w:t>
       </w:r>
     </w:p>
@@ -7273,6 +7678,21 @@
           <w:b/>
           <w:lang w:val="id_ID" w:bidi="id_ID"/>
         </w:rPr>
+        <w:t>χωλούς, τυφλούς, κυλλούς, κωφούς</w:t>
+      </w:r>
+    </w:p>
+    <w:p>
+      <w:pPr/>
+      <w:r>
+        <w:rPr>
+          <w:lang w:val="id_ID" w:bidi="id_ID"/>
+        </w:rPr>
+      </w:r>
+      <w:r>
+        <w:rPr>
+          <w:b/>
+          <w:lang w:val="id_ID" w:bidi="id_ID"/>
+        </w:rPr>
         <w:t>"orang lumpuh, orang timpang, orang buta, orang bisu"</w:t>
       </w:r>
     </w:p>
@@ -7408,6 +7828,21 @@
           <w:b/>
           <w:lang w:val="id_ID" w:bidi="id_ID"/>
         </w:rPr>
+        <w:t>ἑτέρους πολλούς</w:t>
+      </w:r>
+    </w:p>
+    <w:p>
+      <w:pPr/>
+      <w:r>
+        <w:rPr>
+          <w:lang w:val="id_ID" w:bidi="id_ID"/>
+        </w:rPr>
+      </w:r>
+      <w:r>
+        <w:rPr>
+          <w:b/>
+          <w:lang w:val="id_ID" w:bidi="id_ID"/>
+        </w:rPr>
         <w:t>"banyak lagi yang lain</w:t>
       </w:r>
     </w:p>
@@ -7491,6 +7926,21 @@
           <w:b/>
           <w:lang w:val="id_ID" w:bidi="id_ID"/>
         </w:rPr>
+        <w:t>ἔρριψαν αὐτοὺς παρὰ τοὺς πόδας αὐτοῦ</w:t>
+      </w:r>
+    </w:p>
+    <w:p>
+      <w:pPr/>
+      <w:r>
+        <w:rPr>
+          <w:lang w:val="id_ID" w:bidi="id_ID"/>
+        </w:rPr>
+      </w:r>
+      <w:r>
+        <w:rPr>
+          <w:b/>
+          <w:lang w:val="id_ID" w:bidi="id_ID"/>
+        </w:rPr>
         <w:t>"meletakkan mereka pada kaki Yesus"</w:t>
       </w:r>
     </w:p>
@@ -7600,6 +8050,21 @@
           <w:b/>
           <w:lang w:val="id_ID" w:bidi="id_ID"/>
         </w:rPr>
+        <w:t>ἔρριψαν αὐτοὺς &amp; αὐτούς</w:t>
+      </w:r>
+    </w:p>
+    <w:p>
+      <w:pPr/>
+      <w:r>
+        <w:rPr>
+          <w:lang w:val="id_ID" w:bidi="id_ID"/>
+        </w:rPr>
+      </w:r>
+      <w:r>
+        <w:rPr>
+          <w:b/>
+          <w:lang w:val="id_ID" w:bidi="id_ID"/>
+        </w:rPr>
         <w:t>"lalu meletakkan mereka"</w:t>
       </w:r>
       <w:r>
@@ -7735,6 +8200,21 @@
           <w:b/>
           <w:lang w:val="id_ID" w:bidi="id_ID"/>
         </w:rPr>
+        <w:t>ὥστε</w:t>
+      </w:r>
+    </w:p>
+    <w:p>
+      <w:pPr/>
+      <w:r>
+        <w:rPr>
+          <w:lang w:val="id_ID" w:bidi="id_ID"/>
+        </w:rPr>
+      </w:r>
+      <w:r>
+        <w:rPr>
+          <w:b/>
+          <w:lang w:val="id_ID" w:bidi="id_ID"/>
+        </w:rPr>
         <w:t>"Maka"</w:t>
       </w:r>
     </w:p>
@@ -7817,6 +8297,21 @@
         <w:rPr>
           <w:lang w:val="id_ID" w:bidi="id_ID"/>
         </w:rPr>
+      </w:r>
+    </w:p>
+    <w:p>
+      <w:pPr/>
+      <w:r>
+        <w:rPr>
+          <w:lang w:val="id_ID" w:bidi="id_ID"/>
+        </w:rPr>
+      </w:r>
+      <w:r>
+        <w:rPr>
+          <w:b/>
+          <w:lang w:val="id_ID" w:bidi="id_ID"/>
+        </w:rPr>
+        <w:t>κωφοὺς &amp; κυλλοὺς &amp; χωλοὺς &amp; τυφλοὺς</w:t>
       </w:r>
     </w:p>
     <w:p>
@@ -7971,6 +8466,21 @@
           <w:b/>
           <w:lang w:val="id_ID" w:bidi="id_ID"/>
         </w:rPr>
+        <w:t>τὸν Θεὸν Ἰσραήλ</w:t>
+      </w:r>
+    </w:p>
+    <w:p>
+      <w:pPr/>
+      <w:r>
+        <w:rPr>
+          <w:lang w:val="id_ID" w:bidi="id_ID"/>
+        </w:rPr>
+      </w:r>
+      <w:r>
+        <w:rPr>
+          <w:b/>
+          <w:lang w:val="id_ID" w:bidi="id_ID"/>
+        </w:rPr>
         <w:t>"Allah Israel"</w:t>
       </w:r>
     </w:p>
@@ -8080,6 +8590,21 @@
           <w:b/>
           <w:lang w:val="id_ID" w:bidi="id_ID"/>
         </w:rPr>
+        <w:t>Ἰσραήλ</w:t>
+      </w:r>
+    </w:p>
+    <w:p>
+      <w:pPr/>
+      <w:r>
+        <w:rPr>
+          <w:lang w:val="id_ID" w:bidi="id_ID"/>
+        </w:rPr>
+      </w:r>
+      <w:r>
+        <w:rPr>
+          <w:b/>
+          <w:lang w:val="id_ID" w:bidi="id_ID"/>
+        </w:rPr>
         <w:t>"Israel"</w:t>
       </w:r>
     </w:p>
@@ -8176,6 +8701,21 @@
           <w:b/>
           <w:lang w:val="id_ID" w:bidi="id_ID"/>
         </w:rPr>
+        <w:t>δὲ</w:t>
+      </w:r>
+    </w:p>
+    <w:p>
+      <w:pPr/>
+      <w:r>
+        <w:rPr>
+          <w:lang w:val="id_ID" w:bidi="id_ID"/>
+        </w:rPr>
+      </w:r>
+      <w:r>
+        <w:rPr>
+          <w:b/>
+          <w:lang w:val="id_ID" w:bidi="id_ID"/>
+        </w:rPr>
         <w:t>"Lalu"</w:t>
       </w:r>
     </w:p>
@@ -8285,6 +8825,21 @@
           <w:b/>
           <w:lang w:val="id_ID" w:bidi="id_ID"/>
         </w:rPr>
+        <w:t>σπλαγχνίζομαι ἐπὶ τὸν ὄχλον, ὅτι ἤδη ἡμέραι τρεῖς προσμένουσίν μοι, καὶ οὐκ ἔχουσιν τι φάγωσιν</w:t>
+      </w:r>
+    </w:p>
+    <w:p>
+      <w:pPr/>
+      <w:r>
+        <w:rPr>
+          <w:lang w:val="id_ID" w:bidi="id_ID"/>
+        </w:rPr>
+      </w:r>
+      <w:r>
+        <w:rPr>
+          <w:b/>
+          <w:lang w:val="id_ID" w:bidi="id_ID"/>
+        </w:rPr>
         <w:t>"Hati-Ku tergerak oleh belas kasihan kepada orang banyak itu. Sudah tiga hari mereka mengikuti Aku dan mereka tidak mempunyai makanan."</w:t>
       </w:r>
     </w:p>
@@ -8368,6 +8923,21 @@
           <w:b/>
           <w:lang w:val="id_ID" w:bidi="id_ID"/>
         </w:rPr>
+        <w:t>σπλαγχνίζομαι ἐπὶ</w:t>
+      </w:r>
+    </w:p>
+    <w:p>
+      <w:pPr/>
+      <w:r>
+        <w:rPr>
+          <w:lang w:val="id_ID" w:bidi="id_ID"/>
+        </w:rPr>
+      </w:r>
+      <w:r>
+        <w:rPr>
+          <w:b/>
+          <w:lang w:val="id_ID" w:bidi="id_ID"/>
+        </w:rPr>
         <w:t>"Hati-Ku tergerak oleh belas kasihan"</w:t>
       </w:r>
     </w:p>
@@ -8464,6 +9034,21 @@
           <w:b/>
           <w:lang w:val="id_ID" w:bidi="id_ID"/>
         </w:rPr>
+        <w:t>ἐκλυθῶσιν</w:t>
+      </w:r>
+    </w:p>
+    <w:p>
+      <w:pPr/>
+      <w:r>
+        <w:rPr>
+          <w:lang w:val="id_ID" w:bidi="id_ID"/>
+        </w:rPr>
+      </w:r>
+      <w:r>
+        <w:rPr>
+          <w:b/>
+          <w:lang w:val="id_ID" w:bidi="id_ID"/>
+        </w:rPr>
         <w:t>"nanti mereka pingsan"</w:t>
       </w:r>
     </w:p>
@@ -8527,6 +9112,21 @@
           <w:b/>
           <w:lang w:val="id_ID" w:bidi="id_ID"/>
         </w:rPr>
+        <w:t>ἐν τῇ ὁδῷ</w:t>
+      </w:r>
+    </w:p>
+    <w:p>
+      <w:pPr/>
+      <w:r>
+        <w:rPr>
+          <w:lang w:val="id_ID" w:bidi="id_ID"/>
+        </w:rPr>
+      </w:r>
+      <w:r>
+        <w:rPr>
+          <w:b/>
+          <w:lang w:val="id_ID" w:bidi="id_ID"/>
+        </w:rPr>
         <w:t>"di jalan"</w:t>
       </w:r>
     </w:p>
@@ -8623,6 +9223,21 @@
           <w:b/>
           <w:lang w:val="id_ID" w:bidi="id_ID"/>
         </w:rPr>
+        <w:t>λέγουσιν</w:t>
+      </w:r>
+    </w:p>
+    <w:p>
+      <w:pPr/>
+      <w:r>
+        <w:rPr>
+          <w:lang w:val="id_ID" w:bidi="id_ID"/>
+        </w:rPr>
+      </w:r>
+      <w:r>
+        <w:rPr>
+          <w:b/>
+          <w:lang w:val="id_ID" w:bidi="id_ID"/>
+        </w:rPr>
         <w:t>"Kata"</w:t>
       </w:r>
     </w:p>
@@ -8706,6 +9321,21 @@
           <w:b/>
           <w:lang w:val="id_ID" w:bidi="id_ID"/>
         </w:rPr>
+        <w:t>πόθεν ἡμῖν ἐν ἐρημίᾳ, ἄρτοι τοσοῦτοι ὥστε χορτάσαι ὄχλον τοσοῦτον?</w:t>
+      </w:r>
+    </w:p>
+    <w:p>
+      <w:pPr/>
+      <w:r>
+        <w:rPr>
+          <w:lang w:val="id_ID" w:bidi="id_ID"/>
+        </w:rPr>
+      </w:r>
+      <w:r>
+        <w:rPr>
+          <w:b/>
+          <w:lang w:val="id_ID" w:bidi="id_ID"/>
+        </w:rPr>
         <w:t>"Bagaimana di tempat sunyi ini kita mendapat roti untuk mengenyangkan orang banyak yang begitu besar jumlahnya"</w:t>
       </w:r>
     </w:p>
@@ -8789,6 +9419,21 @@
           <w:b/>
           <w:lang w:val="id_ID" w:bidi="id_ID"/>
         </w:rPr>
+        <w:t>ἄρτοι</w:t>
+      </w:r>
+    </w:p>
+    <w:p>
+      <w:pPr/>
+      <w:r>
+        <w:rPr>
+          <w:lang w:val="id_ID" w:bidi="id_ID"/>
+        </w:rPr>
+      </w:r>
+      <w:r>
+        <w:rPr>
+          <w:b/>
+          <w:lang w:val="id_ID" w:bidi="id_ID"/>
+        </w:rPr>
         <w:t>"roti"</w:t>
       </w:r>
     </w:p>
@@ -8885,6 +9530,21 @@
           <w:b/>
           <w:lang w:val="id_ID" w:bidi="id_ID"/>
         </w:rPr>
+        <w:t>λέγει</w:t>
+      </w:r>
+    </w:p>
+    <w:p>
+      <w:pPr/>
+      <w:r>
+        <w:rPr>
+          <w:lang w:val="id_ID" w:bidi="id_ID"/>
+        </w:rPr>
+      </w:r>
+      <w:r>
+        <w:rPr>
+          <w:b/>
+          <w:lang w:val="id_ID" w:bidi="id_ID"/>
+        </w:rPr>
         <w:t>"Kata"</w:t>
       </w:r>
     </w:p>
@@ -8954,6 +9614,21 @@
         <w:rPr>
           <w:lang w:val="id_ID" w:bidi="id_ID"/>
         </w:rPr>
+      </w:r>
+    </w:p>
+    <w:p>
+      <w:pPr/>
+      <w:r>
+        <w:rPr>
+          <w:lang w:val="id_ID" w:bidi="id_ID"/>
+        </w:rPr>
+      </w:r>
+      <w:r>
+        <w:rPr>
+          <w:b/>
+          <w:lang w:val="id_ID" w:bidi="id_ID"/>
+        </w:rPr>
+        <w:t>ἄρτους</w:t>
       </w:r>
     </w:p>
     <w:p>
@@ -9144,6 +9819,21 @@
           <w:b/>
           <w:lang w:val="id_ID" w:bidi="id_ID"/>
         </w:rPr>
+        <w:t>ἑπτά, καὶ</w:t>
+      </w:r>
+    </w:p>
+    <w:p>
+      <w:pPr/>
+      <w:r>
+        <w:rPr>
+          <w:lang w:val="id_ID" w:bidi="id_ID"/>
+        </w:rPr>
+      </w:r>
+      <w:r>
+        <w:rPr>
+          <w:b/>
+          <w:lang w:val="id_ID" w:bidi="id_ID"/>
+        </w:rPr>
         <w:t>"Tujuh ... dan"</w:t>
       </w:r>
     </w:p>
@@ -9227,6 +9917,21 @@
           <w:b/>
           <w:lang w:val="id_ID" w:bidi="id_ID"/>
         </w:rPr>
+        <w:t>ἀναπεσεῖν ἐπὶ τὴν γῆν</w:t>
+      </w:r>
+    </w:p>
+    <w:p>
+      <w:pPr/>
+      <w:r>
+        <w:rPr>
+          <w:lang w:val="id_ID" w:bidi="id_ID"/>
+        </w:rPr>
+      </w:r>
+      <w:r>
+        <w:rPr>
+          <w:b/>
+          <w:lang w:val="id_ID" w:bidi="id_ID"/>
+        </w:rPr>
         <w:t>"duduk di tanah"</w:t>
       </w:r>
     </w:p>
@@ -9317,6 +10022,21 @@
         <w:rPr>
           <w:lang w:val="id_ID" w:bidi="id_ID"/>
         </w:rPr>
+      </w:r>
+    </w:p>
+    <w:p>
+      <w:pPr/>
+      <w:r>
+        <w:rPr>
+          <w:lang w:val="id_ID" w:bidi="id_ID"/>
+        </w:rPr>
+      </w:r>
+      <w:r>
+        <w:rPr>
+          <w:b/>
+          <w:lang w:val="id_ID" w:bidi="id_ID"/>
+        </w:rPr>
+        <w:t>ἄρτους</w:t>
       </w:r>
     </w:p>
     <w:p>
@@ -9453,6 +10173,21 @@
           <w:b/>
           <w:lang w:val="id_ID" w:bidi="id_ID"/>
         </w:rPr>
+        <w:t>ἔκλασεν καὶ ἐδίδου</w:t>
+      </w:r>
+    </w:p>
+    <w:p>
+      <w:pPr/>
+      <w:r>
+        <w:rPr>
+          <w:lang w:val="id_ID" w:bidi="id_ID"/>
+        </w:rPr>
+      </w:r>
+      <w:r>
+        <w:rPr>
+          <w:b/>
+          <w:lang w:val="id_ID" w:bidi="id_ID"/>
+        </w:rPr>
         <w:t>"memecah-mecahkannya dan memberikannya"</w:t>
       </w:r>
     </w:p>
@@ -9549,6 +10284,21 @@
           <w:b/>
           <w:lang w:val="id_ID" w:bidi="id_ID"/>
         </w:rPr>
+        <w:t>οἱ &amp; μαθηταὶ τοῖς ὄχλοις</w:t>
+      </w:r>
+    </w:p>
+    <w:p>
+      <w:pPr/>
+      <w:r>
+        <w:rPr>
+          <w:lang w:val="id_ID" w:bidi="id_ID"/>
+        </w:rPr>
+      </w:r>
+      <w:r>
+        <w:rPr>
+          <w:b/>
+          <w:lang w:val="id_ID" w:bidi="id_ID"/>
+        </w:rPr>
         <w:t>"lalu murid-murid-Nya memberikannya pula kepada orang banyak"</w:t>
       </w:r>
     </w:p>
@@ -9632,6 +10382,21 @@
           <w:b/>
           <w:lang w:val="id_ID" w:bidi="id_ID"/>
         </w:rPr>
+        <w:t>ἔφαγον πάντες &amp; ἦραν</w:t>
+      </w:r>
+    </w:p>
+    <w:p>
+      <w:pPr/>
+      <w:r>
+        <w:rPr>
+          <w:lang w:val="id_ID" w:bidi="id_ID"/>
+        </w:rPr>
+      </w:r>
+      <w:r>
+        <w:rPr>
+          <w:b/>
+          <w:lang w:val="id_ID" w:bidi="id_ID"/>
+        </w:rPr>
         <w:t>"mereka semuanya makan"</w:t>
       </w:r>
       <w:r>
@@ -9780,6 +10545,21 @@
           <w:b/>
           <w:lang w:val="id_ID" w:bidi="id_ID"/>
         </w:rPr>
+        <w:t>καὶ ἐχορτάσθησαν</w:t>
+      </w:r>
+    </w:p>
+    <w:p>
+      <w:pPr/>
+      <w:r>
+        <w:rPr>
+          <w:lang w:val="id_ID" w:bidi="id_ID"/>
+        </w:rPr>
+      </w:r>
+      <w:r>
+        <w:rPr>
+          <w:b/>
+          <w:lang w:val="id_ID" w:bidi="id_ID"/>
+        </w:rPr>
         <w:t>"sampai kenyang"</w:t>
       </w:r>
     </w:p>
@@ -9863,6 +10643,21 @@
           <w:b/>
           <w:lang w:val="id_ID" w:bidi="id_ID"/>
         </w:rPr>
+        <w:t>τὸ περισσεῦον τῶν κλασμάτων</w:t>
+      </w:r>
+    </w:p>
+    <w:p>
+      <w:pPr/>
+      <w:r>
+        <w:rPr>
+          <w:lang w:val="id_ID" w:bidi="id_ID"/>
+        </w:rPr>
+      </w:r>
+      <w:r>
+        <w:rPr>
+          <w:b/>
+          <w:lang w:val="id_ID" w:bidi="id_ID"/>
+        </w:rPr>
         <w:t>"potongan-potongan roti yang sisa"</w:t>
       </w:r>
     </w:p>
@@ -9959,6 +10754,21 @@
           <w:b/>
           <w:lang w:val="id_ID" w:bidi="id_ID"/>
         </w:rPr>
+        <w:t>σπυρίδας</w:t>
+      </w:r>
+    </w:p>
+    <w:p>
+      <w:pPr/>
+      <w:r>
+        <w:rPr>
+          <w:lang w:val="id_ID" w:bidi="id_ID"/>
+        </w:rPr>
+      </w:r>
+      <w:r>
+        <w:rPr>
+          <w:b/>
+          <w:lang w:val="id_ID" w:bidi="id_ID"/>
+        </w:rPr>
         <w:t>"bakul"</w:t>
       </w:r>
     </w:p>
@@ -10055,6 +10865,21 @@
           <w:b/>
           <w:lang w:val="id_ID" w:bidi="id_ID"/>
         </w:rPr>
+        <w:t>δὲ</w:t>
+      </w:r>
+    </w:p>
+    <w:p>
+      <w:pPr/>
+      <w:r>
+        <w:rPr>
+          <w:lang w:val="id_ID" w:bidi="id_ID"/>
+        </w:rPr>
+      </w:r>
+      <w:r>
+        <w:rPr>
+          <w:b/>
+          <w:lang w:val="id_ID" w:bidi="id_ID"/>
+        </w:rPr>
         <w:t>"Yang"</w:t>
       </w:r>
     </w:p>
@@ -10151,6 +10976,21 @@
           <w:b/>
           <w:lang w:val="id_ID" w:bidi="id_ID"/>
         </w:rPr>
+        <w:t>χωρὶς γυναικῶν καὶ παιδίων</w:t>
+      </w:r>
+    </w:p>
+    <w:p>
+      <w:pPr/>
+      <w:r>
+        <w:rPr>
+          <w:lang w:val="id_ID" w:bidi="id_ID"/>
+        </w:rPr>
+      </w:r>
+      <w:r>
+        <w:rPr>
+          <w:b/>
+          <w:lang w:val="id_ID" w:bidi="id_ID"/>
+        </w:rPr>
         <w:t>"tidak termasuk perempuan dan anak-anak"</w:t>
       </w:r>
     </w:p>
@@ -10247,6 +11087,21 @@
           <w:b/>
           <w:lang w:val="id_ID" w:bidi="id_ID"/>
         </w:rPr>
+        <w:t>ἐνέβη</w:t>
+      </w:r>
+    </w:p>
+    <w:p>
+      <w:pPr/>
+      <w:r>
+        <w:rPr>
+          <w:lang w:val="id_ID" w:bidi="id_ID"/>
+        </w:rPr>
+      </w:r>
+      <w:r>
+        <w:rPr>
+          <w:b/>
+          <w:lang w:val="id_ID" w:bidi="id_ID"/>
+        </w:rPr>
         <w:t>"Ia naik perahu dan bertolak"</w:t>
       </w:r>
     </w:p>
@@ -10330,6 +11185,21 @@
           <w:b/>
           <w:lang w:val="id_ID" w:bidi="id_ID"/>
         </w:rPr>
+        <w:t>ἦλθεν</w:t>
+      </w:r>
+    </w:p>
+    <w:p>
+      <w:pPr/>
+      <w:r>
+        <w:rPr>
+          <w:lang w:val="id_ID" w:bidi="id_ID"/>
+        </w:rPr>
+      </w:r>
+      <w:r>
+        <w:rPr>
+          <w:b/>
+          <w:lang w:val="id_ID" w:bidi="id_ID"/>
+        </w:rPr>
         <w:t>"bertolak"</w:t>
       </w:r>
     </w:p>
@@ -10426,6 +11296,21 @@
           <w:b/>
           <w:lang w:val="id_ID" w:bidi="id_ID"/>
         </w:rPr>
+        <w:t>Μαγαδάν</w:t>
+      </w:r>
+    </w:p>
+    <w:p>
+      <w:pPr/>
+      <w:r>
+        <w:rPr>
+          <w:lang w:val="id_ID" w:bidi="id_ID"/>
+        </w:rPr>
+      </w:r>
+      <w:r>
+        <w:rPr>
+          <w:b/>
+          <w:lang w:val="id_ID" w:bidi="id_ID"/>
+        </w:rPr>
         <w:t>"ke daerah Magadan"</w:t>
       </w:r>
     </w:p>
@@ -10554,6 +11439,21 @@
           <w:b/>
           <w:lang w:val="id_ID" w:bidi="id_ID"/>
         </w:rPr>
+        <w:t>Μαγαδάν</w:t>
+      </w:r>
+    </w:p>
+    <w:p>
+      <w:pPr/>
+      <w:r>
+        <w:rPr>
+          <w:lang w:val="id_ID" w:bidi="id_ID"/>
+        </w:rPr>
+      </w:r>
+      <w:r>
+        <w:rPr>
+          <w:b/>
+          <w:lang w:val="id_ID" w:bidi="id_ID"/>
+        </w:rPr>
         <w:t>"ke daerah Magadan"</w:t>
       </w:r>
     </w:p>
@@ -10636,6 +11536,21 @@
         <w:rPr>
           <w:lang w:val="id_ID" w:bidi="id_ID"/>
         </w:rPr>
+      </w:r>
+    </w:p>
+    <w:p>
+      <w:pPr/>
+      <w:r>
+        <w:rPr>
+          <w:lang w:val="id_ID" w:bidi="id_ID"/>
+        </w:rPr>
+      </w:r>
+      <w:r>
+        <w:rPr>
+          <w:b/>
+          <w:lang w:val="id_ID" w:bidi="id_ID"/>
+        </w:rPr>
+        <w:t>καὶ</w:t>
       </w:r>
     </w:p>
     <w:p>
@@ -18287,6 +19202,768 @@
         <w:rPr>
           <w:lang w:val="id_ID" w:bidi="id_ID"/>
         </w:rPr>
+        <w:t>Matius 16:17 (#2)</w:t>
+      </w:r>
+      <w:r>
+        <w:rPr>
+          <w:lang w:val="id_ID" w:bidi="id_ID"/>
+        </w:rPr>
+      </w:r>
+    </w:p>
+    <w:p>
+      <w:pPr/>
+      <w:r>
+        <w:rPr>
+          <w:lang w:val="id_ID" w:bidi="id_ID"/>
+        </w:rPr>
+      </w:r>
+      <w:r>
+        <w:rPr>
+          <w:b/>
+          <w:lang w:val="id_ID" w:bidi="id_ID"/>
+        </w:rPr>
+        <w:t>"Berbahagialah engkau Simon bin Yunus sebab bukan manusia yang menyatakan itu kepadamu, melainkan Bapa-Ku yang di sorga."</w:t>
+      </w:r>
+    </w:p>
+    <w:p>
+      <w:pPr/>
+      <w:r>
+        <w:rPr>
+          <w:lang w:val="id_ID" w:bidi="id_ID"/>
+        </w:rPr>
+      </w:r>
+      <w:r>
+        <w:rPr>
+          <w:lang w:val="id_ID" w:bidi="id_ID"/>
+        </w:rPr>
+        <w:t>Jika lebih alami dalam bahasa Anda, Anda bisa membalikkan urutan klausa ini karena klausa terakhir memberikan alasan untuk hasil yang dijelaskan oleh klausa pertama. Terjemahan alternatif: "Sebab bukan manusia yang menyatakan itu kepadamu, melainkan Bapa-Ku yang di sorga, berbahagialah engkau Simon bin Yunus"</w:t>
+      </w:r>
+    </w:p>
+    <w:p>
+      <w:pPr/>
+      <w:r>
+        <w:rPr>
+          <w:lang w:val="id_ID" w:bidi="id_ID"/>
+        </w:rPr>
+      </w:r>
+      <w:r>
+        <w:rPr>
+          <w:lang w:val="id_ID" w:bidi="id_ID"/>
+        </w:rPr>
+        <w:t xml:space="preserve">Lihat: </w:t>
+      </w:r>
+      <w:r>
+        <w:rPr>
+          <w:lang w:val="id_ID" w:bidi="id_ID"/>
+        </w:rPr>
+        <w:t>Menghubungkan — Hubungan Sebab dan Akibat</w:t>
+      </w:r>
+      <w:r>
+        <w:rPr>
+          <w:lang w:val="id_ID" w:bidi="id_ID"/>
+        </w:rPr>
+      </w:r>
+      <w:r>
+        <w:rPr>
+          <w:lang w:val="id_ID" w:bidi="id_ID"/>
+        </w:rPr>
+      </w:r>
+    </w:p>
+    <w:p>
+      <w:pPr/>
+      <w:r>
+        <w:rPr>
+          <w:lang w:val="id_ID" w:bidi="id_ID"/>
+        </w:rPr>
+      </w:r>
+    </w:p>
+    <w:p>
+      <w:pPr>
+        <w:pStyle w:val="Heading2"/>
+      </w:pPr>
+      <w:r>
+        <w:rPr>
+          <w:lang w:val="id_ID" w:bidi="id_ID"/>
+        </w:rPr>
+        <w:t>Matius 16:17 (#3)</w:t>
+      </w:r>
+      <w:r>
+        <w:rPr>
+          <w:lang w:val="id_ID" w:bidi="id_ID"/>
+        </w:rPr>
+      </w:r>
+    </w:p>
+    <w:p>
+      <w:pPr/>
+      <w:r>
+        <w:rPr>
+          <w:lang w:val="id_ID" w:bidi="id_ID"/>
+        </w:rPr>
+      </w:r>
+      <w:r>
+        <w:rPr>
+          <w:b/>
+          <w:lang w:val="id_ID" w:bidi="id_ID"/>
+        </w:rPr>
+        <w:t>"berbahagialah engkau"</w:t>
+      </w:r>
+    </w:p>
+    <w:p>
+      <w:pPr/>
+      <w:r>
+        <w:rPr>
+          <w:lang w:val="id_ID" w:bidi="id_ID"/>
+        </w:rPr>
+      </w:r>
+      <w:r>
+        <w:rPr>
+          <w:lang w:val="id_ID" w:bidi="id_ID"/>
+        </w:rPr>
+        <w:t>Jika bahasa Anda tidak menggunakan bentuk pasif ini, Anda bisa menyampaikan gagasan tersebut dalam bentuk aktif atau dengan cara lain yang alami dalam bahasa Anda. Jika Anda perlu menyebutkan siapa yang melakukan tindakan tersebut, jelas dari konteks bahwa itu adalah Allah. Terjemahan alternatif: "Allah akan memberkati engkau"</w:t>
+      </w:r>
+    </w:p>
+    <w:p>
+      <w:pPr/>
+      <w:r>
+        <w:rPr>
+          <w:lang w:val="id_ID" w:bidi="id_ID"/>
+        </w:rPr>
+      </w:r>
+      <w:r>
+        <w:rPr>
+          <w:lang w:val="id_ID" w:bidi="id_ID"/>
+        </w:rPr>
+        <w:t xml:space="preserve">Lihat: </w:t>
+      </w:r>
+      <w:r>
+        <w:rPr>
+          <w:lang w:val="id_ID" w:bidi="id_ID"/>
+        </w:rPr>
+        <w:t>Aktif atau Pasif</w:t>
+      </w:r>
+      <w:r>
+        <w:rPr>
+          <w:lang w:val="id_ID" w:bidi="id_ID"/>
+        </w:rPr>
+      </w:r>
+      <w:r>
+        <w:rPr>
+          <w:lang w:val="id_ID" w:bidi="id_ID"/>
+        </w:rPr>
+      </w:r>
+    </w:p>
+    <w:p>
+      <w:pPr/>
+      <w:r>
+        <w:rPr>
+          <w:lang w:val="id_ID" w:bidi="id_ID"/>
+        </w:rPr>
+      </w:r>
+    </w:p>
+    <w:p>
+      <w:pPr>
+        <w:pStyle w:val="Heading2"/>
+      </w:pPr>
+      <w:r>
+        <w:rPr>
+          <w:lang w:val="id_ID" w:bidi="id_ID"/>
+        </w:rPr>
+        <w:t>Matius 16:17 (#4)</w:t>
+      </w:r>
+      <w:r>
+        <w:rPr>
+          <w:lang w:val="id_ID" w:bidi="id_ID"/>
+        </w:rPr>
+      </w:r>
+    </w:p>
+    <w:p>
+      <w:pPr/>
+      <w:r>
+        <w:rPr>
+          <w:lang w:val="id_ID" w:bidi="id_ID"/>
+        </w:rPr>
+      </w:r>
+      <w:r>
+        <w:rPr>
+          <w:b/>
+          <w:lang w:val="id_ID" w:bidi="id_ID"/>
+        </w:rPr>
+        <w:t>"engkau,"</w:t>
+      </w:r>
+      <w:r>
+        <w:rPr>
+          <w:lang w:val="id_ID" w:bidi="id_ID"/>
+        </w:rPr>
+        <w:t xml:space="preserve"> - </w:t>
+      </w:r>
+      <w:r>
+        <w:rPr>
+          <w:b/>
+          <w:lang w:val="id_ID" w:bidi="id_ID"/>
+        </w:rPr>
+        <w:t>"kepadamu"</w:t>
+      </w:r>
+    </w:p>
+    <w:p>
+      <w:pPr/>
+      <w:r>
+        <w:rPr>
+          <w:lang w:val="id_ID" w:bidi="id_ID"/>
+        </w:rPr>
+      </w:r>
+      <w:r>
+        <w:rPr>
+          <w:lang w:val="id_ID" w:bidi="id_ID"/>
+        </w:rPr>
+        <w:t xml:space="preserve">Karena Yesus sedang berbicara kepada Petrus, kata </w:t>
+      </w:r>
+      <w:r>
+        <w:rPr>
+          <w:b/>
+          <w:lang w:val="id_ID" w:bidi="id_ID"/>
+        </w:rPr>
+        <w:t xml:space="preserve">engkau </w:t>
+      </w:r>
+      <w:r>
+        <w:rPr>
+          <w:lang w:val="id_ID" w:bidi="id_ID"/>
+        </w:rPr>
+        <w:t xml:space="preserve">dan </w:t>
+      </w:r>
+      <w:r>
+        <w:rPr>
+          <w:b/>
+          <w:lang w:val="id_ID" w:bidi="id_ID"/>
+        </w:rPr>
+        <w:t>mu</w:t>
+      </w:r>
+      <w:r>
+        <w:rPr>
+          <w:lang w:val="id_ID" w:bidi="id_ID"/>
+        </w:rPr>
+        <w:t xml:space="preserve"> di sepanjang Ayat ini adalah tunggal.</w:t>
+      </w:r>
+    </w:p>
+    <w:p>
+      <w:pPr/>
+      <w:r>
+        <w:rPr>
+          <w:lang w:val="id_ID" w:bidi="id_ID"/>
+        </w:rPr>
+      </w:r>
+      <w:r>
+        <w:rPr>
+          <w:lang w:val="id_ID" w:bidi="id_ID"/>
+        </w:rPr>
+        <w:t xml:space="preserve">Lihat: </w:t>
+      </w:r>
+      <w:r>
+        <w:rPr>
+          <w:lang w:val="id_ID" w:bidi="id_ID"/>
+        </w:rPr>
+        <w:t>Bentuk Kata 'Kamu' — Tunggal</w:t>
+      </w:r>
+      <w:r>
+        <w:rPr>
+          <w:lang w:val="id_ID" w:bidi="id_ID"/>
+        </w:rPr>
+      </w:r>
+      <w:r>
+        <w:rPr>
+          <w:lang w:val="id_ID" w:bidi="id_ID"/>
+        </w:rPr>
+      </w:r>
+    </w:p>
+    <w:p>
+      <w:pPr/>
+      <w:r>
+        <w:rPr>
+          <w:lang w:val="id_ID" w:bidi="id_ID"/>
+        </w:rPr>
+      </w:r>
+    </w:p>
+    <w:p>
+      <w:pPr>
+        <w:pStyle w:val="Heading2"/>
+      </w:pPr>
+      <w:r>
+        <w:rPr>
+          <w:lang w:val="id_ID" w:bidi="id_ID"/>
+        </w:rPr>
+        <w:t>Matius 16:17 (#5)</w:t>
+      </w:r>
+      <w:r>
+        <w:rPr>
+          <w:lang w:val="id_ID" w:bidi="id_ID"/>
+        </w:rPr>
+      </w:r>
+    </w:p>
+    <w:p>
+      <w:pPr/>
+      <w:r>
+        <w:rPr>
+          <w:lang w:val="id_ID" w:bidi="id_ID"/>
+        </w:rPr>
+      </w:r>
+      <w:r>
+        <w:rPr>
+          <w:b/>
+          <w:lang w:val="id_ID" w:bidi="id_ID"/>
+        </w:rPr>
+        <w:t>"Simon bin Yunus"</w:t>
+      </w:r>
+    </w:p>
+    <w:p>
+      <w:pPr/>
+      <w:r>
+        <w:rPr>
+          <w:lang w:val="id_ID" w:bidi="id_ID"/>
+        </w:rPr>
+      </w:r>
+      <w:r>
+        <w:rPr>
+          <w:b/>
+          <w:lang w:val="id_ID" w:bidi="id_ID"/>
+        </w:rPr>
+        <w:t>bin</w:t>
+      </w:r>
+      <w:r>
+        <w:rPr>
+          <w:lang w:val="id_ID" w:bidi="id_ID"/>
+        </w:rPr>
+        <w:t xml:space="preserve"> adalah kata yang dipinjam dari bahasa Aram. Anda perlu memutuskan apakah Anda juga akan meminjam kata ini ke dalam bahasa Anda atau apakah Anda akan menerjemahkan artinya. Pendekatan mana pun memiliki dukungan yang luas. Jika Anda meminjam kata tersebut, Anda dapat mengeja kata tersebut sesuai dengan bunyinya dalam bahasa Anda dan kemudian meletakkan terjemahannya dalam catatan kaki. Terjemahan alternatif: “Simon anak Yunus"\n</w:t>
+      </w:r>
+    </w:p>
+    <w:p>
+      <w:pPr/>
+      <w:r>
+        <w:rPr>
+          <w:lang w:val="id_ID" w:bidi="id_ID"/>
+        </w:rPr>
+      </w:r>
+      <w:r>
+        <w:rPr>
+          <w:lang w:val="id_ID" w:bidi="id_ID"/>
+        </w:rPr>
+        <w:t xml:space="preserve">Lihat: </w:t>
+      </w:r>
+      <w:r>
+        <w:rPr>
+          <w:lang w:val="id_ID" w:bidi="id_ID"/>
+        </w:rPr>
+        <w:t>Menyalin atau Meminjam Kata</w:t>
+      </w:r>
+      <w:r>
+        <w:rPr>
+          <w:lang w:val="id_ID" w:bidi="id_ID"/>
+        </w:rPr>
+      </w:r>
+      <w:r>
+        <w:rPr>
+          <w:lang w:val="id_ID" w:bidi="id_ID"/>
+        </w:rPr>
+      </w:r>
+    </w:p>
+    <w:p>
+      <w:pPr/>
+      <w:r>
+        <w:rPr>
+          <w:lang w:val="id_ID" w:bidi="id_ID"/>
+        </w:rPr>
+      </w:r>
+    </w:p>
+    <w:p>
+      <w:pPr>
+        <w:pStyle w:val="Heading2"/>
+      </w:pPr>
+      <w:r>
+        <w:rPr>
+          <w:lang w:val="id_ID" w:bidi="id_ID"/>
+        </w:rPr>
+        <w:t>Matius 16:17 (#6)</w:t>
+      </w:r>
+      <w:r>
+        <w:rPr>
+          <w:lang w:val="id_ID" w:bidi="id_ID"/>
+        </w:rPr>
+      </w:r>
+    </w:p>
+    <w:p>
+      <w:pPr/>
+      <w:r>
+        <w:rPr>
+          <w:lang w:val="id_ID" w:bidi="id_ID"/>
+        </w:rPr>
+      </w:r>
+      <w:r>
+        <w:rPr>
+          <w:b/>
+          <w:lang w:val="id_ID" w:bidi="id_ID"/>
+        </w:rPr>
+        <w:t>"bin Yunus"</w:t>
+      </w:r>
+    </w:p>
+    <w:p>
+      <w:pPr/>
+      <w:r>
+        <w:rPr>
+          <w:lang w:val="id_ID" w:bidi="id_ID"/>
+        </w:rPr>
+      </w:r>
+      <w:r>
+        <w:rPr>
+          <w:lang w:val="id_ID" w:bidi="id_ID"/>
+        </w:rPr>
+        <w:t xml:space="preserve">Kata </w:t>
+      </w:r>
+      <w:r>
+        <w:rPr>
+          <w:b/>
+          <w:lang w:val="id_ID" w:bidi="id_ID"/>
+        </w:rPr>
+        <w:t>Yunus</w:t>
+      </w:r>
+      <w:r>
+        <w:rPr>
+          <w:lang w:val="id_ID" w:bidi="id_ID"/>
+        </w:rPr>
+        <w:t xml:space="preserve"> adalah nama seorang laki-laki.</w:t>
+      </w:r>
+    </w:p>
+    <w:p>
+      <w:pPr/>
+      <w:r>
+        <w:rPr>
+          <w:lang w:val="id_ID" w:bidi="id_ID"/>
+        </w:rPr>
+      </w:r>
+      <w:r>
+        <w:rPr>
+          <w:lang w:val="id_ID" w:bidi="id_ID"/>
+        </w:rPr>
+        <w:t xml:space="preserve">Lihat: </w:t>
+      </w:r>
+      <w:r>
+        <w:rPr>
+          <w:lang w:val="id_ID" w:bidi="id_ID"/>
+        </w:rPr>
+        <w:t>Cara Menerjemahkan Nama</w:t>
+      </w:r>
+      <w:r>
+        <w:rPr>
+          <w:lang w:val="id_ID" w:bidi="id_ID"/>
+        </w:rPr>
+      </w:r>
+      <w:r>
+        <w:rPr>
+          <w:lang w:val="id_ID" w:bidi="id_ID"/>
+        </w:rPr>
+      </w:r>
+    </w:p>
+    <w:p>
+      <w:pPr/>
+      <w:r>
+        <w:rPr>
+          <w:lang w:val="id_ID" w:bidi="id_ID"/>
+        </w:rPr>
+      </w:r>
+    </w:p>
+    <w:p>
+      <w:pPr>
+        <w:pStyle w:val="Heading2"/>
+      </w:pPr>
+      <w:r>
+        <w:rPr>
+          <w:lang w:val="id_ID" w:bidi="id_ID"/>
+        </w:rPr>
+        <w:t>Matius 16:17 (#7)</w:t>
+      </w:r>
+      <w:r>
+        <w:rPr>
+          <w:lang w:val="id_ID" w:bidi="id_ID"/>
+        </w:rPr>
+      </w:r>
+    </w:p>
+    <w:p>
+      <w:pPr/>
+      <w:r>
+        <w:rPr>
+          <w:lang w:val="id_ID" w:bidi="id_ID"/>
+        </w:rPr>
+      </w:r>
+      <w:r>
+        <w:rPr>
+          <w:b/>
+          <w:lang w:val="id_ID" w:bidi="id_ID"/>
+        </w:rPr>
+        <w:t>"bukan manusia yang menyatakan itu kepadamu, melainkan Bapa-Ku yang di sorga"</w:t>
+      </w:r>
+    </w:p>
+    <w:p>
+      <w:pPr/>
+      <w:r>
+        <w:rPr>
+          <w:lang w:val="id_ID" w:bidi="id_ID"/>
+        </w:rPr>
+      </w:r>
+      <w:r>
+        <w:rPr>
+          <w:lang w:val="id_ID" w:bidi="id_ID"/>
+        </w:rPr>
+        <w:t>Jika bahasa Anda tidak secara alami menempatkan pernyataan negatif sebelum pernyataan positif, Anda dapat membalikkan dua klausa di sini. Terjemahan alternatif: "Bapa-Ku di sorga yang menyatakan itu kepadamu, bukan manusia"</w:t>
+      </w:r>
+    </w:p>
+    <w:p>
+      <w:pPr/>
+      <w:r>
+        <w:rPr>
+          <w:lang w:val="id_ID" w:bidi="id_ID"/>
+        </w:rPr>
+      </w:r>
+      <w:r>
+        <w:rPr>
+          <w:lang w:val="id_ID" w:bidi="id_ID"/>
+        </w:rPr>
+        <w:t xml:space="preserve">Lihat: </w:t>
+      </w:r>
+      <w:r>
+        <w:rPr>
+          <w:lang w:val="id_ID" w:bidi="id_ID"/>
+        </w:rPr>
+        <w:t>Struktur Informasi</w:t>
+      </w:r>
+      <w:r>
+        <w:rPr>
+          <w:lang w:val="id_ID" w:bidi="id_ID"/>
+        </w:rPr>
+      </w:r>
+      <w:r>
+        <w:rPr>
+          <w:lang w:val="id_ID" w:bidi="id_ID"/>
+        </w:rPr>
+      </w:r>
+    </w:p>
+    <w:p>
+      <w:pPr/>
+      <w:r>
+        <w:rPr>
+          <w:lang w:val="id_ID" w:bidi="id_ID"/>
+        </w:rPr>
+      </w:r>
+    </w:p>
+    <w:p>
+      <w:pPr>
+        <w:pStyle w:val="Heading2"/>
+      </w:pPr>
+      <w:r>
+        <w:rPr>
+          <w:lang w:val="id_ID" w:bidi="id_ID"/>
+        </w:rPr>
+        <w:t>Matius 16:17 (#8)</w:t>
+      </w:r>
+      <w:r>
+        <w:rPr>
+          <w:lang w:val="id_ID" w:bidi="id_ID"/>
+        </w:rPr>
+      </w:r>
+    </w:p>
+    <w:p>
+      <w:pPr/>
+      <w:r>
+        <w:rPr>
+          <w:lang w:val="id_ID" w:bidi="id_ID"/>
+        </w:rPr>
+      </w:r>
+      <w:r>
+        <w:rPr>
+          <w:b/>
+          <w:lang w:val="id_ID" w:bidi="id_ID"/>
+        </w:rPr>
+        <w:t>"bukan manusia yang menyatakan itu"</w:t>
+      </w:r>
+    </w:p>
+    <w:p>
+      <w:pPr/>
+      <w:r>
+        <w:rPr>
+          <w:lang w:val="id_ID" w:bidi="id_ID"/>
+        </w:rPr>
+      </w:r>
+      <w:r>
+        <w:rPr>
+          <w:lang w:val="id_ID" w:bidi="id_ID"/>
+        </w:rPr>
+        <w:t xml:space="preserve">Frasa ini mengungkapkan satu gagasan dengan menggunakan dua kata yang dihubungkan dengan kata hubung dan. Kata-kata </w:t>
+      </w:r>
+      <w:r>
+        <w:rPr>
+          <w:b/>
+          <w:lang w:val="id_ID" w:bidi="id_ID"/>
+        </w:rPr>
+        <w:t>daging dan darah</w:t>
+      </w:r>
+      <w:r>
+        <w:rPr>
+          <w:lang w:val="id_ID" w:bidi="id_ID"/>
+        </w:rPr>
+        <w:t xml:space="preserve"> bersama-sama mengidentifikasi apa artinya menjadi manusia. Jika akan lebih memudahkan pemahaman dalam bahasa Anda, Anda dapat mengungkapkan makna ini dengan frasa setara yang tidak menggunakan kata </w:t>
+      </w:r>
+      <w:r>
+        <w:rPr>
+          <w:b/>
+          <w:lang w:val="id_ID" w:bidi="id_ID"/>
+        </w:rPr>
+        <w:t>dan</w:t>
+      </w:r>
+      <w:r>
+        <w:rPr>
+          <w:lang w:val="id_ID" w:bidi="id_ID"/>
+        </w:rPr>
+        <w:t>. Terjemahan alternatif: “manusia tidak menyatakan ini” atau “tidak ada manusia yang menyatakan ini”</w:t>
+      </w:r>
+    </w:p>
+    <w:p>
+      <w:pPr/>
+      <w:r>
+        <w:rPr>
+          <w:lang w:val="id_ID" w:bidi="id_ID"/>
+        </w:rPr>
+      </w:r>
+      <w:r>
+        <w:rPr>
+          <w:lang w:val="id_ID" w:bidi="id_ID"/>
+        </w:rPr>
+        <w:t xml:space="preserve">Lihat: </w:t>
+      </w:r>
+      <w:r>
+        <w:rPr>
+          <w:lang w:val="id_ID" w:bidi="id_ID"/>
+        </w:rPr>
+        <w:t>Hendiadys</w:t>
+      </w:r>
+      <w:r>
+        <w:rPr>
+          <w:lang w:val="id_ID" w:bidi="id_ID"/>
+        </w:rPr>
+      </w:r>
+      <w:r>
+        <w:rPr>
+          <w:lang w:val="id_ID" w:bidi="id_ID"/>
+        </w:rPr>
+      </w:r>
+    </w:p>
+    <w:p>
+      <w:pPr/>
+      <w:r>
+        <w:rPr>
+          <w:lang w:val="id_ID" w:bidi="id_ID"/>
+        </w:rPr>
+      </w:r>
+    </w:p>
+    <w:p>
+      <w:pPr>
+        <w:pStyle w:val="Heading2"/>
+      </w:pPr>
+      <w:r>
+        <w:rPr>
+          <w:lang w:val="id_ID" w:bidi="id_ID"/>
+        </w:rPr>
+        <w:t>Matius 16:17 (#9)</w:t>
+      </w:r>
+      <w:r>
+        <w:rPr>
+          <w:lang w:val="id_ID" w:bidi="id_ID"/>
+        </w:rPr>
+      </w:r>
+    </w:p>
+    <w:p>
+      <w:pPr/>
+      <w:r>
+        <w:rPr>
+          <w:lang w:val="id_ID" w:bidi="id_ID"/>
+        </w:rPr>
+      </w:r>
+      <w:r>
+        <w:rPr>
+          <w:b/>
+          <w:lang w:val="id_ID" w:bidi="id_ID"/>
+        </w:rPr>
+        <w:t>"menyatakan itu kepadamu"</w:t>
+      </w:r>
+    </w:p>
+    <w:p>
+      <w:pPr/>
+      <w:r>
+        <w:rPr>
+          <w:lang w:val="id_ID" w:bidi="id_ID"/>
+        </w:rPr>
+      </w:r>
+      <w:r>
+        <w:rPr>
+          <w:lang w:val="id_ID" w:bidi="id_ID"/>
+        </w:rPr>
+        <w:t xml:space="preserve">Kata ganti </w:t>
+      </w:r>
+      <w:r>
+        <w:rPr>
+          <w:b/>
+          <w:lang w:val="id_ID" w:bidi="id_ID"/>
+        </w:rPr>
+        <w:t>itu</w:t>
+      </w:r>
+      <w:r>
+        <w:rPr>
+          <w:lang w:val="id_ID" w:bidi="id_ID"/>
+        </w:rPr>
+        <w:t xml:space="preserve"> merujuk pada pernyataan Petrus di Ayat sebelumnya bahwa Yesus adalah Kristus, Anak Allah yang hidup. Jika hal ini tidak jelas bagi pembaca Anda, Anda dapat merujuk pada pernyataan tersebut secara lebih langsung. Terjemahan alternatif: “menyatakan kepadamu bahwa Aku adalah Kristus” atau “menyatakan kepadamu apa yang baru saja kamu katakan”</w:t>
+      </w:r>
+    </w:p>
+    <w:p>
+      <w:pPr/>
+      <w:r>
+        <w:rPr>
+          <w:lang w:val="id_ID" w:bidi="id_ID"/>
+        </w:rPr>
+      </w:r>
+      <w:r>
+        <w:rPr>
+          <w:lang w:val="id_ID" w:bidi="id_ID"/>
+        </w:rPr>
+        <w:t xml:space="preserve">Lihat: </w:t>
+      </w:r>
+      <w:r>
+        <w:rPr>
+          <w:lang w:val="id_ID" w:bidi="id_ID"/>
+        </w:rPr>
+        <w:t>Kata Ganti — Kapan Menggunakannya</w:t>
+      </w:r>
+      <w:r>
+        <w:rPr>
+          <w:lang w:val="id_ID" w:bidi="id_ID"/>
+        </w:rPr>
+      </w:r>
+      <w:r>
+        <w:rPr>
+          <w:lang w:val="id_ID" w:bidi="id_ID"/>
+        </w:rPr>
+      </w:r>
+    </w:p>
+    <w:p>
+      <w:pPr/>
+      <w:r>
+        <w:rPr>
+          <w:lang w:val="id_ID" w:bidi="id_ID"/>
+        </w:rPr>
+      </w:r>
+    </w:p>
+    <w:p>
+      <w:pPr>
+        <w:pStyle w:val="Heading2"/>
+      </w:pPr>
+      <w:r>
+        <w:rPr>
+          <w:lang w:val="id_ID" w:bidi="id_ID"/>
+        </w:rPr>
         <w:t>Matius 16:17 (#10)</w:t>
       </w:r>
       <w:r>
@@ -18569,41 +20246,156 @@
         <w:rPr>
           <w:lang w:val="id_ID" w:bidi="id_ID"/>
         </w:rPr>
-        <w:t>Matius 16:17 (#2)</w:t>
-      </w:r>
-      <w:r>
-        <w:rPr>
-          <w:lang w:val="id_ID" w:bidi="id_ID"/>
-        </w:rPr>
-      </w:r>
-    </w:p>
-    <w:p>
-      <w:pPr/>
-      <w:r>
-        <w:rPr>
-          <w:lang w:val="id_ID" w:bidi="id_ID"/>
-        </w:rPr>
-      </w:r>
-      <w:r>
-        <w:rPr>
-          <w:b/>
-          <w:lang w:val="id_ID" w:bidi="id_ID"/>
-        </w:rPr>
-        <w:t>"Berbahagialah engkau Simon bin Yunus sebab bukan manusia yang menyatakan itu kepadamu, melainkan Bapa-Ku yang di sorga."</w:t>
-      </w:r>
-    </w:p>
-    <w:p>
-      <w:pPr/>
-      <w:r>
-        <w:rPr>
-          <w:lang w:val="id_ID" w:bidi="id_ID"/>
-        </w:rPr>
-      </w:r>
-      <w:r>
-        <w:rPr>
-          <w:lang w:val="id_ID" w:bidi="id_ID"/>
-        </w:rPr>
-        <w:t>Jika lebih alami dalam bahasa Anda, Anda bisa membalikkan urutan klausa ini karena klausa terakhir memberikan alasan untuk hasil yang dijelaskan oleh klausa pertama. Terjemahan alternatif: "Sebab bukan manusia yang menyatakan itu kepadamu, melainkan Bapa-Ku yang di sorga, berbahagialah engkau Simon bin Yunus"</w:t>
+        <w:t>Matius 16:18 (#1)</w:t>
+      </w:r>
+      <w:r>
+        <w:rPr>
+          <w:lang w:val="id_ID" w:bidi="id_ID"/>
+        </w:rPr>
+      </w:r>
+    </w:p>
+    <w:p>
+      <w:pPr/>
+      <w:r>
+        <w:rPr>
+          <w:lang w:val="id_ID" w:bidi="id_ID"/>
+        </w:rPr>
+      </w:r>
+      <w:r>
+        <w:rPr>
+          <w:b/>
+          <w:lang w:val="id_ID" w:bidi="id_ID"/>
+        </w:rPr>
+        <w:t>"Aku pun berkata kepadamu"</w:t>
+      </w:r>
+    </w:p>
+    <w:p>
+      <w:pPr/>
+      <w:r>
+        <w:rPr>
+          <w:lang w:val="id_ID" w:bidi="id_ID"/>
+        </w:rPr>
+      </w:r>
+      <w:r>
+        <w:rPr>
+          <w:lang w:val="id_ID" w:bidi="id_ID"/>
+        </w:rPr>
+        <w:t xml:space="preserve">Yesus menggunakan klausa </w:t>
+      </w:r>
+      <w:r>
+        <w:rPr>
+          <w:b/>
+          <w:lang w:val="id_ID" w:bidi="id_ID"/>
+        </w:rPr>
+        <w:t>Aku pun berkata kepadamu</w:t>
+      </w:r>
+      <w:r>
+        <w:rPr>
+          <w:lang w:val="id_ID" w:bidi="id_ID"/>
+        </w:rPr>
+        <w:t xml:space="preserve"> ini untuk menekankan apa yang Ia katakan kepada Petrus. Gunakan bentuk alami dalam bahasa Anda untuk menekankan kebenaran dan pentingnya sebuah pernyataan. Terjemahan alternatif: “Aku juga ingin kamu tahu”</w:t>
+      </w:r>
+      <w:r>
+        <w:rPr>
+          <w:lang w:val="id_ID" w:bidi="id_ID"/>
+        </w:rPr>
+      </w:r>
+      <w:r>
+        <w:rPr>
+          <w:lang w:val="id_ID" w:bidi="id_ID"/>
+        </w:rPr>
+      </w:r>
+    </w:p>
+    <w:p>
+      <w:pPr/>
+      <w:r>
+        <w:rPr>
+          <w:lang w:val="id_ID" w:bidi="id_ID"/>
+        </w:rPr>
+      </w:r>
+    </w:p>
+    <w:p>
+      <w:pPr>
+        <w:pStyle w:val="Heading2"/>
+      </w:pPr>
+      <w:r>
+        <w:rPr>
+          <w:lang w:val="id_ID" w:bidi="id_ID"/>
+        </w:rPr>
+        <w:t>Matius 16:18 (#2)</w:t>
+      </w:r>
+      <w:r>
+        <w:rPr>
+          <w:lang w:val="id_ID" w:bidi="id_ID"/>
+        </w:rPr>
+      </w:r>
+    </w:p>
+    <w:p>
+      <w:pPr/>
+      <w:r>
+        <w:rPr>
+          <w:lang w:val="id_ID" w:bidi="id_ID"/>
+        </w:rPr>
+      </w:r>
+      <w:r>
+        <w:rPr>
+          <w:b/>
+          <w:lang w:val="id_ID" w:bidi="id_ID"/>
+        </w:rPr>
+        <w:t>"kepadamu"</w:t>
+      </w:r>
+      <w:r>
+        <w:rPr>
+          <w:lang w:val="id_ID" w:bidi="id_ID"/>
+        </w:rPr>
+        <w:t xml:space="preserve"> - </w:t>
+      </w:r>
+      <w:r>
+        <w:rPr>
+          <w:b/>
+          <w:lang w:val="id_ID" w:bidi="id_ID"/>
+        </w:rPr>
+        <w:t>"engkau"</w:t>
+      </w:r>
+    </w:p>
+    <w:p>
+      <w:pPr/>
+      <w:r>
+        <w:rPr>
+          <w:lang w:val="id_ID" w:bidi="id_ID"/>
+        </w:rPr>
+      </w:r>
+      <w:r>
+        <w:rPr>
+          <w:lang w:val="id_ID" w:bidi="id_ID"/>
+        </w:rPr>
+        <w:t xml:space="preserve">Karena Yesus berbicara kepada Petrus, kata </w:t>
+      </w:r>
+      <w:r>
+        <w:rPr>
+          <w:b/>
+          <w:lang w:val="id_ID" w:bidi="id_ID"/>
+        </w:rPr>
+        <w:t>mu</w:t>
+      </w:r>
+      <w:r>
+        <w:rPr>
+          <w:lang w:val="id_ID" w:bidi="id_ID"/>
+        </w:rPr>
+        <w:t xml:space="preserve"> dan </w:t>
+      </w:r>
+      <w:r>
+        <w:rPr>
+          <w:b/>
+          <w:lang w:val="id_ID" w:bidi="id_ID"/>
+        </w:rPr>
+        <w:t>engkau</w:t>
+      </w:r>
+      <w:r>
+        <w:rPr>
+          <w:lang w:val="id_ID" w:bidi="id_ID"/>
+        </w:rPr>
+        <w:t xml:space="preserve"> di seluruh Ayat ini adalah tunggal.</w:t>
       </w:r>
     </w:p>
     <w:p>
@@ -18623,7 +20415,7 @@
         <w:rPr>
           <w:lang w:val="id_ID" w:bidi="id_ID"/>
         </w:rPr>
-        <w:t>Menghubungkan — Hubungan Sebab dan Akibat</w:t>
+        <w:t>Bentuk Kata 'Kamu' — Tunggal</w:t>
       </w:r>
       <w:r>
         <w:rPr>
@@ -18652,41 +20444,54 @@
         <w:rPr>
           <w:lang w:val="id_ID" w:bidi="id_ID"/>
         </w:rPr>
-        <w:t>Matius 16:17 (#3)</w:t>
-      </w:r>
-      <w:r>
-        <w:rPr>
-          <w:lang w:val="id_ID" w:bidi="id_ID"/>
-        </w:rPr>
-      </w:r>
-    </w:p>
-    <w:p>
-      <w:pPr/>
-      <w:r>
-        <w:rPr>
-          <w:lang w:val="id_ID" w:bidi="id_ID"/>
-        </w:rPr>
-      </w:r>
-      <w:r>
-        <w:rPr>
-          <w:b/>
-          <w:lang w:val="id_ID" w:bidi="id_ID"/>
-        </w:rPr>
-        <w:t>"berbahagialah engkau"</w:t>
-      </w:r>
-    </w:p>
-    <w:p>
-      <w:pPr/>
-      <w:r>
-        <w:rPr>
-          <w:lang w:val="id_ID" w:bidi="id_ID"/>
-        </w:rPr>
-      </w:r>
-      <w:r>
-        <w:rPr>
-          <w:lang w:val="id_ID" w:bidi="id_ID"/>
-        </w:rPr>
-        <w:t>Jika bahasa Anda tidak menggunakan bentuk pasif ini, Anda bisa menyampaikan gagasan tersebut dalam bentuk aktif atau dengan cara lain yang alami dalam bahasa Anda. Jika Anda perlu menyebutkan siapa yang melakukan tindakan tersebut, jelas dari konteks bahwa itu adalah Allah. Terjemahan alternatif: "Allah akan memberkati engkau"</w:t>
+        <w:t>Matius 16:18 (#3)</w:t>
+      </w:r>
+      <w:r>
+        <w:rPr>
+          <w:lang w:val="id_ID" w:bidi="id_ID"/>
+        </w:rPr>
+      </w:r>
+    </w:p>
+    <w:p>
+      <w:pPr/>
+      <w:r>
+        <w:rPr>
+          <w:lang w:val="id_ID" w:bidi="id_ID"/>
+        </w:rPr>
+      </w:r>
+      <w:r>
+        <w:rPr>
+          <w:b/>
+          <w:lang w:val="id_ID" w:bidi="id_ID"/>
+        </w:rPr>
+        <w:t>"engkau adalah Petrus"</w:t>
+      </w:r>
+    </w:p>
+    <w:p>
+      <w:pPr/>
+      <w:r>
+        <w:rPr>
+          <w:lang w:val="id_ID" w:bidi="id_ID"/>
+        </w:rPr>
+      </w:r>
+      <w:r>
+        <w:rPr>
+          <w:lang w:val="id_ID" w:bidi="id_ID"/>
+        </w:rPr>
+        <w:t xml:space="preserve">Nama </w:t>
+      </w:r>
+      <w:r>
+        <w:rPr>
+          <w:b/>
+          <w:lang w:val="id_ID" w:bidi="id_ID"/>
+        </w:rPr>
+        <w:t>Petrus</w:t>
+      </w:r>
+      <w:r>
+        <w:rPr>
+          <w:lang w:val="id_ID" w:bidi="id_ID"/>
+        </w:rPr>
+        <w:t xml:space="preserve"> berarti "batu." Jika akan lebih memudahkan pemahaman dalam bahasa Anda, Anda bisa membuat gagasan itu lebih eksplisit. Terjemahan alternatif: "engkau memiliki nama Petrus, yang berarti 'batu'"</w:t>
       </w:r>
     </w:p>
     <w:p>
@@ -18706,6 +20511,1083 @@
         <w:rPr>
           <w:lang w:val="id_ID" w:bidi="id_ID"/>
         </w:rPr>
+        <w:t>Hal-Hal yang Dianggap Sudah Diketahui dan Informasi Tersirat</w:t>
+      </w:r>
+      <w:r>
+        <w:rPr>
+          <w:lang w:val="id_ID" w:bidi="id_ID"/>
+        </w:rPr>
+      </w:r>
+      <w:r>
+        <w:rPr>
+          <w:lang w:val="id_ID" w:bidi="id_ID"/>
+        </w:rPr>
+      </w:r>
+    </w:p>
+    <w:p>
+      <w:pPr/>
+      <w:r>
+        <w:rPr>
+          <w:lang w:val="id_ID" w:bidi="id_ID"/>
+        </w:rPr>
+      </w:r>
+    </w:p>
+    <w:p>
+      <w:pPr>
+        <w:pStyle w:val="Heading2"/>
+      </w:pPr>
+      <w:r>
+        <w:rPr>
+          <w:lang w:val="id_ID" w:bidi="id_ID"/>
+        </w:rPr>
+        <w:t>Matius 16:18 (#4)</w:t>
+      </w:r>
+      <w:r>
+        <w:rPr>
+          <w:lang w:val="id_ID" w:bidi="id_ID"/>
+        </w:rPr>
+      </w:r>
+    </w:p>
+    <w:p>
+      <w:pPr/>
+      <w:r>
+        <w:rPr>
+          <w:lang w:val="id_ID" w:bidi="id_ID"/>
+        </w:rPr>
+      </w:r>
+      <w:r>
+        <w:rPr>
+          <w:b/>
+          <w:lang w:val="id_ID" w:bidi="id_ID"/>
+        </w:rPr>
+        <w:t>"di atas batu karang ini"</w:t>
+      </w:r>
+    </w:p>
+    <w:p>
+      <w:pPr/>
+      <w:r>
+        <w:rPr>
+          <w:lang w:val="id_ID" w:bidi="id_ID"/>
+        </w:rPr>
+      </w:r>
+      <w:r>
+        <w:rPr>
+          <w:lang w:val="id_ID" w:bidi="id_ID"/>
+        </w:rPr>
+        <w:t xml:space="preserve">Di sini Yesus mungkin merujuk pada </w:t>
+      </w:r>
+      <w:r>
+        <w:rPr>
+          <w:b/>
+          <w:lang w:val="id_ID" w:bidi="id_ID"/>
+        </w:rPr>
+        <w:t>batu karang ini</w:t>
+      </w:r>
+      <w:r>
+        <w:rPr>
+          <w:lang w:val="id_ID" w:bidi="id_ID"/>
+        </w:rPr>
+        <w:t xml:space="preserve"> untuk: (1) menggambarkan </w:t>
+      </w:r>
+      <w:r>
+        <w:rPr>
+          <w:b/>
+          <w:lang w:val="id_ID" w:bidi="id_ID"/>
+        </w:rPr>
+        <w:t>Petrus</w:t>
+      </w:r>
+      <w:r>
+        <w:rPr>
+          <w:lang w:val="id_ID" w:bidi="id_ID"/>
+        </w:rPr>
+        <w:t xml:space="preserve">, yang namanya berarti "batu karang," sebagai fondasi yang kokoh, sebuah </w:t>
+      </w:r>
+      <w:r>
+        <w:rPr>
+          <w:b/>
+          <w:lang w:val="id_ID" w:bidi="id_ID"/>
+        </w:rPr>
+        <w:t>batu karang</w:t>
+      </w:r>
+      <w:r>
+        <w:rPr>
+          <w:lang w:val="id_ID" w:bidi="id_ID"/>
+        </w:rPr>
+        <w:t xml:space="preserve">, bagi gereja. Terjemahan alternatif: “di atasmu, yang seperti batu karang,” atau “di atasmu” (2) merujuk pada apa yang Petrus katakan tentang Yesus (bahwa Ia adalah Kristus) sebagai fondasi yang kokoh atau </w:t>
+      </w:r>
+      <w:r>
+        <w:rPr>
+          <w:b/>
+          <w:lang w:val="id_ID" w:bidi="id_ID"/>
+        </w:rPr>
+        <w:t>batu karang</w:t>
+      </w:r>
+      <w:r>
+        <w:rPr>
+          <w:lang w:val="id_ID" w:bidi="id_ID"/>
+        </w:rPr>
+        <w:t xml:space="preserve"> bagi gereja. Terjemahan alternatif: “di atas pengakuanmu, yang seperti batu karang,” atau “di atas pengakuanmu”</w:t>
+      </w:r>
+    </w:p>
+    <w:p>
+      <w:pPr/>
+      <w:r>
+        <w:rPr>
+          <w:lang w:val="id_ID" w:bidi="id_ID"/>
+        </w:rPr>
+      </w:r>
+      <w:r>
+        <w:rPr>
+          <w:lang w:val="id_ID" w:bidi="id_ID"/>
+        </w:rPr>
+        <w:t xml:space="preserve">Lihat: </w:t>
+      </w:r>
+      <w:r>
+        <w:rPr>
+          <w:lang w:val="id_ID" w:bidi="id_ID"/>
+        </w:rPr>
+        <w:t>Metafora</w:t>
+      </w:r>
+      <w:r>
+        <w:rPr>
+          <w:lang w:val="id_ID" w:bidi="id_ID"/>
+        </w:rPr>
+      </w:r>
+      <w:r>
+        <w:rPr>
+          <w:lang w:val="id_ID" w:bidi="id_ID"/>
+        </w:rPr>
+      </w:r>
+    </w:p>
+    <w:p>
+      <w:pPr/>
+      <w:r>
+        <w:rPr>
+          <w:lang w:val="id_ID" w:bidi="id_ID"/>
+        </w:rPr>
+      </w:r>
+    </w:p>
+    <w:p>
+      <w:pPr>
+        <w:pStyle w:val="Heading2"/>
+      </w:pPr>
+      <w:r>
+        <w:rPr>
+          <w:lang w:val="id_ID" w:bidi="id_ID"/>
+        </w:rPr>
+        <w:t>Matius 16:18 (#5)</w:t>
+      </w:r>
+      <w:r>
+        <w:rPr>
+          <w:lang w:val="id_ID" w:bidi="id_ID"/>
+        </w:rPr>
+      </w:r>
+    </w:p>
+    <w:p>
+      <w:pPr/>
+      <w:r>
+        <w:rPr>
+          <w:lang w:val="id_ID" w:bidi="id_ID"/>
+        </w:rPr>
+      </w:r>
+      <w:r>
+        <w:rPr>
+          <w:b/>
+          <w:lang w:val="id_ID" w:bidi="id_ID"/>
+        </w:rPr>
+        <w:t>"Aku akan mendirikan jemaat-Ku"</w:t>
+      </w:r>
+    </w:p>
+    <w:p>
+      <w:pPr/>
+      <w:r>
+        <w:rPr>
+          <w:lang w:val="id_ID" w:bidi="id_ID"/>
+        </w:rPr>
+      </w:r>
+      <w:r>
+        <w:rPr>
+          <w:lang w:val="id_ID" w:bidi="id_ID"/>
+        </w:rPr>
+        <w:t xml:space="preserve">Yesus di sini berbicara seolah-olah </w:t>
+      </w:r>
+      <w:r>
+        <w:rPr>
+          <w:b/>
+          <w:lang w:val="id_ID" w:bidi="id_ID"/>
+        </w:rPr>
+        <w:t>jemaat</w:t>
+      </w:r>
+      <w:r>
+        <w:rPr>
+          <w:lang w:val="id_ID" w:bidi="id_ID"/>
+        </w:rPr>
+        <w:t xml:space="preserve"> adalah sebuah bangunan yang bisa </w:t>
+      </w:r>
+      <w:r>
+        <w:rPr>
+          <w:b/>
+          <w:lang w:val="id_ID" w:bidi="id_ID"/>
+        </w:rPr>
+        <w:t>didirikan</w:t>
+      </w:r>
+      <w:r>
+        <w:rPr>
+          <w:lang w:val="id_ID" w:bidi="id_ID"/>
+        </w:rPr>
+        <w:t xml:space="preserve">. Dengan metafora ini, Ia merujuk pada membuat </w:t>
+      </w:r>
+      <w:r>
+        <w:rPr>
+          <w:b/>
+          <w:lang w:val="id_ID" w:bidi="id_ID"/>
+        </w:rPr>
+        <w:t>jemaat</w:t>
+      </w:r>
+      <w:r>
+        <w:rPr>
+          <w:lang w:val="id_ID" w:bidi="id_ID"/>
+        </w:rPr>
+        <w:t xml:space="preserve"> menjadi lebih kuat dan dewasa, seperti orang yang membangun rumah membuatnya kuat dan lengkap. Jika akan lebih memudahkan pemahaman dalam bahasa Anda, Anda bisa menggunakan bentuk perumpamaan atau menyatakan maknanya secara jelas. Terjemahan alternatif: “Aku akan memperkuat jemaat-Ku seolah-olah Aku sedang membangunnya” atau “Aku akan membuat jemaat-Ku kuat”</w:t>
+      </w:r>
+    </w:p>
+    <w:p>
+      <w:pPr/>
+      <w:r>
+        <w:rPr>
+          <w:lang w:val="id_ID" w:bidi="id_ID"/>
+        </w:rPr>
+      </w:r>
+      <w:r>
+        <w:rPr>
+          <w:lang w:val="id_ID" w:bidi="id_ID"/>
+        </w:rPr>
+        <w:t xml:space="preserve">Lihat: </w:t>
+      </w:r>
+      <w:r>
+        <w:rPr>
+          <w:lang w:val="id_ID" w:bidi="id_ID"/>
+        </w:rPr>
+        <w:t>Metafora</w:t>
+      </w:r>
+      <w:r>
+        <w:rPr>
+          <w:lang w:val="id_ID" w:bidi="id_ID"/>
+        </w:rPr>
+      </w:r>
+      <w:r>
+        <w:rPr>
+          <w:lang w:val="id_ID" w:bidi="id_ID"/>
+        </w:rPr>
+      </w:r>
+    </w:p>
+    <w:p>
+      <w:pPr/>
+      <w:r>
+        <w:rPr>
+          <w:lang w:val="id_ID" w:bidi="id_ID"/>
+        </w:rPr>
+      </w:r>
+    </w:p>
+    <w:p>
+      <w:pPr>
+        <w:pStyle w:val="Heading2"/>
+      </w:pPr>
+      <w:r>
+        <w:rPr>
+          <w:lang w:val="id_ID" w:bidi="id_ID"/>
+        </w:rPr>
+        <w:t>Matius 16:18 (#6)</w:t>
+      </w:r>
+      <w:r>
+        <w:rPr>
+          <w:lang w:val="id_ID" w:bidi="id_ID"/>
+        </w:rPr>
+      </w:r>
+    </w:p>
+    <w:p>
+      <w:pPr/>
+      <w:r>
+        <w:rPr>
+          <w:lang w:val="id_ID" w:bidi="id_ID"/>
+        </w:rPr>
+      </w:r>
+      <w:r>
+        <w:rPr>
+          <w:b/>
+          <w:lang w:val="id_ID" w:bidi="id_ID"/>
+        </w:rPr>
+        <w:t>"alam maut"</w:t>
+      </w:r>
+    </w:p>
+    <w:p>
+      <w:pPr/>
+      <w:r>
+        <w:rPr>
+          <w:lang w:val="id_ID" w:bidi="id_ID"/>
+        </w:rPr>
+      </w:r>
+      <w:r>
+        <w:rPr>
+          <w:lang w:val="id_ID" w:bidi="id_ID"/>
+        </w:rPr>
+        <w:t xml:space="preserve">Di sini, Yesus mungkin merujuk pada </w:t>
+      </w:r>
+      <w:r>
+        <w:rPr>
+          <w:b/>
+          <w:lang w:val="id_ID" w:bidi="id_ID"/>
+        </w:rPr>
+        <w:t>alam maut</w:t>
+      </w:r>
+      <w:r>
+        <w:rPr>
+          <w:lang w:val="id_ID" w:bidi="id_ID"/>
+        </w:rPr>
+        <w:t xml:space="preserve"> untuk: (1) berbicara tentang bagaimana, ketika orang-orang masuk melalui </w:t>
+      </w:r>
+      <w:r>
+        <w:rPr>
+          <w:b/>
+          <w:lang w:val="id_ID" w:bidi="id_ID"/>
+        </w:rPr>
+        <w:t>alam maut</w:t>
+      </w:r>
+      <w:r>
+        <w:rPr>
+          <w:lang w:val="id_ID" w:bidi="id_ID"/>
+        </w:rPr>
+        <w:t xml:space="preserve">, mereka mati. Terjemahan alternatif: “kematian” atau “kekuatan kematian” (2) berbicara tentang kekuatan jahat yang keluar melalui </w:t>
+      </w:r>
+      <w:r>
+        <w:rPr>
+          <w:b/>
+          <w:lang w:val="id_ID" w:bidi="id_ID"/>
+        </w:rPr>
+        <w:t>alam maut</w:t>
+      </w:r>
+      <w:r>
+        <w:rPr>
+          <w:lang w:val="id_ID" w:bidi="id_ID"/>
+        </w:rPr>
+        <w:t>. Terjemahan alternatif: “kekuatan neraka” atau “kekuatan jahat”</w:t>
+      </w:r>
+    </w:p>
+    <w:p>
+      <w:pPr/>
+      <w:r>
+        <w:rPr>
+          <w:lang w:val="id_ID" w:bidi="id_ID"/>
+        </w:rPr>
+      </w:r>
+      <w:r>
+        <w:rPr>
+          <w:lang w:val="id_ID" w:bidi="id_ID"/>
+        </w:rPr>
+        <w:t xml:space="preserve">Lihat: </w:t>
+      </w:r>
+      <w:r>
+        <w:rPr>
+          <w:lang w:val="id_ID" w:bidi="id_ID"/>
+        </w:rPr>
+        <w:t>Metafora</w:t>
+      </w:r>
+      <w:r>
+        <w:rPr>
+          <w:lang w:val="id_ID" w:bidi="id_ID"/>
+        </w:rPr>
+      </w:r>
+      <w:r>
+        <w:rPr>
+          <w:lang w:val="id_ID" w:bidi="id_ID"/>
+        </w:rPr>
+      </w:r>
+    </w:p>
+    <w:p>
+      <w:pPr/>
+      <w:r>
+        <w:rPr>
+          <w:lang w:val="id_ID" w:bidi="id_ID"/>
+        </w:rPr>
+      </w:r>
+    </w:p>
+    <w:p>
+      <w:pPr>
+        <w:pStyle w:val="Heading2"/>
+      </w:pPr>
+      <w:r>
+        <w:rPr>
+          <w:lang w:val="id_ID" w:bidi="id_ID"/>
+        </w:rPr>
+        <w:t>Matius 16:18 (#7)</w:t>
+      </w:r>
+      <w:r>
+        <w:rPr>
+          <w:lang w:val="id_ID" w:bidi="id_ID"/>
+        </w:rPr>
+      </w:r>
+    </w:p>
+    <w:p>
+      <w:pPr/>
+      <w:r>
+        <w:rPr>
+          <w:lang w:val="id_ID" w:bidi="id_ID"/>
+        </w:rPr>
+      </w:r>
+      <w:r>
+        <w:rPr>
+          <w:b/>
+          <w:lang w:val="id_ID" w:bidi="id_ID"/>
+        </w:rPr>
+        <w:t>"nya"</w:t>
+      </w:r>
+    </w:p>
+    <w:p>
+      <w:pPr/>
+      <w:r>
+        <w:rPr>
+          <w:lang w:val="id_ID" w:bidi="id_ID"/>
+        </w:rPr>
+      </w:r>
+      <w:r>
+        <w:rPr>
+          <w:lang w:val="id_ID" w:bidi="id_ID"/>
+        </w:rPr>
+        <w:t xml:space="preserve">Kata ganti </w:t>
+      </w:r>
+      <w:r>
+        <w:rPr>
+          <w:b/>
+          <w:lang w:val="id_ID" w:bidi="id_ID"/>
+        </w:rPr>
+        <w:t>nya</w:t>
+      </w:r>
+      <w:r>
+        <w:rPr>
+          <w:lang w:val="id_ID" w:bidi="id_ID"/>
+        </w:rPr>
+        <w:t xml:space="preserve"> merujuk pada </w:t>
+      </w:r>
+      <w:r>
+        <w:rPr>
+          <w:b/>
+          <w:lang w:val="id_ID" w:bidi="id_ID"/>
+        </w:rPr>
+        <w:t>jemaat-Ku</w:t>
+      </w:r>
+      <w:r>
+        <w:rPr>
+          <w:lang w:val="id_ID" w:bidi="id_ID"/>
+        </w:rPr>
+        <w:t>. Jika ini tidak jelas bagi pembaca Anda, Anda bisa merujuk lebih langsung ke jemaat. Terjemahan alternatif: “jemaat-Ku”</w:t>
+      </w:r>
+    </w:p>
+    <w:p>
+      <w:pPr/>
+      <w:r>
+        <w:rPr>
+          <w:lang w:val="id_ID" w:bidi="id_ID"/>
+        </w:rPr>
+      </w:r>
+      <w:r>
+        <w:rPr>
+          <w:lang w:val="id_ID" w:bidi="id_ID"/>
+        </w:rPr>
+        <w:t xml:space="preserve">Lihat: </w:t>
+      </w:r>
+      <w:r>
+        <w:rPr>
+          <w:lang w:val="id_ID" w:bidi="id_ID"/>
+        </w:rPr>
+        <w:t xml:space="preserve">Kata Ganti — Kapan Menggunakannya </w:t>
+      </w:r>
+      <w:r>
+        <w:rPr>
+          <w:lang w:val="id_ID" w:bidi="id_ID"/>
+        </w:rPr>
+      </w:r>
+      <w:r>
+        <w:rPr>
+          <w:lang w:val="id_ID" w:bidi="id_ID"/>
+        </w:rPr>
+      </w:r>
+    </w:p>
+    <w:p>
+      <w:pPr/>
+      <w:r>
+        <w:rPr>
+          <w:lang w:val="id_ID" w:bidi="id_ID"/>
+        </w:rPr>
+      </w:r>
+    </w:p>
+    <w:p>
+      <w:pPr>
+        <w:pStyle w:val="Heading2"/>
+      </w:pPr>
+      <w:r>
+        <w:rPr>
+          <w:lang w:val="id_ID" w:bidi="id_ID"/>
+        </w:rPr>
+        <w:t>Matius 16:19 (#1)</w:t>
+      </w:r>
+      <w:r>
+        <w:rPr>
+          <w:lang w:val="id_ID" w:bidi="id_ID"/>
+        </w:rPr>
+      </w:r>
+    </w:p>
+    <w:p>
+      <w:pPr/>
+      <w:r>
+        <w:rPr>
+          <w:lang w:val="id_ID" w:bidi="id_ID"/>
+        </w:rPr>
+      </w:r>
+      <w:r>
+        <w:rPr>
+          <w:b/>
+          <w:lang w:val="id_ID" w:bidi="id_ID"/>
+        </w:rPr>
+        <w:t>"Kepadamu akan Kuberikan kunci Kerajaan Sorga"</w:t>
+      </w:r>
+    </w:p>
+    <w:p>
+      <w:pPr/>
+      <w:r>
+        <w:rPr>
+          <w:lang w:val="id_ID" w:bidi="id_ID"/>
+        </w:rPr>
+      </w:r>
+      <w:r>
+        <w:rPr>
+          <w:lang w:val="id_ID" w:bidi="id_ID"/>
+        </w:rPr>
+        <w:t xml:space="preserve">Di sini Yesus berbicara tentang memberikan otoritas kepada Petrus seolah-olah Ia memberikan </w:t>
+      </w:r>
+      <w:r>
+        <w:rPr>
+          <w:b/>
+          <w:lang w:val="id_ID" w:bidi="id_ID"/>
+        </w:rPr>
+        <w:t>kunci Kerajaan Sorga</w:t>
+      </w:r>
+      <w:r>
+        <w:rPr>
+          <w:lang w:val="id_ID" w:bidi="id_ID"/>
+        </w:rPr>
+        <w:t>. Umat Kristen memperdebatkan jenis otoritas apa ini, jadi jika memungkinkan, Anda harus mempertahankan metafora tersebut atau cukup merujuk pada beberapa jenis otoritas. Terjemahan alternatif: “Aku akan memberikan kepadamu kunci Kerajaan Sorga agar kamu memiliki otoritas” atau “Aku akan memberikanmu otoritas di Kerajaan Sorga”</w:t>
+      </w:r>
+    </w:p>
+    <w:p>
+      <w:pPr/>
+      <w:r>
+        <w:rPr>
+          <w:lang w:val="id_ID" w:bidi="id_ID"/>
+        </w:rPr>
+      </w:r>
+      <w:r>
+        <w:rPr>
+          <w:lang w:val="id_ID" w:bidi="id_ID"/>
+        </w:rPr>
+        <w:t xml:space="preserve">Lihat: </w:t>
+      </w:r>
+      <w:r>
+        <w:rPr>
+          <w:lang w:val="id_ID" w:bidi="id_ID"/>
+        </w:rPr>
+        <w:t>Metafora</w:t>
+      </w:r>
+      <w:r>
+        <w:rPr>
+          <w:lang w:val="id_ID" w:bidi="id_ID"/>
+        </w:rPr>
+      </w:r>
+      <w:r>
+        <w:rPr>
+          <w:lang w:val="id_ID" w:bidi="id_ID"/>
+        </w:rPr>
+      </w:r>
+    </w:p>
+    <w:p>
+      <w:pPr/>
+      <w:r>
+        <w:rPr>
+          <w:lang w:val="id_ID" w:bidi="id_ID"/>
+        </w:rPr>
+      </w:r>
+    </w:p>
+    <w:p>
+      <w:pPr>
+        <w:pStyle w:val="Heading2"/>
+      </w:pPr>
+      <w:r>
+        <w:rPr>
+          <w:lang w:val="id_ID" w:bidi="id_ID"/>
+        </w:rPr>
+        <w:t>Matius 16:19 (#2)</w:t>
+      </w:r>
+      <w:r>
+        <w:rPr>
+          <w:lang w:val="id_ID" w:bidi="id_ID"/>
+        </w:rPr>
+      </w:r>
+    </w:p>
+    <w:p>
+      <w:pPr/>
+      <w:r>
+        <w:rPr>
+          <w:lang w:val="id_ID" w:bidi="id_ID"/>
+        </w:rPr>
+      </w:r>
+      <w:r>
+        <w:rPr>
+          <w:b/>
+          <w:lang w:val="id_ID" w:bidi="id_ID"/>
+        </w:rPr>
+        <w:t>"kepadamu"</w:t>
+      </w:r>
+      <w:r>
+        <w:rPr>
+          <w:lang w:val="id_ID" w:bidi="id_ID"/>
+        </w:rPr>
+        <w:t xml:space="preserve"> - </w:t>
+      </w:r>
+      <w:r>
+        <w:rPr>
+          <w:b/>
+          <w:lang w:val="id_ID" w:bidi="id_ID"/>
+        </w:rPr>
+        <w:t>"kauikat"</w:t>
+      </w:r>
+      <w:r>
+        <w:rPr>
+          <w:lang w:val="id_ID" w:bidi="id_ID"/>
+        </w:rPr>
+        <w:t xml:space="preserve"> - </w:t>
+      </w:r>
+      <w:r>
+        <w:rPr>
+          <w:b/>
+          <w:lang w:val="id_ID" w:bidi="id_ID"/>
+        </w:rPr>
+        <w:t>"kaulepaskan"</w:t>
+      </w:r>
+    </w:p>
+    <w:p>
+      <w:pPr/>
+      <w:r>
+        <w:rPr>
+          <w:lang w:val="id_ID" w:bidi="id_ID"/>
+        </w:rPr>
+      </w:r>
+      <w:r>
+        <w:rPr>
+          <w:lang w:val="id_ID" w:bidi="id_ID"/>
+        </w:rPr>
+        <w:t xml:space="preserve">Karena Yesus berbicara kepada Petrus, kata </w:t>
+      </w:r>
+      <w:r>
+        <w:rPr>
+          <w:b/>
+          <w:lang w:val="id_ID" w:bidi="id_ID"/>
+        </w:rPr>
+        <w:t>mu, kau, kau</w:t>
+      </w:r>
+      <w:r>
+        <w:rPr>
+          <w:lang w:val="id_ID" w:bidi="id_ID"/>
+        </w:rPr>
+        <w:t xml:space="preserve"> sepanjang Ayat ini adalah tunggal.</w:t>
+      </w:r>
+    </w:p>
+    <w:p>
+      <w:pPr/>
+      <w:r>
+        <w:rPr>
+          <w:lang w:val="id_ID" w:bidi="id_ID"/>
+        </w:rPr>
+      </w:r>
+      <w:r>
+        <w:rPr>
+          <w:lang w:val="id_ID" w:bidi="id_ID"/>
+        </w:rPr>
+        <w:t xml:space="preserve">Lihat: </w:t>
+      </w:r>
+      <w:r>
+        <w:rPr>
+          <w:lang w:val="id_ID" w:bidi="id_ID"/>
+        </w:rPr>
+        <w:t>Bentuk Kata 'Kamu' — Tunggal</w:t>
+      </w:r>
+      <w:r>
+        <w:rPr>
+          <w:lang w:val="id_ID" w:bidi="id_ID"/>
+        </w:rPr>
+      </w:r>
+      <w:r>
+        <w:rPr>
+          <w:lang w:val="id_ID" w:bidi="id_ID"/>
+        </w:rPr>
+      </w:r>
+    </w:p>
+    <w:p>
+      <w:pPr/>
+      <w:r>
+        <w:rPr>
+          <w:lang w:val="id_ID" w:bidi="id_ID"/>
+        </w:rPr>
+      </w:r>
+    </w:p>
+    <w:p>
+      <w:pPr>
+        <w:pStyle w:val="Heading2"/>
+      </w:pPr>
+      <w:r>
+        <w:rPr>
+          <w:lang w:val="id_ID" w:bidi="id_ID"/>
+        </w:rPr>
+        <w:t>Matius 16:19 (#3)</w:t>
+      </w:r>
+      <w:r>
+        <w:rPr>
+          <w:lang w:val="id_ID" w:bidi="id_ID"/>
+        </w:rPr>
+      </w:r>
+    </w:p>
+    <w:p>
+      <w:pPr/>
+      <w:r>
+        <w:rPr>
+          <w:lang w:val="id_ID" w:bidi="id_ID"/>
+        </w:rPr>
+      </w:r>
+      <w:r>
+        <w:rPr>
+          <w:b/>
+          <w:lang w:val="id_ID" w:bidi="id_ID"/>
+        </w:rPr>
+        <w:t>"kunci Kerajaan"</w:t>
+      </w:r>
+    </w:p>
+    <w:p>
+      <w:pPr/>
+      <w:r>
+        <w:rPr>
+          <w:lang w:val="id_ID" w:bidi="id_ID"/>
+        </w:rPr>
+      </w:r>
+      <w:r>
+        <w:rPr>
+          <w:lang w:val="id_ID" w:bidi="id_ID"/>
+        </w:rPr>
+        <w:t xml:space="preserve">Kata </w:t>
+      </w:r>
+      <w:r>
+        <w:rPr>
+          <w:b/>
+          <w:lang w:val="id_ID" w:bidi="id_ID"/>
+        </w:rPr>
+        <w:t>kunci</w:t>
+      </w:r>
+      <w:r>
+        <w:rPr>
+          <w:lang w:val="id_ID" w:bidi="id_ID"/>
+        </w:rPr>
+        <w:t xml:space="preserve"> mengacu pada alat yang digunakan untuk mengunci dan membuka kunci sesuatu, terutama pintu dan gerbang. Jika pembaca Anda tidak akrab dengan jenis alat ini, Anda bisa menggunakan nama sesuatu yang serupa di daerah Anda atau Anda bisa menggunakan istilah yang lebih umum. Terjemahan alternatif: “alat untuk mengunci dan membuka kunci Kerajaan” atau “pembuka Kerajaan”\n</w:t>
+      </w:r>
+    </w:p>
+    <w:p>
+      <w:pPr/>
+      <w:r>
+        <w:rPr>
+          <w:lang w:val="id_ID" w:bidi="id_ID"/>
+        </w:rPr>
+      </w:r>
+      <w:r>
+        <w:rPr>
+          <w:lang w:val="id_ID" w:bidi="id_ID"/>
+        </w:rPr>
+        <w:t xml:space="preserve">Lihat: </w:t>
+      </w:r>
+      <w:r>
+        <w:rPr>
+          <w:lang w:val="id_ID" w:bidi="id_ID"/>
+        </w:rPr>
+        <w:t>Menerjemahkan Istilah yang Tidak Dikenal</w:t>
+      </w:r>
+      <w:r>
+        <w:rPr>
+          <w:lang w:val="id_ID" w:bidi="id_ID"/>
+        </w:rPr>
+      </w:r>
+      <w:r>
+        <w:rPr>
+          <w:lang w:val="id_ID" w:bidi="id_ID"/>
+        </w:rPr>
+      </w:r>
+    </w:p>
+    <w:p>
+      <w:pPr/>
+      <w:r>
+        <w:rPr>
+          <w:lang w:val="id_ID" w:bidi="id_ID"/>
+        </w:rPr>
+      </w:r>
+    </w:p>
+    <w:p>
+      <w:pPr>
+        <w:pStyle w:val="Heading2"/>
+      </w:pPr>
+      <w:r>
+        <w:rPr>
+          <w:lang w:val="id_ID" w:bidi="id_ID"/>
+        </w:rPr>
+        <w:t>Matius 16:19 (#4)</w:t>
+      </w:r>
+      <w:r>
+        <w:rPr>
+          <w:lang w:val="id_ID" w:bidi="id_ID"/>
+        </w:rPr>
+      </w:r>
+    </w:p>
+    <w:p>
+      <w:pPr/>
+      <w:r>
+        <w:rPr>
+          <w:lang w:val="id_ID" w:bidi="id_ID"/>
+        </w:rPr>
+      </w:r>
+      <w:r>
+        <w:rPr>
+          <w:b/>
+          <w:lang w:val="id_ID" w:bidi="id_ID"/>
+        </w:rPr>
+        <w:t>"dan"</w:t>
+      </w:r>
+    </w:p>
+    <w:p>
+      <w:pPr/>
+      <w:r>
+        <w:rPr>
+          <w:lang w:val="id_ID" w:bidi="id_ID"/>
+        </w:rPr>
+      </w:r>
+      <w:r>
+        <w:rPr>
+          <w:lang w:val="id_ID" w:bidi="id_ID"/>
+        </w:rPr>
+        <w:t xml:space="preserve">Di sini, kata </w:t>
+      </w:r>
+      <w:r>
+        <w:rPr>
+          <w:b/>
+          <w:lang w:val="id_ID" w:bidi="id_ID"/>
+        </w:rPr>
+        <w:t>dan</w:t>
+      </w:r>
+      <w:r>
+        <w:rPr>
+          <w:lang w:val="id_ID" w:bidi="id_ID"/>
+        </w:rPr>
+        <w:t xml:space="preserve"> memperkenalkan bagaimana Petrus akan menjalankan otoritas yang Yesus akan berikan kepadanya. Jika akan lebih memudahkan pemahaman dalam bahasa Anda, Anda bisa menggunakan kata atau frasa yang memperkenalkan hasil atau tujuan. Terjemahan alternatif: “sehingga”</w:t>
+      </w:r>
+    </w:p>
+    <w:p>
+      <w:pPr/>
+      <w:r>
+        <w:rPr>
+          <w:lang w:val="id_ID" w:bidi="id_ID"/>
+        </w:rPr>
+      </w:r>
+      <w:r>
+        <w:rPr>
+          <w:lang w:val="id_ID" w:bidi="id_ID"/>
+        </w:rPr>
+        <w:t xml:space="preserve">Lihat: </w:t>
+      </w:r>
+      <w:r>
+        <w:rPr>
+          <w:lang w:val="id_ID" w:bidi="id_ID"/>
+        </w:rPr>
+        <w:t>Kata dan Frasa Penghubung</w:t>
+      </w:r>
+      <w:r>
+        <w:rPr>
+          <w:lang w:val="id_ID" w:bidi="id_ID"/>
+        </w:rPr>
+      </w:r>
+      <w:r>
+        <w:rPr>
+          <w:lang w:val="id_ID" w:bidi="id_ID"/>
+        </w:rPr>
+      </w:r>
+    </w:p>
+    <w:p>
+      <w:pPr/>
+      <w:r>
+        <w:rPr>
+          <w:lang w:val="id_ID" w:bidi="id_ID"/>
+        </w:rPr>
+      </w:r>
+    </w:p>
+    <w:p>
+      <w:pPr>
+        <w:pStyle w:val="Heading2"/>
+      </w:pPr>
+      <w:r>
+        <w:rPr>
+          <w:lang w:val="id_ID" w:bidi="id_ID"/>
+        </w:rPr>
+        <w:t>Matius 16:19 (#5)</w:t>
+      </w:r>
+      <w:r>
+        <w:rPr>
+          <w:lang w:val="id_ID" w:bidi="id_ID"/>
+        </w:rPr>
+      </w:r>
+    </w:p>
+    <w:p>
+      <w:pPr/>
+      <w:r>
+        <w:rPr>
+          <w:lang w:val="id_ID" w:bidi="id_ID"/>
+        </w:rPr>
+      </w:r>
+      <w:r>
+        <w:rPr>
+          <w:b/>
+          <w:lang w:val="id_ID" w:bidi="id_ID"/>
+        </w:rPr>
+        <w:t>"Apa yang kauikat di dunia ini akan terikat di sorga"</w:t>
+      </w:r>
+    </w:p>
+    <w:p>
+      <w:pPr/>
+      <w:r>
+        <w:rPr>
+          <w:lang w:val="id_ID" w:bidi="id_ID"/>
+        </w:rPr>
+      </w:r>
+      <w:r>
+        <w:rPr>
+          <w:lang w:val="id_ID" w:bidi="id_ID"/>
+        </w:rPr>
+        <w:t xml:space="preserve">Di sini Yesus berbicara tentang keputusan yang Petrus dan Allah buat seolah-olah mereka sedang mengikat sesuatu. Keputusan ini secara khusus tentang mewajibkan atau menegakkan sesuatu. Jika akan lebih memudahkan pemahaman dalam bahasa Anda, Anda bisa menggunakan ungkapan yang sebanding atau menyatakan maknanya secara langsung. Karena Yesus menggunakan bahasa yang sangat umum, terjemahan Anda juga harus sangat umum. Terjemahan alternatif: “apa pun yang kamu wajibkan di Bumi akan telah diwajibkan di sorga” atau “apa pun yang kamu tegakkan di Bumi akan telah ditegakkan di sorga” </w:t>
+      </w:r>
+    </w:p>
+    <w:p>
+      <w:pPr/>
+      <w:r>
+        <w:rPr>
+          <w:lang w:val="id_ID" w:bidi="id_ID"/>
+        </w:rPr>
+      </w:r>
+      <w:r>
+        <w:rPr>
+          <w:lang w:val="id_ID" w:bidi="id_ID"/>
+        </w:rPr>
+        <w:t xml:space="preserve">Lihat: </w:t>
+      </w:r>
+      <w:r>
+        <w:rPr>
+          <w:lang w:val="id_ID" w:bidi="id_ID"/>
+        </w:rPr>
+        <w:t>Metafora</w:t>
+      </w:r>
+      <w:r>
+        <w:rPr>
+          <w:lang w:val="id_ID" w:bidi="id_ID"/>
+        </w:rPr>
+      </w:r>
+      <w:r>
+        <w:rPr>
+          <w:lang w:val="id_ID" w:bidi="id_ID"/>
+        </w:rPr>
+      </w:r>
+    </w:p>
+    <w:p>
+      <w:pPr/>
+      <w:r>
+        <w:rPr>
+          <w:lang w:val="id_ID" w:bidi="id_ID"/>
+        </w:rPr>
+      </w:r>
+    </w:p>
+    <w:p>
+      <w:pPr>
+        <w:pStyle w:val="Heading2"/>
+      </w:pPr>
+      <w:r>
+        <w:rPr>
+          <w:lang w:val="id_ID" w:bidi="id_ID"/>
+        </w:rPr>
+        <w:t>Matius 16:19 (#6)</w:t>
+      </w:r>
+      <w:r>
+        <w:rPr>
+          <w:lang w:val="id_ID" w:bidi="id_ID"/>
+        </w:rPr>
+      </w:r>
+    </w:p>
+    <w:p>
+      <w:pPr/>
+      <w:r>
+        <w:rPr>
+          <w:lang w:val="id_ID" w:bidi="id_ID"/>
+        </w:rPr>
+      </w:r>
+      <w:r>
+        <w:rPr>
+          <w:b/>
+          <w:lang w:val="id_ID" w:bidi="id_ID"/>
+        </w:rPr>
+        <w:t>"akan terikat"</w:t>
+      </w:r>
+      <w:r>
+        <w:rPr>
+          <w:lang w:val="id_ID" w:bidi="id_ID"/>
+        </w:rPr>
+        <w:t xml:space="preserve"> - </w:t>
+      </w:r>
+      <w:r>
+        <w:rPr>
+          <w:b/>
+          <w:lang w:val="id_ID" w:bidi="id_ID"/>
+        </w:rPr>
+        <w:t>"akan terlepas"</w:t>
+      </w:r>
+    </w:p>
+    <w:p>
+      <w:pPr/>
+      <w:r>
+        <w:rPr>
+          <w:lang w:val="id_ID" w:bidi="id_ID"/>
+        </w:rPr>
+      </w:r>
+      <w:r>
+        <w:rPr>
+          <w:lang w:val="id_ID" w:bidi="id_ID"/>
+        </w:rPr>
+        <w:t>Jika bahasa Anda tidak menggunakan bentuk pasif ini, Anda dapat menyampaikan gagasan tersebut dalam bentuk aktif atau dengan cara lain yang alami dalam bahasa Anda. Jika Anda perlu menyebutkan siapa yang melakukan tindakan tersebut, jelas dari konteks bahwa itu adalah Allah. Terjemahan alternatif: "Allah akan mengikat ... Allah akan melepaskan"</w:t>
+      </w:r>
+    </w:p>
+    <w:p>
+      <w:pPr/>
+      <w:r>
+        <w:rPr>
+          <w:lang w:val="id_ID" w:bidi="id_ID"/>
+        </w:rPr>
+      </w:r>
+      <w:r>
+        <w:rPr>
+          <w:lang w:val="id_ID" w:bidi="id_ID"/>
+        </w:rPr>
+        <w:t xml:space="preserve">Lihat: </w:t>
+      </w:r>
+      <w:r>
+        <w:rPr>
+          <w:lang w:val="id_ID" w:bidi="id_ID"/>
+        </w:rPr>
         <w:t>Aktif atau Pasif</w:t>
       </w:r>
       <w:r>
@@ -18735,27 +21617,1882 @@
         <w:rPr>
           <w:lang w:val="id_ID" w:bidi="id_ID"/>
         </w:rPr>
-        <w:t>Matius 16:17 (#4)</w:t>
-      </w:r>
-      <w:r>
-        <w:rPr>
-          <w:lang w:val="id_ID" w:bidi="id_ID"/>
-        </w:rPr>
-      </w:r>
-    </w:p>
-    <w:p>
-      <w:pPr/>
-      <w:r>
-        <w:rPr>
-          <w:lang w:val="id_ID" w:bidi="id_ID"/>
-        </w:rPr>
-      </w:r>
-      <w:r>
-        <w:rPr>
-          <w:b/>
-          <w:lang w:val="id_ID" w:bidi="id_ID"/>
-        </w:rPr>
-        <w:t>"engkau,"</w:t>
+        <w:t>Matius 16:19 (#7)</w:t>
+      </w:r>
+      <w:r>
+        <w:rPr>
+          <w:lang w:val="id_ID" w:bidi="id_ID"/>
+        </w:rPr>
+      </w:r>
+    </w:p>
+    <w:p>
+      <w:pPr/>
+      <w:r>
+        <w:rPr>
+          <w:lang w:val="id_ID" w:bidi="id_ID"/>
+        </w:rPr>
+      </w:r>
+      <w:r>
+        <w:rPr>
+          <w:b/>
+          <w:lang w:val="id_ID" w:bidi="id_ID"/>
+        </w:rPr>
+        <w:t>"apa yang kaulepaskan di dunia ini akan terlepas di sorga."</w:t>
+      </w:r>
+    </w:p>
+    <w:p>
+      <w:pPr/>
+      <w:r>
+        <w:rPr>
+          <w:lang w:val="id_ID" w:bidi="id_ID"/>
+        </w:rPr>
+      </w:r>
+      <w:r>
+        <w:rPr>
+          <w:lang w:val="id_ID" w:bidi="id_ID"/>
+        </w:rPr>
+        <w:t xml:space="preserve">Di sini Yesus berbicara tentang keputusan yang Petrus dan Allah buat seolah-olah mereka sedang mengikat sesuatu. Keputusan ini secara khusus tentang mengizinkan atau membatalkan sesuatu. Jika akan lebih memudahkan pemahaman dalam bahasa Anda, Anda bisa menggunakan ungkapan yang sebanding atau menyatakan maknanya secara jelas. Karena Yesus menggunakan bahasa yang sangat umum, terjemahan Anda juga harus sangat umum. Terjemahan alternatif: “apa pun yang kamu izinkan di bumi akan telah diizinkan di surga” atau “apa pun yang kamu batalkan di bumi akan telah dibatalkan di surga” </w:t>
+      </w:r>
+    </w:p>
+    <w:p>
+      <w:pPr/>
+      <w:r>
+        <w:rPr>
+          <w:lang w:val="id_ID" w:bidi="id_ID"/>
+        </w:rPr>
+      </w:r>
+      <w:r>
+        <w:rPr>
+          <w:lang w:val="id_ID" w:bidi="id_ID"/>
+        </w:rPr>
+        <w:t xml:space="preserve">Lihat: </w:t>
+      </w:r>
+      <w:r>
+        <w:rPr>
+          <w:lang w:val="id_ID" w:bidi="id_ID"/>
+        </w:rPr>
+        <w:t>Metafora</w:t>
+      </w:r>
+      <w:r>
+        <w:rPr>
+          <w:lang w:val="id_ID" w:bidi="id_ID"/>
+        </w:rPr>
+      </w:r>
+      <w:r>
+        <w:rPr>
+          <w:lang w:val="id_ID" w:bidi="id_ID"/>
+        </w:rPr>
+      </w:r>
+    </w:p>
+    <w:p>
+      <w:pPr/>
+      <w:r>
+        <w:rPr>
+          <w:lang w:val="id_ID" w:bidi="id_ID"/>
+        </w:rPr>
+      </w:r>
+    </w:p>
+    <w:p>
+      <w:pPr>
+        <w:pStyle w:val="Heading2"/>
+      </w:pPr>
+      <w:r>
+        <w:rPr>
+          <w:lang w:val="id_ID" w:bidi="id_ID"/>
+        </w:rPr>
+        <w:t>Matius 16:20 (#1)</w:t>
+      </w:r>
+      <w:r>
+        <w:rPr>
+          <w:lang w:val="id_ID" w:bidi="id_ID"/>
+        </w:rPr>
+      </w:r>
+    </w:p>
+    <w:p>
+      <w:pPr/>
+      <w:r>
+        <w:rPr>
+          <w:lang w:val="id_ID" w:bidi="id_ID"/>
+        </w:rPr>
+      </w:r>
+      <w:r>
+        <w:rPr>
+          <w:b/>
+          <w:lang w:val="id_ID" w:bidi="id_ID"/>
+        </w:rPr>
+        <w:t>"murid-murid-Nya supaya jangan memberitahukan kepada siapa pun bahwa Ia Mesias"</w:t>
+      </w:r>
+    </w:p>
+    <w:p>
+      <w:pPr/>
+      <w:r>
+        <w:rPr>
+          <w:lang w:val="id_ID" w:bidi="id_ID"/>
+        </w:rPr>
+      </w:r>
+      <w:r>
+        <w:rPr>
+          <w:lang w:val="id_ID" w:bidi="id_ID"/>
+        </w:rPr>
+        <w:t>Mungkin lebih alami dalam bahasa Anda untuk menggunakan kutipan langsung di sini. Terjemahan alternatif: “murid-murid-Ku, ‘Jangan memberitahukan kepada siapa pun bahwa Aku adalah Mesias’”</w:t>
+      </w:r>
+    </w:p>
+    <w:p>
+      <w:pPr/>
+      <w:r>
+        <w:rPr>
+          <w:lang w:val="id_ID" w:bidi="id_ID"/>
+        </w:rPr>
+      </w:r>
+      <w:r>
+        <w:rPr>
+          <w:lang w:val="id_ID" w:bidi="id_ID"/>
+        </w:rPr>
+        <w:t xml:space="preserve">Lihat: </w:t>
+      </w:r>
+      <w:r>
+        <w:rPr>
+          <w:lang w:val="id_ID" w:bidi="id_ID"/>
+        </w:rPr>
+        <w:t xml:space="preserve">Kutipan Langsung dan Tidak Langsung </w:t>
+      </w:r>
+      <w:r>
+        <w:rPr>
+          <w:lang w:val="id_ID" w:bidi="id_ID"/>
+        </w:rPr>
+      </w:r>
+      <w:r>
+        <w:rPr>
+          <w:lang w:val="id_ID" w:bidi="id_ID"/>
+        </w:rPr>
+      </w:r>
+    </w:p>
+    <w:p>
+      <w:pPr/>
+      <w:r>
+        <w:rPr>
+          <w:lang w:val="id_ID" w:bidi="id_ID"/>
+        </w:rPr>
+      </w:r>
+    </w:p>
+    <w:p>
+      <w:pPr>
+        <w:pStyle w:val="Heading2"/>
+      </w:pPr>
+      <w:r>
+        <w:rPr>
+          <w:lang w:val="id_ID" w:bidi="id_ID"/>
+        </w:rPr>
+        <w:t>Matius 16:20 (#2)</w:t>
+      </w:r>
+      <w:r>
+        <w:rPr>
+          <w:lang w:val="id_ID" w:bidi="id_ID"/>
+        </w:rPr>
+      </w:r>
+    </w:p>
+    <w:p>
+      <w:pPr/>
+      <w:r>
+        <w:rPr>
+          <w:lang w:val="id_ID" w:bidi="id_ID"/>
+        </w:rPr>
+      </w:r>
+      <w:r>
+        <w:rPr>
+          <w:b/>
+          <w:lang w:val="id_ID" w:bidi="id_ID"/>
+        </w:rPr>
+        <w:t>"jangan memberitahukan kepada siapa pun bahwa Ia Mesias"</w:t>
+      </w:r>
+    </w:p>
+    <w:p>
+      <w:pPr/>
+      <w:r>
+        <w:rPr>
+          <w:lang w:val="id_ID" w:bidi="id_ID"/>
+        </w:rPr>
+      </w:r>
+      <w:r>
+        <w:rPr>
+          <w:lang w:val="id_ID" w:bidi="id_ID"/>
+        </w:rPr>
+        <w:t xml:space="preserve">Mungkin lebih alami dalam bahasa Anda untuk menggunakan kutipan langsung di sini. Terjemahan alternatif: “mereka tidak memberi tahu siapa pun, ‘Ia adalah Mesias’” </w:t>
+      </w:r>
+    </w:p>
+    <w:p>
+      <w:pPr/>
+      <w:r>
+        <w:rPr>
+          <w:lang w:val="id_ID" w:bidi="id_ID"/>
+        </w:rPr>
+      </w:r>
+      <w:r>
+        <w:rPr>
+          <w:lang w:val="id_ID" w:bidi="id_ID"/>
+        </w:rPr>
+        <w:t xml:space="preserve">Lihat: </w:t>
+      </w:r>
+      <w:r>
+        <w:rPr>
+          <w:lang w:val="id_ID" w:bidi="id_ID"/>
+        </w:rPr>
+        <w:t>Kutipan Langsung dan Tidak Langsung</w:t>
+      </w:r>
+      <w:r>
+        <w:rPr>
+          <w:lang w:val="id_ID" w:bidi="id_ID"/>
+        </w:rPr>
+      </w:r>
+      <w:r>
+        <w:rPr>
+          <w:lang w:val="id_ID" w:bidi="id_ID"/>
+        </w:rPr>
+      </w:r>
+    </w:p>
+    <w:p>
+      <w:pPr/>
+      <w:r>
+        <w:rPr>
+          <w:lang w:val="id_ID" w:bidi="id_ID"/>
+        </w:rPr>
+      </w:r>
+    </w:p>
+    <w:p>
+      <w:pPr>
+        <w:pStyle w:val="Heading2"/>
+      </w:pPr>
+      <w:r>
+        <w:rPr>
+          <w:lang w:val="id_ID" w:bidi="id_ID"/>
+        </w:rPr>
+        <w:t>Matius 16:21 (#1)</w:t>
+      </w:r>
+      <w:r>
+        <w:rPr>
+          <w:lang w:val="id_ID" w:bidi="id_ID"/>
+        </w:rPr>
+      </w:r>
+    </w:p>
+    <w:p>
+      <w:pPr/>
+      <w:r>
+        <w:rPr>
+          <w:lang w:val="id_ID" w:bidi="id_ID"/>
+        </w:rPr>
+      </w:r>
+      <w:r>
+        <w:rPr>
+          <w:b/>
+          <w:lang w:val="id_ID" w:bidi="id_ID"/>
+        </w:rPr>
+        <w:t>"kepada murid-murid-Nya bahwa Ia harus pergi ke Yerusalem dan menanggung banyak penderitaan dari pihak tua-tua, imam-imam kepala dan ahli-ahli Taurat, lalu dibunuh dan dibangkitkan pada hari ketiga."</w:t>
+      </w:r>
+    </w:p>
+    <w:p>
+      <w:pPr/>
+      <w:r>
+        <w:rPr>
+          <w:lang w:val="id_ID" w:bidi="id_ID"/>
+        </w:rPr>
+      </w:r>
+      <w:r>
+        <w:rPr>
+          <w:lang w:val="id_ID" w:bidi="id_ID"/>
+        </w:rPr>
+        <w:t>Mungkin lebih alami dalam bahasa Anda untuk menggunakan kutipan langsung di sini. Terjemahan alternatif: "kepada murid-murid-Nya, Ia berkata, 'Aku harus pergi ke Yerusalem dan menanggung banyak penderitaan dari pihak tua-tua, imam-imam kepala dan ahli-ahli Taurat, lalu dibunuh dan dibangkitkan pada hari ketiga'"</w:t>
+      </w:r>
+    </w:p>
+    <w:p>
+      <w:pPr/>
+      <w:r>
+        <w:rPr>
+          <w:lang w:val="id_ID" w:bidi="id_ID"/>
+        </w:rPr>
+      </w:r>
+      <w:r>
+        <w:rPr>
+          <w:lang w:val="id_ID" w:bidi="id_ID"/>
+        </w:rPr>
+        <w:t xml:space="preserve">Lihat: </w:t>
+      </w:r>
+      <w:r>
+        <w:rPr>
+          <w:lang w:val="id_ID" w:bidi="id_ID"/>
+        </w:rPr>
+        <w:t>Kutipan Langsung dan Tidak Langsung</w:t>
+      </w:r>
+      <w:r>
+        <w:rPr>
+          <w:lang w:val="id_ID" w:bidi="id_ID"/>
+        </w:rPr>
+      </w:r>
+      <w:r>
+        <w:rPr>
+          <w:lang w:val="id_ID" w:bidi="id_ID"/>
+        </w:rPr>
+      </w:r>
+    </w:p>
+    <w:p>
+      <w:pPr/>
+      <w:r>
+        <w:rPr>
+          <w:lang w:val="id_ID" w:bidi="id_ID"/>
+        </w:rPr>
+      </w:r>
+    </w:p>
+    <w:p>
+      <w:pPr>
+        <w:pStyle w:val="Heading2"/>
+      </w:pPr>
+      <w:r>
+        <w:rPr>
+          <w:lang w:val="id_ID" w:bidi="id_ID"/>
+        </w:rPr>
+        <w:t>Matius 16:21 (#2)</w:t>
+      </w:r>
+      <w:r>
+        <w:rPr>
+          <w:lang w:val="id_ID" w:bidi="id_ID"/>
+        </w:rPr>
+      </w:r>
+    </w:p>
+    <w:p>
+      <w:pPr/>
+      <w:r>
+        <w:rPr>
+          <w:lang w:val="id_ID" w:bidi="id_ID"/>
+        </w:rPr>
+      </w:r>
+      <w:r>
+        <w:rPr>
+          <w:b/>
+          <w:lang w:val="id_ID" w:bidi="id_ID"/>
+        </w:rPr>
+        <w:t>"dibunuh"</w:t>
+      </w:r>
+    </w:p>
+    <w:p>
+      <w:pPr/>
+      <w:r>
+        <w:rPr>
+          <w:lang w:val="id_ID" w:bidi="id_ID"/>
+        </w:rPr>
+      </w:r>
+      <w:r>
+        <w:rPr>
+          <w:lang w:val="id_ID" w:bidi="id_ID"/>
+        </w:rPr>
+        <w:t xml:space="preserve">Jika bahasa Anda tidak menggunakan bentuk pasif ini, Anda bisa menyampaikan gagasan tersebut dalam bentuk aktif atau dengan cara lain yang alami dalam bahasa Anda. Jika Anda perlu menyebutkan siapa yang melakukan tindakan tersebut, jelas dari konteks bahwa </w:t>
+      </w:r>
+      <w:r>
+        <w:rPr>
+          <w:b/>
+          <w:lang w:val="id_ID" w:bidi="id_ID"/>
+        </w:rPr>
+        <w:t>para tua-tua dan imam-imam kepala serta ahli-ahli Taurat</w:t>
+      </w:r>
+      <w:r>
+        <w:rPr>
+          <w:lang w:val="id_ID" w:bidi="id_ID"/>
+        </w:rPr>
+        <w:t xml:space="preserve"> akan memerintahkan seseorang untuk melakukannya. Terjemahan alternatif: “untuk mati” atau “agar mereka membunuh-Nya”</w:t>
+      </w:r>
+    </w:p>
+    <w:p>
+      <w:pPr/>
+      <w:r>
+        <w:rPr>
+          <w:lang w:val="id_ID" w:bidi="id_ID"/>
+        </w:rPr>
+      </w:r>
+      <w:r>
+        <w:rPr>
+          <w:lang w:val="id_ID" w:bidi="id_ID"/>
+        </w:rPr>
+        <w:t xml:space="preserve">Lihat: </w:t>
+      </w:r>
+      <w:r>
+        <w:rPr>
+          <w:lang w:val="id_ID" w:bidi="id_ID"/>
+        </w:rPr>
+        <w:t>Aktif atau Pasif</w:t>
+      </w:r>
+      <w:r>
+        <w:rPr>
+          <w:lang w:val="id_ID" w:bidi="id_ID"/>
+        </w:rPr>
+      </w:r>
+      <w:r>
+        <w:rPr>
+          <w:lang w:val="id_ID" w:bidi="id_ID"/>
+        </w:rPr>
+      </w:r>
+    </w:p>
+    <w:p>
+      <w:pPr/>
+      <w:r>
+        <w:rPr>
+          <w:lang w:val="id_ID" w:bidi="id_ID"/>
+        </w:rPr>
+      </w:r>
+    </w:p>
+    <w:p>
+      <w:pPr>
+        <w:pStyle w:val="Heading2"/>
+      </w:pPr>
+      <w:r>
+        <w:rPr>
+          <w:lang w:val="id_ID" w:bidi="id_ID"/>
+        </w:rPr>
+        <w:t>Matius 16:21 (#3)</w:t>
+      </w:r>
+      <w:r>
+        <w:rPr>
+          <w:lang w:val="id_ID" w:bidi="id_ID"/>
+        </w:rPr>
+      </w:r>
+    </w:p>
+    <w:p>
+      <w:pPr/>
+      <w:r>
+        <w:rPr>
+          <w:lang w:val="id_ID" w:bidi="id_ID"/>
+        </w:rPr>
+      </w:r>
+      <w:r>
+        <w:rPr>
+          <w:b/>
+          <w:lang w:val="id_ID" w:bidi="id_ID"/>
+        </w:rPr>
+        <w:t>"dibangkitkan"</w:t>
+      </w:r>
+    </w:p>
+    <w:p>
+      <w:pPr/>
+      <w:r>
+        <w:rPr>
+          <w:lang w:val="id_ID" w:bidi="id_ID"/>
+        </w:rPr>
+      </w:r>
+      <w:r>
+        <w:rPr>
+          <w:lang w:val="id_ID" w:bidi="id_ID"/>
+        </w:rPr>
+        <w:t xml:space="preserve">Di sini, kata </w:t>
+      </w:r>
+      <w:r>
+        <w:rPr>
+          <w:b/>
+          <w:lang w:val="id_ID" w:bidi="id_ID"/>
+        </w:rPr>
+        <w:t>dibangkitkan</w:t>
+      </w:r>
+      <w:r>
+        <w:rPr>
+          <w:lang w:val="id_ID" w:bidi="id_ID"/>
+        </w:rPr>
+        <w:t xml:space="preserve"> merujuk pada seseorang yang meninggal kembali hidup. Jika akan lebih memudahkan pemahaman dalam bahasa Anda, Anda bisa menggunakan kata yang sebanding atau menyatakan maknanya secara jelas. Terjemahan alternatif: “dipulihkan kembali ke kehidupan”</w:t>
+      </w:r>
+    </w:p>
+    <w:p>
+      <w:pPr/>
+      <w:r>
+        <w:rPr>
+          <w:lang w:val="id_ID" w:bidi="id_ID"/>
+        </w:rPr>
+      </w:r>
+      <w:r>
+        <w:rPr>
+          <w:lang w:val="id_ID" w:bidi="id_ID"/>
+        </w:rPr>
+        <w:t xml:space="preserve">Lihat: </w:t>
+      </w:r>
+      <w:r>
+        <w:rPr>
+          <w:lang w:val="id_ID" w:bidi="id_ID"/>
+        </w:rPr>
+        <w:t>Ungkapan</w:t>
+      </w:r>
+      <w:r>
+        <w:rPr>
+          <w:lang w:val="id_ID" w:bidi="id_ID"/>
+        </w:rPr>
+      </w:r>
+      <w:r>
+        <w:rPr>
+          <w:lang w:val="id_ID" w:bidi="id_ID"/>
+        </w:rPr>
+      </w:r>
+    </w:p>
+    <w:p>
+      <w:pPr/>
+      <w:r>
+        <w:rPr>
+          <w:lang w:val="id_ID" w:bidi="id_ID"/>
+        </w:rPr>
+      </w:r>
+    </w:p>
+    <w:p>
+      <w:pPr>
+        <w:pStyle w:val="Heading2"/>
+      </w:pPr>
+      <w:r>
+        <w:rPr>
+          <w:lang w:val="id_ID" w:bidi="id_ID"/>
+        </w:rPr>
+        <w:t>Matius 16:21 (#4)</w:t>
+      </w:r>
+      <w:r>
+        <w:rPr>
+          <w:lang w:val="id_ID" w:bidi="id_ID"/>
+        </w:rPr>
+      </w:r>
+    </w:p>
+    <w:p>
+      <w:pPr/>
+      <w:r>
+        <w:rPr>
+          <w:lang w:val="id_ID" w:bidi="id_ID"/>
+        </w:rPr>
+      </w:r>
+      <w:r>
+        <w:rPr>
+          <w:b/>
+          <w:lang w:val="id_ID" w:bidi="id_ID"/>
+        </w:rPr>
+        <w:t>"dibangkitkan"</w:t>
+      </w:r>
+    </w:p>
+    <w:p>
+      <w:pPr/>
+      <w:r>
+        <w:rPr>
+          <w:lang w:val="id_ID" w:bidi="id_ID"/>
+        </w:rPr>
+      </w:r>
+      <w:r>
+        <w:rPr>
+          <w:lang w:val="id_ID" w:bidi="id_ID"/>
+        </w:rPr>
+        <w:t>Jika bahasa Anda tidak menggunakan bentuk pasif ini, Anda dapat menyampaikan gagasan tersebut dalam bentuk aktif atau dengan cara lain yang alami dalam bahasa Anda. Jika Anda perlu menyebutkan siapa yang melakukan tindakan tersebut, Matius mungkin menyiratkan bahwa: (1) Allah yang melakukannya. Terjemahan alternatif: "agar Allah membangkitkan-Nya" atau "untuk Allah membangkitkan-Nya" (2) Yesus sendiri yang melakukannya. Terjemahan alternatif: "untuk membangkitkan diri-Nya sendiri"</w:t>
+      </w:r>
+    </w:p>
+    <w:p>
+      <w:pPr/>
+      <w:r>
+        <w:rPr>
+          <w:lang w:val="id_ID" w:bidi="id_ID"/>
+        </w:rPr>
+      </w:r>
+      <w:r>
+        <w:rPr>
+          <w:lang w:val="id_ID" w:bidi="id_ID"/>
+        </w:rPr>
+        <w:t xml:space="preserve">Lihat: </w:t>
+      </w:r>
+      <w:r>
+        <w:rPr>
+          <w:lang w:val="id_ID" w:bidi="id_ID"/>
+        </w:rPr>
+        <w:t>Aktif atau Pasif</w:t>
+      </w:r>
+      <w:r>
+        <w:rPr>
+          <w:lang w:val="id_ID" w:bidi="id_ID"/>
+        </w:rPr>
+      </w:r>
+      <w:r>
+        <w:rPr>
+          <w:lang w:val="id_ID" w:bidi="id_ID"/>
+        </w:rPr>
+      </w:r>
+    </w:p>
+    <w:p>
+      <w:pPr/>
+      <w:r>
+        <w:rPr>
+          <w:lang w:val="id_ID" w:bidi="id_ID"/>
+        </w:rPr>
+      </w:r>
+    </w:p>
+    <w:p>
+      <w:pPr>
+        <w:pStyle w:val="Heading2"/>
+      </w:pPr>
+      <w:r>
+        <w:rPr>
+          <w:lang w:val="id_ID" w:bidi="id_ID"/>
+        </w:rPr>
+        <w:t>Matius 16:21 (#5)</w:t>
+      </w:r>
+      <w:r>
+        <w:rPr>
+          <w:lang w:val="id_ID" w:bidi="id_ID"/>
+        </w:rPr>
+      </w:r>
+    </w:p>
+    <w:p>
+      <w:pPr/>
+      <w:r>
+        <w:rPr>
+          <w:lang w:val="id_ID" w:bidi="id_ID"/>
+        </w:rPr>
+      </w:r>
+      <w:r>
+        <w:rPr>
+          <w:b/>
+          <w:lang w:val="id_ID" w:bidi="id_ID"/>
+        </w:rPr>
+        <w:t>"pada hari ketiga"</w:t>
+      </w:r>
+    </w:p>
+    <w:p>
+      <w:pPr/>
+      <w:r>
+        <w:rPr>
+          <w:lang w:val="id_ID" w:bidi="id_ID"/>
+        </w:rPr>
+      </w:r>
+      <w:r>
+        <w:rPr>
+          <w:lang w:val="id_ID" w:bidi="id_ID"/>
+        </w:rPr>
+        <w:t xml:space="preserve">Di sini, frasa </w:t>
+      </w:r>
+      <w:r>
+        <w:rPr>
+          <w:b/>
+          <w:lang w:val="id_ID" w:bidi="id_ID"/>
+        </w:rPr>
+        <w:t>pada hari ketiga</w:t>
+      </w:r>
+      <w:r>
+        <w:rPr>
+          <w:lang w:val="id_ID" w:bidi="id_ID"/>
+        </w:rPr>
+        <w:t xml:space="preserve"> merujuk pada lusa. Orang-orang dalam budaya Yesus menghitung hari ini sebagai hari pertama, besok sebagai hari kedua, dan lusa sebagai </w:t>
+      </w:r>
+      <w:r>
+        <w:rPr>
+          <w:b/>
+          <w:lang w:val="id_ID" w:bidi="id_ID"/>
+        </w:rPr>
+        <w:t>hari ketiga</w:t>
+      </w:r>
+      <w:r>
+        <w:rPr>
+          <w:lang w:val="id_ID" w:bidi="id_ID"/>
+        </w:rPr>
+        <w:t>. Jika akan lebih memudahkan pemahaman dalam bahasa Anda, Anda bisa menggunakan kata atau frasa yang merujuk pada lusa. Terjemahan alternatif: “pada hari setelah hari berikutnya” atau “dua hari kemudian”</w:t>
+      </w:r>
+    </w:p>
+    <w:p>
+      <w:pPr/>
+      <w:r>
+        <w:rPr>
+          <w:lang w:val="id_ID" w:bidi="id_ID"/>
+        </w:rPr>
+      </w:r>
+      <w:r>
+        <w:rPr>
+          <w:lang w:val="id_ID" w:bidi="id_ID"/>
+        </w:rPr>
+        <w:t xml:space="preserve">Lihat: </w:t>
+      </w:r>
+      <w:r>
+        <w:rPr>
+          <w:lang w:val="id_ID" w:bidi="id_ID"/>
+        </w:rPr>
+        <w:t>Ungkapan</w:t>
+      </w:r>
+      <w:r>
+        <w:rPr>
+          <w:lang w:val="id_ID" w:bidi="id_ID"/>
+        </w:rPr>
+      </w:r>
+      <w:r>
+        <w:rPr>
+          <w:lang w:val="id_ID" w:bidi="id_ID"/>
+        </w:rPr>
+      </w:r>
+    </w:p>
+    <w:p>
+      <w:pPr/>
+      <w:r>
+        <w:rPr>
+          <w:lang w:val="id_ID" w:bidi="id_ID"/>
+        </w:rPr>
+      </w:r>
+    </w:p>
+    <w:p>
+      <w:pPr>
+        <w:pStyle w:val="Heading2"/>
+      </w:pPr>
+      <w:r>
+        <w:rPr>
+          <w:lang w:val="id_ID" w:bidi="id_ID"/>
+        </w:rPr>
+        <w:t>Matius 16:21 (#6)</w:t>
+      </w:r>
+      <w:r>
+        <w:rPr>
+          <w:lang w:val="id_ID" w:bidi="id_ID"/>
+        </w:rPr>
+      </w:r>
+    </w:p>
+    <w:p>
+      <w:pPr/>
+      <w:r>
+        <w:rPr>
+          <w:lang w:val="id_ID" w:bidi="id_ID"/>
+        </w:rPr>
+      </w:r>
+      <w:r>
+        <w:rPr>
+          <w:b/>
+          <w:lang w:val="id_ID" w:bidi="id_ID"/>
+        </w:rPr>
+        <w:t>"pada hari ketiga"</w:t>
+      </w:r>
+    </w:p>
+    <w:p>
+      <w:pPr/>
+      <w:r>
+        <w:rPr>
+          <w:lang w:val="id_ID" w:bidi="id_ID"/>
+        </w:rPr>
+      </w:r>
+      <w:r>
+        <w:rPr>
+          <w:lang w:val="id_ID" w:bidi="id_ID"/>
+        </w:rPr>
+        <w:t>Jika bahasa Anda tidak menggunakan bilangan ordinal, Anda dapat menggunakan bilangan kardinal di sini atau ekspresi yang setara. Terjemahan alternatif: "pada hari ketiga"\n</w:t>
+      </w:r>
+    </w:p>
+    <w:p>
+      <w:pPr/>
+      <w:r>
+        <w:rPr>
+          <w:lang w:val="id_ID" w:bidi="id_ID"/>
+        </w:rPr>
+      </w:r>
+      <w:r>
+        <w:rPr>
+          <w:lang w:val="id_ID" w:bidi="id_ID"/>
+        </w:rPr>
+        <w:t xml:space="preserve">Lihat: </w:t>
+      </w:r>
+      <w:r>
+        <w:rPr>
+          <w:lang w:val="id_ID" w:bidi="id_ID"/>
+        </w:rPr>
+        <w:t>Bilangan Ordinal</w:t>
+      </w:r>
+      <w:r>
+        <w:rPr>
+          <w:lang w:val="id_ID" w:bidi="id_ID"/>
+        </w:rPr>
+      </w:r>
+      <w:r>
+        <w:rPr>
+          <w:lang w:val="id_ID" w:bidi="id_ID"/>
+        </w:rPr>
+      </w:r>
+    </w:p>
+    <w:p>
+      <w:pPr/>
+      <w:r>
+        <w:rPr>
+          <w:lang w:val="id_ID" w:bidi="id_ID"/>
+        </w:rPr>
+      </w:r>
+    </w:p>
+    <w:p>
+      <w:pPr>
+        <w:pStyle w:val="Heading2"/>
+      </w:pPr>
+      <w:r>
+        <w:rPr>
+          <w:lang w:val="id_ID" w:bidi="id_ID"/>
+        </w:rPr>
+        <w:t>Matius 16:22 (#1)</w:t>
+      </w:r>
+      <w:r>
+        <w:rPr>
+          <w:lang w:val="id_ID" w:bidi="id_ID"/>
+        </w:rPr>
+      </w:r>
+    </w:p>
+    <w:p>
+      <w:pPr/>
+      <w:r>
+        <w:rPr>
+          <w:lang w:val="id_ID" w:bidi="id_ID"/>
+        </w:rPr>
+      </w:r>
+      <w:r>
+        <w:rPr>
+          <w:b/>
+          <w:lang w:val="id_ID" w:bidi="id_ID"/>
+        </w:rPr>
+        <w:t>"menegor"</w:t>
+      </w:r>
+    </w:p>
+    <w:p>
+      <w:pPr/>
+      <w:r>
+        <w:rPr>
+          <w:lang w:val="id_ID" w:bidi="id_ID"/>
+        </w:rPr>
+      </w:r>
+      <w:r>
+        <w:rPr>
+          <w:lang w:val="id_ID" w:bidi="id_ID"/>
+        </w:rPr>
+        <w:t>Pertimbangkan cara alami untuk memperkenalkan kutipan langsung dalam bahasa Anda. Terjemahan alternatif: "dan dia berkata"</w:t>
+      </w:r>
+    </w:p>
+    <w:p>
+      <w:pPr/>
+      <w:r>
+        <w:rPr>
+          <w:lang w:val="id_ID" w:bidi="id_ID"/>
+        </w:rPr>
+      </w:r>
+      <w:r>
+        <w:rPr>
+          <w:lang w:val="id_ID" w:bidi="id_ID"/>
+        </w:rPr>
+        <w:t xml:space="preserve">Lihat: </w:t>
+      </w:r>
+      <w:r>
+        <w:rPr>
+          <w:lang w:val="id_ID" w:bidi="id_ID"/>
+        </w:rPr>
+        <w:t>Kutipan dan Penanda Kutipan</w:t>
+      </w:r>
+      <w:r>
+        <w:rPr>
+          <w:lang w:val="id_ID" w:bidi="id_ID"/>
+        </w:rPr>
+      </w:r>
+      <w:r>
+        <w:rPr>
+          <w:lang w:val="id_ID" w:bidi="id_ID"/>
+        </w:rPr>
+      </w:r>
+    </w:p>
+    <w:p>
+      <w:pPr/>
+      <w:r>
+        <w:rPr>
+          <w:lang w:val="id_ID" w:bidi="id_ID"/>
+        </w:rPr>
+      </w:r>
+    </w:p>
+    <w:p>
+      <w:pPr>
+        <w:pStyle w:val="Heading2"/>
+      </w:pPr>
+      <w:r>
+        <w:rPr>
+          <w:lang w:val="id_ID" w:bidi="id_ID"/>
+        </w:rPr>
+        <w:t>Matius 16:22 (#2)</w:t>
+      </w:r>
+      <w:r>
+        <w:rPr>
+          <w:lang w:val="id_ID" w:bidi="id_ID"/>
+        </w:rPr>
+      </w:r>
+    </w:p>
+    <w:p>
+      <w:pPr/>
+      <w:r>
+        <w:rPr>
+          <w:lang w:val="id_ID" w:bidi="id_ID"/>
+        </w:rPr>
+      </w:r>
+      <w:r>
+        <w:rPr>
+          <w:b/>
+          <w:lang w:val="id_ID" w:bidi="id_ID"/>
+        </w:rPr>
+        <w:t>"menjauhkan hal itu"</w:t>
+      </w:r>
+    </w:p>
+    <w:p>
+      <w:pPr/>
+      <w:r>
+        <w:rPr>
+          <w:lang w:val="id_ID" w:bidi="id_ID"/>
+        </w:rPr>
+      </w:r>
+      <w:r>
+        <w:rPr>
+          <w:lang w:val="id_ID" w:bidi="id_ID"/>
+        </w:rPr>
+        <w:t xml:space="preserve">Di sini, frasa </w:t>
+      </w:r>
+      <w:r>
+        <w:rPr>
+          <w:b/>
+          <w:lang w:val="id_ID" w:bidi="id_ID"/>
+        </w:rPr>
+        <w:t>menjauhkan hal itu</w:t>
+      </w:r>
+      <w:r>
+        <w:rPr>
+          <w:lang w:val="id_ID" w:bidi="id_ID"/>
+        </w:rPr>
+        <w:t xml:space="preserve"> bisa berarti: (1) bahwa Yesus seharusnya tidak memikirkan atau membicarakan apa yang telah Ia nubuatkan akan terjadi. Terjemahan alternatif: “Jauhkanlah itu dari-Mu” atau “Berhentilah mengatakan hal-hal itu” (2) bahwa dia percaya bahwa Allah akan dengan belas kasihan melindungi Yesus dari apa yang Yesus telah nubuatkan akan terjadi. Terjemahan alternatif: “Allah akan berbelas kasihan pada-Mu” atau “Semoga Allah mengasihani-Mu”</w:t>
+      </w:r>
+    </w:p>
+    <w:p>
+      <w:pPr/>
+      <w:r>
+        <w:rPr>
+          <w:lang w:val="id_ID" w:bidi="id_ID"/>
+        </w:rPr>
+      </w:r>
+      <w:r>
+        <w:rPr>
+          <w:lang w:val="id_ID" w:bidi="id_ID"/>
+        </w:rPr>
+        <w:t xml:space="preserve">Lihat: </w:t>
+      </w:r>
+      <w:r>
+        <w:rPr>
+          <w:lang w:val="id_ID" w:bidi="id_ID"/>
+        </w:rPr>
+        <w:t>Ungkapan</w:t>
+      </w:r>
+      <w:r>
+        <w:rPr>
+          <w:lang w:val="id_ID" w:bidi="id_ID"/>
+        </w:rPr>
+      </w:r>
+      <w:r>
+        <w:rPr>
+          <w:lang w:val="id_ID" w:bidi="id_ID"/>
+        </w:rPr>
+      </w:r>
+    </w:p>
+    <w:p>
+      <w:pPr/>
+      <w:r>
+        <w:rPr>
+          <w:lang w:val="id_ID" w:bidi="id_ID"/>
+        </w:rPr>
+      </w:r>
+    </w:p>
+    <w:p>
+      <w:pPr>
+        <w:pStyle w:val="Heading2"/>
+      </w:pPr>
+      <w:r>
+        <w:rPr>
+          <w:lang w:val="id_ID" w:bidi="id_ID"/>
+        </w:rPr>
+        <w:t>Matius 16:22 (#3)</w:t>
+      </w:r>
+      <w:r>
+        <w:rPr>
+          <w:lang w:val="id_ID" w:bidi="id_ID"/>
+        </w:rPr>
+      </w:r>
+    </w:p>
+    <w:p>
+      <w:pPr/>
+      <w:r>
+        <w:rPr>
+          <w:lang w:val="id_ID" w:bidi="id_ID"/>
+        </w:rPr>
+      </w:r>
+      <w:r>
+        <w:rPr>
+          <w:b/>
+          <w:lang w:val="id_ID" w:bidi="id_ID"/>
+        </w:rPr>
+        <w:t>"Engkau,"</w:t>
+      </w:r>
+    </w:p>
+    <w:p>
+      <w:pPr/>
+      <w:r>
+        <w:rPr>
+          <w:lang w:val="id_ID" w:bidi="id_ID"/>
+        </w:rPr>
+      </w:r>
+      <w:r>
+        <w:rPr>
+          <w:lang w:val="id_ID" w:bidi="id_ID"/>
+        </w:rPr>
+        <w:t xml:space="preserve">Karena Petrus sedang berbicara kepada Yesus, kata </w:t>
+      </w:r>
+      <w:r>
+        <w:rPr>
+          <w:b/>
+          <w:lang w:val="id_ID" w:bidi="id_ID"/>
+        </w:rPr>
+        <w:t>Engkau</w:t>
+      </w:r>
+      <w:r>
+        <w:rPr>
+          <w:lang w:val="id_ID" w:bidi="id_ID"/>
+        </w:rPr>
+        <w:t xml:space="preserve"> di seluruh Ayat ini adalah tunggal.</w:t>
+      </w:r>
+    </w:p>
+    <w:p>
+      <w:pPr/>
+      <w:r>
+        <w:rPr>
+          <w:lang w:val="id_ID" w:bidi="id_ID"/>
+        </w:rPr>
+      </w:r>
+      <w:r>
+        <w:rPr>
+          <w:lang w:val="id_ID" w:bidi="id_ID"/>
+        </w:rPr>
+        <w:t xml:space="preserve">Lihat: </w:t>
+      </w:r>
+      <w:r>
+        <w:rPr>
+          <w:lang w:val="id_ID" w:bidi="id_ID"/>
+        </w:rPr>
+        <w:t>Bentuk Kata 'Kamu' — Tunggal</w:t>
+      </w:r>
+      <w:r>
+        <w:rPr>
+          <w:lang w:val="id_ID" w:bidi="id_ID"/>
+        </w:rPr>
+      </w:r>
+      <w:r>
+        <w:rPr>
+          <w:lang w:val="id_ID" w:bidi="id_ID"/>
+        </w:rPr>
+      </w:r>
+    </w:p>
+    <w:p>
+      <w:pPr/>
+      <w:r>
+        <w:rPr>
+          <w:lang w:val="id_ID" w:bidi="id_ID"/>
+        </w:rPr>
+      </w:r>
+    </w:p>
+    <w:p>
+      <w:pPr>
+        <w:pStyle w:val="Heading2"/>
+      </w:pPr>
+      <w:r>
+        <w:rPr>
+          <w:lang w:val="id_ID" w:bidi="id_ID"/>
+        </w:rPr>
+        <w:t>Matius 16:22 (#4)</w:t>
+      </w:r>
+      <w:r>
+        <w:rPr>
+          <w:lang w:val="id_ID" w:bidi="id_ID"/>
+        </w:rPr>
+      </w:r>
+    </w:p>
+    <w:p>
+      <w:pPr/>
+      <w:r>
+        <w:rPr>
+          <w:lang w:val="id_ID" w:bidi="id_ID"/>
+        </w:rPr>
+      </w:r>
+      <w:r>
+        <w:rPr>
+          <w:b/>
+          <w:lang w:val="id_ID" w:bidi="id_ID"/>
+        </w:rPr>
+        <w:t>"itu"</w:t>
+      </w:r>
+    </w:p>
+    <w:p>
+      <w:pPr/>
+      <w:r>
+        <w:rPr>
+          <w:lang w:val="id_ID" w:bidi="id_ID"/>
+        </w:rPr>
+      </w:r>
+      <w:r>
+        <w:rPr>
+          <w:lang w:val="id_ID" w:bidi="id_ID"/>
+        </w:rPr>
+        <w:t xml:space="preserve">Kata ganti </w:t>
+      </w:r>
+      <w:r>
+        <w:rPr>
+          <w:b/>
+          <w:lang w:val="id_ID" w:bidi="id_ID"/>
+        </w:rPr>
+        <w:t>itu</w:t>
+      </w:r>
+      <w:r>
+        <w:rPr>
+          <w:lang w:val="id_ID" w:bidi="id_ID"/>
+        </w:rPr>
+        <w:t xml:space="preserve"> merujuk pada hal-hal yang baru saja Yesus bicarakan tentang apa yang akan terjadi padanya. Jika hal ini tidak jelas bagi pembaca Anda, Anda dapat merujuk pada hal-hal tersebut secara lebih langsung. Terjemahan alternatif: "hal-hal tersebut" atau "apa yang telah Kau katakan"</w:t>
+      </w:r>
+    </w:p>
+    <w:p>
+      <w:pPr/>
+      <w:r>
+        <w:rPr>
+          <w:lang w:val="id_ID" w:bidi="id_ID"/>
+        </w:rPr>
+      </w:r>
+      <w:r>
+        <w:rPr>
+          <w:lang w:val="id_ID" w:bidi="id_ID"/>
+        </w:rPr>
+        <w:t xml:space="preserve">Lihat: </w:t>
+      </w:r>
+      <w:r>
+        <w:rPr>
+          <w:lang w:val="id_ID" w:bidi="id_ID"/>
+        </w:rPr>
+        <w:t>Kata Ganti — Kapan Menggunakannya</w:t>
+      </w:r>
+      <w:r>
+        <w:rPr>
+          <w:lang w:val="id_ID" w:bidi="id_ID"/>
+        </w:rPr>
+      </w:r>
+      <w:r>
+        <w:rPr>
+          <w:lang w:val="id_ID" w:bidi="id_ID"/>
+        </w:rPr>
+      </w:r>
+    </w:p>
+    <w:p>
+      <w:pPr/>
+      <w:r>
+        <w:rPr>
+          <w:lang w:val="id_ID" w:bidi="id_ID"/>
+        </w:rPr>
+      </w:r>
+    </w:p>
+    <w:p>
+      <w:pPr>
+        <w:pStyle w:val="Heading2"/>
+      </w:pPr>
+      <w:r>
+        <w:rPr>
+          <w:lang w:val="id_ID" w:bidi="id_ID"/>
+        </w:rPr>
+        <w:t>Matius 16:22 (#5)</w:t>
+      </w:r>
+      <w:r>
+        <w:rPr>
+          <w:lang w:val="id_ID" w:bidi="id_ID"/>
+        </w:rPr>
+      </w:r>
+    </w:p>
+    <w:p>
+      <w:pPr/>
+      <w:r>
+        <w:rPr>
+          <w:lang w:val="id_ID" w:bidi="id_ID"/>
+        </w:rPr>
+      </w:r>
+      <w:r>
+        <w:rPr>
+          <w:b/>
+          <w:lang w:val="id_ID" w:bidi="id_ID"/>
+        </w:rPr>
+        <w:t>"sekali-kali takkan"</w:t>
+      </w:r>
+    </w:p>
+    <w:p>
+      <w:pPr/>
+      <w:r>
+        <w:rPr>
+          <w:lang w:val="id_ID" w:bidi="id_ID"/>
+        </w:rPr>
+      </w:r>
+      <w:r>
+        <w:rPr>
+          <w:lang w:val="id_ID" w:bidi="id_ID"/>
+        </w:rPr>
+        <w:t xml:space="preserve">Kata-kata yang diterjemahkan </w:t>
+      </w:r>
+      <w:r>
+        <w:rPr>
+          <w:b/>
+          <w:lang w:val="id_ID" w:bidi="id_ID"/>
+        </w:rPr>
+        <w:t>sekali-kali takkan</w:t>
+      </w:r>
+      <w:r>
+        <w:rPr>
+          <w:lang w:val="id_ID" w:bidi="id_ID"/>
+        </w:rPr>
+        <w:t xml:space="preserve"> adalah dua kata negatif. Dalam konstruksi ini, kedua kata negatif tidak membatalkan kata yang pertama untuk menciptakan makna positif. Sebaliknya, ini memberikan penekanan lebih besar pada kata negatif. Jika bahasa Anda dapat menggunakan dua kata negatif yang tidak saling membatalkan untuk menciptakan makna positif, Anda dapat menggunakan kata negatif ganda di sini. Jika bahasa Anda tidak menggunakan dua kata negatif dengan cara itu, Anda dapat menerjemahkan dengan satu kata negatif kuat, seperti yang dilakukan ULT. Terjemahan alternatif: “sama sekali tidak”</w:t>
+      </w:r>
+    </w:p>
+    <w:p>
+      <w:pPr/>
+      <w:r>
+        <w:rPr>
+          <w:lang w:val="id_ID" w:bidi="id_ID"/>
+        </w:rPr>
+      </w:r>
+      <w:r>
+        <w:rPr>
+          <w:lang w:val="id_ID" w:bidi="id_ID"/>
+        </w:rPr>
+        <w:t xml:space="preserve">Lihat: </w:t>
+      </w:r>
+      <w:r>
+        <w:rPr>
+          <w:lang w:val="id_ID" w:bidi="id_ID"/>
+        </w:rPr>
+        <w:t>Negatif Ganda</w:t>
+      </w:r>
+      <w:r>
+        <w:rPr>
+          <w:lang w:val="id_ID" w:bidi="id_ID"/>
+        </w:rPr>
+      </w:r>
+      <w:r>
+        <w:rPr>
+          <w:lang w:val="id_ID" w:bidi="id_ID"/>
+        </w:rPr>
+      </w:r>
+    </w:p>
+    <w:p>
+      <w:pPr/>
+      <w:r>
+        <w:rPr>
+          <w:lang w:val="id_ID" w:bidi="id_ID"/>
+        </w:rPr>
+      </w:r>
+    </w:p>
+    <w:p>
+      <w:pPr>
+        <w:pStyle w:val="Heading2"/>
+      </w:pPr>
+      <w:r>
+        <w:rPr>
+          <w:lang w:val="id_ID" w:bidi="id_ID"/>
+        </w:rPr>
+        <w:t>Matius 16:23 (#1)</w:t>
+      </w:r>
+      <w:r>
+        <w:rPr>
+          <w:lang w:val="id_ID" w:bidi="id_ID"/>
+        </w:rPr>
+      </w:r>
+    </w:p>
+    <w:p>
+      <w:pPr/>
+      <w:r>
+        <w:rPr>
+          <w:lang w:val="id_ID" w:bidi="id_ID"/>
+        </w:rPr>
+      </w:r>
+      <w:r>
+        <w:rPr>
+          <w:b/>
+          <w:lang w:val="id_ID" w:bidi="id_ID"/>
+        </w:rPr>
+        <w:t>"Maka"</w:t>
+      </w:r>
+    </w:p>
+    <w:p>
+      <w:pPr/>
+      <w:r>
+        <w:rPr>
+          <w:lang w:val="id_ID" w:bidi="id_ID"/>
+        </w:rPr>
+      </w:r>
+      <w:r>
+        <w:rPr>
+          <w:lang w:val="id_ID" w:bidi="id_ID"/>
+        </w:rPr>
+        <w:t xml:space="preserve">Di sini, kata </w:t>
+      </w:r>
+      <w:r>
+        <w:rPr>
+          <w:b/>
+          <w:lang w:val="id_ID" w:bidi="id_ID"/>
+        </w:rPr>
+        <w:t>Maka</w:t>
+      </w:r>
+      <w:r>
+        <w:rPr>
+          <w:lang w:val="id_ID" w:bidi="id_ID"/>
+        </w:rPr>
+        <w:t xml:space="preserve"> memperkenalkan hal berikutnya yang terjadi. Jika akan lebih memudahkan pemahaman dalam bahasa Anda, Anda bisa menggunakan kata atau frasa yang memperkenalkan peristiwa berikutnya, atau Anda bisa membiarkan kata </w:t>
+      </w:r>
+      <w:r>
+        <w:rPr>
+          <w:b/>
+          <w:lang w:val="id_ID" w:bidi="id_ID"/>
+        </w:rPr>
+        <w:t>Maka</w:t>
+      </w:r>
+      <w:r>
+        <w:rPr>
+          <w:lang w:val="id_ID" w:bidi="id_ID"/>
+        </w:rPr>
+        <w:t xml:space="preserve"> tidak diterjemahkan. Terjemahan alternatif: “Setelah itu”</w:t>
+      </w:r>
+    </w:p>
+    <w:p>
+      <w:pPr/>
+      <w:r>
+        <w:rPr>
+          <w:lang w:val="id_ID" w:bidi="id_ID"/>
+        </w:rPr>
+      </w:r>
+      <w:r>
+        <w:rPr>
+          <w:lang w:val="id_ID" w:bidi="id_ID"/>
+        </w:rPr>
+        <w:t xml:space="preserve">Lihat: </w:t>
+      </w:r>
+      <w:r>
+        <w:rPr>
+          <w:lang w:val="id_ID" w:bidi="id_ID"/>
+        </w:rPr>
+        <w:t>Kata dan Frasa Penghubung</w:t>
+      </w:r>
+      <w:r>
+        <w:rPr>
+          <w:lang w:val="id_ID" w:bidi="id_ID"/>
+        </w:rPr>
+      </w:r>
+      <w:r>
+        <w:rPr>
+          <w:lang w:val="id_ID" w:bidi="id_ID"/>
+        </w:rPr>
+      </w:r>
+    </w:p>
+    <w:p>
+      <w:pPr/>
+      <w:r>
+        <w:rPr>
+          <w:lang w:val="id_ID" w:bidi="id_ID"/>
+        </w:rPr>
+      </w:r>
+    </w:p>
+    <w:p>
+      <w:pPr>
+        <w:pStyle w:val="Heading2"/>
+      </w:pPr>
+      <w:r>
+        <w:rPr>
+          <w:lang w:val="id_ID" w:bidi="id_ID"/>
+        </w:rPr>
+        <w:t>Matius 16:23 (#2)</w:t>
+      </w:r>
+      <w:r>
+        <w:rPr>
+          <w:lang w:val="id_ID" w:bidi="id_ID"/>
+        </w:rPr>
+      </w:r>
+    </w:p>
+    <w:p>
+      <w:pPr/>
+      <w:r>
+        <w:rPr>
+          <w:lang w:val="id_ID" w:bidi="id_ID"/>
+        </w:rPr>
+      </w:r>
+      <w:r>
+        <w:rPr>
+          <w:b/>
+          <w:lang w:val="id_ID" w:bidi="id_ID"/>
+        </w:rPr>
+        <w:t>"berpaling"</w:t>
+      </w:r>
+    </w:p>
+    <w:p>
+      <w:pPr/>
+      <w:r>
+        <w:rPr>
+          <w:lang w:val="id_ID" w:bidi="id_ID"/>
+        </w:rPr>
+      </w:r>
+      <w:r>
+        <w:rPr>
+          <w:lang w:val="id_ID" w:bidi="id_ID"/>
+        </w:rPr>
+        <w:t xml:space="preserve">Di sini Matius mungkin menyiratkan bahwa Yesus </w:t>
+      </w:r>
+      <w:r>
+        <w:rPr>
+          <w:b/>
+          <w:lang w:val="id_ID" w:bidi="id_ID"/>
+        </w:rPr>
+        <w:t>berpaling</w:t>
+      </w:r>
+      <w:r>
+        <w:rPr>
+          <w:lang w:val="id_ID" w:bidi="id_ID"/>
+        </w:rPr>
+        <w:t>: (1) untuk menghadap Petrus. Terjemahan alternatif: “setelah berpaling menghadap Petrus” (2) menjauh dari Petrus. Terjemahan alternatif: “setelah berpaling menjauh dari Petrus”</w:t>
+      </w:r>
+    </w:p>
+    <w:p>
+      <w:pPr/>
+      <w:r>
+        <w:rPr>
+          <w:lang w:val="id_ID" w:bidi="id_ID"/>
+        </w:rPr>
+      </w:r>
+      <w:r>
+        <w:rPr>
+          <w:lang w:val="id_ID" w:bidi="id_ID"/>
+        </w:rPr>
+        <w:t xml:space="preserve">Lihat: </w:t>
+      </w:r>
+      <w:r>
+        <w:rPr>
+          <w:lang w:val="id_ID" w:bidi="id_ID"/>
+        </w:rPr>
+        <w:t>Hal-hal yang Dianggap Sudah Diketahui dan Informasi Tersirat</w:t>
+      </w:r>
+      <w:r>
+        <w:rPr>
+          <w:lang w:val="id_ID" w:bidi="id_ID"/>
+        </w:rPr>
+      </w:r>
+      <w:r>
+        <w:rPr>
+          <w:lang w:val="id_ID" w:bidi="id_ID"/>
+        </w:rPr>
+      </w:r>
+    </w:p>
+    <w:p>
+      <w:pPr/>
+      <w:r>
+        <w:rPr>
+          <w:lang w:val="id_ID" w:bidi="id_ID"/>
+        </w:rPr>
+      </w:r>
+    </w:p>
+    <w:p>
+      <w:pPr>
+        <w:pStyle w:val="Heading2"/>
+      </w:pPr>
+      <w:r>
+        <w:rPr>
+          <w:lang w:val="id_ID" w:bidi="id_ID"/>
+        </w:rPr>
+        <w:t>Matius 16:23 (#3)</w:t>
+      </w:r>
+      <w:r>
+        <w:rPr>
+          <w:lang w:val="id_ID" w:bidi="id_ID"/>
+        </w:rPr>
+      </w:r>
+    </w:p>
+    <w:p>
+      <w:pPr/>
+      <w:r>
+        <w:rPr>
+          <w:lang w:val="id_ID" w:bidi="id_ID"/>
+        </w:rPr>
+      </w:r>
+      <w:r>
+        <w:rPr>
+          <w:b/>
+          <w:lang w:val="id_ID" w:bidi="id_ID"/>
+        </w:rPr>
+        <w:t>"Enyahlah"</w:t>
+      </w:r>
+    </w:p>
+    <w:p>
+      <w:pPr/>
+      <w:r>
+        <w:rPr>
+          <w:lang w:val="id_ID" w:bidi="id_ID"/>
+        </w:rPr>
+      </w:r>
+      <w:r>
+        <w:rPr>
+          <w:lang w:val="id_ID" w:bidi="id_ID"/>
+        </w:rPr>
+        <w:t xml:space="preserve">Di sini Yesus berbicara seolah-olah Ia ingin Petrus untuk </w:t>
+      </w:r>
+      <w:r>
+        <w:rPr>
+          <w:b/>
+          <w:lang w:val="id_ID" w:bidi="id_ID"/>
+        </w:rPr>
+        <w:t xml:space="preserve">enyah </w:t>
+      </w:r>
+      <w:r>
+        <w:rPr>
+          <w:lang w:val="id_ID" w:bidi="id_ID"/>
+        </w:rPr>
+        <w:t>dari-Nya. Dia bermaksud bahwa Petrus seharusnya tidak menegur Dia tetapi sebaliknya menerima apa yang Yesus katakan. Jika akan lebih memudahkan pemahaman dalam bahasa Anda, Anda dapat menggunakan ungkapan yang sebanding atau menyatakan maknanya secara jelas. Terjemahan alternatif: “Jangan menghalangi Aku” atau “Jangan menegor Aku”</w:t>
+      </w:r>
+    </w:p>
+    <w:p>
+      <w:pPr/>
+      <w:r>
+        <w:rPr>
+          <w:lang w:val="id_ID" w:bidi="id_ID"/>
+        </w:rPr>
+      </w:r>
+      <w:r>
+        <w:rPr>
+          <w:lang w:val="id_ID" w:bidi="id_ID"/>
+        </w:rPr>
+        <w:t xml:space="preserve">Lihat: </w:t>
+      </w:r>
+      <w:r>
+        <w:rPr>
+          <w:lang w:val="id_ID" w:bidi="id_ID"/>
+        </w:rPr>
+        <w:t>Metafora</w:t>
+      </w:r>
+      <w:r>
+        <w:rPr>
+          <w:lang w:val="id_ID" w:bidi="id_ID"/>
+        </w:rPr>
+      </w:r>
+      <w:r>
+        <w:rPr>
+          <w:lang w:val="id_ID" w:bidi="id_ID"/>
+        </w:rPr>
+      </w:r>
+    </w:p>
+    <w:p>
+      <w:pPr/>
+      <w:r>
+        <w:rPr>
+          <w:lang w:val="id_ID" w:bidi="id_ID"/>
+        </w:rPr>
+      </w:r>
+    </w:p>
+    <w:p>
+      <w:pPr>
+        <w:pStyle w:val="Heading2"/>
+      </w:pPr>
+      <w:r>
+        <w:rPr>
+          <w:lang w:val="id_ID" w:bidi="id_ID"/>
+        </w:rPr>
+        <w:t>Matius 16:23 (#4)</w:t>
+      </w:r>
+      <w:r>
+        <w:rPr>
+          <w:lang w:val="id_ID" w:bidi="id_ID"/>
+        </w:rPr>
+      </w:r>
+    </w:p>
+    <w:p>
+      <w:pPr/>
+      <w:r>
+        <w:rPr>
+          <w:lang w:val="id_ID" w:bidi="id_ID"/>
+        </w:rPr>
+      </w:r>
+      <w:r>
+        <w:rPr>
+          <w:b/>
+          <w:lang w:val="id_ID" w:bidi="id_ID"/>
+        </w:rPr>
+        <w:t>"Iblis"</w:t>
+      </w:r>
+    </w:p>
+    <w:p>
+      <w:pPr/>
+      <w:r>
+        <w:rPr>
+          <w:lang w:val="id_ID" w:bidi="id_ID"/>
+        </w:rPr>
+      </w:r>
+      <w:r>
+        <w:rPr>
+          <w:lang w:val="id_ID" w:bidi="id_ID"/>
+        </w:rPr>
+        <w:t xml:space="preserve">Di sini Yesus memanggil Petrus </w:t>
+      </w:r>
+      <w:r>
+        <w:rPr>
+          <w:b/>
+          <w:lang w:val="id_ID" w:bidi="id_ID"/>
+        </w:rPr>
+        <w:t>Iblis</w:t>
+      </w:r>
+      <w:r>
+        <w:rPr>
+          <w:lang w:val="id_ID" w:bidi="id_ID"/>
+        </w:rPr>
+        <w:t xml:space="preserve"> karena Petrus bertindak seperti </w:t>
+      </w:r>
+      <w:r>
+        <w:rPr>
+          <w:b/>
+          <w:lang w:val="id_ID" w:bidi="id_ID"/>
+        </w:rPr>
+        <w:t>Iblis</w:t>
+      </w:r>
+      <w:r>
+        <w:rPr>
+          <w:lang w:val="id_ID" w:bidi="id_ID"/>
+        </w:rPr>
+        <w:t xml:space="preserve"> dengan menggoda Yesus untuk tidak menaati Allah. Jika akan lebih memudahkan pemahaman dalam bahasa Anda, Anda bisa menggunakan bentuk perumpamaan atau menjelaskan metafora tersebut. Terjemahan alternatif: "kamu yang bertindak seperti Iblis" atau "karena kamu menggoda Aku seperti yang dilakukan Iblis"</w:t>
+      </w:r>
+    </w:p>
+    <w:p>
+      <w:pPr/>
+      <w:r>
+        <w:rPr>
+          <w:lang w:val="id_ID" w:bidi="id_ID"/>
+        </w:rPr>
+      </w:r>
+      <w:r>
+        <w:rPr>
+          <w:lang w:val="id_ID" w:bidi="id_ID"/>
+        </w:rPr>
+        <w:t xml:space="preserve">Lihat: </w:t>
+      </w:r>
+      <w:r>
+        <w:rPr>
+          <w:lang w:val="id_ID" w:bidi="id_ID"/>
+        </w:rPr>
+        <w:t>Metafora</w:t>
+      </w:r>
+      <w:r>
+        <w:rPr>
+          <w:lang w:val="id_ID" w:bidi="id_ID"/>
+        </w:rPr>
+      </w:r>
+      <w:r>
+        <w:rPr>
+          <w:lang w:val="id_ID" w:bidi="id_ID"/>
+        </w:rPr>
+      </w:r>
+    </w:p>
+    <w:p>
+      <w:pPr/>
+      <w:r>
+        <w:rPr>
+          <w:lang w:val="id_ID" w:bidi="id_ID"/>
+        </w:rPr>
+      </w:r>
+    </w:p>
+    <w:p>
+      <w:pPr>
+        <w:pStyle w:val="Heading2"/>
+      </w:pPr>
+      <w:r>
+        <w:rPr>
+          <w:lang w:val="id_ID" w:bidi="id_ID"/>
+        </w:rPr>
+        <w:t>Matius 16:23 (#5)</w:t>
+      </w:r>
+      <w:r>
+        <w:rPr>
+          <w:lang w:val="id_ID" w:bidi="id_ID"/>
+        </w:rPr>
+      </w:r>
+    </w:p>
+    <w:p>
+      <w:pPr/>
+      <w:r>
+        <w:rPr>
+          <w:lang w:val="id_ID" w:bidi="id_ID"/>
+        </w:rPr>
+      </w:r>
+      <w:r>
+        <w:rPr>
+          <w:b/>
+          <w:lang w:val="id_ID" w:bidi="id_ID"/>
+        </w:rPr>
+        <w:t>"Engkau suatu batu sandungan bagi-Ku, sebab engkau bukan memikirkan apa yang dipikirkan Allah, melainkan apa yang dipikirkan manusia."</w:t>
+      </w:r>
+    </w:p>
+    <w:p>
+      <w:pPr/>
+      <w:r>
+        <w:rPr>
+          <w:lang w:val="id_ID" w:bidi="id_ID"/>
+        </w:rPr>
+      </w:r>
+      <w:r>
+        <w:rPr>
+          <w:lang w:val="id_ID" w:bidi="id_ID"/>
+        </w:rPr>
+        <w:t>Jika lebih alami dalam bahasa Anda, Anda bisa membalik urutan klausa ini, karena klausa kedua memberikan alasan untuk hasil yang dijelaskan oleh klausa pertama. Terjemahan alternatif: "Sebab engkau bukan memikirkan apa yang dipikirkan Allah, melainkan apa yang dipikirkan manusia, engkau suatu batu sandungan bagi-Ku"</w:t>
+      </w:r>
+    </w:p>
+    <w:p>
+      <w:pPr/>
+      <w:r>
+        <w:rPr>
+          <w:lang w:val="id_ID" w:bidi="id_ID"/>
+        </w:rPr>
+      </w:r>
+      <w:r>
+        <w:rPr>
+          <w:lang w:val="id_ID" w:bidi="id_ID"/>
+        </w:rPr>
+        <w:t xml:space="preserve">Lihat: </w:t>
+      </w:r>
+      <w:r>
+        <w:rPr>
+          <w:lang w:val="id_ID" w:bidi="id_ID"/>
+        </w:rPr>
+        <w:t>Menghubungkan — Hubungan Sebab Akibat</w:t>
+      </w:r>
+      <w:r>
+        <w:rPr>
+          <w:lang w:val="id_ID" w:bidi="id_ID"/>
+        </w:rPr>
+      </w:r>
+      <w:r>
+        <w:rPr>
+          <w:lang w:val="id_ID" w:bidi="id_ID"/>
+        </w:rPr>
+      </w:r>
+    </w:p>
+    <w:p>
+      <w:pPr/>
+      <w:r>
+        <w:rPr>
+          <w:lang w:val="id_ID" w:bidi="id_ID"/>
+        </w:rPr>
+      </w:r>
+    </w:p>
+    <w:p>
+      <w:pPr>
+        <w:pStyle w:val="Heading2"/>
+      </w:pPr>
+      <w:r>
+        <w:rPr>
+          <w:lang w:val="id_ID" w:bidi="id_ID"/>
+        </w:rPr>
+        <w:t>Matius 16:23 (#6)</w:t>
+      </w:r>
+      <w:r>
+        <w:rPr>
+          <w:lang w:val="id_ID" w:bidi="id_ID"/>
+        </w:rPr>
+      </w:r>
+    </w:p>
+    <w:p>
+      <w:pPr/>
+      <w:r>
+        <w:rPr>
+          <w:lang w:val="id_ID" w:bidi="id_ID"/>
+        </w:rPr>
+      </w:r>
+      <w:r>
+        <w:rPr>
+          <w:b/>
+          <w:lang w:val="id_ID" w:bidi="id_ID"/>
+        </w:rPr>
+        <w:t>"Engkau suatu batu sandungan bagi-Ku"</w:t>
+      </w:r>
+    </w:p>
+    <w:p>
+      <w:pPr/>
+      <w:r>
+        <w:rPr>
+          <w:lang w:val="id_ID" w:bidi="id_ID"/>
+        </w:rPr>
+      </w:r>
+      <w:r>
+        <w:rPr>
+          <w:lang w:val="id_ID" w:bidi="id_ID"/>
+        </w:rPr>
+        <w:t xml:space="preserve">Di sini, Yesus berbicara tentang seseorang yang menggoda orang lain untuk berbuat dosa seolah-olah orang itu adalah </w:t>
+      </w:r>
+      <w:r>
+        <w:rPr>
+          <w:b/>
+          <w:lang w:val="id_ID" w:bidi="id_ID"/>
+        </w:rPr>
+        <w:t>batu sandungan</w:t>
+      </w:r>
+      <w:r>
+        <w:rPr>
+          <w:lang w:val="id_ID" w:bidi="id_ID"/>
+        </w:rPr>
+        <w:t>. Jika lebih jelas dalam bahasa Anda, Anda bisa menyatakan maknanya secara langsung. Terjemahan alternatif: “engkau menggoda Aku untuk berbuat dosa”</w:t>
+      </w:r>
+    </w:p>
+    <w:p>
+      <w:pPr/>
+      <w:r>
+        <w:rPr>
+          <w:lang w:val="id_ID" w:bidi="id_ID"/>
+        </w:rPr>
+      </w:r>
+      <w:r>
+        <w:rPr>
+          <w:lang w:val="id_ID" w:bidi="id_ID"/>
+        </w:rPr>
+        <w:t xml:space="preserve">Lihat: </w:t>
+      </w:r>
+      <w:r>
+        <w:rPr>
+          <w:lang w:val="id_ID" w:bidi="id_ID"/>
+        </w:rPr>
+        <w:t>Metafora</w:t>
+      </w:r>
+      <w:r>
+        <w:rPr>
+          <w:lang w:val="id_ID" w:bidi="id_ID"/>
+        </w:rPr>
+      </w:r>
+      <w:r>
+        <w:rPr>
+          <w:lang w:val="id_ID" w:bidi="id_ID"/>
+        </w:rPr>
+      </w:r>
+    </w:p>
+    <w:p>
+      <w:pPr/>
+      <w:r>
+        <w:rPr>
+          <w:lang w:val="id_ID" w:bidi="id_ID"/>
+        </w:rPr>
+      </w:r>
+    </w:p>
+    <w:p>
+      <w:pPr>
+        <w:pStyle w:val="Heading2"/>
+      </w:pPr>
+      <w:r>
+        <w:rPr>
+          <w:lang w:val="id_ID" w:bidi="id_ID"/>
+        </w:rPr>
+        <w:t>Matius 16:23 (#7)</w:t>
+      </w:r>
+      <w:r>
+        <w:rPr>
+          <w:lang w:val="id_ID" w:bidi="id_ID"/>
+        </w:rPr>
+      </w:r>
+    </w:p>
+    <w:p>
+      <w:pPr/>
+      <w:r>
+        <w:rPr>
+          <w:lang w:val="id_ID" w:bidi="id_ID"/>
+        </w:rPr>
+      </w:r>
+      <w:r>
+        <w:rPr>
+          <w:b/>
+          <w:lang w:val="id_ID" w:bidi="id_ID"/>
+        </w:rPr>
+        <w:t>"Engkau"</w:t>
       </w:r>
       <w:r>
         <w:rPr>
@@ -18768,47 +23505,47 @@
           <w:b/>
           <w:lang w:val="id_ID" w:bidi="id_ID"/>
         </w:rPr>
-        <w:t>"kepadamu"</w:t>
-      </w:r>
-    </w:p>
-    <w:p>
-      <w:pPr/>
-      <w:r>
-        <w:rPr>
-          <w:lang w:val="id_ID" w:bidi="id_ID"/>
-        </w:rPr>
-      </w:r>
-      <w:r>
-        <w:rPr>
-          <w:lang w:val="id_ID" w:bidi="id_ID"/>
-        </w:rPr>
-        <w:t xml:space="preserve">Karena Yesus sedang berbicara kepada Petrus, kata </w:t>
-      </w:r>
-      <w:r>
-        <w:rPr>
-          <w:b/>
-          <w:lang w:val="id_ID" w:bidi="id_ID"/>
-        </w:rPr>
-        <w:t xml:space="preserve">engkau </w:t>
-      </w:r>
-      <w:r>
-        <w:rPr>
-          <w:lang w:val="id_ID" w:bidi="id_ID"/>
-        </w:rPr>
-        <w:t xml:space="preserve">dan </w:t>
-      </w:r>
-      <w:r>
-        <w:rPr>
-          <w:b/>
-          <w:lang w:val="id_ID" w:bidi="id_ID"/>
-        </w:rPr>
-        <w:t>mu</w:t>
-      </w:r>
-      <w:r>
-        <w:rPr>
-          <w:lang w:val="id_ID" w:bidi="id_ID"/>
-        </w:rPr>
-        <w:t xml:space="preserve"> di sepanjang Ayat ini adalah tunggal.</w:t>
+        <w:t>"engkau bukan memikirkan"</w:t>
+      </w:r>
+    </w:p>
+    <w:p>
+      <w:pPr/>
+      <w:r>
+        <w:rPr>
+          <w:lang w:val="id_ID" w:bidi="id_ID"/>
+        </w:rPr>
+      </w:r>
+      <w:r>
+        <w:rPr>
+          <w:lang w:val="id_ID" w:bidi="id_ID"/>
+        </w:rPr>
+        <w:t xml:space="preserve">Karena Yesus berbicara kepada Petrus, kata </w:t>
+      </w:r>
+      <w:r>
+        <w:rPr>
+          <w:b/>
+          <w:lang w:val="id_ID" w:bidi="id_ID"/>
+        </w:rPr>
+        <w:t>Engkau</w:t>
+      </w:r>
+      <w:r>
+        <w:rPr>
+          <w:lang w:val="id_ID" w:bidi="id_ID"/>
+        </w:rPr>
+        <w:t xml:space="preserve"> dan </w:t>
+      </w:r>
+      <w:r>
+        <w:rPr>
+          <w:b/>
+          <w:lang w:val="id_ID" w:bidi="id_ID"/>
+        </w:rPr>
+        <w:t>engkau</w:t>
+      </w:r>
+      <w:r>
+        <w:rPr>
+          <w:lang w:val="id_ID" w:bidi="id_ID"/>
+        </w:rPr>
+        <w:t xml:space="preserve"> adalah tunggal.</w:t>
       </w:r>
     </w:p>
     <w:p>
@@ -18857,48 +23594,41 @@
         <w:rPr>
           <w:lang w:val="id_ID" w:bidi="id_ID"/>
         </w:rPr>
-        <w:t>Matius 16:17 (#5)</w:t>
-      </w:r>
-      <w:r>
-        <w:rPr>
-          <w:lang w:val="id_ID" w:bidi="id_ID"/>
-        </w:rPr>
-      </w:r>
-    </w:p>
-    <w:p>
-      <w:pPr/>
-      <w:r>
-        <w:rPr>
-          <w:lang w:val="id_ID" w:bidi="id_ID"/>
-        </w:rPr>
-      </w:r>
-      <w:r>
-        <w:rPr>
-          <w:b/>
-          <w:lang w:val="id_ID" w:bidi="id_ID"/>
-        </w:rPr>
-        <w:t>"Simon bin Yunus"</w:t>
-      </w:r>
-    </w:p>
-    <w:p>
-      <w:pPr/>
-      <w:r>
-        <w:rPr>
-          <w:lang w:val="id_ID" w:bidi="id_ID"/>
-        </w:rPr>
-      </w:r>
-      <w:r>
-        <w:rPr>
-          <w:b/>
-          <w:lang w:val="id_ID" w:bidi="id_ID"/>
-        </w:rPr>
-        <w:t>bin</w:t>
-      </w:r>
-      <w:r>
-        <w:rPr>
-          <w:lang w:val="id_ID" w:bidi="id_ID"/>
-        </w:rPr>
-        <w:t xml:space="preserve"> adalah kata yang dipinjam dari bahasa Aram. Anda perlu memutuskan apakah Anda juga akan meminjam kata ini ke dalam bahasa Anda atau apakah Anda akan menerjemahkan artinya. Pendekatan mana pun memiliki dukungan yang luas. Jika Anda meminjam kata tersebut, Anda dapat mengeja kata tersebut sesuai dengan bunyinya dalam bahasa Anda dan kemudian meletakkan terjemahannya dalam catatan kaki. Terjemahan alternatif: “Simon anak Yunus"\n</w:t>
+        <w:t>Matius 16:23 (#8)</w:t>
+      </w:r>
+      <w:r>
+        <w:rPr>
+          <w:lang w:val="id_ID" w:bidi="id_ID"/>
+        </w:rPr>
+      </w:r>
+    </w:p>
+    <w:p>
+      <w:pPr/>
+      <w:r>
+        <w:rPr>
+          <w:lang w:val="id_ID" w:bidi="id_ID"/>
+        </w:rPr>
+      </w:r>
+      <w:r>
+        <w:rPr>
+          <w:b/>
+          <w:lang w:val="id_ID" w:bidi="id_ID"/>
+        </w:rPr>
+        <w:t>"engkau bukan memikirkan apa yang dipikirkan Allah, melainkan apa yang dipikirkan manusia."</w:t>
+      </w:r>
+    </w:p>
+    <w:p>
+      <w:pPr/>
+      <w:r>
+        <w:rPr>
+          <w:lang w:val="id_ID" w:bidi="id_ID"/>
+        </w:rPr>
+      </w:r>
+      <w:r>
+        <w:rPr>
+          <w:lang w:val="id_ID" w:bidi="id_ID"/>
+        </w:rPr>
+        <w:t>Jika bahasa Anda tidak secara alami menempatkan pernyataan negatif sebelum pernyataan positif, Anda dapat membalik dua klausa di sini. Terjemahan alternatif: "engkau memikirkan apa yang dipikirkan manusia, bukan apa yang dipikirkan Allah"</w:t>
       </w:r>
     </w:p>
     <w:p>
@@ -18918,7 +23648,7 @@
         <w:rPr>
           <w:lang w:val="id_ID" w:bidi="id_ID"/>
         </w:rPr>
-        <w:t>Menyalin atau Meminjam Kata</w:t>
+        <w:t>Struktur Informasi</w:t>
       </w:r>
       <w:r>
         <w:rPr>
@@ -18947,54 +23677,41 @@
         <w:rPr>
           <w:lang w:val="id_ID" w:bidi="id_ID"/>
         </w:rPr>
-        <w:t>Matius 16:17 (#6)</w:t>
-      </w:r>
-      <w:r>
-        <w:rPr>
-          <w:lang w:val="id_ID" w:bidi="id_ID"/>
-        </w:rPr>
-      </w:r>
-    </w:p>
-    <w:p>
-      <w:pPr/>
-      <w:r>
-        <w:rPr>
-          <w:lang w:val="id_ID" w:bidi="id_ID"/>
-        </w:rPr>
-      </w:r>
-      <w:r>
-        <w:rPr>
-          <w:b/>
-          <w:lang w:val="id_ID" w:bidi="id_ID"/>
-        </w:rPr>
-        <w:t>"bin Yunus"</w:t>
-      </w:r>
-    </w:p>
-    <w:p>
-      <w:pPr/>
-      <w:r>
-        <w:rPr>
-          <w:lang w:val="id_ID" w:bidi="id_ID"/>
-        </w:rPr>
-      </w:r>
-      <w:r>
-        <w:rPr>
-          <w:lang w:val="id_ID" w:bidi="id_ID"/>
-        </w:rPr>
-        <w:t xml:space="preserve">Kata </w:t>
-      </w:r>
-      <w:r>
-        <w:rPr>
-          <w:b/>
-          <w:lang w:val="id_ID" w:bidi="id_ID"/>
-        </w:rPr>
-        <w:t>Yunus</w:t>
-      </w:r>
-      <w:r>
-        <w:rPr>
-          <w:lang w:val="id_ID" w:bidi="id_ID"/>
-        </w:rPr>
-        <w:t xml:space="preserve"> adalah nama seorang laki-laki.</w:t>
+        <w:t>Matius 16:23 (#9)</w:t>
+      </w:r>
+      <w:r>
+        <w:rPr>
+          <w:lang w:val="id_ID" w:bidi="id_ID"/>
+        </w:rPr>
+      </w:r>
+    </w:p>
+    <w:p>
+      <w:pPr/>
+      <w:r>
+        <w:rPr>
+          <w:lang w:val="id_ID" w:bidi="id_ID"/>
+        </w:rPr>
+      </w:r>
+      <w:r>
+        <w:rPr>
+          <w:b/>
+          <w:lang w:val="id_ID" w:bidi="id_ID"/>
+        </w:rPr>
+        <w:t>"melainkan apa yang dipikirkan"</w:t>
+      </w:r>
+    </w:p>
+    <w:p>
+      <w:pPr/>
+      <w:r>
+        <w:rPr>
+          <w:lang w:val="id_ID" w:bidi="id_ID"/>
+        </w:rPr>
+      </w:r>
+      <w:r>
+        <w:rPr>
+          <w:lang w:val="id_ID" w:bidi="id_ID"/>
+        </w:rPr>
+        <w:t>Yesus menghilangkan beberapa kata yang dalam banyak bahasa diperlukan agar kalimat menjadi lengkap. Anda bisa menambahkan kata-kata ini dari bagian sebelumnya dalam kalimat jika itu akan lebih jelas dalam bahasa Anda. Terjemahan alternatif: "tetapi kamu memikirkan hal-hal tersebut"</w:t>
       </w:r>
     </w:p>
     <w:p>
@@ -19014,7 +23731,7 @@
         <w:rPr>
           <w:lang w:val="id_ID" w:bidi="id_ID"/>
         </w:rPr>
-        <w:t>Cara Menerjemahkan Nama</w:t>
+        <w:t>Elipsis</w:t>
       </w:r>
       <w:r>
         <w:rPr>
@@ -19043,41 +23760,54 @@
         <w:rPr>
           <w:lang w:val="id_ID" w:bidi="id_ID"/>
         </w:rPr>
-        <w:t>Matius 16:17 (#7)</w:t>
-      </w:r>
-      <w:r>
-        <w:rPr>
-          <w:lang w:val="id_ID" w:bidi="id_ID"/>
-        </w:rPr>
-      </w:r>
-    </w:p>
-    <w:p>
-      <w:pPr/>
-      <w:r>
-        <w:rPr>
-          <w:lang w:val="id_ID" w:bidi="id_ID"/>
-        </w:rPr>
-      </w:r>
-      <w:r>
-        <w:rPr>
-          <w:b/>
-          <w:lang w:val="id_ID" w:bidi="id_ID"/>
-        </w:rPr>
-        <w:t>"bukan manusia yang menyatakan itu kepadamu, melainkan Bapa-Ku yang di sorga"</w:t>
-      </w:r>
-    </w:p>
-    <w:p>
-      <w:pPr/>
-      <w:r>
-        <w:rPr>
-          <w:lang w:val="id_ID" w:bidi="id_ID"/>
-        </w:rPr>
-      </w:r>
-      <w:r>
-        <w:rPr>
-          <w:lang w:val="id_ID" w:bidi="id_ID"/>
-        </w:rPr>
-        <w:t>Jika bahasa Anda tidak secara alami menempatkan pernyataan negatif sebelum pernyataan positif, Anda dapat membalikkan dua klausa di sini. Terjemahan alternatif: "Bapa-Ku di sorga yang menyatakan itu kepadamu, bukan manusia"</w:t>
+        <w:t>Matius 16:23 (#10)</w:t>
+      </w:r>
+      <w:r>
+        <w:rPr>
+          <w:lang w:val="id_ID" w:bidi="id_ID"/>
+        </w:rPr>
+      </w:r>
+    </w:p>
+    <w:p>
+      <w:pPr/>
+      <w:r>
+        <w:rPr>
+          <w:lang w:val="id_ID" w:bidi="id_ID"/>
+        </w:rPr>
+      </w:r>
+      <w:r>
+        <w:rPr>
+          <w:b/>
+          <w:lang w:val="id_ID" w:bidi="id_ID"/>
+        </w:rPr>
+        <w:t>"manusia"</w:t>
+      </w:r>
+    </w:p>
+    <w:p>
+      <w:pPr/>
+      <w:r>
+        <w:rPr>
+          <w:lang w:val="id_ID" w:bidi="id_ID"/>
+        </w:rPr>
+      </w:r>
+      <w:r>
+        <w:rPr>
+          <w:lang w:val="id_ID" w:bidi="id_ID"/>
+        </w:rPr>
+        <w:t xml:space="preserve">Meskipun istilah </w:t>
+      </w:r>
+      <w:r>
+        <w:rPr>
+          <w:b/>
+          <w:lang w:val="id_ID" w:bidi="id_ID"/>
+        </w:rPr>
+        <w:t>manusia</w:t>
+      </w:r>
+      <w:r>
+        <w:rPr>
+          <w:lang w:val="id_ID" w:bidi="id_ID"/>
+        </w:rPr>
+        <w:t xml:space="preserve"> bersifat maskulin, Yesus menggunakan kata tersebut dalam arti umum yang mencakup baik laki-laki maupun perempuan. Jika akan membantu dalam bahasa Anda, Anda dapat menggunakan frasa yang menjelaskan hal ini. Terjemahan alternatif: “manusia” atau “orang-orang”</w:t>
       </w:r>
     </w:p>
     <w:p>
@@ -19097,7 +23827,7 @@
         <w:rPr>
           <w:lang w:val="id_ID" w:bidi="id_ID"/>
         </w:rPr>
-        <w:t>Struktur Informasi</w:t>
+        <w:t>Ketika Kata Maskulin Mencakup Perempuan</w:t>
       </w:r>
       <w:r>
         <w:rPr>
@@ -19126,54 +23856,67 @@
         <w:rPr>
           <w:lang w:val="id_ID" w:bidi="id_ID"/>
         </w:rPr>
-        <w:t>Matius 16:17 (#9)</w:t>
-      </w:r>
-      <w:r>
-        <w:rPr>
-          <w:lang w:val="id_ID" w:bidi="id_ID"/>
-        </w:rPr>
-      </w:r>
-    </w:p>
-    <w:p>
-      <w:pPr/>
-      <w:r>
-        <w:rPr>
-          <w:lang w:val="id_ID" w:bidi="id_ID"/>
-        </w:rPr>
-      </w:r>
-      <w:r>
-        <w:rPr>
-          <w:b/>
-          <w:lang w:val="id_ID" w:bidi="id_ID"/>
-        </w:rPr>
-        <w:t>"menyatakan itu kepadamu"</w:t>
-      </w:r>
-    </w:p>
-    <w:p>
-      <w:pPr/>
-      <w:r>
-        <w:rPr>
-          <w:lang w:val="id_ID" w:bidi="id_ID"/>
-        </w:rPr>
-      </w:r>
-      <w:r>
-        <w:rPr>
-          <w:lang w:val="id_ID" w:bidi="id_ID"/>
-        </w:rPr>
-        <w:t xml:space="preserve">Kata ganti </w:t>
-      </w:r>
-      <w:r>
-        <w:rPr>
-          <w:b/>
-          <w:lang w:val="id_ID" w:bidi="id_ID"/>
-        </w:rPr>
-        <w:t>itu</w:t>
-      </w:r>
-      <w:r>
-        <w:rPr>
-          <w:lang w:val="id_ID" w:bidi="id_ID"/>
-        </w:rPr>
-        <w:t xml:space="preserve"> merujuk pada pernyataan Petrus di Ayat sebelumnya bahwa Yesus adalah Kristus, Anak Allah yang hidup. Jika hal ini tidak jelas bagi pembaca Anda, Anda dapat merujuk pada pernyataan tersebut secara lebih langsung. Terjemahan alternatif: “menyatakan kepadamu bahwa Aku adalah Kristus” atau “menyatakan kepadamu apa yang baru saja kamu katakan”</w:t>
+        <w:t>Matius 16:24 (#1)</w:t>
+      </w:r>
+      <w:r>
+        <w:rPr>
+          <w:lang w:val="id_ID" w:bidi="id_ID"/>
+        </w:rPr>
+      </w:r>
+    </w:p>
+    <w:p>
+      <w:pPr/>
+      <w:r>
+        <w:rPr>
+          <w:lang w:val="id_ID" w:bidi="id_ID"/>
+        </w:rPr>
+      </w:r>
+      <w:r>
+        <w:rPr>
+          <w:b/>
+          <w:lang w:val="id_ID" w:bidi="id_ID"/>
+        </w:rPr>
+        <w:t>"Setiap orang yang mau"</w:t>
+      </w:r>
+    </w:p>
+    <w:p>
+      <w:pPr/>
+      <w:r>
+        <w:rPr>
+          <w:lang w:val="id_ID" w:bidi="id_ID"/>
+        </w:rPr>
+      </w:r>
+      <w:r>
+        <w:rPr>
+          <w:lang w:val="id_ID" w:bidi="id_ID"/>
+        </w:rPr>
+        <w:t xml:space="preserve">Di sini Yesus menggunakan bentuk kondisional untuk merujuk kepada </w:t>
+      </w:r>
+      <w:r>
+        <w:rPr>
+          <w:b/>
+          <w:lang w:val="id_ID" w:bidi="id_ID"/>
+        </w:rPr>
+        <w:t>setiap orang</w:t>
+      </w:r>
+      <w:r>
+        <w:rPr>
+          <w:lang w:val="id_ID" w:bidi="id_ID"/>
+        </w:rPr>
+        <w:t xml:space="preserve"> yang </w:t>
+      </w:r>
+      <w:r>
+        <w:rPr>
+          <w:b/>
+          <w:lang w:val="id_ID" w:bidi="id_ID"/>
+        </w:rPr>
+        <w:t>mau mengikuti</w:t>
+      </w:r>
+      <w:r>
+        <w:rPr>
+          <w:lang w:val="id_ID" w:bidi="id_ID"/>
+        </w:rPr>
+        <w:t xml:space="preserve"> dia. Jika akan lebih memudahkan pemahaman dalam bahasa Anda, Anda dapat menggunakan bentuk yang secara alami memperkenalkan siapa saja yang ingin mengikuti Yesus. Terjemahan alternatif: “Siapa saja yang ingin” atau “Ketika seseorang ingin”</w:t>
       </w:r>
     </w:p>
     <w:p>
@@ -19193,7 +23936,7 @@
         <w:rPr>
           <w:lang w:val="id_ID" w:bidi="id_ID"/>
         </w:rPr>
-        <w:t>Kata Ganti — Kapan Menggunakannya</w:t>
+        <w:t>Menghubungkan — Kondisi Hipotetis</w:t>
       </w:r>
       <w:r>
         <w:rPr>
@@ -19222,54 +23965,74 @@
         <w:rPr>
           <w:lang w:val="id_ID" w:bidi="id_ID"/>
         </w:rPr>
-        <w:t>Matius 16:18 (#1)</w:t>
-      </w:r>
-      <w:r>
-        <w:rPr>
-          <w:lang w:val="id_ID" w:bidi="id_ID"/>
-        </w:rPr>
-      </w:r>
-    </w:p>
-    <w:p>
-      <w:pPr/>
-      <w:r>
-        <w:rPr>
-          <w:lang w:val="id_ID" w:bidi="id_ID"/>
-        </w:rPr>
-      </w:r>
-      <w:r>
-        <w:rPr>
-          <w:b/>
-          <w:lang w:val="id_ID" w:bidi="id_ID"/>
-        </w:rPr>
-        <w:t>"Aku pun berkata kepadamu"</w:t>
-      </w:r>
-    </w:p>
-    <w:p>
-      <w:pPr/>
-      <w:r>
-        <w:rPr>
-          <w:lang w:val="id_ID" w:bidi="id_ID"/>
-        </w:rPr>
-      </w:r>
-      <w:r>
-        <w:rPr>
-          <w:lang w:val="id_ID" w:bidi="id_ID"/>
-        </w:rPr>
-        <w:t xml:space="preserve">Yesus menggunakan klausa </w:t>
-      </w:r>
-      <w:r>
-        <w:rPr>
-          <w:b/>
-          <w:lang w:val="id_ID" w:bidi="id_ID"/>
-        </w:rPr>
-        <w:t>Aku pun berkata kepadamu</w:t>
-      </w:r>
-      <w:r>
-        <w:rPr>
-          <w:lang w:val="id_ID" w:bidi="id_ID"/>
-        </w:rPr>
-        <w:t xml:space="preserve"> ini untuk menekankan apa yang Ia katakan kepada Petrus. Gunakan bentuk alami dalam bahasa Anda untuk menekankan kebenaran dan pentingnya sebuah pernyataan. Terjemahan alternatif: “Aku juga ingin kamu tahu”</w:t>
+        <w:t>Matius 16:24 (#2)</w:t>
+      </w:r>
+      <w:r>
+        <w:rPr>
+          <w:lang w:val="id_ID" w:bidi="id_ID"/>
+        </w:rPr>
+      </w:r>
+    </w:p>
+    <w:p>
+      <w:pPr/>
+      <w:r>
+        <w:rPr>
+          <w:lang w:val="id_ID" w:bidi="id_ID"/>
+        </w:rPr>
+      </w:r>
+      <w:r>
+        <w:rPr>
+          <w:b/>
+          <w:lang w:val="id_ID" w:bidi="id_ID"/>
+        </w:rPr>
+        <w:t>"mengikut Aku"</w:t>
+      </w:r>
+    </w:p>
+    <w:p>
+      <w:pPr/>
+      <w:r>
+        <w:rPr>
+          <w:lang w:val="id_ID" w:bidi="id_ID"/>
+        </w:rPr>
+      </w:r>
+      <w:r>
+        <w:rPr>
+          <w:lang w:val="id_ID" w:bidi="id_ID"/>
+        </w:rPr>
+        <w:t xml:space="preserve">Di sini, frasa </w:t>
+      </w:r>
+      <w:r>
+        <w:rPr>
+          <w:b/>
+          <w:lang w:val="id_ID" w:bidi="id_ID"/>
+        </w:rPr>
+        <w:t>mengikut Aku</w:t>
+      </w:r>
+      <w:r>
+        <w:rPr>
+          <w:lang w:val="id_ID" w:bidi="id_ID"/>
+        </w:rPr>
+        <w:t xml:space="preserve"> merujuk pada bepergian dengan Yesus dan menjadi murid-murid-Nya. Jika akan lebih memudahkan pemahaman dalam bahasa Anda, Anda bisa menggunakan frasa yang sebanding atau menyatakan maknanya secara jelas. Terjemahan alternatif: “menjadi murid-murid-Ku” atau “bepergian dengan-Ku sebagai murid-murid-Ku”\n</w:t>
+      </w:r>
+    </w:p>
+    <w:p>
+      <w:pPr/>
+      <w:r>
+        <w:rPr>
+          <w:lang w:val="id_ID" w:bidi="id_ID"/>
+        </w:rPr>
+      </w:r>
+      <w:r>
+        <w:rPr>
+          <w:lang w:val="id_ID" w:bidi="id_ID"/>
+        </w:rPr>
+        <w:t xml:space="preserve">Lihat: </w:t>
+      </w:r>
+      <w:r>
+        <w:rPr>
+          <w:lang w:val="id_ID" w:bidi="id_ID"/>
+        </w:rPr>
+        <w:t>Ungkapan</w:t>
       </w:r>
       <w:r>
         <w:rPr>
@@ -19298,27 +24061,110 @@
         <w:rPr>
           <w:lang w:val="id_ID" w:bidi="id_ID"/>
         </w:rPr>
-        <w:t>Matius 16:18 (#2)</w:t>
-      </w:r>
-      <w:r>
-        <w:rPr>
-          <w:lang w:val="id_ID" w:bidi="id_ID"/>
-        </w:rPr>
-      </w:r>
-    </w:p>
-    <w:p>
-      <w:pPr/>
-      <w:r>
-        <w:rPr>
-          <w:lang w:val="id_ID" w:bidi="id_ID"/>
-        </w:rPr>
-      </w:r>
-      <w:r>
-        <w:rPr>
-          <w:b/>
-          <w:lang w:val="id_ID" w:bidi="id_ID"/>
-        </w:rPr>
-        <w:t>"kepadamu"</w:t>
+        <w:t>Matius 16:24 (#3)</w:t>
+      </w:r>
+      <w:r>
+        <w:rPr>
+          <w:lang w:val="id_ID" w:bidi="id_ID"/>
+        </w:rPr>
+      </w:r>
+    </w:p>
+    <w:p>
+      <w:pPr/>
+      <w:r>
+        <w:rPr>
+          <w:lang w:val="id_ID" w:bidi="id_ID"/>
+        </w:rPr>
+      </w:r>
+      <w:r>
+        <w:rPr>
+          <w:b/>
+          <w:lang w:val="id_ID" w:bidi="id_ID"/>
+        </w:rPr>
+        <w:t>"ia harus menyangkal dirinya, memikul salibnya dan mengikut Aku"</w:t>
+      </w:r>
+    </w:p>
+    <w:p>
+      <w:pPr/>
+      <w:r>
+        <w:rPr>
+          <w:lang w:val="id_ID" w:bidi="id_ID"/>
+        </w:rPr>
+      </w:r>
+      <w:r>
+        <w:rPr>
+          <w:lang w:val="id_ID" w:bidi="id_ID"/>
+        </w:rPr>
+        <w:t>Jika bahasa Anda tidak menggunakan imperatif orang ketiga dengan cara ini, Anda dapat menyatakannya dengan cara lain yang alami dalam bahasa Anda. Terjemahan alternatif: "ia harus menyangkal dirinya sendiri dan memikul salibnya dan mengikut Aku"</w:t>
+      </w:r>
+    </w:p>
+    <w:p>
+      <w:pPr/>
+      <w:r>
+        <w:rPr>
+          <w:lang w:val="id_ID" w:bidi="id_ID"/>
+        </w:rPr>
+      </w:r>
+      <w:r>
+        <w:rPr>
+          <w:lang w:val="id_ID" w:bidi="id_ID"/>
+        </w:rPr>
+        <w:t xml:space="preserve">Lihat: </w:t>
+      </w:r>
+      <w:r>
+        <w:rPr>
+          <w:lang w:val="id_ID" w:bidi="id_ID"/>
+        </w:rPr>
+        <w:t>Kalimat Perintah Orang Ketiga</w:t>
+      </w:r>
+      <w:r>
+        <w:rPr>
+          <w:lang w:val="id_ID" w:bidi="id_ID"/>
+        </w:rPr>
+      </w:r>
+      <w:r>
+        <w:rPr>
+          <w:lang w:val="id_ID" w:bidi="id_ID"/>
+        </w:rPr>
+      </w:r>
+    </w:p>
+    <w:p>
+      <w:pPr/>
+      <w:r>
+        <w:rPr>
+          <w:lang w:val="id_ID" w:bidi="id_ID"/>
+        </w:rPr>
+      </w:r>
+    </w:p>
+    <w:p>
+      <w:pPr>
+        <w:pStyle w:val="Heading2"/>
+      </w:pPr>
+      <w:r>
+        <w:rPr>
+          <w:lang w:val="id_ID" w:bidi="id_ID"/>
+        </w:rPr>
+        <w:t>Matius 16:24 (#4)</w:t>
+      </w:r>
+      <w:r>
+        <w:rPr>
+          <w:lang w:val="id_ID" w:bidi="id_ID"/>
+        </w:rPr>
+      </w:r>
+    </w:p>
+    <w:p>
+      <w:pPr/>
+      <w:r>
+        <w:rPr>
+          <w:lang w:val="id_ID" w:bidi="id_ID"/>
+        </w:rPr>
+      </w:r>
+      <w:r>
+        <w:rPr>
+          <w:b/>
+          <w:lang w:val="id_ID" w:bidi="id_ID"/>
+        </w:rPr>
+        <w:t>"ia harus menyangkal dirinya"</w:t>
       </w:r>
       <w:r>
         <w:rPr>
@@ -19331,47 +24177,60 @@
           <w:b/>
           <w:lang w:val="id_ID" w:bidi="id_ID"/>
         </w:rPr>
-        <w:t>"engkau"</w:t>
-      </w:r>
-    </w:p>
-    <w:p>
-      <w:pPr/>
-      <w:r>
-        <w:rPr>
-          <w:lang w:val="id_ID" w:bidi="id_ID"/>
-        </w:rPr>
-      </w:r>
-      <w:r>
-        <w:rPr>
-          <w:lang w:val="id_ID" w:bidi="id_ID"/>
-        </w:rPr>
-        <w:t xml:space="preserve">Karena Yesus berbicara kepada Petrus, kata </w:t>
-      </w:r>
-      <w:r>
-        <w:rPr>
-          <w:b/>
-          <w:lang w:val="id_ID" w:bidi="id_ID"/>
-        </w:rPr>
-        <w:t>mu</w:t>
-      </w:r>
-      <w:r>
-        <w:rPr>
-          <w:lang w:val="id_ID" w:bidi="id_ID"/>
-        </w:rPr>
-        <w:t xml:space="preserve"> dan </w:t>
-      </w:r>
-      <w:r>
-        <w:rPr>
-          <w:b/>
-          <w:lang w:val="id_ID" w:bidi="id_ID"/>
-        </w:rPr>
-        <w:t>engkau</w:t>
-      </w:r>
-      <w:r>
-        <w:rPr>
-          <w:lang w:val="id_ID" w:bidi="id_ID"/>
-        </w:rPr>
-        <w:t xml:space="preserve"> di seluruh Ayat ini adalah tunggal.</w:t>
+        <w:t>"nya"</w:t>
+      </w:r>
+    </w:p>
+    <w:p>
+      <w:pPr/>
+      <w:r>
+        <w:rPr>
+          <w:lang w:val="id_ID" w:bidi="id_ID"/>
+        </w:rPr>
+      </w:r>
+      <w:r>
+        <w:rPr>
+          <w:lang w:val="id_ID" w:bidi="id_ID"/>
+        </w:rPr>
+        <w:t xml:space="preserve">Walaupun istilah </w:t>
+      </w:r>
+      <w:r>
+        <w:rPr>
+          <w:b/>
+          <w:lang w:val="id_ID" w:bidi="id_ID"/>
+        </w:rPr>
+        <w:t>ia</w:t>
+      </w:r>
+      <w:r>
+        <w:rPr>
+          <w:lang w:val="id_ID" w:bidi="id_ID"/>
+        </w:rPr>
+        <w:t xml:space="preserve">, </w:t>
+      </w:r>
+      <w:r>
+        <w:rPr>
+          <w:b/>
+          <w:lang w:val="id_ID" w:bidi="id_ID"/>
+        </w:rPr>
+        <w:t>dirinya</w:t>
+      </w:r>
+      <w:r>
+        <w:rPr>
+          <w:lang w:val="id_ID" w:bidi="id_ID"/>
+        </w:rPr>
+        <w:t xml:space="preserve">, dan </w:t>
+      </w:r>
+      <w:r>
+        <w:rPr>
+          <w:b/>
+          <w:lang w:val="id_ID" w:bidi="id_ID"/>
+        </w:rPr>
+        <w:t xml:space="preserve">nya </w:t>
+      </w:r>
+      <w:r>
+        <w:rPr>
+          <w:lang w:val="id_ID" w:bidi="id_ID"/>
+        </w:rPr>
+        <w:t xml:space="preserve"> bersifat maskulin, Yesus menggunakan kata-kata ini dalam arti umum yang mencakup baik pria maupun wanita. Jika akan lebih memudahkan pemahaman dalam bahasa Anda, Anda dapat menggunakan frasa yang menjelaskan hal ini. Terjemahan alternatif: “biarkan orang itu menyangkal dirinya sendiri ... miliknya laki-laki atau miliknya perempuan”</w:t>
       </w:r>
     </w:p>
     <w:p>
@@ -19391,6 +24250,1975 @@
         <w:rPr>
           <w:lang w:val="id_ID" w:bidi="id_ID"/>
         </w:rPr>
+        <w:t>Ketika Kata Maskulin Mencakup Perempuan</w:t>
+      </w:r>
+      <w:r>
+        <w:rPr>
+          <w:lang w:val="id_ID" w:bidi="id_ID"/>
+        </w:rPr>
+      </w:r>
+      <w:r>
+        <w:rPr>
+          <w:lang w:val="id_ID" w:bidi="id_ID"/>
+        </w:rPr>
+      </w:r>
+    </w:p>
+    <w:p>
+      <w:pPr/>
+      <w:r>
+        <w:rPr>
+          <w:lang w:val="id_ID" w:bidi="id_ID"/>
+        </w:rPr>
+      </w:r>
+    </w:p>
+    <w:p>
+      <w:pPr>
+        <w:pStyle w:val="Heading2"/>
+      </w:pPr>
+      <w:r>
+        <w:rPr>
+          <w:lang w:val="id_ID" w:bidi="id_ID"/>
+        </w:rPr>
+        <w:t>Matius 16:24 (#5)</w:t>
+      </w:r>
+      <w:r>
+        <w:rPr>
+          <w:lang w:val="id_ID" w:bidi="id_ID"/>
+        </w:rPr>
+      </w:r>
+    </w:p>
+    <w:p>
+      <w:pPr/>
+      <w:r>
+        <w:rPr>
+          <w:lang w:val="id_ID" w:bidi="id_ID"/>
+        </w:rPr>
+      </w:r>
+      <w:r>
+        <w:rPr>
+          <w:b/>
+          <w:lang w:val="id_ID" w:bidi="id_ID"/>
+        </w:rPr>
+        <w:t>"ia harus menyangkal dirinya"</w:t>
+      </w:r>
+    </w:p>
+    <w:p>
+      <w:pPr/>
+      <w:r>
+        <w:rPr>
+          <w:lang w:val="id_ID" w:bidi="id_ID"/>
+        </w:rPr>
+      </w:r>
+      <w:r>
+        <w:rPr>
+          <w:lang w:val="id_ID" w:bidi="id_ID"/>
+        </w:rPr>
+        <w:t xml:space="preserve">Di sini, frasa </w:t>
+      </w:r>
+      <w:r>
+        <w:rPr>
+          <w:b/>
+          <w:lang w:val="id_ID" w:bidi="id_ID"/>
+        </w:rPr>
+        <w:t>menyangkal dirinya</w:t>
+      </w:r>
+      <w:r>
+        <w:rPr>
+          <w:lang w:val="id_ID" w:bidi="id_ID"/>
+        </w:rPr>
+        <w:t xml:space="preserve"> mengacu pada seseorang yang memilih untuk tidak melakukan apa yang secara alami akan mereka lakukan. Jika akan lebih memudahkan pemahaman dalam bahasa Anda, Anda bisa menggunakan frasa yang sebanding atau menyatakan maknanya secara langsung. Terjemahan alternatif: “ia harus mengendalikan diri” atau “memilih untuk tidak melakukan apa yang secara alami yang ia inginkan”</w:t>
+      </w:r>
+    </w:p>
+    <w:p>
+      <w:pPr/>
+      <w:r>
+        <w:rPr>
+          <w:lang w:val="id_ID" w:bidi="id_ID"/>
+        </w:rPr>
+      </w:r>
+      <w:r>
+        <w:rPr>
+          <w:lang w:val="id_ID" w:bidi="id_ID"/>
+        </w:rPr>
+        <w:t xml:space="preserve">Lihat: </w:t>
+      </w:r>
+      <w:r>
+        <w:rPr>
+          <w:lang w:val="id_ID" w:bidi="id_ID"/>
+        </w:rPr>
+        <w:t>Ungkapan</w:t>
+      </w:r>
+      <w:r>
+        <w:rPr>
+          <w:lang w:val="id_ID" w:bidi="id_ID"/>
+        </w:rPr>
+      </w:r>
+      <w:r>
+        <w:rPr>
+          <w:lang w:val="id_ID" w:bidi="id_ID"/>
+        </w:rPr>
+      </w:r>
+    </w:p>
+    <w:p>
+      <w:pPr/>
+      <w:r>
+        <w:rPr>
+          <w:lang w:val="id_ID" w:bidi="id_ID"/>
+        </w:rPr>
+      </w:r>
+    </w:p>
+    <w:p>
+      <w:pPr>
+        <w:pStyle w:val="Heading2"/>
+      </w:pPr>
+      <w:r>
+        <w:rPr>
+          <w:lang w:val="id_ID" w:bidi="id_ID"/>
+        </w:rPr>
+        <w:t>Matius 16:24 (#6)</w:t>
+      </w:r>
+      <w:r>
+        <w:rPr>
+          <w:lang w:val="id_ID" w:bidi="id_ID"/>
+        </w:rPr>
+      </w:r>
+    </w:p>
+    <w:p>
+      <w:pPr/>
+      <w:r>
+        <w:rPr>
+          <w:lang w:val="id_ID" w:bidi="id_ID"/>
+        </w:rPr>
+      </w:r>
+      <w:r>
+        <w:rPr>
+          <w:b/>
+          <w:lang w:val="id_ID" w:bidi="id_ID"/>
+        </w:rPr>
+        <w:t>"memikul salibnya"</w:t>
+      </w:r>
+    </w:p>
+    <w:p>
+      <w:pPr/>
+      <w:r>
+        <w:rPr>
+          <w:lang w:val="id_ID" w:bidi="id_ID"/>
+        </w:rPr>
+      </w:r>
+      <w:r>
+        <w:rPr>
+          <w:lang w:val="id_ID" w:bidi="id_ID"/>
+        </w:rPr>
+        <w:t>Yesus beranggapan bahwa para murid akan tahu bahwa orang Roma mengeksekusi beberapa penjahat dengan memaku mereka pada balok kayu dengan palang yang didirikan tegak sehingga para penjahat perlahan-lahan mati lemas. Yesus juga beranggapan bahwa para murid akan tahu bahwa orang Roma membuat para penjahat ini membawa salib kayu tersebut melalui jalan-jalan ke tempat di mana mereka akan dieksekusi. Jika akan lebih memudahkan pemahaman dalam bahasa Anda, Anda dapat membuat beberapa informasi ini lebih eksplisit. Terjemahan alternatif: “mengangkat salib kayu di mana dia akan dieksekusi”</w:t>
+      </w:r>
+    </w:p>
+    <w:p>
+      <w:pPr/>
+      <w:r>
+        <w:rPr>
+          <w:lang w:val="id_ID" w:bidi="id_ID"/>
+        </w:rPr>
+      </w:r>
+      <w:r>
+        <w:rPr>
+          <w:lang w:val="id_ID" w:bidi="id_ID"/>
+        </w:rPr>
+        <w:t xml:space="preserve">Lihat: </w:t>
+      </w:r>
+      <w:r>
+        <w:rPr>
+          <w:lang w:val="id_ID" w:bidi="id_ID"/>
+        </w:rPr>
+        <w:t>Hal-halyang Dianggap Sudah Diketahui dan Informasi Tersirat</w:t>
+      </w:r>
+      <w:r>
+        <w:rPr>
+          <w:lang w:val="id_ID" w:bidi="id_ID"/>
+        </w:rPr>
+      </w:r>
+      <w:r>
+        <w:rPr>
+          <w:lang w:val="id_ID" w:bidi="id_ID"/>
+        </w:rPr>
+      </w:r>
+    </w:p>
+    <w:p>
+      <w:pPr/>
+      <w:r>
+        <w:rPr>
+          <w:lang w:val="id_ID" w:bidi="id_ID"/>
+        </w:rPr>
+      </w:r>
+    </w:p>
+    <w:p>
+      <w:pPr>
+        <w:pStyle w:val="Heading2"/>
+      </w:pPr>
+      <w:r>
+        <w:rPr>
+          <w:lang w:val="id_ID" w:bidi="id_ID"/>
+        </w:rPr>
+        <w:t>Matius 16:24 (#7)</w:t>
+      </w:r>
+      <w:r>
+        <w:rPr>
+          <w:lang w:val="id_ID" w:bidi="id_ID"/>
+        </w:rPr>
+      </w:r>
+    </w:p>
+    <w:p>
+      <w:pPr/>
+      <w:r>
+        <w:rPr>
+          <w:lang w:val="id_ID" w:bidi="id_ID"/>
+        </w:rPr>
+      </w:r>
+      <w:r>
+        <w:rPr>
+          <w:b/>
+          <w:lang w:val="id_ID" w:bidi="id_ID"/>
+        </w:rPr>
+        <w:t>"memikul salibnya"</w:t>
+      </w:r>
+    </w:p>
+    <w:p>
+      <w:pPr/>
+      <w:r>
+        <w:rPr>
+          <w:lang w:val="id_ID" w:bidi="id_ID"/>
+        </w:rPr>
+      </w:r>
+      <w:r>
+        <w:rPr>
+          <w:lang w:val="id_ID" w:bidi="id_ID"/>
+        </w:rPr>
+        <w:t xml:space="preserve">Di sini Yesus berbicara tentang memikul </w:t>
+      </w:r>
+      <w:r>
+        <w:rPr>
+          <w:b/>
+          <w:lang w:val="id_ID" w:bidi="id_ID"/>
+        </w:rPr>
+        <w:t>salib</w:t>
+      </w:r>
+      <w:r>
+        <w:rPr>
+          <w:lang w:val="id_ID" w:bidi="id_ID"/>
+        </w:rPr>
+        <w:t xml:space="preserve"> untuk menggambarkan orang-orang yang siap dan rela menderita bahkan mati karena mereka mengikuti Yesus. Karena kiasan ini terhubung dengan bagaimana Yesus sendiri mati di atas </w:t>
+      </w:r>
+      <w:r>
+        <w:rPr>
+          <w:b/>
+          <w:lang w:val="id_ID" w:bidi="id_ID"/>
+        </w:rPr>
+        <w:t>salib</w:t>
+      </w:r>
+      <w:r>
+        <w:rPr>
+          <w:lang w:val="id_ID" w:bidi="id_ID"/>
+        </w:rPr>
+        <w:t>, jika memungkinkan Anda harus mempertahankan metafora tersebut atau mengungkapkan ide tersebut dalam bentuk perumpamaan. Lihat bagaimana Anda menerjemahkan ungkapan serupa dalam</w:t>
+      </w:r>
+      <w:hyperlink r:id="rId30">
+        <w:r>
+          <w:rPr>
+            <w:lang w:val="id_ID" w:bidi="id_ID"/>
+          </w:rPr>
+          <w:rPr>
+            <w:color w:val="0000EE"/>
+            <w:u w:val="single"/>
+          </w:rPr>
+          <w:t xml:space="preserve"> Mat. 10:38</w:t>
+        </w:r>
+      </w:hyperlink>
+      <w:r>
+        <w:rPr>
+          <w:lang w:val="id_ID" w:bidi="id_ID"/>
+        </w:rPr>
+        <w:t>. Alternatif terjemahan: “siap menderita, yang seperti memikul salibnya,” atau “memikul salibnya, siap menderita atau mati,”\n</w:t>
+      </w:r>
+    </w:p>
+    <w:p>
+      <w:pPr/>
+      <w:r>
+        <w:rPr>
+          <w:lang w:val="id_ID" w:bidi="id_ID"/>
+        </w:rPr>
+      </w:r>
+      <w:r>
+        <w:rPr>
+          <w:lang w:val="id_ID" w:bidi="id_ID"/>
+        </w:rPr>
+        <w:t xml:space="preserve">Lihat: </w:t>
+      </w:r>
+      <w:r>
+        <w:rPr>
+          <w:lang w:val="id_ID" w:bidi="id_ID"/>
+        </w:rPr>
+        <w:t>Metafora</w:t>
+      </w:r>
+      <w:r>
+        <w:rPr>
+          <w:lang w:val="id_ID" w:bidi="id_ID"/>
+        </w:rPr>
+      </w:r>
+      <w:r>
+        <w:rPr>
+          <w:lang w:val="id_ID" w:bidi="id_ID"/>
+        </w:rPr>
+      </w:r>
+    </w:p>
+    <w:p>
+      <w:pPr/>
+      <w:r>
+        <w:rPr>
+          <w:lang w:val="id_ID" w:bidi="id_ID"/>
+        </w:rPr>
+      </w:r>
+    </w:p>
+    <w:p>
+      <w:pPr>
+        <w:pStyle w:val="Heading2"/>
+      </w:pPr>
+      <w:r>
+        <w:rPr>
+          <w:lang w:val="id_ID" w:bidi="id_ID"/>
+        </w:rPr>
+        <w:t>Matius 16:25 (#1)</w:t>
+      </w:r>
+      <w:r>
+        <w:rPr>
+          <w:lang w:val="id_ID" w:bidi="id_ID"/>
+        </w:rPr>
+      </w:r>
+    </w:p>
+    <w:p>
+      <w:pPr/>
+      <w:r>
+        <w:rPr>
+          <w:lang w:val="id_ID" w:bidi="id_ID"/>
+        </w:rPr>
+      </w:r>
+      <w:r>
+        <w:rPr>
+          <w:b/>
+          <w:lang w:val="id_ID" w:bidi="id_ID"/>
+        </w:rPr>
+        <w:t>"Karena"</w:t>
+      </w:r>
+    </w:p>
+    <w:p>
+      <w:pPr/>
+      <w:r>
+        <w:rPr>
+          <w:lang w:val="id_ID" w:bidi="id_ID"/>
+        </w:rPr>
+      </w:r>
+      <w:r>
+        <w:rPr>
+          <w:lang w:val="id_ID" w:bidi="id_ID"/>
+        </w:rPr>
+        <w:t xml:space="preserve">Di sini, kata </w:t>
+      </w:r>
+      <w:r>
+        <w:rPr>
+          <w:b/>
+          <w:lang w:val="id_ID" w:bidi="id_ID"/>
+        </w:rPr>
+        <w:t>Karena</w:t>
+      </w:r>
+      <w:r>
+        <w:rPr>
+          <w:lang w:val="id_ID" w:bidi="id_ID"/>
+        </w:rPr>
+        <w:t xml:space="preserve"> memperkenalkan dasar untuk apa yang Yesus katakan di Ayat sebelumnya. Jika akan lebih memudahkan pemahaman dalam bahasa Anda, Anda bisa menggunakan kata atau frasa yang memperkenalkan alasan atau dasar untuk sebuah pernyataan, atau Anda bisa membiarkan kata </w:t>
+      </w:r>
+      <w:r>
+        <w:rPr>
+          <w:b/>
+          <w:lang w:val="id_ID" w:bidi="id_ID"/>
+        </w:rPr>
+        <w:t>Karena</w:t>
+      </w:r>
+      <w:r>
+        <w:rPr>
+          <w:lang w:val="id_ID" w:bidi="id_ID"/>
+        </w:rPr>
+        <w:t xml:space="preserve"> tidak diterjemahkan. Terjemahan alternatif: “Aku mengatakan itu karena” atau “Faktanya,”</w:t>
+      </w:r>
+    </w:p>
+    <w:p>
+      <w:pPr/>
+      <w:r>
+        <w:rPr>
+          <w:lang w:val="id_ID" w:bidi="id_ID"/>
+        </w:rPr>
+      </w:r>
+      <w:r>
+        <w:rPr>
+          <w:lang w:val="id_ID" w:bidi="id_ID"/>
+        </w:rPr>
+        <w:t xml:space="preserve">Lihat: </w:t>
+      </w:r>
+      <w:r>
+        <w:rPr>
+          <w:lang w:val="id_ID" w:bidi="id_ID"/>
+        </w:rPr>
+        <w:t>Menghubungkan — Hubungan Sebab Akibat</w:t>
+      </w:r>
+      <w:r>
+        <w:rPr>
+          <w:lang w:val="id_ID" w:bidi="id_ID"/>
+        </w:rPr>
+      </w:r>
+      <w:r>
+        <w:rPr>
+          <w:lang w:val="id_ID" w:bidi="id_ID"/>
+        </w:rPr>
+      </w:r>
+    </w:p>
+    <w:p>
+      <w:pPr/>
+      <w:r>
+        <w:rPr>
+          <w:lang w:val="id_ID" w:bidi="id_ID"/>
+        </w:rPr>
+      </w:r>
+    </w:p>
+    <w:p>
+      <w:pPr>
+        <w:pStyle w:val="Heading2"/>
+      </w:pPr>
+      <w:r>
+        <w:rPr>
+          <w:lang w:val="id_ID" w:bidi="id_ID"/>
+        </w:rPr>
+        <w:t>Matius 16:25 (#2)</w:t>
+      </w:r>
+      <w:r>
+        <w:rPr>
+          <w:lang w:val="id_ID" w:bidi="id_ID"/>
+        </w:rPr>
+      </w:r>
+    </w:p>
+    <w:p>
+      <w:pPr/>
+      <w:r>
+        <w:rPr>
+          <w:lang w:val="id_ID" w:bidi="id_ID"/>
+        </w:rPr>
+      </w:r>
+      <w:r>
+        <w:rPr>
+          <w:b/>
+          <w:lang w:val="id_ID" w:bidi="id_ID"/>
+        </w:rPr>
+        <w:t>"barangsiapa mau menyelamatkan nyawanya, ia akan kehilangan nyawanya; tetapi barangsiapa kehilangan nyawanya karena Aku, ia akan memperolehnya"</w:t>
+      </w:r>
+    </w:p>
+    <w:p>
+      <w:pPr/>
+      <w:r>
+        <w:rPr>
+          <w:lang w:val="id_ID" w:bidi="id_ID"/>
+        </w:rPr>
+      </w:r>
+      <w:r>
+        <w:rPr>
+          <w:lang w:val="id_ID" w:bidi="id_ID"/>
+        </w:rPr>
+        <w:t xml:space="preserve">Di sini Yesus berbicara tentang bagaimana sikap orang-orang terhadap kehidupan mereka saat ini mempengaruhi kehidupan kekal mereka setelah mereka bangkit. Yang Dia maksudkan bahwa mereka yang ingin </w:t>
+      </w:r>
+      <w:r>
+        <w:rPr>
+          <w:b/>
+          <w:lang w:val="id_ID" w:bidi="id_ID"/>
+        </w:rPr>
+        <w:t>menyelamatkan</w:t>
+      </w:r>
+      <w:r>
+        <w:rPr>
+          <w:lang w:val="id_ID" w:bidi="id_ID"/>
+        </w:rPr>
+        <w:t xml:space="preserve"> kehidupan mereka saat ini akan kehilangan kehidupan kekal mereka, dan bahwa mereka yang telah kehilangan kehidupan mereka saat ini akan menemukan kehidupan kekal mereka. Jika akan lebih memudahkan pemahaman dalam bahasa Anda, Anda bisa membuat gagasan ini lebih eksplisit. Lihat bagaimana Anda menerjemahkan gagasan serupa dalam </w:t>
+      </w:r>
+      <w:hyperlink r:id="rId31">
+        <w:r>
+          <w:rPr>
+            <w:lang w:val="id_ID" w:bidi="id_ID"/>
+          </w:rPr>
+          <w:rPr>
+            <w:color w:val="0000EE"/>
+            <w:u w:val="single"/>
+          </w:rPr>
+          <w:t>Mat. 10:39</w:t>
+        </w:r>
+      </w:hyperlink>
+      <w:r>
+        <w:rPr>
+          <w:lang w:val="id_ID" w:bidi="id_ID"/>
+        </w:rPr>
+        <w:t>. Terjemahan alternatif: “barangsiapa yang ingin menyelamatkan hidupnya saat ini akan kehilangannya selamanya, barangsiapa yang kehilangan hidupnya saat ini demi Aku akan memperolehnya selamanya”</w:t>
+      </w:r>
+    </w:p>
+    <w:p>
+      <w:pPr/>
+      <w:r>
+        <w:rPr>
+          <w:lang w:val="id_ID" w:bidi="id_ID"/>
+        </w:rPr>
+      </w:r>
+      <w:r>
+        <w:rPr>
+          <w:lang w:val="id_ID" w:bidi="id_ID"/>
+        </w:rPr>
+        <w:t xml:space="preserve">Lihat: </w:t>
+      </w:r>
+      <w:r>
+        <w:rPr>
+          <w:lang w:val="id_ID" w:bidi="id_ID"/>
+        </w:rPr>
+        <w:t>Hal-hal yang Dianggap Sudah Diketahui dan Informasi Tersirat</w:t>
+      </w:r>
+      <w:r>
+        <w:rPr>
+          <w:lang w:val="id_ID" w:bidi="id_ID"/>
+        </w:rPr>
+      </w:r>
+      <w:r>
+        <w:rPr>
+          <w:lang w:val="id_ID" w:bidi="id_ID"/>
+        </w:rPr>
+      </w:r>
+    </w:p>
+    <w:p>
+      <w:pPr/>
+      <w:r>
+        <w:rPr>
+          <w:lang w:val="id_ID" w:bidi="id_ID"/>
+        </w:rPr>
+      </w:r>
+    </w:p>
+    <w:p>
+      <w:pPr>
+        <w:pStyle w:val="Heading2"/>
+      </w:pPr>
+      <w:r>
+        <w:rPr>
+          <w:lang w:val="id_ID" w:bidi="id_ID"/>
+        </w:rPr>
+        <w:t>Matius 16:25 (#3)</w:t>
+      </w:r>
+      <w:r>
+        <w:rPr>
+          <w:lang w:val="id_ID" w:bidi="id_ID"/>
+        </w:rPr>
+      </w:r>
+    </w:p>
+    <w:p>
+      <w:pPr/>
+      <w:r>
+        <w:rPr>
+          <w:lang w:val="id_ID" w:bidi="id_ID"/>
+        </w:rPr>
+      </w:r>
+      <w:r>
+        <w:rPr>
+          <w:b/>
+          <w:lang w:val="id_ID" w:bidi="id_ID"/>
+        </w:rPr>
+        <w:t>"mau menyelamatkan nyawanya, ia akan kehilangan nyawanya"</w:t>
+      </w:r>
+    </w:p>
+    <w:p>
+      <w:pPr/>
+      <w:r>
+        <w:rPr>
+          <w:lang w:val="id_ID" w:bidi="id_ID"/>
+        </w:rPr>
+      </w:r>
+      <w:r>
+        <w:rPr>
+          <w:lang w:val="id_ID" w:bidi="id_ID"/>
+        </w:rPr>
+        <w:t xml:space="preserve">Di sini Yesus berbicara tentang mencoba mempertahankan </w:t>
+      </w:r>
+      <w:r>
+        <w:rPr>
+          <w:b/>
+          <w:lang w:val="id_ID" w:bidi="id_ID"/>
+        </w:rPr>
+        <w:t>nyawa</w:t>
+      </w:r>
+      <w:r>
+        <w:rPr>
+          <w:lang w:val="id_ID" w:bidi="id_ID"/>
+        </w:rPr>
+        <w:t xml:space="preserve"> seseorang seolah-olah menyelamatkannya. Dia berbicara tentang kematian seolah-olah kehilangan </w:t>
+      </w:r>
+      <w:r>
+        <w:rPr>
+          <w:b/>
+          <w:lang w:val="id_ID" w:bidi="id_ID"/>
+        </w:rPr>
+        <w:t>nyawa</w:t>
+      </w:r>
+      <w:r>
+        <w:rPr>
+          <w:lang w:val="id_ID" w:bidi="id_ID"/>
+        </w:rPr>
+        <w:t xml:space="preserve"> seseorang. Jika akan lebih memudahkan pemahaman dalam bahasa Anda, Anda bisa menggunakan ungkapan yang sebanding atau menyatakan maknanya secara jelas. Lihat bagaimana Anda menerjemahkan klausa serupa dalam </w:t>
+      </w:r>
+      <w:hyperlink r:id="rId31">
+        <w:r>
+          <w:rPr>
+            <w:lang w:val="id_ID" w:bidi="id_ID"/>
+          </w:rPr>
+          <w:rPr>
+            <w:color w:val="0000EE"/>
+            <w:u w:val="single"/>
+          </w:rPr>
+          <w:t>Mat. 10:39</w:t>
+        </w:r>
+      </w:hyperlink>
+      <w:r>
+        <w:rPr>
+          <w:lang w:val="id_ID" w:bidi="id_ID"/>
+        </w:rPr>
+        <w:t>. Terjemahan alternatif: “ingin mempertahankan hidupnya akan mati”</w:t>
+      </w:r>
+    </w:p>
+    <w:p>
+      <w:pPr/>
+      <w:r>
+        <w:rPr>
+          <w:lang w:val="id_ID" w:bidi="id_ID"/>
+        </w:rPr>
+      </w:r>
+      <w:r>
+        <w:rPr>
+          <w:lang w:val="id_ID" w:bidi="id_ID"/>
+        </w:rPr>
+        <w:t xml:space="preserve">Lihat: </w:t>
+      </w:r>
+      <w:r>
+        <w:rPr>
+          <w:lang w:val="id_ID" w:bidi="id_ID"/>
+        </w:rPr>
+        <w:t>Metafora</w:t>
+      </w:r>
+      <w:r>
+        <w:rPr>
+          <w:lang w:val="id_ID" w:bidi="id_ID"/>
+        </w:rPr>
+      </w:r>
+      <w:r>
+        <w:rPr>
+          <w:lang w:val="id_ID" w:bidi="id_ID"/>
+        </w:rPr>
+      </w:r>
+    </w:p>
+    <w:p>
+      <w:pPr/>
+      <w:r>
+        <w:rPr>
+          <w:lang w:val="id_ID" w:bidi="id_ID"/>
+        </w:rPr>
+      </w:r>
+    </w:p>
+    <w:p>
+      <w:pPr>
+        <w:pStyle w:val="Heading2"/>
+      </w:pPr>
+      <w:r>
+        <w:rPr>
+          <w:lang w:val="id_ID" w:bidi="id_ID"/>
+        </w:rPr>
+        <w:t>Matius 16:25 (#4)</w:t>
+      </w:r>
+      <w:r>
+        <w:rPr>
+          <w:lang w:val="id_ID" w:bidi="id_ID"/>
+        </w:rPr>
+      </w:r>
+    </w:p>
+    <w:p>
+      <w:pPr/>
+      <w:r>
+        <w:rPr>
+          <w:lang w:val="id_ID" w:bidi="id_ID"/>
+        </w:rPr>
+      </w:r>
+      <w:r>
+        <w:rPr>
+          <w:b/>
+          <w:lang w:val="id_ID" w:bidi="id_ID"/>
+        </w:rPr>
+        <w:t>"nya"</w:t>
+      </w:r>
+      <w:r>
+        <w:rPr>
+          <w:lang w:val="id_ID" w:bidi="id_ID"/>
+        </w:rPr>
+        <w:t xml:space="preserve"> - </w:t>
+      </w:r>
+      <w:r>
+        <w:rPr>
+          <w:b/>
+          <w:lang w:val="id_ID" w:bidi="id_ID"/>
+        </w:rPr>
+        <w:t>"nya"</w:t>
+      </w:r>
+    </w:p>
+    <w:p>
+      <w:pPr/>
+      <w:r>
+        <w:rPr>
+          <w:lang w:val="id_ID" w:bidi="id_ID"/>
+        </w:rPr>
+      </w:r>
+      <w:r>
+        <w:rPr>
+          <w:lang w:val="id_ID" w:bidi="id_ID"/>
+        </w:rPr>
+        <w:t xml:space="preserve">Meskipun istilah </w:t>
+      </w:r>
+      <w:r>
+        <w:rPr>
+          <w:b/>
+          <w:lang w:val="id_ID" w:bidi="id_ID"/>
+        </w:rPr>
+        <w:t>nya</w:t>
+      </w:r>
+      <w:r>
+        <w:rPr>
+          <w:lang w:val="id_ID" w:bidi="id_ID"/>
+        </w:rPr>
+        <w:t xml:space="preserve"> bersifat maskulin, Yesus menggunakan kata tersebut dalam arti umum yang mencakup baik pria maupun wanita. Agar lebih mudah dipahami dalam bahasa Anda, Anda dapat menggunakan frasa yang menjelaskan hal ini. Terjemahan alternatif: “nya laki-laki atau nya perempuan … nya laki-laki atau nya perempuan”</w:t>
+      </w:r>
+    </w:p>
+    <w:p>
+      <w:pPr/>
+      <w:r>
+        <w:rPr>
+          <w:lang w:val="id_ID" w:bidi="id_ID"/>
+        </w:rPr>
+      </w:r>
+      <w:r>
+        <w:rPr>
+          <w:lang w:val="id_ID" w:bidi="id_ID"/>
+        </w:rPr>
+        <w:t xml:space="preserve">Lihat: </w:t>
+      </w:r>
+      <w:r>
+        <w:rPr>
+          <w:lang w:val="id_ID" w:bidi="id_ID"/>
+        </w:rPr>
+        <w:t>Ketika Kata Maskulin Mencakup Perempuan</w:t>
+      </w:r>
+      <w:r>
+        <w:rPr>
+          <w:lang w:val="id_ID" w:bidi="id_ID"/>
+        </w:rPr>
+      </w:r>
+      <w:r>
+        <w:rPr>
+          <w:lang w:val="id_ID" w:bidi="id_ID"/>
+        </w:rPr>
+      </w:r>
+    </w:p>
+    <w:p>
+      <w:pPr/>
+      <w:r>
+        <w:rPr>
+          <w:lang w:val="id_ID" w:bidi="id_ID"/>
+        </w:rPr>
+      </w:r>
+    </w:p>
+    <w:p>
+      <w:pPr>
+        <w:pStyle w:val="Heading2"/>
+      </w:pPr>
+      <w:r>
+        <w:rPr>
+          <w:lang w:val="id_ID" w:bidi="id_ID"/>
+        </w:rPr>
+        <w:t>Matius 16:25 (#5)</w:t>
+      </w:r>
+      <w:r>
+        <w:rPr>
+          <w:lang w:val="id_ID" w:bidi="id_ID"/>
+        </w:rPr>
+      </w:r>
+    </w:p>
+    <w:p>
+      <w:pPr/>
+      <w:r>
+        <w:rPr>
+          <w:lang w:val="id_ID" w:bidi="id_ID"/>
+        </w:rPr>
+      </w:r>
+      <w:r>
+        <w:rPr>
+          <w:b/>
+          <w:lang w:val="id_ID" w:bidi="id_ID"/>
+        </w:rPr>
+        <w:t>"tetapi barangsiapa kehilangan nyawanya karena Aku, ia akan memperolehnya"</w:t>
+      </w:r>
+    </w:p>
+    <w:p>
+      <w:pPr/>
+      <w:r>
+        <w:rPr>
+          <w:lang w:val="id_ID" w:bidi="id_ID"/>
+        </w:rPr>
+      </w:r>
+      <w:r>
+        <w:rPr>
+          <w:lang w:val="id_ID" w:bidi="id_ID"/>
+        </w:rPr>
+        <w:t xml:space="preserve">Di sini Yesus berbicara tentang sengsara atau bersedia mati sebagai kehilangan </w:t>
+      </w:r>
+      <w:r>
+        <w:rPr>
+          <w:b/>
+          <w:lang w:val="id_ID" w:bidi="id_ID"/>
+        </w:rPr>
+        <w:t>nyawa</w:t>
+      </w:r>
+      <w:r>
+        <w:rPr>
+          <w:lang w:val="id_ID" w:bidi="id_ID"/>
+        </w:rPr>
+        <w:t xml:space="preserve">. Dia berbicara tentang mengalami hidup kekal seolah-olah itu memperoleh </w:t>
+      </w:r>
+      <w:r>
+        <w:rPr>
+          <w:b/>
+          <w:lang w:val="id_ID" w:bidi="id_ID"/>
+        </w:rPr>
+        <w:t>nyawa</w:t>
+      </w:r>
+      <w:r>
+        <w:rPr>
+          <w:lang w:val="id_ID" w:bidi="id_ID"/>
+        </w:rPr>
+        <w:t xml:space="preserve">. Agar mudah dipahami dalam bahasa Anda, Anda bisa menggunakan ungkapan yang sebanding atau menyatakan maknanya dengan jelas. Lihat bagaimana Anda menerjemahkan klausa serupa dalam </w:t>
+      </w:r>
+      <w:hyperlink r:id="rId31">
+        <w:r>
+          <w:rPr>
+            <w:lang w:val="id_ID" w:bidi="id_ID"/>
+          </w:rPr>
+          <w:rPr>
+            <w:color w:val="0000EE"/>
+            <w:u w:val="single"/>
+          </w:rPr>
+          <w:t>Mat. 10:39</w:t>
+        </w:r>
+      </w:hyperlink>
+      <w:r>
+        <w:rPr>
+          <w:lang w:val="id_ID" w:bidi="id_ID"/>
+        </w:rPr>
+        <w:t>. Terjemahan alternatif: “tetapi barangsiapa yang telah mati demi Aku akan memiliki hidup kekal”</w:t>
+      </w:r>
+    </w:p>
+    <w:p>
+      <w:pPr/>
+      <w:r>
+        <w:rPr>
+          <w:lang w:val="id_ID" w:bidi="id_ID"/>
+        </w:rPr>
+      </w:r>
+      <w:r>
+        <w:rPr>
+          <w:lang w:val="id_ID" w:bidi="id_ID"/>
+        </w:rPr>
+        <w:t xml:space="preserve">Lihat: </w:t>
+      </w:r>
+      <w:r>
+        <w:rPr>
+          <w:lang w:val="id_ID" w:bidi="id_ID"/>
+        </w:rPr>
+        <w:t>Metafora</w:t>
+      </w:r>
+      <w:r>
+        <w:rPr>
+          <w:lang w:val="id_ID" w:bidi="id_ID"/>
+        </w:rPr>
+      </w:r>
+      <w:r>
+        <w:rPr>
+          <w:lang w:val="id_ID" w:bidi="id_ID"/>
+        </w:rPr>
+      </w:r>
+    </w:p>
+    <w:p>
+      <w:pPr/>
+      <w:r>
+        <w:rPr>
+          <w:lang w:val="id_ID" w:bidi="id_ID"/>
+        </w:rPr>
+      </w:r>
+    </w:p>
+    <w:p>
+      <w:pPr>
+        <w:pStyle w:val="Heading2"/>
+      </w:pPr>
+      <w:r>
+        <w:rPr>
+          <w:lang w:val="id_ID" w:bidi="id_ID"/>
+        </w:rPr>
+        <w:t>Matius 16:25 (#6)</w:t>
+      </w:r>
+      <w:r>
+        <w:rPr>
+          <w:lang w:val="id_ID" w:bidi="id_ID"/>
+        </w:rPr>
+      </w:r>
+    </w:p>
+    <w:p>
+      <w:pPr/>
+      <w:r>
+        <w:rPr>
+          <w:lang w:val="id_ID" w:bidi="id_ID"/>
+        </w:rPr>
+      </w:r>
+      <w:r>
+        <w:rPr>
+          <w:b/>
+          <w:lang w:val="id_ID" w:bidi="id_ID"/>
+        </w:rPr>
+        <w:t>"demi Aku"</w:t>
+      </w:r>
+    </w:p>
+    <w:p>
+      <w:pPr/>
+      <w:r>
+        <w:rPr>
+          <w:lang w:val="id_ID" w:bidi="id_ID"/>
+        </w:rPr>
+      </w:r>
+      <w:r>
+        <w:rPr>
+          <w:lang w:val="id_ID" w:bidi="id_ID"/>
+        </w:rPr>
+        <w:t xml:space="preserve">Ketika Yesus mengatakan </w:t>
+      </w:r>
+      <w:r>
+        <w:rPr>
+          <w:b/>
+          <w:lang w:val="id_ID" w:bidi="id_ID"/>
+        </w:rPr>
+        <w:t>demi Aku</w:t>
+      </w:r>
+      <w:r>
+        <w:rPr>
+          <w:lang w:val="id_ID" w:bidi="id_ID"/>
+        </w:rPr>
+        <w:t>, Dia bermaksud bahwa beberapa orang akan kehilangan nyawa mereka karena mereka adalah murid-murid-Nya. Agar mudah dipahami oleh pembaca Anda, Anda bisa membuat gagasan ini lebih jelas. Terjemahan alternatif: “karena dia adalah murid-Ku” atau “karena dia percaya pada-Ku”</w:t>
+      </w:r>
+    </w:p>
+    <w:p>
+      <w:pPr/>
+      <w:r>
+        <w:rPr>
+          <w:lang w:val="id_ID" w:bidi="id_ID"/>
+        </w:rPr>
+      </w:r>
+      <w:r>
+        <w:rPr>
+          <w:lang w:val="id_ID" w:bidi="id_ID"/>
+        </w:rPr>
+        <w:t xml:space="preserve">Lihat: </w:t>
+      </w:r>
+      <w:r>
+        <w:rPr>
+          <w:lang w:val="id_ID" w:bidi="id_ID"/>
+        </w:rPr>
+        <w:t>Hal-hal yang Dianggap Sudah Diketahui dan Informasi Implisit</w:t>
+      </w:r>
+      <w:r>
+        <w:rPr>
+          <w:lang w:val="id_ID" w:bidi="id_ID"/>
+        </w:rPr>
+      </w:r>
+      <w:r>
+        <w:rPr>
+          <w:lang w:val="id_ID" w:bidi="id_ID"/>
+        </w:rPr>
+      </w:r>
+    </w:p>
+    <w:p>
+      <w:pPr/>
+      <w:r>
+        <w:rPr>
+          <w:lang w:val="id_ID" w:bidi="id_ID"/>
+        </w:rPr>
+      </w:r>
+    </w:p>
+    <w:p>
+      <w:pPr>
+        <w:pStyle w:val="Heading2"/>
+      </w:pPr>
+      <w:r>
+        <w:rPr>
+          <w:lang w:val="id_ID" w:bidi="id_ID"/>
+        </w:rPr>
+        <w:t>Matius 16:26 (#1)</w:t>
+      </w:r>
+      <w:r>
+        <w:rPr>
+          <w:lang w:val="id_ID" w:bidi="id_ID"/>
+        </w:rPr>
+      </w:r>
+    </w:p>
+    <w:p>
+      <w:pPr/>
+      <w:r>
+        <w:rPr>
+          <w:lang w:val="id_ID" w:bidi="id_ID"/>
+        </w:rPr>
+      </w:r>
+      <w:r>
+        <w:rPr>
+          <w:b/>
+          <w:lang w:val="id_ID" w:bidi="id_ID"/>
+        </w:rPr>
+        <w:t>"Apa gunanya"</w:t>
+      </w:r>
+    </w:p>
+    <w:p>
+      <w:pPr/>
+      <w:r>
+        <w:rPr>
+          <w:lang w:val="id_ID" w:bidi="id_ID"/>
+        </w:rPr>
+      </w:r>
+      <w:r>
+        <w:rPr>
+          <w:lang w:val="id_ID" w:bidi="id_ID"/>
+        </w:rPr>
+        <w:t xml:space="preserve">Di sini, kata </w:t>
+      </w:r>
+      <w:r>
+        <w:rPr>
+          <w:b/>
+          <w:lang w:val="id_ID" w:bidi="id_ID"/>
+        </w:rPr>
+        <w:t xml:space="preserve">Apa gunanya </w:t>
+      </w:r>
+      <w:r>
+        <w:rPr>
+          <w:lang w:val="id_ID" w:bidi="id_ID"/>
+        </w:rPr>
+        <w:t xml:space="preserve">memperkenalkan dasar lain untuk apa yang Yesus katakan dalam </w:t>
+      </w:r>
+      <w:hyperlink r:id="rId32">
+        <w:r>
+          <w:rPr>
+            <w:lang w:val="id_ID" w:bidi="id_ID"/>
+          </w:rPr>
+          <w:rPr>
+            <w:color w:val="0000EE"/>
+            <w:u w:val="single"/>
+          </w:rPr>
+          <w:t>Mat 16:24</w:t>
+        </w:r>
+      </w:hyperlink>
+      <w:r>
+        <w:rPr>
+          <w:lang w:val="id_ID" w:bidi="id_ID"/>
+        </w:rPr>
+        <w:t xml:space="preserve">. Agar mudah dipahami dalam bahasa Anda, Anda bisa menggunakan kata atau frasa yang memperkenalkan alasan atau dasar untuk sebuah pernyataan, atau Anda bisa membiarkan </w:t>
+      </w:r>
+      <w:r>
+        <w:rPr>
+          <w:b/>
+          <w:lang w:val="id_ID" w:bidi="id_ID"/>
+        </w:rPr>
+        <w:t xml:space="preserve">For </w:t>
+      </w:r>
+      <w:r>
+        <w:rPr>
+          <w:lang w:val="id_ID" w:bidi="id_ID"/>
+        </w:rPr>
+        <w:t>tidak diterjemahkan. Terjemahan alternatif: “Alasan lain Aku mengatakan itu adalah karena” atau “Lebih lanjut,”</w:t>
+      </w:r>
+    </w:p>
+    <w:p>
+      <w:pPr/>
+      <w:r>
+        <w:rPr>
+          <w:lang w:val="id_ID" w:bidi="id_ID"/>
+        </w:rPr>
+      </w:r>
+      <w:r>
+        <w:rPr>
+          <w:lang w:val="id_ID" w:bidi="id_ID"/>
+        </w:rPr>
+        <w:t xml:space="preserve">Lihat: </w:t>
+      </w:r>
+      <w:r>
+        <w:rPr>
+          <w:lang w:val="id_ID" w:bidi="id_ID"/>
+        </w:rPr>
+        <w:t>Kata dan Frasa Penghubung</w:t>
+      </w:r>
+      <w:r>
+        <w:rPr>
+          <w:lang w:val="id_ID" w:bidi="id_ID"/>
+        </w:rPr>
+      </w:r>
+      <w:r>
+        <w:rPr>
+          <w:lang w:val="id_ID" w:bidi="id_ID"/>
+        </w:rPr>
+      </w:r>
+    </w:p>
+    <w:p>
+      <w:pPr/>
+      <w:r>
+        <w:rPr>
+          <w:lang w:val="id_ID" w:bidi="id_ID"/>
+        </w:rPr>
+      </w:r>
+    </w:p>
+    <w:p>
+      <w:pPr>
+        <w:pStyle w:val="Heading2"/>
+      </w:pPr>
+      <w:r>
+        <w:rPr>
+          <w:lang w:val="id_ID" w:bidi="id_ID"/>
+        </w:rPr>
+        <w:t>Matius 16:26 (#2)</w:t>
+      </w:r>
+      <w:r>
+        <w:rPr>
+          <w:lang w:val="id_ID" w:bidi="id_ID"/>
+        </w:rPr>
+      </w:r>
+    </w:p>
+    <w:p>
+      <w:pPr/>
+      <w:r>
+        <w:rPr>
+          <w:lang w:val="id_ID" w:bidi="id_ID"/>
+        </w:rPr>
+      </w:r>
+      <w:r>
+        <w:rPr>
+          <w:b/>
+          <w:lang w:val="id_ID" w:bidi="id_ID"/>
+        </w:rPr>
+        <w:t>"Apa gunanya seorang memperoleh seluruh dunia tetapi kehilangan nyawanya"</w:t>
+      </w:r>
+    </w:p>
+    <w:p>
+      <w:pPr/>
+      <w:r>
+        <w:rPr>
+          <w:lang w:val="id_ID" w:bidi="id_ID"/>
+        </w:rPr>
+      </w:r>
+      <w:r>
+        <w:rPr>
+          <w:lang w:val="id_ID" w:bidi="id_ID"/>
+        </w:rPr>
+        <w:t>Yesus menggunakan bentuk pertanyaan untuk mengajar murid-murid-Nya. Jika Anda tidak menggunakan bentuk pertanyaan untuk tujuan ini dalam bahasa Anda, Anda dapat menerjemahkannya sebagai pernyataan atau seruan. Terjemahan alternatif: “seorang tidak akan mendapatkan apa-apa jika ia memperoleh seluruh dunia tetapi kehilangan nyawanya.” atau “seorang tidak akan pernah mendapatkan apa-apa jika ia memperoleh seluruh dunia tetapi kehilangan nyawanya!”</w:t>
+      </w:r>
+    </w:p>
+    <w:p>
+      <w:pPr/>
+      <w:r>
+        <w:rPr>
+          <w:lang w:val="id_ID" w:bidi="id_ID"/>
+        </w:rPr>
+      </w:r>
+      <w:r>
+        <w:rPr>
+          <w:lang w:val="id_ID" w:bidi="id_ID"/>
+        </w:rPr>
+        <w:t xml:space="preserve">Lihat: </w:t>
+      </w:r>
+      <w:r>
+        <w:rPr>
+          <w:lang w:val="id_ID" w:bidi="id_ID"/>
+        </w:rPr>
+        <w:t>Pertanyaan Retoris</w:t>
+      </w:r>
+      <w:r>
+        <w:rPr>
+          <w:lang w:val="id_ID" w:bidi="id_ID"/>
+        </w:rPr>
+      </w:r>
+      <w:r>
+        <w:rPr>
+          <w:lang w:val="id_ID" w:bidi="id_ID"/>
+        </w:rPr>
+      </w:r>
+    </w:p>
+    <w:p>
+      <w:pPr/>
+      <w:r>
+        <w:rPr>
+          <w:lang w:val="id_ID" w:bidi="id_ID"/>
+        </w:rPr>
+      </w:r>
+    </w:p>
+    <w:p>
+      <w:pPr>
+        <w:pStyle w:val="Heading2"/>
+      </w:pPr>
+      <w:r>
+        <w:rPr>
+          <w:lang w:val="id_ID" w:bidi="id_ID"/>
+        </w:rPr>
+        <w:t>Matius 16:26 (#3)</w:t>
+      </w:r>
+      <w:r>
+        <w:rPr>
+          <w:lang w:val="id_ID" w:bidi="id_ID"/>
+        </w:rPr>
+      </w:r>
+    </w:p>
+    <w:p>
+      <w:pPr/>
+      <w:r>
+        <w:rPr>
+          <w:lang w:val="id_ID" w:bidi="id_ID"/>
+        </w:rPr>
+      </w:r>
+      <w:r>
+        <w:rPr>
+          <w:b/>
+          <w:lang w:val="id_ID" w:bidi="id_ID"/>
+        </w:rPr>
+        <w:t>"Apa gunanya seorang memperoleh seluruh dunia tetapi kehilangan nyawanya"</w:t>
+      </w:r>
+    </w:p>
+    <w:p>
+      <w:pPr/>
+      <w:r>
+        <w:rPr>
+          <w:lang w:val="id_ID" w:bidi="id_ID"/>
+        </w:rPr>
+      </w:r>
+      <w:r>
+        <w:rPr>
+          <w:lang w:val="id_ID" w:bidi="id_ID"/>
+        </w:rPr>
+        <w:t xml:space="preserve">Di sini Yesus menggunakan situasi imajiner untuk menunjukkan bahwa kehilangan </w:t>
+      </w:r>
+      <w:r>
+        <w:rPr>
+          <w:b/>
+          <w:lang w:val="id_ID" w:bidi="id_ID"/>
+        </w:rPr>
+        <w:t>nyawa</w:t>
+      </w:r>
+      <w:r>
+        <w:rPr>
+          <w:lang w:val="id_ID" w:bidi="id_ID"/>
+        </w:rPr>
+        <w:t xml:space="preserve"> seseorang sangat buruk sehingga mendapatkan apa pun tidak dapat menggantinya. Gunakan metode yang lazim dalam bahasa Anda untuk memperkenalkan situasi imajiner. Terjemahan alternatif: "bayangkan eorang memperoleh seluruh dunia tetapi kehilangan nyawanya. Apa yang akan manusia itu dapatkan"</w:t>
+      </w:r>
+    </w:p>
+    <w:p>
+      <w:pPr/>
+      <w:r>
+        <w:rPr>
+          <w:lang w:val="id_ID" w:bidi="id_ID"/>
+        </w:rPr>
+      </w:r>
+      <w:r>
+        <w:rPr>
+          <w:lang w:val="id_ID" w:bidi="id_ID"/>
+        </w:rPr>
+        <w:t xml:space="preserve">Lihat: </w:t>
+      </w:r>
+      <w:r>
+        <w:rPr>
+          <w:lang w:val="id_ID" w:bidi="id_ID"/>
+        </w:rPr>
+        <w:t>Situasi Hipotetis</w:t>
+      </w:r>
+      <w:r>
+        <w:rPr>
+          <w:lang w:val="id_ID" w:bidi="id_ID"/>
+        </w:rPr>
+      </w:r>
+      <w:r>
+        <w:rPr>
+          <w:lang w:val="id_ID" w:bidi="id_ID"/>
+        </w:rPr>
+      </w:r>
+    </w:p>
+    <w:p>
+      <w:pPr/>
+      <w:r>
+        <w:rPr>
+          <w:lang w:val="id_ID" w:bidi="id_ID"/>
+        </w:rPr>
+      </w:r>
+    </w:p>
+    <w:p>
+      <w:pPr>
+        <w:pStyle w:val="Heading2"/>
+      </w:pPr>
+      <w:r>
+        <w:rPr>
+          <w:lang w:val="id_ID" w:bidi="id_ID"/>
+        </w:rPr>
+        <w:t>Matius 16:26 (#4)</w:t>
+      </w:r>
+      <w:r>
+        <w:rPr>
+          <w:lang w:val="id_ID" w:bidi="id_ID"/>
+        </w:rPr>
+      </w:r>
+    </w:p>
+    <w:p>
+      <w:pPr/>
+      <w:r>
+        <w:rPr>
+          <w:lang w:val="id_ID" w:bidi="id_ID"/>
+        </w:rPr>
+      </w:r>
+      <w:r>
+        <w:rPr>
+          <w:b/>
+          <w:lang w:val="id_ID" w:bidi="id_ID"/>
+        </w:rPr>
+        <w:t>"seorang"</w:t>
+      </w:r>
+      <w:r>
+        <w:rPr>
+          <w:lang w:val="id_ID" w:bidi="id_ID"/>
+        </w:rPr>
+        <w:t xml:space="preserve"> - </w:t>
+      </w:r>
+      <w:r>
+        <w:rPr>
+          <w:b/>
+          <w:lang w:val="id_ID" w:bidi="id_ID"/>
+        </w:rPr>
+        <w:t>"seorang memperoleh"</w:t>
+      </w:r>
+      <w:r>
+        <w:rPr>
+          <w:lang w:val="id_ID" w:bidi="id_ID"/>
+        </w:rPr>
+        <w:t xml:space="preserve"> - </w:t>
+      </w:r>
+      <w:r>
+        <w:rPr>
+          <w:b/>
+          <w:lang w:val="id_ID" w:bidi="id_ID"/>
+        </w:rPr>
+        <w:t>"nya"</w:t>
+      </w:r>
+      <w:r>
+        <w:rPr>
+          <w:lang w:val="id_ID" w:bidi="id_ID"/>
+        </w:rPr>
+        <w:t xml:space="preserve"> - </w:t>
+      </w:r>
+      <w:r>
+        <w:rPr>
+          <w:b/>
+          <w:lang w:val="id_ID" w:bidi="id_ID"/>
+        </w:rPr>
+        <w:t>"nya"</w:t>
+      </w:r>
+      <w:r>
+        <w:rPr>
+          <w:lang w:val="id_ID" w:bidi="id_ID"/>
+        </w:rPr>
+        <w:t xml:space="preserve"> - </w:t>
+      </w:r>
+      <w:r>
+        <w:rPr>
+          <w:b/>
+          <w:lang w:val="id_ID" w:bidi="id_ID"/>
+        </w:rPr>
+        <w:t>"nya"</w:t>
+      </w:r>
+    </w:p>
+    <w:p>
+      <w:pPr/>
+      <w:r>
+        <w:rPr>
+          <w:lang w:val="id_ID" w:bidi="id_ID"/>
+        </w:rPr>
+      </w:r>
+      <w:r>
+        <w:rPr>
+          <w:lang w:val="id_ID" w:bidi="id_ID"/>
+        </w:rPr>
+        <w:t xml:space="preserve">Walaupun istilah </w:t>
+      </w:r>
+      <w:r>
+        <w:rPr>
+          <w:b/>
+          <w:lang w:val="id_ID" w:bidi="id_ID"/>
+        </w:rPr>
+        <w:t xml:space="preserve">seorang </w:t>
+      </w:r>
+      <w:r>
+        <w:rPr>
+          <w:lang w:val="id_ID" w:bidi="id_ID"/>
+        </w:rPr>
+        <w:t xml:space="preserve">, </w:t>
+      </w:r>
+      <w:r>
+        <w:rPr>
+          <w:b/>
+          <w:lang w:val="id_ID" w:bidi="id_ID"/>
+        </w:rPr>
+        <w:t>nya</w:t>
+      </w:r>
+      <w:r>
+        <w:rPr>
+          <w:lang w:val="id_ID" w:bidi="id_ID"/>
+        </w:rPr>
+        <w:t xml:space="preserve">, dan </w:t>
+      </w:r>
+      <w:r>
+        <w:rPr>
+          <w:b/>
+          <w:lang w:val="id_ID" w:bidi="id_ID"/>
+        </w:rPr>
+        <w:t xml:space="preserve">nya </w:t>
+      </w:r>
+      <w:r>
+        <w:rPr>
+          <w:lang w:val="id_ID" w:bidi="id_ID"/>
+        </w:rPr>
+        <w:t>bersifat maskulin, Yesus menggunakan kata-kata tersebut dalam arti umum yang mencakup baik pria maupun wanita. Agar mudah dipahami dalam bahasa Anda, Anda bisa menggunakan frasa yang menjelaskan hal ini. Terjemahan alternatif: “seseorang … dia laki-laki atau dia perempuan peroleh … nya laki-laki atau nya perempuan … nya laki-laki atau nya perempuan … nya laki-laki atau nya perempuan”</w:t>
+      </w:r>
+    </w:p>
+    <w:p>
+      <w:pPr/>
+      <w:r>
+        <w:rPr>
+          <w:lang w:val="id_ID" w:bidi="id_ID"/>
+        </w:rPr>
+      </w:r>
+      <w:r>
+        <w:rPr>
+          <w:lang w:val="id_ID" w:bidi="id_ID"/>
+        </w:rPr>
+        <w:t xml:space="preserve">Lihat: </w:t>
+      </w:r>
+      <w:r>
+        <w:rPr>
+          <w:lang w:val="id_ID" w:bidi="id_ID"/>
+        </w:rPr>
+        <w:t>Ketika Kata Maskulin Mencakup Perempuan</w:t>
+      </w:r>
+      <w:r>
+        <w:rPr>
+          <w:lang w:val="id_ID" w:bidi="id_ID"/>
+        </w:rPr>
+      </w:r>
+      <w:r>
+        <w:rPr>
+          <w:lang w:val="id_ID" w:bidi="id_ID"/>
+        </w:rPr>
+      </w:r>
+    </w:p>
+    <w:p>
+      <w:pPr/>
+      <w:r>
+        <w:rPr>
+          <w:lang w:val="id_ID" w:bidi="id_ID"/>
+        </w:rPr>
+      </w:r>
+    </w:p>
+    <w:p>
+      <w:pPr>
+        <w:pStyle w:val="Heading2"/>
+      </w:pPr>
+      <w:r>
+        <w:rPr>
+          <w:lang w:val="id_ID" w:bidi="id_ID"/>
+        </w:rPr>
+        <w:t>Matius 16:26 (#5)</w:t>
+      </w:r>
+      <w:r>
+        <w:rPr>
+          <w:lang w:val="id_ID" w:bidi="id_ID"/>
+        </w:rPr>
+      </w:r>
+    </w:p>
+    <w:p>
+      <w:pPr/>
+      <w:r>
+        <w:rPr>
+          <w:lang w:val="id_ID" w:bidi="id_ID"/>
+        </w:rPr>
+      </w:r>
+      <w:r>
+        <w:rPr>
+          <w:b/>
+          <w:lang w:val="id_ID" w:bidi="id_ID"/>
+        </w:rPr>
+        <w:t>"nyawanya?"</w:t>
+      </w:r>
+      <w:r>
+        <w:rPr>
+          <w:lang w:val="id_ID" w:bidi="id_ID"/>
+        </w:rPr>
+        <w:t xml:space="preserve"> - </w:t>
+      </w:r>
+      <w:r>
+        <w:rPr>
+          <w:b/>
+          <w:lang w:val="id_ID" w:bidi="id_ID"/>
+        </w:rPr>
+        <w:t>"ganti nyawanya"</w:t>
+      </w:r>
+    </w:p>
+    <w:p>
+      <w:pPr/>
+      <w:r>
+        <w:rPr>
+          <w:lang w:val="id_ID" w:bidi="id_ID"/>
+        </w:rPr>
+      </w:r>
+      <w:r>
+        <w:rPr>
+          <w:lang w:val="id_ID" w:bidi="id_ID"/>
+        </w:rPr>
+        <w:t>Terjemahan alternatif: "jiwanya ... ganti jiwanya"</w:t>
+      </w:r>
+      <w:r>
+        <w:rPr>
+          <w:lang w:val="id_ID" w:bidi="id_ID"/>
+        </w:rPr>
+      </w:r>
+      <w:r>
+        <w:rPr>
+          <w:lang w:val="id_ID" w:bidi="id_ID"/>
+        </w:rPr>
+      </w:r>
+    </w:p>
+    <w:p>
+      <w:pPr/>
+      <w:r>
+        <w:rPr>
+          <w:lang w:val="id_ID" w:bidi="id_ID"/>
+        </w:rPr>
+      </w:r>
+    </w:p>
+    <w:p>
+      <w:pPr>
+        <w:pStyle w:val="Heading2"/>
+      </w:pPr>
+      <w:r>
+        <w:rPr>
+          <w:lang w:val="id_ID" w:bidi="id_ID"/>
+        </w:rPr>
+        <w:t>Matius 16:26 (#6)</w:t>
+      </w:r>
+      <w:r>
+        <w:rPr>
+          <w:lang w:val="id_ID" w:bidi="id_ID"/>
+        </w:rPr>
+      </w:r>
+    </w:p>
+    <w:p>
+      <w:pPr/>
+      <w:r>
+        <w:rPr>
+          <w:lang w:val="id_ID" w:bidi="id_ID"/>
+        </w:rPr>
+      </w:r>
+      <w:r>
+        <w:rPr>
+          <w:b/>
+          <w:lang w:val="id_ID" w:bidi="id_ID"/>
+        </w:rPr>
+        <w:t>"Dan apakah"</w:t>
+      </w:r>
+    </w:p>
+    <w:p>
+      <w:pPr/>
+      <w:r>
+        <w:rPr>
+          <w:lang w:val="id_ID" w:bidi="id_ID"/>
+        </w:rPr>
+      </w:r>
+      <w:r>
+        <w:rPr>
+          <w:lang w:val="id_ID" w:bidi="id_ID"/>
+        </w:rPr>
+        <w:t xml:space="preserve">Di sini, kata </w:t>
+      </w:r>
+      <w:r>
+        <w:rPr>
+          <w:b/>
+          <w:lang w:val="id_ID" w:bidi="id_ID"/>
+        </w:rPr>
+        <w:t xml:space="preserve">Dan apakah </w:t>
+      </w:r>
+      <w:r>
+        <w:rPr>
+          <w:lang w:val="id_ID" w:bidi="id_ID"/>
+        </w:rPr>
+        <w:t xml:space="preserve">memperkenalkan pertanyaan kedua yang sekali lagi menekankan betapa pentingnya </w:t>
+      </w:r>
+      <w:r>
+        <w:rPr>
+          <w:b/>
+          <w:lang w:val="id_ID" w:bidi="id_ID"/>
+        </w:rPr>
+        <w:t>nyawa</w:t>
+      </w:r>
+      <w:r>
+        <w:rPr>
+          <w:lang w:val="id_ID" w:bidi="id_ID"/>
+        </w:rPr>
+        <w:t xml:space="preserve"> seseorang. Agar mudah dipahami dalam bahasa Anda, Anda bisa menggunakan kata atau frasa yang memperkenalkan gagasan serupa, atau Anda bisa membiarkan kata </w:t>
+      </w:r>
+      <w:r>
+        <w:rPr>
+          <w:b/>
+          <w:lang w:val="id_ID" w:bidi="id_ID"/>
+        </w:rPr>
+        <w:t>dan apakah</w:t>
+      </w:r>
+      <w:r>
+        <w:rPr>
+          <w:lang w:val="id_ID" w:bidi="id_ID"/>
+        </w:rPr>
+        <w:t xml:space="preserve"> tidak diterjemahkan. Terjemahan alternatif: “Sekali lagi,” atau “Bahkan lebih lanjut,”</w:t>
+      </w:r>
+    </w:p>
+    <w:p>
+      <w:pPr/>
+      <w:r>
+        <w:rPr>
+          <w:lang w:val="id_ID" w:bidi="id_ID"/>
+        </w:rPr>
+      </w:r>
+      <w:r>
+        <w:rPr>
+          <w:lang w:val="id_ID" w:bidi="id_ID"/>
+        </w:rPr>
+        <w:t xml:space="preserve">Lihat: </w:t>
+      </w:r>
+      <w:r>
+        <w:rPr>
+          <w:lang w:val="id_ID" w:bidi="id_ID"/>
+        </w:rPr>
+        <w:t>Kata dan Frasa Penghubung</w:t>
+      </w:r>
+      <w:r>
+        <w:rPr>
+          <w:lang w:val="id_ID" w:bidi="id_ID"/>
+        </w:rPr>
+      </w:r>
+      <w:r>
+        <w:rPr>
+          <w:lang w:val="id_ID" w:bidi="id_ID"/>
+        </w:rPr>
+      </w:r>
+    </w:p>
+    <w:p>
+      <w:pPr/>
+      <w:r>
+        <w:rPr>
+          <w:lang w:val="id_ID" w:bidi="id_ID"/>
+        </w:rPr>
+      </w:r>
+    </w:p>
+    <w:p>
+      <w:pPr>
+        <w:pStyle w:val="Heading2"/>
+      </w:pPr>
+      <w:r>
+        <w:rPr>
+          <w:lang w:val="id_ID" w:bidi="id_ID"/>
+        </w:rPr>
+        <w:t>Matius 16:26 (#7)</w:t>
+      </w:r>
+      <w:r>
+        <w:rPr>
+          <w:lang w:val="id_ID" w:bidi="id_ID"/>
+        </w:rPr>
+      </w:r>
+    </w:p>
+    <w:p>
+      <w:pPr/>
+      <w:r>
+        <w:rPr>
+          <w:lang w:val="id_ID" w:bidi="id_ID"/>
+        </w:rPr>
+      </w:r>
+      <w:r>
+        <w:rPr>
+          <w:b/>
+          <w:lang w:val="id_ID" w:bidi="id_ID"/>
+        </w:rPr>
+        <w:t>"Dan apakah yang dapat diberikannya sebagai ganti nyawanya"</w:t>
+      </w:r>
+    </w:p>
+    <w:p>
+      <w:pPr/>
+      <w:r>
+        <w:rPr>
+          <w:lang w:val="id_ID" w:bidi="id_ID"/>
+        </w:rPr>
+      </w:r>
+      <w:r>
+        <w:rPr>
+          <w:lang w:val="id_ID" w:bidi="id_ID"/>
+        </w:rPr>
+        <w:t>Yesus menggunakan bentuk pertanyaan untuk mengajar murid-murid-Nya. Jika Anda tidak menggunakan bentuk pertanyaan untuk tujuan ini dalam bahasa Anda, Anda dapat menerjemahkannya sebagai pernyataan atau seruan. Terjemahan alternatif: “seseorang tidak akan dapat memberikan apa pun sebagai ganti nyawanya.” atau “seseorang tidak dapat memberikan apa pun sebagai ganti nyawanya!”</w:t>
+      </w:r>
+    </w:p>
+    <w:p>
+      <w:pPr/>
+      <w:r>
+        <w:rPr>
+          <w:lang w:val="id_ID" w:bidi="id_ID"/>
+        </w:rPr>
+      </w:r>
+      <w:r>
+        <w:rPr>
+          <w:lang w:val="id_ID" w:bidi="id_ID"/>
+        </w:rPr>
+        <w:t xml:space="preserve">Lihat: </w:t>
+      </w:r>
+      <w:r>
+        <w:rPr>
+          <w:lang w:val="id_ID" w:bidi="id_ID"/>
+        </w:rPr>
+        <w:t>Pertanyaan Retoris</w:t>
+      </w:r>
+      <w:r>
+        <w:rPr>
+          <w:lang w:val="id_ID" w:bidi="id_ID"/>
+        </w:rPr>
+      </w:r>
+      <w:r>
+        <w:rPr>
+          <w:lang w:val="id_ID" w:bidi="id_ID"/>
+        </w:rPr>
+      </w:r>
+    </w:p>
+    <w:p>
+      <w:pPr/>
+      <w:r>
+        <w:rPr>
+          <w:lang w:val="id_ID" w:bidi="id_ID"/>
+        </w:rPr>
+      </w:r>
+    </w:p>
+    <w:p>
+      <w:pPr>
+        <w:pStyle w:val="Heading2"/>
+      </w:pPr>
+      <w:r>
+        <w:rPr>
+          <w:lang w:val="id_ID" w:bidi="id_ID"/>
+        </w:rPr>
+        <w:t>Matius 16:26 (#8)</w:t>
+      </w:r>
+      <w:r>
+        <w:rPr>
+          <w:lang w:val="id_ID" w:bidi="id_ID"/>
+        </w:rPr>
+      </w:r>
+    </w:p>
+    <w:p>
+      <w:pPr/>
+      <w:r>
+        <w:rPr>
+          <w:lang w:val="id_ID" w:bidi="id_ID"/>
+        </w:rPr>
+      </w:r>
+      <w:r>
+        <w:rPr>
+          <w:b/>
+          <w:lang w:val="id_ID" w:bidi="id_ID"/>
+        </w:rPr>
+        <w:t>"sebagai ganti nyawanya"</w:t>
+      </w:r>
+    </w:p>
+    <w:p>
+      <w:pPr/>
+      <w:r>
+        <w:rPr>
+          <w:lang w:val="id_ID" w:bidi="id_ID"/>
+        </w:rPr>
+      </w:r>
+      <w:r>
+        <w:rPr>
+          <w:lang w:val="id_ID" w:bidi="id_ID"/>
+        </w:rPr>
+        <w:t xml:space="preserve">Di sini Yesus mungkin menyiratkan: (1) bahwa tidak ada yang sebanding dengan </w:t>
+      </w:r>
+      <w:r>
+        <w:rPr>
+          <w:b/>
+          <w:lang w:val="id_ID" w:bidi="id_ID"/>
+        </w:rPr>
+        <w:t>nyawa</w:t>
+      </w:r>
+      <w:r>
+        <w:rPr>
+          <w:lang w:val="id_ID" w:bidi="id_ID"/>
+        </w:rPr>
+        <w:t xml:space="preserve"> seseorang. Terjemahan alternatif: “yang sebanding dengan jiwanya” (2) bahwa tidak ada yang cukup berharga untuk menebus </w:t>
+      </w:r>
+      <w:r>
+        <w:rPr>
+          <w:b/>
+          <w:lang w:val="id_ID" w:bidi="id_ID"/>
+        </w:rPr>
+        <w:t>nyawa</w:t>
+      </w:r>
+      <w:r>
+        <w:rPr>
+          <w:lang w:val="id_ID" w:bidi="id_ID"/>
+        </w:rPr>
+        <w:t xml:space="preserve"> seseorang ketika telah hilang. Terjemahan alternatif: “yang dapat membeli kembali jiwanya”</w:t>
+      </w:r>
+    </w:p>
+    <w:p>
+      <w:pPr/>
+      <w:r>
+        <w:rPr>
+          <w:lang w:val="id_ID" w:bidi="id_ID"/>
+        </w:rPr>
+      </w:r>
+      <w:r>
+        <w:rPr>
+          <w:lang w:val="id_ID" w:bidi="id_ID"/>
+        </w:rPr>
+        <w:t xml:space="preserve">Lihat: </w:t>
+      </w:r>
+      <w:r>
+        <w:rPr>
+          <w:lang w:val="id_ID" w:bidi="id_ID"/>
+        </w:rPr>
+        <w:t>Hal-hal yang Dianggap Sudah Diketahui dan Informasi Implisit</w:t>
+      </w:r>
+      <w:r>
+        <w:rPr>
+          <w:lang w:val="id_ID" w:bidi="id_ID"/>
+        </w:rPr>
+      </w:r>
+      <w:r>
+        <w:rPr>
+          <w:lang w:val="id_ID" w:bidi="id_ID"/>
+        </w:rPr>
+      </w:r>
+    </w:p>
+    <w:p>
+      <w:pPr/>
+      <w:r>
+        <w:rPr>
+          <w:lang w:val="id_ID" w:bidi="id_ID"/>
+        </w:rPr>
+      </w:r>
+    </w:p>
+    <w:p>
+      <w:pPr>
+        <w:pStyle w:val="Heading2"/>
+      </w:pPr>
+      <w:r>
+        <w:rPr>
+          <w:lang w:val="id_ID" w:bidi="id_ID"/>
+        </w:rPr>
+        <w:t>Matius 17:16 (#2)</w:t>
+      </w:r>
+      <w:r>
+        <w:rPr>
+          <w:lang w:val="id_ID" w:bidi="id_ID"/>
+        </w:rPr>
+      </w:r>
+    </w:p>
+    <w:p>
+      <w:pPr/>
+      <w:r>
+        <w:rPr>
+          <w:lang w:val="id_ID" w:bidi="id_ID"/>
+        </w:rPr>
+      </w:r>
+      <w:r>
+        <w:rPr>
+          <w:b/>
+          <w:lang w:val="id_ID" w:bidi="id_ID"/>
+        </w:rPr>
+        <w:t>σου</w:t>
+      </w:r>
+    </w:p>
+    <w:p>
+      <w:pPr/>
+      <w:r>
+        <w:rPr>
+          <w:lang w:val="id_ID" w:bidi="id_ID"/>
+        </w:rPr>
+      </w:r>
+      <w:r>
+        <w:rPr>
+          <w:b/>
+          <w:lang w:val="id_ID" w:bidi="id_ID"/>
+        </w:rPr>
+        <w:t>"Mu"</w:t>
+      </w:r>
+    </w:p>
+    <w:p>
+      <w:pPr/>
+      <w:r>
+        <w:rPr>
+          <w:lang w:val="id_ID" w:bidi="id_ID"/>
+        </w:rPr>
+      </w:r>
+      <w:r>
+        <w:rPr>
+          <w:lang w:val="id_ID" w:bidi="id_ID"/>
+        </w:rPr>
+        <w:t xml:space="preserve">Karena orang itu sedang berbicara kepada Yesus, kata </w:t>
+      </w:r>
+      <w:r>
+        <w:rPr>
+          <w:b/>
+          <w:lang w:val="id_ID" w:bidi="id_ID"/>
+        </w:rPr>
+        <w:t>“-Mu”</w:t>
+      </w:r>
+      <w:r>
+        <w:rPr>
+          <w:lang w:val="id_ID" w:bidi="id_ID"/>
+        </w:rPr>
+        <w:t xml:space="preserve"> di sini adalah berbentuk tunggal.</w:t>
+      </w:r>
+    </w:p>
+    <w:p>
+      <w:pPr/>
+      <w:r>
+        <w:rPr>
+          <w:lang w:val="id_ID" w:bidi="id_ID"/>
+        </w:rPr>
+      </w:r>
+      <w:r>
+        <w:rPr>
+          <w:lang w:val="id_ID" w:bidi="id_ID"/>
+        </w:rPr>
+        <w:t xml:space="preserve">Lihat: </w:t>
+      </w:r>
+      <w:r>
+        <w:rPr>
+          <w:lang w:val="id_ID" w:bidi="id_ID"/>
+        </w:rPr>
         <w:t>Bentuk Kata 'Kamu' — Tunggal</w:t>
       </w:r>
       <w:r>
@@ -19420,1530 +26248,27 @@
         <w:rPr>
           <w:lang w:val="id_ID" w:bidi="id_ID"/>
         </w:rPr>
-        <w:t>Matius 16:18 (#3)</w:t>
-      </w:r>
-      <w:r>
-        <w:rPr>
-          <w:lang w:val="id_ID" w:bidi="id_ID"/>
-        </w:rPr>
-      </w:r>
-    </w:p>
-    <w:p>
-      <w:pPr/>
-      <w:r>
-        <w:rPr>
-          <w:lang w:val="id_ID" w:bidi="id_ID"/>
-        </w:rPr>
-      </w:r>
-      <w:r>
-        <w:rPr>
-          <w:b/>
-          <w:lang w:val="id_ID" w:bidi="id_ID"/>
-        </w:rPr>
-        <w:t>"engkau adalah Petrus"</w:t>
-      </w:r>
-    </w:p>
-    <w:p>
-      <w:pPr/>
-      <w:r>
-        <w:rPr>
-          <w:lang w:val="id_ID" w:bidi="id_ID"/>
-        </w:rPr>
-      </w:r>
-      <w:r>
-        <w:rPr>
-          <w:lang w:val="id_ID" w:bidi="id_ID"/>
-        </w:rPr>
-        <w:t xml:space="preserve">Nama </w:t>
-      </w:r>
-      <w:r>
-        <w:rPr>
-          <w:b/>
-          <w:lang w:val="id_ID" w:bidi="id_ID"/>
-        </w:rPr>
-        <w:t>Petrus</w:t>
-      </w:r>
-      <w:r>
-        <w:rPr>
-          <w:lang w:val="id_ID" w:bidi="id_ID"/>
-        </w:rPr>
-        <w:t xml:space="preserve"> berarti "batu." Jika akan lebih memudahkan pemahaman dalam bahasa Anda, Anda bisa membuat gagasan itu lebih eksplisit. Terjemahan alternatif: "engkau memiliki nama Petrus, yang berarti 'batu'"</w:t>
-      </w:r>
-    </w:p>
-    <w:p>
-      <w:pPr/>
-      <w:r>
-        <w:rPr>
-          <w:lang w:val="id_ID" w:bidi="id_ID"/>
-        </w:rPr>
-      </w:r>
-      <w:r>
-        <w:rPr>
-          <w:lang w:val="id_ID" w:bidi="id_ID"/>
-        </w:rPr>
-        <w:t xml:space="preserve">Lihat: </w:t>
-      </w:r>
-      <w:r>
-        <w:rPr>
-          <w:lang w:val="id_ID" w:bidi="id_ID"/>
-        </w:rPr>
-        <w:t>Hal-Hal yang Dianggap Sudah Diketahui dan Informasi Tersirat</w:t>
-      </w:r>
-      <w:r>
-        <w:rPr>
-          <w:lang w:val="id_ID" w:bidi="id_ID"/>
-        </w:rPr>
-      </w:r>
-      <w:r>
-        <w:rPr>
-          <w:lang w:val="id_ID" w:bidi="id_ID"/>
-        </w:rPr>
-      </w:r>
-    </w:p>
-    <w:p>
-      <w:pPr/>
-      <w:r>
-        <w:rPr>
-          <w:lang w:val="id_ID" w:bidi="id_ID"/>
-        </w:rPr>
-      </w:r>
-    </w:p>
-    <w:p>
-      <w:pPr>
-        <w:pStyle w:val="Heading2"/>
-      </w:pPr>
-      <w:r>
-        <w:rPr>
-          <w:lang w:val="id_ID" w:bidi="id_ID"/>
-        </w:rPr>
-        <w:t>Matius 16:18 (#4)</w:t>
-      </w:r>
-      <w:r>
-        <w:rPr>
-          <w:lang w:val="id_ID" w:bidi="id_ID"/>
-        </w:rPr>
-      </w:r>
-    </w:p>
-    <w:p>
-      <w:pPr/>
-      <w:r>
-        <w:rPr>
-          <w:lang w:val="id_ID" w:bidi="id_ID"/>
-        </w:rPr>
-      </w:r>
-      <w:r>
-        <w:rPr>
-          <w:b/>
-          <w:lang w:val="id_ID" w:bidi="id_ID"/>
-        </w:rPr>
-        <w:t>"di atas batu karang ini"</w:t>
-      </w:r>
-    </w:p>
-    <w:p>
-      <w:pPr/>
-      <w:r>
-        <w:rPr>
-          <w:lang w:val="id_ID" w:bidi="id_ID"/>
-        </w:rPr>
-      </w:r>
-      <w:r>
-        <w:rPr>
-          <w:lang w:val="id_ID" w:bidi="id_ID"/>
-        </w:rPr>
-        <w:t xml:space="preserve">Di sini Yesus mungkin merujuk pada </w:t>
-      </w:r>
-      <w:r>
-        <w:rPr>
-          <w:b/>
-          <w:lang w:val="id_ID" w:bidi="id_ID"/>
-        </w:rPr>
-        <w:t>batu karang ini</w:t>
-      </w:r>
-      <w:r>
-        <w:rPr>
-          <w:lang w:val="id_ID" w:bidi="id_ID"/>
-        </w:rPr>
-        <w:t xml:space="preserve"> untuk: (1) menggambarkan </w:t>
-      </w:r>
-      <w:r>
-        <w:rPr>
-          <w:b/>
-          <w:lang w:val="id_ID" w:bidi="id_ID"/>
-        </w:rPr>
-        <w:t>Petrus</w:t>
-      </w:r>
-      <w:r>
-        <w:rPr>
-          <w:lang w:val="id_ID" w:bidi="id_ID"/>
-        </w:rPr>
-        <w:t xml:space="preserve">, yang namanya berarti "batu karang," sebagai fondasi yang kokoh, sebuah </w:t>
-      </w:r>
-      <w:r>
-        <w:rPr>
-          <w:b/>
-          <w:lang w:val="id_ID" w:bidi="id_ID"/>
-        </w:rPr>
-        <w:t>batu karang</w:t>
-      </w:r>
-      <w:r>
-        <w:rPr>
-          <w:lang w:val="id_ID" w:bidi="id_ID"/>
-        </w:rPr>
-        <w:t xml:space="preserve">, bagi gereja. Terjemahan alternatif: “di atasmu, yang seperti batu karang,” atau “di atasmu” (2) merujuk pada apa yang Petrus katakan tentang Yesus (bahwa Ia adalah Kristus) sebagai fondasi yang kokoh atau </w:t>
-      </w:r>
-      <w:r>
-        <w:rPr>
-          <w:b/>
-          <w:lang w:val="id_ID" w:bidi="id_ID"/>
-        </w:rPr>
-        <w:t>batu karang</w:t>
-      </w:r>
-      <w:r>
-        <w:rPr>
-          <w:lang w:val="id_ID" w:bidi="id_ID"/>
-        </w:rPr>
-        <w:t xml:space="preserve"> bagi gereja. Terjemahan alternatif: “di atas pengakuanmu, yang seperti batu karang,” atau “di atas pengakuanmu”</w:t>
-      </w:r>
-    </w:p>
-    <w:p>
-      <w:pPr/>
-      <w:r>
-        <w:rPr>
-          <w:lang w:val="id_ID" w:bidi="id_ID"/>
-        </w:rPr>
-      </w:r>
-      <w:r>
-        <w:rPr>
-          <w:lang w:val="id_ID" w:bidi="id_ID"/>
-        </w:rPr>
-        <w:t xml:space="preserve">Lihat: </w:t>
-      </w:r>
-      <w:r>
-        <w:rPr>
-          <w:lang w:val="id_ID" w:bidi="id_ID"/>
-        </w:rPr>
-        <w:t>Metafora</w:t>
-      </w:r>
-      <w:r>
-        <w:rPr>
-          <w:lang w:val="id_ID" w:bidi="id_ID"/>
-        </w:rPr>
-      </w:r>
-      <w:r>
-        <w:rPr>
-          <w:lang w:val="id_ID" w:bidi="id_ID"/>
-        </w:rPr>
-      </w:r>
-    </w:p>
-    <w:p>
-      <w:pPr/>
-      <w:r>
-        <w:rPr>
-          <w:lang w:val="id_ID" w:bidi="id_ID"/>
-        </w:rPr>
-      </w:r>
-    </w:p>
-    <w:p>
-      <w:pPr>
-        <w:pStyle w:val="Heading2"/>
-      </w:pPr>
-      <w:r>
-        <w:rPr>
-          <w:lang w:val="id_ID" w:bidi="id_ID"/>
-        </w:rPr>
-        <w:t>Matius 16:18 (#5)</w:t>
-      </w:r>
-      <w:r>
-        <w:rPr>
-          <w:lang w:val="id_ID" w:bidi="id_ID"/>
-        </w:rPr>
-      </w:r>
-    </w:p>
-    <w:p>
-      <w:pPr/>
-      <w:r>
-        <w:rPr>
-          <w:lang w:val="id_ID" w:bidi="id_ID"/>
-        </w:rPr>
-      </w:r>
-      <w:r>
-        <w:rPr>
-          <w:b/>
-          <w:lang w:val="id_ID" w:bidi="id_ID"/>
-        </w:rPr>
-        <w:t>"Aku akan mendirikan jemaat-Ku"</w:t>
-      </w:r>
-    </w:p>
-    <w:p>
-      <w:pPr/>
-      <w:r>
-        <w:rPr>
-          <w:lang w:val="id_ID" w:bidi="id_ID"/>
-        </w:rPr>
-      </w:r>
-      <w:r>
-        <w:rPr>
-          <w:lang w:val="id_ID" w:bidi="id_ID"/>
-        </w:rPr>
-        <w:t xml:space="preserve">Yesus di sini berbicara seolah-olah </w:t>
-      </w:r>
-      <w:r>
-        <w:rPr>
-          <w:b/>
-          <w:lang w:val="id_ID" w:bidi="id_ID"/>
-        </w:rPr>
-        <w:t>jemaat</w:t>
-      </w:r>
-      <w:r>
-        <w:rPr>
-          <w:lang w:val="id_ID" w:bidi="id_ID"/>
-        </w:rPr>
-        <w:t xml:space="preserve"> adalah sebuah bangunan yang bisa </w:t>
-      </w:r>
-      <w:r>
-        <w:rPr>
-          <w:b/>
-          <w:lang w:val="id_ID" w:bidi="id_ID"/>
-        </w:rPr>
-        <w:t>didirikan</w:t>
-      </w:r>
-      <w:r>
-        <w:rPr>
-          <w:lang w:val="id_ID" w:bidi="id_ID"/>
-        </w:rPr>
-        <w:t xml:space="preserve">. Dengan metafora ini, Ia merujuk pada membuat </w:t>
-      </w:r>
-      <w:r>
-        <w:rPr>
-          <w:b/>
-          <w:lang w:val="id_ID" w:bidi="id_ID"/>
-        </w:rPr>
-        <w:t>jemaat</w:t>
-      </w:r>
-      <w:r>
-        <w:rPr>
-          <w:lang w:val="id_ID" w:bidi="id_ID"/>
-        </w:rPr>
-        <w:t xml:space="preserve"> menjadi lebih kuat dan dewasa, seperti orang yang membangun rumah membuatnya kuat dan lengkap. Jika akan lebih memudahkan pemahaman dalam bahasa Anda, Anda bisa menggunakan bentuk perumpamaan atau menyatakan maknanya secara jelas. Terjemahan alternatif: “Aku akan memperkuat jemaat-Ku seolah-olah Aku sedang membangunnya” atau “Aku akan membuat jemaat-Ku kuat”</w:t>
-      </w:r>
-    </w:p>
-    <w:p>
-      <w:pPr/>
-      <w:r>
-        <w:rPr>
-          <w:lang w:val="id_ID" w:bidi="id_ID"/>
-        </w:rPr>
-      </w:r>
-      <w:r>
-        <w:rPr>
-          <w:lang w:val="id_ID" w:bidi="id_ID"/>
-        </w:rPr>
-        <w:t xml:space="preserve">Lihat: </w:t>
-      </w:r>
-      <w:r>
-        <w:rPr>
-          <w:lang w:val="id_ID" w:bidi="id_ID"/>
-        </w:rPr>
-        <w:t>Metafora</w:t>
-      </w:r>
-      <w:r>
-        <w:rPr>
-          <w:lang w:val="id_ID" w:bidi="id_ID"/>
-        </w:rPr>
-      </w:r>
-      <w:r>
-        <w:rPr>
-          <w:lang w:val="id_ID" w:bidi="id_ID"/>
-        </w:rPr>
-      </w:r>
-    </w:p>
-    <w:p>
-      <w:pPr/>
-      <w:r>
-        <w:rPr>
-          <w:lang w:val="id_ID" w:bidi="id_ID"/>
-        </w:rPr>
-      </w:r>
-    </w:p>
-    <w:p>
-      <w:pPr>
-        <w:pStyle w:val="Heading2"/>
-      </w:pPr>
-      <w:r>
-        <w:rPr>
-          <w:lang w:val="id_ID" w:bidi="id_ID"/>
-        </w:rPr>
-        <w:t>Matius 16:18 (#6)</w:t>
-      </w:r>
-      <w:r>
-        <w:rPr>
-          <w:lang w:val="id_ID" w:bidi="id_ID"/>
-        </w:rPr>
-      </w:r>
-    </w:p>
-    <w:p>
-      <w:pPr/>
-      <w:r>
-        <w:rPr>
-          <w:lang w:val="id_ID" w:bidi="id_ID"/>
-        </w:rPr>
-      </w:r>
-      <w:r>
-        <w:rPr>
-          <w:b/>
-          <w:lang w:val="id_ID" w:bidi="id_ID"/>
-        </w:rPr>
-        <w:t>"alam maut"</w:t>
-      </w:r>
-    </w:p>
-    <w:p>
-      <w:pPr/>
-      <w:r>
-        <w:rPr>
-          <w:lang w:val="id_ID" w:bidi="id_ID"/>
-        </w:rPr>
-      </w:r>
-      <w:r>
-        <w:rPr>
-          <w:lang w:val="id_ID" w:bidi="id_ID"/>
-        </w:rPr>
-        <w:t xml:space="preserve">Di sini, Yesus mungkin merujuk pada </w:t>
-      </w:r>
-      <w:r>
-        <w:rPr>
-          <w:b/>
-          <w:lang w:val="id_ID" w:bidi="id_ID"/>
-        </w:rPr>
-        <w:t>alam maut</w:t>
-      </w:r>
-      <w:r>
-        <w:rPr>
-          <w:lang w:val="id_ID" w:bidi="id_ID"/>
-        </w:rPr>
-        <w:t xml:space="preserve"> untuk: (1) berbicara tentang bagaimana, ketika orang-orang masuk melalui </w:t>
-      </w:r>
-      <w:r>
-        <w:rPr>
-          <w:b/>
-          <w:lang w:val="id_ID" w:bidi="id_ID"/>
-        </w:rPr>
-        <w:t>alam maut</w:t>
-      </w:r>
-      <w:r>
-        <w:rPr>
-          <w:lang w:val="id_ID" w:bidi="id_ID"/>
-        </w:rPr>
-        <w:t xml:space="preserve">, mereka mati. Terjemahan alternatif: “kematian” atau “kekuatan kematian” (2) berbicara tentang kekuatan jahat yang keluar melalui </w:t>
-      </w:r>
-      <w:r>
-        <w:rPr>
-          <w:b/>
-          <w:lang w:val="id_ID" w:bidi="id_ID"/>
-        </w:rPr>
-        <w:t>alam maut</w:t>
-      </w:r>
-      <w:r>
-        <w:rPr>
-          <w:lang w:val="id_ID" w:bidi="id_ID"/>
-        </w:rPr>
-        <w:t>. Terjemahan alternatif: “kekuatan neraka” atau “kekuatan jahat”</w:t>
-      </w:r>
-    </w:p>
-    <w:p>
-      <w:pPr/>
-      <w:r>
-        <w:rPr>
-          <w:lang w:val="id_ID" w:bidi="id_ID"/>
-        </w:rPr>
-      </w:r>
-      <w:r>
-        <w:rPr>
-          <w:lang w:val="id_ID" w:bidi="id_ID"/>
-        </w:rPr>
-        <w:t xml:space="preserve">Lihat: </w:t>
-      </w:r>
-      <w:r>
-        <w:rPr>
-          <w:lang w:val="id_ID" w:bidi="id_ID"/>
-        </w:rPr>
-        <w:t>Metafora</w:t>
-      </w:r>
-      <w:r>
-        <w:rPr>
-          <w:lang w:val="id_ID" w:bidi="id_ID"/>
-        </w:rPr>
-      </w:r>
-      <w:r>
-        <w:rPr>
-          <w:lang w:val="id_ID" w:bidi="id_ID"/>
-        </w:rPr>
-      </w:r>
-    </w:p>
-    <w:p>
-      <w:pPr/>
-      <w:r>
-        <w:rPr>
-          <w:lang w:val="id_ID" w:bidi="id_ID"/>
-        </w:rPr>
-      </w:r>
-    </w:p>
-    <w:p>
-      <w:pPr>
-        <w:pStyle w:val="Heading2"/>
-      </w:pPr>
-      <w:r>
-        <w:rPr>
-          <w:lang w:val="id_ID" w:bidi="id_ID"/>
-        </w:rPr>
-        <w:t>Matius 16:18 (#7)</w:t>
-      </w:r>
-      <w:r>
-        <w:rPr>
-          <w:lang w:val="id_ID" w:bidi="id_ID"/>
-        </w:rPr>
-      </w:r>
-    </w:p>
-    <w:p>
-      <w:pPr/>
-      <w:r>
-        <w:rPr>
-          <w:lang w:val="id_ID" w:bidi="id_ID"/>
-        </w:rPr>
-      </w:r>
-      <w:r>
-        <w:rPr>
-          <w:b/>
-          <w:lang w:val="id_ID" w:bidi="id_ID"/>
-        </w:rPr>
-        <w:t>"nya"</w:t>
-      </w:r>
-    </w:p>
-    <w:p>
-      <w:pPr/>
-      <w:r>
-        <w:rPr>
-          <w:lang w:val="id_ID" w:bidi="id_ID"/>
-        </w:rPr>
-      </w:r>
-      <w:r>
-        <w:rPr>
-          <w:lang w:val="id_ID" w:bidi="id_ID"/>
-        </w:rPr>
-        <w:t xml:space="preserve">Kata ganti </w:t>
-      </w:r>
-      <w:r>
-        <w:rPr>
-          <w:b/>
-          <w:lang w:val="id_ID" w:bidi="id_ID"/>
-        </w:rPr>
-        <w:t>nya</w:t>
-      </w:r>
-      <w:r>
-        <w:rPr>
-          <w:lang w:val="id_ID" w:bidi="id_ID"/>
-        </w:rPr>
-        <w:t xml:space="preserve"> merujuk pada </w:t>
-      </w:r>
-      <w:r>
-        <w:rPr>
-          <w:b/>
-          <w:lang w:val="id_ID" w:bidi="id_ID"/>
-        </w:rPr>
-        <w:t>jemaat-Ku</w:t>
-      </w:r>
-      <w:r>
-        <w:rPr>
-          <w:lang w:val="id_ID" w:bidi="id_ID"/>
-        </w:rPr>
-        <w:t>. Jika ini tidak jelas bagi pembaca Anda, Anda bisa merujuk lebih langsung ke jemaat. Terjemahan alternatif: “jemaat-Ku”</w:t>
-      </w:r>
-    </w:p>
-    <w:p>
-      <w:pPr/>
-      <w:r>
-        <w:rPr>
-          <w:lang w:val="id_ID" w:bidi="id_ID"/>
-        </w:rPr>
-      </w:r>
-      <w:r>
-        <w:rPr>
-          <w:lang w:val="id_ID" w:bidi="id_ID"/>
-        </w:rPr>
-        <w:t xml:space="preserve">Lihat: </w:t>
-      </w:r>
-      <w:r>
-        <w:rPr>
-          <w:lang w:val="id_ID" w:bidi="id_ID"/>
-        </w:rPr>
-        <w:t xml:space="preserve">Kata Ganti — Kapan Menggunakannya </w:t>
-      </w:r>
-      <w:r>
-        <w:rPr>
-          <w:lang w:val="id_ID" w:bidi="id_ID"/>
-        </w:rPr>
-      </w:r>
-      <w:r>
-        <w:rPr>
-          <w:lang w:val="id_ID" w:bidi="id_ID"/>
-        </w:rPr>
-      </w:r>
-    </w:p>
-    <w:p>
-      <w:pPr/>
-      <w:r>
-        <w:rPr>
-          <w:lang w:val="id_ID" w:bidi="id_ID"/>
-        </w:rPr>
-      </w:r>
-    </w:p>
-    <w:p>
-      <w:pPr>
-        <w:pStyle w:val="Heading2"/>
-      </w:pPr>
-      <w:r>
-        <w:rPr>
-          <w:lang w:val="id_ID" w:bidi="id_ID"/>
-        </w:rPr>
-        <w:t>Matius 16:19 (#1)</w:t>
-      </w:r>
-      <w:r>
-        <w:rPr>
-          <w:lang w:val="id_ID" w:bidi="id_ID"/>
-        </w:rPr>
-      </w:r>
-    </w:p>
-    <w:p>
-      <w:pPr/>
-      <w:r>
-        <w:rPr>
-          <w:lang w:val="id_ID" w:bidi="id_ID"/>
-        </w:rPr>
-      </w:r>
-      <w:r>
-        <w:rPr>
-          <w:b/>
-          <w:lang w:val="id_ID" w:bidi="id_ID"/>
-        </w:rPr>
-        <w:t>"Kepadamu akan Kuberikan kunci Kerajaan Sorga"</w:t>
-      </w:r>
-    </w:p>
-    <w:p>
-      <w:pPr/>
-      <w:r>
-        <w:rPr>
-          <w:lang w:val="id_ID" w:bidi="id_ID"/>
-        </w:rPr>
-      </w:r>
-      <w:r>
-        <w:rPr>
-          <w:lang w:val="id_ID" w:bidi="id_ID"/>
-        </w:rPr>
-        <w:t xml:space="preserve">Di sini Yesus berbicara tentang memberikan otoritas kepada Petrus seolah-olah Ia memberikan </w:t>
-      </w:r>
-      <w:r>
-        <w:rPr>
-          <w:b/>
-          <w:lang w:val="id_ID" w:bidi="id_ID"/>
-        </w:rPr>
-        <w:t>kunci Kerajaan Sorga</w:t>
-      </w:r>
-      <w:r>
-        <w:rPr>
-          <w:lang w:val="id_ID" w:bidi="id_ID"/>
-        </w:rPr>
-        <w:t>. Umat Kristen memperdebatkan jenis otoritas apa ini, jadi jika memungkinkan, Anda harus mempertahankan metafora tersebut atau cukup merujuk pada beberapa jenis otoritas. Terjemahan alternatif: “Aku akan memberikan kepadamu kunci Kerajaan Sorga agar kamu memiliki otoritas” atau “Aku akan memberikanmu otoritas di Kerajaan Sorga”</w:t>
-      </w:r>
-    </w:p>
-    <w:p>
-      <w:pPr/>
-      <w:r>
-        <w:rPr>
-          <w:lang w:val="id_ID" w:bidi="id_ID"/>
-        </w:rPr>
-      </w:r>
-      <w:r>
-        <w:rPr>
-          <w:lang w:val="id_ID" w:bidi="id_ID"/>
-        </w:rPr>
-        <w:t xml:space="preserve">Lihat: </w:t>
-      </w:r>
-      <w:r>
-        <w:rPr>
-          <w:lang w:val="id_ID" w:bidi="id_ID"/>
-        </w:rPr>
-        <w:t>Metafora</w:t>
-      </w:r>
-      <w:r>
-        <w:rPr>
-          <w:lang w:val="id_ID" w:bidi="id_ID"/>
-        </w:rPr>
-      </w:r>
-      <w:r>
-        <w:rPr>
-          <w:lang w:val="id_ID" w:bidi="id_ID"/>
-        </w:rPr>
-      </w:r>
-    </w:p>
-    <w:p>
-      <w:pPr/>
-      <w:r>
-        <w:rPr>
-          <w:lang w:val="id_ID" w:bidi="id_ID"/>
-        </w:rPr>
-      </w:r>
-    </w:p>
-    <w:p>
-      <w:pPr>
-        <w:pStyle w:val="Heading2"/>
-      </w:pPr>
-      <w:r>
-        <w:rPr>
-          <w:lang w:val="id_ID" w:bidi="id_ID"/>
-        </w:rPr>
-        <w:t>Matius 16:19 (#2)</w:t>
-      </w:r>
-      <w:r>
-        <w:rPr>
-          <w:lang w:val="id_ID" w:bidi="id_ID"/>
-        </w:rPr>
-      </w:r>
-    </w:p>
-    <w:p>
-      <w:pPr/>
-      <w:r>
-        <w:rPr>
-          <w:lang w:val="id_ID" w:bidi="id_ID"/>
-        </w:rPr>
-      </w:r>
-      <w:r>
-        <w:rPr>
-          <w:b/>
-          <w:lang w:val="id_ID" w:bidi="id_ID"/>
-        </w:rPr>
-        <w:t>"kepadamu"</w:t>
-      </w:r>
-      <w:r>
-        <w:rPr>
-          <w:lang w:val="id_ID" w:bidi="id_ID"/>
-        </w:rPr>
-        <w:t xml:space="preserve"> - </w:t>
-      </w:r>
-      <w:r>
-        <w:rPr>
-          <w:b/>
-          <w:lang w:val="id_ID" w:bidi="id_ID"/>
-        </w:rPr>
-        <w:t>"kauikat"</w:t>
-      </w:r>
-      <w:r>
-        <w:rPr>
-          <w:lang w:val="id_ID" w:bidi="id_ID"/>
-        </w:rPr>
-        <w:t xml:space="preserve"> - </w:t>
-      </w:r>
-      <w:r>
-        <w:rPr>
-          <w:b/>
-          <w:lang w:val="id_ID" w:bidi="id_ID"/>
-        </w:rPr>
-        <w:t>"kaulepaskan"</w:t>
-      </w:r>
-    </w:p>
-    <w:p>
-      <w:pPr/>
-      <w:r>
-        <w:rPr>
-          <w:lang w:val="id_ID" w:bidi="id_ID"/>
-        </w:rPr>
-      </w:r>
-      <w:r>
-        <w:rPr>
-          <w:lang w:val="id_ID" w:bidi="id_ID"/>
-        </w:rPr>
-        <w:t xml:space="preserve">Karena Yesus berbicara kepada Petrus, kata </w:t>
-      </w:r>
-      <w:r>
-        <w:rPr>
-          <w:b/>
-          <w:lang w:val="id_ID" w:bidi="id_ID"/>
-        </w:rPr>
-        <w:t>mu, kau, kau</w:t>
-      </w:r>
-      <w:r>
-        <w:rPr>
-          <w:lang w:val="id_ID" w:bidi="id_ID"/>
-        </w:rPr>
-        <w:t xml:space="preserve"> sepanjang Ayat ini adalah tunggal.</w:t>
-      </w:r>
-    </w:p>
-    <w:p>
-      <w:pPr/>
-      <w:r>
-        <w:rPr>
-          <w:lang w:val="id_ID" w:bidi="id_ID"/>
-        </w:rPr>
-      </w:r>
-      <w:r>
-        <w:rPr>
-          <w:lang w:val="id_ID" w:bidi="id_ID"/>
-        </w:rPr>
-        <w:t xml:space="preserve">Lihat: </w:t>
-      </w:r>
-      <w:r>
-        <w:rPr>
-          <w:lang w:val="id_ID" w:bidi="id_ID"/>
-        </w:rPr>
-        <w:t>Bentuk Kata 'Kamu' — Tunggal</w:t>
-      </w:r>
-      <w:r>
-        <w:rPr>
-          <w:lang w:val="id_ID" w:bidi="id_ID"/>
-        </w:rPr>
-      </w:r>
-      <w:r>
-        <w:rPr>
-          <w:lang w:val="id_ID" w:bidi="id_ID"/>
-        </w:rPr>
-      </w:r>
-    </w:p>
-    <w:p>
-      <w:pPr/>
-      <w:r>
-        <w:rPr>
-          <w:lang w:val="id_ID" w:bidi="id_ID"/>
-        </w:rPr>
-      </w:r>
-    </w:p>
-    <w:p>
-      <w:pPr>
-        <w:pStyle w:val="Heading2"/>
-      </w:pPr>
-      <w:r>
-        <w:rPr>
-          <w:lang w:val="id_ID" w:bidi="id_ID"/>
-        </w:rPr>
-        <w:t>Matius 16:19 (#3)</w:t>
-      </w:r>
-      <w:r>
-        <w:rPr>
-          <w:lang w:val="id_ID" w:bidi="id_ID"/>
-        </w:rPr>
-      </w:r>
-    </w:p>
-    <w:p>
-      <w:pPr/>
-      <w:r>
-        <w:rPr>
-          <w:lang w:val="id_ID" w:bidi="id_ID"/>
-        </w:rPr>
-      </w:r>
-      <w:r>
-        <w:rPr>
-          <w:b/>
-          <w:lang w:val="id_ID" w:bidi="id_ID"/>
-        </w:rPr>
-        <w:t>"kunci Kerajaan"</w:t>
-      </w:r>
-    </w:p>
-    <w:p>
-      <w:pPr/>
-      <w:r>
-        <w:rPr>
-          <w:lang w:val="id_ID" w:bidi="id_ID"/>
-        </w:rPr>
-      </w:r>
-      <w:r>
-        <w:rPr>
-          <w:lang w:val="id_ID" w:bidi="id_ID"/>
-        </w:rPr>
-        <w:t xml:space="preserve">Kata </w:t>
-      </w:r>
-      <w:r>
-        <w:rPr>
-          <w:b/>
-          <w:lang w:val="id_ID" w:bidi="id_ID"/>
-        </w:rPr>
-        <w:t>kunci</w:t>
-      </w:r>
-      <w:r>
-        <w:rPr>
-          <w:lang w:val="id_ID" w:bidi="id_ID"/>
-        </w:rPr>
-        <w:t xml:space="preserve"> mengacu pada alat yang digunakan untuk mengunci dan membuka kunci sesuatu, terutama pintu dan gerbang. Jika pembaca Anda tidak akrab dengan jenis alat ini, Anda bisa menggunakan nama sesuatu yang serupa di daerah Anda atau Anda bisa menggunakan istilah yang lebih umum. Terjemahan alternatif: “alat untuk mengunci dan membuka kunci Kerajaan” atau “pembuka Kerajaan”\n</w:t>
-      </w:r>
-    </w:p>
-    <w:p>
-      <w:pPr/>
-      <w:r>
-        <w:rPr>
-          <w:lang w:val="id_ID" w:bidi="id_ID"/>
-        </w:rPr>
-      </w:r>
-      <w:r>
-        <w:rPr>
-          <w:lang w:val="id_ID" w:bidi="id_ID"/>
-        </w:rPr>
-        <w:t xml:space="preserve">Lihat: </w:t>
-      </w:r>
-      <w:r>
-        <w:rPr>
-          <w:lang w:val="id_ID" w:bidi="id_ID"/>
-        </w:rPr>
-        <w:t>Menerjemahkan Istilah yang Tidak Dikenal</w:t>
-      </w:r>
-      <w:r>
-        <w:rPr>
-          <w:lang w:val="id_ID" w:bidi="id_ID"/>
-        </w:rPr>
-      </w:r>
-      <w:r>
-        <w:rPr>
-          <w:lang w:val="id_ID" w:bidi="id_ID"/>
-        </w:rPr>
-      </w:r>
-    </w:p>
-    <w:p>
-      <w:pPr/>
-      <w:r>
-        <w:rPr>
-          <w:lang w:val="id_ID" w:bidi="id_ID"/>
-        </w:rPr>
-      </w:r>
-    </w:p>
-    <w:p>
-      <w:pPr>
-        <w:pStyle w:val="Heading2"/>
-      </w:pPr>
-      <w:r>
-        <w:rPr>
-          <w:lang w:val="id_ID" w:bidi="id_ID"/>
-        </w:rPr>
-        <w:t>Matius 16:19 (#4)</w:t>
-      </w:r>
-      <w:r>
-        <w:rPr>
-          <w:lang w:val="id_ID" w:bidi="id_ID"/>
-        </w:rPr>
-      </w:r>
-    </w:p>
-    <w:p>
-      <w:pPr/>
-      <w:r>
-        <w:rPr>
-          <w:lang w:val="id_ID" w:bidi="id_ID"/>
-        </w:rPr>
-      </w:r>
-      <w:r>
-        <w:rPr>
-          <w:b/>
-          <w:lang w:val="id_ID" w:bidi="id_ID"/>
-        </w:rPr>
-        <w:t>"dan"</w:t>
-      </w:r>
-    </w:p>
-    <w:p>
-      <w:pPr/>
-      <w:r>
-        <w:rPr>
-          <w:lang w:val="id_ID" w:bidi="id_ID"/>
-        </w:rPr>
-      </w:r>
-      <w:r>
-        <w:rPr>
-          <w:lang w:val="id_ID" w:bidi="id_ID"/>
-        </w:rPr>
-        <w:t xml:space="preserve">Di sini, kata </w:t>
-      </w:r>
-      <w:r>
-        <w:rPr>
-          <w:b/>
-          <w:lang w:val="id_ID" w:bidi="id_ID"/>
-        </w:rPr>
-        <w:t>dan</w:t>
-      </w:r>
-      <w:r>
-        <w:rPr>
-          <w:lang w:val="id_ID" w:bidi="id_ID"/>
-        </w:rPr>
-        <w:t xml:space="preserve"> memperkenalkan bagaimana Petrus akan menjalankan otoritas yang Yesus akan berikan kepadanya. Jika akan lebih memudahkan pemahaman dalam bahasa Anda, Anda bisa menggunakan kata atau frasa yang memperkenalkan hasil atau tujuan. Terjemahan alternatif: “sehingga”</w:t>
-      </w:r>
-    </w:p>
-    <w:p>
-      <w:pPr/>
-      <w:r>
-        <w:rPr>
-          <w:lang w:val="id_ID" w:bidi="id_ID"/>
-        </w:rPr>
-      </w:r>
-      <w:r>
-        <w:rPr>
-          <w:lang w:val="id_ID" w:bidi="id_ID"/>
-        </w:rPr>
-        <w:t xml:space="preserve">Lihat: </w:t>
-      </w:r>
-      <w:r>
-        <w:rPr>
-          <w:lang w:val="id_ID" w:bidi="id_ID"/>
-        </w:rPr>
-        <w:t>Kata dan Frasa Penghubung</w:t>
-      </w:r>
-      <w:r>
-        <w:rPr>
-          <w:lang w:val="id_ID" w:bidi="id_ID"/>
-        </w:rPr>
-      </w:r>
-      <w:r>
-        <w:rPr>
-          <w:lang w:val="id_ID" w:bidi="id_ID"/>
-        </w:rPr>
-      </w:r>
-    </w:p>
-    <w:p>
-      <w:pPr/>
-      <w:r>
-        <w:rPr>
-          <w:lang w:val="id_ID" w:bidi="id_ID"/>
-        </w:rPr>
-      </w:r>
-    </w:p>
-    <w:p>
-      <w:pPr>
-        <w:pStyle w:val="Heading2"/>
-      </w:pPr>
-      <w:r>
-        <w:rPr>
-          <w:lang w:val="id_ID" w:bidi="id_ID"/>
-        </w:rPr>
-        <w:t>Matius 16:19 (#5)</w:t>
-      </w:r>
-      <w:r>
-        <w:rPr>
-          <w:lang w:val="id_ID" w:bidi="id_ID"/>
-        </w:rPr>
-      </w:r>
-    </w:p>
-    <w:p>
-      <w:pPr/>
-      <w:r>
-        <w:rPr>
-          <w:lang w:val="id_ID" w:bidi="id_ID"/>
-        </w:rPr>
-      </w:r>
-      <w:r>
-        <w:rPr>
-          <w:b/>
-          <w:lang w:val="id_ID" w:bidi="id_ID"/>
-        </w:rPr>
-        <w:t>"Apa yang kauikat di dunia ini akan terikat di sorga"</w:t>
-      </w:r>
-    </w:p>
-    <w:p>
-      <w:pPr/>
-      <w:r>
-        <w:rPr>
-          <w:lang w:val="id_ID" w:bidi="id_ID"/>
-        </w:rPr>
-      </w:r>
-      <w:r>
-        <w:rPr>
-          <w:lang w:val="id_ID" w:bidi="id_ID"/>
-        </w:rPr>
-        <w:t xml:space="preserve">Di sini Yesus berbicara tentang keputusan yang Petrus dan Allah buat seolah-olah mereka sedang mengikat sesuatu. Keputusan ini secara khusus tentang mewajibkan atau menegakkan sesuatu. Jika akan lebih memudahkan pemahaman dalam bahasa Anda, Anda bisa menggunakan ungkapan yang sebanding atau menyatakan maknanya secara langsung. Karena Yesus menggunakan bahasa yang sangat umum, terjemahan Anda juga harus sangat umum. Terjemahan alternatif: “apa pun yang kamu wajibkan di Bumi akan telah diwajibkan di sorga” atau “apa pun yang kamu tegakkan di Bumi akan telah ditegakkan di sorga” </w:t>
-      </w:r>
-    </w:p>
-    <w:p>
-      <w:pPr/>
-      <w:r>
-        <w:rPr>
-          <w:lang w:val="id_ID" w:bidi="id_ID"/>
-        </w:rPr>
-      </w:r>
-      <w:r>
-        <w:rPr>
-          <w:lang w:val="id_ID" w:bidi="id_ID"/>
-        </w:rPr>
-        <w:t xml:space="preserve">Lihat: </w:t>
-      </w:r>
-      <w:r>
-        <w:rPr>
-          <w:lang w:val="id_ID" w:bidi="id_ID"/>
-        </w:rPr>
-        <w:t>Metafora</w:t>
-      </w:r>
-      <w:r>
-        <w:rPr>
-          <w:lang w:val="id_ID" w:bidi="id_ID"/>
-        </w:rPr>
-      </w:r>
-      <w:r>
-        <w:rPr>
-          <w:lang w:val="id_ID" w:bidi="id_ID"/>
-        </w:rPr>
-      </w:r>
-    </w:p>
-    <w:p>
-      <w:pPr/>
-      <w:r>
-        <w:rPr>
-          <w:lang w:val="id_ID" w:bidi="id_ID"/>
-        </w:rPr>
-      </w:r>
-    </w:p>
-    <w:p>
-      <w:pPr>
-        <w:pStyle w:val="Heading2"/>
-      </w:pPr>
-      <w:r>
-        <w:rPr>
-          <w:lang w:val="id_ID" w:bidi="id_ID"/>
-        </w:rPr>
-        <w:t>Matius 16:19 (#6)</w:t>
-      </w:r>
-      <w:r>
-        <w:rPr>
-          <w:lang w:val="id_ID" w:bidi="id_ID"/>
-        </w:rPr>
-      </w:r>
-    </w:p>
-    <w:p>
-      <w:pPr/>
-      <w:r>
-        <w:rPr>
-          <w:lang w:val="id_ID" w:bidi="id_ID"/>
-        </w:rPr>
-      </w:r>
-      <w:r>
-        <w:rPr>
-          <w:b/>
-          <w:lang w:val="id_ID" w:bidi="id_ID"/>
-        </w:rPr>
-        <w:t>"akan terikat"</w:t>
-      </w:r>
-      <w:r>
-        <w:rPr>
-          <w:lang w:val="id_ID" w:bidi="id_ID"/>
-        </w:rPr>
-        <w:t xml:space="preserve"> - </w:t>
-      </w:r>
-      <w:r>
-        <w:rPr>
-          <w:b/>
-          <w:lang w:val="id_ID" w:bidi="id_ID"/>
-        </w:rPr>
-        <w:t>"akan terlepas"</w:t>
-      </w:r>
-    </w:p>
-    <w:p>
-      <w:pPr/>
-      <w:r>
-        <w:rPr>
-          <w:lang w:val="id_ID" w:bidi="id_ID"/>
-        </w:rPr>
-      </w:r>
-      <w:r>
-        <w:rPr>
-          <w:lang w:val="id_ID" w:bidi="id_ID"/>
-        </w:rPr>
-        <w:t>Jika bahasa Anda tidak menggunakan bentuk pasif ini, Anda dapat menyampaikan gagasan tersebut dalam bentuk aktif atau dengan cara lain yang alami dalam bahasa Anda. Jika Anda perlu menyebutkan siapa yang melakukan tindakan tersebut, jelas dari konteks bahwa itu adalah Allah. Terjemahan alternatif: "Allah akan mengikat ... Allah akan melepaskan"</w:t>
-      </w:r>
-    </w:p>
-    <w:p>
-      <w:pPr/>
-      <w:r>
-        <w:rPr>
-          <w:lang w:val="id_ID" w:bidi="id_ID"/>
-        </w:rPr>
-      </w:r>
-      <w:r>
-        <w:rPr>
-          <w:lang w:val="id_ID" w:bidi="id_ID"/>
-        </w:rPr>
-        <w:t xml:space="preserve">Lihat: </w:t>
-      </w:r>
-      <w:r>
-        <w:rPr>
-          <w:lang w:val="id_ID" w:bidi="id_ID"/>
-        </w:rPr>
-        <w:t>Aktif atau Pasif</w:t>
-      </w:r>
-      <w:r>
-        <w:rPr>
-          <w:lang w:val="id_ID" w:bidi="id_ID"/>
-        </w:rPr>
-      </w:r>
-      <w:r>
-        <w:rPr>
-          <w:lang w:val="id_ID" w:bidi="id_ID"/>
-        </w:rPr>
-      </w:r>
-    </w:p>
-    <w:p>
-      <w:pPr/>
-      <w:r>
-        <w:rPr>
-          <w:lang w:val="id_ID" w:bidi="id_ID"/>
-        </w:rPr>
-      </w:r>
-    </w:p>
-    <w:p>
-      <w:pPr>
-        <w:pStyle w:val="Heading2"/>
-      </w:pPr>
-      <w:r>
-        <w:rPr>
-          <w:lang w:val="id_ID" w:bidi="id_ID"/>
-        </w:rPr>
-        <w:t>Matius 16:19 (#7)</w:t>
-      </w:r>
-      <w:r>
-        <w:rPr>
-          <w:lang w:val="id_ID" w:bidi="id_ID"/>
-        </w:rPr>
-      </w:r>
-    </w:p>
-    <w:p>
-      <w:pPr/>
-      <w:r>
-        <w:rPr>
-          <w:lang w:val="id_ID" w:bidi="id_ID"/>
-        </w:rPr>
-      </w:r>
-      <w:r>
-        <w:rPr>
-          <w:b/>
-          <w:lang w:val="id_ID" w:bidi="id_ID"/>
-        </w:rPr>
-        <w:t>"apa yang kaulepaskan di dunia ini akan terlepas di sorga."</w:t>
-      </w:r>
-    </w:p>
-    <w:p>
-      <w:pPr/>
-      <w:r>
-        <w:rPr>
-          <w:lang w:val="id_ID" w:bidi="id_ID"/>
-        </w:rPr>
-      </w:r>
-      <w:r>
-        <w:rPr>
-          <w:lang w:val="id_ID" w:bidi="id_ID"/>
-        </w:rPr>
-        <w:t xml:space="preserve">Di sini Yesus berbicara tentang keputusan yang Petrus dan Allah buat seolah-olah mereka sedang mengikat sesuatu. Keputusan ini secara khusus tentang mengizinkan atau membatalkan sesuatu. Jika akan lebih memudahkan pemahaman dalam bahasa Anda, Anda bisa menggunakan ungkapan yang sebanding atau menyatakan maknanya secara jelas. Karena Yesus menggunakan bahasa yang sangat umum, terjemahan Anda juga harus sangat umum. Terjemahan alternatif: “apa pun yang kamu izinkan di bumi akan telah diizinkan di surga” atau “apa pun yang kamu batalkan di bumi akan telah dibatalkan di surga” </w:t>
-      </w:r>
-    </w:p>
-    <w:p>
-      <w:pPr/>
-      <w:r>
-        <w:rPr>
-          <w:lang w:val="id_ID" w:bidi="id_ID"/>
-        </w:rPr>
-      </w:r>
-      <w:r>
-        <w:rPr>
-          <w:lang w:val="id_ID" w:bidi="id_ID"/>
-        </w:rPr>
-        <w:t xml:space="preserve">Lihat: </w:t>
-      </w:r>
-      <w:r>
-        <w:rPr>
-          <w:lang w:val="id_ID" w:bidi="id_ID"/>
-        </w:rPr>
-        <w:t>Metafora</w:t>
-      </w:r>
-      <w:r>
-        <w:rPr>
-          <w:lang w:val="id_ID" w:bidi="id_ID"/>
-        </w:rPr>
-      </w:r>
-      <w:r>
-        <w:rPr>
-          <w:lang w:val="id_ID" w:bidi="id_ID"/>
-        </w:rPr>
-      </w:r>
-    </w:p>
-    <w:p>
-      <w:pPr/>
-      <w:r>
-        <w:rPr>
-          <w:lang w:val="id_ID" w:bidi="id_ID"/>
-        </w:rPr>
-      </w:r>
-    </w:p>
-    <w:p>
-      <w:pPr>
-        <w:pStyle w:val="Heading2"/>
-      </w:pPr>
-      <w:r>
-        <w:rPr>
-          <w:lang w:val="id_ID" w:bidi="id_ID"/>
-        </w:rPr>
-        <w:t>Matius 16:20 (#1)</w:t>
-      </w:r>
-      <w:r>
-        <w:rPr>
-          <w:lang w:val="id_ID" w:bidi="id_ID"/>
-        </w:rPr>
-      </w:r>
-    </w:p>
-    <w:p>
-      <w:pPr/>
-      <w:r>
-        <w:rPr>
-          <w:lang w:val="id_ID" w:bidi="id_ID"/>
-        </w:rPr>
-      </w:r>
-      <w:r>
-        <w:rPr>
-          <w:b/>
-          <w:lang w:val="id_ID" w:bidi="id_ID"/>
-        </w:rPr>
-        <w:t>"murid-murid-Nya supaya jangan memberitahukan kepada siapa pun bahwa Ia Mesias"</w:t>
-      </w:r>
-    </w:p>
-    <w:p>
-      <w:pPr/>
-      <w:r>
-        <w:rPr>
-          <w:lang w:val="id_ID" w:bidi="id_ID"/>
-        </w:rPr>
-      </w:r>
-      <w:r>
-        <w:rPr>
-          <w:lang w:val="id_ID" w:bidi="id_ID"/>
-        </w:rPr>
-        <w:t>Mungkin lebih alami dalam bahasa Anda untuk menggunakan kutipan langsung di sini. Terjemahan alternatif: “murid-murid-Ku, ‘Jangan memberitahukan kepada siapa pun bahwa Aku adalah Mesias’”</w:t>
-      </w:r>
-    </w:p>
-    <w:p>
-      <w:pPr/>
-      <w:r>
-        <w:rPr>
-          <w:lang w:val="id_ID" w:bidi="id_ID"/>
-        </w:rPr>
-      </w:r>
-      <w:r>
-        <w:rPr>
-          <w:lang w:val="id_ID" w:bidi="id_ID"/>
-        </w:rPr>
-        <w:t xml:space="preserve">Lihat: </w:t>
-      </w:r>
-      <w:r>
-        <w:rPr>
-          <w:lang w:val="id_ID" w:bidi="id_ID"/>
-        </w:rPr>
-        <w:t xml:space="preserve">Kutipan Langsung dan Tidak Langsung </w:t>
-      </w:r>
-      <w:r>
-        <w:rPr>
-          <w:lang w:val="id_ID" w:bidi="id_ID"/>
-        </w:rPr>
-      </w:r>
-      <w:r>
-        <w:rPr>
-          <w:lang w:val="id_ID" w:bidi="id_ID"/>
-        </w:rPr>
-      </w:r>
-    </w:p>
-    <w:p>
-      <w:pPr/>
-      <w:r>
-        <w:rPr>
-          <w:lang w:val="id_ID" w:bidi="id_ID"/>
-        </w:rPr>
-      </w:r>
-    </w:p>
-    <w:p>
-      <w:pPr>
-        <w:pStyle w:val="Heading2"/>
-      </w:pPr>
-      <w:r>
-        <w:rPr>
-          <w:lang w:val="id_ID" w:bidi="id_ID"/>
-        </w:rPr>
-        <w:t>Matius 16:20 (#2)</w:t>
-      </w:r>
-      <w:r>
-        <w:rPr>
-          <w:lang w:val="id_ID" w:bidi="id_ID"/>
-        </w:rPr>
-      </w:r>
-    </w:p>
-    <w:p>
-      <w:pPr/>
-      <w:r>
-        <w:rPr>
-          <w:lang w:val="id_ID" w:bidi="id_ID"/>
-        </w:rPr>
-      </w:r>
-      <w:r>
-        <w:rPr>
-          <w:b/>
-          <w:lang w:val="id_ID" w:bidi="id_ID"/>
-        </w:rPr>
-        <w:t>"jangan memberitahukan kepada siapa pun bahwa Ia Mesias"</w:t>
-      </w:r>
-    </w:p>
-    <w:p>
-      <w:pPr/>
-      <w:r>
-        <w:rPr>
-          <w:lang w:val="id_ID" w:bidi="id_ID"/>
-        </w:rPr>
-      </w:r>
-      <w:r>
-        <w:rPr>
-          <w:lang w:val="id_ID" w:bidi="id_ID"/>
-        </w:rPr>
-        <w:t xml:space="preserve">Mungkin lebih alami dalam bahasa Anda untuk menggunakan kutipan langsung di sini. Terjemahan alternatif: “mereka tidak memberi tahu siapa pun, ‘Ia adalah Mesias’” </w:t>
-      </w:r>
-    </w:p>
-    <w:p>
-      <w:pPr/>
-      <w:r>
-        <w:rPr>
-          <w:lang w:val="id_ID" w:bidi="id_ID"/>
-        </w:rPr>
-      </w:r>
-      <w:r>
-        <w:rPr>
-          <w:lang w:val="id_ID" w:bidi="id_ID"/>
-        </w:rPr>
-        <w:t xml:space="preserve">Lihat: </w:t>
-      </w:r>
-      <w:r>
-        <w:rPr>
-          <w:lang w:val="id_ID" w:bidi="id_ID"/>
-        </w:rPr>
-        <w:t>Kutipan Langsung dan Tidak Langsung</w:t>
-      </w:r>
-      <w:r>
-        <w:rPr>
-          <w:lang w:val="id_ID" w:bidi="id_ID"/>
-        </w:rPr>
-      </w:r>
-      <w:r>
-        <w:rPr>
-          <w:lang w:val="id_ID" w:bidi="id_ID"/>
-        </w:rPr>
-      </w:r>
-    </w:p>
-    <w:p>
-      <w:pPr/>
-      <w:r>
-        <w:rPr>
-          <w:lang w:val="id_ID" w:bidi="id_ID"/>
-        </w:rPr>
-      </w:r>
-    </w:p>
-    <w:p>
-      <w:pPr>
-        <w:pStyle w:val="Heading2"/>
-      </w:pPr>
-      <w:r>
-        <w:rPr>
-          <w:lang w:val="id_ID" w:bidi="id_ID"/>
-        </w:rPr>
-        <w:t>Matius 17:16 (#2)</w:t>
-      </w:r>
-      <w:r>
-        <w:rPr>
-          <w:lang w:val="id_ID" w:bidi="id_ID"/>
-        </w:rPr>
-      </w:r>
-    </w:p>
-    <w:p>
-      <w:pPr/>
-      <w:r>
-        <w:rPr>
-          <w:lang w:val="id_ID" w:bidi="id_ID"/>
-        </w:rPr>
-      </w:r>
-      <w:r>
-        <w:rPr>
-          <w:b/>
-          <w:lang w:val="id_ID" w:bidi="id_ID"/>
-        </w:rPr>
-        <w:t>"Mu"</w:t>
-      </w:r>
-    </w:p>
-    <w:p>
-      <w:pPr/>
-      <w:r>
-        <w:rPr>
-          <w:lang w:val="id_ID" w:bidi="id_ID"/>
-        </w:rPr>
-      </w:r>
-      <w:r>
-        <w:rPr>
-          <w:lang w:val="id_ID" w:bidi="id_ID"/>
-        </w:rPr>
-        <w:t xml:space="preserve">Karena orang itu sedang berbicara kepada Yesus, kata </w:t>
-      </w:r>
-      <w:r>
-        <w:rPr>
-          <w:b/>
-          <w:lang w:val="id_ID" w:bidi="id_ID"/>
-        </w:rPr>
-        <w:t>“-Mu”</w:t>
-      </w:r>
-      <w:r>
-        <w:rPr>
-          <w:lang w:val="id_ID" w:bidi="id_ID"/>
-        </w:rPr>
-        <w:t xml:space="preserve"> di sini adalah berbentuk tunggal.</w:t>
-      </w:r>
-    </w:p>
-    <w:p>
-      <w:pPr/>
-      <w:r>
-        <w:rPr>
-          <w:lang w:val="id_ID" w:bidi="id_ID"/>
-        </w:rPr>
-      </w:r>
-      <w:r>
-        <w:rPr>
-          <w:lang w:val="id_ID" w:bidi="id_ID"/>
-        </w:rPr>
-        <w:t xml:space="preserve">Lihat: </w:t>
-      </w:r>
-      <w:r>
-        <w:rPr>
-          <w:lang w:val="id_ID" w:bidi="id_ID"/>
-        </w:rPr>
-        <w:t>Bentuk Kata 'Kamu' — Tunggal</w:t>
-      </w:r>
-      <w:r>
-        <w:rPr>
-          <w:lang w:val="id_ID" w:bidi="id_ID"/>
-        </w:rPr>
-      </w:r>
-      <w:r>
-        <w:rPr>
-          <w:lang w:val="id_ID" w:bidi="id_ID"/>
-        </w:rPr>
-      </w:r>
-    </w:p>
-    <w:p>
-      <w:pPr/>
-      <w:r>
-        <w:rPr>
-          <w:lang w:val="id_ID" w:bidi="id_ID"/>
-        </w:rPr>
-      </w:r>
-    </w:p>
-    <w:p>
-      <w:pPr>
-        <w:pStyle w:val="Heading2"/>
-      </w:pPr>
-      <w:r>
-        <w:rPr>
-          <w:lang w:val="id_ID" w:bidi="id_ID"/>
-        </w:rPr>
         <w:t>Matius 25:42 (#2)</w:t>
       </w:r>
       <w:r>
         <w:rPr>
           <w:lang w:val="id_ID" w:bidi="id_ID"/>
         </w:rPr>
+      </w:r>
+    </w:p>
+    <w:p>
+      <w:pPr/>
+      <w:r>
+        <w:rPr>
+          <w:lang w:val="id_ID" w:bidi="id_ID"/>
+        </w:rPr>
+      </w:r>
+      <w:r>
+        <w:rPr>
+          <w:b/>
+          <w:lang w:val="id_ID" w:bidi="id_ID"/>
+        </w:rPr>
+        <w:t>οὐκ ἐδώκατέ μοι φαγεῖν &amp; οὐκ ἐποτίσατέ με</w:t>
       </w:r>
     </w:p>
     <w:p>

--- a/ind/docx/40.content.docx
+++ b/ind/docx/40.content.docx
@@ -28,49 +28,15 @@
       </w:r>
     </w:p>
     <w:p>
-      <w:pPr>
-        <w:pStyle w:val="Heading2"/>
-      </w:pPr>
-      <w:r>
-        <w:rPr>
-          <w:lang w:val="id_ID" w:bidi="id_ID"/>
-        </w:rPr>
-        <w:t>License Information</w:t>
-      </w:r>
-      <w:r>
-        <w:rPr>
-          <w:lang w:val="id_ID" w:bidi="id_ID"/>
-        </w:rPr>
-      </w:r>
-    </w:p>
-    <w:p>
-      <w:pPr/>
-      <w:r>
-        <w:rPr>
-          <w:lang w:val="id_ID" w:bidi="id_ID"/>
-        </w:rPr>
-      </w:r>
-      <w:r>
-        <w:rPr>
-          <w:b/>
-          <w:lang w:val="id_ID" w:bidi="id_ID"/>
-        </w:rPr>
-        <w:t>Catatan Terjemahan (unfoldingWord)</w:t>
-      </w:r>
-      <w:r>
-        <w:rPr>
-          <w:lang w:val="id_ID" w:bidi="id_ID"/>
-        </w:rPr>
-        <w:t xml:space="preserve"> (Indonesian) is based on</w:t>
-      </w:r>
-      <w:r>
-        <w:rPr>
-          <w:lang w:val="id_ID" w:bidi="id_ID"/>
-        </w:rPr>
-        <w:t xml:space="preserve">: </w:t>
-      </w:r>
-      <w:r>
-        <w:rPr>
+      <w:pPr/>
+      <w:r>
+        <w:rPr>
+          <w:lang w:val="id_ID" w:bidi="id_ID"/>
+        </w:rPr>
+      </w:r>
+      <w:r>
+        <w:rPr>
+          <w:b/>
           <w:lang w:val="id_ID" w:bidi="id_ID"/>
         </w:rPr>
         <w:t>unfoldingWord® Translation Notes</w:t>
@@ -79,62 +45,31 @@
         <w:rPr>
           <w:lang w:val="id_ID" w:bidi="id_ID"/>
         </w:rPr>
-        <w:t xml:space="preserve">, </w:t>
-      </w:r>
-      <w:hyperlink r:id="rId13">
-        <w:r>
-          <w:rPr>
-            <w:lang w:val="id_ID" w:bidi="id_ID"/>
-          </w:rPr>
-          <w:rPr>
-            <w:color w:val="0000EE"/>
-            <w:u w:val="single"/>
-          </w:rPr>
-          <w:t>unfoldingWord</w:t>
-        </w:r>
-      </w:hyperlink>
-      <w:r>
-        <w:rPr>
-          <w:lang w:val="id_ID" w:bidi="id_ID"/>
-        </w:rPr>
-        <w:t xml:space="preserve">, 2022, which is licensed under a </w:t>
-      </w:r>
-      <w:hyperlink r:id="rId14">
-        <w:r>
-          <w:rPr>
-            <w:lang w:val="id_ID" w:bidi="id_ID"/>
-          </w:rPr>
-          <w:rPr>
-            <w:color w:val="0000EE"/>
-            <w:u w:val="single"/>
-          </w:rPr>
-          <w:t>CC BY-SA 4.0 license</w:t>
-        </w:r>
-      </w:hyperlink>
-      <w:r>
-        <w:rPr>
-          <w:lang w:val="id_ID" w:bidi="id_ID"/>
-        </w:rPr>
-        <w:t>.</w:t>
-      </w:r>
-      <w:r>
-        <w:rPr>
-          <w:lang w:val="id_ID" w:bidi="id_ID"/>
-        </w:rPr>
-      </w:r>
-    </w:p>
-    <w:p>
-      <w:pPr/>
-      <w:r>
-        <w:rPr>
-          <w:lang w:val="id_ID" w:bidi="id_ID"/>
-        </w:rPr>
-      </w:r>
-      <w:r>
-        <w:rPr>
-          <w:lang w:val="id_ID" w:bidi="id_ID"/>
-        </w:rPr>
-        <w:t>This PDF version is provided under the same license.</w:t>
+        <w:t xml:space="preserve"> © 2022 unfoldingWord. Released under CC BY-SA 4.0 license. </w:t>
+      </w:r>
+      <w:r>
+        <w:rPr>
+          <w:lang w:val="id_ID" w:bidi="id_ID"/>
+        </w:rPr>
+        <w:t>unfoldingWord® Translation Notes</w:t>
+      </w:r>
+      <w:r>
+        <w:rPr>
+          <w:lang w:val="id_ID" w:bidi="id_ID"/>
+        </w:rPr>
+        <w:t xml:space="preserve"> has been adapted in the following languages: Tok Pisin, Arabic (عربي), French (Français), Hindi (हिंदी), Indonesian (Bahasa Indonesia), Portuguese (Português), Russian (Русский), Spanish (Español), Swahili (Kiswahili), and Simplified Chinese (简体中文) from </w:t>
+      </w:r>
+      <w:r>
+        <w:rPr>
+          <w:lang w:val="id_ID" w:bidi="id_ID"/>
+        </w:rPr>
+        <w:t>unfoldingWord® Translation Notes</w:t>
+      </w:r>
+      <w:r>
+        <w:rPr>
+          <w:lang w:val="id_ID" w:bidi="id_ID"/>
+        </w:rPr>
+        <w:t xml:space="preserve"> © 2022 unfoldingWord. Released under CC BY-SA 4.0 license by Mission Mutual</w:t>
       </w:r>
       <w:r>
         <w:rPr>
@@ -691,7 +626,7 @@
         </w:rPr>
         <w:t xml:space="preserve"> untuk merujuk kepada Timotius dan dirinya sendiri, atau kepada semua orang percaya, yang juga mencakup mereka berdua. Jadi secara umum, kata-kata ini mencakup si penerima. Sebuah catatan akan membahas satu pengecualian yang mungkin terjadi dalam </w:t>
       </w:r>
-      <w:hyperlink r:id="rId15">
+      <w:hyperlink r:id="rId13">
         <w:r>
           <w:rPr>
             <w:lang w:val="id_ID" w:bidi="id_ID"/>
@@ -1621,7 +1556,7 @@
         </w:rPr>
         <w:t xml:space="preserve"> dalam </w:t>
       </w:r>
-      <w:hyperlink r:id="rId16">
+      <w:hyperlink r:id="rId14">
         <w:r>
           <w:rPr>
             <w:lang w:val="id_ID" w:bidi="id_ID"/>
@@ -3988,7 +3923,7 @@
         </w:rPr>
         <w:t xml:space="preserve"> digunakan sebagai sebutan sayang kepada Gayus sebagai rekan seiman. Lihat bagaimana Anda menerjemahkannya dalam </w:t>
       </w:r>
-      <w:hyperlink r:id="rId17">
+      <w:hyperlink r:id="rId15">
         <w:r>
           <w:rPr>
             <w:lang w:val="id_ID" w:bidi="id_ID"/>
@@ -4575,21 +4510,6 @@
           <w:b/>
           <w:lang w:val="id_ID" w:bidi="id_ID"/>
         </w:rPr>
-        <w:t>δὲ</w:t>
-      </w:r>
-    </w:p>
-    <w:p>
-      <w:pPr/>
-      <w:r>
-        <w:rPr>
-          <w:lang w:val="id_ID" w:bidi="id_ID"/>
-        </w:rPr>
-      </w:r>
-      <w:r>
-        <w:rPr>
-          <w:b/>
-          <w:lang w:val="id_ID" w:bidi="id_ID"/>
-        </w:rPr>
         <w:t>"Tetapi"</w:t>
       </w:r>
     </w:p>
@@ -4699,21 +4619,6 @@
           <w:b/>
           <w:lang w:val="id_ID" w:bidi="id_ID"/>
         </w:rPr>
-        <w:t>προσεκύνει αὐτῷ</w:t>
-      </w:r>
-    </w:p>
-    <w:p>
-      <w:pPr/>
-      <w:r>
-        <w:rPr>
-          <w:lang w:val="id_ID" w:bidi="id_ID"/>
-        </w:rPr>
-      </w:r>
-      <w:r>
-        <w:rPr>
-          <w:b/>
-          <w:lang w:val="id_ID" w:bidi="id_ID"/>
-        </w:rPr>
         <w:t>"menyembah Dia"</w:t>
       </w:r>
     </w:p>
@@ -4797,21 +4702,6 @@
           <w:b/>
           <w:lang w:val="id_ID" w:bidi="id_ID"/>
         </w:rPr>
-        <w:t>βοήθει</w:t>
-      </w:r>
-    </w:p>
-    <w:p>
-      <w:pPr/>
-      <w:r>
-        <w:rPr>
-          <w:lang w:val="id_ID" w:bidi="id_ID"/>
-        </w:rPr>
-      </w:r>
-      <w:r>
-        <w:rPr>
-          <w:b/>
-          <w:lang w:val="id_ID" w:bidi="id_ID"/>
-        </w:rPr>
         <w:t>"tolonglah"</w:t>
       </w:r>
     </w:p>
@@ -4895,21 +4785,6 @@
           <w:b/>
           <w:lang w:val="id_ID" w:bidi="id_ID"/>
         </w:rPr>
-        <w:t>βοήθει</w:t>
-      </w:r>
-    </w:p>
-    <w:p>
-      <w:pPr/>
-      <w:r>
-        <w:rPr>
-          <w:lang w:val="id_ID" w:bidi="id_ID"/>
-        </w:rPr>
-      </w:r>
-      <w:r>
-        <w:rPr>
-          <w:b/>
-          <w:lang w:val="id_ID" w:bidi="id_ID"/>
-        </w:rPr>
         <w:t>"tolonglah"</w:t>
       </w:r>
     </w:p>
@@ -4993,21 +4868,6 @@
           <w:b/>
           <w:lang w:val="id_ID" w:bidi="id_ID"/>
         </w:rPr>
-        <w:t>οὐκ ἔστιν καλὸν λαβεῖν τὸν ἄρτον τῶν τέκνων καὶ βαλεῖν τοῖς κυναρίοις</w:t>
-      </w:r>
-    </w:p>
-    <w:p>
-      <w:pPr/>
-      <w:r>
-        <w:rPr>
-          <w:lang w:val="id_ID" w:bidi="id_ID"/>
-        </w:rPr>
-      </w:r>
-      <w:r>
-        <w:rPr>
-          <w:b/>
-          <w:lang w:val="id_ID" w:bidi="id_ID"/>
-        </w:rPr>
         <w:t>"Tidak patut mengambil roti yang disediakan bagi anak-anak dan melemparkannya kepada anjing"</w:t>
       </w:r>
     </w:p>
@@ -5130,21 +4990,6 @@
           <w:b/>
           <w:lang w:val="id_ID" w:bidi="id_ID"/>
         </w:rPr>
-        <w:t>τὸν ἄρτον τῶν τέκνων</w:t>
-      </w:r>
-    </w:p>
-    <w:p>
-      <w:pPr/>
-      <w:r>
-        <w:rPr>
-          <w:lang w:val="id_ID" w:bidi="id_ID"/>
-        </w:rPr>
-      </w:r>
-      <w:r>
-        <w:rPr>
-          <w:b/>
-          <w:lang w:val="id_ID" w:bidi="id_ID"/>
-        </w:rPr>
         <w:t>"roti yang disediakan bagi anak-anak"</w:t>
       </w:r>
     </w:p>
@@ -5254,21 +5099,6 @@
           <w:b/>
           <w:lang w:val="id_ID" w:bidi="id_ID"/>
         </w:rPr>
-        <w:t>τὸν ἄρτον</w:t>
-      </w:r>
-    </w:p>
-    <w:p>
-      <w:pPr/>
-      <w:r>
-        <w:rPr>
-          <w:lang w:val="id_ID" w:bidi="id_ID"/>
-        </w:rPr>
-      </w:r>
-      <w:r>
-        <w:rPr>
-          <w:b/>
-          <w:lang w:val="id_ID" w:bidi="id_ID"/>
-        </w:rPr>
         <w:t>"roti"</w:t>
       </w:r>
     </w:p>
@@ -5365,21 +5195,6 @@
           <w:b/>
           <w:lang w:val="id_ID" w:bidi="id_ID"/>
         </w:rPr>
-        <w:t>βαλεῖν τοῖς κυναρίοις</w:t>
-      </w:r>
-    </w:p>
-    <w:p>
-      <w:pPr/>
-      <w:r>
-        <w:rPr>
-          <w:lang w:val="id_ID" w:bidi="id_ID"/>
-        </w:rPr>
-      </w:r>
-      <w:r>
-        <w:rPr>
-          <w:b/>
-          <w:lang w:val="id_ID" w:bidi="id_ID"/>
-        </w:rPr>
         <w:t>"melemparkannya kepada anjing."</w:t>
       </w:r>
     </w:p>
@@ -5476,21 +5291,6 @@
           <w:b/>
           <w:lang w:val="id_ID" w:bidi="id_ID"/>
         </w:rPr>
-        <w:t>τοῖς κυναρίοις</w:t>
-      </w:r>
-    </w:p>
-    <w:p>
-      <w:pPr/>
-      <w:r>
-        <w:rPr>
-          <w:lang w:val="id_ID" w:bidi="id_ID"/>
-        </w:rPr>
-      </w:r>
-      <w:r>
-        <w:rPr>
-          <w:b/>
-          <w:lang w:val="id_ID" w:bidi="id_ID"/>
-        </w:rPr>
         <w:t>"kepada anjing"</w:t>
       </w:r>
     </w:p>
@@ -5587,21 +5387,6 @@
           <w:b/>
           <w:lang w:val="id_ID" w:bidi="id_ID"/>
         </w:rPr>
-        <w:t>ναί</w:t>
-      </w:r>
-    </w:p>
-    <w:p>
-      <w:pPr/>
-      <w:r>
-        <w:rPr>
-          <w:lang w:val="id_ID" w:bidi="id_ID"/>
-        </w:rPr>
-      </w:r>
-      <w:r>
-        <w:rPr>
-          <w:b/>
-          <w:lang w:val="id_ID" w:bidi="id_ID"/>
-        </w:rPr>
         <w:t>"Benar"</w:t>
       </w:r>
     </w:p>
@@ -5698,21 +5483,6 @@
           <w:b/>
           <w:lang w:val="id_ID" w:bidi="id_ID"/>
         </w:rPr>
-        <w:t>καὶ γὰρ</w:t>
-      </w:r>
-    </w:p>
-    <w:p>
-      <w:pPr/>
-      <w:r>
-        <w:rPr>
-          <w:lang w:val="id_ID" w:bidi="id_ID"/>
-        </w:rPr>
-      </w:r>
-      <w:r>
-        <w:rPr>
-          <w:b/>
-          <w:lang w:val="id_ID" w:bidi="id_ID"/>
-        </w:rPr>
         <w:t>"namun"</w:t>
       </w:r>
     </w:p>
@@ -5822,21 +5592,6 @@
           <w:b/>
           <w:lang w:val="id_ID" w:bidi="id_ID"/>
         </w:rPr>
-        <w:t>καὶ γὰρ τὰ κυνάρια ἐσθίει ἀπὸ τῶν ψιχίων τῶν πιπτόντων ἀπὸ τῆς τραπέζης τῶν κυρίων αὐτῶν</w:t>
-      </w:r>
-    </w:p>
-    <w:p>
-      <w:pPr/>
-      <w:r>
-        <w:rPr>
-          <w:lang w:val="id_ID" w:bidi="id_ID"/>
-        </w:rPr>
-      </w:r>
-      <w:r>
-        <w:rPr>
-          <w:b/>
-          <w:lang w:val="id_ID" w:bidi="id_ID"/>
-        </w:rPr>
         <w:t>"namun anjing itu makan remah-remah yang jatuh dari meja tuannya"</w:t>
       </w:r>
     </w:p>
@@ -5853,7 +5608,7 @@
         </w:rPr>
         <w:t xml:space="preserve">Untuk meminta Yesus membantunya, Perempuan itu menawarkan sebuah cerita atau ilustrasi berdasarkan Perumpamaan yang Yesus ceritakan dalam </w:t>
       </w:r>
-      <w:hyperlink r:id="rId18">
+      <w:hyperlink r:id="rId16">
         <w:r>
           <w:rPr>
             <w:lang w:val="id_ID" w:bidi="id_ID"/>
@@ -5964,21 +5719,6 @@
           <w:b/>
           <w:lang w:val="id_ID" w:bidi="id_ID"/>
         </w:rPr>
-        <w:t>τὰ κυνάρια</w:t>
-      </w:r>
-    </w:p>
-    <w:p>
-      <w:pPr/>
-      <w:r>
-        <w:rPr>
-          <w:lang w:val="id_ID" w:bidi="id_ID"/>
-        </w:rPr>
-      </w:r>
-      <w:r>
-        <w:rPr>
-          <w:b/>
-          <w:lang w:val="id_ID" w:bidi="id_ID"/>
-        </w:rPr>
         <w:t>"anjing"</w:t>
       </w:r>
     </w:p>
@@ -5995,7 +5735,7 @@
         </w:rPr>
         <w:t xml:space="preserve">Lihat bagaimana Anda menerjemahkan frasa ini pada </w:t>
       </w:r>
-      <w:hyperlink r:id="rId18">
+      <w:hyperlink r:id="rId16">
         <w:r>
           <w:rPr>
             <w:lang w:val="id_ID" w:bidi="id_ID"/>
@@ -6080,21 +5820,6 @@
           <w:b/>
           <w:lang w:val="id_ID" w:bidi="id_ID"/>
         </w:rPr>
-        <w:t>τῶν ψιχίων τῶν πιπτόντων ἀπὸ τῆς τραπέζης τῶν κυρίων αὐτῶν</w:t>
-      </w:r>
-    </w:p>
-    <w:p>
-      <w:pPr/>
-      <w:r>
-        <w:rPr>
-          <w:lang w:val="id_ID" w:bidi="id_ID"/>
-        </w:rPr>
-      </w:r>
-      <w:r>
-        <w:rPr>
-          <w:b/>
-          <w:lang w:val="id_ID" w:bidi="id_ID"/>
-        </w:rPr>
         <w:t>"remah-remah yang jatuh dari meja tuannya"</w:t>
       </w:r>
     </w:p>
@@ -6204,21 +5929,6 @@
           <w:b/>
           <w:lang w:val="id_ID" w:bidi="id_ID"/>
         </w:rPr>
-        <w:t>τῆς τραπέζης</w:t>
-      </w:r>
-    </w:p>
-    <w:p>
-      <w:pPr/>
-      <w:r>
-        <w:rPr>
-          <w:lang w:val="id_ID" w:bidi="id_ID"/>
-        </w:rPr>
-      </w:r>
-      <w:r>
-        <w:rPr>
-          <w:b/>
-          <w:lang w:val="id_ID" w:bidi="id_ID"/>
-        </w:rPr>
         <w:t>"meja"</w:t>
       </w:r>
     </w:p>
@@ -6315,21 +6025,6 @@
           <w:b/>
           <w:lang w:val="id_ID" w:bidi="id_ID"/>
         </w:rPr>
-        <w:t>ὦ γύναι</w:t>
-      </w:r>
-    </w:p>
-    <w:p>
-      <w:pPr/>
-      <w:r>
-        <w:rPr>
-          <w:lang w:val="id_ID" w:bidi="id_ID"/>
-        </w:rPr>
-      </w:r>
-      <w:r>
-        <w:rPr>
-          <w:b/>
-          <w:lang w:val="id_ID" w:bidi="id_ID"/>
-        </w:rPr>
         <w:t>"Hai ibu"</w:t>
       </w:r>
     </w:p>
@@ -6426,21 +6121,6 @@
           <w:b/>
           <w:lang w:val="id_ID" w:bidi="id_ID"/>
         </w:rPr>
-        <w:t>μεγάλη σου ἡ πίστις</w:t>
-      </w:r>
-    </w:p>
-    <w:p>
-      <w:pPr/>
-      <w:r>
-        <w:rPr>
-          <w:lang w:val="id_ID" w:bidi="id_ID"/>
-        </w:rPr>
-      </w:r>
-      <w:r>
-        <w:rPr>
-          <w:b/>
-          <w:lang w:val="id_ID" w:bidi="id_ID"/>
-        </w:rPr>
         <w:t>"besar imanmu"</w:t>
       </w:r>
     </w:p>
@@ -6537,21 +6217,6 @@
           <w:b/>
           <w:lang w:val="id_ID" w:bidi="id_ID"/>
         </w:rPr>
-        <w:t>σου &amp; σοι &amp; θέλεις</w:t>
-      </w:r>
-    </w:p>
-    <w:p>
-      <w:pPr/>
-      <w:r>
-        <w:rPr>
-          <w:lang w:val="id_ID" w:bidi="id_ID"/>
-        </w:rPr>
-      </w:r>
-      <w:r>
-        <w:rPr>
-          <w:b/>
-          <w:lang w:val="id_ID" w:bidi="id_ID"/>
-        </w:rPr>
         <w:t>"mu"</w:t>
       </w:r>
       <w:r>
@@ -6700,21 +6365,6 @@
           <w:b/>
           <w:lang w:val="id_ID" w:bidi="id_ID"/>
         </w:rPr>
-        <w:t>γενηθήτω</w:t>
-      </w:r>
-    </w:p>
-    <w:p>
-      <w:pPr/>
-      <w:r>
-        <w:rPr>
-          <w:lang w:val="id_ID" w:bidi="id_ID"/>
-        </w:rPr>
-      </w:r>
-      <w:r>
-        <w:rPr>
-          <w:b/>
-          <w:lang w:val="id_ID" w:bidi="id_ID"/>
-        </w:rPr>
         <w:t>"maka jadilah"</w:t>
       </w:r>
     </w:p>
@@ -6798,21 +6448,6 @@
           <w:b/>
           <w:lang w:val="id_ID" w:bidi="id_ID"/>
         </w:rPr>
-        <w:t>γενηθήτω</w:t>
-      </w:r>
-    </w:p>
-    <w:p>
-      <w:pPr/>
-      <w:r>
-        <w:rPr>
-          <w:lang w:val="id_ID" w:bidi="id_ID"/>
-        </w:rPr>
-      </w:r>
-      <w:r>
-        <w:rPr>
-          <w:b/>
-          <w:lang w:val="id_ID" w:bidi="id_ID"/>
-        </w:rPr>
         <w:t>"maka jadilah"</w:t>
       </w:r>
     </w:p>
@@ -6896,21 +6531,6 @@
           <w:b/>
           <w:lang w:val="id_ID" w:bidi="id_ID"/>
         </w:rPr>
-        <w:t>ἰάθη ἡ θυγάτηρ αὐτῆς</w:t>
-      </w:r>
-    </w:p>
-    <w:p>
-      <w:pPr/>
-      <w:r>
-        <w:rPr>
-          <w:lang w:val="id_ID" w:bidi="id_ID"/>
-        </w:rPr>
-      </w:r>
-      <w:r>
-        <w:rPr>
-          <w:b/>
-          <w:lang w:val="id_ID" w:bidi="id_ID"/>
-        </w:rPr>
         <w:t>"anaknya sembuh"</w:t>
       </w:r>
     </w:p>
@@ -6994,21 +6614,6 @@
           <w:b/>
           <w:lang w:val="id_ID" w:bidi="id_ID"/>
         </w:rPr>
-        <w:t>ἀπὸ τῆς ὥρας ἐκείνης</w:t>
-      </w:r>
-    </w:p>
-    <w:p>
-      <w:pPr/>
-      <w:r>
-        <w:rPr>
-          <w:lang w:val="id_ID" w:bidi="id_ID"/>
-        </w:rPr>
-      </w:r>
-      <w:r>
-        <w:rPr>
-          <w:b/>
-          <w:lang w:val="id_ID" w:bidi="id_ID"/>
-        </w:rPr>
         <w:t>"seketika itu"</w:t>
       </w:r>
     </w:p>
@@ -7118,21 +6723,6 @@
           <w:b/>
           <w:lang w:val="id_ID" w:bidi="id_ID"/>
         </w:rPr>
-        <w:t>καὶ μεταβὰς ἐκεῖθεν, ὁ Ἰησοῦς</w:t>
-      </w:r>
-    </w:p>
-    <w:p>
-      <w:pPr/>
-      <w:r>
-        <w:rPr>
-          <w:lang w:val="id_ID" w:bidi="id_ID"/>
-        </w:rPr>
-      </w:r>
-      <w:r>
-        <w:rPr>
-          <w:b/>
-          <w:lang w:val="id_ID" w:bidi="id_ID"/>
-        </w:rPr>
         <w:t>"Setelah meninggalkan daerah itu, Yesus"</w:t>
       </w:r>
     </w:p>
@@ -7229,21 +6819,6 @@
           <w:b/>
           <w:lang w:val="id_ID" w:bidi="id_ID"/>
         </w:rPr>
-        <w:t>ἐκεῖθεν</w:t>
-      </w:r>
-    </w:p>
-    <w:p>
-      <w:pPr/>
-      <w:r>
-        <w:rPr>
-          <w:lang w:val="id_ID" w:bidi="id_ID"/>
-        </w:rPr>
-      </w:r>
-      <w:r>
-        <w:rPr>
-          <w:b/>
-          <w:lang w:val="id_ID" w:bidi="id_ID"/>
-        </w:rPr>
         <w:t>"daerah itu"</w:t>
       </w:r>
     </w:p>
@@ -7260,7 +6835,7 @@
         </w:rPr>
         <w:t xml:space="preserve">Di sini, kata tersebut merujuk pada daerah di dekat kota Tirus dan Sidon (lihat </w:t>
       </w:r>
-      <w:hyperlink r:id="rId19">
+      <w:hyperlink r:id="rId17">
         <w:r>
           <w:rPr>
             <w:lang w:val="id_ID" w:bidi="id_ID"/>
@@ -7345,21 +6920,6 @@
           <w:b/>
           <w:lang w:val="id_ID" w:bidi="id_ID"/>
         </w:rPr>
-        <w:t>ὁ Ἰησοῦς ἦλθεν</w:t>
-      </w:r>
-    </w:p>
-    <w:p>
-      <w:pPr/>
-      <w:r>
-        <w:rPr>
-          <w:lang w:val="id_ID" w:bidi="id_ID"/>
-        </w:rPr>
-      </w:r>
-      <w:r>
-        <w:rPr>
-          <w:b/>
-          <w:lang w:val="id_ID" w:bidi="id_ID"/>
-        </w:rPr>
         <w:t>"Yesus menyusur"</w:t>
       </w:r>
     </w:p>
@@ -7456,21 +7016,6 @@
           <w:b/>
           <w:lang w:val="id_ID" w:bidi="id_ID"/>
         </w:rPr>
-        <w:t>ἀναβὰς</w:t>
-      </w:r>
-    </w:p>
-    <w:p>
-      <w:pPr/>
-      <w:r>
-        <w:rPr>
-          <w:lang w:val="id_ID" w:bidi="id_ID"/>
-        </w:rPr>
-      </w:r>
-      <w:r>
-        <w:rPr>
-          <w:b/>
-          <w:lang w:val="id_ID" w:bidi="id_ID"/>
-        </w:rPr>
         <w:t>"dan naik"</w:t>
       </w:r>
     </w:p>
@@ -7567,21 +7112,6 @@
           <w:b/>
           <w:lang w:val="id_ID" w:bidi="id_ID"/>
         </w:rPr>
-        <w:t>τὸ ὄρος</w:t>
-      </w:r>
-    </w:p>
-    <w:p>
-      <w:pPr/>
-      <w:r>
-        <w:rPr>
-          <w:lang w:val="id_ID" w:bidi="id_ID"/>
-        </w:rPr>
-      </w:r>
-      <w:r>
-        <w:rPr>
-          <w:b/>
-          <w:lang w:val="id_ID" w:bidi="id_ID"/>
-        </w:rPr>
         <w:t>"bukit"</w:t>
       </w:r>
     </w:p>
@@ -7678,21 +7208,6 @@
           <w:b/>
           <w:lang w:val="id_ID" w:bidi="id_ID"/>
         </w:rPr>
-        <w:t>χωλούς, τυφλούς, κυλλούς, κωφούς</w:t>
-      </w:r>
-    </w:p>
-    <w:p>
-      <w:pPr/>
-      <w:r>
-        <w:rPr>
-          <w:lang w:val="id_ID" w:bidi="id_ID"/>
-        </w:rPr>
-      </w:r>
-      <w:r>
-        <w:rPr>
-          <w:b/>
-          <w:lang w:val="id_ID" w:bidi="id_ID"/>
-        </w:rPr>
         <w:t>"orang lumpuh, orang timpang, orang buta, orang bisu"</w:t>
       </w:r>
     </w:p>
@@ -7828,21 +7343,6 @@
           <w:b/>
           <w:lang w:val="id_ID" w:bidi="id_ID"/>
         </w:rPr>
-        <w:t>ἑτέρους πολλούς</w:t>
-      </w:r>
-    </w:p>
-    <w:p>
-      <w:pPr/>
-      <w:r>
-        <w:rPr>
-          <w:lang w:val="id_ID" w:bidi="id_ID"/>
-        </w:rPr>
-      </w:r>
-      <w:r>
-        <w:rPr>
-          <w:b/>
-          <w:lang w:val="id_ID" w:bidi="id_ID"/>
-        </w:rPr>
         <w:t>"banyak lagi yang lain</w:t>
       </w:r>
     </w:p>
@@ -7926,21 +7426,6 @@
           <w:b/>
           <w:lang w:val="id_ID" w:bidi="id_ID"/>
         </w:rPr>
-        <w:t>ἔρριψαν αὐτοὺς παρὰ τοὺς πόδας αὐτοῦ</w:t>
-      </w:r>
-    </w:p>
-    <w:p>
-      <w:pPr/>
-      <w:r>
-        <w:rPr>
-          <w:lang w:val="id_ID" w:bidi="id_ID"/>
-        </w:rPr>
-      </w:r>
-      <w:r>
-        <w:rPr>
-          <w:b/>
-          <w:lang w:val="id_ID" w:bidi="id_ID"/>
-        </w:rPr>
         <w:t>"meletakkan mereka pada kaki Yesus"</w:t>
       </w:r>
     </w:p>
@@ -8050,21 +7535,6 @@
           <w:b/>
           <w:lang w:val="id_ID" w:bidi="id_ID"/>
         </w:rPr>
-        <w:t>ἔρριψαν αὐτοὺς &amp; αὐτούς</w:t>
-      </w:r>
-    </w:p>
-    <w:p>
-      <w:pPr/>
-      <w:r>
-        <w:rPr>
-          <w:lang w:val="id_ID" w:bidi="id_ID"/>
-        </w:rPr>
-      </w:r>
-      <w:r>
-        <w:rPr>
-          <w:b/>
-          <w:lang w:val="id_ID" w:bidi="id_ID"/>
-        </w:rPr>
         <w:t>"lalu meletakkan mereka"</w:t>
       </w:r>
       <w:r>
@@ -8200,21 +7670,6 @@
           <w:b/>
           <w:lang w:val="id_ID" w:bidi="id_ID"/>
         </w:rPr>
-        <w:t>ὥστε</w:t>
-      </w:r>
-    </w:p>
-    <w:p>
-      <w:pPr/>
-      <w:r>
-        <w:rPr>
-          <w:lang w:val="id_ID" w:bidi="id_ID"/>
-        </w:rPr>
-      </w:r>
-      <w:r>
-        <w:rPr>
-          <w:b/>
-          <w:lang w:val="id_ID" w:bidi="id_ID"/>
-        </w:rPr>
         <w:t>"Maka"</w:t>
       </w:r>
     </w:p>
@@ -8311,21 +7766,6 @@
           <w:b/>
           <w:lang w:val="id_ID" w:bidi="id_ID"/>
         </w:rPr>
-        <w:t>κωφοὺς &amp; κυλλοὺς &amp; χωλοὺς &amp; τυφλοὺς</w:t>
-      </w:r>
-    </w:p>
-    <w:p>
-      <w:pPr/>
-      <w:r>
-        <w:rPr>
-          <w:lang w:val="id_ID" w:bidi="id_ID"/>
-        </w:rPr>
-      </w:r>
-      <w:r>
-        <w:rPr>
-          <w:b/>
-          <w:lang w:val="id_ID" w:bidi="id_ID"/>
-        </w:rPr>
         <w:t>"orang bisu"</w:t>
       </w:r>
       <w:r>
@@ -8381,7 +7821,7 @@
         </w:rPr>
         <w:t xml:space="preserve">Lihat bagaimana Anda menerjemahkan frasa-frasa ini dalam </w:t>
       </w:r>
-      <w:hyperlink r:id="rId20">
+      <w:hyperlink r:id="rId18">
         <w:r>
           <w:rPr>
             <w:lang w:val="id_ID" w:bidi="id_ID"/>
@@ -8466,21 +7906,6 @@
           <w:b/>
           <w:lang w:val="id_ID" w:bidi="id_ID"/>
         </w:rPr>
-        <w:t>τὸν Θεὸν Ἰσραήλ</w:t>
-      </w:r>
-    </w:p>
-    <w:p>
-      <w:pPr/>
-      <w:r>
-        <w:rPr>
-          <w:lang w:val="id_ID" w:bidi="id_ID"/>
-        </w:rPr>
-      </w:r>
-      <w:r>
-        <w:rPr>
-          <w:b/>
-          <w:lang w:val="id_ID" w:bidi="id_ID"/>
-        </w:rPr>
         <w:t>"Allah Israel"</w:t>
       </w:r>
     </w:p>
@@ -8590,21 +8015,6 @@
           <w:b/>
           <w:lang w:val="id_ID" w:bidi="id_ID"/>
         </w:rPr>
-        <w:t>Ἰσραήλ</w:t>
-      </w:r>
-    </w:p>
-    <w:p>
-      <w:pPr/>
-      <w:r>
-        <w:rPr>
-          <w:lang w:val="id_ID" w:bidi="id_ID"/>
-        </w:rPr>
-      </w:r>
-      <w:r>
-        <w:rPr>
-          <w:b/>
-          <w:lang w:val="id_ID" w:bidi="id_ID"/>
-        </w:rPr>
         <w:t>"Israel"</w:t>
       </w:r>
     </w:p>
@@ -8701,21 +8111,6 @@
           <w:b/>
           <w:lang w:val="id_ID" w:bidi="id_ID"/>
         </w:rPr>
-        <w:t>δὲ</w:t>
-      </w:r>
-    </w:p>
-    <w:p>
-      <w:pPr/>
-      <w:r>
-        <w:rPr>
-          <w:lang w:val="id_ID" w:bidi="id_ID"/>
-        </w:rPr>
-      </w:r>
-      <w:r>
-        <w:rPr>
-          <w:b/>
-          <w:lang w:val="id_ID" w:bidi="id_ID"/>
-        </w:rPr>
         <w:t>"Lalu"</w:t>
       </w:r>
     </w:p>
@@ -8825,21 +8220,6 @@
           <w:b/>
           <w:lang w:val="id_ID" w:bidi="id_ID"/>
         </w:rPr>
-        <w:t>σπλαγχνίζομαι ἐπὶ τὸν ὄχλον, ὅτι ἤδη ἡμέραι τρεῖς προσμένουσίν μοι, καὶ οὐκ ἔχουσιν τι φάγωσιν</w:t>
-      </w:r>
-    </w:p>
-    <w:p>
-      <w:pPr/>
-      <w:r>
-        <w:rPr>
-          <w:lang w:val="id_ID" w:bidi="id_ID"/>
-        </w:rPr>
-      </w:r>
-      <w:r>
-        <w:rPr>
-          <w:b/>
-          <w:lang w:val="id_ID" w:bidi="id_ID"/>
-        </w:rPr>
         <w:t>"Hati-Ku tergerak oleh belas kasihan kepada orang banyak itu. Sudah tiga hari mereka mengikuti Aku dan mereka tidak mempunyai makanan."</w:t>
       </w:r>
     </w:p>
@@ -8923,21 +8303,6 @@
           <w:b/>
           <w:lang w:val="id_ID" w:bidi="id_ID"/>
         </w:rPr>
-        <w:t>σπλαγχνίζομαι ἐπὶ</w:t>
-      </w:r>
-    </w:p>
-    <w:p>
-      <w:pPr/>
-      <w:r>
-        <w:rPr>
-          <w:lang w:val="id_ID" w:bidi="id_ID"/>
-        </w:rPr>
-      </w:r>
-      <w:r>
-        <w:rPr>
-          <w:b/>
-          <w:lang w:val="id_ID" w:bidi="id_ID"/>
-        </w:rPr>
         <w:t>"Hati-Ku tergerak oleh belas kasihan"</w:t>
       </w:r>
     </w:p>
@@ -9034,21 +8399,6 @@
           <w:b/>
           <w:lang w:val="id_ID" w:bidi="id_ID"/>
         </w:rPr>
-        <w:t>ἐκλυθῶσιν</w:t>
-      </w:r>
-    </w:p>
-    <w:p>
-      <w:pPr/>
-      <w:r>
-        <w:rPr>
-          <w:lang w:val="id_ID" w:bidi="id_ID"/>
-        </w:rPr>
-      </w:r>
-      <w:r>
-        <w:rPr>
-          <w:b/>
-          <w:lang w:val="id_ID" w:bidi="id_ID"/>
-        </w:rPr>
         <w:t>"nanti mereka pingsan"</w:t>
       </w:r>
     </w:p>
@@ -9112,21 +8462,6 @@
           <w:b/>
           <w:lang w:val="id_ID" w:bidi="id_ID"/>
         </w:rPr>
-        <w:t>ἐν τῇ ὁδῷ</w:t>
-      </w:r>
-    </w:p>
-    <w:p>
-      <w:pPr/>
-      <w:r>
-        <w:rPr>
-          <w:lang w:val="id_ID" w:bidi="id_ID"/>
-        </w:rPr>
-      </w:r>
-      <w:r>
-        <w:rPr>
-          <w:b/>
-          <w:lang w:val="id_ID" w:bidi="id_ID"/>
-        </w:rPr>
         <w:t>"di jalan"</w:t>
       </w:r>
     </w:p>
@@ -9223,21 +8558,6 @@
           <w:b/>
           <w:lang w:val="id_ID" w:bidi="id_ID"/>
         </w:rPr>
-        <w:t>λέγουσιν</w:t>
-      </w:r>
-    </w:p>
-    <w:p>
-      <w:pPr/>
-      <w:r>
-        <w:rPr>
-          <w:lang w:val="id_ID" w:bidi="id_ID"/>
-        </w:rPr>
-      </w:r>
-      <w:r>
-        <w:rPr>
-          <w:b/>
-          <w:lang w:val="id_ID" w:bidi="id_ID"/>
-        </w:rPr>
         <w:t>"Kata"</w:t>
       </w:r>
     </w:p>
@@ -9321,21 +8641,6 @@
           <w:b/>
           <w:lang w:val="id_ID" w:bidi="id_ID"/>
         </w:rPr>
-        <w:t>πόθεν ἡμῖν ἐν ἐρημίᾳ, ἄρτοι τοσοῦτοι ὥστε χορτάσαι ὄχλον τοσοῦτον?</w:t>
-      </w:r>
-    </w:p>
-    <w:p>
-      <w:pPr/>
-      <w:r>
-        <w:rPr>
-          <w:lang w:val="id_ID" w:bidi="id_ID"/>
-        </w:rPr>
-      </w:r>
-      <w:r>
-        <w:rPr>
-          <w:b/>
-          <w:lang w:val="id_ID" w:bidi="id_ID"/>
-        </w:rPr>
         <w:t>"Bagaimana di tempat sunyi ini kita mendapat roti untuk mengenyangkan orang banyak yang begitu besar jumlahnya"</w:t>
       </w:r>
     </w:p>
@@ -9419,21 +8724,6 @@
           <w:b/>
           <w:lang w:val="id_ID" w:bidi="id_ID"/>
         </w:rPr>
-        <w:t>ἄρτοι</w:t>
-      </w:r>
-    </w:p>
-    <w:p>
-      <w:pPr/>
-      <w:r>
-        <w:rPr>
-          <w:lang w:val="id_ID" w:bidi="id_ID"/>
-        </w:rPr>
-      </w:r>
-      <w:r>
-        <w:rPr>
-          <w:b/>
-          <w:lang w:val="id_ID" w:bidi="id_ID"/>
-        </w:rPr>
         <w:t>"roti"</w:t>
       </w:r>
     </w:p>
@@ -9530,21 +8820,6 @@
           <w:b/>
           <w:lang w:val="id_ID" w:bidi="id_ID"/>
         </w:rPr>
-        <w:t>λέγει</w:t>
-      </w:r>
-    </w:p>
-    <w:p>
-      <w:pPr/>
-      <w:r>
-        <w:rPr>
-          <w:lang w:val="id_ID" w:bidi="id_ID"/>
-        </w:rPr>
-      </w:r>
-      <w:r>
-        <w:rPr>
-          <w:b/>
-          <w:lang w:val="id_ID" w:bidi="id_ID"/>
-        </w:rPr>
         <w:t>"Kata"</w:t>
       </w:r>
     </w:p>
@@ -9628,21 +8903,6 @@
           <w:b/>
           <w:lang w:val="id_ID" w:bidi="id_ID"/>
         </w:rPr>
-        <w:t>ἄρτους</w:t>
-      </w:r>
-    </w:p>
-    <w:p>
-      <w:pPr/>
-      <w:r>
-        <w:rPr>
-          <w:lang w:val="id_ID" w:bidi="id_ID"/>
-        </w:rPr>
-      </w:r>
-      <w:r>
-        <w:rPr>
-          <w:b/>
-          <w:lang w:val="id_ID" w:bidi="id_ID"/>
-        </w:rPr>
         <w:t>"roti"</w:t>
       </w:r>
     </w:p>
@@ -9672,7 +8932,7 @@
         </w:rPr>
         <w:t xml:space="preserve"> dalam </w:t>
       </w:r>
-      <w:hyperlink r:id="rId21">
+      <w:hyperlink r:id="rId19">
         <w:r>
           <w:rPr>
             <w:lang w:val="id_ID" w:bidi="id_ID"/>
@@ -9819,21 +9079,6 @@
           <w:b/>
           <w:lang w:val="id_ID" w:bidi="id_ID"/>
         </w:rPr>
-        <w:t>ἑπτά, καὶ</w:t>
-      </w:r>
-    </w:p>
-    <w:p>
-      <w:pPr/>
-      <w:r>
-        <w:rPr>
-          <w:lang w:val="id_ID" w:bidi="id_ID"/>
-        </w:rPr>
-      </w:r>
-      <w:r>
-        <w:rPr>
-          <w:b/>
-          <w:lang w:val="id_ID" w:bidi="id_ID"/>
-        </w:rPr>
         <w:t>"Tujuh ... dan"</w:t>
       </w:r>
     </w:p>
@@ -9917,21 +9162,6 @@
           <w:b/>
           <w:lang w:val="id_ID" w:bidi="id_ID"/>
         </w:rPr>
-        <w:t>ἀναπεσεῖν ἐπὶ τὴν γῆν</w:t>
-      </w:r>
-    </w:p>
-    <w:p>
-      <w:pPr/>
-      <w:r>
-        <w:rPr>
-          <w:lang w:val="id_ID" w:bidi="id_ID"/>
-        </w:rPr>
-      </w:r>
-      <w:r>
-        <w:rPr>
-          <w:b/>
-          <w:lang w:val="id_ID" w:bidi="id_ID"/>
-        </w:rPr>
         <w:t>"duduk di tanah"</w:t>
       </w:r>
     </w:p>
@@ -10036,21 +9266,6 @@
           <w:b/>
           <w:lang w:val="id_ID" w:bidi="id_ID"/>
         </w:rPr>
-        <w:t>ἄρτους</w:t>
-      </w:r>
-    </w:p>
-    <w:p>
-      <w:pPr/>
-      <w:r>
-        <w:rPr>
-          <w:lang w:val="id_ID" w:bidi="id_ID"/>
-        </w:rPr>
-      </w:r>
-      <w:r>
-        <w:rPr>
-          <w:b/>
-          <w:lang w:val="id_ID" w:bidi="id_ID"/>
-        </w:rPr>
         <w:t>"roti"</w:t>
       </w:r>
     </w:p>
@@ -10080,7 +9295,7 @@
         </w:rPr>
         <w:t xml:space="preserve"> dalam </w:t>
       </w:r>
-      <w:hyperlink r:id="rId21">
+      <w:hyperlink r:id="rId19">
         <w:r>
           <w:rPr>
             <w:lang w:val="id_ID" w:bidi="id_ID"/>
@@ -10173,21 +9388,6 @@
           <w:b/>
           <w:lang w:val="id_ID" w:bidi="id_ID"/>
         </w:rPr>
-        <w:t>ἔκλασεν καὶ ἐδίδου</w:t>
-      </w:r>
-    </w:p>
-    <w:p>
-      <w:pPr/>
-      <w:r>
-        <w:rPr>
-          <w:lang w:val="id_ID" w:bidi="id_ID"/>
-        </w:rPr>
-      </w:r>
-      <w:r>
-        <w:rPr>
-          <w:b/>
-          <w:lang w:val="id_ID" w:bidi="id_ID"/>
-        </w:rPr>
         <w:t>"memecah-mecahkannya dan memberikannya"</w:t>
       </w:r>
     </w:p>
@@ -10284,21 +9484,6 @@
           <w:b/>
           <w:lang w:val="id_ID" w:bidi="id_ID"/>
         </w:rPr>
-        <w:t>οἱ &amp; μαθηταὶ τοῖς ὄχλοις</w:t>
-      </w:r>
-    </w:p>
-    <w:p>
-      <w:pPr/>
-      <w:r>
-        <w:rPr>
-          <w:lang w:val="id_ID" w:bidi="id_ID"/>
-        </w:rPr>
-      </w:r>
-      <w:r>
-        <w:rPr>
-          <w:b/>
-          <w:lang w:val="id_ID" w:bidi="id_ID"/>
-        </w:rPr>
         <w:t>"lalu murid-murid-Nya memberikannya pula kepada orang banyak"</w:t>
       </w:r>
     </w:p>
@@ -10382,21 +9567,6 @@
           <w:b/>
           <w:lang w:val="id_ID" w:bidi="id_ID"/>
         </w:rPr>
-        <w:t>ἔφαγον πάντες &amp; ἦραν</w:t>
-      </w:r>
-    </w:p>
-    <w:p>
-      <w:pPr/>
-      <w:r>
-        <w:rPr>
-          <w:lang w:val="id_ID" w:bidi="id_ID"/>
-        </w:rPr>
-      </w:r>
-      <w:r>
-        <w:rPr>
-          <w:b/>
-          <w:lang w:val="id_ID" w:bidi="id_ID"/>
-        </w:rPr>
         <w:t>"mereka semuanya makan"</w:t>
       </w:r>
       <w:r>
@@ -10545,21 +9715,6 @@
           <w:b/>
           <w:lang w:val="id_ID" w:bidi="id_ID"/>
         </w:rPr>
-        <w:t>καὶ ἐχορτάσθησαν</w:t>
-      </w:r>
-    </w:p>
-    <w:p>
-      <w:pPr/>
-      <w:r>
-        <w:rPr>
-          <w:lang w:val="id_ID" w:bidi="id_ID"/>
-        </w:rPr>
-      </w:r>
-      <w:r>
-        <w:rPr>
-          <w:b/>
-          <w:lang w:val="id_ID" w:bidi="id_ID"/>
-        </w:rPr>
         <w:t>"sampai kenyang"</w:t>
       </w:r>
     </w:p>
@@ -10643,21 +9798,6 @@
           <w:b/>
           <w:lang w:val="id_ID" w:bidi="id_ID"/>
         </w:rPr>
-        <w:t>τὸ περισσεῦον τῶν κλασμάτων</w:t>
-      </w:r>
-    </w:p>
-    <w:p>
-      <w:pPr/>
-      <w:r>
-        <w:rPr>
-          <w:lang w:val="id_ID" w:bidi="id_ID"/>
-        </w:rPr>
-      </w:r>
-      <w:r>
-        <w:rPr>
-          <w:b/>
-          <w:lang w:val="id_ID" w:bidi="id_ID"/>
-        </w:rPr>
         <w:t>"potongan-potongan roti yang sisa"</w:t>
       </w:r>
     </w:p>
@@ -10754,21 +9894,6 @@
           <w:b/>
           <w:lang w:val="id_ID" w:bidi="id_ID"/>
         </w:rPr>
-        <w:t>σπυρίδας</w:t>
-      </w:r>
-    </w:p>
-    <w:p>
-      <w:pPr/>
-      <w:r>
-        <w:rPr>
-          <w:lang w:val="id_ID" w:bidi="id_ID"/>
-        </w:rPr>
-      </w:r>
-      <w:r>
-        <w:rPr>
-          <w:b/>
-          <w:lang w:val="id_ID" w:bidi="id_ID"/>
-        </w:rPr>
         <w:t>"bakul"</w:t>
       </w:r>
     </w:p>
@@ -10865,21 +9990,6 @@
           <w:b/>
           <w:lang w:val="id_ID" w:bidi="id_ID"/>
         </w:rPr>
-        <w:t>δὲ</w:t>
-      </w:r>
-    </w:p>
-    <w:p>
-      <w:pPr/>
-      <w:r>
-        <w:rPr>
-          <w:lang w:val="id_ID" w:bidi="id_ID"/>
-        </w:rPr>
-      </w:r>
-      <w:r>
-        <w:rPr>
-          <w:b/>
-          <w:lang w:val="id_ID" w:bidi="id_ID"/>
-        </w:rPr>
         <w:t>"Yang"</w:t>
       </w:r>
     </w:p>
@@ -10976,21 +10086,6 @@
           <w:b/>
           <w:lang w:val="id_ID" w:bidi="id_ID"/>
         </w:rPr>
-        <w:t>χωρὶς γυναικῶν καὶ παιδίων</w:t>
-      </w:r>
-    </w:p>
-    <w:p>
-      <w:pPr/>
-      <w:r>
-        <w:rPr>
-          <w:lang w:val="id_ID" w:bidi="id_ID"/>
-        </w:rPr>
-      </w:r>
-      <w:r>
-        <w:rPr>
-          <w:b/>
-          <w:lang w:val="id_ID" w:bidi="id_ID"/>
-        </w:rPr>
         <w:t>"tidak termasuk perempuan dan anak-anak"</w:t>
       </w:r>
     </w:p>
@@ -11087,21 +10182,6 @@
           <w:b/>
           <w:lang w:val="id_ID" w:bidi="id_ID"/>
         </w:rPr>
-        <w:t>ἐνέβη</w:t>
-      </w:r>
-    </w:p>
-    <w:p>
-      <w:pPr/>
-      <w:r>
-        <w:rPr>
-          <w:lang w:val="id_ID" w:bidi="id_ID"/>
-        </w:rPr>
-      </w:r>
-      <w:r>
-        <w:rPr>
-          <w:b/>
-          <w:lang w:val="id_ID" w:bidi="id_ID"/>
-        </w:rPr>
         <w:t>"Ia naik perahu dan bertolak"</w:t>
       </w:r>
     </w:p>
@@ -11185,21 +10265,6 @@
           <w:b/>
           <w:lang w:val="id_ID" w:bidi="id_ID"/>
         </w:rPr>
-        <w:t>ἦλθεν</w:t>
-      </w:r>
-    </w:p>
-    <w:p>
-      <w:pPr/>
-      <w:r>
-        <w:rPr>
-          <w:lang w:val="id_ID" w:bidi="id_ID"/>
-        </w:rPr>
-      </w:r>
-      <w:r>
-        <w:rPr>
-          <w:b/>
-          <w:lang w:val="id_ID" w:bidi="id_ID"/>
-        </w:rPr>
         <w:t>"bertolak"</w:t>
       </w:r>
     </w:p>
@@ -11296,21 +10361,6 @@
           <w:b/>
           <w:lang w:val="id_ID" w:bidi="id_ID"/>
         </w:rPr>
-        <w:t>Μαγαδάν</w:t>
-      </w:r>
-    </w:p>
-    <w:p>
-      <w:pPr/>
-      <w:r>
-        <w:rPr>
-          <w:lang w:val="id_ID" w:bidi="id_ID"/>
-        </w:rPr>
-      </w:r>
-      <w:r>
-        <w:rPr>
-          <w:b/>
-          <w:lang w:val="id_ID" w:bidi="id_ID"/>
-        </w:rPr>
         <w:t>"ke daerah Magadan"</w:t>
       </w:r>
     </w:p>
@@ -11439,21 +10489,6 @@
           <w:b/>
           <w:lang w:val="id_ID" w:bidi="id_ID"/>
         </w:rPr>
-        <w:t>Μαγαδάν</w:t>
-      </w:r>
-    </w:p>
-    <w:p>
-      <w:pPr/>
-      <w:r>
-        <w:rPr>
-          <w:lang w:val="id_ID" w:bidi="id_ID"/>
-        </w:rPr>
-      </w:r>
-      <w:r>
-        <w:rPr>
-          <w:b/>
-          <w:lang w:val="id_ID" w:bidi="id_ID"/>
-        </w:rPr>
         <w:t>"ke daerah Magadan"</w:t>
       </w:r>
     </w:p>
@@ -11550,21 +10585,6 @@
           <w:b/>
           <w:lang w:val="id_ID" w:bidi="id_ID"/>
         </w:rPr>
-        <w:t>καὶ</w:t>
-      </w:r>
-    </w:p>
-    <w:p>
-      <w:pPr/>
-      <w:r>
-        <w:rPr>
-          <w:lang w:val="id_ID" w:bidi="id_ID"/>
-        </w:rPr>
-      </w:r>
-      <w:r>
-        <w:rPr>
-          <w:b/>
-          <w:lang w:val="id_ID" w:bidi="id_ID"/>
-        </w:rPr>
         <w:t>"Kemudian"</w:t>
       </w:r>
     </w:p>
@@ -12355,7 +11375,7 @@
         </w:rPr>
         <w:t xml:space="preserve">Lihat diskusi tentang masalah tekstual di akhir Catatan Umum untuk Pasal ini untuk memutuskan apakah akan menyertakan </w:t>
       </w:r>
-      <w:hyperlink r:id="rId22">
+      <w:hyperlink r:id="rId20">
         <w:r>
           <w:rPr>
             <w:lang w:val="id_ID" w:bidi="id_ID"/>
@@ -13082,7 +12102,7 @@
         </w:rPr>
         <w:t xml:space="preserve">Apa yang Yesus katakan di sini identik dengan apa yang Ia katakan dalam </w:t>
       </w:r>
-      <w:hyperlink r:id="rId23">
+      <w:hyperlink r:id="rId21">
         <w:r>
           <w:rPr>
             <w:lang w:val="id_ID" w:bidi="id_ID"/>
@@ -13113,7 +12133,7 @@
         </w:rPr>
         <w:t xml:space="preserve">. Terjemahkan kalimat ini seperti yang Anda lakukan dalam </w:t>
       </w:r>
-      <w:hyperlink r:id="rId23">
+      <w:hyperlink r:id="rId21">
         <w:r>
           <w:rPr>
             <w:lang w:val="id_ID" w:bidi="id_ID"/>
@@ -13207,7 +12227,7 @@
         </w:rPr>
         <w:t xml:space="preserve"> merujuk kepada orang-orang Farisi dan orang-orang Saduki yang telah meminta tanda (lihat </w:t>
       </w:r>
-      <w:hyperlink r:id="rId24">
+      <w:hyperlink r:id="rId22">
         <w:r>
           <w:rPr>
             <w:lang w:val="id_ID" w:bidi="id_ID"/>
@@ -14359,7 +13379,7 @@
         </w:rPr>
         <w:t xml:space="preserve"> sampai pada </w:t>
       </w:r>
-      <w:hyperlink r:id="rId25">
+      <w:hyperlink r:id="rId23">
         <w:r>
           <w:rPr>
             <w:lang w:val="id_ID" w:bidi="id_ID"/>
@@ -14377,7 +13397,7 @@
         </w:rPr>
         <w:t xml:space="preserve">. Jadi, Anda harus mempertahankan metafora ini di sini tanpa menjelaskan maknanya, karena Matius akan memberikan penjelasannya dalam </w:t>
       </w:r>
-      <w:hyperlink r:id="rId25">
+      <w:hyperlink r:id="rId23">
         <w:r>
           <w:rPr>
             <w:lang w:val="id_ID" w:bidi="id_ID"/>
@@ -15247,7 +14267,7 @@
         </w:rPr>
         <w:t>Di sini, seperti dalam</w:t>
       </w:r>
-      <w:hyperlink r:id="rId26">
+      <w:hyperlink r:id="rId24">
         <w:r>
           <w:rPr>
             <w:lang w:val="id_ID" w:bidi="id_ID"/>
@@ -15675,7 +14695,7 @@
         </w:rPr>
         <w:t xml:space="preserve"> dalam </w:t>
       </w:r>
-      <w:hyperlink r:id="rId21">
+      <w:hyperlink r:id="rId19">
         <w:r>
           <w:rPr>
             <w:lang w:val="id_ID" w:bidi="id_ID"/>
@@ -15885,7 +14905,7 @@
         </w:rPr>
         <w:t xml:space="preserve"> dalam Matius </w:t>
       </w:r>
-      <w:hyperlink r:id="rId27">
+      <w:hyperlink r:id="rId25">
         <w:r>
           <w:rPr>
             <w:lang w:val="id_ID" w:bidi="id_ID"/>
@@ -16274,7 +15294,7 @@
         </w:rPr>
         <w:t xml:space="preserve"> dalam </w:t>
       </w:r>
-      <w:hyperlink r:id="rId21">
+      <w:hyperlink r:id="rId19">
         <w:r>
           <w:rPr>
             <w:lang w:val="id_ID" w:bidi="id_ID"/>
@@ -16580,7 +15600,7 @@
         </w:rPr>
         <w:t xml:space="preserve"> dalam </w:t>
       </w:r>
-      <w:hyperlink r:id="rId28">
+      <w:hyperlink r:id="rId26">
         <w:r>
           <w:rPr>
             <w:lang w:val="id_ID" w:bidi="id_ID"/>
@@ -16899,7 +15919,7 @@
         </w:rPr>
         <w:t xml:space="preserve">Di sini, sama seperti dalam </w:t>
       </w:r>
-      <w:hyperlink r:id="rId29">
+      <w:hyperlink r:id="rId27">
         <w:r>
           <w:rPr>
             <w:lang w:val="id_ID" w:bidi="id_ID"/>
@@ -17026,7 +16046,7 @@
         </w:rPr>
         <w:t xml:space="preserve">Di sini, sama seperti dalam </w:t>
       </w:r>
-      <w:hyperlink r:id="rId29">
+      <w:hyperlink r:id="rId27">
         <w:r>
           <w:rPr>
             <w:lang w:val="id_ID" w:bidi="id_ID"/>
@@ -17070,7 +16090,7 @@
         </w:rPr>
         <w:t xml:space="preserve"> sampai pada </w:t>
       </w:r>
-      <w:hyperlink r:id="rId25">
+      <w:hyperlink r:id="rId23">
         <w:r>
           <w:rPr>
             <w:lang w:val="id_ID" w:bidi="id_ID"/>
@@ -17088,7 +16108,7 @@
         </w:rPr>
         <w:t xml:space="preserve">. Jadi, Anda harus mempertahankan metafora ini di sini tanpa menjelaskan maknanya, karena Matius akan memberikan penjelasannya dalam </w:t>
       </w:r>
-      <w:hyperlink r:id="rId25">
+      <w:hyperlink r:id="rId23">
         <w:r>
           <w:rPr>
             <w:lang w:val="id_ID" w:bidi="id_ID"/>
@@ -24520,7 +23540,7 @@
         </w:rPr>
         <w:t>, jika memungkinkan Anda harus mempertahankan metafora tersebut atau mengungkapkan ide tersebut dalam bentuk perumpamaan. Lihat bagaimana Anda menerjemahkan ungkapan serupa dalam</w:t>
       </w:r>
-      <w:hyperlink r:id="rId30">
+      <w:hyperlink r:id="rId28">
         <w:r>
           <w:rPr>
             <w:lang w:val="id_ID" w:bidi="id_ID"/>
@@ -24743,7 +23763,7 @@
         </w:rPr>
         <w:t xml:space="preserve"> kehidupan mereka saat ini akan kehilangan kehidupan kekal mereka, dan bahwa mereka yang telah kehilangan kehidupan mereka saat ini akan menemukan kehidupan kekal mereka. Jika akan lebih memudahkan pemahaman dalam bahasa Anda, Anda bisa membuat gagasan ini lebih eksplisit. Lihat bagaimana Anda menerjemahkan gagasan serupa dalam </w:t>
       </w:r>
-      <w:hyperlink r:id="rId31">
+      <w:hyperlink r:id="rId29">
         <w:r>
           <w:rPr>
             <w:lang w:val="id_ID" w:bidi="id_ID"/>
@@ -24870,7 +23890,7 @@
         </w:rPr>
         <w:t xml:space="preserve"> seseorang. Jika akan lebih memudahkan pemahaman dalam bahasa Anda, Anda bisa menggunakan ungkapan yang sebanding atau menyatakan maknanya secara jelas. Lihat bagaimana Anda menerjemahkan klausa serupa dalam </w:t>
       </w:r>
-      <w:hyperlink r:id="rId31">
+      <w:hyperlink r:id="rId29">
         <w:r>
           <w:rPr>
             <w:lang w:val="id_ID" w:bidi="id_ID"/>
@@ -25106,7 +24126,7 @@
         </w:rPr>
         <w:t xml:space="preserve">. Agar mudah dipahami dalam bahasa Anda, Anda bisa menggunakan ungkapan yang sebanding atau menyatakan maknanya dengan jelas. Lihat bagaimana Anda menerjemahkan klausa serupa dalam </w:t>
       </w:r>
-      <w:hyperlink r:id="rId31">
+      <w:hyperlink r:id="rId29">
         <w:r>
           <w:rPr>
             <w:lang w:val="id_ID" w:bidi="id_ID"/>
@@ -25316,7 +24336,7 @@
         </w:rPr>
         <w:t xml:space="preserve">memperkenalkan dasar lain untuk apa yang Yesus katakan dalam </w:t>
       </w:r>
-      <w:hyperlink r:id="rId32">
+      <w:hyperlink r:id="rId30">
         <w:r>
           <w:rPr>
             <w:lang w:val="id_ID" w:bidi="id_ID"/>
@@ -26157,21 +25177,6 @@
           <w:b/>
           <w:lang w:val="id_ID" w:bidi="id_ID"/>
         </w:rPr>
-        <w:t>σου</w:t>
-      </w:r>
-    </w:p>
-    <w:p>
-      <w:pPr/>
-      <w:r>
-        <w:rPr>
-          <w:lang w:val="id_ID" w:bidi="id_ID"/>
-        </w:rPr>
-      </w:r>
-      <w:r>
-        <w:rPr>
-          <w:b/>
-          <w:lang w:val="id_ID" w:bidi="id_ID"/>
-        </w:rPr>
         <w:t>"Mu"</w:t>
       </w:r>
     </w:p>
@@ -26254,21 +25259,6 @@
         <w:rPr>
           <w:lang w:val="id_ID" w:bidi="id_ID"/>
         </w:rPr>
-      </w:r>
-    </w:p>
-    <w:p>
-      <w:pPr/>
-      <w:r>
-        <w:rPr>
-          <w:lang w:val="id_ID" w:bidi="id_ID"/>
-        </w:rPr>
-      </w:r>
-      <w:r>
-        <w:rPr>
-          <w:b/>
-          <w:lang w:val="id_ID" w:bidi="id_ID"/>
-        </w:rPr>
-        <w:t>οὐκ ἐδώκατέ μοι φαγεῖν &amp; οὐκ ἐποτίσατέ με</w:t>
       </w:r>
     </w:p>
     <w:p>

--- a/ind/docx/40.content.docx
+++ b/ind/docx/40.content.docx
@@ -28,15 +28,49 @@
       </w:r>
     </w:p>
     <w:p>
-      <w:pPr/>
-      <w:r>
-        <w:rPr>
-          <w:lang w:val="id_ID" w:bidi="id_ID"/>
-        </w:rPr>
-      </w:r>
-      <w:r>
-        <w:rPr>
-          <w:b/>
+      <w:pPr>
+        <w:pStyle w:val="Heading2"/>
+      </w:pPr>
+      <w:r>
+        <w:rPr>
+          <w:lang w:val="id_ID" w:bidi="id_ID"/>
+        </w:rPr>
+        <w:t>License Information</w:t>
+      </w:r>
+      <w:r>
+        <w:rPr>
+          <w:lang w:val="id_ID" w:bidi="id_ID"/>
+        </w:rPr>
+      </w:r>
+    </w:p>
+    <w:p>
+      <w:pPr/>
+      <w:r>
+        <w:rPr>
+          <w:lang w:val="id_ID" w:bidi="id_ID"/>
+        </w:rPr>
+      </w:r>
+      <w:r>
+        <w:rPr>
+          <w:b/>
+          <w:lang w:val="id_ID" w:bidi="id_ID"/>
+        </w:rPr>
+        <w:t>Catatan Terjemahan (unfoldingWord)</w:t>
+      </w:r>
+      <w:r>
+        <w:rPr>
+          <w:lang w:val="id_ID" w:bidi="id_ID"/>
+        </w:rPr>
+        <w:t xml:space="preserve"> (Indonesian) is based on</w:t>
+      </w:r>
+      <w:r>
+        <w:rPr>
+          <w:lang w:val="id_ID" w:bidi="id_ID"/>
+        </w:rPr>
+        <w:t xml:space="preserve">: </w:t>
+      </w:r>
+      <w:r>
+        <w:rPr>
           <w:lang w:val="id_ID" w:bidi="id_ID"/>
         </w:rPr>
         <w:t>unfoldingWord® Translation Notes</w:t>
@@ -45,31 +79,62 @@
         <w:rPr>
           <w:lang w:val="id_ID" w:bidi="id_ID"/>
         </w:rPr>
-        <w:t xml:space="preserve"> © 2022 unfoldingWord. Released under CC BY-SA 4.0 license. </w:t>
-      </w:r>
-      <w:r>
-        <w:rPr>
-          <w:lang w:val="id_ID" w:bidi="id_ID"/>
-        </w:rPr>
-        <w:t>unfoldingWord® Translation Notes</w:t>
-      </w:r>
-      <w:r>
-        <w:rPr>
-          <w:lang w:val="id_ID" w:bidi="id_ID"/>
-        </w:rPr>
-        <w:t xml:space="preserve"> has been adapted in the following languages: Tok Pisin, Arabic (عربي), French (Français), Hindi (हिंदी), Indonesian (Bahasa Indonesia), Portuguese (Português), Russian (Русский), Spanish (Español), Swahili (Kiswahili), and Simplified Chinese (简体中文) from </w:t>
-      </w:r>
-      <w:r>
-        <w:rPr>
-          <w:lang w:val="id_ID" w:bidi="id_ID"/>
-        </w:rPr>
-        <w:t>unfoldingWord® Translation Notes</w:t>
-      </w:r>
-      <w:r>
-        <w:rPr>
-          <w:lang w:val="id_ID" w:bidi="id_ID"/>
-        </w:rPr>
-        <w:t xml:space="preserve"> © 2022 unfoldingWord. Released under CC BY-SA 4.0 license by Mission Mutual</w:t>
+        <w:t xml:space="preserve">, </w:t>
+      </w:r>
+      <w:hyperlink r:id="rId13">
+        <w:r>
+          <w:rPr>
+            <w:lang w:val="id_ID" w:bidi="id_ID"/>
+          </w:rPr>
+          <w:rPr>
+            <w:color w:val="0000EE"/>
+            <w:u w:val="single"/>
+          </w:rPr>
+          <w:t>unfoldingWord</w:t>
+        </w:r>
+      </w:hyperlink>
+      <w:r>
+        <w:rPr>
+          <w:lang w:val="id_ID" w:bidi="id_ID"/>
+        </w:rPr>
+        <w:t xml:space="preserve">, 2022, which is licensed under a </w:t>
+      </w:r>
+      <w:hyperlink r:id="rId14">
+        <w:r>
+          <w:rPr>
+            <w:lang w:val="id_ID" w:bidi="id_ID"/>
+          </w:rPr>
+          <w:rPr>
+            <w:color w:val="0000EE"/>
+            <w:u w:val="single"/>
+          </w:rPr>
+          <w:t>CC BY-SA 4.0 license</w:t>
+        </w:r>
+      </w:hyperlink>
+      <w:r>
+        <w:rPr>
+          <w:lang w:val="id_ID" w:bidi="id_ID"/>
+        </w:rPr>
+        <w:t>.</w:t>
+      </w:r>
+      <w:r>
+        <w:rPr>
+          <w:lang w:val="id_ID" w:bidi="id_ID"/>
+        </w:rPr>
+      </w:r>
+    </w:p>
+    <w:p>
+      <w:pPr/>
+      <w:r>
+        <w:rPr>
+          <w:lang w:val="id_ID" w:bidi="id_ID"/>
+        </w:rPr>
+      </w:r>
+      <w:r>
+        <w:rPr>
+          <w:lang w:val="id_ID" w:bidi="id_ID"/>
+        </w:rPr>
+        <w:t>This PDF version is provided under the same license.</w:t>
       </w:r>
       <w:r>
         <w:rPr>
@@ -626,7 +691,7 @@
         </w:rPr>
         <w:t xml:space="preserve"> untuk merujuk kepada Timotius dan dirinya sendiri, atau kepada semua orang percaya, yang juga mencakup mereka berdua. Jadi secara umum, kata-kata ini mencakup si penerima. Sebuah catatan akan membahas satu pengecualian yang mungkin terjadi dalam </w:t>
       </w:r>
-      <w:hyperlink r:id="rId13">
+      <w:hyperlink r:id="rId15">
         <w:r>
           <w:rPr>
             <w:lang w:val="id_ID" w:bidi="id_ID"/>
@@ -1556,7 +1621,7 @@
         </w:rPr>
         <w:t xml:space="preserve"> dalam </w:t>
       </w:r>
-      <w:hyperlink r:id="rId14">
+      <w:hyperlink r:id="rId16">
         <w:r>
           <w:rPr>
             <w:lang w:val="id_ID" w:bidi="id_ID"/>
@@ -3923,7 +3988,7 @@
         </w:rPr>
         <w:t xml:space="preserve"> digunakan sebagai sebutan sayang kepada Gayus sebagai rekan seiman. Lihat bagaimana Anda menerjemahkannya dalam </w:t>
       </w:r>
-      <w:hyperlink r:id="rId15">
+      <w:hyperlink r:id="rId17">
         <w:r>
           <w:rPr>
             <w:lang w:val="id_ID" w:bidi="id_ID"/>
@@ -4510,6 +4575,21 @@
           <w:b/>
           <w:lang w:val="id_ID" w:bidi="id_ID"/>
         </w:rPr>
+        <w:t>δὲ</w:t>
+      </w:r>
+    </w:p>
+    <w:p>
+      <w:pPr/>
+      <w:r>
+        <w:rPr>
+          <w:lang w:val="id_ID" w:bidi="id_ID"/>
+        </w:rPr>
+      </w:r>
+      <w:r>
+        <w:rPr>
+          <w:b/>
+          <w:lang w:val="id_ID" w:bidi="id_ID"/>
+        </w:rPr>
         <w:t>"Tetapi"</w:t>
       </w:r>
     </w:p>
@@ -4619,6 +4699,21 @@
           <w:b/>
           <w:lang w:val="id_ID" w:bidi="id_ID"/>
         </w:rPr>
+        <w:t>προσεκύνει αὐτῷ</w:t>
+      </w:r>
+    </w:p>
+    <w:p>
+      <w:pPr/>
+      <w:r>
+        <w:rPr>
+          <w:lang w:val="id_ID" w:bidi="id_ID"/>
+        </w:rPr>
+      </w:r>
+      <w:r>
+        <w:rPr>
+          <w:b/>
+          <w:lang w:val="id_ID" w:bidi="id_ID"/>
+        </w:rPr>
         <w:t>"menyembah Dia"</w:t>
       </w:r>
     </w:p>
@@ -4702,6 +4797,21 @@
           <w:b/>
           <w:lang w:val="id_ID" w:bidi="id_ID"/>
         </w:rPr>
+        <w:t>βοήθει</w:t>
+      </w:r>
+    </w:p>
+    <w:p>
+      <w:pPr/>
+      <w:r>
+        <w:rPr>
+          <w:lang w:val="id_ID" w:bidi="id_ID"/>
+        </w:rPr>
+      </w:r>
+      <w:r>
+        <w:rPr>
+          <w:b/>
+          <w:lang w:val="id_ID" w:bidi="id_ID"/>
+        </w:rPr>
         <w:t>"tolonglah"</w:t>
       </w:r>
     </w:p>
@@ -4785,6 +4895,21 @@
           <w:b/>
           <w:lang w:val="id_ID" w:bidi="id_ID"/>
         </w:rPr>
+        <w:t>βοήθει</w:t>
+      </w:r>
+    </w:p>
+    <w:p>
+      <w:pPr/>
+      <w:r>
+        <w:rPr>
+          <w:lang w:val="id_ID" w:bidi="id_ID"/>
+        </w:rPr>
+      </w:r>
+      <w:r>
+        <w:rPr>
+          <w:b/>
+          <w:lang w:val="id_ID" w:bidi="id_ID"/>
+        </w:rPr>
         <w:t>"tolonglah"</w:t>
       </w:r>
     </w:p>
@@ -4868,6 +4993,21 @@
           <w:b/>
           <w:lang w:val="id_ID" w:bidi="id_ID"/>
         </w:rPr>
+        <w:t>οὐκ ἔστιν καλὸν λαβεῖν τὸν ἄρτον τῶν τέκνων καὶ βαλεῖν τοῖς κυναρίοις</w:t>
+      </w:r>
+    </w:p>
+    <w:p>
+      <w:pPr/>
+      <w:r>
+        <w:rPr>
+          <w:lang w:val="id_ID" w:bidi="id_ID"/>
+        </w:rPr>
+      </w:r>
+      <w:r>
+        <w:rPr>
+          <w:b/>
+          <w:lang w:val="id_ID" w:bidi="id_ID"/>
+        </w:rPr>
         <w:t>"Tidak patut mengambil roti yang disediakan bagi anak-anak dan melemparkannya kepada anjing"</w:t>
       </w:r>
     </w:p>
@@ -4990,6 +5130,21 @@
           <w:b/>
           <w:lang w:val="id_ID" w:bidi="id_ID"/>
         </w:rPr>
+        <w:t>τὸν ἄρτον τῶν τέκνων</w:t>
+      </w:r>
+    </w:p>
+    <w:p>
+      <w:pPr/>
+      <w:r>
+        <w:rPr>
+          <w:lang w:val="id_ID" w:bidi="id_ID"/>
+        </w:rPr>
+      </w:r>
+      <w:r>
+        <w:rPr>
+          <w:b/>
+          <w:lang w:val="id_ID" w:bidi="id_ID"/>
+        </w:rPr>
         <w:t>"roti yang disediakan bagi anak-anak"</w:t>
       </w:r>
     </w:p>
@@ -5099,6 +5254,21 @@
           <w:b/>
           <w:lang w:val="id_ID" w:bidi="id_ID"/>
         </w:rPr>
+        <w:t>τὸν ἄρτον</w:t>
+      </w:r>
+    </w:p>
+    <w:p>
+      <w:pPr/>
+      <w:r>
+        <w:rPr>
+          <w:lang w:val="id_ID" w:bidi="id_ID"/>
+        </w:rPr>
+      </w:r>
+      <w:r>
+        <w:rPr>
+          <w:b/>
+          <w:lang w:val="id_ID" w:bidi="id_ID"/>
+        </w:rPr>
         <w:t>"roti"</w:t>
       </w:r>
     </w:p>
@@ -5195,6 +5365,21 @@
           <w:b/>
           <w:lang w:val="id_ID" w:bidi="id_ID"/>
         </w:rPr>
+        <w:t>βαλεῖν τοῖς κυναρίοις</w:t>
+      </w:r>
+    </w:p>
+    <w:p>
+      <w:pPr/>
+      <w:r>
+        <w:rPr>
+          <w:lang w:val="id_ID" w:bidi="id_ID"/>
+        </w:rPr>
+      </w:r>
+      <w:r>
+        <w:rPr>
+          <w:b/>
+          <w:lang w:val="id_ID" w:bidi="id_ID"/>
+        </w:rPr>
         <w:t>"melemparkannya kepada anjing."</w:t>
       </w:r>
     </w:p>
@@ -5291,6 +5476,21 @@
           <w:b/>
           <w:lang w:val="id_ID" w:bidi="id_ID"/>
         </w:rPr>
+        <w:t>τοῖς κυναρίοις</w:t>
+      </w:r>
+    </w:p>
+    <w:p>
+      <w:pPr/>
+      <w:r>
+        <w:rPr>
+          <w:lang w:val="id_ID" w:bidi="id_ID"/>
+        </w:rPr>
+      </w:r>
+      <w:r>
+        <w:rPr>
+          <w:b/>
+          <w:lang w:val="id_ID" w:bidi="id_ID"/>
+        </w:rPr>
         <w:t>"kepada anjing"</w:t>
       </w:r>
     </w:p>
@@ -5387,6 +5587,21 @@
           <w:b/>
           <w:lang w:val="id_ID" w:bidi="id_ID"/>
         </w:rPr>
+        <w:t>ναί</w:t>
+      </w:r>
+    </w:p>
+    <w:p>
+      <w:pPr/>
+      <w:r>
+        <w:rPr>
+          <w:lang w:val="id_ID" w:bidi="id_ID"/>
+        </w:rPr>
+      </w:r>
+      <w:r>
+        <w:rPr>
+          <w:b/>
+          <w:lang w:val="id_ID" w:bidi="id_ID"/>
+        </w:rPr>
         <w:t>"Benar"</w:t>
       </w:r>
     </w:p>
@@ -5483,6 +5698,21 @@
           <w:b/>
           <w:lang w:val="id_ID" w:bidi="id_ID"/>
         </w:rPr>
+        <w:t>καὶ γὰρ</w:t>
+      </w:r>
+    </w:p>
+    <w:p>
+      <w:pPr/>
+      <w:r>
+        <w:rPr>
+          <w:lang w:val="id_ID" w:bidi="id_ID"/>
+        </w:rPr>
+      </w:r>
+      <w:r>
+        <w:rPr>
+          <w:b/>
+          <w:lang w:val="id_ID" w:bidi="id_ID"/>
+        </w:rPr>
         <w:t>"namun"</w:t>
       </w:r>
     </w:p>
@@ -5592,6 +5822,21 @@
           <w:b/>
           <w:lang w:val="id_ID" w:bidi="id_ID"/>
         </w:rPr>
+        <w:t>καὶ γὰρ τὰ κυνάρια ἐσθίει ἀπὸ τῶν ψιχίων τῶν πιπτόντων ἀπὸ τῆς τραπέζης τῶν κυρίων αὐτῶν</w:t>
+      </w:r>
+    </w:p>
+    <w:p>
+      <w:pPr/>
+      <w:r>
+        <w:rPr>
+          <w:lang w:val="id_ID" w:bidi="id_ID"/>
+        </w:rPr>
+      </w:r>
+      <w:r>
+        <w:rPr>
+          <w:b/>
+          <w:lang w:val="id_ID" w:bidi="id_ID"/>
+        </w:rPr>
         <w:t>"namun anjing itu makan remah-remah yang jatuh dari meja tuannya"</w:t>
       </w:r>
     </w:p>
@@ -5608,7 +5853,7 @@
         </w:rPr>
         <w:t xml:space="preserve">Untuk meminta Yesus membantunya, Perempuan itu menawarkan sebuah cerita atau ilustrasi berdasarkan Perumpamaan yang Yesus ceritakan dalam </w:t>
       </w:r>
-      <w:hyperlink r:id="rId16">
+      <w:hyperlink r:id="rId18">
         <w:r>
           <w:rPr>
             <w:lang w:val="id_ID" w:bidi="id_ID"/>
@@ -5719,6 +5964,21 @@
           <w:b/>
           <w:lang w:val="id_ID" w:bidi="id_ID"/>
         </w:rPr>
+        <w:t>τὰ κυνάρια</w:t>
+      </w:r>
+    </w:p>
+    <w:p>
+      <w:pPr/>
+      <w:r>
+        <w:rPr>
+          <w:lang w:val="id_ID" w:bidi="id_ID"/>
+        </w:rPr>
+      </w:r>
+      <w:r>
+        <w:rPr>
+          <w:b/>
+          <w:lang w:val="id_ID" w:bidi="id_ID"/>
+        </w:rPr>
         <w:t>"anjing"</w:t>
       </w:r>
     </w:p>
@@ -5735,7 +5995,7 @@
         </w:rPr>
         <w:t xml:space="preserve">Lihat bagaimana Anda menerjemahkan frasa ini pada </w:t>
       </w:r>
-      <w:hyperlink r:id="rId16">
+      <w:hyperlink r:id="rId18">
         <w:r>
           <w:rPr>
             <w:lang w:val="id_ID" w:bidi="id_ID"/>
@@ -5820,6 +6080,21 @@
           <w:b/>
           <w:lang w:val="id_ID" w:bidi="id_ID"/>
         </w:rPr>
+        <w:t>τῶν ψιχίων τῶν πιπτόντων ἀπὸ τῆς τραπέζης τῶν κυρίων αὐτῶν</w:t>
+      </w:r>
+    </w:p>
+    <w:p>
+      <w:pPr/>
+      <w:r>
+        <w:rPr>
+          <w:lang w:val="id_ID" w:bidi="id_ID"/>
+        </w:rPr>
+      </w:r>
+      <w:r>
+        <w:rPr>
+          <w:b/>
+          <w:lang w:val="id_ID" w:bidi="id_ID"/>
+        </w:rPr>
         <w:t>"remah-remah yang jatuh dari meja tuannya"</w:t>
       </w:r>
     </w:p>
@@ -5929,6 +6204,21 @@
           <w:b/>
           <w:lang w:val="id_ID" w:bidi="id_ID"/>
         </w:rPr>
+        <w:t>τῆς τραπέζης</w:t>
+      </w:r>
+    </w:p>
+    <w:p>
+      <w:pPr/>
+      <w:r>
+        <w:rPr>
+          <w:lang w:val="id_ID" w:bidi="id_ID"/>
+        </w:rPr>
+      </w:r>
+      <w:r>
+        <w:rPr>
+          <w:b/>
+          <w:lang w:val="id_ID" w:bidi="id_ID"/>
+        </w:rPr>
         <w:t>"meja"</w:t>
       </w:r>
     </w:p>
@@ -6025,6 +6315,21 @@
           <w:b/>
           <w:lang w:val="id_ID" w:bidi="id_ID"/>
         </w:rPr>
+        <w:t>ὦ γύναι</w:t>
+      </w:r>
+    </w:p>
+    <w:p>
+      <w:pPr/>
+      <w:r>
+        <w:rPr>
+          <w:lang w:val="id_ID" w:bidi="id_ID"/>
+        </w:rPr>
+      </w:r>
+      <w:r>
+        <w:rPr>
+          <w:b/>
+          <w:lang w:val="id_ID" w:bidi="id_ID"/>
+        </w:rPr>
         <w:t>"Hai ibu"</w:t>
       </w:r>
     </w:p>
@@ -6121,6 +6426,21 @@
           <w:b/>
           <w:lang w:val="id_ID" w:bidi="id_ID"/>
         </w:rPr>
+        <w:t>μεγάλη σου ἡ πίστις</w:t>
+      </w:r>
+    </w:p>
+    <w:p>
+      <w:pPr/>
+      <w:r>
+        <w:rPr>
+          <w:lang w:val="id_ID" w:bidi="id_ID"/>
+        </w:rPr>
+      </w:r>
+      <w:r>
+        <w:rPr>
+          <w:b/>
+          <w:lang w:val="id_ID" w:bidi="id_ID"/>
+        </w:rPr>
         <w:t>"besar imanmu"</w:t>
       </w:r>
     </w:p>
@@ -6217,6 +6537,21 @@
           <w:b/>
           <w:lang w:val="id_ID" w:bidi="id_ID"/>
         </w:rPr>
+        <w:t>σου &amp; σοι &amp; θέλεις</w:t>
+      </w:r>
+    </w:p>
+    <w:p>
+      <w:pPr/>
+      <w:r>
+        <w:rPr>
+          <w:lang w:val="id_ID" w:bidi="id_ID"/>
+        </w:rPr>
+      </w:r>
+      <w:r>
+        <w:rPr>
+          <w:b/>
+          <w:lang w:val="id_ID" w:bidi="id_ID"/>
+        </w:rPr>
         <w:t>"mu"</w:t>
       </w:r>
       <w:r>
@@ -6365,6 +6700,21 @@
           <w:b/>
           <w:lang w:val="id_ID" w:bidi="id_ID"/>
         </w:rPr>
+        <w:t>γενηθήτω</w:t>
+      </w:r>
+    </w:p>
+    <w:p>
+      <w:pPr/>
+      <w:r>
+        <w:rPr>
+          <w:lang w:val="id_ID" w:bidi="id_ID"/>
+        </w:rPr>
+      </w:r>
+      <w:r>
+        <w:rPr>
+          <w:b/>
+          <w:lang w:val="id_ID" w:bidi="id_ID"/>
+        </w:rPr>
         <w:t>"maka jadilah"</w:t>
       </w:r>
     </w:p>
@@ -6448,6 +6798,21 @@
           <w:b/>
           <w:lang w:val="id_ID" w:bidi="id_ID"/>
         </w:rPr>
+        <w:t>γενηθήτω</w:t>
+      </w:r>
+    </w:p>
+    <w:p>
+      <w:pPr/>
+      <w:r>
+        <w:rPr>
+          <w:lang w:val="id_ID" w:bidi="id_ID"/>
+        </w:rPr>
+      </w:r>
+      <w:r>
+        <w:rPr>
+          <w:b/>
+          <w:lang w:val="id_ID" w:bidi="id_ID"/>
+        </w:rPr>
         <w:t>"maka jadilah"</w:t>
       </w:r>
     </w:p>
@@ -6531,6 +6896,21 @@
           <w:b/>
           <w:lang w:val="id_ID" w:bidi="id_ID"/>
         </w:rPr>
+        <w:t>ἰάθη ἡ θυγάτηρ αὐτῆς</w:t>
+      </w:r>
+    </w:p>
+    <w:p>
+      <w:pPr/>
+      <w:r>
+        <w:rPr>
+          <w:lang w:val="id_ID" w:bidi="id_ID"/>
+        </w:rPr>
+      </w:r>
+      <w:r>
+        <w:rPr>
+          <w:b/>
+          <w:lang w:val="id_ID" w:bidi="id_ID"/>
+        </w:rPr>
         <w:t>"anaknya sembuh"</w:t>
       </w:r>
     </w:p>
@@ -6614,6 +6994,21 @@
           <w:b/>
           <w:lang w:val="id_ID" w:bidi="id_ID"/>
         </w:rPr>
+        <w:t>ἀπὸ τῆς ὥρας ἐκείνης</w:t>
+      </w:r>
+    </w:p>
+    <w:p>
+      <w:pPr/>
+      <w:r>
+        <w:rPr>
+          <w:lang w:val="id_ID" w:bidi="id_ID"/>
+        </w:rPr>
+      </w:r>
+      <w:r>
+        <w:rPr>
+          <w:b/>
+          <w:lang w:val="id_ID" w:bidi="id_ID"/>
+        </w:rPr>
         <w:t>"seketika itu"</w:t>
       </w:r>
     </w:p>
@@ -6723,6 +7118,21 @@
           <w:b/>
           <w:lang w:val="id_ID" w:bidi="id_ID"/>
         </w:rPr>
+        <w:t>καὶ μεταβὰς ἐκεῖθεν, ὁ Ἰησοῦς</w:t>
+      </w:r>
+    </w:p>
+    <w:p>
+      <w:pPr/>
+      <w:r>
+        <w:rPr>
+          <w:lang w:val="id_ID" w:bidi="id_ID"/>
+        </w:rPr>
+      </w:r>
+      <w:r>
+        <w:rPr>
+          <w:b/>
+          <w:lang w:val="id_ID" w:bidi="id_ID"/>
+        </w:rPr>
         <w:t>"Setelah meninggalkan daerah itu, Yesus"</w:t>
       </w:r>
     </w:p>
@@ -6819,6 +7229,21 @@
           <w:b/>
           <w:lang w:val="id_ID" w:bidi="id_ID"/>
         </w:rPr>
+        <w:t>ἐκεῖθεν</w:t>
+      </w:r>
+    </w:p>
+    <w:p>
+      <w:pPr/>
+      <w:r>
+        <w:rPr>
+          <w:lang w:val="id_ID" w:bidi="id_ID"/>
+        </w:rPr>
+      </w:r>
+      <w:r>
+        <w:rPr>
+          <w:b/>
+          <w:lang w:val="id_ID" w:bidi="id_ID"/>
+        </w:rPr>
         <w:t>"daerah itu"</w:t>
       </w:r>
     </w:p>
@@ -6835,7 +7260,7 @@
         </w:rPr>
         <w:t xml:space="preserve">Di sini, kata tersebut merujuk pada daerah di dekat kota Tirus dan Sidon (lihat </w:t>
       </w:r>
-      <w:hyperlink r:id="rId17">
+      <w:hyperlink r:id="rId19">
         <w:r>
           <w:rPr>
             <w:lang w:val="id_ID" w:bidi="id_ID"/>
@@ -6920,6 +7345,21 @@
           <w:b/>
           <w:lang w:val="id_ID" w:bidi="id_ID"/>
         </w:rPr>
+        <w:t>ὁ Ἰησοῦς ἦλθεν</w:t>
+      </w:r>
+    </w:p>
+    <w:p>
+      <w:pPr/>
+      <w:r>
+        <w:rPr>
+          <w:lang w:val="id_ID" w:bidi="id_ID"/>
+        </w:rPr>
+      </w:r>
+      <w:r>
+        <w:rPr>
+          <w:b/>
+          <w:lang w:val="id_ID" w:bidi="id_ID"/>
+        </w:rPr>
         <w:t>"Yesus menyusur"</w:t>
       </w:r>
     </w:p>
@@ -7016,6 +7456,21 @@
           <w:b/>
           <w:lang w:val="id_ID" w:bidi="id_ID"/>
         </w:rPr>
+        <w:t>ἀναβὰς</w:t>
+      </w:r>
+    </w:p>
+    <w:p>
+      <w:pPr/>
+      <w:r>
+        <w:rPr>
+          <w:lang w:val="id_ID" w:bidi="id_ID"/>
+        </w:rPr>
+      </w:r>
+      <w:r>
+        <w:rPr>
+          <w:b/>
+          <w:lang w:val="id_ID" w:bidi="id_ID"/>
+        </w:rPr>
         <w:t>"dan naik"</w:t>
       </w:r>
     </w:p>
@@ -7112,6 +7567,21 @@
           <w:b/>
           <w:lang w:val="id_ID" w:bidi="id_ID"/>
         </w:rPr>
+        <w:t>τὸ ὄρος</w:t>
+      </w:r>
+    </w:p>
+    <w:p>
+      <w:pPr/>
+      <w:r>
+        <w:rPr>
+          <w:lang w:val="id_ID" w:bidi="id_ID"/>
+        </w:rPr>
+      </w:r>
+      <w:r>
+        <w:rPr>
+          <w:b/>
+          <w:lang w:val="id_ID" w:bidi="id_ID"/>
+        </w:rPr>
         <w:t>"bukit"</w:t>
       </w:r>
     </w:p>
@@ -7208,6 +7678,21 @@
           <w:b/>
           <w:lang w:val="id_ID" w:bidi="id_ID"/>
         </w:rPr>
+        <w:t>χωλούς, τυφλούς, κυλλούς, κωφούς</w:t>
+      </w:r>
+    </w:p>
+    <w:p>
+      <w:pPr/>
+      <w:r>
+        <w:rPr>
+          <w:lang w:val="id_ID" w:bidi="id_ID"/>
+        </w:rPr>
+      </w:r>
+      <w:r>
+        <w:rPr>
+          <w:b/>
+          <w:lang w:val="id_ID" w:bidi="id_ID"/>
+        </w:rPr>
         <w:t>"orang lumpuh, orang timpang, orang buta, orang bisu"</w:t>
       </w:r>
     </w:p>
@@ -7343,6 +7828,21 @@
           <w:b/>
           <w:lang w:val="id_ID" w:bidi="id_ID"/>
         </w:rPr>
+        <w:t>ἑτέρους πολλούς</w:t>
+      </w:r>
+    </w:p>
+    <w:p>
+      <w:pPr/>
+      <w:r>
+        <w:rPr>
+          <w:lang w:val="id_ID" w:bidi="id_ID"/>
+        </w:rPr>
+      </w:r>
+      <w:r>
+        <w:rPr>
+          <w:b/>
+          <w:lang w:val="id_ID" w:bidi="id_ID"/>
+        </w:rPr>
         <w:t>"banyak lagi yang lain</w:t>
       </w:r>
     </w:p>
@@ -7426,6 +7926,21 @@
           <w:b/>
           <w:lang w:val="id_ID" w:bidi="id_ID"/>
         </w:rPr>
+        <w:t>ἔρριψαν αὐτοὺς παρὰ τοὺς πόδας αὐτοῦ</w:t>
+      </w:r>
+    </w:p>
+    <w:p>
+      <w:pPr/>
+      <w:r>
+        <w:rPr>
+          <w:lang w:val="id_ID" w:bidi="id_ID"/>
+        </w:rPr>
+      </w:r>
+      <w:r>
+        <w:rPr>
+          <w:b/>
+          <w:lang w:val="id_ID" w:bidi="id_ID"/>
+        </w:rPr>
         <w:t>"meletakkan mereka pada kaki Yesus"</w:t>
       </w:r>
     </w:p>
@@ -7535,6 +8050,21 @@
           <w:b/>
           <w:lang w:val="id_ID" w:bidi="id_ID"/>
         </w:rPr>
+        <w:t>ἔρριψαν αὐτοὺς &amp; αὐτούς</w:t>
+      </w:r>
+    </w:p>
+    <w:p>
+      <w:pPr/>
+      <w:r>
+        <w:rPr>
+          <w:lang w:val="id_ID" w:bidi="id_ID"/>
+        </w:rPr>
+      </w:r>
+      <w:r>
+        <w:rPr>
+          <w:b/>
+          <w:lang w:val="id_ID" w:bidi="id_ID"/>
+        </w:rPr>
         <w:t>"lalu meletakkan mereka"</w:t>
       </w:r>
       <w:r>
@@ -7670,6 +8200,21 @@
           <w:b/>
           <w:lang w:val="id_ID" w:bidi="id_ID"/>
         </w:rPr>
+        <w:t>ὥστε</w:t>
+      </w:r>
+    </w:p>
+    <w:p>
+      <w:pPr/>
+      <w:r>
+        <w:rPr>
+          <w:lang w:val="id_ID" w:bidi="id_ID"/>
+        </w:rPr>
+      </w:r>
+      <w:r>
+        <w:rPr>
+          <w:b/>
+          <w:lang w:val="id_ID" w:bidi="id_ID"/>
+        </w:rPr>
         <w:t>"Maka"</w:t>
       </w:r>
     </w:p>
@@ -7766,6 +8311,21 @@
           <w:b/>
           <w:lang w:val="id_ID" w:bidi="id_ID"/>
         </w:rPr>
+        <w:t>κωφοὺς &amp; κυλλοὺς &amp; χωλοὺς &amp; τυφλοὺς</w:t>
+      </w:r>
+    </w:p>
+    <w:p>
+      <w:pPr/>
+      <w:r>
+        <w:rPr>
+          <w:lang w:val="id_ID" w:bidi="id_ID"/>
+        </w:rPr>
+      </w:r>
+      <w:r>
+        <w:rPr>
+          <w:b/>
+          <w:lang w:val="id_ID" w:bidi="id_ID"/>
+        </w:rPr>
         <w:t>"orang bisu"</w:t>
       </w:r>
       <w:r>
@@ -7821,7 +8381,7 @@
         </w:rPr>
         <w:t xml:space="preserve">Lihat bagaimana Anda menerjemahkan frasa-frasa ini dalam </w:t>
       </w:r>
-      <w:hyperlink r:id="rId18">
+      <w:hyperlink r:id="rId20">
         <w:r>
           <w:rPr>
             <w:lang w:val="id_ID" w:bidi="id_ID"/>
@@ -7906,6 +8466,21 @@
           <w:b/>
           <w:lang w:val="id_ID" w:bidi="id_ID"/>
         </w:rPr>
+        <w:t>τὸν Θεὸν Ἰσραήλ</w:t>
+      </w:r>
+    </w:p>
+    <w:p>
+      <w:pPr/>
+      <w:r>
+        <w:rPr>
+          <w:lang w:val="id_ID" w:bidi="id_ID"/>
+        </w:rPr>
+      </w:r>
+      <w:r>
+        <w:rPr>
+          <w:b/>
+          <w:lang w:val="id_ID" w:bidi="id_ID"/>
+        </w:rPr>
         <w:t>"Allah Israel"</w:t>
       </w:r>
     </w:p>
@@ -8015,6 +8590,21 @@
           <w:b/>
           <w:lang w:val="id_ID" w:bidi="id_ID"/>
         </w:rPr>
+        <w:t>Ἰσραήλ</w:t>
+      </w:r>
+    </w:p>
+    <w:p>
+      <w:pPr/>
+      <w:r>
+        <w:rPr>
+          <w:lang w:val="id_ID" w:bidi="id_ID"/>
+        </w:rPr>
+      </w:r>
+      <w:r>
+        <w:rPr>
+          <w:b/>
+          <w:lang w:val="id_ID" w:bidi="id_ID"/>
+        </w:rPr>
         <w:t>"Israel"</w:t>
       </w:r>
     </w:p>
@@ -8111,6 +8701,21 @@
           <w:b/>
           <w:lang w:val="id_ID" w:bidi="id_ID"/>
         </w:rPr>
+        <w:t>δὲ</w:t>
+      </w:r>
+    </w:p>
+    <w:p>
+      <w:pPr/>
+      <w:r>
+        <w:rPr>
+          <w:lang w:val="id_ID" w:bidi="id_ID"/>
+        </w:rPr>
+      </w:r>
+      <w:r>
+        <w:rPr>
+          <w:b/>
+          <w:lang w:val="id_ID" w:bidi="id_ID"/>
+        </w:rPr>
         <w:t>"Lalu"</w:t>
       </w:r>
     </w:p>
@@ -8220,6 +8825,21 @@
           <w:b/>
           <w:lang w:val="id_ID" w:bidi="id_ID"/>
         </w:rPr>
+        <w:t>σπλαγχνίζομαι ἐπὶ τὸν ὄχλον, ὅτι ἤδη ἡμέραι τρεῖς προσμένουσίν μοι, καὶ οὐκ ἔχουσιν τι φάγωσιν</w:t>
+      </w:r>
+    </w:p>
+    <w:p>
+      <w:pPr/>
+      <w:r>
+        <w:rPr>
+          <w:lang w:val="id_ID" w:bidi="id_ID"/>
+        </w:rPr>
+      </w:r>
+      <w:r>
+        <w:rPr>
+          <w:b/>
+          <w:lang w:val="id_ID" w:bidi="id_ID"/>
+        </w:rPr>
         <w:t>"Hati-Ku tergerak oleh belas kasihan kepada orang banyak itu. Sudah tiga hari mereka mengikuti Aku dan mereka tidak mempunyai makanan."</w:t>
       </w:r>
     </w:p>
@@ -8303,6 +8923,21 @@
           <w:b/>
           <w:lang w:val="id_ID" w:bidi="id_ID"/>
         </w:rPr>
+        <w:t>σπλαγχνίζομαι ἐπὶ</w:t>
+      </w:r>
+    </w:p>
+    <w:p>
+      <w:pPr/>
+      <w:r>
+        <w:rPr>
+          <w:lang w:val="id_ID" w:bidi="id_ID"/>
+        </w:rPr>
+      </w:r>
+      <w:r>
+        <w:rPr>
+          <w:b/>
+          <w:lang w:val="id_ID" w:bidi="id_ID"/>
+        </w:rPr>
         <w:t>"Hati-Ku tergerak oleh belas kasihan"</w:t>
       </w:r>
     </w:p>
@@ -8399,6 +9034,21 @@
           <w:b/>
           <w:lang w:val="id_ID" w:bidi="id_ID"/>
         </w:rPr>
+        <w:t>ἐκλυθῶσιν</w:t>
+      </w:r>
+    </w:p>
+    <w:p>
+      <w:pPr/>
+      <w:r>
+        <w:rPr>
+          <w:lang w:val="id_ID" w:bidi="id_ID"/>
+        </w:rPr>
+      </w:r>
+      <w:r>
+        <w:rPr>
+          <w:b/>
+          <w:lang w:val="id_ID" w:bidi="id_ID"/>
+        </w:rPr>
         <w:t>"nanti mereka pingsan"</w:t>
       </w:r>
     </w:p>
@@ -8462,6 +9112,21 @@
           <w:b/>
           <w:lang w:val="id_ID" w:bidi="id_ID"/>
         </w:rPr>
+        <w:t>ἐν τῇ ὁδῷ</w:t>
+      </w:r>
+    </w:p>
+    <w:p>
+      <w:pPr/>
+      <w:r>
+        <w:rPr>
+          <w:lang w:val="id_ID" w:bidi="id_ID"/>
+        </w:rPr>
+      </w:r>
+      <w:r>
+        <w:rPr>
+          <w:b/>
+          <w:lang w:val="id_ID" w:bidi="id_ID"/>
+        </w:rPr>
         <w:t>"di jalan"</w:t>
       </w:r>
     </w:p>
@@ -8558,6 +9223,21 @@
           <w:b/>
           <w:lang w:val="id_ID" w:bidi="id_ID"/>
         </w:rPr>
+        <w:t>λέγουσιν</w:t>
+      </w:r>
+    </w:p>
+    <w:p>
+      <w:pPr/>
+      <w:r>
+        <w:rPr>
+          <w:lang w:val="id_ID" w:bidi="id_ID"/>
+        </w:rPr>
+      </w:r>
+      <w:r>
+        <w:rPr>
+          <w:b/>
+          <w:lang w:val="id_ID" w:bidi="id_ID"/>
+        </w:rPr>
         <w:t>"Kata"</w:t>
       </w:r>
     </w:p>
@@ -8641,6 +9321,21 @@
           <w:b/>
           <w:lang w:val="id_ID" w:bidi="id_ID"/>
         </w:rPr>
+        <w:t>πόθεν ἡμῖν ἐν ἐρημίᾳ, ἄρτοι τοσοῦτοι ὥστε χορτάσαι ὄχλον τοσοῦτον?</w:t>
+      </w:r>
+    </w:p>
+    <w:p>
+      <w:pPr/>
+      <w:r>
+        <w:rPr>
+          <w:lang w:val="id_ID" w:bidi="id_ID"/>
+        </w:rPr>
+      </w:r>
+      <w:r>
+        <w:rPr>
+          <w:b/>
+          <w:lang w:val="id_ID" w:bidi="id_ID"/>
+        </w:rPr>
         <w:t>"Bagaimana di tempat sunyi ini kita mendapat roti untuk mengenyangkan orang banyak yang begitu besar jumlahnya"</w:t>
       </w:r>
     </w:p>
@@ -8724,6 +9419,21 @@
           <w:b/>
           <w:lang w:val="id_ID" w:bidi="id_ID"/>
         </w:rPr>
+        <w:t>ἄρτοι</w:t>
+      </w:r>
+    </w:p>
+    <w:p>
+      <w:pPr/>
+      <w:r>
+        <w:rPr>
+          <w:lang w:val="id_ID" w:bidi="id_ID"/>
+        </w:rPr>
+      </w:r>
+      <w:r>
+        <w:rPr>
+          <w:b/>
+          <w:lang w:val="id_ID" w:bidi="id_ID"/>
+        </w:rPr>
         <w:t>"roti"</w:t>
       </w:r>
     </w:p>
@@ -8820,6 +9530,21 @@
           <w:b/>
           <w:lang w:val="id_ID" w:bidi="id_ID"/>
         </w:rPr>
+        <w:t>λέγει</w:t>
+      </w:r>
+    </w:p>
+    <w:p>
+      <w:pPr/>
+      <w:r>
+        <w:rPr>
+          <w:lang w:val="id_ID" w:bidi="id_ID"/>
+        </w:rPr>
+      </w:r>
+      <w:r>
+        <w:rPr>
+          <w:b/>
+          <w:lang w:val="id_ID" w:bidi="id_ID"/>
+        </w:rPr>
         <w:t>"Kata"</w:t>
       </w:r>
     </w:p>
@@ -8903,6 +9628,21 @@
           <w:b/>
           <w:lang w:val="id_ID" w:bidi="id_ID"/>
         </w:rPr>
+        <w:t>ἄρτους</w:t>
+      </w:r>
+    </w:p>
+    <w:p>
+      <w:pPr/>
+      <w:r>
+        <w:rPr>
+          <w:lang w:val="id_ID" w:bidi="id_ID"/>
+        </w:rPr>
+      </w:r>
+      <w:r>
+        <w:rPr>
+          <w:b/>
+          <w:lang w:val="id_ID" w:bidi="id_ID"/>
+        </w:rPr>
         <w:t>"roti"</w:t>
       </w:r>
     </w:p>
@@ -8932,7 +9672,7 @@
         </w:rPr>
         <w:t xml:space="preserve"> dalam </w:t>
       </w:r>
-      <w:hyperlink r:id="rId19">
+      <w:hyperlink r:id="rId21">
         <w:r>
           <w:rPr>
             <w:lang w:val="id_ID" w:bidi="id_ID"/>
@@ -9079,6 +9819,21 @@
           <w:b/>
           <w:lang w:val="id_ID" w:bidi="id_ID"/>
         </w:rPr>
+        <w:t>ἑπτά, καὶ</w:t>
+      </w:r>
+    </w:p>
+    <w:p>
+      <w:pPr/>
+      <w:r>
+        <w:rPr>
+          <w:lang w:val="id_ID" w:bidi="id_ID"/>
+        </w:rPr>
+      </w:r>
+      <w:r>
+        <w:rPr>
+          <w:b/>
+          <w:lang w:val="id_ID" w:bidi="id_ID"/>
+        </w:rPr>
         <w:t>"Tujuh ... dan"</w:t>
       </w:r>
     </w:p>
@@ -9162,6 +9917,21 @@
           <w:b/>
           <w:lang w:val="id_ID" w:bidi="id_ID"/>
         </w:rPr>
+        <w:t>ἀναπεσεῖν ἐπὶ τὴν γῆν</w:t>
+      </w:r>
+    </w:p>
+    <w:p>
+      <w:pPr/>
+      <w:r>
+        <w:rPr>
+          <w:lang w:val="id_ID" w:bidi="id_ID"/>
+        </w:rPr>
+      </w:r>
+      <w:r>
+        <w:rPr>
+          <w:b/>
+          <w:lang w:val="id_ID" w:bidi="id_ID"/>
+        </w:rPr>
         <w:t>"duduk di tanah"</w:t>
       </w:r>
     </w:p>
@@ -9266,6 +10036,21 @@
           <w:b/>
           <w:lang w:val="id_ID" w:bidi="id_ID"/>
         </w:rPr>
+        <w:t>ἄρτους</w:t>
+      </w:r>
+    </w:p>
+    <w:p>
+      <w:pPr/>
+      <w:r>
+        <w:rPr>
+          <w:lang w:val="id_ID" w:bidi="id_ID"/>
+        </w:rPr>
+      </w:r>
+      <w:r>
+        <w:rPr>
+          <w:b/>
+          <w:lang w:val="id_ID" w:bidi="id_ID"/>
+        </w:rPr>
         <w:t>"roti"</w:t>
       </w:r>
     </w:p>
@@ -9295,7 +10080,7 @@
         </w:rPr>
         <w:t xml:space="preserve"> dalam </w:t>
       </w:r>
-      <w:hyperlink r:id="rId19">
+      <w:hyperlink r:id="rId21">
         <w:r>
           <w:rPr>
             <w:lang w:val="id_ID" w:bidi="id_ID"/>
@@ -9388,6 +10173,21 @@
           <w:b/>
           <w:lang w:val="id_ID" w:bidi="id_ID"/>
         </w:rPr>
+        <w:t>ἔκλασεν καὶ ἐδίδου</w:t>
+      </w:r>
+    </w:p>
+    <w:p>
+      <w:pPr/>
+      <w:r>
+        <w:rPr>
+          <w:lang w:val="id_ID" w:bidi="id_ID"/>
+        </w:rPr>
+      </w:r>
+      <w:r>
+        <w:rPr>
+          <w:b/>
+          <w:lang w:val="id_ID" w:bidi="id_ID"/>
+        </w:rPr>
         <w:t>"memecah-mecahkannya dan memberikannya"</w:t>
       </w:r>
     </w:p>
@@ -9484,6 +10284,21 @@
           <w:b/>
           <w:lang w:val="id_ID" w:bidi="id_ID"/>
         </w:rPr>
+        <w:t>οἱ &amp; μαθηταὶ τοῖς ὄχλοις</w:t>
+      </w:r>
+    </w:p>
+    <w:p>
+      <w:pPr/>
+      <w:r>
+        <w:rPr>
+          <w:lang w:val="id_ID" w:bidi="id_ID"/>
+        </w:rPr>
+      </w:r>
+      <w:r>
+        <w:rPr>
+          <w:b/>
+          <w:lang w:val="id_ID" w:bidi="id_ID"/>
+        </w:rPr>
         <w:t>"lalu murid-murid-Nya memberikannya pula kepada orang banyak"</w:t>
       </w:r>
     </w:p>
@@ -9567,6 +10382,21 @@
           <w:b/>
           <w:lang w:val="id_ID" w:bidi="id_ID"/>
         </w:rPr>
+        <w:t>ἔφαγον πάντες &amp; ἦραν</w:t>
+      </w:r>
+    </w:p>
+    <w:p>
+      <w:pPr/>
+      <w:r>
+        <w:rPr>
+          <w:lang w:val="id_ID" w:bidi="id_ID"/>
+        </w:rPr>
+      </w:r>
+      <w:r>
+        <w:rPr>
+          <w:b/>
+          <w:lang w:val="id_ID" w:bidi="id_ID"/>
+        </w:rPr>
         <w:t>"mereka semuanya makan"</w:t>
       </w:r>
       <w:r>
@@ -9715,6 +10545,21 @@
           <w:b/>
           <w:lang w:val="id_ID" w:bidi="id_ID"/>
         </w:rPr>
+        <w:t>καὶ ἐχορτάσθησαν</w:t>
+      </w:r>
+    </w:p>
+    <w:p>
+      <w:pPr/>
+      <w:r>
+        <w:rPr>
+          <w:lang w:val="id_ID" w:bidi="id_ID"/>
+        </w:rPr>
+      </w:r>
+      <w:r>
+        <w:rPr>
+          <w:b/>
+          <w:lang w:val="id_ID" w:bidi="id_ID"/>
+        </w:rPr>
         <w:t>"sampai kenyang"</w:t>
       </w:r>
     </w:p>
@@ -9798,6 +10643,21 @@
           <w:b/>
           <w:lang w:val="id_ID" w:bidi="id_ID"/>
         </w:rPr>
+        <w:t>τὸ περισσεῦον τῶν κλασμάτων</w:t>
+      </w:r>
+    </w:p>
+    <w:p>
+      <w:pPr/>
+      <w:r>
+        <w:rPr>
+          <w:lang w:val="id_ID" w:bidi="id_ID"/>
+        </w:rPr>
+      </w:r>
+      <w:r>
+        <w:rPr>
+          <w:b/>
+          <w:lang w:val="id_ID" w:bidi="id_ID"/>
+        </w:rPr>
         <w:t>"potongan-potongan roti yang sisa"</w:t>
       </w:r>
     </w:p>
@@ -9894,6 +10754,21 @@
           <w:b/>
           <w:lang w:val="id_ID" w:bidi="id_ID"/>
         </w:rPr>
+        <w:t>σπυρίδας</w:t>
+      </w:r>
+    </w:p>
+    <w:p>
+      <w:pPr/>
+      <w:r>
+        <w:rPr>
+          <w:lang w:val="id_ID" w:bidi="id_ID"/>
+        </w:rPr>
+      </w:r>
+      <w:r>
+        <w:rPr>
+          <w:b/>
+          <w:lang w:val="id_ID" w:bidi="id_ID"/>
+        </w:rPr>
         <w:t>"bakul"</w:t>
       </w:r>
     </w:p>
@@ -9990,6 +10865,21 @@
           <w:b/>
           <w:lang w:val="id_ID" w:bidi="id_ID"/>
         </w:rPr>
+        <w:t>δὲ</w:t>
+      </w:r>
+    </w:p>
+    <w:p>
+      <w:pPr/>
+      <w:r>
+        <w:rPr>
+          <w:lang w:val="id_ID" w:bidi="id_ID"/>
+        </w:rPr>
+      </w:r>
+      <w:r>
+        <w:rPr>
+          <w:b/>
+          <w:lang w:val="id_ID" w:bidi="id_ID"/>
+        </w:rPr>
         <w:t>"Yang"</w:t>
       </w:r>
     </w:p>
@@ -10086,6 +10976,21 @@
           <w:b/>
           <w:lang w:val="id_ID" w:bidi="id_ID"/>
         </w:rPr>
+        <w:t>χωρὶς γυναικῶν καὶ παιδίων</w:t>
+      </w:r>
+    </w:p>
+    <w:p>
+      <w:pPr/>
+      <w:r>
+        <w:rPr>
+          <w:lang w:val="id_ID" w:bidi="id_ID"/>
+        </w:rPr>
+      </w:r>
+      <w:r>
+        <w:rPr>
+          <w:b/>
+          <w:lang w:val="id_ID" w:bidi="id_ID"/>
+        </w:rPr>
         <w:t>"tidak termasuk perempuan dan anak-anak"</w:t>
       </w:r>
     </w:p>
@@ -10182,6 +11087,21 @@
           <w:b/>
           <w:lang w:val="id_ID" w:bidi="id_ID"/>
         </w:rPr>
+        <w:t>ἐνέβη</w:t>
+      </w:r>
+    </w:p>
+    <w:p>
+      <w:pPr/>
+      <w:r>
+        <w:rPr>
+          <w:lang w:val="id_ID" w:bidi="id_ID"/>
+        </w:rPr>
+      </w:r>
+      <w:r>
+        <w:rPr>
+          <w:b/>
+          <w:lang w:val="id_ID" w:bidi="id_ID"/>
+        </w:rPr>
         <w:t>"Ia naik perahu dan bertolak"</w:t>
       </w:r>
     </w:p>
@@ -10265,6 +11185,21 @@
           <w:b/>
           <w:lang w:val="id_ID" w:bidi="id_ID"/>
         </w:rPr>
+        <w:t>ἦλθεν</w:t>
+      </w:r>
+    </w:p>
+    <w:p>
+      <w:pPr/>
+      <w:r>
+        <w:rPr>
+          <w:lang w:val="id_ID" w:bidi="id_ID"/>
+        </w:rPr>
+      </w:r>
+      <w:r>
+        <w:rPr>
+          <w:b/>
+          <w:lang w:val="id_ID" w:bidi="id_ID"/>
+        </w:rPr>
         <w:t>"bertolak"</w:t>
       </w:r>
     </w:p>
@@ -10361,6 +11296,21 @@
           <w:b/>
           <w:lang w:val="id_ID" w:bidi="id_ID"/>
         </w:rPr>
+        <w:t>Μαγαδάν</w:t>
+      </w:r>
+    </w:p>
+    <w:p>
+      <w:pPr/>
+      <w:r>
+        <w:rPr>
+          <w:lang w:val="id_ID" w:bidi="id_ID"/>
+        </w:rPr>
+      </w:r>
+      <w:r>
+        <w:rPr>
+          <w:b/>
+          <w:lang w:val="id_ID" w:bidi="id_ID"/>
+        </w:rPr>
         <w:t>"ke daerah Magadan"</w:t>
       </w:r>
     </w:p>
@@ -10489,6 +11439,21 @@
           <w:b/>
           <w:lang w:val="id_ID" w:bidi="id_ID"/>
         </w:rPr>
+        <w:t>Μαγαδάν</w:t>
+      </w:r>
+    </w:p>
+    <w:p>
+      <w:pPr/>
+      <w:r>
+        <w:rPr>
+          <w:lang w:val="id_ID" w:bidi="id_ID"/>
+        </w:rPr>
+      </w:r>
+      <w:r>
+        <w:rPr>
+          <w:b/>
+          <w:lang w:val="id_ID" w:bidi="id_ID"/>
+        </w:rPr>
         <w:t>"ke daerah Magadan"</w:t>
       </w:r>
     </w:p>
@@ -10585,6 +11550,21 @@
           <w:b/>
           <w:lang w:val="id_ID" w:bidi="id_ID"/>
         </w:rPr>
+        <w:t>καὶ</w:t>
+      </w:r>
+    </w:p>
+    <w:p>
+      <w:pPr/>
+      <w:r>
+        <w:rPr>
+          <w:lang w:val="id_ID" w:bidi="id_ID"/>
+        </w:rPr>
+      </w:r>
+      <w:r>
+        <w:rPr>
+          <w:b/>
+          <w:lang w:val="id_ID" w:bidi="id_ID"/>
+        </w:rPr>
         <w:t>"Kemudian"</w:t>
       </w:r>
     </w:p>
@@ -11375,7 +12355,7 @@
         </w:rPr>
         <w:t xml:space="preserve">Lihat diskusi tentang masalah tekstual di akhir Catatan Umum untuk Pasal ini untuk memutuskan apakah akan menyertakan </w:t>
       </w:r>
-      <w:hyperlink r:id="rId20">
+      <w:hyperlink r:id="rId22">
         <w:r>
           <w:rPr>
             <w:lang w:val="id_ID" w:bidi="id_ID"/>
@@ -12102,7 +13082,7 @@
         </w:rPr>
         <w:t xml:space="preserve">Apa yang Yesus katakan di sini identik dengan apa yang Ia katakan dalam </w:t>
       </w:r>
-      <w:hyperlink r:id="rId21">
+      <w:hyperlink r:id="rId23">
         <w:r>
           <w:rPr>
             <w:lang w:val="id_ID" w:bidi="id_ID"/>
@@ -12133,7 +13113,7 @@
         </w:rPr>
         <w:t xml:space="preserve">. Terjemahkan kalimat ini seperti yang Anda lakukan dalam </w:t>
       </w:r>
-      <w:hyperlink r:id="rId21">
+      <w:hyperlink r:id="rId23">
         <w:r>
           <w:rPr>
             <w:lang w:val="id_ID" w:bidi="id_ID"/>
@@ -12227,7 +13207,7 @@
         </w:rPr>
         <w:t xml:space="preserve"> merujuk kepada orang-orang Farisi dan orang-orang Saduki yang telah meminta tanda (lihat </w:t>
       </w:r>
-      <w:hyperlink r:id="rId22">
+      <w:hyperlink r:id="rId24">
         <w:r>
           <w:rPr>
             <w:lang w:val="id_ID" w:bidi="id_ID"/>
@@ -13379,7 +14359,7 @@
         </w:rPr>
         <w:t xml:space="preserve"> sampai pada </w:t>
       </w:r>
-      <w:hyperlink r:id="rId23">
+      <w:hyperlink r:id="rId25">
         <w:r>
           <w:rPr>
             <w:lang w:val="id_ID" w:bidi="id_ID"/>
@@ -13397,7 +14377,7 @@
         </w:rPr>
         <w:t xml:space="preserve">. Jadi, Anda harus mempertahankan metafora ini di sini tanpa menjelaskan maknanya, karena Matius akan memberikan penjelasannya dalam </w:t>
       </w:r>
-      <w:hyperlink r:id="rId23">
+      <w:hyperlink r:id="rId25">
         <w:r>
           <w:rPr>
             <w:lang w:val="id_ID" w:bidi="id_ID"/>
@@ -14267,7 +15247,7 @@
         </w:rPr>
         <w:t>Di sini, seperti dalam</w:t>
       </w:r>
-      <w:hyperlink r:id="rId24">
+      <w:hyperlink r:id="rId26">
         <w:r>
           <w:rPr>
             <w:lang w:val="id_ID" w:bidi="id_ID"/>
@@ -14695,7 +15675,7 @@
         </w:rPr>
         <w:t xml:space="preserve"> dalam </w:t>
       </w:r>
-      <w:hyperlink r:id="rId19">
+      <w:hyperlink r:id="rId21">
         <w:r>
           <w:rPr>
             <w:lang w:val="id_ID" w:bidi="id_ID"/>
@@ -14905,7 +15885,7 @@
         </w:rPr>
         <w:t xml:space="preserve"> dalam Matius </w:t>
       </w:r>
-      <w:hyperlink r:id="rId25">
+      <w:hyperlink r:id="rId27">
         <w:r>
           <w:rPr>
             <w:lang w:val="id_ID" w:bidi="id_ID"/>
@@ -15294,7 +16274,7 @@
         </w:rPr>
         <w:t xml:space="preserve"> dalam </w:t>
       </w:r>
-      <w:hyperlink r:id="rId19">
+      <w:hyperlink r:id="rId21">
         <w:r>
           <w:rPr>
             <w:lang w:val="id_ID" w:bidi="id_ID"/>
@@ -15600,7 +16580,7 @@
         </w:rPr>
         <w:t xml:space="preserve"> dalam </w:t>
       </w:r>
-      <w:hyperlink r:id="rId26">
+      <w:hyperlink r:id="rId28">
         <w:r>
           <w:rPr>
             <w:lang w:val="id_ID" w:bidi="id_ID"/>
@@ -15919,7 +16899,7 @@
         </w:rPr>
         <w:t xml:space="preserve">Di sini, sama seperti dalam </w:t>
       </w:r>
-      <w:hyperlink r:id="rId27">
+      <w:hyperlink r:id="rId29">
         <w:r>
           <w:rPr>
             <w:lang w:val="id_ID" w:bidi="id_ID"/>
@@ -16046,7 +17026,7 @@
         </w:rPr>
         <w:t xml:space="preserve">Di sini, sama seperti dalam </w:t>
       </w:r>
-      <w:hyperlink r:id="rId27">
+      <w:hyperlink r:id="rId29">
         <w:r>
           <w:rPr>
             <w:lang w:val="id_ID" w:bidi="id_ID"/>
@@ -16090,7 +17070,7 @@
         </w:rPr>
         <w:t xml:space="preserve"> sampai pada </w:t>
       </w:r>
-      <w:hyperlink r:id="rId23">
+      <w:hyperlink r:id="rId25">
         <w:r>
           <w:rPr>
             <w:lang w:val="id_ID" w:bidi="id_ID"/>
@@ -16108,7 +17088,7 @@
         </w:rPr>
         <w:t xml:space="preserve">. Jadi, Anda harus mempertahankan metafora ini di sini tanpa menjelaskan maknanya, karena Matius akan memberikan penjelasannya dalam </w:t>
       </w:r>
-      <w:hyperlink r:id="rId23">
+      <w:hyperlink r:id="rId25">
         <w:r>
           <w:rPr>
             <w:lang w:val="id_ID" w:bidi="id_ID"/>
@@ -23540,7 +24520,7 @@
         </w:rPr>
         <w:t>, jika memungkinkan Anda harus mempertahankan metafora tersebut atau mengungkapkan ide tersebut dalam bentuk perumpamaan. Lihat bagaimana Anda menerjemahkan ungkapan serupa dalam</w:t>
       </w:r>
-      <w:hyperlink r:id="rId28">
+      <w:hyperlink r:id="rId30">
         <w:r>
           <w:rPr>
             <w:lang w:val="id_ID" w:bidi="id_ID"/>
@@ -23763,7 +24743,7 @@
         </w:rPr>
         <w:t xml:space="preserve"> kehidupan mereka saat ini akan kehilangan kehidupan kekal mereka, dan bahwa mereka yang telah kehilangan kehidupan mereka saat ini akan menemukan kehidupan kekal mereka. Jika akan lebih memudahkan pemahaman dalam bahasa Anda, Anda bisa membuat gagasan ini lebih eksplisit. Lihat bagaimana Anda menerjemahkan gagasan serupa dalam </w:t>
       </w:r>
-      <w:hyperlink r:id="rId29">
+      <w:hyperlink r:id="rId31">
         <w:r>
           <w:rPr>
             <w:lang w:val="id_ID" w:bidi="id_ID"/>
@@ -23890,7 +24870,7 @@
         </w:rPr>
         <w:t xml:space="preserve"> seseorang. Jika akan lebih memudahkan pemahaman dalam bahasa Anda, Anda bisa menggunakan ungkapan yang sebanding atau menyatakan maknanya secara jelas. Lihat bagaimana Anda menerjemahkan klausa serupa dalam </w:t>
       </w:r>
-      <w:hyperlink r:id="rId29">
+      <w:hyperlink r:id="rId31">
         <w:r>
           <w:rPr>
             <w:lang w:val="id_ID" w:bidi="id_ID"/>
@@ -24126,7 +25106,7 @@
         </w:rPr>
         <w:t xml:space="preserve">. Agar mudah dipahami dalam bahasa Anda, Anda bisa menggunakan ungkapan yang sebanding atau menyatakan maknanya dengan jelas. Lihat bagaimana Anda menerjemahkan klausa serupa dalam </w:t>
       </w:r>
-      <w:hyperlink r:id="rId29">
+      <w:hyperlink r:id="rId31">
         <w:r>
           <w:rPr>
             <w:lang w:val="id_ID" w:bidi="id_ID"/>
@@ -24336,7 +25316,7 @@
         </w:rPr>
         <w:t xml:space="preserve">memperkenalkan dasar lain untuk apa yang Yesus katakan dalam </w:t>
       </w:r>
-      <w:hyperlink r:id="rId30">
+      <w:hyperlink r:id="rId32">
         <w:r>
           <w:rPr>
             <w:lang w:val="id_ID" w:bidi="id_ID"/>
@@ -25177,6 +26157,21 @@
           <w:b/>
           <w:lang w:val="id_ID" w:bidi="id_ID"/>
         </w:rPr>
+        <w:t>σου</w:t>
+      </w:r>
+    </w:p>
+    <w:p>
+      <w:pPr/>
+      <w:r>
+        <w:rPr>
+          <w:lang w:val="id_ID" w:bidi="id_ID"/>
+        </w:rPr>
+      </w:r>
+      <w:r>
+        <w:rPr>
+          <w:b/>
+          <w:lang w:val="id_ID" w:bidi="id_ID"/>
+        </w:rPr>
         <w:t>"Mu"</w:t>
       </w:r>
     </w:p>
@@ -25259,6 +26254,21 @@
         <w:rPr>
           <w:lang w:val="id_ID" w:bidi="id_ID"/>
         </w:rPr>
+      </w:r>
+    </w:p>
+    <w:p>
+      <w:pPr/>
+      <w:r>
+        <w:rPr>
+          <w:lang w:val="id_ID" w:bidi="id_ID"/>
+        </w:rPr>
+      </w:r>
+      <w:r>
+        <w:rPr>
+          <w:b/>
+          <w:lang w:val="id_ID" w:bidi="id_ID"/>
+        </w:rPr>
+        <w:t>οὐκ ἐδώκατέ μοι φαγεῖν &amp; οὐκ ἐποτίσατέ με</w:t>
       </w:r>
     </w:p>
     <w:p>

--- a/ind/docx/40.content.docx
+++ b/ind/docx/40.content.docx
@@ -4510,6 +4510,21 @@
           <w:b/>
           <w:lang w:val="id_ID" w:bidi="id_ID"/>
         </w:rPr>
+        <w:t>δὲ</w:t>
+      </w:r>
+    </w:p>
+    <w:p>
+      <w:pPr/>
+      <w:r>
+        <w:rPr>
+          <w:lang w:val="id_ID" w:bidi="id_ID"/>
+        </w:rPr>
+      </w:r>
+      <w:r>
+        <w:rPr>
+          <w:b/>
+          <w:lang w:val="id_ID" w:bidi="id_ID"/>
+        </w:rPr>
         <w:t>"Tetapi"</w:t>
       </w:r>
     </w:p>
@@ -4619,6 +4634,21 @@
           <w:b/>
           <w:lang w:val="id_ID" w:bidi="id_ID"/>
         </w:rPr>
+        <w:t>προσεκύνει αὐτῷ</w:t>
+      </w:r>
+    </w:p>
+    <w:p>
+      <w:pPr/>
+      <w:r>
+        <w:rPr>
+          <w:lang w:val="id_ID" w:bidi="id_ID"/>
+        </w:rPr>
+      </w:r>
+      <w:r>
+        <w:rPr>
+          <w:b/>
+          <w:lang w:val="id_ID" w:bidi="id_ID"/>
+        </w:rPr>
         <w:t>"menyembah Dia"</w:t>
       </w:r>
     </w:p>
@@ -4702,6 +4732,21 @@
           <w:b/>
           <w:lang w:val="id_ID" w:bidi="id_ID"/>
         </w:rPr>
+        <w:t>βοήθει</w:t>
+      </w:r>
+    </w:p>
+    <w:p>
+      <w:pPr/>
+      <w:r>
+        <w:rPr>
+          <w:lang w:val="id_ID" w:bidi="id_ID"/>
+        </w:rPr>
+      </w:r>
+      <w:r>
+        <w:rPr>
+          <w:b/>
+          <w:lang w:val="id_ID" w:bidi="id_ID"/>
+        </w:rPr>
         <w:t>"tolonglah"</w:t>
       </w:r>
     </w:p>
@@ -4785,6 +4830,21 @@
           <w:b/>
           <w:lang w:val="id_ID" w:bidi="id_ID"/>
         </w:rPr>
+        <w:t>βοήθει</w:t>
+      </w:r>
+    </w:p>
+    <w:p>
+      <w:pPr/>
+      <w:r>
+        <w:rPr>
+          <w:lang w:val="id_ID" w:bidi="id_ID"/>
+        </w:rPr>
+      </w:r>
+      <w:r>
+        <w:rPr>
+          <w:b/>
+          <w:lang w:val="id_ID" w:bidi="id_ID"/>
+        </w:rPr>
         <w:t>"tolonglah"</w:t>
       </w:r>
     </w:p>
@@ -4868,6 +4928,21 @@
           <w:b/>
           <w:lang w:val="id_ID" w:bidi="id_ID"/>
         </w:rPr>
+        <w:t>οὐκ ἔστιν καλὸν λαβεῖν τὸν ἄρτον τῶν τέκνων καὶ βαλεῖν τοῖς κυναρίοις</w:t>
+      </w:r>
+    </w:p>
+    <w:p>
+      <w:pPr/>
+      <w:r>
+        <w:rPr>
+          <w:lang w:val="id_ID" w:bidi="id_ID"/>
+        </w:rPr>
+      </w:r>
+      <w:r>
+        <w:rPr>
+          <w:b/>
+          <w:lang w:val="id_ID" w:bidi="id_ID"/>
+        </w:rPr>
         <w:t>"Tidak patut mengambil roti yang disediakan bagi anak-anak dan melemparkannya kepada anjing"</w:t>
       </w:r>
     </w:p>
@@ -4990,6 +5065,21 @@
           <w:b/>
           <w:lang w:val="id_ID" w:bidi="id_ID"/>
         </w:rPr>
+        <w:t>τὸν ἄρτον τῶν τέκνων</w:t>
+      </w:r>
+    </w:p>
+    <w:p>
+      <w:pPr/>
+      <w:r>
+        <w:rPr>
+          <w:lang w:val="id_ID" w:bidi="id_ID"/>
+        </w:rPr>
+      </w:r>
+      <w:r>
+        <w:rPr>
+          <w:b/>
+          <w:lang w:val="id_ID" w:bidi="id_ID"/>
+        </w:rPr>
         <w:t>"roti yang disediakan bagi anak-anak"</w:t>
       </w:r>
     </w:p>
@@ -5099,6 +5189,21 @@
           <w:b/>
           <w:lang w:val="id_ID" w:bidi="id_ID"/>
         </w:rPr>
+        <w:t>τὸν ἄρτον</w:t>
+      </w:r>
+    </w:p>
+    <w:p>
+      <w:pPr/>
+      <w:r>
+        <w:rPr>
+          <w:lang w:val="id_ID" w:bidi="id_ID"/>
+        </w:rPr>
+      </w:r>
+      <w:r>
+        <w:rPr>
+          <w:b/>
+          <w:lang w:val="id_ID" w:bidi="id_ID"/>
+        </w:rPr>
         <w:t>"roti"</w:t>
       </w:r>
     </w:p>
@@ -5195,6 +5300,21 @@
           <w:b/>
           <w:lang w:val="id_ID" w:bidi="id_ID"/>
         </w:rPr>
+        <w:t>βαλεῖν τοῖς κυναρίοις</w:t>
+      </w:r>
+    </w:p>
+    <w:p>
+      <w:pPr/>
+      <w:r>
+        <w:rPr>
+          <w:lang w:val="id_ID" w:bidi="id_ID"/>
+        </w:rPr>
+      </w:r>
+      <w:r>
+        <w:rPr>
+          <w:b/>
+          <w:lang w:val="id_ID" w:bidi="id_ID"/>
+        </w:rPr>
         <w:t>"melemparkannya kepada anjing."</w:t>
       </w:r>
     </w:p>
@@ -5291,6 +5411,21 @@
           <w:b/>
           <w:lang w:val="id_ID" w:bidi="id_ID"/>
         </w:rPr>
+        <w:t>τοῖς κυναρίοις</w:t>
+      </w:r>
+    </w:p>
+    <w:p>
+      <w:pPr/>
+      <w:r>
+        <w:rPr>
+          <w:lang w:val="id_ID" w:bidi="id_ID"/>
+        </w:rPr>
+      </w:r>
+      <w:r>
+        <w:rPr>
+          <w:b/>
+          <w:lang w:val="id_ID" w:bidi="id_ID"/>
+        </w:rPr>
         <w:t>"kepada anjing"</w:t>
       </w:r>
     </w:p>
@@ -5387,6 +5522,21 @@
           <w:b/>
           <w:lang w:val="id_ID" w:bidi="id_ID"/>
         </w:rPr>
+        <w:t>ναί</w:t>
+      </w:r>
+    </w:p>
+    <w:p>
+      <w:pPr/>
+      <w:r>
+        <w:rPr>
+          <w:lang w:val="id_ID" w:bidi="id_ID"/>
+        </w:rPr>
+      </w:r>
+      <w:r>
+        <w:rPr>
+          <w:b/>
+          <w:lang w:val="id_ID" w:bidi="id_ID"/>
+        </w:rPr>
         <w:t>"Benar"</w:t>
       </w:r>
     </w:p>
@@ -5483,6 +5633,21 @@
           <w:b/>
           <w:lang w:val="id_ID" w:bidi="id_ID"/>
         </w:rPr>
+        <w:t>καὶ γὰρ</w:t>
+      </w:r>
+    </w:p>
+    <w:p>
+      <w:pPr/>
+      <w:r>
+        <w:rPr>
+          <w:lang w:val="id_ID" w:bidi="id_ID"/>
+        </w:rPr>
+      </w:r>
+      <w:r>
+        <w:rPr>
+          <w:b/>
+          <w:lang w:val="id_ID" w:bidi="id_ID"/>
+        </w:rPr>
         <w:t>"namun"</w:t>
       </w:r>
     </w:p>
@@ -5578,6 +5743,21 @@
         <w:rPr>
           <w:lang w:val="id_ID" w:bidi="id_ID"/>
         </w:rPr>
+      </w:r>
+    </w:p>
+    <w:p>
+      <w:pPr/>
+      <w:r>
+        <w:rPr>
+          <w:lang w:val="id_ID" w:bidi="id_ID"/>
+        </w:rPr>
+      </w:r>
+      <w:r>
+        <w:rPr>
+          <w:b/>
+          <w:lang w:val="id_ID" w:bidi="id_ID"/>
+        </w:rPr>
+        <w:t>καὶ γὰρ τὰ κυνάρια ἐσθίει ἀπὸ τῶν ψιχίων τῶν πιπτόντων ἀπὸ τῆς τραπέζης τῶν κυρίων αὐτῶν</w:t>
       </w:r>
     </w:p>
     <w:p>
@@ -5719,6 +5899,21 @@
           <w:b/>
           <w:lang w:val="id_ID" w:bidi="id_ID"/>
         </w:rPr>
+        <w:t>τὰ κυνάρια</w:t>
+      </w:r>
+    </w:p>
+    <w:p>
+      <w:pPr/>
+      <w:r>
+        <w:rPr>
+          <w:lang w:val="id_ID" w:bidi="id_ID"/>
+        </w:rPr>
+      </w:r>
+      <w:r>
+        <w:rPr>
+          <w:b/>
+          <w:lang w:val="id_ID" w:bidi="id_ID"/>
+        </w:rPr>
         <w:t>"anjing"</w:t>
       </w:r>
     </w:p>
@@ -5820,6 +6015,21 @@
           <w:b/>
           <w:lang w:val="id_ID" w:bidi="id_ID"/>
         </w:rPr>
+        <w:t>τῶν ψιχίων τῶν πιπτόντων ἀπὸ τῆς τραπέζης τῶν κυρίων αὐτῶν</w:t>
+      </w:r>
+    </w:p>
+    <w:p>
+      <w:pPr/>
+      <w:r>
+        <w:rPr>
+          <w:lang w:val="id_ID" w:bidi="id_ID"/>
+        </w:rPr>
+      </w:r>
+      <w:r>
+        <w:rPr>
+          <w:b/>
+          <w:lang w:val="id_ID" w:bidi="id_ID"/>
+        </w:rPr>
         <w:t>"remah-remah yang jatuh dari meja tuannya"</w:t>
       </w:r>
     </w:p>
@@ -5929,6 +6139,21 @@
           <w:b/>
           <w:lang w:val="id_ID" w:bidi="id_ID"/>
         </w:rPr>
+        <w:t>τῆς τραπέζης</w:t>
+      </w:r>
+    </w:p>
+    <w:p>
+      <w:pPr/>
+      <w:r>
+        <w:rPr>
+          <w:lang w:val="id_ID" w:bidi="id_ID"/>
+        </w:rPr>
+      </w:r>
+      <w:r>
+        <w:rPr>
+          <w:b/>
+          <w:lang w:val="id_ID" w:bidi="id_ID"/>
+        </w:rPr>
         <w:t>"meja"</w:t>
       </w:r>
     </w:p>
@@ -6025,6 +6250,21 @@
           <w:b/>
           <w:lang w:val="id_ID" w:bidi="id_ID"/>
         </w:rPr>
+        <w:t>ὦ γύναι</w:t>
+      </w:r>
+    </w:p>
+    <w:p>
+      <w:pPr/>
+      <w:r>
+        <w:rPr>
+          <w:lang w:val="id_ID" w:bidi="id_ID"/>
+        </w:rPr>
+      </w:r>
+      <w:r>
+        <w:rPr>
+          <w:b/>
+          <w:lang w:val="id_ID" w:bidi="id_ID"/>
+        </w:rPr>
         <w:t>"Hai ibu"</w:t>
       </w:r>
     </w:p>
@@ -6121,6 +6361,21 @@
           <w:b/>
           <w:lang w:val="id_ID" w:bidi="id_ID"/>
         </w:rPr>
+        <w:t>μεγάλη σου ἡ πίστις</w:t>
+      </w:r>
+    </w:p>
+    <w:p>
+      <w:pPr/>
+      <w:r>
+        <w:rPr>
+          <w:lang w:val="id_ID" w:bidi="id_ID"/>
+        </w:rPr>
+      </w:r>
+      <w:r>
+        <w:rPr>
+          <w:b/>
+          <w:lang w:val="id_ID" w:bidi="id_ID"/>
+        </w:rPr>
         <w:t>"besar imanmu"</w:t>
       </w:r>
     </w:p>
@@ -6217,6 +6472,21 @@
           <w:b/>
           <w:lang w:val="id_ID" w:bidi="id_ID"/>
         </w:rPr>
+        <w:t>σου &amp; σοι &amp; θέλεις</w:t>
+      </w:r>
+    </w:p>
+    <w:p>
+      <w:pPr/>
+      <w:r>
+        <w:rPr>
+          <w:lang w:val="id_ID" w:bidi="id_ID"/>
+        </w:rPr>
+      </w:r>
+      <w:r>
+        <w:rPr>
+          <w:b/>
+          <w:lang w:val="id_ID" w:bidi="id_ID"/>
+        </w:rPr>
         <w:t>"mu"</w:t>
       </w:r>
       <w:r>
@@ -6365,6 +6635,21 @@
           <w:b/>
           <w:lang w:val="id_ID" w:bidi="id_ID"/>
         </w:rPr>
+        <w:t>γενηθήτω</w:t>
+      </w:r>
+    </w:p>
+    <w:p>
+      <w:pPr/>
+      <w:r>
+        <w:rPr>
+          <w:lang w:val="id_ID" w:bidi="id_ID"/>
+        </w:rPr>
+      </w:r>
+      <w:r>
+        <w:rPr>
+          <w:b/>
+          <w:lang w:val="id_ID" w:bidi="id_ID"/>
+        </w:rPr>
         <w:t>"maka jadilah"</w:t>
       </w:r>
     </w:p>
@@ -6448,6 +6733,21 @@
           <w:b/>
           <w:lang w:val="id_ID" w:bidi="id_ID"/>
         </w:rPr>
+        <w:t>γενηθήτω</w:t>
+      </w:r>
+    </w:p>
+    <w:p>
+      <w:pPr/>
+      <w:r>
+        <w:rPr>
+          <w:lang w:val="id_ID" w:bidi="id_ID"/>
+        </w:rPr>
+      </w:r>
+      <w:r>
+        <w:rPr>
+          <w:b/>
+          <w:lang w:val="id_ID" w:bidi="id_ID"/>
+        </w:rPr>
         <w:t>"maka jadilah"</w:t>
       </w:r>
     </w:p>
@@ -6531,6 +6831,21 @@
           <w:b/>
           <w:lang w:val="id_ID" w:bidi="id_ID"/>
         </w:rPr>
+        <w:t>ἰάθη ἡ θυγάτηρ αὐτῆς</w:t>
+      </w:r>
+    </w:p>
+    <w:p>
+      <w:pPr/>
+      <w:r>
+        <w:rPr>
+          <w:lang w:val="id_ID" w:bidi="id_ID"/>
+        </w:rPr>
+      </w:r>
+      <w:r>
+        <w:rPr>
+          <w:b/>
+          <w:lang w:val="id_ID" w:bidi="id_ID"/>
+        </w:rPr>
         <w:t>"anaknya sembuh"</w:t>
       </w:r>
     </w:p>
@@ -6614,6 +6929,21 @@
           <w:b/>
           <w:lang w:val="id_ID" w:bidi="id_ID"/>
         </w:rPr>
+        <w:t>ἀπὸ τῆς ὥρας ἐκείνης</w:t>
+      </w:r>
+    </w:p>
+    <w:p>
+      <w:pPr/>
+      <w:r>
+        <w:rPr>
+          <w:lang w:val="id_ID" w:bidi="id_ID"/>
+        </w:rPr>
+      </w:r>
+      <w:r>
+        <w:rPr>
+          <w:b/>
+          <w:lang w:val="id_ID" w:bidi="id_ID"/>
+        </w:rPr>
         <w:t>"seketika itu"</w:t>
       </w:r>
     </w:p>
@@ -6723,6 +7053,21 @@
           <w:b/>
           <w:lang w:val="id_ID" w:bidi="id_ID"/>
         </w:rPr>
+        <w:t>καὶ μεταβὰς ἐκεῖθεν, ὁ Ἰησοῦς</w:t>
+      </w:r>
+    </w:p>
+    <w:p>
+      <w:pPr/>
+      <w:r>
+        <w:rPr>
+          <w:lang w:val="id_ID" w:bidi="id_ID"/>
+        </w:rPr>
+      </w:r>
+      <w:r>
+        <w:rPr>
+          <w:b/>
+          <w:lang w:val="id_ID" w:bidi="id_ID"/>
+        </w:rPr>
         <w:t>"Setelah meninggalkan daerah itu, Yesus"</w:t>
       </w:r>
     </w:p>
@@ -6805,6 +7150,21 @@
         <w:rPr>
           <w:lang w:val="id_ID" w:bidi="id_ID"/>
         </w:rPr>
+      </w:r>
+    </w:p>
+    <w:p>
+      <w:pPr/>
+      <w:r>
+        <w:rPr>
+          <w:lang w:val="id_ID" w:bidi="id_ID"/>
+        </w:rPr>
+      </w:r>
+      <w:r>
+        <w:rPr>
+          <w:b/>
+          <w:lang w:val="id_ID" w:bidi="id_ID"/>
+        </w:rPr>
+        <w:t>ἐκεῖθεν</w:t>
       </w:r>
     </w:p>
     <w:p>
@@ -6920,6 +7280,21 @@
           <w:b/>
           <w:lang w:val="id_ID" w:bidi="id_ID"/>
         </w:rPr>
+        <w:t>ὁ Ἰησοῦς ἦλθεν</w:t>
+      </w:r>
+    </w:p>
+    <w:p>
+      <w:pPr/>
+      <w:r>
+        <w:rPr>
+          <w:lang w:val="id_ID" w:bidi="id_ID"/>
+        </w:rPr>
+      </w:r>
+      <w:r>
+        <w:rPr>
+          <w:b/>
+          <w:lang w:val="id_ID" w:bidi="id_ID"/>
+        </w:rPr>
         <w:t>"Yesus menyusur"</w:t>
       </w:r>
     </w:p>
@@ -7016,6 +7391,21 @@
           <w:b/>
           <w:lang w:val="id_ID" w:bidi="id_ID"/>
         </w:rPr>
+        <w:t>ἀναβὰς</w:t>
+      </w:r>
+    </w:p>
+    <w:p>
+      <w:pPr/>
+      <w:r>
+        <w:rPr>
+          <w:lang w:val="id_ID" w:bidi="id_ID"/>
+        </w:rPr>
+      </w:r>
+      <w:r>
+        <w:rPr>
+          <w:b/>
+          <w:lang w:val="id_ID" w:bidi="id_ID"/>
+        </w:rPr>
         <w:t>"dan naik"</w:t>
       </w:r>
     </w:p>
@@ -7112,6 +7502,21 @@
           <w:b/>
           <w:lang w:val="id_ID" w:bidi="id_ID"/>
         </w:rPr>
+        <w:t>τὸ ὄρος</w:t>
+      </w:r>
+    </w:p>
+    <w:p>
+      <w:pPr/>
+      <w:r>
+        <w:rPr>
+          <w:lang w:val="id_ID" w:bidi="id_ID"/>
+        </w:rPr>
+      </w:r>
+      <w:r>
+        <w:rPr>
+          <w:b/>
+          <w:lang w:val="id_ID" w:bidi="id_ID"/>
+        </w:rPr>
         <w:t>"bukit"</w:t>
       </w:r>
     </w:p>
@@ -7208,6 +7613,21 @@
           <w:b/>
           <w:lang w:val="id_ID" w:bidi="id_ID"/>
         </w:rPr>
+        <w:t>χωλούς, τυφλούς, κυλλούς, κωφούς</w:t>
+      </w:r>
+    </w:p>
+    <w:p>
+      <w:pPr/>
+      <w:r>
+        <w:rPr>
+          <w:lang w:val="id_ID" w:bidi="id_ID"/>
+        </w:rPr>
+      </w:r>
+      <w:r>
+        <w:rPr>
+          <w:b/>
+          <w:lang w:val="id_ID" w:bidi="id_ID"/>
+        </w:rPr>
         <w:t>"orang lumpuh, orang timpang, orang buta, orang bisu"</w:t>
       </w:r>
     </w:p>
@@ -7343,6 +7763,21 @@
           <w:b/>
           <w:lang w:val="id_ID" w:bidi="id_ID"/>
         </w:rPr>
+        <w:t>ἑτέρους πολλούς</w:t>
+      </w:r>
+    </w:p>
+    <w:p>
+      <w:pPr/>
+      <w:r>
+        <w:rPr>
+          <w:lang w:val="id_ID" w:bidi="id_ID"/>
+        </w:rPr>
+      </w:r>
+      <w:r>
+        <w:rPr>
+          <w:b/>
+          <w:lang w:val="id_ID" w:bidi="id_ID"/>
+        </w:rPr>
         <w:t>"banyak lagi yang lain</w:t>
       </w:r>
     </w:p>
@@ -7426,6 +7861,21 @@
           <w:b/>
           <w:lang w:val="id_ID" w:bidi="id_ID"/>
         </w:rPr>
+        <w:t>ἔρριψαν αὐτοὺς παρὰ τοὺς πόδας αὐτοῦ</w:t>
+      </w:r>
+    </w:p>
+    <w:p>
+      <w:pPr/>
+      <w:r>
+        <w:rPr>
+          <w:lang w:val="id_ID" w:bidi="id_ID"/>
+        </w:rPr>
+      </w:r>
+      <w:r>
+        <w:rPr>
+          <w:b/>
+          <w:lang w:val="id_ID" w:bidi="id_ID"/>
+        </w:rPr>
         <w:t>"meletakkan mereka pada kaki Yesus"</w:t>
       </w:r>
     </w:p>
@@ -7535,6 +7985,21 @@
           <w:b/>
           <w:lang w:val="id_ID" w:bidi="id_ID"/>
         </w:rPr>
+        <w:t>ἔρριψαν αὐτοὺς &amp; αὐτούς</w:t>
+      </w:r>
+    </w:p>
+    <w:p>
+      <w:pPr/>
+      <w:r>
+        <w:rPr>
+          <w:lang w:val="id_ID" w:bidi="id_ID"/>
+        </w:rPr>
+      </w:r>
+      <w:r>
+        <w:rPr>
+          <w:b/>
+          <w:lang w:val="id_ID" w:bidi="id_ID"/>
+        </w:rPr>
         <w:t>"lalu meletakkan mereka"</w:t>
       </w:r>
       <w:r>
@@ -7670,6 +8135,21 @@
           <w:b/>
           <w:lang w:val="id_ID" w:bidi="id_ID"/>
         </w:rPr>
+        <w:t>ὥστε</w:t>
+      </w:r>
+    </w:p>
+    <w:p>
+      <w:pPr/>
+      <w:r>
+        <w:rPr>
+          <w:lang w:val="id_ID" w:bidi="id_ID"/>
+        </w:rPr>
+      </w:r>
+      <w:r>
+        <w:rPr>
+          <w:b/>
+          <w:lang w:val="id_ID" w:bidi="id_ID"/>
+        </w:rPr>
         <w:t>"Maka"</w:t>
       </w:r>
     </w:p>
@@ -7752,6 +8232,21 @@
         <w:rPr>
           <w:lang w:val="id_ID" w:bidi="id_ID"/>
         </w:rPr>
+      </w:r>
+    </w:p>
+    <w:p>
+      <w:pPr/>
+      <w:r>
+        <w:rPr>
+          <w:lang w:val="id_ID" w:bidi="id_ID"/>
+        </w:rPr>
+      </w:r>
+      <w:r>
+        <w:rPr>
+          <w:b/>
+          <w:lang w:val="id_ID" w:bidi="id_ID"/>
+        </w:rPr>
+        <w:t>κωφοὺς &amp; κυλλοὺς &amp; χωλοὺς &amp; τυφλοὺς</w:t>
       </w:r>
     </w:p>
     <w:p>
@@ -7906,6 +8401,21 @@
           <w:b/>
           <w:lang w:val="id_ID" w:bidi="id_ID"/>
         </w:rPr>
+        <w:t>τὸν Θεὸν Ἰσραήλ</w:t>
+      </w:r>
+    </w:p>
+    <w:p>
+      <w:pPr/>
+      <w:r>
+        <w:rPr>
+          <w:lang w:val="id_ID" w:bidi="id_ID"/>
+        </w:rPr>
+      </w:r>
+      <w:r>
+        <w:rPr>
+          <w:b/>
+          <w:lang w:val="id_ID" w:bidi="id_ID"/>
+        </w:rPr>
         <w:t>"Allah Israel"</w:t>
       </w:r>
     </w:p>
@@ -8015,6 +8525,21 @@
           <w:b/>
           <w:lang w:val="id_ID" w:bidi="id_ID"/>
         </w:rPr>
+        <w:t>Ἰσραήλ</w:t>
+      </w:r>
+    </w:p>
+    <w:p>
+      <w:pPr/>
+      <w:r>
+        <w:rPr>
+          <w:lang w:val="id_ID" w:bidi="id_ID"/>
+        </w:rPr>
+      </w:r>
+      <w:r>
+        <w:rPr>
+          <w:b/>
+          <w:lang w:val="id_ID" w:bidi="id_ID"/>
+        </w:rPr>
         <w:t>"Israel"</w:t>
       </w:r>
     </w:p>
@@ -8111,6 +8636,21 @@
           <w:b/>
           <w:lang w:val="id_ID" w:bidi="id_ID"/>
         </w:rPr>
+        <w:t>δὲ</w:t>
+      </w:r>
+    </w:p>
+    <w:p>
+      <w:pPr/>
+      <w:r>
+        <w:rPr>
+          <w:lang w:val="id_ID" w:bidi="id_ID"/>
+        </w:rPr>
+      </w:r>
+      <w:r>
+        <w:rPr>
+          <w:b/>
+          <w:lang w:val="id_ID" w:bidi="id_ID"/>
+        </w:rPr>
         <w:t>"Lalu"</w:t>
       </w:r>
     </w:p>
@@ -8220,6 +8760,21 @@
           <w:b/>
           <w:lang w:val="id_ID" w:bidi="id_ID"/>
         </w:rPr>
+        <w:t>σπλαγχνίζομαι ἐπὶ τὸν ὄχλον, ὅτι ἤδη ἡμέραι τρεῖς προσμένουσίν μοι, καὶ οὐκ ἔχουσιν τι φάγωσιν</w:t>
+      </w:r>
+    </w:p>
+    <w:p>
+      <w:pPr/>
+      <w:r>
+        <w:rPr>
+          <w:lang w:val="id_ID" w:bidi="id_ID"/>
+        </w:rPr>
+      </w:r>
+      <w:r>
+        <w:rPr>
+          <w:b/>
+          <w:lang w:val="id_ID" w:bidi="id_ID"/>
+        </w:rPr>
         <w:t>"Hati-Ku tergerak oleh belas kasihan kepada orang banyak itu. Sudah tiga hari mereka mengikuti Aku dan mereka tidak mempunyai makanan."</w:t>
       </w:r>
     </w:p>
@@ -8303,6 +8858,21 @@
           <w:b/>
           <w:lang w:val="id_ID" w:bidi="id_ID"/>
         </w:rPr>
+        <w:t>σπλαγχνίζομαι ἐπὶ</w:t>
+      </w:r>
+    </w:p>
+    <w:p>
+      <w:pPr/>
+      <w:r>
+        <w:rPr>
+          <w:lang w:val="id_ID" w:bidi="id_ID"/>
+        </w:rPr>
+      </w:r>
+      <w:r>
+        <w:rPr>
+          <w:b/>
+          <w:lang w:val="id_ID" w:bidi="id_ID"/>
+        </w:rPr>
         <w:t>"Hati-Ku tergerak oleh belas kasihan"</w:t>
       </w:r>
     </w:p>
@@ -8399,6 +8969,21 @@
           <w:b/>
           <w:lang w:val="id_ID" w:bidi="id_ID"/>
         </w:rPr>
+        <w:t>ἐκλυθῶσιν</w:t>
+      </w:r>
+    </w:p>
+    <w:p>
+      <w:pPr/>
+      <w:r>
+        <w:rPr>
+          <w:lang w:val="id_ID" w:bidi="id_ID"/>
+        </w:rPr>
+      </w:r>
+      <w:r>
+        <w:rPr>
+          <w:b/>
+          <w:lang w:val="id_ID" w:bidi="id_ID"/>
+        </w:rPr>
         <w:t>"nanti mereka pingsan"</w:t>
       </w:r>
     </w:p>
@@ -8462,6 +9047,21 @@
           <w:b/>
           <w:lang w:val="id_ID" w:bidi="id_ID"/>
         </w:rPr>
+        <w:t>ἐν τῇ ὁδῷ</w:t>
+      </w:r>
+    </w:p>
+    <w:p>
+      <w:pPr/>
+      <w:r>
+        <w:rPr>
+          <w:lang w:val="id_ID" w:bidi="id_ID"/>
+        </w:rPr>
+      </w:r>
+      <w:r>
+        <w:rPr>
+          <w:b/>
+          <w:lang w:val="id_ID" w:bidi="id_ID"/>
+        </w:rPr>
         <w:t>"di jalan"</w:t>
       </w:r>
     </w:p>
@@ -8558,6 +9158,21 @@
           <w:b/>
           <w:lang w:val="id_ID" w:bidi="id_ID"/>
         </w:rPr>
+        <w:t>λέγουσιν</w:t>
+      </w:r>
+    </w:p>
+    <w:p>
+      <w:pPr/>
+      <w:r>
+        <w:rPr>
+          <w:lang w:val="id_ID" w:bidi="id_ID"/>
+        </w:rPr>
+      </w:r>
+      <w:r>
+        <w:rPr>
+          <w:b/>
+          <w:lang w:val="id_ID" w:bidi="id_ID"/>
+        </w:rPr>
         <w:t>"Kata"</w:t>
       </w:r>
     </w:p>
@@ -8641,6 +9256,21 @@
           <w:b/>
           <w:lang w:val="id_ID" w:bidi="id_ID"/>
         </w:rPr>
+        <w:t>πόθεν ἡμῖν ἐν ἐρημίᾳ, ἄρτοι τοσοῦτοι ὥστε χορτάσαι ὄχλον τοσοῦτον?</w:t>
+      </w:r>
+    </w:p>
+    <w:p>
+      <w:pPr/>
+      <w:r>
+        <w:rPr>
+          <w:lang w:val="id_ID" w:bidi="id_ID"/>
+        </w:rPr>
+      </w:r>
+      <w:r>
+        <w:rPr>
+          <w:b/>
+          <w:lang w:val="id_ID" w:bidi="id_ID"/>
+        </w:rPr>
         <w:t>"Bagaimana di tempat sunyi ini kita mendapat roti untuk mengenyangkan orang banyak yang begitu besar jumlahnya"</w:t>
       </w:r>
     </w:p>
@@ -8724,6 +9354,21 @@
           <w:b/>
           <w:lang w:val="id_ID" w:bidi="id_ID"/>
         </w:rPr>
+        <w:t>ἄρτοι</w:t>
+      </w:r>
+    </w:p>
+    <w:p>
+      <w:pPr/>
+      <w:r>
+        <w:rPr>
+          <w:lang w:val="id_ID" w:bidi="id_ID"/>
+        </w:rPr>
+      </w:r>
+      <w:r>
+        <w:rPr>
+          <w:b/>
+          <w:lang w:val="id_ID" w:bidi="id_ID"/>
+        </w:rPr>
         <w:t>"roti"</w:t>
       </w:r>
     </w:p>
@@ -8820,6 +9465,21 @@
           <w:b/>
           <w:lang w:val="id_ID" w:bidi="id_ID"/>
         </w:rPr>
+        <w:t>λέγει</w:t>
+      </w:r>
+    </w:p>
+    <w:p>
+      <w:pPr/>
+      <w:r>
+        <w:rPr>
+          <w:lang w:val="id_ID" w:bidi="id_ID"/>
+        </w:rPr>
+      </w:r>
+      <w:r>
+        <w:rPr>
+          <w:b/>
+          <w:lang w:val="id_ID" w:bidi="id_ID"/>
+        </w:rPr>
         <w:t>"Kata"</w:t>
       </w:r>
     </w:p>
@@ -8889,6 +9549,21 @@
         <w:rPr>
           <w:lang w:val="id_ID" w:bidi="id_ID"/>
         </w:rPr>
+      </w:r>
+    </w:p>
+    <w:p>
+      <w:pPr/>
+      <w:r>
+        <w:rPr>
+          <w:lang w:val="id_ID" w:bidi="id_ID"/>
+        </w:rPr>
+      </w:r>
+      <w:r>
+        <w:rPr>
+          <w:b/>
+          <w:lang w:val="id_ID" w:bidi="id_ID"/>
+        </w:rPr>
+        <w:t>ἄρτους</w:t>
       </w:r>
     </w:p>
     <w:p>
@@ -9079,6 +9754,21 @@
           <w:b/>
           <w:lang w:val="id_ID" w:bidi="id_ID"/>
         </w:rPr>
+        <w:t>ἑπτά, καὶ</w:t>
+      </w:r>
+    </w:p>
+    <w:p>
+      <w:pPr/>
+      <w:r>
+        <w:rPr>
+          <w:lang w:val="id_ID" w:bidi="id_ID"/>
+        </w:rPr>
+      </w:r>
+      <w:r>
+        <w:rPr>
+          <w:b/>
+          <w:lang w:val="id_ID" w:bidi="id_ID"/>
+        </w:rPr>
         <w:t>"Tujuh ... dan"</w:t>
       </w:r>
     </w:p>
@@ -9162,6 +9852,21 @@
           <w:b/>
           <w:lang w:val="id_ID" w:bidi="id_ID"/>
         </w:rPr>
+        <w:t>ἀναπεσεῖν ἐπὶ τὴν γῆν</w:t>
+      </w:r>
+    </w:p>
+    <w:p>
+      <w:pPr/>
+      <w:r>
+        <w:rPr>
+          <w:lang w:val="id_ID" w:bidi="id_ID"/>
+        </w:rPr>
+      </w:r>
+      <w:r>
+        <w:rPr>
+          <w:b/>
+          <w:lang w:val="id_ID" w:bidi="id_ID"/>
+        </w:rPr>
         <w:t>"duduk di tanah"</w:t>
       </w:r>
     </w:p>
@@ -9252,6 +9957,21 @@
         <w:rPr>
           <w:lang w:val="id_ID" w:bidi="id_ID"/>
         </w:rPr>
+      </w:r>
+    </w:p>
+    <w:p>
+      <w:pPr/>
+      <w:r>
+        <w:rPr>
+          <w:lang w:val="id_ID" w:bidi="id_ID"/>
+        </w:rPr>
+      </w:r>
+      <w:r>
+        <w:rPr>
+          <w:b/>
+          <w:lang w:val="id_ID" w:bidi="id_ID"/>
+        </w:rPr>
+        <w:t>ἄρτους</w:t>
       </w:r>
     </w:p>
     <w:p>
@@ -9388,6 +10108,21 @@
           <w:b/>
           <w:lang w:val="id_ID" w:bidi="id_ID"/>
         </w:rPr>
+        <w:t>ἔκλασεν καὶ ἐδίδου</w:t>
+      </w:r>
+    </w:p>
+    <w:p>
+      <w:pPr/>
+      <w:r>
+        <w:rPr>
+          <w:lang w:val="id_ID" w:bidi="id_ID"/>
+        </w:rPr>
+      </w:r>
+      <w:r>
+        <w:rPr>
+          <w:b/>
+          <w:lang w:val="id_ID" w:bidi="id_ID"/>
+        </w:rPr>
         <w:t>"memecah-mecahkannya dan memberikannya"</w:t>
       </w:r>
     </w:p>
@@ -9484,6 +10219,21 @@
           <w:b/>
           <w:lang w:val="id_ID" w:bidi="id_ID"/>
         </w:rPr>
+        <w:t>οἱ &amp; μαθηταὶ τοῖς ὄχλοις</w:t>
+      </w:r>
+    </w:p>
+    <w:p>
+      <w:pPr/>
+      <w:r>
+        <w:rPr>
+          <w:lang w:val="id_ID" w:bidi="id_ID"/>
+        </w:rPr>
+      </w:r>
+      <w:r>
+        <w:rPr>
+          <w:b/>
+          <w:lang w:val="id_ID" w:bidi="id_ID"/>
+        </w:rPr>
         <w:t>"lalu murid-murid-Nya memberikannya pula kepada orang banyak"</w:t>
       </w:r>
     </w:p>
@@ -9567,6 +10317,21 @@
           <w:b/>
           <w:lang w:val="id_ID" w:bidi="id_ID"/>
         </w:rPr>
+        <w:t>ἔφαγον πάντες &amp; ἦραν</w:t>
+      </w:r>
+    </w:p>
+    <w:p>
+      <w:pPr/>
+      <w:r>
+        <w:rPr>
+          <w:lang w:val="id_ID" w:bidi="id_ID"/>
+        </w:rPr>
+      </w:r>
+      <w:r>
+        <w:rPr>
+          <w:b/>
+          <w:lang w:val="id_ID" w:bidi="id_ID"/>
+        </w:rPr>
         <w:t>"mereka semuanya makan"</w:t>
       </w:r>
       <w:r>
@@ -9715,6 +10480,21 @@
           <w:b/>
           <w:lang w:val="id_ID" w:bidi="id_ID"/>
         </w:rPr>
+        <w:t>καὶ ἐχορτάσθησαν</w:t>
+      </w:r>
+    </w:p>
+    <w:p>
+      <w:pPr/>
+      <w:r>
+        <w:rPr>
+          <w:lang w:val="id_ID" w:bidi="id_ID"/>
+        </w:rPr>
+      </w:r>
+      <w:r>
+        <w:rPr>
+          <w:b/>
+          <w:lang w:val="id_ID" w:bidi="id_ID"/>
+        </w:rPr>
         <w:t>"sampai kenyang"</w:t>
       </w:r>
     </w:p>
@@ -9798,6 +10578,21 @@
           <w:b/>
           <w:lang w:val="id_ID" w:bidi="id_ID"/>
         </w:rPr>
+        <w:t>τὸ περισσεῦον τῶν κλασμάτων</w:t>
+      </w:r>
+    </w:p>
+    <w:p>
+      <w:pPr/>
+      <w:r>
+        <w:rPr>
+          <w:lang w:val="id_ID" w:bidi="id_ID"/>
+        </w:rPr>
+      </w:r>
+      <w:r>
+        <w:rPr>
+          <w:b/>
+          <w:lang w:val="id_ID" w:bidi="id_ID"/>
+        </w:rPr>
         <w:t>"potongan-potongan roti yang sisa"</w:t>
       </w:r>
     </w:p>
@@ -9894,6 +10689,21 @@
           <w:b/>
           <w:lang w:val="id_ID" w:bidi="id_ID"/>
         </w:rPr>
+        <w:t>σπυρίδας</w:t>
+      </w:r>
+    </w:p>
+    <w:p>
+      <w:pPr/>
+      <w:r>
+        <w:rPr>
+          <w:lang w:val="id_ID" w:bidi="id_ID"/>
+        </w:rPr>
+      </w:r>
+      <w:r>
+        <w:rPr>
+          <w:b/>
+          <w:lang w:val="id_ID" w:bidi="id_ID"/>
+        </w:rPr>
         <w:t>"bakul"</w:t>
       </w:r>
     </w:p>
@@ -9990,6 +10800,21 @@
           <w:b/>
           <w:lang w:val="id_ID" w:bidi="id_ID"/>
         </w:rPr>
+        <w:t>δὲ</w:t>
+      </w:r>
+    </w:p>
+    <w:p>
+      <w:pPr/>
+      <w:r>
+        <w:rPr>
+          <w:lang w:val="id_ID" w:bidi="id_ID"/>
+        </w:rPr>
+      </w:r>
+      <w:r>
+        <w:rPr>
+          <w:b/>
+          <w:lang w:val="id_ID" w:bidi="id_ID"/>
+        </w:rPr>
         <w:t>"Yang"</w:t>
       </w:r>
     </w:p>
@@ -10086,6 +10911,21 @@
           <w:b/>
           <w:lang w:val="id_ID" w:bidi="id_ID"/>
         </w:rPr>
+        <w:t>χωρὶς γυναικῶν καὶ παιδίων</w:t>
+      </w:r>
+    </w:p>
+    <w:p>
+      <w:pPr/>
+      <w:r>
+        <w:rPr>
+          <w:lang w:val="id_ID" w:bidi="id_ID"/>
+        </w:rPr>
+      </w:r>
+      <w:r>
+        <w:rPr>
+          <w:b/>
+          <w:lang w:val="id_ID" w:bidi="id_ID"/>
+        </w:rPr>
         <w:t>"tidak termasuk perempuan dan anak-anak"</w:t>
       </w:r>
     </w:p>
@@ -10182,6 +11022,21 @@
           <w:b/>
           <w:lang w:val="id_ID" w:bidi="id_ID"/>
         </w:rPr>
+        <w:t>ἐνέβη</w:t>
+      </w:r>
+    </w:p>
+    <w:p>
+      <w:pPr/>
+      <w:r>
+        <w:rPr>
+          <w:lang w:val="id_ID" w:bidi="id_ID"/>
+        </w:rPr>
+      </w:r>
+      <w:r>
+        <w:rPr>
+          <w:b/>
+          <w:lang w:val="id_ID" w:bidi="id_ID"/>
+        </w:rPr>
         <w:t>"Ia naik perahu dan bertolak"</w:t>
       </w:r>
     </w:p>
@@ -10265,6 +11120,21 @@
           <w:b/>
           <w:lang w:val="id_ID" w:bidi="id_ID"/>
         </w:rPr>
+        <w:t>ἦλθεν</w:t>
+      </w:r>
+    </w:p>
+    <w:p>
+      <w:pPr/>
+      <w:r>
+        <w:rPr>
+          <w:lang w:val="id_ID" w:bidi="id_ID"/>
+        </w:rPr>
+      </w:r>
+      <w:r>
+        <w:rPr>
+          <w:b/>
+          <w:lang w:val="id_ID" w:bidi="id_ID"/>
+        </w:rPr>
         <w:t>"bertolak"</w:t>
       </w:r>
     </w:p>
@@ -10361,6 +11231,21 @@
           <w:b/>
           <w:lang w:val="id_ID" w:bidi="id_ID"/>
         </w:rPr>
+        <w:t>Μαγαδάν</w:t>
+      </w:r>
+    </w:p>
+    <w:p>
+      <w:pPr/>
+      <w:r>
+        <w:rPr>
+          <w:lang w:val="id_ID" w:bidi="id_ID"/>
+        </w:rPr>
+      </w:r>
+      <w:r>
+        <w:rPr>
+          <w:b/>
+          <w:lang w:val="id_ID" w:bidi="id_ID"/>
+        </w:rPr>
         <w:t>"ke daerah Magadan"</w:t>
       </w:r>
     </w:p>
@@ -10489,6 +11374,21 @@
           <w:b/>
           <w:lang w:val="id_ID" w:bidi="id_ID"/>
         </w:rPr>
+        <w:t>Μαγαδάν</w:t>
+      </w:r>
+    </w:p>
+    <w:p>
+      <w:pPr/>
+      <w:r>
+        <w:rPr>
+          <w:lang w:val="id_ID" w:bidi="id_ID"/>
+        </w:rPr>
+      </w:r>
+      <w:r>
+        <w:rPr>
+          <w:b/>
+          <w:lang w:val="id_ID" w:bidi="id_ID"/>
+        </w:rPr>
         <w:t>"ke daerah Magadan"</w:t>
       </w:r>
     </w:p>
@@ -10571,6 +11471,21 @@
         <w:rPr>
           <w:lang w:val="id_ID" w:bidi="id_ID"/>
         </w:rPr>
+      </w:r>
+    </w:p>
+    <w:p>
+      <w:pPr/>
+      <w:r>
+        <w:rPr>
+          <w:lang w:val="id_ID" w:bidi="id_ID"/>
+        </w:rPr>
+      </w:r>
+      <w:r>
+        <w:rPr>
+          <w:b/>
+          <w:lang w:val="id_ID" w:bidi="id_ID"/>
+        </w:rPr>
+        <w:t>καὶ</w:t>
       </w:r>
     </w:p>
     <w:p>
@@ -25177,6 +26092,21 @@
           <w:b/>
           <w:lang w:val="id_ID" w:bidi="id_ID"/>
         </w:rPr>
+        <w:t>σου</w:t>
+      </w:r>
+    </w:p>
+    <w:p>
+      <w:pPr/>
+      <w:r>
+        <w:rPr>
+          <w:lang w:val="id_ID" w:bidi="id_ID"/>
+        </w:rPr>
+      </w:r>
+      <w:r>
+        <w:rPr>
+          <w:b/>
+          <w:lang w:val="id_ID" w:bidi="id_ID"/>
+        </w:rPr>
         <w:t>"Mu"</w:t>
       </w:r>
     </w:p>
@@ -25259,6 +26189,21 @@
         <w:rPr>
           <w:lang w:val="id_ID" w:bidi="id_ID"/>
         </w:rPr>
+      </w:r>
+    </w:p>
+    <w:p>
+      <w:pPr/>
+      <w:r>
+        <w:rPr>
+          <w:lang w:val="id_ID" w:bidi="id_ID"/>
+        </w:rPr>
+      </w:r>
+      <w:r>
+        <w:rPr>
+          <w:b/>
+          <w:lang w:val="id_ID" w:bidi="id_ID"/>
+        </w:rPr>
+        <w:t>οὐκ ἐδώκατέ μοι φαγεῖν &amp; οὐκ ἐποτίσατέ με</w:t>
       </w:r>
     </w:p>
     <w:p>

--- a/ind/docx/40.content.docx
+++ b/ind/docx/40.content.docx
@@ -28,49 +28,15 @@
       </w:r>
     </w:p>
     <w:p>
-      <w:pPr>
-        <w:pStyle w:val="Heading2"/>
-      </w:pPr>
-      <w:r>
-        <w:rPr>
-          <w:lang w:val="id_ID" w:bidi="id_ID"/>
-        </w:rPr>
-        <w:t>License Information</w:t>
-      </w:r>
-      <w:r>
-        <w:rPr>
-          <w:lang w:val="id_ID" w:bidi="id_ID"/>
-        </w:rPr>
-      </w:r>
-    </w:p>
-    <w:p>
-      <w:pPr/>
-      <w:r>
-        <w:rPr>
-          <w:lang w:val="id_ID" w:bidi="id_ID"/>
-        </w:rPr>
-      </w:r>
-      <w:r>
-        <w:rPr>
-          <w:b/>
-          <w:lang w:val="id_ID" w:bidi="id_ID"/>
-        </w:rPr>
-        <w:t>Catatan Terjemahan (unfoldingWord)</w:t>
-      </w:r>
-      <w:r>
-        <w:rPr>
-          <w:lang w:val="id_ID" w:bidi="id_ID"/>
-        </w:rPr>
-        <w:t xml:space="preserve"> (Indonesian) is based on</w:t>
-      </w:r>
-      <w:r>
-        <w:rPr>
-          <w:lang w:val="id_ID" w:bidi="id_ID"/>
-        </w:rPr>
-        <w:t xml:space="preserve">: </w:t>
-      </w:r>
-      <w:r>
-        <w:rPr>
+      <w:pPr/>
+      <w:r>
+        <w:rPr>
+          <w:lang w:val="id_ID" w:bidi="id_ID"/>
+        </w:rPr>
+      </w:r>
+      <w:r>
+        <w:rPr>
+          <w:b/>
           <w:lang w:val="id_ID" w:bidi="id_ID"/>
         </w:rPr>
         <w:t>unfoldingWord® Translation Notes</w:t>
@@ -79,62 +45,31 @@
         <w:rPr>
           <w:lang w:val="id_ID" w:bidi="id_ID"/>
         </w:rPr>
-        <w:t xml:space="preserve">, </w:t>
-      </w:r>
-      <w:hyperlink r:id="rId13">
-        <w:r>
-          <w:rPr>
-            <w:lang w:val="id_ID" w:bidi="id_ID"/>
-          </w:rPr>
-          <w:rPr>
-            <w:color w:val="0000EE"/>
-            <w:u w:val="single"/>
-          </w:rPr>
-          <w:t>unfoldingWord</w:t>
-        </w:r>
-      </w:hyperlink>
-      <w:r>
-        <w:rPr>
-          <w:lang w:val="id_ID" w:bidi="id_ID"/>
-        </w:rPr>
-        <w:t xml:space="preserve">, 2022, which is licensed under a </w:t>
-      </w:r>
-      <w:hyperlink r:id="rId14">
-        <w:r>
-          <w:rPr>
-            <w:lang w:val="id_ID" w:bidi="id_ID"/>
-          </w:rPr>
-          <w:rPr>
-            <w:color w:val="0000EE"/>
-            <w:u w:val="single"/>
-          </w:rPr>
-          <w:t>CC BY-SA 4.0 license</w:t>
-        </w:r>
-      </w:hyperlink>
-      <w:r>
-        <w:rPr>
-          <w:lang w:val="id_ID" w:bidi="id_ID"/>
-        </w:rPr>
-        <w:t>.</w:t>
-      </w:r>
-      <w:r>
-        <w:rPr>
-          <w:lang w:val="id_ID" w:bidi="id_ID"/>
-        </w:rPr>
-      </w:r>
-    </w:p>
-    <w:p>
-      <w:pPr/>
-      <w:r>
-        <w:rPr>
-          <w:lang w:val="id_ID" w:bidi="id_ID"/>
-        </w:rPr>
-      </w:r>
-      <w:r>
-        <w:rPr>
-          <w:lang w:val="id_ID" w:bidi="id_ID"/>
-        </w:rPr>
-        <w:t>This PDF version is provided under the same license.</w:t>
+        <w:t xml:space="preserve"> © 2022 unfoldingWord. Released under CC BY-SA 4.0 license. </w:t>
+      </w:r>
+      <w:r>
+        <w:rPr>
+          <w:lang w:val="id_ID" w:bidi="id_ID"/>
+        </w:rPr>
+        <w:t>unfoldingWord® Translation Notes</w:t>
+      </w:r>
+      <w:r>
+        <w:rPr>
+          <w:lang w:val="id_ID" w:bidi="id_ID"/>
+        </w:rPr>
+        <w:t xml:space="preserve"> has been adapted in the following languages: Tok Pisin, Arabic (عربي), French (Français), Hindi (हिंदी), Indonesian (Bahasa Indonesia), Portuguese (Português), Russian (Русский), Spanish (Español), Swahili (Kiswahili), and Simplified Chinese (简体中文) from </w:t>
+      </w:r>
+      <w:r>
+        <w:rPr>
+          <w:lang w:val="id_ID" w:bidi="id_ID"/>
+        </w:rPr>
+        <w:t>unfoldingWord® Translation Notes</w:t>
+      </w:r>
+      <w:r>
+        <w:rPr>
+          <w:lang w:val="id_ID" w:bidi="id_ID"/>
+        </w:rPr>
+        <w:t xml:space="preserve"> © 2022 unfoldingWord. Released under CC BY-SA 4.0 license by Mission Mutual</w:t>
       </w:r>
       <w:r>
         <w:rPr>
@@ -691,7 +626,7 @@
         </w:rPr>
         <w:t xml:space="preserve"> untuk merujuk kepada Timotius dan dirinya sendiri, atau kepada semua orang percaya, yang juga mencakup mereka berdua. Jadi secara umum, kata-kata ini mencakup si penerima. Sebuah catatan akan membahas satu pengecualian yang mungkin terjadi dalam </w:t>
       </w:r>
-      <w:hyperlink r:id="rId15">
+      <w:hyperlink r:id="rId13">
         <w:r>
           <w:rPr>
             <w:lang w:val="id_ID" w:bidi="id_ID"/>
@@ -1621,7 +1556,7 @@
         </w:rPr>
         <w:t xml:space="preserve"> dalam </w:t>
       </w:r>
-      <w:hyperlink r:id="rId16">
+      <w:hyperlink r:id="rId14">
         <w:r>
           <w:rPr>
             <w:lang w:val="id_ID" w:bidi="id_ID"/>
@@ -3988,7 +3923,7 @@
         </w:rPr>
         <w:t xml:space="preserve"> digunakan sebagai sebutan sayang kepada Gayus sebagai rekan seiman. Lihat bagaimana Anda menerjemahkannya dalam </w:t>
       </w:r>
-      <w:hyperlink r:id="rId17">
+      <w:hyperlink r:id="rId15">
         <w:r>
           <w:rPr>
             <w:lang w:val="id_ID" w:bidi="id_ID"/>
@@ -5853,7 +5788,7 @@
         </w:rPr>
         <w:t xml:space="preserve">Untuk meminta Yesus membantunya, Perempuan itu menawarkan sebuah cerita atau ilustrasi berdasarkan Perumpamaan yang Yesus ceritakan dalam </w:t>
       </w:r>
-      <w:hyperlink r:id="rId18">
+      <w:hyperlink r:id="rId16">
         <w:r>
           <w:rPr>
             <w:lang w:val="id_ID" w:bidi="id_ID"/>
@@ -5995,7 +5930,7 @@
         </w:rPr>
         <w:t xml:space="preserve">Lihat bagaimana Anda menerjemahkan frasa ini pada </w:t>
       </w:r>
-      <w:hyperlink r:id="rId18">
+      <w:hyperlink r:id="rId16">
         <w:r>
           <w:rPr>
             <w:lang w:val="id_ID" w:bidi="id_ID"/>
@@ -7260,7 +7195,7 @@
         </w:rPr>
         <w:t xml:space="preserve">Di sini, kata tersebut merujuk pada daerah di dekat kota Tirus dan Sidon (lihat </w:t>
       </w:r>
-      <w:hyperlink r:id="rId19">
+      <w:hyperlink r:id="rId17">
         <w:r>
           <w:rPr>
             <w:lang w:val="id_ID" w:bidi="id_ID"/>
@@ -8381,7 +8316,7 @@
         </w:rPr>
         <w:t xml:space="preserve">Lihat bagaimana Anda menerjemahkan frasa-frasa ini dalam </w:t>
       </w:r>
-      <w:hyperlink r:id="rId20">
+      <w:hyperlink r:id="rId18">
         <w:r>
           <w:rPr>
             <w:lang w:val="id_ID" w:bidi="id_ID"/>
@@ -9672,7 +9607,7 @@
         </w:rPr>
         <w:t xml:space="preserve"> dalam </w:t>
       </w:r>
-      <w:hyperlink r:id="rId21">
+      <w:hyperlink r:id="rId19">
         <w:r>
           <w:rPr>
             <w:lang w:val="id_ID" w:bidi="id_ID"/>
@@ -10080,7 +10015,7 @@
         </w:rPr>
         <w:t xml:space="preserve"> dalam </w:t>
       </w:r>
-      <w:hyperlink r:id="rId21">
+      <w:hyperlink r:id="rId19">
         <w:r>
           <w:rPr>
             <w:lang w:val="id_ID" w:bidi="id_ID"/>
@@ -12355,7 +12290,7 @@
         </w:rPr>
         <w:t xml:space="preserve">Lihat diskusi tentang masalah tekstual di akhir Catatan Umum untuk Pasal ini untuk memutuskan apakah akan menyertakan </w:t>
       </w:r>
-      <w:hyperlink r:id="rId22">
+      <w:hyperlink r:id="rId20">
         <w:r>
           <w:rPr>
             <w:lang w:val="id_ID" w:bidi="id_ID"/>
@@ -13082,7 +13017,7 @@
         </w:rPr>
         <w:t xml:space="preserve">Apa yang Yesus katakan di sini identik dengan apa yang Ia katakan dalam </w:t>
       </w:r>
-      <w:hyperlink r:id="rId23">
+      <w:hyperlink r:id="rId21">
         <w:r>
           <w:rPr>
             <w:lang w:val="id_ID" w:bidi="id_ID"/>
@@ -13113,7 +13048,7 @@
         </w:rPr>
         <w:t xml:space="preserve">. Terjemahkan kalimat ini seperti yang Anda lakukan dalam </w:t>
       </w:r>
-      <w:hyperlink r:id="rId23">
+      <w:hyperlink r:id="rId21">
         <w:r>
           <w:rPr>
             <w:lang w:val="id_ID" w:bidi="id_ID"/>
@@ -13207,7 +13142,7 @@
         </w:rPr>
         <w:t xml:space="preserve"> merujuk kepada orang-orang Farisi dan orang-orang Saduki yang telah meminta tanda (lihat </w:t>
       </w:r>
-      <w:hyperlink r:id="rId24">
+      <w:hyperlink r:id="rId22">
         <w:r>
           <w:rPr>
             <w:lang w:val="id_ID" w:bidi="id_ID"/>
@@ -14359,7 +14294,7 @@
         </w:rPr>
         <w:t xml:space="preserve"> sampai pada </w:t>
       </w:r>
-      <w:hyperlink r:id="rId25">
+      <w:hyperlink r:id="rId23">
         <w:r>
           <w:rPr>
             <w:lang w:val="id_ID" w:bidi="id_ID"/>
@@ -14377,7 +14312,7 @@
         </w:rPr>
         <w:t xml:space="preserve">. Jadi, Anda harus mempertahankan metafora ini di sini tanpa menjelaskan maknanya, karena Matius akan memberikan penjelasannya dalam </w:t>
       </w:r>
-      <w:hyperlink r:id="rId25">
+      <w:hyperlink r:id="rId23">
         <w:r>
           <w:rPr>
             <w:lang w:val="id_ID" w:bidi="id_ID"/>
@@ -15247,7 +15182,7 @@
         </w:rPr>
         <w:t>Di sini, seperti dalam</w:t>
       </w:r>
-      <w:hyperlink r:id="rId26">
+      <w:hyperlink r:id="rId24">
         <w:r>
           <w:rPr>
             <w:lang w:val="id_ID" w:bidi="id_ID"/>
@@ -15675,7 +15610,7 @@
         </w:rPr>
         <w:t xml:space="preserve"> dalam </w:t>
       </w:r>
-      <w:hyperlink r:id="rId21">
+      <w:hyperlink r:id="rId19">
         <w:r>
           <w:rPr>
             <w:lang w:val="id_ID" w:bidi="id_ID"/>
@@ -15885,7 +15820,7 @@
         </w:rPr>
         <w:t xml:space="preserve"> dalam Matius </w:t>
       </w:r>
-      <w:hyperlink r:id="rId27">
+      <w:hyperlink r:id="rId25">
         <w:r>
           <w:rPr>
             <w:lang w:val="id_ID" w:bidi="id_ID"/>
@@ -16274,7 +16209,7 @@
         </w:rPr>
         <w:t xml:space="preserve"> dalam </w:t>
       </w:r>
-      <w:hyperlink r:id="rId21">
+      <w:hyperlink r:id="rId19">
         <w:r>
           <w:rPr>
             <w:lang w:val="id_ID" w:bidi="id_ID"/>
@@ -16580,7 +16515,7 @@
         </w:rPr>
         <w:t xml:space="preserve"> dalam </w:t>
       </w:r>
-      <w:hyperlink r:id="rId28">
+      <w:hyperlink r:id="rId26">
         <w:r>
           <w:rPr>
             <w:lang w:val="id_ID" w:bidi="id_ID"/>
@@ -16899,7 +16834,7 @@
         </w:rPr>
         <w:t xml:space="preserve">Di sini, sama seperti dalam </w:t>
       </w:r>
-      <w:hyperlink r:id="rId29">
+      <w:hyperlink r:id="rId27">
         <w:r>
           <w:rPr>
             <w:lang w:val="id_ID" w:bidi="id_ID"/>
@@ -17026,7 +16961,7 @@
         </w:rPr>
         <w:t xml:space="preserve">Di sini, sama seperti dalam </w:t>
       </w:r>
-      <w:hyperlink r:id="rId29">
+      <w:hyperlink r:id="rId27">
         <w:r>
           <w:rPr>
             <w:lang w:val="id_ID" w:bidi="id_ID"/>
@@ -17070,7 +17005,7 @@
         </w:rPr>
         <w:t xml:space="preserve"> sampai pada </w:t>
       </w:r>
-      <w:hyperlink r:id="rId25">
+      <w:hyperlink r:id="rId23">
         <w:r>
           <w:rPr>
             <w:lang w:val="id_ID" w:bidi="id_ID"/>
@@ -17088,7 +17023,7 @@
         </w:rPr>
         <w:t xml:space="preserve">. Jadi, Anda harus mempertahankan metafora ini di sini tanpa menjelaskan maknanya, karena Matius akan memberikan penjelasannya dalam </w:t>
       </w:r>
-      <w:hyperlink r:id="rId25">
+      <w:hyperlink r:id="rId23">
         <w:r>
           <w:rPr>
             <w:lang w:val="id_ID" w:bidi="id_ID"/>
@@ -24520,7 +24455,7 @@
         </w:rPr>
         <w:t>, jika memungkinkan Anda harus mempertahankan metafora tersebut atau mengungkapkan ide tersebut dalam bentuk perumpamaan. Lihat bagaimana Anda menerjemahkan ungkapan serupa dalam</w:t>
       </w:r>
-      <w:hyperlink r:id="rId30">
+      <w:hyperlink r:id="rId28">
         <w:r>
           <w:rPr>
             <w:lang w:val="id_ID" w:bidi="id_ID"/>
@@ -24743,7 +24678,7 @@
         </w:rPr>
         <w:t xml:space="preserve"> kehidupan mereka saat ini akan kehilangan kehidupan kekal mereka, dan bahwa mereka yang telah kehilangan kehidupan mereka saat ini akan menemukan kehidupan kekal mereka. Jika akan lebih memudahkan pemahaman dalam bahasa Anda, Anda bisa membuat gagasan ini lebih eksplisit. Lihat bagaimana Anda menerjemahkan gagasan serupa dalam </w:t>
       </w:r>
-      <w:hyperlink r:id="rId31">
+      <w:hyperlink r:id="rId29">
         <w:r>
           <w:rPr>
             <w:lang w:val="id_ID" w:bidi="id_ID"/>
@@ -24870,7 +24805,7 @@
         </w:rPr>
         <w:t xml:space="preserve"> seseorang. Jika akan lebih memudahkan pemahaman dalam bahasa Anda, Anda bisa menggunakan ungkapan yang sebanding atau menyatakan maknanya secara jelas. Lihat bagaimana Anda menerjemahkan klausa serupa dalam </w:t>
       </w:r>
-      <w:hyperlink r:id="rId31">
+      <w:hyperlink r:id="rId29">
         <w:r>
           <w:rPr>
             <w:lang w:val="id_ID" w:bidi="id_ID"/>
@@ -25106,7 +25041,7 @@
         </w:rPr>
         <w:t xml:space="preserve">. Agar mudah dipahami dalam bahasa Anda, Anda bisa menggunakan ungkapan yang sebanding atau menyatakan maknanya dengan jelas. Lihat bagaimana Anda menerjemahkan klausa serupa dalam </w:t>
       </w:r>
-      <w:hyperlink r:id="rId31">
+      <w:hyperlink r:id="rId29">
         <w:r>
           <w:rPr>
             <w:lang w:val="id_ID" w:bidi="id_ID"/>
@@ -25316,7 +25251,7 @@
         </w:rPr>
         <w:t xml:space="preserve">memperkenalkan dasar lain untuk apa yang Yesus katakan dalam </w:t>
       </w:r>
-      <w:hyperlink r:id="rId32">
+      <w:hyperlink r:id="rId30">
         <w:r>
           <w:rPr>
             <w:lang w:val="id_ID" w:bidi="id_ID"/>

--- a/ind/docx/40.content.docx
+++ b/ind/docx/40.content.docx
@@ -144,13 +144,6 @@
       </w:r>
       <w:r>
         <w:rPr>
-          <w:i/>
-          <w:lang w:val="id_ID" w:bidi="id_ID"/>
-        </w:rPr>
-        <w:t>1 Timotius 1:3 (#3), 1 Timotius 1:3 (#4), 1 Timotius 1:3 (#5), 1 Timotius 1:5 (#6), 1 Timotius 1:5 (#8), 1 Timotius 1:7 (#2), 1 Timotius 1:8 (#2), 1 Timotius 1:9 (#3), 1 Timotius 1:10 (#3), 1 Timotius 1:13 (#2), 1 Timotius 1:13 (#3), 1 Timotius 2:2 (#2), 1 Timotius 2:7 (#9), 1 Timotius 2:8 (#4), 1 Timotius 2:15 (#6), 1 Timotius 2:15 (#8), 1 Timotius 3:1 (#4), 1 Timotius 3:11 (#3), 1 Timotius 3:11 (#4), 1 Timotius 3:16 (#7), 1 Timotius 3:16 (#8), 1 Timotius 4:1 (#5), 1 Timotius 4:3 (#1), 1 Timotius 4:3 (#2), 1 Timotius 4:10 (#3), 1 Timotius 4:16 (#3), 1 Timotius 5:1 (#1), 1 Timotius 5:1 (#2), 1 Timotius 5:13 (#2), 1 Timotius 5:13 (#5), 1 Timotius 5:17 (#3), 1 Timotius 5:18 (#5), 1 Timotius 5:21 (#2), 1 Timotius 5:22 (#2), 1 Timotius 5:25 (#2), 1 Timotius 6:1 (#6), 1 Timotius 6:4 (#3), 1 Timotius 6:4 (#8), 1 Timotius 6:9 (#1), 1 Timotius 6:9 (#3), 1 Timotius 6:13 (#3), 1 Timotius 6:19 (#2), 1 Timotius 6:20 (#4), 3 Yohanes 1:2 (#1), 3 Yohanes 1:3 (#3), 3 Yohanes 1:5 (#1), 3 Yohanes 1:5 (#2), 3 Yohanes 1:6 (#1), 3 Yohanes 1:6 (#2), 3 Yohanes 1:6 (#3), 3 Yohanes 1:11 (#1), 3 Yohanes 1:12 (#3), 3 Yohanes 1:12 (#8), 1 Timotius 1:5 (#2), 1 Timotius 1:20 (#3), 1 Timotius 2:7 (#4), 1 Timotius 3:8 (#3), 1 Timotius 6:1 (#4), Matius 15:25 (#1), Matius 15:25 (#2), Matius 15:25 (#3), Matius 15:25 (#4), Matius 15:26 (#1), Matius 15:26 (#2), Matius 15:26 (#3), Matius 15:26 (#4), Matius 15:26 (#5), Matius 15:27 (#1), Matius 15:27 (#2), Matius 15:27 (#3), Matius 15:27 (#4), Matius 15:27 (#5), Matius 15:27 (#6), Matius 15:28 (#1), Matius 15:28 (#2), Matius 15:28 (#3), Matius 15:28 (#4), Matius 15:28 (#5), Matius 15:28 (#6), Matius 15:28 (#7), Matius 15:29 (#1), Matius 15:29 (#2), Matius 15:29 (#3), Matius 15:29 (#4), Matius 15:29 (#5), Matius 15:30 (#1), Matius 15:30 (#2), Matius 15:30 (#3), Matius 15:30 (#4), Matius 15:31 (#1), Matius 15:31 (#2), Matius 15:31 (#3), Matius 15:31 (#4), Matius 15:32 (#1), Matius 15:32 (#2), Matius 15:32 (#3), Matius 15:32 (#4), Matius 15:32 (#5), Matius 15:33 (#1), Matius 15:33 (#2), Matius 15:33 (#3), Matius 15:34 (#1), Matius 15:34 (#2), Matius 15:34 (#3), Matius 15:35 (#1), Matius 15:36 (#1), Matius 15:36 (#2), Matius 15:36 (#3), Matius 15:37 (#1), Matius 15:37 (#2), Matius 15:37 (#3), Matius 15:37 (#4), Matius 15:38 (#1), Matius 15:38 (#2), Matius 15:39 (#1), Matius 15:39 (#2), Matius 15:39 (#3), Matius 15:39 (#4), Matius 16:1 (#1), Matius 16:1 (#2), Matius 16:1 (#3), Matius 16:1 (#4), Matius 16:1 (#5), Matius 16:2 (#1), Matius 16:2 (#2), Matius 16:2 (#3), Matius 16:2–3 (#1), Matius 16:3 (#1), Matius 16:3 (#2), Matius 16:3 (#3), Matius 16:3 (#4), Matius 16:3 (#5), Matius 16:3 (#6), Matius 16:3 (#7), Matius 16:4 (#1), Matius 16:4 (#2), Matius 16:4 (#3), Matius 16:5 (#1), Matius 16:5 (#2), Matius 16:5 (#3), Matius 16:5 (#4), Matius 16:5 (#5), Matius 16:6 (#1), Matius 16:6 (#2), Matius 16:6 (#3), Matius 16:6 (#4), Matius 16:6 (#5), Matius 16:7 (#1), Matius 16:7 (#2), Matius 16:7 (#3), Matius 16:7 (#4), Matthew 16:7 (#5), Matius 16:8 (#1), Matius 16:8 (#2), Matius 16:8 (#3), Matius 16:8 (#4), Matius 16:9 (#1), Matius 16:9 (#2), Matius 16:9 (#3), Matius 16:9 (#4), Matius 16:9 (#5), Matius 16:9 (#6), Matius 16:10 (#1), Matius 16:10 (#2), Matius 16:10 (#3), Matius 16:10 (#4), Matius 16:10 (#5), Matius 16:10 (#6), Matius 16:10 (#7), Matius 16:11 (#1), Matius 16:11 (#2), Matius 16:11 (#3), Matius 16:11 (#4), Matius 16:12 (#1), Matius 16:12 (#2), Matius 16:12 (#3), Matius 16:12 (#4), Matius 16:12 (#5), Matius 16:13 (#1), Matius 16:13 (#2), Matius 16:13 (#3), Matius 16:13 (#4), Matius 16:13 (#5), Matius 16:13 (#6), Matthew 16:13 (#7), Matius 16:14 (#1), Matius 16:14 (#2), Matius 16:14 (#3), Matius 16:14 (#4), Matius 16:15 (#1), Matius 16:16 (#1), Matius 16:16 (#2), Matius 16:16 (#3), Matius 16:17 (#1), Matius 16:17 (#2), Matius 16:17 (#3), Matius 16:17 (#4), Matius 16:17 (#5), Matius 16:17 (#6), Matius 16:17 (#7), Matius 16:17 (#8), Matius 16:17 (#9), Matius 16:17 (#10), Matius 16:17 (#11), Matius 16:17 (#12), Matius 16:18 (#1), Matius 16:18 (#2), Matius 16:18 (#3), Matius 16:18 (#4), Matius 16:18 (#5), Matius 16:18 (#6), Matius 16:18 (#7), Matius 16:19 (#1), Matius 16:19 (#2), Matius 16:19 (#3), Matius 16:19 (#4), Matius 16:19 (#5), Matius 16:19 (#6), Matius 16:19 (#7), Matius 16:20 (#1), Matius 16:20 (#2), Matius 16:21 (#1), Matius 16:21 (#2), Matius 16:21 (#3), Matius 16:21 (#4), Matius 16:21 (#5), Matius 16:21 (#6), Matius 16:22 (#1), Matius 16:22 (#2), Matius 16:22 (#3), Matius 16:22 (#4), Matius 16:22 (#5), Matius 16:23 (#1), Matius 16:23 (#2), Matius 16:23 (#3), Matius 16:23 (#4), Matius 16:23 (#5), Matius 16:23 (#6), Matius 16:23 (#7), Matius 16:23 (#8), Matius 16:23 (#9), Matius 16:23 (#10), Matius 16:24 (#1), Matius 16:24 (#2), Matius 16:24 (#3), Matius 16:24 (#4), Matius 16:24 (#5), Matius 16:24 (#6), Matius 16:24 (#7), Matius 16:25 (#1), Matius 16:25 (#2), Matius 16:25 (#3), Matius 16:25 (#4), Matius 16:25 (#5), Matius 16:25 (#6), Matius 16:26 (#1), Matius 16:26 (#2), Matius 16:26 (#3), Matius 16:26 (#4), Matius 16:26 (#5), Matius 16:26 (#6), Matius 16:26 (#7), Matius 16:26 (#8), Matius 17:16 (#2), Matius 25:42 (#2)</w:t>
-      </w:r>
-      <w:r>
-        <w:rPr>
           <w:lang w:val="id_ID" w:bidi="id_ID"/>
         </w:rPr>
       </w:r>
@@ -26044,6 +26037,690 @@
           <w:lang w:val="id_ID" w:bidi="id_ID"/>
         </w:rPr>
         <w:t>Hal-hal yang Dianggap Sudah Diketahui dan Informasi Implisit</w:t>
+      </w:r>
+      <w:r>
+        <w:rPr>
+          <w:lang w:val="id_ID" w:bidi="id_ID"/>
+        </w:rPr>
+      </w:r>
+      <w:r>
+        <w:rPr>
+          <w:lang w:val="id_ID" w:bidi="id_ID"/>
+        </w:rPr>
+      </w:r>
+    </w:p>
+    <w:p>
+      <w:pPr/>
+      <w:r>
+        <w:rPr>
+          <w:lang w:val="id_ID" w:bidi="id_ID"/>
+        </w:rPr>
+      </w:r>
+    </w:p>
+    <w:p>
+      <w:pPr>
+        <w:pStyle w:val="Heading2"/>
+      </w:pPr>
+      <w:r>
+        <w:rPr>
+          <w:lang w:val="id_ID" w:bidi="id_ID"/>
+        </w:rPr>
+        <w:t>Matius 16:27 (#1)</w:t>
+      </w:r>
+      <w:r>
+        <w:rPr>
+          <w:lang w:val="id_ID" w:bidi="id_ID"/>
+        </w:rPr>
+      </w:r>
+    </w:p>
+    <w:p>
+      <w:pPr/>
+      <w:r>
+        <w:rPr>
+          <w:lang w:val="id_ID" w:bidi="id_ID"/>
+        </w:rPr>
+      </w:r>
+      <w:r>
+        <w:rPr>
+          <w:b/>
+          <w:lang w:val="id_ID" w:bidi="id_ID"/>
+        </w:rPr>
+        <w:t>"Sebab"</w:t>
+      </w:r>
+    </w:p>
+    <w:p>
+      <w:pPr/>
+      <w:r>
+        <w:rPr>
+          <w:lang w:val="id_ID" w:bidi="id_ID"/>
+        </w:rPr>
+      </w:r>
+      <w:r>
+        <w:rPr>
+          <w:lang w:val="id_ID" w:bidi="id_ID"/>
+        </w:rPr>
+        <w:t xml:space="preserve">Di sini, kata </w:t>
+      </w:r>
+      <w:r>
+        <w:rPr>
+          <w:b/>
+          <w:lang w:val="id_ID" w:bidi="id_ID"/>
+        </w:rPr>
+        <w:t>Sebab</w:t>
+      </w:r>
+      <w:r>
+        <w:rPr>
+          <w:lang w:val="id_ID" w:bidi="id_ID"/>
+        </w:rPr>
+        <w:t xml:space="preserve"> memperkenalkan dasar untuk apa yang Yesus katakan. Agar berguna dalam bahasa Anda, Anda bisa menggunakan kata atau frasa yang memperkenalkan alasan atau dasar untuk sebuah pernyataan, atau Anda bisa membiarkan kata </w:t>
+      </w:r>
+      <w:r>
+        <w:rPr>
+          <w:b/>
+          <w:lang w:val="id_ID" w:bidi="id_ID"/>
+        </w:rPr>
+        <w:t>For</w:t>
+      </w:r>
+      <w:r>
+        <w:rPr>
+          <w:lang w:val="id_ID" w:bidi="id_ID"/>
+        </w:rPr>
+        <w:t xml:space="preserve"> tidak diterjemahkan. Lebih spesifik, kata </w:t>
+      </w:r>
+      <w:r>
+        <w:rPr>
+          <w:b/>
+          <w:lang w:val="id_ID" w:bidi="id_ID"/>
+        </w:rPr>
+        <w:t>Sebab</w:t>
+      </w:r>
+      <w:r>
+        <w:rPr>
+          <w:lang w:val="id_ID" w:bidi="id_ID"/>
+        </w:rPr>
+        <w:t xml:space="preserve"> bisa memperkenalkan dasar untuk: (1) apa yang Yesus katakan dalam </w:t>
+      </w:r>
+      <w:hyperlink r:id="rId31">
+        <w:r>
+          <w:rPr>
+            <w:lang w:val="id_ID" w:bidi="id_ID"/>
+          </w:rPr>
+          <w:rPr>
+            <w:color w:val="0000EE"/>
+            <w:u w:val="single"/>
+          </w:rPr>
+          <w:t>Mat. 16:26</w:t>
+        </w:r>
+      </w:hyperlink>
+      <w:r>
+        <w:rPr>
+          <w:lang w:val="id_ID" w:bidi="id_ID"/>
+        </w:rPr>
+        <w:t xml:space="preserve"> tentang bagaimana tidak ada yang lebih berharga daripada jiwa seseorang. Terjemahan alternatif: “kamu harus memikirkan jiwamu karena” (2) apa yang Yesus katakan dalam </w:t>
+      </w:r>
+      <w:hyperlink r:id="rId32">
+        <w:r>
+          <w:rPr>
+            <w:lang w:val="id_ID" w:bidi="id_ID"/>
+          </w:rPr>
+          <w:rPr>
+            <w:color w:val="0000EE"/>
+            <w:u w:val="single"/>
+          </w:rPr>
+          <w:t>Mat. 16:24–26</w:t>
+        </w:r>
+      </w:hyperlink>
+      <w:r>
+        <w:rPr>
+          <w:lang w:val="id_ID" w:bidi="id_ID"/>
+        </w:rPr>
+        <w:t>. Terjemahan alternatif: “Aku telah mengatakan semua hal itu karena”</w:t>
+      </w:r>
+    </w:p>
+    <w:p>
+      <w:pPr/>
+      <w:r>
+        <w:rPr>
+          <w:lang w:val="id_ID" w:bidi="id_ID"/>
+        </w:rPr>
+      </w:r>
+      <w:r>
+        <w:rPr>
+          <w:lang w:val="id_ID" w:bidi="id_ID"/>
+        </w:rPr>
+        <w:t xml:space="preserve">Lihat: </w:t>
+      </w:r>
+      <w:r>
+        <w:rPr>
+          <w:lang w:val="id_ID" w:bidi="id_ID"/>
+        </w:rPr>
+        <w:t>Menghubungkan — Hubungan Sebab Akibat</w:t>
+      </w:r>
+      <w:r>
+        <w:rPr>
+          <w:lang w:val="id_ID" w:bidi="id_ID"/>
+        </w:rPr>
+      </w:r>
+      <w:r>
+        <w:rPr>
+          <w:lang w:val="id_ID" w:bidi="id_ID"/>
+        </w:rPr>
+      </w:r>
+    </w:p>
+    <w:p>
+      <w:pPr/>
+      <w:r>
+        <w:rPr>
+          <w:lang w:val="id_ID" w:bidi="id_ID"/>
+        </w:rPr>
+      </w:r>
+    </w:p>
+    <w:p>
+      <w:pPr>
+        <w:pStyle w:val="Heading2"/>
+      </w:pPr>
+      <w:r>
+        <w:rPr>
+          <w:lang w:val="id_ID" w:bidi="id_ID"/>
+        </w:rPr>
+        <w:t>Matius 16:27 (#10)</w:t>
+      </w:r>
+      <w:r>
+        <w:rPr>
+          <w:lang w:val="id_ID" w:bidi="id_ID"/>
+        </w:rPr>
+      </w:r>
+    </w:p>
+    <w:p>
+      <w:pPr/>
+      <w:r>
+        <w:rPr>
+          <w:lang w:val="id_ID" w:bidi="id_ID"/>
+        </w:rPr>
+      </w:r>
+      <w:r>
+        <w:rPr>
+          <w:b/>
+          <w:lang w:val="id_ID" w:bidi="id_ID"/>
+        </w:rPr>
+        <w:t>"nya"</w:t>
+      </w:r>
+    </w:p>
+    <w:p>
+      <w:pPr/>
+      <w:r>
+        <w:rPr>
+          <w:lang w:val="id_ID" w:bidi="id_ID"/>
+        </w:rPr>
+      </w:r>
+      <w:r>
+        <w:rPr>
+          <w:lang w:val="id_ID" w:bidi="id_ID"/>
+        </w:rPr>
+        <w:t xml:space="preserve">Meskipun istilah </w:t>
+      </w:r>
+      <w:r>
+        <w:rPr>
+          <w:b/>
+          <w:lang w:val="id_ID" w:bidi="id_ID"/>
+        </w:rPr>
+        <w:t xml:space="preserve">nya </w:t>
+      </w:r>
+      <w:r>
+        <w:rPr>
+          <w:lang w:val="id_ID" w:bidi="id_ID"/>
+        </w:rPr>
+        <w:t xml:space="preserve"> adalah maskulin, Yesus menggunakan kata tersebut dalam arti umum yang mencakup baik pria maupun wanita. Agar mudah dipahami dalam bahasa Anda, Anda bisa menggunakan frasa yang membuat ini jelas. Terjemahan alternatif: “nya laki-laki atau nya perempuan”</w:t>
+      </w:r>
+    </w:p>
+    <w:p>
+      <w:pPr/>
+      <w:r>
+        <w:rPr>
+          <w:lang w:val="id_ID" w:bidi="id_ID"/>
+        </w:rPr>
+      </w:r>
+      <w:r>
+        <w:rPr>
+          <w:lang w:val="id_ID" w:bidi="id_ID"/>
+        </w:rPr>
+        <w:t xml:space="preserve">Lihat: </w:t>
+      </w:r>
+      <w:r>
+        <w:rPr>
+          <w:lang w:val="id_ID" w:bidi="id_ID"/>
+        </w:rPr>
+        <w:t>Ketika Kata Maskulin Mencakup Perempuan</w:t>
+      </w:r>
+      <w:r>
+        <w:rPr>
+          <w:lang w:val="id_ID" w:bidi="id_ID"/>
+        </w:rPr>
+      </w:r>
+      <w:r>
+        <w:rPr>
+          <w:lang w:val="id_ID" w:bidi="id_ID"/>
+        </w:rPr>
+      </w:r>
+    </w:p>
+    <w:p>
+      <w:pPr/>
+      <w:r>
+        <w:rPr>
+          <w:lang w:val="id_ID" w:bidi="id_ID"/>
+        </w:rPr>
+      </w:r>
+    </w:p>
+    <w:p>
+      <w:pPr>
+        <w:pStyle w:val="Heading2"/>
+      </w:pPr>
+      <w:r>
+        <w:rPr>
+          <w:lang w:val="id_ID" w:bidi="id_ID"/>
+        </w:rPr>
+        <w:t>Matius 16:27 (#2)</w:t>
+      </w:r>
+      <w:r>
+        <w:rPr>
+          <w:lang w:val="id_ID" w:bidi="id_ID"/>
+        </w:rPr>
+      </w:r>
+    </w:p>
+    <w:p>
+      <w:pPr/>
+      <w:r>
+        <w:rPr>
+          <w:lang w:val="id_ID" w:bidi="id_ID"/>
+        </w:rPr>
+      </w:r>
+      <w:r>
+        <w:rPr>
+          <w:b/>
+          <w:lang w:val="id_ID" w:bidi="id_ID"/>
+        </w:rPr>
+        <w:t>"Anak Manusia akan"</w:t>
+      </w:r>
+      <w:r>
+        <w:rPr>
+          <w:lang w:val="id_ID" w:bidi="id_ID"/>
+        </w:rPr>
+        <w:t xml:space="preserve"> - </w:t>
+      </w:r>
+      <w:r>
+        <w:rPr>
+          <w:b/>
+          <w:lang w:val="id_ID" w:bidi="id_ID"/>
+        </w:rPr>
+        <w:t>"Nya"</w:t>
+      </w:r>
+      <w:r>
+        <w:rPr>
+          <w:lang w:val="id_ID" w:bidi="id_ID"/>
+        </w:rPr>
+        <w:t xml:space="preserve"> - </w:t>
+      </w:r>
+      <w:r>
+        <w:rPr>
+          <w:b/>
+          <w:lang w:val="id_ID" w:bidi="id_ID"/>
+        </w:rPr>
+        <w:t>"Nya"</w:t>
+      </w:r>
+      <w:r>
+        <w:rPr>
+          <w:lang w:val="id_ID" w:bidi="id_ID"/>
+        </w:rPr>
+        <w:t xml:space="preserve"> - </w:t>
+      </w:r>
+      <w:r>
+        <w:rPr>
+          <w:b/>
+          <w:lang w:val="id_ID" w:bidi="id_ID"/>
+        </w:rPr>
+        <w:t>"dIa akan membalas"</w:t>
+      </w:r>
+    </w:p>
+    <w:p>
+      <w:pPr/>
+      <w:r>
+        <w:rPr>
+          <w:lang w:val="id_ID" w:bidi="id_ID"/>
+        </w:rPr>
+      </w:r>
+      <w:r>
+        <w:rPr>
+          <w:lang w:val="id_ID" w:bidi="id_ID"/>
+        </w:rPr>
+        <w:t>Di sini Yesus berbicara tentang diri-Nya dalam bentuk orang ketiga. Agar mudah dipahami dalam bahasa Anda, Anda bisa menggunakan bentuk orang pertama. Terjemahan alternatif: "Aku, yang adalah Anak Manusia, akan ... Aku ... Aku ... Aku akan membalas"</w:t>
+      </w:r>
+    </w:p>
+    <w:p>
+      <w:pPr/>
+      <w:r>
+        <w:rPr>
+          <w:lang w:val="id_ID" w:bidi="id_ID"/>
+        </w:rPr>
+      </w:r>
+      <w:r>
+        <w:rPr>
+          <w:lang w:val="id_ID" w:bidi="id_ID"/>
+        </w:rPr>
+        <w:t xml:space="preserve">Lihat: </w:t>
+      </w:r>
+      <w:r>
+        <w:rPr>
+          <w:lang w:val="id_ID" w:bidi="id_ID"/>
+        </w:rPr>
+        <w:t>Orang Pertama, kedua atau Ketiga</w:t>
+      </w:r>
+      <w:r>
+        <w:rPr>
+          <w:lang w:val="id_ID" w:bidi="id_ID"/>
+        </w:rPr>
+      </w:r>
+      <w:r>
+        <w:rPr>
+          <w:lang w:val="id_ID" w:bidi="id_ID"/>
+        </w:rPr>
+      </w:r>
+    </w:p>
+    <w:p>
+      <w:pPr/>
+      <w:r>
+        <w:rPr>
+          <w:lang w:val="id_ID" w:bidi="id_ID"/>
+        </w:rPr>
+      </w:r>
+    </w:p>
+    <w:p>
+      <w:pPr>
+        <w:pStyle w:val="Heading2"/>
+      </w:pPr>
+      <w:r>
+        <w:rPr>
+          <w:lang w:val="id_ID" w:bidi="id_ID"/>
+        </w:rPr>
+        <w:t>Matius 16:27 (#3)</w:t>
+      </w:r>
+      <w:r>
+        <w:rPr>
+          <w:lang w:val="id_ID" w:bidi="id_ID"/>
+        </w:rPr>
+      </w:r>
+    </w:p>
+    <w:p>
+      <w:pPr/>
+      <w:r>
+        <w:rPr>
+          <w:lang w:val="id_ID" w:bidi="id_ID"/>
+        </w:rPr>
+      </w:r>
+      <w:r>
+        <w:rPr>
+          <w:b/>
+          <w:lang w:val="id_ID" w:bidi="id_ID"/>
+        </w:rPr>
+        <w:t>"akan datang"</w:t>
+      </w:r>
+    </w:p>
+    <w:p>
+      <w:pPr/>
+      <w:r>
+        <w:rPr>
+          <w:lang w:val="id_ID" w:bidi="id_ID"/>
+        </w:rPr>
+      </w:r>
+      <w:r>
+        <w:rPr>
+          <w:lang w:val="id_ID" w:bidi="id_ID"/>
+        </w:rPr>
+        <w:t xml:space="preserve">Di sini Yesus menyiratkan bahwa Ia, </w:t>
+      </w:r>
+      <w:r>
+        <w:rPr>
+          <w:b/>
+          <w:lang w:val="id_ID" w:bidi="id_ID"/>
+        </w:rPr>
+        <w:t>Anak Manusia</w:t>
+      </w:r>
+      <w:r>
+        <w:rPr>
+          <w:lang w:val="id_ID" w:bidi="id_ID"/>
+        </w:rPr>
+        <w:t xml:space="preserve">, akan </w:t>
+      </w:r>
+      <w:r>
+        <w:rPr>
+          <w:b/>
+          <w:lang w:val="id_ID" w:bidi="id_ID"/>
+        </w:rPr>
+        <w:t>datang</w:t>
+      </w:r>
+      <w:r>
+        <w:rPr>
+          <w:lang w:val="id_ID" w:bidi="id_ID"/>
+        </w:rPr>
+        <w:t xml:space="preserve"> kembali ke dunia ini pada suatu saat di masa depan. Dia juga menyiratkan bahwa Ia akan meninggalkan dunia ini sebelum Ia kembali. Agar mudah dipahami dalam bahasa Anda, Anda bisa membuat beberapa atau semua gagasan tersebut lebih jelas. Terjemahan alternatif: “akan segera datang kembali ke dunia ini” atau “akan meninggalkan dunia ini, tetapi Ia akan segera kembali”</w:t>
+      </w:r>
+    </w:p>
+    <w:p>
+      <w:pPr/>
+      <w:r>
+        <w:rPr>
+          <w:lang w:val="id_ID" w:bidi="id_ID"/>
+        </w:rPr>
+      </w:r>
+      <w:r>
+        <w:rPr>
+          <w:lang w:val="id_ID" w:bidi="id_ID"/>
+        </w:rPr>
+        <w:t xml:space="preserve">Lihat: </w:t>
+      </w:r>
+      <w:r>
+        <w:rPr>
+          <w:lang w:val="id_ID" w:bidi="id_ID"/>
+        </w:rPr>
+        <w:t>Hal-hal yang Dianggap Sudah Diketahui dan Informasi Tersirat</w:t>
+      </w:r>
+      <w:r>
+        <w:rPr>
+          <w:lang w:val="id_ID" w:bidi="id_ID"/>
+        </w:rPr>
+      </w:r>
+      <w:r>
+        <w:rPr>
+          <w:lang w:val="id_ID" w:bidi="id_ID"/>
+        </w:rPr>
+      </w:r>
+    </w:p>
+    <w:p>
+      <w:pPr/>
+      <w:r>
+        <w:rPr>
+          <w:lang w:val="id_ID" w:bidi="id_ID"/>
+        </w:rPr>
+      </w:r>
+    </w:p>
+    <w:p>
+      <w:pPr>
+        <w:pStyle w:val="Heading2"/>
+      </w:pPr>
+      <w:r>
+        <w:rPr>
+          <w:lang w:val="id_ID" w:bidi="id_ID"/>
+        </w:rPr>
+        <w:t>Matius 16:27 (#4)</w:t>
+      </w:r>
+      <w:r>
+        <w:rPr>
+          <w:lang w:val="id_ID" w:bidi="id_ID"/>
+        </w:rPr>
+      </w:r>
+    </w:p>
+    <w:p>
+      <w:pPr/>
+      <w:r>
+        <w:rPr>
+          <w:lang w:val="id_ID" w:bidi="id_ID"/>
+        </w:rPr>
+      </w:r>
+      <w:r>
+        <w:rPr>
+          <w:b/>
+          <w:lang w:val="id_ID" w:bidi="id_ID"/>
+        </w:rPr>
+        <w:t>"dalam kemuliaan Bapa-Nya"</w:t>
+      </w:r>
+    </w:p>
+    <w:p>
+      <w:pPr/>
+      <w:r>
+        <w:rPr>
+          <w:lang w:val="id_ID" w:bidi="id_ID"/>
+        </w:rPr>
+      </w:r>
+      <w:r>
+        <w:rPr>
+          <w:lang w:val="id_ID" w:bidi="id_ID"/>
+        </w:rPr>
+        <w:t xml:space="preserve">Jika di dalam bahasa Anda tidak menggunakan kata benda abstrak untuk gagasan </w:t>
+      </w:r>
+      <w:r>
+        <w:rPr>
+          <w:b/>
+          <w:lang w:val="id_ID" w:bidi="id_ID"/>
+        </w:rPr>
+        <w:t>kemuliaan</w:t>
+      </w:r>
+      <w:r>
+        <w:rPr>
+          <w:lang w:val="id_ID" w:bidi="id_ID"/>
+        </w:rPr>
+        <w:t>, Anda dapat menyampaikan gagasan yang sama dengan cara lain. Terjemahan alternatif: “dengan cara yang Bapa-Nya telah muliakan bersama” atau “sebagai seseorang yang seagung Bapa-Nya”</w:t>
+      </w:r>
+    </w:p>
+    <w:p>
+      <w:pPr/>
+      <w:r>
+        <w:rPr>
+          <w:lang w:val="id_ID" w:bidi="id_ID"/>
+        </w:rPr>
+      </w:r>
+      <w:r>
+        <w:rPr>
+          <w:lang w:val="id_ID" w:bidi="id_ID"/>
+        </w:rPr>
+        <w:t xml:space="preserve">Lihat: </w:t>
+      </w:r>
+      <w:r>
+        <w:rPr>
+          <w:lang w:val="id_ID" w:bidi="id_ID"/>
+        </w:rPr>
+        <w:t>Kata Benda Abstrak</w:t>
+      </w:r>
+      <w:r>
+        <w:rPr>
+          <w:lang w:val="id_ID" w:bidi="id_ID"/>
+        </w:rPr>
+      </w:r>
+      <w:r>
+        <w:rPr>
+          <w:lang w:val="id_ID" w:bidi="id_ID"/>
+        </w:rPr>
+      </w:r>
+    </w:p>
+    <w:p>
+      <w:pPr/>
+      <w:r>
+        <w:rPr>
+          <w:lang w:val="id_ID" w:bidi="id_ID"/>
+        </w:rPr>
+      </w:r>
+    </w:p>
+    <w:p>
+      <w:pPr>
+        <w:pStyle w:val="Heading2"/>
+      </w:pPr>
+      <w:r>
+        <w:rPr>
+          <w:lang w:val="id_ID" w:bidi="id_ID"/>
+        </w:rPr>
+        <w:t>Matius 16:27 (#5)</w:t>
+      </w:r>
+      <w:r>
+        <w:rPr>
+          <w:lang w:val="id_ID" w:bidi="id_ID"/>
+        </w:rPr>
+      </w:r>
+    </w:p>
+    <w:p>
+      <w:pPr/>
+      <w:r>
+        <w:rPr>
+          <w:lang w:val="id_ID" w:bidi="id_ID"/>
+        </w:rPr>
+      </w:r>
+      <w:r>
+        <w:rPr>
+          <w:b/>
+          <w:lang w:val="id_ID" w:bidi="id_ID"/>
+        </w:rPr>
+        <w:t>"Bapa-Nya"</w:t>
+      </w:r>
+    </w:p>
+    <w:p>
+      <w:pPr/>
+      <w:r>
+        <w:rPr>
+          <w:lang w:val="id_ID" w:bidi="id_ID"/>
+        </w:rPr>
+      </w:r>
+      <w:r>
+        <w:rPr>
+          <w:b/>
+          <w:lang w:val="id_ID" w:bidi="id_ID"/>
+        </w:rPr>
+        <w:t>Bapa</w:t>
+      </w:r>
+      <w:r>
+        <w:rPr>
+          <w:lang w:val="id_ID" w:bidi="id_ID"/>
+        </w:rPr>
+        <w:t xml:space="preserve"> adalah gelar penting yang menggambarkan hubungan antara Allah </w:t>
+      </w:r>
+      <w:r>
+        <w:rPr>
+          <w:b/>
+          <w:lang w:val="id_ID" w:bidi="id_ID"/>
+        </w:rPr>
+        <w:t>Bapa</w:t>
+      </w:r>
+      <w:r>
+        <w:rPr>
+          <w:lang w:val="id_ID" w:bidi="id_ID"/>
+        </w:rPr>
+        <w:t xml:space="preserve"> dan Yesus Putra-Nya.</w:t>
+      </w:r>
+    </w:p>
+    <w:p>
+      <w:pPr/>
+      <w:r>
+        <w:rPr>
+          <w:lang w:val="id_ID" w:bidi="id_ID"/>
+        </w:rPr>
+      </w:r>
+      <w:r>
+        <w:rPr>
+          <w:lang w:val="id_ID" w:bidi="id_ID"/>
+        </w:rPr>
+        <w:t xml:space="preserve">Lihat: </w:t>
+      </w:r>
+      <w:r>
+        <w:rPr>
+          <w:lang w:val="id_ID" w:bidi="id_ID"/>
+        </w:rPr>
+        <w:t>Menerjemahkan Anak dan Bapa</w:t>
       </w:r>
       <w:r>
         <w:rPr>

--- a/ind/docx/40.content.docx
+++ b/ind/docx/40.content.docx
@@ -146,19 +146,6 @@
         <w:rPr>
           <w:lang w:val="id_ID" w:bidi="id_ID"/>
         </w:rPr>
-      </w:r>
-    </w:p>
-    <w:p>
-      <w:pPr/>
-      <w:r>
-        <w:rPr>
-          <w:lang w:val="id_ID" w:bidi="id_ID"/>
-        </w:rPr>
-      </w:r>
-      <w:r>
-        <w:rPr>
-          <w:lang w:val="id_ID" w:bidi="id_ID"/>
-        </w:rPr>
         <w:t xml:space="preserve"> </w:t>
       </w:r>
       <w:r>
@@ -4483,6 +4470,5940 @@
         <w:rPr>
           <w:lang w:val="id_ID" w:bidi="id_ID"/>
         </w:rPr>
+        <w:t>Matius 1:1 (#1)</w:t>
+      </w:r>
+      <w:r>
+        <w:rPr>
+          <w:lang w:val="id_ID" w:bidi="id_ID"/>
+        </w:rPr>
+      </w:r>
+    </w:p>
+    <w:p>
+      <w:pPr/>
+      <w:r>
+        <w:rPr>
+          <w:lang w:val="id_ID" w:bidi="id_ID"/>
+        </w:rPr>
+      </w:r>
+      <w:r>
+        <w:rPr>
+          <w:b/>
+          <w:lang w:val="id_ID" w:bidi="id_ID"/>
+        </w:rPr>
+        <w:t>"Silsilah"</w:t>
+      </w:r>
+    </w:p>
+    <w:p>
+      <w:pPr/>
+      <w:r>
+        <w:rPr>
+          <w:lang w:val="id_ID" w:bidi="id_ID"/>
+        </w:rPr>
+      </w:r>
+      <w:r>
+        <w:rPr>
+          <w:lang w:val="id_ID" w:bidi="id_ID"/>
+        </w:rPr>
+        <w:t xml:space="preserve">Di sini, kata </w:t>
+      </w:r>
+      <w:r>
+        <w:rPr>
+          <w:b/>
+          <w:lang w:val="id_ID" w:bidi="id_ID"/>
+        </w:rPr>
+        <w:t>silsilah</w:t>
+      </w:r>
+      <w:r>
+        <w:rPr>
+          <w:lang w:val="id_ID" w:bidi="id_ID"/>
+        </w:rPr>
+        <w:t xml:space="preserve"> dapat merujuk pada: (1) hanya daftar leluhur Yesus yang terdapat dalam </w:t>
+      </w:r>
+      <w:hyperlink r:id="rId16">
+        <w:r>
+          <w:rPr>
+            <w:lang w:val="id_ID" w:bidi="id_ID"/>
+          </w:rPr>
+          <w:rPr>
+            <w:color w:val="0000EE"/>
+            <w:u w:val="single"/>
+          </w:rPr>
+          <w:t>Mat. 1:2–17</w:t>
+        </w:r>
+      </w:hyperlink>
+      <w:r>
+        <w:rPr>
+          <w:lang w:val="id_ID" w:bidi="id_ID"/>
+        </w:rPr>
+        <w:t xml:space="preserve">. Terjemahan alternatif: “daftar garis keturunan” (2) daftar leluhur Yesus serta informasi tentang kelahiran dan masa kecil-Nya (lihat </w:t>
+      </w:r>
+      <w:hyperlink r:id="rId17">
+        <w:r>
+          <w:rPr>
+            <w:lang w:val="id_ID" w:bidi="id_ID"/>
+          </w:rPr>
+          <w:rPr>
+            <w:color w:val="0000EE"/>
+            <w:u w:val="single"/>
+          </w:rPr>
+          <w:t>Mat. 1:2–2:23</w:t>
+        </w:r>
+      </w:hyperlink>
+      <w:r>
+        <w:rPr>
+          <w:lang w:val="id_ID" w:bidi="id_ID"/>
+        </w:rPr>
+        <w:t>). Terjemahan alternatif: “Kitab para leluhur dan kelahiran”</w:t>
+      </w:r>
+    </w:p>
+    <w:p>
+      <w:pPr/>
+      <w:r>
+        <w:rPr>
+          <w:lang w:val="id_ID" w:bidi="id_ID"/>
+        </w:rPr>
+      </w:r>
+      <w:r>
+        <w:rPr>
+          <w:lang w:val="id_ID" w:bidi="id_ID"/>
+        </w:rPr>
+        <w:t xml:space="preserve">Lihat: </w:t>
+      </w:r>
+      <w:r>
+        <w:rPr>
+          <w:lang w:val="id_ID" w:bidi="id_ID"/>
+        </w:rPr>
+        <w:t>Hal-Hal yang Dianggap Sudah Diketahui dan Informasi yang Tersirat</w:t>
+      </w:r>
+      <w:r>
+        <w:rPr>
+          <w:lang w:val="id_ID" w:bidi="id_ID"/>
+        </w:rPr>
+      </w:r>
+      <w:r>
+        <w:rPr>
+          <w:lang w:val="id_ID" w:bidi="id_ID"/>
+        </w:rPr>
+      </w:r>
+    </w:p>
+    <w:p>
+      <w:pPr/>
+      <w:r>
+        <w:rPr>
+          <w:lang w:val="id_ID" w:bidi="id_ID"/>
+        </w:rPr>
+      </w:r>
+    </w:p>
+    <w:p>
+      <w:pPr>
+        <w:pStyle w:val="Heading2"/>
+      </w:pPr>
+      <w:r>
+        <w:rPr>
+          <w:lang w:val="id_ID" w:bidi="id_ID"/>
+        </w:rPr>
+        <w:t>Matius 1:1 (#2)</w:t>
+      </w:r>
+      <w:r>
+        <w:rPr>
+          <w:lang w:val="id_ID" w:bidi="id_ID"/>
+        </w:rPr>
+      </w:r>
+    </w:p>
+    <w:p>
+      <w:pPr/>
+      <w:r>
+        <w:rPr>
+          <w:lang w:val="id_ID" w:bidi="id_ID"/>
+        </w:rPr>
+      </w:r>
+      <w:r>
+        <w:rPr>
+          <w:b/>
+          <w:lang w:val="id_ID" w:bidi="id_ID"/>
+        </w:rPr>
+        <w:t>"Silsilah Yesus Kristus"</w:t>
+      </w:r>
+    </w:p>
+    <w:p>
+      <w:pPr/>
+      <w:r>
+        <w:rPr>
+          <w:lang w:val="id_ID" w:bidi="id_ID"/>
+        </w:rPr>
+      </w:r>
+      <w:r>
+        <w:rPr>
+          <w:lang w:val="id_ID" w:bidi="id_ID"/>
+        </w:rPr>
+        <w:t xml:space="preserve">Di sini, kitab Matius menggunakan bentuk kepemilikan untuk menggambarkan sebuah </w:t>
+      </w:r>
+      <w:r>
+        <w:rPr>
+          <w:b/>
+          <w:lang w:val="id_ID" w:bidi="id_ID"/>
+        </w:rPr>
+        <w:t>kitab</w:t>
+      </w:r>
+      <w:r>
+        <w:rPr>
+          <w:lang w:val="id_ID" w:bidi="id_ID"/>
+        </w:rPr>
+        <w:t xml:space="preserve"> yang berisi </w:t>
+      </w:r>
+      <w:r>
+        <w:rPr>
+          <w:b/>
+          <w:lang w:val="id_ID" w:bidi="id_ID"/>
+        </w:rPr>
+        <w:t>silsilah</w:t>
+      </w:r>
+      <w:r>
+        <w:rPr>
+          <w:lang w:val="id_ID" w:bidi="id_ID"/>
+        </w:rPr>
+        <w:t xml:space="preserve"> yang menuliskan daftar leluhur </w:t>
+      </w:r>
+      <w:r>
+        <w:rPr>
+          <w:b/>
+          <w:lang w:val="id_ID" w:bidi="id_ID"/>
+        </w:rPr>
+        <w:t>Yesus Kristus</w:t>
+      </w:r>
+      <w:r>
+        <w:rPr>
+          <w:lang w:val="id_ID" w:bidi="id_ID"/>
+        </w:rPr>
+        <w:t>. Jika ini tidak jelas dalam bahasa Anda, Anda dapat mengungkapkan gagasan tersebut dengan cara lain. Terjemahan alternatif: "Kitab yang berisi silsilah mengenai Yesus Kristus"</w:t>
+      </w:r>
+    </w:p>
+    <w:p>
+      <w:pPr/>
+      <w:r>
+        <w:rPr>
+          <w:lang w:val="id_ID" w:bidi="id_ID"/>
+        </w:rPr>
+      </w:r>
+      <w:r>
+        <w:rPr>
+          <w:lang w:val="id_ID" w:bidi="id_ID"/>
+        </w:rPr>
+        <w:t xml:space="preserve">Lihat: </w:t>
+      </w:r>
+      <w:r>
+        <w:rPr>
+          <w:lang w:val="id_ID" w:bidi="id_ID"/>
+        </w:rPr>
+        <w:t>Kepemilikan</w:t>
+      </w:r>
+      <w:r>
+        <w:rPr>
+          <w:lang w:val="id_ID" w:bidi="id_ID"/>
+        </w:rPr>
+      </w:r>
+      <w:r>
+        <w:rPr>
+          <w:lang w:val="id_ID" w:bidi="id_ID"/>
+        </w:rPr>
+      </w:r>
+    </w:p>
+    <w:p>
+      <w:pPr/>
+      <w:r>
+        <w:rPr>
+          <w:lang w:val="id_ID" w:bidi="id_ID"/>
+        </w:rPr>
+      </w:r>
+    </w:p>
+    <w:p>
+      <w:pPr>
+        <w:pStyle w:val="Heading2"/>
+      </w:pPr>
+      <w:r>
+        <w:rPr>
+          <w:lang w:val="id_ID" w:bidi="id_ID"/>
+        </w:rPr>
+        <w:t>Matius 1:1 (#4)</w:t>
+      </w:r>
+      <w:r>
+        <w:rPr>
+          <w:lang w:val="id_ID" w:bidi="id_ID"/>
+        </w:rPr>
+      </w:r>
+    </w:p>
+    <w:p>
+      <w:pPr/>
+      <w:r>
+        <w:rPr>
+          <w:lang w:val="id_ID" w:bidi="id_ID"/>
+        </w:rPr>
+      </w:r>
+      <w:r>
+        <w:rPr>
+          <w:b/>
+          <w:lang w:val="id_ID" w:bidi="id_ID"/>
+        </w:rPr>
+        <w:t>"anak Daud, anak Abraham"</w:t>
+      </w:r>
+    </w:p>
+    <w:p>
+      <w:pPr/>
+      <w:r>
+        <w:rPr>
+          <w:lang w:val="id_ID" w:bidi="id_ID"/>
+        </w:rPr>
+      </w:r>
+      <w:r>
+        <w:rPr>
+          <w:lang w:val="id_ID" w:bidi="id_ID"/>
+        </w:rPr>
+        <w:t xml:space="preserve">Di sini Matius berbicara tentang keturunan laki-laki seolah-olah dia adalah </w:t>
+      </w:r>
+      <w:r>
+        <w:rPr>
+          <w:b/>
+          <w:lang w:val="id_ID" w:bidi="id_ID"/>
+        </w:rPr>
+        <w:t>anak langsung</w:t>
+      </w:r>
+      <w:r>
+        <w:rPr>
+          <w:lang w:val="id_ID" w:bidi="id_ID"/>
+        </w:rPr>
+        <w:t>. Jika lebih jelas dalam bahasa Anda, Anda dapat menyatakan maknanya dengan lugas. Terjemahan alternatif: “yang adalah keturunan Daud, yang adalah keturunan Abraham”</w:t>
+      </w:r>
+    </w:p>
+    <w:p>
+      <w:pPr/>
+      <w:r>
+        <w:rPr>
+          <w:lang w:val="id_ID" w:bidi="id_ID"/>
+        </w:rPr>
+      </w:r>
+      <w:r>
+        <w:rPr>
+          <w:lang w:val="id_ID" w:bidi="id_ID"/>
+        </w:rPr>
+        <w:t xml:space="preserve">Lihat: </w:t>
+      </w:r>
+      <w:r>
+        <w:rPr>
+          <w:lang w:val="id_ID" w:bidi="id_ID"/>
+        </w:rPr>
+        <w:t>Metafora</w:t>
+      </w:r>
+      <w:r>
+        <w:rPr>
+          <w:lang w:val="id_ID" w:bidi="id_ID"/>
+        </w:rPr>
+      </w:r>
+      <w:r>
+        <w:rPr>
+          <w:lang w:val="id_ID" w:bidi="id_ID"/>
+        </w:rPr>
+      </w:r>
+    </w:p>
+    <w:p>
+      <w:pPr/>
+      <w:r>
+        <w:rPr>
+          <w:lang w:val="id_ID" w:bidi="id_ID"/>
+        </w:rPr>
+      </w:r>
+    </w:p>
+    <w:p>
+      <w:pPr>
+        <w:pStyle w:val="Heading2"/>
+      </w:pPr>
+      <w:r>
+        <w:rPr>
+          <w:lang w:val="id_ID" w:bidi="id_ID"/>
+        </w:rPr>
+        <w:t>Matius 1:1 (#5)</w:t>
+      </w:r>
+      <w:r>
+        <w:rPr>
+          <w:lang w:val="id_ID" w:bidi="id_ID"/>
+        </w:rPr>
+      </w:r>
+    </w:p>
+    <w:p>
+      <w:pPr/>
+      <w:r>
+        <w:rPr>
+          <w:lang w:val="id_ID" w:bidi="id_ID"/>
+        </w:rPr>
+      </w:r>
+      <w:r>
+        <w:rPr>
+          <w:b/>
+          <w:lang w:val="id_ID" w:bidi="id_ID"/>
+        </w:rPr>
+        <w:t>"anak Abraham"</w:t>
+      </w:r>
+    </w:p>
+    <w:p>
+      <w:pPr/>
+      <w:r>
+        <w:rPr>
+          <w:lang w:val="id_ID" w:bidi="id_ID"/>
+        </w:rPr>
+      </w:r>
+      <w:r>
+        <w:rPr>
+          <w:lang w:val="id_ID" w:bidi="id_ID"/>
+        </w:rPr>
+        <w:t xml:space="preserve">Di sini yang dimaksud Matius adalah: (1) bahwa Daud adalah </w:t>
+      </w:r>
+      <w:r>
+        <w:rPr>
+          <w:b/>
+          <w:lang w:val="id_ID" w:bidi="id_ID"/>
+        </w:rPr>
+        <w:t>anak Abraham</w:t>
+      </w:r>
+      <w:r>
+        <w:rPr>
+          <w:lang w:val="id_ID" w:bidi="id_ID"/>
+        </w:rPr>
+        <w:t xml:space="preserve">. Terjemahan alternatif: “yang adalah anak Abraham” (2) bahwa Yesus adalah </w:t>
+      </w:r>
+      <w:r>
+        <w:rPr>
+          <w:b/>
+          <w:lang w:val="id_ID" w:bidi="id_ID"/>
+        </w:rPr>
+        <w:t>anak Abraham</w:t>
+      </w:r>
+      <w:r>
+        <w:rPr>
+          <w:lang w:val="id_ID" w:bidi="id_ID"/>
+        </w:rPr>
+        <w:t>. Terjemahan alternatif: “dan juga anak Abraham”</w:t>
+      </w:r>
+    </w:p>
+    <w:p>
+      <w:pPr/>
+      <w:r>
+        <w:rPr>
+          <w:lang w:val="id_ID" w:bidi="id_ID"/>
+        </w:rPr>
+      </w:r>
+      <w:r>
+        <w:rPr>
+          <w:lang w:val="id_ID" w:bidi="id_ID"/>
+        </w:rPr>
+        <w:t xml:space="preserve">Lihat: </w:t>
+      </w:r>
+      <w:r>
+        <w:rPr>
+          <w:lang w:val="id_ID" w:bidi="id_ID"/>
+        </w:rPr>
+        <w:t>Hal-Hal yang Dianggap Sudah Diketahui dan Informasi yang Tersirat</w:t>
+      </w:r>
+      <w:r>
+        <w:rPr>
+          <w:lang w:val="id_ID" w:bidi="id_ID"/>
+        </w:rPr>
+      </w:r>
+      <w:r>
+        <w:rPr>
+          <w:lang w:val="id_ID" w:bidi="id_ID"/>
+        </w:rPr>
+      </w:r>
+    </w:p>
+    <w:p>
+      <w:pPr/>
+      <w:r>
+        <w:rPr>
+          <w:lang w:val="id_ID" w:bidi="id_ID"/>
+        </w:rPr>
+      </w:r>
+    </w:p>
+    <w:p>
+      <w:pPr>
+        <w:pStyle w:val="Heading2"/>
+      </w:pPr>
+      <w:r>
+        <w:rPr>
+          <w:lang w:val="id_ID" w:bidi="id_ID"/>
+        </w:rPr>
+        <w:t>Matius 1:2 (#1)</w:t>
+      </w:r>
+      <w:r>
+        <w:rPr>
+          <w:lang w:val="id_ID" w:bidi="id_ID"/>
+        </w:rPr>
+      </w:r>
+    </w:p>
+    <w:p>
+      <w:pPr/>
+      <w:r>
+        <w:rPr>
+          <w:lang w:val="id_ID" w:bidi="id_ID"/>
+        </w:rPr>
+      </w:r>
+      <w:r>
+        <w:rPr>
+          <w:b/>
+          <w:lang w:val="id_ID" w:bidi="id_ID"/>
+        </w:rPr>
+        <w:t>"</w:t>
+      </w:r>
+      <w:r>
+        <w:rPr>
+          <w:b/>
+          <w:lang w:val="id_ID" w:bidi="id_ID"/>
+        </w:rPr>
+        <w:t>Abraham memperanakkan Ishak, Ishak memperanakkan Yakub, Yakub memperanakkan Yehuda dan saudara-saudaranya</w:t>
+      </w:r>
+      <w:r>
+        <w:rPr>
+          <w:b/>
+          <w:lang w:val="id_ID" w:bidi="id_ID"/>
+        </w:rPr>
+        <w:t>"</w:t>
+      </w:r>
+    </w:p>
+    <w:p>
+      <w:pPr/>
+      <w:r>
+        <w:rPr>
+          <w:lang w:val="id_ID" w:bidi="id_ID"/>
+        </w:rPr>
+      </w:r>
+      <w:r>
+        <w:rPr>
+          <w:lang w:val="id_ID" w:bidi="id_ID"/>
+        </w:rPr>
+        <w:t>Di sini kitab Matius memulai daftar leluhur Yesus. Pertimbangkan bagaimana cara yang umum orang menyusun daftar leluhur dalam bahasa Anda. Gunakan kata-kata yang sama di seluruh daftar (</w:t>
+      </w:r>
+      <w:hyperlink r:id="rId18">
+        <w:r>
+          <w:rPr>
+            <w:lang w:val="id_ID" w:bidi="id_ID"/>
+          </w:rPr>
+          <w:rPr>
+            <w:color w:val="0000EE"/>
+            <w:u w:val="single"/>
+          </w:rPr>
+          <w:t>Mat. 1:2–16</w:t>
+        </w:r>
+      </w:hyperlink>
+      <w:r>
+        <w:rPr>
+          <w:lang w:val="id_ID" w:bidi="id_ID"/>
+        </w:rPr>
+        <w:t>). Format yang mungkin digunakan adalah: (1) "Anak Abraham adalah Ishak, anak Ishak adalah Yakub, dan anak-anak Yakub adalah Yehuda serta saudara-saudaranya" (2) "Ayah Ishak adalah Abraham, ayah Yakub adalah Ishak, dan ayah Yehuda adalah Yakub" (3) "Abraham adalah ayah dari Ishak, yang adalah ayah dari Yakub, yang adalah ayah dari Yehuda dan saudara-saudaranya"</w:t>
+      </w:r>
+    </w:p>
+    <w:p>
+      <w:pPr/>
+      <w:r>
+        <w:rPr>
+          <w:lang w:val="id_ID" w:bidi="id_ID"/>
+        </w:rPr>
+      </w:r>
+      <w:r>
+        <w:rPr>
+          <w:lang w:val="id_ID" w:bidi="id_ID"/>
+        </w:rPr>
+        <w:t xml:space="preserve">Lihat: </w:t>
+      </w:r>
+      <w:r>
+        <w:rPr>
+          <w:lang w:val="id_ID" w:bidi="id_ID"/>
+        </w:rPr>
+        <w:t>Cara Menerjemahkan Nama</w:t>
+      </w:r>
+      <w:r>
+        <w:rPr>
+          <w:lang w:val="id_ID" w:bidi="id_ID"/>
+        </w:rPr>
+      </w:r>
+      <w:r>
+        <w:rPr>
+          <w:lang w:val="id_ID" w:bidi="id_ID"/>
+        </w:rPr>
+      </w:r>
+    </w:p>
+    <w:p>
+      <w:pPr/>
+      <w:r>
+        <w:rPr>
+          <w:lang w:val="id_ID" w:bidi="id_ID"/>
+        </w:rPr>
+      </w:r>
+    </w:p>
+    <w:p>
+      <w:pPr>
+        <w:pStyle w:val="Heading2"/>
+      </w:pPr>
+      <w:r>
+        <w:rPr>
+          <w:lang w:val="id_ID" w:bidi="id_ID"/>
+        </w:rPr>
+        <w:t>Matius 1:2 (#2)</w:t>
+      </w:r>
+      <w:r>
+        <w:rPr>
+          <w:lang w:val="id_ID" w:bidi="id_ID"/>
+        </w:rPr>
+      </w:r>
+    </w:p>
+    <w:p>
+      <w:pPr/>
+      <w:r>
+        <w:rPr>
+          <w:lang w:val="id_ID" w:bidi="id_ID"/>
+        </w:rPr>
+      </w:r>
+      <w:r>
+        <w:rPr>
+          <w:b/>
+          <w:lang w:val="id_ID" w:bidi="id_ID"/>
+        </w:rPr>
+        <w:t>"Abraham"</w:t>
+      </w:r>
+      <w:r>
+        <w:rPr>
+          <w:lang w:val="id_ID" w:bidi="id_ID"/>
+        </w:rPr>
+        <w:t xml:space="preserve"> - </w:t>
+      </w:r>
+      <w:r>
+        <w:rPr>
+          <w:b/>
+          <w:lang w:val="id_ID" w:bidi="id_ID"/>
+        </w:rPr>
+        <w:t>"Ishak,"</w:t>
+      </w:r>
+      <w:r>
+        <w:rPr>
+          <w:lang w:val="id_ID" w:bidi="id_ID"/>
+        </w:rPr>
+        <w:t xml:space="preserve"> - </w:t>
+      </w:r>
+      <w:r>
+        <w:rPr>
+          <w:b/>
+          <w:lang w:val="id_ID" w:bidi="id_ID"/>
+        </w:rPr>
+        <w:t>"Ishak"</w:t>
+      </w:r>
+      <w:r>
+        <w:rPr>
+          <w:lang w:val="id_ID" w:bidi="id_ID"/>
+        </w:rPr>
+        <w:t xml:space="preserve"> - </w:t>
+      </w:r>
+      <w:r>
+        <w:rPr>
+          <w:b/>
+          <w:lang w:val="id_ID" w:bidi="id_ID"/>
+        </w:rPr>
+        <w:t>"Yakub,"</w:t>
+      </w:r>
+      <w:r>
+        <w:rPr>
+          <w:lang w:val="id_ID" w:bidi="id_ID"/>
+        </w:rPr>
+        <w:t xml:space="preserve"> - </w:t>
+      </w:r>
+      <w:r>
+        <w:rPr>
+          <w:b/>
+          <w:lang w:val="id_ID" w:bidi="id_ID"/>
+        </w:rPr>
+        <w:t>"Yakub"</w:t>
+      </w:r>
+      <w:r>
+        <w:rPr>
+          <w:lang w:val="id_ID" w:bidi="id_ID"/>
+        </w:rPr>
+        <w:t xml:space="preserve"> - </w:t>
+      </w:r>
+      <w:r>
+        <w:rPr>
+          <w:b/>
+          <w:lang w:val="id_ID" w:bidi="id_ID"/>
+        </w:rPr>
+        <w:t>"Yehuda"</w:t>
+      </w:r>
+    </w:p>
+    <w:p>
+      <w:pPr/>
+      <w:r>
+        <w:rPr>
+          <w:lang w:val="id_ID" w:bidi="id_ID"/>
+        </w:rPr>
+      </w:r>
+      <w:r>
+        <w:rPr>
+          <w:lang w:val="id_ID" w:bidi="id_ID"/>
+        </w:rPr>
+        <w:t>Jika tidak ada keterangan lain, maka semua nama dalam daftar leluhur (</w:t>
+      </w:r>
+      <w:hyperlink r:id="rId18">
+        <w:r>
+          <w:rPr>
+            <w:lang w:val="id_ID" w:bidi="id_ID"/>
+          </w:rPr>
+          <w:rPr>
+            <w:color w:val="0000EE"/>
+            <w:u w:val="single"/>
+          </w:rPr>
+          <w:t>Mat. 1:2–16</w:t>
+        </w:r>
+      </w:hyperlink>
+      <w:r>
+        <w:rPr>
+          <w:lang w:val="id_ID" w:bidi="id_ID"/>
+        </w:rPr>
+        <w:t>) adalah nama laki-laki.</w:t>
+      </w:r>
+    </w:p>
+    <w:p>
+      <w:pPr/>
+      <w:r>
+        <w:rPr>
+          <w:lang w:val="id_ID" w:bidi="id_ID"/>
+        </w:rPr>
+      </w:r>
+      <w:r>
+        <w:rPr>
+          <w:lang w:val="id_ID" w:bidi="id_ID"/>
+        </w:rPr>
+        <w:t xml:space="preserve">Lihat: </w:t>
+      </w:r>
+      <w:r>
+        <w:rPr>
+          <w:lang w:val="id_ID" w:bidi="id_ID"/>
+        </w:rPr>
+        <w:t>Cara Menerjemahkan Nama</w:t>
+      </w:r>
+      <w:r>
+        <w:rPr>
+          <w:lang w:val="id_ID" w:bidi="id_ID"/>
+        </w:rPr>
+      </w:r>
+      <w:r>
+        <w:rPr>
+          <w:lang w:val="id_ID" w:bidi="id_ID"/>
+        </w:rPr>
+      </w:r>
+    </w:p>
+    <w:p>
+      <w:pPr/>
+      <w:r>
+        <w:rPr>
+          <w:lang w:val="id_ID" w:bidi="id_ID"/>
+        </w:rPr>
+      </w:r>
+    </w:p>
+    <w:p>
+      <w:pPr>
+        <w:pStyle w:val="Heading2"/>
+      </w:pPr>
+      <w:r>
+        <w:rPr>
+          <w:lang w:val="id_ID" w:bidi="id_ID"/>
+        </w:rPr>
+        <w:t>Matthew 1:2 (#3)</w:t>
+      </w:r>
+      <w:r>
+        <w:rPr>
+          <w:lang w:val="id_ID" w:bidi="id_ID"/>
+        </w:rPr>
+      </w:r>
+    </w:p>
+    <w:p>
+      <w:pPr/>
+      <w:r>
+        <w:rPr>
+          <w:lang w:val="id_ID" w:bidi="id_ID"/>
+        </w:rPr>
+      </w:r>
+      <w:r>
+        <w:rPr>
+          <w:b/>
+          <w:lang w:val="id_ID" w:bidi="id_ID"/>
+        </w:rPr>
+        <w:t>"saudara-saudaranya"</w:t>
+      </w:r>
+    </w:p>
+    <w:p>
+      <w:pPr/>
+      <w:r>
+        <w:rPr>
+          <w:lang w:val="id_ID" w:bidi="id_ID"/>
+        </w:rPr>
+      </w:r>
+      <w:r>
+        <w:rPr>
+          <w:b/>
+          <w:lang w:val="id_ID" w:bidi="id_ID"/>
+        </w:rPr>
+        <w:t>Yehuda</w:t>
+      </w:r>
+      <w:r>
+        <w:rPr>
+          <w:lang w:val="id_ID" w:bidi="id_ID"/>
+        </w:rPr>
+        <w:t xml:space="preserve"> memiliki 11 </w:t>
+      </w:r>
+      <w:r>
+        <w:rPr>
+          <w:b/>
+          <w:lang w:val="id_ID" w:bidi="id_ID"/>
+        </w:rPr>
+        <w:t>saudara</w:t>
+      </w:r>
+      <w:r>
+        <w:rPr>
+          <w:lang w:val="id_ID" w:bidi="id_ID"/>
+        </w:rPr>
+        <w:t>, sebagian dari mereka lebih tua dan sebagian lainnya lebih muda. Pastikan hal ini jelas jika bahasa Anda menandai perbedaan ini.</w:t>
+      </w:r>
+    </w:p>
+    <w:p>
+      <w:pPr/>
+      <w:r>
+        <w:rPr>
+          <w:lang w:val="id_ID" w:bidi="id_ID"/>
+        </w:rPr>
+      </w:r>
+      <w:r>
+        <w:rPr>
+          <w:lang w:val="id_ID" w:bidi="id_ID"/>
+        </w:rPr>
+        <w:t xml:space="preserve">Lihat: </w:t>
+      </w:r>
+      <w:r>
+        <w:rPr>
+          <w:lang w:val="id_ID" w:bidi="id_ID"/>
+        </w:rPr>
+        <w:t>Kekerabatan</w:t>
+      </w:r>
+      <w:r>
+        <w:rPr>
+          <w:lang w:val="id_ID" w:bidi="id_ID"/>
+        </w:rPr>
+      </w:r>
+      <w:r>
+        <w:rPr>
+          <w:lang w:val="id_ID" w:bidi="id_ID"/>
+        </w:rPr>
+      </w:r>
+    </w:p>
+    <w:p>
+      <w:pPr/>
+      <w:r>
+        <w:rPr>
+          <w:lang w:val="id_ID" w:bidi="id_ID"/>
+        </w:rPr>
+      </w:r>
+    </w:p>
+    <w:p>
+      <w:pPr>
+        <w:pStyle w:val="Heading2"/>
+      </w:pPr>
+      <w:r>
+        <w:rPr>
+          <w:lang w:val="id_ID" w:bidi="id_ID"/>
+        </w:rPr>
+        <w:t>Matius 1:3 (#1)</w:t>
+      </w:r>
+      <w:r>
+        <w:rPr>
+          <w:lang w:val="id_ID" w:bidi="id_ID"/>
+        </w:rPr>
+      </w:r>
+    </w:p>
+    <w:p>
+      <w:pPr/>
+      <w:r>
+        <w:rPr>
+          <w:lang w:val="id_ID" w:bidi="id_ID"/>
+        </w:rPr>
+      </w:r>
+      <w:r>
+        <w:rPr>
+          <w:b/>
+          <w:lang w:val="id_ID" w:bidi="id_ID"/>
+        </w:rPr>
+        <w:t>"</w:t>
+      </w:r>
+      <w:r>
+        <w:rPr>
+          <w:b/>
+          <w:lang w:val="id_ID" w:bidi="id_ID"/>
+        </w:rPr>
+        <w:t>Yehuda memperanakkan Peres dan Zerah dari Tamar, Peres memperanakkan Hezron, Hezron memperanakkan Ram</w:t>
+      </w:r>
+      <w:r>
+        <w:rPr>
+          <w:b/>
+          <w:lang w:val="id_ID" w:bidi="id_ID"/>
+        </w:rPr>
+        <w:t>"</w:t>
+      </w:r>
+    </w:p>
+    <w:p>
+      <w:pPr/>
+      <w:r>
+        <w:rPr>
+          <w:lang w:val="id_ID" w:bidi="id_ID"/>
+        </w:rPr>
+      </w:r>
+      <w:r>
+        <w:rPr>
+          <w:lang w:val="id_ID" w:bidi="id_ID"/>
+        </w:rPr>
+        <w:t xml:space="preserve">Ini adalah kelanjutan daftar leluhur Yesus yang dimulai dalam </w:t>
+      </w:r>
+      <w:hyperlink r:id="rId19">
+        <w:r>
+          <w:rPr>
+            <w:lang w:val="id_ID" w:bidi="id_ID"/>
+          </w:rPr>
+          <w:rPr>
+            <w:color w:val="0000EE"/>
+            <w:u w:val="single"/>
+          </w:rPr>
+          <w:t>Mat. 1:2</w:t>
+        </w:r>
+      </w:hyperlink>
+      <w:r>
+        <w:rPr>
+          <w:lang w:val="id_ID" w:bidi="id_ID"/>
+        </w:rPr>
+        <w:t>. Gunakan format yang sama seperti yang Anda gunakan dalam ayat sebelumnya.</w:t>
+      </w:r>
+    </w:p>
+    <w:p>
+      <w:pPr/>
+      <w:r>
+        <w:rPr>
+          <w:lang w:val="id_ID" w:bidi="id_ID"/>
+        </w:rPr>
+      </w:r>
+      <w:r>
+        <w:rPr>
+          <w:lang w:val="id_ID" w:bidi="id_ID"/>
+        </w:rPr>
+        <w:t xml:space="preserve">Lihat: </w:t>
+      </w:r>
+      <w:r>
+        <w:rPr>
+          <w:lang w:val="id_ID" w:bidi="id_ID"/>
+        </w:rPr>
+        <w:t>Cara Menerjemahkan Nama</w:t>
+      </w:r>
+      <w:r>
+        <w:rPr>
+          <w:lang w:val="id_ID" w:bidi="id_ID"/>
+        </w:rPr>
+      </w:r>
+      <w:r>
+        <w:rPr>
+          <w:lang w:val="id_ID" w:bidi="id_ID"/>
+        </w:rPr>
+      </w:r>
+    </w:p>
+    <w:p>
+      <w:pPr/>
+      <w:r>
+        <w:rPr>
+          <w:lang w:val="id_ID" w:bidi="id_ID"/>
+        </w:rPr>
+      </w:r>
+    </w:p>
+    <w:p>
+      <w:pPr>
+        <w:pStyle w:val="Heading2"/>
+      </w:pPr>
+      <w:r>
+        <w:rPr>
+          <w:lang w:val="id_ID" w:bidi="id_ID"/>
+        </w:rPr>
+        <w:t>Matius 1:3 (#2)</w:t>
+      </w:r>
+      <w:r>
+        <w:rPr>
+          <w:lang w:val="id_ID" w:bidi="id_ID"/>
+        </w:rPr>
+      </w:r>
+    </w:p>
+    <w:p>
+      <w:pPr/>
+      <w:r>
+        <w:rPr>
+          <w:lang w:val="id_ID" w:bidi="id_ID"/>
+        </w:rPr>
+      </w:r>
+      <w:r>
+        <w:rPr>
+          <w:b/>
+          <w:lang w:val="id_ID" w:bidi="id_ID"/>
+        </w:rPr>
+        <w:t>"dari Tamar"</w:t>
+      </w:r>
+    </w:p>
+    <w:p>
+      <w:pPr/>
+      <w:r>
+        <w:rPr>
+          <w:lang w:val="id_ID" w:bidi="id_ID"/>
+        </w:rPr>
+      </w:r>
+      <w:r>
+        <w:rPr>
+          <w:lang w:val="id_ID" w:bidi="id_ID"/>
+        </w:rPr>
+        <w:t xml:space="preserve">Kata </w:t>
+      </w:r>
+      <w:r>
+        <w:rPr>
+          <w:b/>
+          <w:lang w:val="id_ID" w:bidi="id_ID"/>
+        </w:rPr>
+        <w:t>Tamar</w:t>
+      </w:r>
+      <w:r>
+        <w:rPr>
+          <w:lang w:val="id_ID" w:bidi="id_ID"/>
+        </w:rPr>
+        <w:t xml:space="preserve"> merupakan nama perempuan. Dia adalah menantu </w:t>
+      </w:r>
+      <w:r>
+        <w:rPr>
+          <w:b/>
+          <w:lang w:val="id_ID" w:bidi="id_ID"/>
+        </w:rPr>
+        <w:t>Yehuda</w:t>
+      </w:r>
+      <w:r>
+        <w:rPr>
+          <w:lang w:val="id_ID" w:bidi="id_ID"/>
+        </w:rPr>
+        <w:t>.</w:t>
+      </w:r>
+    </w:p>
+    <w:p>
+      <w:pPr/>
+      <w:r>
+        <w:rPr>
+          <w:lang w:val="id_ID" w:bidi="id_ID"/>
+        </w:rPr>
+      </w:r>
+      <w:r>
+        <w:rPr>
+          <w:lang w:val="id_ID" w:bidi="id_ID"/>
+        </w:rPr>
+        <w:t xml:space="preserve">Lihat: </w:t>
+      </w:r>
+      <w:r>
+        <w:rPr>
+          <w:lang w:val="id_ID" w:bidi="id_ID"/>
+        </w:rPr>
+        <w:t>Cara Menerjemahkan Nama</w:t>
+      </w:r>
+      <w:r>
+        <w:rPr>
+          <w:lang w:val="id_ID" w:bidi="id_ID"/>
+        </w:rPr>
+      </w:r>
+      <w:r>
+        <w:rPr>
+          <w:lang w:val="id_ID" w:bidi="id_ID"/>
+        </w:rPr>
+      </w:r>
+    </w:p>
+    <w:p>
+      <w:pPr/>
+      <w:r>
+        <w:rPr>
+          <w:lang w:val="id_ID" w:bidi="id_ID"/>
+        </w:rPr>
+      </w:r>
+    </w:p>
+    <w:p>
+      <w:pPr>
+        <w:pStyle w:val="Heading2"/>
+      </w:pPr>
+      <w:r>
+        <w:rPr>
+          <w:lang w:val="id_ID" w:bidi="id_ID"/>
+        </w:rPr>
+        <w:t>Matius 1:3 (#3)</w:t>
+      </w:r>
+      <w:r>
+        <w:rPr>
+          <w:lang w:val="id_ID" w:bidi="id_ID"/>
+        </w:rPr>
+      </w:r>
+    </w:p>
+    <w:p>
+      <w:pPr/>
+      <w:r>
+        <w:rPr>
+          <w:lang w:val="id_ID" w:bidi="id_ID"/>
+        </w:rPr>
+      </w:r>
+      <w:r>
+        <w:rPr>
+          <w:b/>
+          <w:lang w:val="id_ID" w:bidi="id_ID"/>
+        </w:rPr>
+        <w:t>"Hezrom,"</w:t>
+      </w:r>
+      <w:r>
+        <w:rPr>
+          <w:lang w:val="id_ID" w:bidi="id_ID"/>
+        </w:rPr>
+        <w:t xml:space="preserve"> - </w:t>
+      </w:r>
+      <w:r>
+        <w:rPr>
+          <w:b/>
+          <w:lang w:val="id_ID" w:bidi="id_ID"/>
+        </w:rPr>
+        <w:t>"Hezrom"</w:t>
+      </w:r>
+      <w:r>
+        <w:rPr>
+          <w:lang w:val="id_ID" w:bidi="id_ID"/>
+        </w:rPr>
+        <w:t xml:space="preserve"> - </w:t>
+      </w:r>
+      <w:r>
+        <w:rPr>
+          <w:b/>
+          <w:lang w:val="id_ID" w:bidi="id_ID"/>
+        </w:rPr>
+        <w:t>"Ram"</w:t>
+      </w:r>
+    </w:p>
+    <w:p>
+      <w:pPr/>
+      <w:r>
+        <w:rPr>
+          <w:lang w:val="id_ID" w:bidi="id_ID"/>
+        </w:rPr>
+      </w:r>
+      <w:r>
+        <w:rPr>
+          <w:lang w:val="id_ID" w:bidi="id_ID"/>
+        </w:rPr>
+        <w:t xml:space="preserve">Ada sebagian versi bahasa Inggris yang menuliskan ejaan "Hezrom" dan "Aram." Namun, banyak terjemahan menuliskan </w:t>
+      </w:r>
+      <w:r>
+        <w:rPr>
+          <w:b/>
+          <w:lang w:val="id_ID" w:bidi="id_ID"/>
+        </w:rPr>
+        <w:t>Hezron</w:t>
+      </w:r>
+      <w:r>
+        <w:rPr>
+          <w:lang w:val="id_ID" w:bidi="id_ID"/>
+        </w:rPr>
+        <w:t xml:space="preserve"> dan </w:t>
+      </w:r>
+      <w:r>
+        <w:rPr>
+          <w:b/>
+          <w:lang w:val="id_ID" w:bidi="id_ID"/>
+        </w:rPr>
+        <w:t>Ram</w:t>
+      </w:r>
+      <w:r>
+        <w:rPr>
+          <w:lang w:val="id_ID" w:bidi="id_ID"/>
+        </w:rPr>
+        <w:t>. Pertimbangkan bagaimana nama-nama ini dieja dalam terjemahan yang mungkin sudah dikenal oleh pembaca Anda. Terjemahan alternatif: "Hezron … Hezron … Ram"</w:t>
+      </w:r>
+    </w:p>
+    <w:p>
+      <w:pPr/>
+      <w:r>
+        <w:rPr>
+          <w:lang w:val="id_ID" w:bidi="id_ID"/>
+        </w:rPr>
+      </w:r>
+      <w:r>
+        <w:rPr>
+          <w:lang w:val="id_ID" w:bidi="id_ID"/>
+        </w:rPr>
+        <w:t xml:space="preserve">Lihat: </w:t>
+      </w:r>
+      <w:r>
+        <w:rPr>
+          <w:lang w:val="id_ID" w:bidi="id_ID"/>
+        </w:rPr>
+        <w:t>Cara Menerjemahkan Nama</w:t>
+      </w:r>
+      <w:r>
+        <w:rPr>
+          <w:lang w:val="id_ID" w:bidi="id_ID"/>
+        </w:rPr>
+      </w:r>
+      <w:r>
+        <w:rPr>
+          <w:lang w:val="id_ID" w:bidi="id_ID"/>
+        </w:rPr>
+      </w:r>
+    </w:p>
+    <w:p>
+      <w:pPr/>
+      <w:r>
+        <w:rPr>
+          <w:lang w:val="id_ID" w:bidi="id_ID"/>
+        </w:rPr>
+      </w:r>
+    </w:p>
+    <w:p>
+      <w:pPr>
+        <w:pStyle w:val="Heading2"/>
+      </w:pPr>
+      <w:r>
+        <w:rPr>
+          <w:lang w:val="id_ID" w:bidi="id_ID"/>
+        </w:rPr>
+        <w:t>Matius 1:4 (#1)</w:t>
+      </w:r>
+      <w:r>
+        <w:rPr>
+          <w:lang w:val="id_ID" w:bidi="id_ID"/>
+        </w:rPr>
+      </w:r>
+    </w:p>
+    <w:p>
+      <w:pPr/>
+      <w:r>
+        <w:rPr>
+          <w:lang w:val="id_ID" w:bidi="id_ID"/>
+        </w:rPr>
+      </w:r>
+      <w:r>
+        <w:rPr>
+          <w:b/>
+          <w:lang w:val="id_ID" w:bidi="id_ID"/>
+        </w:rPr>
+        <w:t>"</w:t>
+      </w:r>
+      <w:r>
+        <w:rPr>
+          <w:b/>
+          <w:lang w:val="id_ID" w:bidi="id_ID"/>
+        </w:rPr>
+        <w:t>Ram memperanakkan Aminadab, Aminadab memperanakkan Nahason, Nahason memperanakkan Salmon</w:t>
+      </w:r>
+      <w:r>
+        <w:rPr>
+          <w:b/>
+          <w:lang w:val="id_ID" w:bidi="id_ID"/>
+        </w:rPr>
+        <w:t>"</w:t>
+      </w:r>
+    </w:p>
+    <w:p>
+      <w:pPr/>
+      <w:r>
+        <w:rPr>
+          <w:lang w:val="id_ID" w:bidi="id_ID"/>
+        </w:rPr>
+      </w:r>
+      <w:r>
+        <w:rPr>
+          <w:lang w:val="id_ID" w:bidi="id_ID"/>
+        </w:rPr>
+        <w:t xml:space="preserve">Ini adalah kelanjutan dari daftar leluhur Yesus yang dimulai dalam </w:t>
+      </w:r>
+      <w:hyperlink r:id="rId19">
+        <w:r>
+          <w:rPr>
+            <w:lang w:val="id_ID" w:bidi="id_ID"/>
+          </w:rPr>
+          <w:rPr>
+            <w:color w:val="0000EE"/>
+            <w:u w:val="single"/>
+          </w:rPr>
+          <w:t>Mat. 1:2</w:t>
+        </w:r>
+      </w:hyperlink>
+      <w:r>
+        <w:rPr>
+          <w:lang w:val="id_ID" w:bidi="id_ID"/>
+        </w:rPr>
+        <w:t>. Gunakan format yang sama seperti yang Anda gunakan pada ayat-ayat sebelumnya.</w:t>
+      </w:r>
+    </w:p>
+    <w:p>
+      <w:pPr/>
+      <w:r>
+        <w:rPr>
+          <w:lang w:val="id_ID" w:bidi="id_ID"/>
+        </w:rPr>
+      </w:r>
+      <w:r>
+        <w:rPr>
+          <w:lang w:val="id_ID" w:bidi="id_ID"/>
+        </w:rPr>
+        <w:t xml:space="preserve">Lihat: </w:t>
+      </w:r>
+      <w:r>
+        <w:rPr>
+          <w:lang w:val="id_ID" w:bidi="id_ID"/>
+        </w:rPr>
+        <w:t>Cara Menerjemahkan Nama</w:t>
+      </w:r>
+      <w:r>
+        <w:rPr>
+          <w:lang w:val="id_ID" w:bidi="id_ID"/>
+        </w:rPr>
+      </w:r>
+      <w:r>
+        <w:rPr>
+          <w:lang w:val="id_ID" w:bidi="id_ID"/>
+        </w:rPr>
+      </w:r>
+    </w:p>
+    <w:p>
+      <w:pPr/>
+      <w:r>
+        <w:rPr>
+          <w:lang w:val="id_ID" w:bidi="id_ID"/>
+        </w:rPr>
+      </w:r>
+    </w:p>
+    <w:p>
+      <w:pPr>
+        <w:pStyle w:val="Heading2"/>
+      </w:pPr>
+      <w:r>
+        <w:rPr>
+          <w:lang w:val="id_ID" w:bidi="id_ID"/>
+        </w:rPr>
+        <w:t>Matius 1:4 (#2)</w:t>
+      </w:r>
+      <w:r>
+        <w:rPr>
+          <w:lang w:val="id_ID" w:bidi="id_ID"/>
+        </w:rPr>
+      </w:r>
+    </w:p>
+    <w:p>
+      <w:pPr/>
+      <w:r>
+        <w:rPr>
+          <w:lang w:val="id_ID" w:bidi="id_ID"/>
+        </w:rPr>
+      </w:r>
+      <w:r>
+        <w:rPr>
+          <w:b/>
+          <w:lang w:val="id_ID" w:bidi="id_ID"/>
+        </w:rPr>
+        <w:t>"Ram"</w:t>
+      </w:r>
+    </w:p>
+    <w:p>
+      <w:pPr/>
+      <w:r>
+        <w:rPr>
+          <w:lang w:val="id_ID" w:bidi="id_ID"/>
+        </w:rPr>
+      </w:r>
+      <w:r>
+        <w:rPr>
+          <w:lang w:val="id_ID" w:bidi="id_ID"/>
+        </w:rPr>
+        <w:t xml:space="preserve">Ada versi terjemahan yang menuliskan </w:t>
+      </w:r>
+      <w:r>
+        <w:rPr>
+          <w:b/>
+          <w:lang w:val="id_ID" w:bidi="id_ID"/>
+        </w:rPr>
+        <w:t xml:space="preserve">"Aram," </w:t>
+      </w:r>
+      <w:r>
+        <w:rPr>
+          <w:lang w:val="id_ID" w:bidi="id_ID"/>
+        </w:rPr>
+        <w:t>tetapi banyak terjemahan menuliskan kata ini sebagai "Ram." Pertimbangkan bagaimana penulisan nama ini dalam terjemahan yang mungkin sudah dikenal oleh pembaca Anda. Terjemahan alternatif: "Ram"</w:t>
+      </w:r>
+    </w:p>
+    <w:p>
+      <w:pPr/>
+      <w:r>
+        <w:rPr>
+          <w:lang w:val="id_ID" w:bidi="id_ID"/>
+        </w:rPr>
+      </w:r>
+      <w:r>
+        <w:rPr>
+          <w:lang w:val="id_ID" w:bidi="id_ID"/>
+        </w:rPr>
+        <w:t xml:space="preserve">Lihat: </w:t>
+      </w:r>
+      <w:r>
+        <w:rPr>
+          <w:lang w:val="id_ID" w:bidi="id_ID"/>
+        </w:rPr>
+        <w:t xml:space="preserve">Cara Menerjemahkan Nama </w:t>
+      </w:r>
+      <w:r>
+        <w:rPr>
+          <w:lang w:val="id_ID" w:bidi="id_ID"/>
+        </w:rPr>
+      </w:r>
+      <w:r>
+        <w:rPr>
+          <w:lang w:val="id_ID" w:bidi="id_ID"/>
+        </w:rPr>
+      </w:r>
+    </w:p>
+    <w:p>
+      <w:pPr/>
+      <w:r>
+        <w:rPr>
+          <w:lang w:val="id_ID" w:bidi="id_ID"/>
+        </w:rPr>
+      </w:r>
+    </w:p>
+    <w:p>
+      <w:pPr>
+        <w:pStyle w:val="Heading2"/>
+      </w:pPr>
+      <w:r>
+        <w:rPr>
+          <w:lang w:val="id_ID" w:bidi="id_ID"/>
+        </w:rPr>
+        <w:t>Matius 1:5 (#1)</w:t>
+      </w:r>
+      <w:r>
+        <w:rPr>
+          <w:lang w:val="id_ID" w:bidi="id_ID"/>
+        </w:rPr>
+      </w:r>
+    </w:p>
+    <w:p>
+      <w:pPr/>
+      <w:r>
+        <w:rPr>
+          <w:lang w:val="id_ID" w:bidi="id_ID"/>
+        </w:rPr>
+      </w:r>
+      <w:r>
+        <w:rPr>
+          <w:b/>
+          <w:lang w:val="id_ID" w:bidi="id_ID"/>
+        </w:rPr>
+        <w:t>"</w:t>
+      </w:r>
+      <w:r>
+        <w:rPr>
+          <w:b/>
+          <w:lang w:val="id_ID" w:bidi="id_ID"/>
+        </w:rPr>
+        <w:t>Salmon memperanakkan Boas dari Rahab, Boas memperanakkan Obed dari Rut, Obed memperanakkan Isai</w:t>
+      </w:r>
+      <w:r>
+        <w:rPr>
+          <w:b/>
+          <w:lang w:val="id_ID" w:bidi="id_ID"/>
+        </w:rPr>
+        <w:t>"</w:t>
+      </w:r>
+    </w:p>
+    <w:p>
+      <w:pPr/>
+      <w:r>
+        <w:rPr>
+          <w:lang w:val="id_ID" w:bidi="id_ID"/>
+        </w:rPr>
+      </w:r>
+      <w:r>
+        <w:rPr>
+          <w:lang w:val="id_ID" w:bidi="id_ID"/>
+        </w:rPr>
+        <w:t xml:space="preserve">Ini adalah kelanjutan dari daftar leluhur Yesus yang dimulai dalam </w:t>
+      </w:r>
+      <w:hyperlink r:id="rId19">
+        <w:r>
+          <w:rPr>
+            <w:lang w:val="id_ID" w:bidi="id_ID"/>
+          </w:rPr>
+          <w:rPr>
+            <w:color w:val="0000EE"/>
+            <w:u w:val="single"/>
+          </w:rPr>
+          <w:t>Mat. 1:2</w:t>
+        </w:r>
+      </w:hyperlink>
+      <w:r>
+        <w:rPr>
+          <w:lang w:val="id_ID" w:bidi="id_ID"/>
+        </w:rPr>
+        <w:t>. Gunakan format yang sama seperti yang Anda gunakan pada ayat-ayat sebelumnya.</w:t>
+      </w:r>
+    </w:p>
+    <w:p>
+      <w:pPr/>
+      <w:r>
+        <w:rPr>
+          <w:lang w:val="id_ID" w:bidi="id_ID"/>
+        </w:rPr>
+      </w:r>
+      <w:r>
+        <w:rPr>
+          <w:lang w:val="id_ID" w:bidi="id_ID"/>
+        </w:rPr>
+        <w:t xml:space="preserve">Lihat: </w:t>
+      </w:r>
+      <w:r>
+        <w:rPr>
+          <w:lang w:val="id_ID" w:bidi="id_ID"/>
+        </w:rPr>
+        <w:t>Cara Menerjemahkan Nama</w:t>
+      </w:r>
+      <w:r>
+        <w:rPr>
+          <w:lang w:val="id_ID" w:bidi="id_ID"/>
+        </w:rPr>
+      </w:r>
+      <w:r>
+        <w:rPr>
+          <w:lang w:val="id_ID" w:bidi="id_ID"/>
+        </w:rPr>
+      </w:r>
+    </w:p>
+    <w:p>
+      <w:pPr/>
+      <w:r>
+        <w:rPr>
+          <w:lang w:val="id_ID" w:bidi="id_ID"/>
+        </w:rPr>
+      </w:r>
+    </w:p>
+    <w:p>
+      <w:pPr>
+        <w:pStyle w:val="Heading2"/>
+      </w:pPr>
+      <w:r>
+        <w:rPr>
+          <w:lang w:val="id_ID" w:bidi="id_ID"/>
+        </w:rPr>
+        <w:t>Matius 1:5 (#2)</w:t>
+      </w:r>
+      <w:r>
+        <w:rPr>
+          <w:lang w:val="id_ID" w:bidi="id_ID"/>
+        </w:rPr>
+      </w:r>
+    </w:p>
+    <w:p>
+      <w:pPr/>
+      <w:r>
+        <w:rPr>
+          <w:lang w:val="id_ID" w:bidi="id_ID"/>
+        </w:rPr>
+      </w:r>
+      <w:r>
+        <w:rPr>
+          <w:b/>
+          <w:lang w:val="id_ID" w:bidi="id_ID"/>
+        </w:rPr>
+        <w:t>"Rahab,"</w:t>
+      </w:r>
+      <w:r>
+        <w:rPr>
+          <w:lang w:val="id_ID" w:bidi="id_ID"/>
+        </w:rPr>
+        <w:t xml:space="preserve"> - </w:t>
+      </w:r>
+      <w:r>
+        <w:rPr>
+          <w:b/>
+          <w:lang w:val="id_ID" w:bidi="id_ID"/>
+        </w:rPr>
+        <w:t>"Rut"</w:t>
+      </w:r>
+    </w:p>
+    <w:p>
+      <w:pPr/>
+      <w:r>
+        <w:rPr>
+          <w:lang w:val="id_ID" w:bidi="id_ID"/>
+        </w:rPr>
+      </w:r>
+      <w:r>
+        <w:rPr>
+          <w:lang w:val="id_ID" w:bidi="id_ID"/>
+        </w:rPr>
+        <w:t xml:space="preserve">Kata </w:t>
+      </w:r>
+      <w:r>
+        <w:rPr>
+          <w:b/>
+          <w:lang w:val="id_ID" w:bidi="id_ID"/>
+        </w:rPr>
+        <w:t>Rahab</w:t>
+      </w:r>
+      <w:r>
+        <w:rPr>
+          <w:lang w:val="id_ID" w:bidi="id_ID"/>
+        </w:rPr>
+        <w:t xml:space="preserve"> dan </w:t>
+      </w:r>
+      <w:r>
+        <w:rPr>
+          <w:b/>
+          <w:lang w:val="id_ID" w:bidi="id_ID"/>
+        </w:rPr>
+        <w:t>Rut</w:t>
+      </w:r>
+      <w:r>
+        <w:rPr>
+          <w:lang w:val="id_ID" w:bidi="id_ID"/>
+        </w:rPr>
+        <w:t xml:space="preserve"> adalah nama perempuan. </w:t>
+      </w:r>
+      <w:r>
+        <w:rPr>
+          <w:b/>
+          <w:lang w:val="id_ID" w:bidi="id_ID"/>
+        </w:rPr>
+        <w:t>Rahab</w:t>
+      </w:r>
+      <w:r>
+        <w:rPr>
+          <w:lang w:val="id_ID" w:bidi="id_ID"/>
+        </w:rPr>
+        <w:t xml:space="preserve"> melindungi mata-mata Israel ketika bangsa Israel hendak menaklukkan tanah yang dijanjikan Allah untuk diberikan kepada mereka. </w:t>
+      </w:r>
+      <w:r>
+        <w:rPr>
+          <w:b/>
+          <w:lang w:val="id_ID" w:bidi="id_ID"/>
+        </w:rPr>
+        <w:t>Rut</w:t>
+      </w:r>
+      <w:r>
+        <w:rPr>
+          <w:lang w:val="id_ID" w:bidi="id_ID"/>
+        </w:rPr>
+        <w:t xml:space="preserve"> berasal dari bangsa Moab tetapi ia percaya kepada Allah dan pergi ke Israel bersama ibu mertuanya, Naomi.</w:t>
+      </w:r>
+    </w:p>
+    <w:p>
+      <w:pPr/>
+      <w:r>
+        <w:rPr>
+          <w:lang w:val="id_ID" w:bidi="id_ID"/>
+        </w:rPr>
+      </w:r>
+      <w:r>
+        <w:rPr>
+          <w:lang w:val="id_ID" w:bidi="id_ID"/>
+        </w:rPr>
+        <w:t xml:space="preserve">Lihat: </w:t>
+      </w:r>
+      <w:r>
+        <w:rPr>
+          <w:lang w:val="id_ID" w:bidi="id_ID"/>
+        </w:rPr>
+        <w:t>Cara Menerjemahkan Nama</w:t>
+      </w:r>
+      <w:r>
+        <w:rPr>
+          <w:lang w:val="id_ID" w:bidi="id_ID"/>
+        </w:rPr>
+      </w:r>
+      <w:r>
+        <w:rPr>
+          <w:lang w:val="id_ID" w:bidi="id_ID"/>
+        </w:rPr>
+      </w:r>
+    </w:p>
+    <w:p>
+      <w:pPr/>
+      <w:r>
+        <w:rPr>
+          <w:lang w:val="id_ID" w:bidi="id_ID"/>
+        </w:rPr>
+      </w:r>
+    </w:p>
+    <w:p>
+      <w:pPr>
+        <w:pStyle w:val="Heading2"/>
+      </w:pPr>
+      <w:r>
+        <w:rPr>
+          <w:lang w:val="id_ID" w:bidi="id_ID"/>
+        </w:rPr>
+        <w:t>Matius 1:6 (#1)</w:t>
+      </w:r>
+      <w:r>
+        <w:rPr>
+          <w:lang w:val="id_ID" w:bidi="id_ID"/>
+        </w:rPr>
+      </w:r>
+    </w:p>
+    <w:p>
+      <w:pPr/>
+      <w:r>
+        <w:rPr>
+          <w:lang w:val="id_ID" w:bidi="id_ID"/>
+        </w:rPr>
+      </w:r>
+      <w:r>
+        <w:rPr>
+          <w:b/>
+          <w:lang w:val="id_ID" w:bidi="id_ID"/>
+        </w:rPr>
+        <w:t>"</w:t>
+      </w:r>
+      <w:r>
+        <w:rPr>
+          <w:b/>
+          <w:lang w:val="id_ID" w:bidi="id_ID"/>
+        </w:rPr>
+        <w:t>Isai memperanakkan raja Daud. Daud memperanakkan Salomo dari isteri Uria</w:t>
+      </w:r>
+      <w:r>
+        <w:rPr>
+          <w:b/>
+          <w:lang w:val="id_ID" w:bidi="id_ID"/>
+        </w:rPr>
+        <w:t>"</w:t>
+      </w:r>
+    </w:p>
+    <w:p>
+      <w:pPr/>
+      <w:r>
+        <w:rPr>
+          <w:lang w:val="id_ID" w:bidi="id_ID"/>
+        </w:rPr>
+      </w:r>
+      <w:r>
+        <w:rPr>
+          <w:lang w:val="id_ID" w:bidi="id_ID"/>
+        </w:rPr>
+        <w:t xml:space="preserve">Ini adalah kelanjutan dari daftar leluhur Yesus yang dimulai dalam </w:t>
+      </w:r>
+      <w:hyperlink r:id="rId19">
+        <w:r>
+          <w:rPr>
+            <w:lang w:val="id_ID" w:bidi="id_ID"/>
+          </w:rPr>
+          <w:rPr>
+            <w:color w:val="0000EE"/>
+            <w:u w:val="single"/>
+          </w:rPr>
+          <w:t>Mat. 1:2</w:t>
+        </w:r>
+      </w:hyperlink>
+      <w:r>
+        <w:rPr>
+          <w:lang w:val="id_ID" w:bidi="id_ID"/>
+        </w:rPr>
+        <w:t>. Gunakan format yang sama seperti yang Anda gunakan pada ayat-ayat sebelumnya.</w:t>
+      </w:r>
+    </w:p>
+    <w:p>
+      <w:pPr/>
+      <w:r>
+        <w:rPr>
+          <w:lang w:val="id_ID" w:bidi="id_ID"/>
+        </w:rPr>
+      </w:r>
+      <w:r>
+        <w:rPr>
+          <w:lang w:val="id_ID" w:bidi="id_ID"/>
+        </w:rPr>
+        <w:t xml:space="preserve">Lihat: </w:t>
+      </w:r>
+      <w:r>
+        <w:rPr>
+          <w:lang w:val="id_ID" w:bidi="id_ID"/>
+        </w:rPr>
+        <w:t>Cara Menerjemahkan Nama</w:t>
+      </w:r>
+      <w:r>
+        <w:rPr>
+          <w:lang w:val="id_ID" w:bidi="id_ID"/>
+        </w:rPr>
+      </w:r>
+      <w:r>
+        <w:rPr>
+          <w:lang w:val="id_ID" w:bidi="id_ID"/>
+        </w:rPr>
+      </w:r>
+    </w:p>
+    <w:p>
+      <w:pPr/>
+      <w:r>
+        <w:rPr>
+          <w:lang w:val="id_ID" w:bidi="id_ID"/>
+        </w:rPr>
+      </w:r>
+    </w:p>
+    <w:p>
+      <w:pPr>
+        <w:pStyle w:val="Heading2"/>
+      </w:pPr>
+      <w:r>
+        <w:rPr>
+          <w:lang w:val="id_ID" w:bidi="id_ID"/>
+        </w:rPr>
+        <w:t>Matius 1:6 (#2)</w:t>
+      </w:r>
+      <w:r>
+        <w:rPr>
+          <w:lang w:val="id_ID" w:bidi="id_ID"/>
+        </w:rPr>
+      </w:r>
+    </w:p>
+    <w:p>
+      <w:pPr/>
+      <w:r>
+        <w:rPr>
+          <w:lang w:val="id_ID" w:bidi="id_ID"/>
+        </w:rPr>
+      </w:r>
+      <w:r>
+        <w:rPr>
+          <w:b/>
+          <w:lang w:val="id_ID" w:bidi="id_ID"/>
+        </w:rPr>
+        <w:t>"dari isteri Uria"</w:t>
+      </w:r>
+    </w:p>
+    <w:p>
+      <w:pPr/>
+      <w:r>
+        <w:rPr>
+          <w:lang w:val="id_ID" w:bidi="id_ID"/>
+        </w:rPr>
+      </w:r>
+      <w:r>
+        <w:rPr>
+          <w:b/>
+          <w:lang w:val="id_ID" w:bidi="id_ID"/>
+        </w:rPr>
+        <w:t>Uria</w:t>
+      </w:r>
+      <w:r>
+        <w:rPr>
+          <w:lang w:val="id_ID" w:bidi="id_ID"/>
+        </w:rPr>
+        <w:t xml:space="preserve"> adalah salah satu pemimpin tentara Israel, pemimpin kepercayaan </w:t>
+      </w:r>
+      <w:r>
+        <w:rPr>
+          <w:b/>
+          <w:lang w:val="id_ID" w:bidi="id_ID"/>
+        </w:rPr>
+        <w:t>Daud</w:t>
+      </w:r>
+      <w:r>
+        <w:rPr>
+          <w:lang w:val="id_ID" w:bidi="id_ID"/>
+        </w:rPr>
+        <w:t xml:space="preserve">. Namun, Daud melihat istri Uria, bernama Batsyeba, dan menginginkannya untuk dirinya sendiri. Dia membuat Uria terbunuh dan mengambil istri Uria menjadi miliknya. Anda dapat membaca cerita ini dalam </w:t>
+      </w:r>
+      <w:hyperlink r:id="rId20">
+        <w:r>
+          <w:rPr>
+            <w:lang w:val="id_ID" w:bidi="id_ID"/>
+          </w:rPr>
+          <w:rPr>
+            <w:color w:val="0000EE"/>
+            <w:u w:val="single"/>
+          </w:rPr>
+          <w:t>2 Samuel 11:1–27</w:t>
+        </w:r>
+      </w:hyperlink>
+      <w:r>
+        <w:rPr>
+          <w:lang w:val="id_ID" w:bidi="id_ID"/>
+        </w:rPr>
+        <w:t>. Jika hal itu akan membantu dalam bahasa Anda, Anda dapat memasukkan beberapa informasi tambahan bila pembaca Anda belum mengetahui cerita ini. Terjemahan alternatif: “Batsyeba istri Uria, yang telah dibunuhnya”</w:t>
+      </w:r>
+    </w:p>
+    <w:p>
+      <w:pPr/>
+      <w:r>
+        <w:rPr>
+          <w:lang w:val="id_ID" w:bidi="id_ID"/>
+        </w:rPr>
+      </w:r>
+      <w:r>
+        <w:rPr>
+          <w:lang w:val="id_ID" w:bidi="id_ID"/>
+        </w:rPr>
+        <w:t xml:space="preserve">Lihat: </w:t>
+      </w:r>
+      <w:r>
+        <w:rPr>
+          <w:lang w:val="id_ID" w:bidi="id_ID"/>
+        </w:rPr>
+        <w:t xml:space="preserve">Hal-Hal yang Dianggap Sudah Diketahui dan Informasi yang Tersirat </w:t>
+      </w:r>
+      <w:r>
+        <w:rPr>
+          <w:lang w:val="id_ID" w:bidi="id_ID"/>
+        </w:rPr>
+      </w:r>
+      <w:r>
+        <w:rPr>
+          <w:lang w:val="id_ID" w:bidi="id_ID"/>
+        </w:rPr>
+      </w:r>
+    </w:p>
+    <w:p>
+      <w:pPr/>
+      <w:r>
+        <w:rPr>
+          <w:lang w:val="id_ID" w:bidi="id_ID"/>
+        </w:rPr>
+      </w:r>
+    </w:p>
+    <w:p>
+      <w:pPr>
+        <w:pStyle w:val="Heading2"/>
+      </w:pPr>
+      <w:r>
+        <w:rPr>
+          <w:lang w:val="id_ID" w:bidi="id_ID"/>
+        </w:rPr>
+        <w:t>Matius 1:7 (#1)</w:t>
+      </w:r>
+      <w:r>
+        <w:rPr>
+          <w:lang w:val="id_ID" w:bidi="id_ID"/>
+        </w:rPr>
+      </w:r>
+    </w:p>
+    <w:p>
+      <w:pPr/>
+      <w:r>
+        <w:rPr>
+          <w:lang w:val="id_ID" w:bidi="id_ID"/>
+        </w:rPr>
+      </w:r>
+      <w:r>
+        <w:rPr>
+          <w:b/>
+          <w:lang w:val="id_ID" w:bidi="id_ID"/>
+        </w:rPr>
+        <w:t>"</w:t>
+      </w:r>
+      <w:r>
+        <w:rPr>
+          <w:b/>
+          <w:lang w:val="id_ID" w:bidi="id_ID"/>
+        </w:rPr>
+        <w:t>Salomo memperanakkan Rehabeam, Rehabeam memperanakkan Abia, Abia memperanakkan Asa</w:t>
+      </w:r>
+      <w:r>
+        <w:rPr>
+          <w:b/>
+          <w:lang w:val="id_ID" w:bidi="id_ID"/>
+        </w:rPr>
+        <w:t>"</w:t>
+      </w:r>
+    </w:p>
+    <w:p>
+      <w:pPr/>
+      <w:r>
+        <w:rPr>
+          <w:lang w:val="id_ID" w:bidi="id_ID"/>
+        </w:rPr>
+      </w:r>
+      <w:r>
+        <w:rPr>
+          <w:lang w:val="id_ID" w:bidi="id_ID"/>
+        </w:rPr>
+        <w:t xml:space="preserve">Ini adalah kelanjutan dari daftar leluhur Yesus yang dimulai dalam </w:t>
+      </w:r>
+      <w:hyperlink r:id="rId19">
+        <w:r>
+          <w:rPr>
+            <w:lang w:val="id_ID" w:bidi="id_ID"/>
+          </w:rPr>
+          <w:rPr>
+            <w:color w:val="0000EE"/>
+            <w:u w:val="single"/>
+          </w:rPr>
+          <w:t>Mat. 1:2</w:t>
+        </w:r>
+      </w:hyperlink>
+      <w:r>
+        <w:rPr>
+          <w:lang w:val="id_ID" w:bidi="id_ID"/>
+        </w:rPr>
+        <w:t>. Gunakan format yang sama seperti yang Anda gunakan pada ayat-ayat sebelumnya.</w:t>
+      </w:r>
+    </w:p>
+    <w:p>
+      <w:pPr/>
+      <w:r>
+        <w:rPr>
+          <w:lang w:val="id_ID" w:bidi="id_ID"/>
+        </w:rPr>
+      </w:r>
+      <w:r>
+        <w:rPr>
+          <w:lang w:val="id_ID" w:bidi="id_ID"/>
+        </w:rPr>
+        <w:t xml:space="preserve">Lihat: </w:t>
+      </w:r>
+      <w:r>
+        <w:rPr>
+          <w:lang w:val="id_ID" w:bidi="id_ID"/>
+        </w:rPr>
+        <w:t>Cara Menerjemahkan Nama</w:t>
+      </w:r>
+      <w:r>
+        <w:rPr>
+          <w:lang w:val="id_ID" w:bidi="id_ID"/>
+        </w:rPr>
+      </w:r>
+      <w:r>
+        <w:rPr>
+          <w:lang w:val="id_ID" w:bidi="id_ID"/>
+        </w:rPr>
+      </w:r>
+    </w:p>
+    <w:p>
+      <w:pPr/>
+      <w:r>
+        <w:rPr>
+          <w:lang w:val="id_ID" w:bidi="id_ID"/>
+        </w:rPr>
+      </w:r>
+    </w:p>
+    <w:p>
+      <w:pPr>
+        <w:pStyle w:val="Heading2"/>
+      </w:pPr>
+      <w:r>
+        <w:rPr>
+          <w:lang w:val="id_ID" w:bidi="id_ID"/>
+        </w:rPr>
+        <w:t>Matius 1:7 (#2)</w:t>
+      </w:r>
+      <w:r>
+        <w:rPr>
+          <w:lang w:val="id_ID" w:bidi="id_ID"/>
+        </w:rPr>
+      </w:r>
+    </w:p>
+    <w:p>
+      <w:pPr/>
+      <w:r>
+        <w:rPr>
+          <w:lang w:val="id_ID" w:bidi="id_ID"/>
+        </w:rPr>
+      </w:r>
+      <w:r>
+        <w:rPr>
+          <w:b/>
+          <w:lang w:val="id_ID" w:bidi="id_ID"/>
+        </w:rPr>
+        <w:t>"Asa"</w:t>
+      </w:r>
+    </w:p>
+    <w:p>
+      <w:pPr/>
+      <w:r>
+        <w:rPr>
+          <w:lang w:val="id_ID" w:bidi="id_ID"/>
+        </w:rPr>
+      </w:r>
+      <w:r>
+        <w:rPr>
+          <w:lang w:val="id_ID" w:bidi="id_ID"/>
+        </w:rPr>
+        <w:t xml:space="preserve">Ada versi terjemahan yang menuliskan </w:t>
+      </w:r>
+      <w:r>
+        <w:rPr>
+          <w:b/>
+          <w:lang w:val="id_ID" w:bidi="id_ID"/>
+        </w:rPr>
+        <w:t>Asaf.</w:t>
+      </w:r>
+      <w:r>
+        <w:rPr>
+          <w:lang w:val="id_ID" w:bidi="id_ID"/>
+        </w:rPr>
+        <w:t xml:space="preserve"> Namun, banyak terjemahan menuliskan </w:t>
+      </w:r>
+      <w:r>
+        <w:rPr>
+          <w:b/>
+          <w:lang w:val="id_ID" w:bidi="id_ID"/>
+        </w:rPr>
+        <w:t>Asa.</w:t>
+      </w:r>
+      <w:r>
+        <w:rPr>
+          <w:lang w:val="id_ID" w:bidi="id_ID"/>
+        </w:rPr>
+        <w:t xml:space="preserve"> Pertimbangkan bagaimana nama-nama ini ditulis dalam terjemahan yang mungkin sudah dikenal oleh pembaca Anda. Terjemahan alternatif: "Asa"</w:t>
+      </w:r>
+    </w:p>
+    <w:p>
+      <w:pPr/>
+      <w:r>
+        <w:rPr>
+          <w:lang w:val="id_ID" w:bidi="id_ID"/>
+        </w:rPr>
+      </w:r>
+      <w:r>
+        <w:rPr>
+          <w:lang w:val="id_ID" w:bidi="id_ID"/>
+        </w:rPr>
+        <w:t xml:space="preserve">Lihat: </w:t>
+      </w:r>
+      <w:r>
+        <w:rPr>
+          <w:lang w:val="id_ID" w:bidi="id_ID"/>
+        </w:rPr>
+        <w:t>Cara Menerjemahkan Nama</w:t>
+      </w:r>
+      <w:r>
+        <w:rPr>
+          <w:lang w:val="id_ID" w:bidi="id_ID"/>
+        </w:rPr>
+      </w:r>
+      <w:r>
+        <w:rPr>
+          <w:lang w:val="id_ID" w:bidi="id_ID"/>
+        </w:rPr>
+      </w:r>
+    </w:p>
+    <w:p>
+      <w:pPr/>
+      <w:r>
+        <w:rPr>
+          <w:lang w:val="id_ID" w:bidi="id_ID"/>
+        </w:rPr>
+      </w:r>
+    </w:p>
+    <w:p>
+      <w:pPr>
+        <w:pStyle w:val="Heading2"/>
+      </w:pPr>
+      <w:r>
+        <w:rPr>
+          <w:lang w:val="id_ID" w:bidi="id_ID"/>
+        </w:rPr>
+        <w:t>Matius 1:8 (#1)</w:t>
+      </w:r>
+      <w:r>
+        <w:rPr>
+          <w:lang w:val="id_ID" w:bidi="id_ID"/>
+        </w:rPr>
+      </w:r>
+    </w:p>
+    <w:p>
+      <w:pPr/>
+      <w:r>
+        <w:rPr>
+          <w:lang w:val="id_ID" w:bidi="id_ID"/>
+        </w:rPr>
+      </w:r>
+      <w:r>
+        <w:rPr>
+          <w:b/>
+          <w:lang w:val="id_ID" w:bidi="id_ID"/>
+        </w:rPr>
+        <w:t>"</w:t>
+      </w:r>
+      <w:r>
+        <w:rPr>
+          <w:b/>
+          <w:lang w:val="id_ID" w:bidi="id_ID"/>
+        </w:rPr>
+        <w:t>Asa memperanakkan Yosafat, Yosafat memperanakkan Yoram, Yoram memperanakkan Uzia</w:t>
+      </w:r>
+      <w:r>
+        <w:rPr>
+          <w:b/>
+          <w:lang w:val="id_ID" w:bidi="id_ID"/>
+        </w:rPr>
+        <w:t>"</w:t>
+      </w:r>
+    </w:p>
+    <w:p>
+      <w:pPr/>
+      <w:r>
+        <w:rPr>
+          <w:lang w:val="id_ID" w:bidi="id_ID"/>
+        </w:rPr>
+      </w:r>
+      <w:r>
+        <w:rPr>
+          <w:lang w:val="id_ID" w:bidi="id_ID"/>
+        </w:rPr>
+        <w:t xml:space="preserve">Ini adalah kelanjutan dari daftar leluhur Yesus yang dimulai dalam </w:t>
+      </w:r>
+      <w:hyperlink r:id="rId19">
+        <w:r>
+          <w:rPr>
+            <w:lang w:val="id_ID" w:bidi="id_ID"/>
+          </w:rPr>
+          <w:rPr>
+            <w:color w:val="0000EE"/>
+            <w:u w:val="single"/>
+          </w:rPr>
+          <w:t>Mat. 1:2</w:t>
+        </w:r>
+      </w:hyperlink>
+      <w:r>
+        <w:rPr>
+          <w:lang w:val="id_ID" w:bidi="id_ID"/>
+        </w:rPr>
+        <w:t>. Gunakan format yang sama seperti yang Anda gunakan pada ayat-ayat sebelumnya.</w:t>
+      </w:r>
+    </w:p>
+    <w:p>
+      <w:pPr/>
+      <w:r>
+        <w:rPr>
+          <w:lang w:val="id_ID" w:bidi="id_ID"/>
+        </w:rPr>
+      </w:r>
+      <w:r>
+        <w:rPr>
+          <w:lang w:val="id_ID" w:bidi="id_ID"/>
+        </w:rPr>
+        <w:t xml:space="preserve">Lihat: </w:t>
+      </w:r>
+      <w:r>
+        <w:rPr>
+          <w:lang w:val="id_ID" w:bidi="id_ID"/>
+        </w:rPr>
+        <w:t>Cara Menerjemahkan Nama</w:t>
+      </w:r>
+      <w:r>
+        <w:rPr>
+          <w:lang w:val="id_ID" w:bidi="id_ID"/>
+        </w:rPr>
+      </w:r>
+      <w:r>
+        <w:rPr>
+          <w:lang w:val="id_ID" w:bidi="id_ID"/>
+        </w:rPr>
+      </w:r>
+    </w:p>
+    <w:p>
+      <w:pPr/>
+      <w:r>
+        <w:rPr>
+          <w:lang w:val="id_ID" w:bidi="id_ID"/>
+        </w:rPr>
+      </w:r>
+    </w:p>
+    <w:p>
+      <w:pPr>
+        <w:pStyle w:val="Heading2"/>
+      </w:pPr>
+      <w:r>
+        <w:rPr>
+          <w:lang w:val="id_ID" w:bidi="id_ID"/>
+        </w:rPr>
+        <w:t>Matius 1:8 (#2)</w:t>
+      </w:r>
+      <w:r>
+        <w:rPr>
+          <w:lang w:val="id_ID" w:bidi="id_ID"/>
+        </w:rPr>
+      </w:r>
+    </w:p>
+    <w:p>
+      <w:pPr/>
+      <w:r>
+        <w:rPr>
+          <w:lang w:val="id_ID" w:bidi="id_ID"/>
+        </w:rPr>
+      </w:r>
+      <w:r>
+        <w:rPr>
+          <w:b/>
+          <w:lang w:val="id_ID" w:bidi="id_ID"/>
+        </w:rPr>
+        <w:t>"Asa"</w:t>
+      </w:r>
+      <w:r>
+        <w:rPr>
+          <w:lang w:val="id_ID" w:bidi="id_ID"/>
+        </w:rPr>
+        <w:t xml:space="preserve"> - </w:t>
+      </w:r>
+      <w:r>
+        <w:rPr>
+          <w:b/>
+          <w:lang w:val="id_ID" w:bidi="id_ID"/>
+        </w:rPr>
+        <w:t>"Uzia"</w:t>
+      </w:r>
+    </w:p>
+    <w:p>
+      <w:pPr/>
+      <w:r>
+        <w:rPr>
+          <w:lang w:val="id_ID" w:bidi="id_ID"/>
+        </w:rPr>
+      </w:r>
+      <w:r>
+        <w:rPr>
+          <w:lang w:val="id_ID" w:bidi="id_ID"/>
+        </w:rPr>
+        <w:t xml:space="preserve">Ada versi yang menuliskan </w:t>
+      </w:r>
+      <w:r>
+        <w:rPr>
+          <w:b/>
+          <w:lang w:val="id_ID" w:bidi="id_ID"/>
+        </w:rPr>
+        <w:t xml:space="preserve">Asaf </w:t>
+      </w:r>
+      <w:r>
+        <w:rPr>
+          <w:lang w:val="id_ID" w:bidi="id_ID"/>
+        </w:rPr>
+        <w:t xml:space="preserve">dan </w:t>
+      </w:r>
+      <w:r>
+        <w:rPr>
+          <w:b/>
+          <w:lang w:val="id_ID" w:bidi="id_ID"/>
+        </w:rPr>
+        <w:t>Ozias</w:t>
+      </w:r>
+      <w:r>
+        <w:rPr>
+          <w:lang w:val="id_ID" w:bidi="id_ID"/>
+        </w:rPr>
+        <w:t>, tetapi banyak terjemahan menuliskannya sebagai "Asa" dan "Uzia." Pertimbangkan bagaimana nama-nama ini ditulis dalam terjemahan yang mungkin sudah dikenal oleh pembaca Anda. Terjemahan alternatif: "Asa … Uzia"</w:t>
+      </w:r>
+    </w:p>
+    <w:p>
+      <w:pPr/>
+      <w:r>
+        <w:rPr>
+          <w:lang w:val="id_ID" w:bidi="id_ID"/>
+        </w:rPr>
+      </w:r>
+      <w:r>
+        <w:rPr>
+          <w:lang w:val="id_ID" w:bidi="id_ID"/>
+        </w:rPr>
+        <w:t xml:space="preserve">Lihat: </w:t>
+      </w:r>
+      <w:r>
+        <w:rPr>
+          <w:lang w:val="id_ID" w:bidi="id_ID"/>
+        </w:rPr>
+        <w:t>Cara Menerjemahkan Nama</w:t>
+      </w:r>
+      <w:r>
+        <w:rPr>
+          <w:lang w:val="id_ID" w:bidi="id_ID"/>
+        </w:rPr>
+      </w:r>
+      <w:r>
+        <w:rPr>
+          <w:lang w:val="id_ID" w:bidi="id_ID"/>
+        </w:rPr>
+      </w:r>
+    </w:p>
+    <w:p>
+      <w:pPr/>
+      <w:r>
+        <w:rPr>
+          <w:lang w:val="id_ID" w:bidi="id_ID"/>
+        </w:rPr>
+      </w:r>
+    </w:p>
+    <w:p>
+      <w:pPr>
+        <w:pStyle w:val="Heading2"/>
+      </w:pPr>
+      <w:r>
+        <w:rPr>
+          <w:lang w:val="id_ID" w:bidi="id_ID"/>
+        </w:rPr>
+        <w:t>Matius 1:8–9 (#1)</w:t>
+      </w:r>
+      <w:r>
+        <w:rPr>
+          <w:lang w:val="id_ID" w:bidi="id_ID"/>
+        </w:rPr>
+      </w:r>
+    </w:p>
+    <w:p>
+      <w:pPr/>
+      <w:r>
+        <w:rPr>
+          <w:lang w:val="id_ID" w:bidi="id_ID"/>
+        </w:rPr>
+      </w:r>
+      <w:r>
+        <w:rPr>
+          <w:b/>
+          <w:lang w:val="id_ID" w:bidi="id_ID"/>
+        </w:rPr>
+        <w:t>"</w:t>
+      </w:r>
+      <w:r>
+        <w:rPr>
+          <w:b/>
+          <w:lang w:val="id_ID" w:bidi="id_ID"/>
+        </w:rPr>
+        <w:t>Yoram memperanakkan Uzia</w:t>
+      </w:r>
+      <w:r>
+        <w:rPr>
+          <w:b/>
+          <w:lang w:val="id_ID" w:bidi="id_ID"/>
+        </w:rPr>
+        <w:t>"</w:t>
+      </w:r>
+      <w:r>
+        <w:rPr>
+          <w:lang w:val="id_ID" w:bidi="id_ID"/>
+        </w:rPr>
+        <w:t xml:space="preserve"> - </w:t>
+      </w:r>
+      <w:r>
+        <w:rPr>
+          <w:b/>
+          <w:lang w:val="id_ID" w:bidi="id_ID"/>
+        </w:rPr>
+        <w:t>"Uzia memperanakkan Yotam"</w:t>
+      </w:r>
+    </w:p>
+    <w:p>
+      <w:pPr/>
+      <w:r>
+        <w:rPr>
+          <w:lang w:val="id_ID" w:bidi="id_ID"/>
+        </w:rPr>
+      </w:r>
+      <w:r>
+        <w:rPr>
+          <w:lang w:val="id_ID" w:bidi="id_ID"/>
+        </w:rPr>
+        <w:t xml:space="preserve">Dalam kedua ayat ini, kitab Matius menyebutkan nama </w:t>
+      </w:r>
+      <w:r>
+        <w:rPr>
+          <w:b/>
+          <w:lang w:val="id_ID" w:bidi="id_ID"/>
+        </w:rPr>
+        <w:t>Yoram</w:t>
+      </w:r>
+      <w:r>
+        <w:rPr>
+          <w:lang w:val="id_ID" w:bidi="id_ID"/>
+        </w:rPr>
+        <w:t xml:space="preserve">, </w:t>
+      </w:r>
+      <w:r>
+        <w:rPr>
+          <w:b/>
+          <w:lang w:val="id_ID" w:bidi="id_ID"/>
+        </w:rPr>
+        <w:t>Uzia</w:t>
+      </w:r>
+      <w:r>
+        <w:rPr>
+          <w:lang w:val="id_ID" w:bidi="id_ID"/>
+        </w:rPr>
+        <w:t xml:space="preserve">, dan </w:t>
+      </w:r>
+      <w:r>
+        <w:rPr>
+          <w:b/>
+          <w:lang w:val="id_ID" w:bidi="id_ID"/>
+        </w:rPr>
+        <w:t>Yotam</w:t>
+      </w:r>
+      <w:r>
+        <w:rPr>
+          <w:lang w:val="id_ID" w:bidi="id_ID"/>
+        </w:rPr>
+        <w:t xml:space="preserve">. Namun, dalam daftar raja-raja pada 1 Tawarikh 3, terdapat empat nama di antara nama </w:t>
+      </w:r>
+      <w:r>
+        <w:rPr>
+          <w:b/>
+          <w:lang w:val="id_ID" w:bidi="id_ID"/>
+        </w:rPr>
+        <w:t>Yoram</w:t>
+      </w:r>
+      <w:r>
+        <w:rPr>
+          <w:lang w:val="id_ID" w:bidi="id_ID"/>
+        </w:rPr>
+        <w:t xml:space="preserve"> dan </w:t>
+      </w:r>
+      <w:r>
+        <w:rPr>
+          <w:b/>
+          <w:lang w:val="id_ID" w:bidi="id_ID"/>
+        </w:rPr>
+        <w:t>Yotam</w:t>
+      </w:r>
+      <w:r>
+        <w:rPr>
+          <w:lang w:val="id_ID" w:bidi="id_ID"/>
+        </w:rPr>
+        <w:t xml:space="preserve"> (lihat </w:t>
+      </w:r>
+      <w:hyperlink r:id="rId21">
+        <w:r>
+          <w:rPr>
+            <w:lang w:val="id_ID" w:bidi="id_ID"/>
+          </w:rPr>
+          <w:rPr>
+            <w:color w:val="0000EE"/>
+            <w:u w:val="single"/>
+          </w:rPr>
+          <w:t>1Taw. 3:11–12</w:t>
+        </w:r>
+      </w:hyperlink>
+      <w:r>
+        <w:rPr>
+          <w:lang w:val="id_ID" w:bidi="id_ID"/>
+        </w:rPr>
+        <w:t xml:space="preserve">), bukan satu. Jadi, kitab Matius tidak menyebutkan tiga dari raja-raja tersebut, dan kata yang diterjemahkan sebagai </w:t>
+      </w:r>
+      <w:r>
+        <w:rPr>
+          <w:b/>
+          <w:lang w:val="id_ID" w:bidi="id_ID"/>
+        </w:rPr>
+        <w:t>memperanakkan</w:t>
+      </w:r>
+      <w:r>
+        <w:rPr>
+          <w:lang w:val="id_ID" w:bidi="id_ID"/>
+        </w:rPr>
+        <w:t xml:space="preserve"> hanya menunjukkan orang yang lebih tua menjadi leluhur dari orang yang lebih muda, yang bisa saja anak, cucu, cicit, atau bahkan cicit buyut. Tidak diketahui pasti di bagian mana dalam daftar kitab Matius yang menghilangkan ketiga raja tersebut. Dia dapat menggunakan nama </w:t>
+      </w:r>
+      <w:r>
+        <w:rPr>
+          <w:b/>
+          <w:lang w:val="id_ID" w:bidi="id_ID"/>
+        </w:rPr>
+        <w:t>Uzia</w:t>
+      </w:r>
+      <w:r>
+        <w:rPr>
+          <w:lang w:val="id_ID" w:bidi="id_ID"/>
+        </w:rPr>
+        <w:t xml:space="preserve">: (1) untuk merujuk pada raja yang dalam 1 Tawarikh disebut “Azarya.” Dalam hal ini, </w:t>
+      </w:r>
+      <w:r>
+        <w:rPr>
+          <w:b/>
+          <w:lang w:val="id_ID" w:bidi="id_ID"/>
+        </w:rPr>
+        <w:t>Uzia</w:t>
+      </w:r>
+      <w:r>
+        <w:rPr>
+          <w:lang w:val="id_ID" w:bidi="id_ID"/>
+        </w:rPr>
+        <w:t xml:space="preserve"> adalah cicit buyut dari </w:t>
+      </w:r>
+      <w:r>
+        <w:rPr>
+          <w:b/>
+          <w:lang w:val="id_ID" w:bidi="id_ID"/>
+        </w:rPr>
+        <w:t>Yoram</w:t>
+      </w:r>
+      <w:r>
+        <w:rPr>
+          <w:lang w:val="id_ID" w:bidi="id_ID"/>
+        </w:rPr>
+        <w:t xml:space="preserve"> dan ayah dari </w:t>
+      </w:r>
+      <w:r>
+        <w:rPr>
+          <w:b/>
+          <w:lang w:val="id_ID" w:bidi="id_ID"/>
+        </w:rPr>
+        <w:t>Yotam</w:t>
+      </w:r>
+      <w:r>
+        <w:rPr>
+          <w:lang w:val="id_ID" w:bidi="id_ID"/>
+        </w:rPr>
+        <w:t xml:space="preserve">. Terjemahan alternatif: “dan Yoram adalah cicit buyut dari Uzia, dan Uzia adalah ayah Yotam” (2) untuk merujuk pada raja yang dalam 1 Tawarikh disebut “Ahazia.” Dalam hal ini, </w:t>
+      </w:r>
+      <w:r>
+        <w:rPr>
+          <w:b/>
+          <w:lang w:val="id_ID" w:bidi="id_ID"/>
+        </w:rPr>
+        <w:t>Uzia</w:t>
+      </w:r>
+      <w:r>
+        <w:rPr>
+          <w:lang w:val="id_ID" w:bidi="id_ID"/>
+        </w:rPr>
+        <w:t xml:space="preserve"> adalah anak dari </w:t>
+      </w:r>
+      <w:r>
+        <w:rPr>
+          <w:b/>
+          <w:lang w:val="id_ID" w:bidi="id_ID"/>
+        </w:rPr>
+        <w:t>Yoram</w:t>
+      </w:r>
+      <w:r>
+        <w:rPr>
+          <w:lang w:val="id_ID" w:bidi="id_ID"/>
+        </w:rPr>
+        <w:t xml:space="preserve"> dan kakek buyut dari </w:t>
+      </w:r>
+      <w:r>
+        <w:rPr>
+          <w:b/>
+          <w:lang w:val="id_ID" w:bidi="id_ID"/>
+        </w:rPr>
+        <w:t>Yotam</w:t>
+      </w:r>
+      <w:r>
+        <w:rPr>
+          <w:lang w:val="id_ID" w:bidi="id_ID"/>
+        </w:rPr>
+        <w:t>. Terjemahan alternatif: “dan Yoram adalah ayah Uzia, dan Uzia adalah kakek buyut dari Yotam”</w:t>
+      </w:r>
+    </w:p>
+    <w:p>
+      <w:pPr/>
+      <w:r>
+        <w:rPr>
+          <w:lang w:val="id_ID" w:bidi="id_ID"/>
+        </w:rPr>
+      </w:r>
+      <w:r>
+        <w:rPr>
+          <w:lang w:val="id_ID" w:bidi="id_ID"/>
+        </w:rPr>
+        <w:t xml:space="preserve">Lihat: </w:t>
+      </w:r>
+      <w:r>
+        <w:rPr>
+          <w:lang w:val="id_ID" w:bidi="id_ID"/>
+        </w:rPr>
+        <w:t>Hal-Hal yang Dianggap Sudah Diketahui dan Informasi yang Tersirat</w:t>
+      </w:r>
+      <w:r>
+        <w:rPr>
+          <w:lang w:val="id_ID" w:bidi="id_ID"/>
+        </w:rPr>
+      </w:r>
+      <w:r>
+        <w:rPr>
+          <w:lang w:val="id_ID" w:bidi="id_ID"/>
+        </w:rPr>
+      </w:r>
+    </w:p>
+    <w:p>
+      <w:pPr/>
+      <w:r>
+        <w:rPr>
+          <w:lang w:val="id_ID" w:bidi="id_ID"/>
+        </w:rPr>
+      </w:r>
+    </w:p>
+    <w:p>
+      <w:pPr>
+        <w:pStyle w:val="Heading2"/>
+      </w:pPr>
+      <w:r>
+        <w:rPr>
+          <w:lang w:val="id_ID" w:bidi="id_ID"/>
+        </w:rPr>
+        <w:t>Matius 1:9 (#1)</w:t>
+      </w:r>
+      <w:r>
+        <w:rPr>
+          <w:lang w:val="id_ID" w:bidi="id_ID"/>
+        </w:rPr>
+      </w:r>
+    </w:p>
+    <w:p>
+      <w:pPr/>
+      <w:r>
+        <w:rPr>
+          <w:lang w:val="id_ID" w:bidi="id_ID"/>
+        </w:rPr>
+      </w:r>
+      <w:r>
+        <w:rPr>
+          <w:b/>
+          <w:lang w:val="id_ID" w:bidi="id_ID"/>
+        </w:rPr>
+        <w:t>"</w:t>
+      </w:r>
+      <w:r>
+        <w:rPr>
+          <w:b/>
+          <w:lang w:val="id_ID" w:bidi="id_ID"/>
+        </w:rPr>
+        <w:t>Uzia memperanakkan Yotam, Yotam memperanakkan Ahas, Ahas memperanakkan Hizkia</w:t>
+      </w:r>
+      <w:r>
+        <w:rPr>
+          <w:b/>
+          <w:lang w:val="id_ID" w:bidi="id_ID"/>
+        </w:rPr>
+        <w:t>"</w:t>
+      </w:r>
+    </w:p>
+    <w:p>
+      <w:pPr/>
+      <w:r>
+        <w:rPr>
+          <w:lang w:val="id_ID" w:bidi="id_ID"/>
+        </w:rPr>
+      </w:r>
+      <w:r>
+        <w:rPr>
+          <w:lang w:val="id_ID" w:bidi="id_ID"/>
+        </w:rPr>
+        <w:t xml:space="preserve">Ini adalah kelanjutan dari daftar leluhur Yesus yang dimulai dalam </w:t>
+      </w:r>
+      <w:hyperlink r:id="rId19">
+        <w:r>
+          <w:rPr>
+            <w:lang w:val="id_ID" w:bidi="id_ID"/>
+          </w:rPr>
+          <w:rPr>
+            <w:color w:val="0000EE"/>
+            <w:u w:val="single"/>
+          </w:rPr>
+          <w:t>Mat. 1:2</w:t>
+        </w:r>
+      </w:hyperlink>
+      <w:r>
+        <w:rPr>
+          <w:lang w:val="id_ID" w:bidi="id_ID"/>
+        </w:rPr>
+        <w:t>. Gunakan format yang sama seperti yang Anda gunakan pada ayat-ayat sebelumnya.</w:t>
+      </w:r>
+    </w:p>
+    <w:p>
+      <w:pPr/>
+      <w:r>
+        <w:rPr>
+          <w:lang w:val="id_ID" w:bidi="id_ID"/>
+        </w:rPr>
+      </w:r>
+      <w:r>
+        <w:rPr>
+          <w:lang w:val="id_ID" w:bidi="id_ID"/>
+        </w:rPr>
+        <w:t xml:space="preserve">Lihat: </w:t>
+      </w:r>
+      <w:r>
+        <w:rPr>
+          <w:lang w:val="id_ID" w:bidi="id_ID"/>
+        </w:rPr>
+        <w:t>Cara Menerjemahkan Nama</w:t>
+      </w:r>
+      <w:r>
+        <w:rPr>
+          <w:lang w:val="id_ID" w:bidi="id_ID"/>
+        </w:rPr>
+      </w:r>
+      <w:r>
+        <w:rPr>
+          <w:lang w:val="id_ID" w:bidi="id_ID"/>
+        </w:rPr>
+      </w:r>
+    </w:p>
+    <w:p>
+      <w:pPr/>
+      <w:r>
+        <w:rPr>
+          <w:lang w:val="id_ID" w:bidi="id_ID"/>
+        </w:rPr>
+      </w:r>
+    </w:p>
+    <w:p>
+      <w:pPr>
+        <w:pStyle w:val="Heading2"/>
+      </w:pPr>
+      <w:r>
+        <w:rPr>
+          <w:lang w:val="id_ID" w:bidi="id_ID"/>
+        </w:rPr>
+        <w:t>Matius 1:9 (#2)</w:t>
+      </w:r>
+      <w:r>
+        <w:rPr>
+          <w:lang w:val="id_ID" w:bidi="id_ID"/>
+        </w:rPr>
+      </w:r>
+    </w:p>
+    <w:p>
+      <w:pPr/>
+      <w:r>
+        <w:rPr>
+          <w:lang w:val="id_ID" w:bidi="id_ID"/>
+        </w:rPr>
+      </w:r>
+      <w:r>
+        <w:rPr>
+          <w:b/>
+          <w:lang w:val="id_ID" w:bidi="id_ID"/>
+        </w:rPr>
+        <w:t>"Uzia"</w:t>
+      </w:r>
+    </w:p>
+    <w:p>
+      <w:pPr/>
+      <w:r>
+        <w:rPr>
+          <w:lang w:val="id_ID" w:bidi="id_ID"/>
+        </w:rPr>
+      </w:r>
+      <w:r>
+        <w:rPr>
+          <w:lang w:val="id_ID" w:bidi="id_ID"/>
+        </w:rPr>
+        <w:t xml:space="preserve">Banyak terjemahan mengeja nama </w:t>
+      </w:r>
+      <w:r>
+        <w:rPr>
+          <w:b/>
+          <w:lang w:val="id_ID" w:bidi="id_ID"/>
+        </w:rPr>
+        <w:t>Ozias</w:t>
+      </w:r>
+      <w:r>
+        <w:rPr>
+          <w:lang w:val="id_ID" w:bidi="id_ID"/>
+        </w:rPr>
+        <w:t xml:space="preserve"> sebagai "Uzia." Pertimbangkan bagaimana nama-nama ini ditulis dalam terjemahan yang mungkin sudah dikenal oleh pembaca Anda. Terjemahan alternatif: "Uzia"</w:t>
+      </w:r>
+    </w:p>
+    <w:p>
+      <w:pPr/>
+      <w:r>
+        <w:rPr>
+          <w:lang w:val="id_ID" w:bidi="id_ID"/>
+        </w:rPr>
+      </w:r>
+      <w:r>
+        <w:rPr>
+          <w:lang w:val="id_ID" w:bidi="id_ID"/>
+        </w:rPr>
+        <w:t xml:space="preserve">Lihat: </w:t>
+      </w:r>
+      <w:r>
+        <w:rPr>
+          <w:lang w:val="id_ID" w:bidi="id_ID"/>
+        </w:rPr>
+        <w:t>Cara Menerjemahkan Nama</w:t>
+      </w:r>
+      <w:r>
+        <w:rPr>
+          <w:lang w:val="id_ID" w:bidi="id_ID"/>
+        </w:rPr>
+      </w:r>
+      <w:r>
+        <w:rPr>
+          <w:lang w:val="id_ID" w:bidi="id_ID"/>
+        </w:rPr>
+      </w:r>
+    </w:p>
+    <w:p>
+      <w:pPr/>
+      <w:r>
+        <w:rPr>
+          <w:lang w:val="id_ID" w:bidi="id_ID"/>
+        </w:rPr>
+      </w:r>
+    </w:p>
+    <w:p>
+      <w:pPr>
+        <w:pStyle w:val="Heading2"/>
+      </w:pPr>
+      <w:r>
+        <w:rPr>
+          <w:lang w:val="id_ID" w:bidi="id_ID"/>
+        </w:rPr>
+        <w:t>Matius 1:10 (#1)</w:t>
+      </w:r>
+      <w:r>
+        <w:rPr>
+          <w:lang w:val="id_ID" w:bidi="id_ID"/>
+        </w:rPr>
+      </w:r>
+    </w:p>
+    <w:p>
+      <w:pPr/>
+      <w:r>
+        <w:rPr>
+          <w:lang w:val="id_ID" w:bidi="id_ID"/>
+        </w:rPr>
+      </w:r>
+      <w:r>
+        <w:rPr>
+          <w:b/>
+          <w:lang w:val="id_ID" w:bidi="id_ID"/>
+        </w:rPr>
+        <w:t>"</w:t>
+      </w:r>
+      <w:r>
+        <w:rPr>
+          <w:b/>
+          <w:lang w:val="id_ID" w:bidi="id_ID"/>
+        </w:rPr>
+        <w:t>Hizkia memperanakkan Manasye, Manasye memperanakkan Amon, Amon memperanakkan Yosia</w:t>
+      </w:r>
+      <w:r>
+        <w:rPr>
+          <w:b/>
+          <w:lang w:val="id_ID" w:bidi="id_ID"/>
+        </w:rPr>
+        <w:t>"</w:t>
+      </w:r>
+    </w:p>
+    <w:p>
+      <w:pPr/>
+      <w:r>
+        <w:rPr>
+          <w:lang w:val="id_ID" w:bidi="id_ID"/>
+        </w:rPr>
+      </w:r>
+      <w:r>
+        <w:rPr>
+          <w:lang w:val="id_ID" w:bidi="id_ID"/>
+        </w:rPr>
+        <w:t xml:space="preserve">Ini adalah kelanjutan dari daftar leluhur Yesus yang dimulai dalam </w:t>
+      </w:r>
+      <w:hyperlink r:id="rId19">
+        <w:r>
+          <w:rPr>
+            <w:lang w:val="id_ID" w:bidi="id_ID"/>
+          </w:rPr>
+          <w:rPr>
+            <w:color w:val="0000EE"/>
+            <w:u w:val="single"/>
+          </w:rPr>
+          <w:t>Mat. 1:2</w:t>
+        </w:r>
+      </w:hyperlink>
+      <w:r>
+        <w:rPr>
+          <w:lang w:val="id_ID" w:bidi="id_ID"/>
+        </w:rPr>
+        <w:t>. Gunakan format yang sama seperti yang Anda gunakan pada ayat-ayat sebelumnya.</w:t>
+      </w:r>
+    </w:p>
+    <w:p>
+      <w:pPr/>
+      <w:r>
+        <w:rPr>
+          <w:lang w:val="id_ID" w:bidi="id_ID"/>
+        </w:rPr>
+      </w:r>
+      <w:r>
+        <w:rPr>
+          <w:lang w:val="id_ID" w:bidi="id_ID"/>
+        </w:rPr>
+        <w:t xml:space="preserve">Lihat: </w:t>
+      </w:r>
+      <w:r>
+        <w:rPr>
+          <w:lang w:val="id_ID" w:bidi="id_ID"/>
+        </w:rPr>
+        <w:t>Cara Menerjemahkan Nama</w:t>
+      </w:r>
+      <w:r>
+        <w:rPr>
+          <w:lang w:val="id_ID" w:bidi="id_ID"/>
+        </w:rPr>
+      </w:r>
+      <w:r>
+        <w:rPr>
+          <w:lang w:val="id_ID" w:bidi="id_ID"/>
+        </w:rPr>
+      </w:r>
+    </w:p>
+    <w:p>
+      <w:pPr/>
+      <w:r>
+        <w:rPr>
+          <w:lang w:val="id_ID" w:bidi="id_ID"/>
+        </w:rPr>
+      </w:r>
+    </w:p>
+    <w:p>
+      <w:pPr>
+        <w:pStyle w:val="Heading2"/>
+      </w:pPr>
+      <w:r>
+        <w:rPr>
+          <w:lang w:val="id_ID" w:bidi="id_ID"/>
+        </w:rPr>
+        <w:t>Matius 1:10 (#2)</w:t>
+      </w:r>
+      <w:r>
+        <w:rPr>
+          <w:lang w:val="id_ID" w:bidi="id_ID"/>
+        </w:rPr>
+      </w:r>
+    </w:p>
+    <w:p>
+      <w:pPr/>
+      <w:r>
+        <w:rPr>
+          <w:lang w:val="id_ID" w:bidi="id_ID"/>
+        </w:rPr>
+      </w:r>
+      <w:r>
+        <w:rPr>
+          <w:b/>
+          <w:lang w:val="id_ID" w:bidi="id_ID"/>
+        </w:rPr>
+        <w:t>"Amon,"</w:t>
+      </w:r>
+      <w:r>
+        <w:rPr>
+          <w:lang w:val="id_ID" w:bidi="id_ID"/>
+        </w:rPr>
+        <w:t xml:space="preserve"> - </w:t>
+      </w:r>
+      <w:r>
+        <w:rPr>
+          <w:b/>
+          <w:lang w:val="id_ID" w:bidi="id_ID"/>
+        </w:rPr>
+        <w:t>"Amon"</w:t>
+      </w:r>
+    </w:p>
+    <w:p>
+      <w:pPr/>
+      <w:r>
+        <w:rPr>
+          <w:lang w:val="id_ID" w:bidi="id_ID"/>
+        </w:rPr>
+      </w:r>
+      <w:r>
+        <w:rPr>
+          <w:lang w:val="id_ID" w:bidi="id_ID"/>
+        </w:rPr>
+        <w:t>Ada versi terjemahan yang menuliskan Amos, tetapi banyak terjemahan menuliskannya sebagai "Amon." Pertimbangkan bagaimana nama-nama ini ditulis dalam terjemahan yang mungkin sudah dikenal oleh pembaca Anda. Terjemahan alternatif: "Amon ... Amon"</w:t>
+      </w:r>
+    </w:p>
+    <w:p>
+      <w:pPr/>
+      <w:r>
+        <w:rPr>
+          <w:lang w:val="id_ID" w:bidi="id_ID"/>
+        </w:rPr>
+      </w:r>
+      <w:r>
+        <w:rPr>
+          <w:lang w:val="id_ID" w:bidi="id_ID"/>
+        </w:rPr>
+        <w:t xml:space="preserve">Lihat: </w:t>
+      </w:r>
+      <w:r>
+        <w:rPr>
+          <w:lang w:val="id_ID" w:bidi="id_ID"/>
+        </w:rPr>
+        <w:t>Cara Menerjemahkan Nama</w:t>
+      </w:r>
+      <w:r>
+        <w:rPr>
+          <w:lang w:val="id_ID" w:bidi="id_ID"/>
+        </w:rPr>
+      </w:r>
+      <w:r>
+        <w:rPr>
+          <w:lang w:val="id_ID" w:bidi="id_ID"/>
+        </w:rPr>
+      </w:r>
+    </w:p>
+    <w:p>
+      <w:pPr/>
+      <w:r>
+        <w:rPr>
+          <w:lang w:val="id_ID" w:bidi="id_ID"/>
+        </w:rPr>
+      </w:r>
+    </w:p>
+    <w:p>
+      <w:pPr>
+        <w:pStyle w:val="Heading2"/>
+      </w:pPr>
+      <w:r>
+        <w:rPr>
+          <w:lang w:val="id_ID" w:bidi="id_ID"/>
+        </w:rPr>
+        <w:t>Matius 1:11 (#1)</w:t>
+      </w:r>
+      <w:r>
+        <w:rPr>
+          <w:lang w:val="id_ID" w:bidi="id_ID"/>
+        </w:rPr>
+      </w:r>
+    </w:p>
+    <w:p>
+      <w:pPr/>
+      <w:r>
+        <w:rPr>
+          <w:lang w:val="id_ID" w:bidi="id_ID"/>
+        </w:rPr>
+      </w:r>
+      <w:r>
+        <w:rPr>
+          <w:b/>
+          <w:lang w:val="id_ID" w:bidi="id_ID"/>
+        </w:rPr>
+        <w:t>"Yosia memperanakkan Yekhonya dan saudara-saudaranya</w:t>
+      </w:r>
+      <w:r>
+        <w:rPr>
+          <w:b/>
+          <w:lang w:val="id_ID" w:bidi="id_ID"/>
+        </w:rPr>
+        <w:t>"</w:t>
+      </w:r>
+    </w:p>
+    <w:p>
+      <w:pPr/>
+      <w:r>
+        <w:rPr>
+          <w:lang w:val="id_ID" w:bidi="id_ID"/>
+        </w:rPr>
+      </w:r>
+      <w:r>
+        <w:rPr>
+          <w:lang w:val="id_ID" w:bidi="id_ID"/>
+        </w:rPr>
+        <w:t xml:space="preserve">Ini adalah kelanjutan dari daftar leluhur Yesus yang dimulai dalam </w:t>
+      </w:r>
+      <w:hyperlink r:id="rId19">
+        <w:r>
+          <w:rPr>
+            <w:lang w:val="id_ID" w:bidi="id_ID"/>
+          </w:rPr>
+          <w:rPr>
+            <w:color w:val="0000EE"/>
+            <w:u w:val="single"/>
+          </w:rPr>
+          <w:t>Mat. 1:2</w:t>
+        </w:r>
+      </w:hyperlink>
+      <w:r>
+        <w:rPr>
+          <w:lang w:val="id_ID" w:bidi="id_ID"/>
+        </w:rPr>
+        <w:t>. Gunakan format yang sama seperti yang Anda gunakan pada ayat-ayat sebelumnya.</w:t>
+      </w:r>
+    </w:p>
+    <w:p>
+      <w:pPr/>
+      <w:r>
+        <w:rPr>
+          <w:lang w:val="id_ID" w:bidi="id_ID"/>
+        </w:rPr>
+      </w:r>
+      <w:r>
+        <w:rPr>
+          <w:lang w:val="id_ID" w:bidi="id_ID"/>
+        </w:rPr>
+        <w:t xml:space="preserve">Lihat: </w:t>
+      </w:r>
+      <w:r>
+        <w:rPr>
+          <w:lang w:val="id_ID" w:bidi="id_ID"/>
+        </w:rPr>
+        <w:t>Cara Menerjemahkan Nama</w:t>
+      </w:r>
+      <w:r>
+        <w:rPr>
+          <w:lang w:val="id_ID" w:bidi="id_ID"/>
+        </w:rPr>
+      </w:r>
+      <w:r>
+        <w:rPr>
+          <w:lang w:val="id_ID" w:bidi="id_ID"/>
+        </w:rPr>
+      </w:r>
+    </w:p>
+    <w:p>
+      <w:pPr/>
+      <w:r>
+        <w:rPr>
+          <w:lang w:val="id_ID" w:bidi="id_ID"/>
+        </w:rPr>
+      </w:r>
+    </w:p>
+    <w:p>
+      <w:pPr>
+        <w:pStyle w:val="Heading2"/>
+      </w:pPr>
+      <w:r>
+        <w:rPr>
+          <w:lang w:val="id_ID" w:bidi="id_ID"/>
+        </w:rPr>
+        <w:t>Matius 1:11 (#2)</w:t>
+      </w:r>
+      <w:r>
+        <w:rPr>
+          <w:lang w:val="id_ID" w:bidi="id_ID"/>
+        </w:rPr>
+      </w:r>
+    </w:p>
+    <w:p>
+      <w:pPr/>
+      <w:r>
+        <w:rPr>
+          <w:lang w:val="id_ID" w:bidi="id_ID"/>
+        </w:rPr>
+      </w:r>
+      <w:r>
+        <w:rPr>
+          <w:b/>
+          <w:lang w:val="id_ID" w:bidi="id_ID"/>
+        </w:rPr>
+        <w:t>"Yosia memperanakkan Yekhonya"</w:t>
+      </w:r>
+    </w:p>
+    <w:p>
+      <w:pPr/>
+      <w:r>
+        <w:rPr>
+          <w:lang w:val="id_ID" w:bidi="id_ID"/>
+        </w:rPr>
+      </w:r>
+      <w:r>
+        <w:rPr>
+          <w:lang w:val="id_ID" w:bidi="id_ID"/>
+        </w:rPr>
+        <w:t xml:space="preserve">Dalam </w:t>
+      </w:r>
+      <w:hyperlink r:id="rId22">
+        <w:r>
+          <w:rPr>
+            <w:lang w:val="id_ID" w:bidi="id_ID"/>
+          </w:rPr>
+          <w:rPr>
+            <w:color w:val="0000EE"/>
+            <w:u w:val="single"/>
+          </w:rPr>
+          <w:t>1 Tawarikh 3:15–16</w:t>
+        </w:r>
+      </w:hyperlink>
+      <w:r>
+        <w:rPr>
+          <w:lang w:val="id_ID" w:bidi="id_ID"/>
+        </w:rPr>
+        <w:t xml:space="preserve">, </w:t>
+      </w:r>
+      <w:r>
+        <w:rPr>
+          <w:b/>
+          <w:lang w:val="id_ID" w:bidi="id_ID"/>
+        </w:rPr>
+        <w:t>Yosia</w:t>
+      </w:r>
+      <w:r>
+        <w:rPr>
+          <w:lang w:val="id_ID" w:bidi="id_ID"/>
+        </w:rPr>
+        <w:t xml:space="preserve"> disebut ayah Yoyakim, yang adalah ayah dari </w:t>
+      </w:r>
+      <w:r>
+        <w:rPr>
+          <w:b/>
+          <w:lang w:val="id_ID" w:bidi="id_ID"/>
+        </w:rPr>
+        <w:t>Yekhonya</w:t>
+      </w:r>
+      <w:r>
+        <w:rPr>
+          <w:lang w:val="id_ID" w:bidi="id_ID"/>
+        </w:rPr>
+        <w:t xml:space="preserve">. Jika hal ini akan membantu dalam bahasa Anda, Anda dapat menjelaskan bahwa </w:t>
+      </w:r>
+      <w:r>
+        <w:rPr>
+          <w:b/>
+          <w:lang w:val="id_ID" w:bidi="id_ID"/>
+        </w:rPr>
+        <w:t>Yosia</w:t>
+      </w:r>
+      <w:r>
+        <w:rPr>
+          <w:lang w:val="id_ID" w:bidi="id_ID"/>
+        </w:rPr>
+        <w:t xml:space="preserve"> adalah kakek </w:t>
+      </w:r>
+      <w:r>
+        <w:rPr>
+          <w:b/>
+          <w:lang w:val="id_ID" w:bidi="id_ID"/>
+        </w:rPr>
+        <w:t>Yekhonya</w:t>
+      </w:r>
+      <w:r>
+        <w:rPr>
+          <w:lang w:val="id_ID" w:bidi="id_ID"/>
+        </w:rPr>
+        <w:t>. Terjemahan alternatif: “Yosia memperanakkan ayah Yekhonya.”</w:t>
+      </w:r>
+    </w:p>
+    <w:p>
+      <w:pPr/>
+      <w:r>
+        <w:rPr>
+          <w:lang w:val="id_ID" w:bidi="id_ID"/>
+        </w:rPr>
+      </w:r>
+      <w:r>
+        <w:rPr>
+          <w:lang w:val="id_ID" w:bidi="id_ID"/>
+        </w:rPr>
+        <w:t xml:space="preserve">Lihat: </w:t>
+      </w:r>
+      <w:r>
+        <w:rPr>
+          <w:lang w:val="id_ID" w:bidi="id_ID"/>
+        </w:rPr>
+        <w:t>Hal-Hal yang Dianggap Sudah Diketahui dan Informasi yang Tersirat</w:t>
+      </w:r>
+      <w:r>
+        <w:rPr>
+          <w:lang w:val="id_ID" w:bidi="id_ID"/>
+        </w:rPr>
+      </w:r>
+      <w:r>
+        <w:rPr>
+          <w:lang w:val="id_ID" w:bidi="id_ID"/>
+        </w:rPr>
+      </w:r>
+    </w:p>
+    <w:p>
+      <w:pPr/>
+      <w:r>
+        <w:rPr>
+          <w:lang w:val="id_ID" w:bidi="id_ID"/>
+        </w:rPr>
+      </w:r>
+    </w:p>
+    <w:p>
+      <w:pPr>
+        <w:pStyle w:val="Heading2"/>
+      </w:pPr>
+      <w:r>
+        <w:rPr>
+          <w:lang w:val="id_ID" w:bidi="id_ID"/>
+        </w:rPr>
+        <w:t>Matius 1:11 (#3)</w:t>
+      </w:r>
+      <w:r>
+        <w:rPr>
+          <w:lang w:val="id_ID" w:bidi="id_ID"/>
+        </w:rPr>
+      </w:r>
+    </w:p>
+    <w:p>
+      <w:pPr/>
+      <w:r>
+        <w:rPr>
+          <w:lang w:val="id_ID" w:bidi="id_ID"/>
+        </w:rPr>
+      </w:r>
+      <w:r>
+        <w:rPr>
+          <w:b/>
+          <w:lang w:val="id_ID" w:bidi="id_ID"/>
+        </w:rPr>
+        <w:t>"saudara-saudaranya"</w:t>
+      </w:r>
+    </w:p>
+    <w:p>
+      <w:pPr/>
+      <w:r>
+        <w:rPr>
+          <w:lang w:val="id_ID" w:bidi="id_ID"/>
+        </w:rPr>
+      </w:r>
+      <w:r>
+        <w:rPr>
+          <w:lang w:val="id_ID" w:bidi="id_ID"/>
+        </w:rPr>
+        <w:t xml:space="preserve">Jika harus dibuat jelas apakah </w:t>
+      </w:r>
+      <w:r>
+        <w:rPr>
+          <w:b/>
+          <w:lang w:val="id_ID" w:bidi="id_ID"/>
+        </w:rPr>
+        <w:t>saudara-saudara</w:t>
+      </w:r>
+      <w:r>
+        <w:rPr>
+          <w:lang w:val="id_ID" w:bidi="id_ID"/>
+        </w:rPr>
+        <w:t xml:space="preserve"> ini lebih tua atau lebih muda, kemungkinan besar mereka adalah saudara-saudara yang lebih muda. Terjemahan alternatif: “adik-adiknya”</w:t>
+      </w:r>
+    </w:p>
+    <w:p>
+      <w:pPr/>
+      <w:r>
+        <w:rPr>
+          <w:lang w:val="id_ID" w:bidi="id_ID"/>
+        </w:rPr>
+      </w:r>
+      <w:r>
+        <w:rPr>
+          <w:lang w:val="id_ID" w:bidi="id_ID"/>
+        </w:rPr>
+        <w:t xml:space="preserve">Lihat: </w:t>
+      </w:r>
+      <w:r>
+        <w:rPr>
+          <w:lang w:val="id_ID" w:bidi="id_ID"/>
+        </w:rPr>
+        <w:t>Kekerabatan</w:t>
+      </w:r>
+      <w:r>
+        <w:rPr>
+          <w:lang w:val="id_ID" w:bidi="id_ID"/>
+        </w:rPr>
+      </w:r>
+      <w:r>
+        <w:rPr>
+          <w:lang w:val="id_ID" w:bidi="id_ID"/>
+        </w:rPr>
+      </w:r>
+    </w:p>
+    <w:p>
+      <w:pPr/>
+      <w:r>
+        <w:rPr>
+          <w:lang w:val="id_ID" w:bidi="id_ID"/>
+        </w:rPr>
+      </w:r>
+    </w:p>
+    <w:p>
+      <w:pPr>
+        <w:pStyle w:val="Heading2"/>
+      </w:pPr>
+      <w:r>
+        <w:rPr>
+          <w:lang w:val="id_ID" w:bidi="id_ID"/>
+        </w:rPr>
+        <w:t>Matius 1:11 (#4)</w:t>
+      </w:r>
+      <w:r>
+        <w:rPr>
+          <w:lang w:val="id_ID" w:bidi="id_ID"/>
+        </w:rPr>
+      </w:r>
+    </w:p>
+    <w:p>
+      <w:pPr/>
+      <w:r>
+        <w:rPr>
+          <w:lang w:val="id_ID" w:bidi="id_ID"/>
+        </w:rPr>
+      </w:r>
+      <w:r>
+        <w:rPr>
+          <w:b/>
+          <w:lang w:val="id_ID" w:bidi="id_ID"/>
+        </w:rPr>
+        <w:t>"</w:t>
+      </w:r>
+      <w:r>
+        <w:rPr>
+          <w:b/>
+          <w:lang w:val="id_ID" w:bidi="id_ID"/>
+        </w:rPr>
+        <w:t>pada waktu pembuangan ke Babel</w:t>
+      </w:r>
+      <w:r>
+        <w:rPr>
+          <w:b/>
+          <w:lang w:val="id_ID" w:bidi="id_ID"/>
+        </w:rPr>
+        <w:t>"</w:t>
+      </w:r>
+    </w:p>
+    <w:p>
+      <w:pPr/>
+      <w:r>
+        <w:rPr>
+          <w:lang w:val="id_ID" w:bidi="id_ID"/>
+        </w:rPr>
+      </w:r>
+      <w:r>
+        <w:rPr>
+          <w:lang w:val="id_ID" w:bidi="id_ID"/>
+        </w:rPr>
+        <w:t>Di sini Matius merujuk pada peristiwa ketika bangsa Babel menaklukkan Yerusalem dan membawa sebagian besar penduduknya ke negeri Babel. Jika hal itu akan membantu dalam bahasa Anda, Anda dapat menggunakan kata atau frasa yang membuat gagasan ini lebih eksplisit. Terjemahan alternatif: “ketika bangsa Babel merebut Yerusalem dan menawan banyak orang pergi”</w:t>
+      </w:r>
+    </w:p>
+    <w:p>
+      <w:pPr/>
+      <w:r>
+        <w:rPr>
+          <w:lang w:val="id_ID" w:bidi="id_ID"/>
+        </w:rPr>
+      </w:r>
+      <w:r>
+        <w:rPr>
+          <w:lang w:val="id_ID" w:bidi="id_ID"/>
+        </w:rPr>
+        <w:t xml:space="preserve">Lihat: </w:t>
+      </w:r>
+      <w:r>
+        <w:rPr>
+          <w:lang w:val="id_ID" w:bidi="id_ID"/>
+        </w:rPr>
+        <w:t>Hal-Hal yang Dianggap Sudah Diketahui dan Informasi yang Tersirat</w:t>
+      </w:r>
+      <w:r>
+        <w:rPr>
+          <w:lang w:val="id_ID" w:bidi="id_ID"/>
+        </w:rPr>
+      </w:r>
+      <w:r>
+        <w:rPr>
+          <w:lang w:val="id_ID" w:bidi="id_ID"/>
+        </w:rPr>
+      </w:r>
+    </w:p>
+    <w:p>
+      <w:pPr/>
+      <w:r>
+        <w:rPr>
+          <w:lang w:val="id_ID" w:bidi="id_ID"/>
+        </w:rPr>
+      </w:r>
+    </w:p>
+    <w:p>
+      <w:pPr>
+        <w:pStyle w:val="Heading2"/>
+      </w:pPr>
+      <w:r>
+        <w:rPr>
+          <w:lang w:val="id_ID" w:bidi="id_ID"/>
+        </w:rPr>
+        <w:t>Matius 1:12 (#1)</w:t>
+      </w:r>
+      <w:r>
+        <w:rPr>
+          <w:lang w:val="id_ID" w:bidi="id_ID"/>
+        </w:rPr>
+      </w:r>
+    </w:p>
+    <w:p>
+      <w:pPr/>
+      <w:r>
+        <w:rPr>
+          <w:lang w:val="id_ID" w:bidi="id_ID"/>
+        </w:rPr>
+      </w:r>
+      <w:r>
+        <w:rPr>
+          <w:b/>
+          <w:lang w:val="id_ID" w:bidi="id_ID"/>
+        </w:rPr>
+        <w:t>"</w:t>
+      </w:r>
+      <w:r>
+        <w:rPr>
+          <w:b/>
+          <w:lang w:val="id_ID" w:bidi="id_ID"/>
+        </w:rPr>
+        <w:t>Sesudah pembuangan ke Babel</w:t>
+      </w:r>
+      <w:r>
+        <w:rPr>
+          <w:b/>
+          <w:lang w:val="id_ID" w:bidi="id_ID"/>
+        </w:rPr>
+        <w:t>"</w:t>
+      </w:r>
+    </w:p>
+    <w:p>
+      <w:pPr/>
+      <w:r>
+        <w:rPr>
+          <w:lang w:val="id_ID" w:bidi="id_ID"/>
+        </w:rPr>
+      </w:r>
+      <w:r>
+        <w:rPr>
+          <w:lang w:val="id_ID" w:bidi="id_ID"/>
+        </w:rPr>
+        <w:t xml:space="preserve">Di sini kitab Matius merujuk pada peristiwa yang sama seperti yang dia sebutkan dalam </w:t>
+      </w:r>
+      <w:hyperlink r:id="rId23">
+        <w:r>
+          <w:rPr>
+            <w:lang w:val="id_ID" w:bidi="id_ID"/>
+          </w:rPr>
+          <w:rPr>
+            <w:color w:val="0000EE"/>
+            <w:u w:val="single"/>
+          </w:rPr>
+          <w:t>Mat. 1:11</w:t>
+        </w:r>
+      </w:hyperlink>
+      <w:r>
+        <w:rPr>
+          <w:lang w:val="id_ID" w:bidi="id_ID"/>
+        </w:rPr>
+        <w:t>. Ungkapkan gagasan tersebut dengan cara yang sama seperti sebelumnya. Terjemahan alternatif: “setelah bangsa Babel merebut Yerusalem dan membawa banyak orang pergi”</w:t>
+      </w:r>
+    </w:p>
+    <w:p>
+      <w:pPr/>
+      <w:r>
+        <w:rPr>
+          <w:lang w:val="id_ID" w:bidi="id_ID"/>
+        </w:rPr>
+      </w:r>
+      <w:r>
+        <w:rPr>
+          <w:lang w:val="id_ID" w:bidi="id_ID"/>
+        </w:rPr>
+        <w:t xml:space="preserve">Lihat: </w:t>
+      </w:r>
+      <w:r>
+        <w:rPr>
+          <w:lang w:val="id_ID" w:bidi="id_ID"/>
+        </w:rPr>
+        <w:t>Hal-Hal yang Dianggap Sudah Diketahui dan Informasi yang Tersirat</w:t>
+      </w:r>
+      <w:r>
+        <w:rPr>
+          <w:lang w:val="id_ID" w:bidi="id_ID"/>
+        </w:rPr>
+      </w:r>
+      <w:r>
+        <w:rPr>
+          <w:lang w:val="id_ID" w:bidi="id_ID"/>
+        </w:rPr>
+      </w:r>
+    </w:p>
+    <w:p>
+      <w:pPr/>
+      <w:r>
+        <w:rPr>
+          <w:lang w:val="id_ID" w:bidi="id_ID"/>
+        </w:rPr>
+      </w:r>
+    </w:p>
+    <w:p>
+      <w:pPr>
+        <w:pStyle w:val="Heading2"/>
+      </w:pPr>
+      <w:r>
+        <w:rPr>
+          <w:lang w:val="id_ID" w:bidi="id_ID"/>
+        </w:rPr>
+        <w:t>Matius 1:12 (#2)</w:t>
+      </w:r>
+      <w:r>
+        <w:rPr>
+          <w:lang w:val="id_ID" w:bidi="id_ID"/>
+        </w:rPr>
+      </w:r>
+    </w:p>
+    <w:p>
+      <w:pPr/>
+      <w:r>
+        <w:rPr>
+          <w:lang w:val="id_ID" w:bidi="id_ID"/>
+        </w:rPr>
+      </w:r>
+      <w:r>
+        <w:rPr>
+          <w:b/>
+          <w:lang w:val="id_ID" w:bidi="id_ID"/>
+        </w:rPr>
+        <w:t>"</w:t>
+      </w:r>
+      <w:r>
+        <w:rPr>
+          <w:b/>
+          <w:lang w:val="id_ID" w:bidi="id_ID"/>
+        </w:rPr>
+        <w:t>Yekhonya memperanakkan Sealtiel, Sealtiel memperanakkan Zerubabel</w:t>
+      </w:r>
+      <w:r>
+        <w:rPr>
+          <w:b/>
+          <w:lang w:val="id_ID" w:bidi="id_ID"/>
+        </w:rPr>
+        <w:t>"</w:t>
+      </w:r>
+    </w:p>
+    <w:p>
+      <w:pPr/>
+      <w:r>
+        <w:rPr>
+          <w:lang w:val="id_ID" w:bidi="id_ID"/>
+        </w:rPr>
+      </w:r>
+      <w:r>
+        <w:rPr>
+          <w:lang w:val="id_ID" w:bidi="id_ID"/>
+        </w:rPr>
+        <w:t xml:space="preserve">Ini adalah kelanjutan dari daftar leluhur Yesus yang dimulai dalam </w:t>
+      </w:r>
+      <w:hyperlink r:id="rId19">
+        <w:r>
+          <w:rPr>
+            <w:lang w:val="id_ID" w:bidi="id_ID"/>
+          </w:rPr>
+          <w:rPr>
+            <w:color w:val="0000EE"/>
+            <w:u w:val="single"/>
+          </w:rPr>
+          <w:t>Mat. 1:2</w:t>
+        </w:r>
+      </w:hyperlink>
+      <w:r>
+        <w:rPr>
+          <w:lang w:val="id_ID" w:bidi="id_ID"/>
+        </w:rPr>
+        <w:t>. Gunakan format yang sama seperti yang Anda gunakan pada ayat-ayat sebelumnya.</w:t>
+      </w:r>
+    </w:p>
+    <w:p>
+      <w:pPr/>
+      <w:r>
+        <w:rPr>
+          <w:lang w:val="id_ID" w:bidi="id_ID"/>
+        </w:rPr>
+      </w:r>
+      <w:r>
+        <w:rPr>
+          <w:lang w:val="id_ID" w:bidi="id_ID"/>
+        </w:rPr>
+        <w:t xml:space="preserve">Lihat: </w:t>
+      </w:r>
+      <w:r>
+        <w:rPr>
+          <w:lang w:val="id_ID" w:bidi="id_ID"/>
+        </w:rPr>
+        <w:t>Cara Menerjemahkan Nama</w:t>
+      </w:r>
+      <w:r>
+        <w:rPr>
+          <w:lang w:val="id_ID" w:bidi="id_ID"/>
+        </w:rPr>
+      </w:r>
+      <w:r>
+        <w:rPr>
+          <w:lang w:val="id_ID" w:bidi="id_ID"/>
+        </w:rPr>
+      </w:r>
+    </w:p>
+    <w:p>
+      <w:pPr/>
+      <w:r>
+        <w:rPr>
+          <w:lang w:val="id_ID" w:bidi="id_ID"/>
+        </w:rPr>
+      </w:r>
+    </w:p>
+    <w:p>
+      <w:pPr>
+        <w:pStyle w:val="Heading2"/>
+      </w:pPr>
+      <w:r>
+        <w:rPr>
+          <w:lang w:val="id_ID" w:bidi="id_ID"/>
+        </w:rPr>
+        <w:t>Matius 1:12 (#3)</w:t>
+      </w:r>
+      <w:r>
+        <w:rPr>
+          <w:lang w:val="id_ID" w:bidi="id_ID"/>
+        </w:rPr>
+      </w:r>
+    </w:p>
+    <w:p>
+      <w:pPr/>
+      <w:r>
+        <w:rPr>
+          <w:lang w:val="id_ID" w:bidi="id_ID"/>
+        </w:rPr>
+      </w:r>
+      <w:r>
+        <w:rPr>
+          <w:b/>
+          <w:lang w:val="id_ID" w:bidi="id_ID"/>
+        </w:rPr>
+        <w:t>"</w:t>
+      </w:r>
+      <w:r>
+        <w:rPr>
+          <w:b/>
+          <w:lang w:val="id_ID" w:bidi="id_ID"/>
+        </w:rPr>
+        <w:t>Sealtiel</w:t>
+      </w:r>
+      <w:r>
+        <w:rPr>
+          <w:b/>
+          <w:lang w:val="id_ID" w:bidi="id_ID"/>
+        </w:rPr>
+        <w:t>," - "</w:t>
+      </w:r>
+      <w:r>
+        <w:rPr>
+          <w:b/>
+          <w:lang w:val="id_ID" w:bidi="id_ID"/>
+        </w:rPr>
+        <w:t>Sealtiel</w:t>
+      </w:r>
+      <w:r>
+        <w:rPr>
+          <w:b/>
+          <w:lang w:val="id_ID" w:bidi="id_ID"/>
+        </w:rPr>
+        <w:t>"</w:t>
+      </w:r>
+    </w:p>
+    <w:p>
+      <w:pPr/>
+      <w:r>
+        <w:rPr>
+          <w:lang w:val="id_ID" w:bidi="id_ID"/>
+        </w:rPr>
+      </w:r>
+      <w:r>
+        <w:rPr>
+          <w:lang w:val="id_ID" w:bidi="id_ID"/>
+        </w:rPr>
+        <w:t xml:space="preserve">Ada versi terjemahan yang menuliskan </w:t>
+      </w:r>
+      <w:r>
+        <w:rPr>
+          <w:b/>
+          <w:lang w:val="id_ID" w:bidi="id_ID"/>
+        </w:rPr>
+        <w:t>Salatiel</w:t>
+      </w:r>
+      <w:r>
+        <w:rPr>
+          <w:lang w:val="id_ID" w:bidi="id_ID"/>
+        </w:rPr>
+        <w:t>, tetapi banyak terjemahan yang menuliskannya sebagai "Sealtiel." Pikirkan [pertimbangkan] bagaimana penulisan yang mungkin sudah dikenal oleh pembaca Anda. Terjemahan alternatif: "Sealtiel ... Sealtiel"</w:t>
+      </w:r>
+    </w:p>
+    <w:p>
+      <w:pPr/>
+      <w:r>
+        <w:rPr>
+          <w:lang w:val="id_ID" w:bidi="id_ID"/>
+        </w:rPr>
+      </w:r>
+      <w:r>
+        <w:rPr>
+          <w:lang w:val="id_ID" w:bidi="id_ID"/>
+        </w:rPr>
+        <w:t xml:space="preserve">Lihat: </w:t>
+      </w:r>
+      <w:r>
+        <w:rPr>
+          <w:lang w:val="id_ID" w:bidi="id_ID"/>
+        </w:rPr>
+        <w:t>Cara Menerjemahkan Nama</w:t>
+      </w:r>
+      <w:r>
+        <w:rPr>
+          <w:lang w:val="id_ID" w:bidi="id_ID"/>
+        </w:rPr>
+      </w:r>
+      <w:r>
+        <w:rPr>
+          <w:lang w:val="id_ID" w:bidi="id_ID"/>
+        </w:rPr>
+      </w:r>
+    </w:p>
+    <w:p>
+      <w:pPr/>
+      <w:r>
+        <w:rPr>
+          <w:lang w:val="id_ID" w:bidi="id_ID"/>
+        </w:rPr>
+      </w:r>
+    </w:p>
+    <w:p>
+      <w:pPr>
+        <w:pStyle w:val="Heading2"/>
+      </w:pPr>
+      <w:r>
+        <w:rPr>
+          <w:lang w:val="id_ID" w:bidi="id_ID"/>
+        </w:rPr>
+        <w:t>Matius 1:12 (#4)</w:t>
+      </w:r>
+      <w:r>
+        <w:rPr>
+          <w:lang w:val="id_ID" w:bidi="id_ID"/>
+        </w:rPr>
+      </w:r>
+    </w:p>
+    <w:p>
+      <w:pPr/>
+      <w:r>
+        <w:rPr>
+          <w:lang w:val="id_ID" w:bidi="id_ID"/>
+        </w:rPr>
+      </w:r>
+      <w:r>
+        <w:rPr>
+          <w:b/>
+          <w:lang w:val="id_ID" w:bidi="id_ID"/>
+        </w:rPr>
+        <w:t>"</w:t>
+      </w:r>
+      <w:r>
+        <w:rPr>
+          <w:b/>
+          <w:lang w:val="id_ID" w:bidi="id_ID"/>
+        </w:rPr>
+        <w:t>Sealtiel memperanakkan Zerubabel</w:t>
+      </w:r>
+      <w:r>
+        <w:rPr>
+          <w:b/>
+          <w:lang w:val="id_ID" w:bidi="id_ID"/>
+        </w:rPr>
+        <w:t>"</w:t>
+      </w:r>
+    </w:p>
+    <w:p>
+      <w:pPr/>
+      <w:r>
+        <w:rPr>
+          <w:lang w:val="id_ID" w:bidi="id_ID"/>
+        </w:rPr>
+      </w:r>
+      <w:r>
+        <w:rPr>
+          <w:lang w:val="id_ID" w:bidi="id_ID"/>
+        </w:rPr>
+        <w:t xml:space="preserve">Dalam </w:t>
+      </w:r>
+      <w:hyperlink r:id="rId24">
+        <w:r>
+          <w:rPr>
+            <w:lang w:val="id_ID" w:bidi="id_ID"/>
+          </w:rPr>
+          <w:rPr>
+            <w:color w:val="0000EE"/>
+            <w:u w:val="single"/>
+          </w:rPr>
+          <w:t>1Taw. 3:19</w:t>
+        </w:r>
+      </w:hyperlink>
+      <w:r>
+        <w:rPr>
+          <w:lang w:val="id_ID" w:bidi="id_ID"/>
+        </w:rPr>
+        <w:t xml:space="preserve">, saudara </w:t>
+      </w:r>
+      <w:r>
+        <w:rPr>
+          <w:b/>
+          <w:lang w:val="id_ID" w:bidi="id_ID"/>
+        </w:rPr>
+        <w:t xml:space="preserve">Sealtiel </w:t>
+      </w:r>
+      <w:r>
+        <w:rPr>
+          <w:lang w:val="id_ID" w:bidi="id_ID"/>
+        </w:rPr>
+        <w:t xml:space="preserve">bernama Pedaya tercatat sebagai ayah </w:t>
+      </w:r>
+      <w:r>
+        <w:rPr>
+          <w:b/>
+          <w:lang w:val="id_ID" w:bidi="id_ID"/>
+        </w:rPr>
+        <w:t>Zerubabel</w:t>
+      </w:r>
+      <w:r>
+        <w:rPr>
+          <w:lang w:val="id_ID" w:bidi="id_ID"/>
+        </w:rPr>
+        <w:t xml:space="preserve">. Namun, terjemahan Yunani awal dari </w:t>
+      </w:r>
+      <w:hyperlink r:id="rId24">
+        <w:r>
+          <w:rPr>
+            <w:lang w:val="id_ID" w:bidi="id_ID"/>
+          </w:rPr>
+          <w:rPr>
+            <w:color w:val="0000EE"/>
+            <w:u w:val="single"/>
+          </w:rPr>
+          <w:t>1Taw. 3:19</w:t>
+        </w:r>
+      </w:hyperlink>
+      <w:r>
+        <w:rPr>
+          <w:lang w:val="id_ID" w:bidi="id_ID"/>
+        </w:rPr>
+        <w:t xml:space="preserve"> mencantumkan nama </w:t>
+      </w:r>
+      <w:r>
+        <w:rPr>
+          <w:b/>
+          <w:lang w:val="id_ID" w:bidi="id_ID"/>
+        </w:rPr>
+        <w:t>Sealtiel</w:t>
+      </w:r>
+      <w:r>
+        <w:rPr>
+          <w:lang w:val="id_ID" w:bidi="id_ID"/>
+        </w:rPr>
+        <w:t xml:space="preserve"> sebagai ayah </w:t>
+      </w:r>
+      <w:r>
+        <w:rPr>
+          <w:b/>
+          <w:lang w:val="id_ID" w:bidi="id_ID"/>
+        </w:rPr>
+        <w:t>Zerubabel</w:t>
+      </w:r>
+      <w:r>
+        <w:rPr>
+          <w:lang w:val="id_ID" w:bidi="id_ID"/>
+        </w:rPr>
+        <w:t xml:space="preserve">. Kitab Matius kemungkinan besar menggunakan sumber yang sama seperti terjemahan Yunani awal ini, jadi dia mungkin ingin agar para pembacanya menganggap </w:t>
+      </w:r>
+      <w:r>
+        <w:rPr>
+          <w:b/>
+          <w:lang w:val="id_ID" w:bidi="id_ID"/>
+        </w:rPr>
+        <w:t>Sealtiel</w:t>
+      </w:r>
+      <w:r>
+        <w:rPr>
+          <w:lang w:val="id_ID" w:bidi="id_ID"/>
+        </w:rPr>
+        <w:t xml:space="preserve"> ayah </w:t>
+      </w:r>
+      <w:r>
+        <w:rPr>
+          <w:b/>
+          <w:lang w:val="id_ID" w:bidi="id_ID"/>
+        </w:rPr>
+        <w:t>Zerubabel,</w:t>
+      </w:r>
+      <w:r>
+        <w:rPr>
+          <w:lang w:val="id_ID" w:bidi="id_ID"/>
+        </w:rPr>
+        <w:t xml:space="preserve"> bukan pamannya. Jika hal itu akan membantu dalam bahasa Anda, Anda dapat memasukkan beberapa informasi ini dalam catatan kaki.</w:t>
+      </w:r>
+    </w:p>
+    <w:p>
+      <w:pPr/>
+      <w:r>
+        <w:rPr>
+          <w:lang w:val="id_ID" w:bidi="id_ID"/>
+        </w:rPr>
+      </w:r>
+      <w:r>
+        <w:rPr>
+          <w:lang w:val="id_ID" w:bidi="id_ID"/>
+        </w:rPr>
+        <w:t xml:space="preserve">Lihat: </w:t>
+      </w:r>
+      <w:r>
+        <w:rPr>
+          <w:lang w:val="id_ID" w:bidi="id_ID"/>
+        </w:rPr>
+        <w:t>Hal-Hal yang Dianggap Sudah Diketahui dan Informasi yang Tersirat</w:t>
+      </w:r>
+      <w:r>
+        <w:rPr>
+          <w:lang w:val="id_ID" w:bidi="id_ID"/>
+        </w:rPr>
+      </w:r>
+      <w:r>
+        <w:rPr>
+          <w:lang w:val="id_ID" w:bidi="id_ID"/>
+        </w:rPr>
+      </w:r>
+    </w:p>
+    <w:p>
+      <w:pPr/>
+      <w:r>
+        <w:rPr>
+          <w:lang w:val="id_ID" w:bidi="id_ID"/>
+        </w:rPr>
+      </w:r>
+    </w:p>
+    <w:p>
+      <w:pPr>
+        <w:pStyle w:val="Heading2"/>
+      </w:pPr>
+      <w:r>
+        <w:rPr>
+          <w:lang w:val="id_ID" w:bidi="id_ID"/>
+        </w:rPr>
+        <w:t>Matius 1:13 (#1)</w:t>
+      </w:r>
+      <w:r>
+        <w:rPr>
+          <w:lang w:val="id_ID" w:bidi="id_ID"/>
+        </w:rPr>
+      </w:r>
+    </w:p>
+    <w:p>
+      <w:pPr/>
+      <w:r>
+        <w:rPr>
+          <w:lang w:val="id_ID" w:bidi="id_ID"/>
+        </w:rPr>
+      </w:r>
+      <w:r>
+        <w:rPr>
+          <w:b/>
+          <w:lang w:val="id_ID" w:bidi="id_ID"/>
+        </w:rPr>
+        <w:t>"Zerubabel memperanakkan Abihud, Abihud memperanakkan Elyakim, Elyakim memperanakkan Azor"</w:t>
+      </w:r>
+    </w:p>
+    <w:p>
+      <w:pPr/>
+      <w:r>
+        <w:rPr>
+          <w:lang w:val="id_ID" w:bidi="id_ID"/>
+        </w:rPr>
+      </w:r>
+      <w:r>
+        <w:rPr>
+          <w:lang w:val="id_ID" w:bidi="id_ID"/>
+        </w:rPr>
+        <w:t xml:space="preserve">Ini adalah kelanjutan dari daftar leluhur Yesus yang dimulai dalam </w:t>
+      </w:r>
+      <w:hyperlink r:id="rId19">
+        <w:r>
+          <w:rPr>
+            <w:lang w:val="id_ID" w:bidi="id_ID"/>
+          </w:rPr>
+          <w:rPr>
+            <w:color w:val="0000EE"/>
+            <w:u w:val="single"/>
+          </w:rPr>
+          <w:t>Mat. 1:2</w:t>
+        </w:r>
+      </w:hyperlink>
+      <w:r>
+        <w:rPr>
+          <w:lang w:val="id_ID" w:bidi="id_ID"/>
+        </w:rPr>
+        <w:t>. Gunakan format yang sama seperti yang Anda gunakan pada ayat-ayat sebelumnya.</w:t>
+      </w:r>
+    </w:p>
+    <w:p>
+      <w:pPr/>
+      <w:r>
+        <w:rPr>
+          <w:lang w:val="id_ID" w:bidi="id_ID"/>
+        </w:rPr>
+      </w:r>
+      <w:r>
+        <w:rPr>
+          <w:lang w:val="id_ID" w:bidi="id_ID"/>
+        </w:rPr>
+        <w:t xml:space="preserve">Lihat: </w:t>
+      </w:r>
+      <w:r>
+        <w:rPr>
+          <w:lang w:val="id_ID" w:bidi="id_ID"/>
+        </w:rPr>
+        <w:t>Cara Menerjemahkan Nama</w:t>
+      </w:r>
+      <w:r>
+        <w:rPr>
+          <w:lang w:val="id_ID" w:bidi="id_ID"/>
+        </w:rPr>
+      </w:r>
+      <w:r>
+        <w:rPr>
+          <w:lang w:val="id_ID" w:bidi="id_ID"/>
+        </w:rPr>
+      </w:r>
+    </w:p>
+    <w:p>
+      <w:pPr/>
+      <w:r>
+        <w:rPr>
+          <w:lang w:val="id_ID" w:bidi="id_ID"/>
+        </w:rPr>
+      </w:r>
+    </w:p>
+    <w:p>
+      <w:pPr>
+        <w:pStyle w:val="Heading2"/>
+      </w:pPr>
+      <w:r>
+        <w:rPr>
+          <w:lang w:val="id_ID" w:bidi="id_ID"/>
+        </w:rPr>
+        <w:t>Matius 1:14 (#1)</w:t>
+      </w:r>
+      <w:r>
+        <w:rPr>
+          <w:lang w:val="id_ID" w:bidi="id_ID"/>
+        </w:rPr>
+      </w:r>
+    </w:p>
+    <w:p>
+      <w:pPr/>
+      <w:r>
+        <w:rPr>
+          <w:lang w:val="id_ID" w:bidi="id_ID"/>
+        </w:rPr>
+      </w:r>
+      <w:r>
+        <w:rPr>
+          <w:b/>
+          <w:lang w:val="id_ID" w:bidi="id_ID"/>
+        </w:rPr>
+        <w:t>"</w:t>
+      </w:r>
+      <w:r>
+        <w:rPr>
+          <w:b/>
+          <w:lang w:val="id_ID" w:bidi="id_ID"/>
+        </w:rPr>
+        <w:t>Azor memperanakkan Zadok, Zadok memperanakkan Akhim, Akhim memperanakkan Eliud</w:t>
+      </w:r>
+      <w:r>
+        <w:rPr>
+          <w:b/>
+          <w:lang w:val="id_ID" w:bidi="id_ID"/>
+        </w:rPr>
+        <w:t>"</w:t>
+      </w:r>
+    </w:p>
+    <w:p>
+      <w:pPr/>
+      <w:r>
+        <w:rPr>
+          <w:lang w:val="id_ID" w:bidi="id_ID"/>
+        </w:rPr>
+      </w:r>
+      <w:r>
+        <w:rPr>
+          <w:lang w:val="id_ID" w:bidi="id_ID"/>
+        </w:rPr>
+        <w:t xml:space="preserve">Ini adalah kelanjutan dari daftar leluhur Yesus yang dimulai dalam </w:t>
+      </w:r>
+      <w:hyperlink r:id="rId19">
+        <w:r>
+          <w:rPr>
+            <w:lang w:val="id_ID" w:bidi="id_ID"/>
+          </w:rPr>
+          <w:rPr>
+            <w:color w:val="0000EE"/>
+            <w:u w:val="single"/>
+          </w:rPr>
+          <w:t>Mat. 1:2</w:t>
+        </w:r>
+      </w:hyperlink>
+      <w:r>
+        <w:rPr>
+          <w:lang w:val="id_ID" w:bidi="id_ID"/>
+        </w:rPr>
+        <w:t>. Gunakan format yang sama seperti yang Anda gunakan pada ayat-ayat sebelumnya.</w:t>
+      </w:r>
+    </w:p>
+    <w:p>
+      <w:pPr/>
+      <w:r>
+        <w:rPr>
+          <w:lang w:val="id_ID" w:bidi="id_ID"/>
+        </w:rPr>
+      </w:r>
+      <w:r>
+        <w:rPr>
+          <w:lang w:val="id_ID" w:bidi="id_ID"/>
+        </w:rPr>
+        <w:t xml:space="preserve">Lihat: </w:t>
+      </w:r>
+      <w:r>
+        <w:rPr>
+          <w:lang w:val="id_ID" w:bidi="id_ID"/>
+        </w:rPr>
+        <w:t>Cara Menerjemahkan Nama</w:t>
+      </w:r>
+      <w:r>
+        <w:rPr>
+          <w:lang w:val="id_ID" w:bidi="id_ID"/>
+        </w:rPr>
+      </w:r>
+      <w:r>
+        <w:rPr>
+          <w:lang w:val="id_ID" w:bidi="id_ID"/>
+        </w:rPr>
+      </w:r>
+    </w:p>
+    <w:p>
+      <w:pPr/>
+      <w:r>
+        <w:rPr>
+          <w:lang w:val="id_ID" w:bidi="id_ID"/>
+        </w:rPr>
+      </w:r>
+    </w:p>
+    <w:p>
+      <w:pPr>
+        <w:pStyle w:val="Heading2"/>
+      </w:pPr>
+      <w:r>
+        <w:rPr>
+          <w:lang w:val="id_ID" w:bidi="id_ID"/>
+        </w:rPr>
+        <w:t>Matius 1:15 (#1)</w:t>
+      </w:r>
+      <w:r>
+        <w:rPr>
+          <w:lang w:val="id_ID" w:bidi="id_ID"/>
+        </w:rPr>
+      </w:r>
+    </w:p>
+    <w:p>
+      <w:pPr/>
+      <w:r>
+        <w:rPr>
+          <w:lang w:val="id_ID" w:bidi="id_ID"/>
+        </w:rPr>
+      </w:r>
+      <w:r>
+        <w:rPr>
+          <w:b/>
+          <w:lang w:val="id_ID" w:bidi="id_ID"/>
+        </w:rPr>
+        <w:t>"</w:t>
+      </w:r>
+      <w:r>
+        <w:rPr>
+          <w:b/>
+          <w:lang w:val="id_ID" w:bidi="id_ID"/>
+        </w:rPr>
+        <w:t>Eliud memperanakkan Eleazar, Eleazar memperanakkan Matan, Matan memperanakkan Yakub</w:t>
+      </w:r>
+      <w:r>
+        <w:rPr>
+          <w:b/>
+          <w:lang w:val="id_ID" w:bidi="id_ID"/>
+        </w:rPr>
+        <w:t>"</w:t>
+      </w:r>
+    </w:p>
+    <w:p>
+      <w:pPr/>
+      <w:r>
+        <w:rPr>
+          <w:lang w:val="id_ID" w:bidi="id_ID"/>
+        </w:rPr>
+      </w:r>
+      <w:r>
+        <w:rPr>
+          <w:lang w:val="id_ID" w:bidi="id_ID"/>
+        </w:rPr>
+        <w:t xml:space="preserve">Ini adalah kelanjutan dari daftar leluhur Yesus yang dimulai dalam </w:t>
+      </w:r>
+      <w:hyperlink r:id="rId19">
+        <w:r>
+          <w:rPr>
+            <w:lang w:val="id_ID" w:bidi="id_ID"/>
+          </w:rPr>
+          <w:rPr>
+            <w:color w:val="0000EE"/>
+            <w:u w:val="single"/>
+          </w:rPr>
+          <w:t>Mat. 1:2</w:t>
+        </w:r>
+      </w:hyperlink>
+      <w:r>
+        <w:rPr>
+          <w:lang w:val="id_ID" w:bidi="id_ID"/>
+        </w:rPr>
+        <w:t>. Gunakan format yang sama seperti yang Anda gunakan pada ayat-ayat sebelumnya.</w:t>
+      </w:r>
+    </w:p>
+    <w:p>
+      <w:pPr/>
+      <w:r>
+        <w:rPr>
+          <w:lang w:val="id_ID" w:bidi="id_ID"/>
+        </w:rPr>
+      </w:r>
+      <w:r>
+        <w:rPr>
+          <w:lang w:val="id_ID" w:bidi="id_ID"/>
+        </w:rPr>
+        <w:t xml:space="preserve">Lihat: </w:t>
+      </w:r>
+      <w:r>
+        <w:rPr>
+          <w:lang w:val="id_ID" w:bidi="id_ID"/>
+        </w:rPr>
+        <w:t>Cara Menerjemahkan Nama</w:t>
+      </w:r>
+      <w:r>
+        <w:rPr>
+          <w:lang w:val="id_ID" w:bidi="id_ID"/>
+        </w:rPr>
+      </w:r>
+      <w:r>
+        <w:rPr>
+          <w:lang w:val="id_ID" w:bidi="id_ID"/>
+        </w:rPr>
+      </w:r>
+    </w:p>
+    <w:p>
+      <w:pPr/>
+      <w:r>
+        <w:rPr>
+          <w:lang w:val="id_ID" w:bidi="id_ID"/>
+        </w:rPr>
+      </w:r>
+    </w:p>
+    <w:p>
+      <w:pPr>
+        <w:pStyle w:val="Heading2"/>
+      </w:pPr>
+      <w:r>
+        <w:rPr>
+          <w:lang w:val="id_ID" w:bidi="id_ID"/>
+        </w:rPr>
+        <w:t>Matius 1:16 (#1)</w:t>
+      </w:r>
+      <w:r>
+        <w:rPr>
+          <w:lang w:val="id_ID" w:bidi="id_ID"/>
+        </w:rPr>
+      </w:r>
+    </w:p>
+    <w:p>
+      <w:pPr/>
+      <w:r>
+        <w:rPr>
+          <w:lang w:val="id_ID" w:bidi="id_ID"/>
+        </w:rPr>
+      </w:r>
+      <w:r>
+        <w:rPr>
+          <w:b/>
+          <w:lang w:val="id_ID" w:bidi="id_ID"/>
+        </w:rPr>
+        <w:t>"Yakub memperanakkan Yusuf suami Maria"</w:t>
+      </w:r>
+    </w:p>
+    <w:p>
+      <w:pPr/>
+      <w:r>
+        <w:rPr>
+          <w:lang w:val="id_ID" w:bidi="id_ID"/>
+        </w:rPr>
+      </w:r>
+      <w:r>
+        <w:rPr>
+          <w:lang w:val="id_ID" w:bidi="id_ID"/>
+        </w:rPr>
+        <w:t xml:space="preserve">Ini adalah akhir daftar leluhur Yesus yang dimulai dalam </w:t>
+      </w:r>
+      <w:hyperlink r:id="rId19">
+        <w:r>
+          <w:rPr>
+            <w:lang w:val="id_ID" w:bidi="id_ID"/>
+          </w:rPr>
+          <w:rPr>
+            <w:color w:val="0000EE"/>
+            <w:u w:val="single"/>
+          </w:rPr>
+          <w:t>Mat. 1:2</w:t>
+        </w:r>
+      </w:hyperlink>
+      <w:r>
+        <w:rPr>
+          <w:lang w:val="id_ID" w:bidi="id_ID"/>
+        </w:rPr>
+        <w:t>. Gunakan format yang sama seperti yang Anda gunakan pada ayat-ayat sebelumnya.</w:t>
+      </w:r>
+    </w:p>
+    <w:p>
+      <w:pPr/>
+      <w:r>
+        <w:rPr>
+          <w:lang w:val="id_ID" w:bidi="id_ID"/>
+        </w:rPr>
+      </w:r>
+      <w:r>
+        <w:rPr>
+          <w:lang w:val="id_ID" w:bidi="id_ID"/>
+        </w:rPr>
+        <w:t xml:space="preserve">Lihat: </w:t>
+      </w:r>
+      <w:r>
+        <w:rPr>
+          <w:lang w:val="id_ID" w:bidi="id_ID"/>
+        </w:rPr>
+        <w:t>Cara Menerjemahkan Nama</w:t>
+      </w:r>
+      <w:r>
+        <w:rPr>
+          <w:lang w:val="id_ID" w:bidi="id_ID"/>
+        </w:rPr>
+      </w:r>
+      <w:r>
+        <w:rPr>
+          <w:lang w:val="id_ID" w:bidi="id_ID"/>
+        </w:rPr>
+      </w:r>
+    </w:p>
+    <w:p>
+      <w:pPr/>
+      <w:r>
+        <w:rPr>
+          <w:lang w:val="id_ID" w:bidi="id_ID"/>
+        </w:rPr>
+      </w:r>
+    </w:p>
+    <w:p>
+      <w:pPr>
+        <w:pStyle w:val="Heading2"/>
+      </w:pPr>
+      <w:r>
+        <w:rPr>
+          <w:lang w:val="id_ID" w:bidi="id_ID"/>
+        </w:rPr>
+        <w:t>Matius 1:16 (#2)</w:t>
+      </w:r>
+      <w:r>
+        <w:rPr>
+          <w:lang w:val="id_ID" w:bidi="id_ID"/>
+        </w:rPr>
+      </w:r>
+    </w:p>
+    <w:p>
+      <w:pPr/>
+      <w:r>
+        <w:rPr>
+          <w:lang w:val="id_ID" w:bidi="id_ID"/>
+        </w:rPr>
+      </w:r>
+      <w:r>
+        <w:rPr>
+          <w:b/>
+          <w:lang w:val="id_ID" w:bidi="id_ID"/>
+        </w:rPr>
+        <w:t>"Maria"</w:t>
+      </w:r>
+    </w:p>
+    <w:p>
+      <w:pPr/>
+      <w:r>
+        <w:rPr>
+          <w:lang w:val="id_ID" w:bidi="id_ID"/>
+        </w:rPr>
+      </w:r>
+      <w:r>
+        <w:rPr>
+          <w:lang w:val="id_ID" w:bidi="id_ID"/>
+        </w:rPr>
+        <w:t xml:space="preserve">Kata </w:t>
+      </w:r>
+      <w:r>
+        <w:rPr>
+          <w:b/>
+          <w:lang w:val="id_ID" w:bidi="id_ID"/>
+        </w:rPr>
+        <w:t>Maria</w:t>
+      </w:r>
+      <w:r>
+        <w:rPr>
+          <w:lang w:val="id_ID" w:bidi="id_ID"/>
+        </w:rPr>
+        <w:t xml:space="preserve"> adalah nama perempuan.</w:t>
+      </w:r>
+    </w:p>
+    <w:p>
+      <w:pPr/>
+      <w:r>
+        <w:rPr>
+          <w:lang w:val="id_ID" w:bidi="id_ID"/>
+        </w:rPr>
+      </w:r>
+      <w:r>
+        <w:rPr>
+          <w:lang w:val="id_ID" w:bidi="id_ID"/>
+        </w:rPr>
+        <w:t xml:space="preserve">Lihat: </w:t>
+      </w:r>
+      <w:r>
+        <w:rPr>
+          <w:lang w:val="id_ID" w:bidi="id_ID"/>
+        </w:rPr>
+        <w:t>Cara Menerjemahkan Nama</w:t>
+      </w:r>
+      <w:r>
+        <w:rPr>
+          <w:lang w:val="id_ID" w:bidi="id_ID"/>
+        </w:rPr>
+      </w:r>
+      <w:r>
+        <w:rPr>
+          <w:lang w:val="id_ID" w:bidi="id_ID"/>
+        </w:rPr>
+      </w:r>
+    </w:p>
+    <w:p>
+      <w:pPr/>
+      <w:r>
+        <w:rPr>
+          <w:lang w:val="id_ID" w:bidi="id_ID"/>
+        </w:rPr>
+      </w:r>
+    </w:p>
+    <w:p>
+      <w:pPr>
+        <w:pStyle w:val="Heading2"/>
+      </w:pPr>
+      <w:r>
+        <w:rPr>
+          <w:lang w:val="id_ID" w:bidi="id_ID"/>
+        </w:rPr>
+        <w:t>Matius 1:16 (#3)</w:t>
+      </w:r>
+      <w:r>
+        <w:rPr>
+          <w:lang w:val="id_ID" w:bidi="id_ID"/>
+        </w:rPr>
+      </w:r>
+    </w:p>
+    <w:p>
+      <w:pPr/>
+      <w:r>
+        <w:rPr>
+          <w:lang w:val="id_ID" w:bidi="id_ID"/>
+        </w:rPr>
+      </w:r>
+      <w:r>
+        <w:rPr>
+          <w:b/>
+          <w:lang w:val="id_ID" w:bidi="id_ID"/>
+        </w:rPr>
+        <w:t>"</w:t>
+      </w:r>
+      <w:r>
+        <w:rPr>
+          <w:b/>
+          <w:lang w:val="id_ID" w:bidi="id_ID"/>
+        </w:rPr>
+        <w:t>yang melahirkan Yesus</w:t>
+      </w:r>
+      <w:r>
+        <w:rPr>
+          <w:b/>
+          <w:lang w:val="id_ID" w:bidi="id_ID"/>
+        </w:rPr>
+        <w:t>"</w:t>
+      </w:r>
+    </w:p>
+    <w:p>
+      <w:pPr/>
+      <w:r>
+        <w:rPr>
+          <w:lang w:val="id_ID" w:bidi="id_ID"/>
+        </w:rPr>
+      </w:r>
+      <w:r>
+        <w:rPr>
+          <w:lang w:val="id_ID" w:bidi="id_ID"/>
+        </w:rPr>
+        <w:t>Ada terjemahan harfiah yang menuliskan, "Yang darinya Yesus dilahirkan." Jika bahasa Anda tidak menggunakan bentuk pasif, Anda dapat mengungkapkan gagasan tersebut dalam bentuk kalimat aktif atau dengan cara lain yang lazim dalam bahasa Anda. Terjemahan alternatif: "yang telah melahirkan Yesus"</w:t>
+      </w:r>
+    </w:p>
+    <w:p>
+      <w:pPr/>
+      <w:r>
+        <w:rPr>
+          <w:lang w:val="id_ID" w:bidi="id_ID"/>
+        </w:rPr>
+      </w:r>
+      <w:r>
+        <w:rPr>
+          <w:lang w:val="id_ID" w:bidi="id_ID"/>
+        </w:rPr>
+        <w:t xml:space="preserve">Lihat: </w:t>
+      </w:r>
+      <w:r>
+        <w:rPr>
+          <w:lang w:val="id_ID" w:bidi="id_ID"/>
+        </w:rPr>
+        <w:t>Aktif atau Pasif</w:t>
+      </w:r>
+      <w:r>
+        <w:rPr>
+          <w:lang w:val="id_ID" w:bidi="id_ID"/>
+        </w:rPr>
+      </w:r>
+      <w:r>
+        <w:rPr>
+          <w:lang w:val="id_ID" w:bidi="id_ID"/>
+        </w:rPr>
+      </w:r>
+    </w:p>
+    <w:p>
+      <w:pPr/>
+      <w:r>
+        <w:rPr>
+          <w:lang w:val="id_ID" w:bidi="id_ID"/>
+        </w:rPr>
+      </w:r>
+    </w:p>
+    <w:p>
+      <w:pPr>
+        <w:pStyle w:val="Heading2"/>
+      </w:pPr>
+      <w:r>
+        <w:rPr>
+          <w:lang w:val="id_ID" w:bidi="id_ID"/>
+        </w:rPr>
+        <w:t>Matius 1:16 (#4)</w:t>
+      </w:r>
+      <w:r>
+        <w:rPr>
+          <w:lang w:val="id_ID" w:bidi="id_ID"/>
+        </w:rPr>
+      </w:r>
+    </w:p>
+    <w:p>
+      <w:pPr/>
+      <w:r>
+        <w:rPr>
+          <w:lang w:val="id_ID" w:bidi="id_ID"/>
+        </w:rPr>
+      </w:r>
+      <w:r>
+        <w:rPr>
+          <w:b/>
+          <w:lang w:val="id_ID" w:bidi="id_ID"/>
+        </w:rPr>
+        <w:t>"yang disebut Kristus"</w:t>
+      </w:r>
+    </w:p>
+    <w:p>
+      <w:pPr/>
+      <w:r>
+        <w:rPr>
+          <w:lang w:val="id_ID" w:bidi="id_ID"/>
+        </w:rPr>
+      </w:r>
+      <w:r>
+        <w:rPr>
+          <w:lang w:val="id_ID" w:bidi="id_ID"/>
+        </w:rPr>
+        <w:t xml:space="preserve">Di sini, frasa </w:t>
+      </w:r>
+      <w:r>
+        <w:rPr>
+          <w:b/>
+          <w:lang w:val="id_ID" w:bidi="id_ID"/>
+        </w:rPr>
+        <w:t>yang disebut Kristus</w:t>
+      </w:r>
+      <w:r>
+        <w:rPr>
+          <w:lang w:val="id_ID" w:bidi="id_ID"/>
+        </w:rPr>
+        <w:t xml:space="preserve"> membedakan </w:t>
+      </w:r>
+      <w:r>
+        <w:rPr>
+          <w:b/>
+          <w:lang w:val="id_ID" w:bidi="id_ID"/>
+        </w:rPr>
+        <w:t>Yesus</w:t>
+      </w:r>
+      <w:r>
+        <w:rPr>
+          <w:lang w:val="id_ID" w:bidi="id_ID"/>
+        </w:rPr>
+        <w:t xml:space="preserve"> yang ini dari orang-orang lain yang bernama Yesus. Jika hal ini akan membantu dalam bahasa Anda, Anda dapat menggunakan bentuk yang membedakan antara </w:t>
+      </w:r>
+      <w:r>
+        <w:rPr>
+          <w:b/>
+          <w:lang w:val="id_ID" w:bidi="id_ID"/>
+        </w:rPr>
+        <w:t>Yesus</w:t>
+      </w:r>
+      <w:r>
+        <w:rPr>
+          <w:lang w:val="id_ID" w:bidi="id_ID"/>
+        </w:rPr>
+        <w:t xml:space="preserve"> ini dan orang-orang lain dengan nama sama. Terjemahan alternatif: “Yesus yang disebut Kristus” atau “yang secara khusus disebut Kristus”</w:t>
+      </w:r>
+    </w:p>
+    <w:p>
+      <w:pPr/>
+      <w:r>
+        <w:rPr>
+          <w:lang w:val="id_ID" w:bidi="id_ID"/>
+        </w:rPr>
+      </w:r>
+      <w:r>
+        <w:rPr>
+          <w:lang w:val="id_ID" w:bidi="id_ID"/>
+        </w:rPr>
+        <w:t xml:space="preserve">Lihat: </w:t>
+      </w:r>
+      <w:r>
+        <w:rPr>
+          <w:lang w:val="id_ID" w:bidi="id_ID"/>
+        </w:rPr>
+        <w:t>Perbedaan antara Membedakan dan Memberi Tahu atau Mengingatkan</w:t>
+      </w:r>
+      <w:r>
+        <w:rPr>
+          <w:lang w:val="id_ID" w:bidi="id_ID"/>
+        </w:rPr>
+      </w:r>
+      <w:r>
+        <w:rPr>
+          <w:lang w:val="id_ID" w:bidi="id_ID"/>
+        </w:rPr>
+      </w:r>
+    </w:p>
+    <w:p>
+      <w:pPr/>
+      <w:r>
+        <w:rPr>
+          <w:lang w:val="id_ID" w:bidi="id_ID"/>
+        </w:rPr>
+      </w:r>
+    </w:p>
+    <w:p>
+      <w:pPr>
+        <w:pStyle w:val="Heading2"/>
+      </w:pPr>
+      <w:r>
+        <w:rPr>
+          <w:lang w:val="id_ID" w:bidi="id_ID"/>
+        </w:rPr>
+        <w:t>Matius 1:16 (#5)</w:t>
+      </w:r>
+      <w:r>
+        <w:rPr>
+          <w:lang w:val="id_ID" w:bidi="id_ID"/>
+        </w:rPr>
+      </w:r>
+    </w:p>
+    <w:p>
+      <w:pPr/>
+      <w:r>
+        <w:rPr>
+          <w:lang w:val="id_ID" w:bidi="id_ID"/>
+        </w:rPr>
+      </w:r>
+      <w:r>
+        <w:rPr>
+          <w:b/>
+          <w:lang w:val="id_ID" w:bidi="id_ID"/>
+        </w:rPr>
+        <w:t>"yang disebut Kristus"</w:t>
+      </w:r>
+    </w:p>
+    <w:p>
+      <w:pPr/>
+      <w:r>
+        <w:rPr>
+          <w:lang w:val="id_ID" w:bidi="id_ID"/>
+        </w:rPr>
+      </w:r>
+      <w:r>
+        <w:rPr>
+          <w:lang w:val="id_ID" w:bidi="id_ID"/>
+        </w:rPr>
+        <w:t>Jika bahasa Anda tidak menggunakan bentuk pasif seperti ini, Anda dapat mengungkapkan gagasan tersebut dalam bentuk aktif atau dengan cara lain yang lazim dalam bahasa Anda. Jika perlu disebutkan siapa yang melakukan tindakan tersebut, Anda dapat menggunakan subjek tidak tentu. Terjemahan alternatif: "yang disebut orang-orang sebagai Kristus"</w:t>
+      </w:r>
+    </w:p>
+    <w:p>
+      <w:pPr/>
+      <w:r>
+        <w:rPr>
+          <w:lang w:val="id_ID" w:bidi="id_ID"/>
+        </w:rPr>
+      </w:r>
+      <w:r>
+        <w:rPr>
+          <w:lang w:val="id_ID" w:bidi="id_ID"/>
+        </w:rPr>
+        <w:t xml:space="preserve">Lihat: </w:t>
+      </w:r>
+      <w:r>
+        <w:rPr>
+          <w:lang w:val="id_ID" w:bidi="id_ID"/>
+        </w:rPr>
+        <w:t>Aktif atau Pasif</w:t>
+      </w:r>
+      <w:r>
+        <w:rPr>
+          <w:lang w:val="id_ID" w:bidi="id_ID"/>
+        </w:rPr>
+      </w:r>
+      <w:r>
+        <w:rPr>
+          <w:lang w:val="id_ID" w:bidi="id_ID"/>
+        </w:rPr>
+      </w:r>
+    </w:p>
+    <w:p>
+      <w:pPr/>
+      <w:r>
+        <w:rPr>
+          <w:lang w:val="id_ID" w:bidi="id_ID"/>
+        </w:rPr>
+      </w:r>
+    </w:p>
+    <w:p>
+      <w:pPr>
+        <w:pStyle w:val="Heading2"/>
+      </w:pPr>
+      <w:r>
+        <w:rPr>
+          <w:lang w:val="id_ID" w:bidi="id_ID"/>
+        </w:rPr>
+        <w:t>Matius 1:17 (#1)</w:t>
+      </w:r>
+      <w:r>
+        <w:rPr>
+          <w:lang w:val="id_ID" w:bidi="id_ID"/>
+        </w:rPr>
+      </w:r>
+    </w:p>
+    <w:p>
+      <w:pPr/>
+      <w:r>
+        <w:rPr>
+          <w:lang w:val="id_ID" w:bidi="id_ID"/>
+        </w:rPr>
+      </w:r>
+      <w:r>
+        <w:rPr>
+          <w:b/>
+          <w:lang w:val="id_ID" w:bidi="id_ID"/>
+        </w:rPr>
+        <w:t>"</w:t>
+      </w:r>
+      <w:r>
+        <w:rPr>
+          <w:b/>
+          <w:lang w:val="id_ID" w:bidi="id_ID"/>
+        </w:rPr>
+        <w:t>dari Abraham sampai Daud, empat belas keturunan dari Daud sampai pembuangan ke Babel, dan empat belas keturunan dari pembuangan ke Babel sampai Kristus</w:t>
+      </w:r>
+      <w:r>
+        <w:rPr>
+          <w:b/>
+          <w:lang w:val="id_ID" w:bidi="id_ID"/>
+        </w:rPr>
+        <w:t>"</w:t>
+      </w:r>
+    </w:p>
+    <w:p>
+      <w:pPr/>
+      <w:r>
+        <w:rPr>
+          <w:lang w:val="id_ID" w:bidi="id_ID"/>
+        </w:rPr>
+      </w:r>
+      <w:r>
+        <w:rPr>
+          <w:lang w:val="id_ID" w:bidi="id_ID"/>
+        </w:rPr>
+        <w:t xml:space="preserve">Untuk menghitung 14 generasi </w:t>
+      </w:r>
+      <w:r>
+        <w:rPr>
+          <w:b/>
+          <w:lang w:val="id_ID" w:bidi="id_ID"/>
+        </w:rPr>
+        <w:t>dari Abraham sampai Daud</w:t>
+      </w:r>
+      <w:r>
+        <w:rPr>
+          <w:lang w:val="id_ID" w:bidi="id_ID"/>
+        </w:rPr>
+        <w:t xml:space="preserve">, baik Abraham maupun Daud harus disertakan. Untuk menghitung 14 generasi </w:t>
+      </w:r>
+      <w:r>
+        <w:rPr>
+          <w:b/>
+          <w:lang w:val="id_ID" w:bidi="id_ID"/>
+        </w:rPr>
+        <w:t>dari Daud sampai pembuangan ke Babel</w:t>
+      </w:r>
+      <w:r>
+        <w:rPr>
+          <w:lang w:val="id_ID" w:bidi="id_ID"/>
+        </w:rPr>
+        <w:t xml:space="preserve">, Daud tidak perlu disertakan tetapi Yekhonya harus disertakan. Untuk menghitung 14 generasi </w:t>
+      </w:r>
+      <w:r>
+        <w:rPr>
+          <w:b/>
+          <w:lang w:val="id_ID" w:bidi="id_ID"/>
+        </w:rPr>
+        <w:t>dari pembuangan ke Babel sampai Kristus</w:t>
+      </w:r>
+      <w:r>
+        <w:rPr>
+          <w:lang w:val="id_ID" w:bidi="id_ID"/>
+        </w:rPr>
+        <w:t>, baik Yekhonya maupun Yesus harus disertakan. Pertimbangkan bagaimana Anda dapat mengungkapkan perhitungan tersebut agar sesuai dengan daftar tersebut. Terjemahan alternatif: “dari Abraham sampai dengan Daud terdapat 14 generasi, dan setelah Daud hingga pembuangan di Babel terdapat 14 generasi, dan mulai dari pembuangan di Babel dan terhitung sampai kepada Kristus terdapat 14 generasi”</w:t>
+      </w:r>
+    </w:p>
+    <w:p>
+      <w:pPr/>
+      <w:r>
+        <w:rPr>
+          <w:lang w:val="id_ID" w:bidi="id_ID"/>
+        </w:rPr>
+      </w:r>
+      <w:r>
+        <w:rPr>
+          <w:lang w:val="id_ID" w:bidi="id_ID"/>
+        </w:rPr>
+        <w:t xml:space="preserve">Lihat: </w:t>
+      </w:r>
+      <w:r>
+        <w:rPr>
+          <w:lang w:val="id_ID" w:bidi="id_ID"/>
+        </w:rPr>
+        <w:t>Hal-Hal yang Dianggap Sudah Diketahui dan Informasi yang Tersirat</w:t>
+        <w:br/>
+      </w:r>
+    </w:p>
+    <w:p>
+      <w:pPr/>
+      <w:r>
+        <w:rPr>
+          <w:lang w:val="id_ID" w:bidi="id_ID"/>
+        </w:rPr>
+      </w:r>
+      <w:r>
+        <w:rPr>
+          <w:lang w:val="id_ID" w:bidi="id_ID"/>
+        </w:rPr>
+      </w:r>
+      <w:r>
+        <w:rPr>
+          <w:lang w:val="id_ID" w:bidi="id_ID"/>
+        </w:rPr>
+      </w:r>
+    </w:p>
+    <w:p>
+      <w:pPr/>
+      <w:r>
+        <w:rPr>
+          <w:lang w:val="id_ID" w:bidi="id_ID"/>
+        </w:rPr>
+      </w:r>
+    </w:p>
+    <w:p>
+      <w:pPr>
+        <w:pStyle w:val="Heading2"/>
+      </w:pPr>
+      <w:r>
+        <w:rPr>
+          <w:lang w:val="id_ID" w:bidi="id_ID"/>
+        </w:rPr>
+        <w:t>Matius 1:17 (#2)</w:t>
+      </w:r>
+      <w:r>
+        <w:rPr>
+          <w:lang w:val="id_ID" w:bidi="id_ID"/>
+        </w:rPr>
+      </w:r>
+    </w:p>
+    <w:p>
+      <w:pPr/>
+      <w:r>
+        <w:rPr>
+          <w:lang w:val="id_ID" w:bidi="id_ID"/>
+        </w:rPr>
+      </w:r>
+      <w:r>
+        <w:rPr>
+          <w:b/>
+          <w:lang w:val="id_ID" w:bidi="id_ID"/>
+        </w:rPr>
+        <w:t>"pembuangan ke Babel"</w:t>
+      </w:r>
+      <w:r>
+        <w:rPr>
+          <w:lang w:val="id_ID" w:bidi="id_ID"/>
+        </w:rPr>
+        <w:t xml:space="preserve"> - </w:t>
+      </w:r>
+      <w:r>
+        <w:rPr>
+          <w:b/>
+          <w:lang w:val="id_ID" w:bidi="id_ID"/>
+        </w:rPr>
+        <w:t>"pembuangan ke Babel"</w:t>
+      </w:r>
+    </w:p>
+    <w:p>
+      <w:pPr/>
+      <w:r>
+        <w:rPr>
+          <w:lang w:val="id_ID" w:bidi="id_ID"/>
+        </w:rPr>
+      </w:r>
+      <w:r>
+        <w:rPr>
+          <w:lang w:val="id_ID" w:bidi="id_ID"/>
+        </w:rPr>
+        <w:t xml:space="preserve">Di sini kitab Matius merujuk pada peristiwa yang sama yang ia sebutkan dalam </w:t>
+      </w:r>
+      <w:hyperlink r:id="rId25">
+        <w:r>
+          <w:rPr>
+            <w:lang w:val="id_ID" w:bidi="id_ID"/>
+          </w:rPr>
+          <w:rPr>
+            <w:color w:val="0000EE"/>
+            <w:u w:val="single"/>
+          </w:rPr>
+          <w:t>Mat. 1:11–12</w:t>
+        </w:r>
+      </w:hyperlink>
+      <w:r>
+        <w:rPr>
+          <w:lang w:val="id_ID" w:bidi="id_ID"/>
+        </w:rPr>
+        <w:t>. Ungkapkan gagasan tersebut dengan cara yang sama seperti pada ayat-ayat tersebut. Terjemahan alternatif: “bangsa Babel merebut Yerusalem dan membawa banyak orang pergi … ketika hal itu terjadi”</w:t>
+      </w:r>
+    </w:p>
+    <w:p>
+      <w:pPr/>
+      <w:r>
+        <w:rPr>
+          <w:lang w:val="id_ID" w:bidi="id_ID"/>
+        </w:rPr>
+      </w:r>
+      <w:r>
+        <w:rPr>
+          <w:lang w:val="id_ID" w:bidi="id_ID"/>
+        </w:rPr>
+        <w:t xml:space="preserve">Lihat: </w:t>
+      </w:r>
+      <w:r>
+        <w:rPr>
+          <w:lang w:val="id_ID" w:bidi="id_ID"/>
+        </w:rPr>
+        <w:t>Hal-Hal yang Dianggap Sudah Diketahui dan Informasi yang Tersirat</w:t>
+      </w:r>
+      <w:r>
+        <w:rPr>
+          <w:lang w:val="id_ID" w:bidi="id_ID"/>
+        </w:rPr>
+      </w:r>
+      <w:r>
+        <w:rPr>
+          <w:lang w:val="id_ID" w:bidi="id_ID"/>
+        </w:rPr>
+      </w:r>
+    </w:p>
+    <w:p>
+      <w:pPr/>
+      <w:r>
+        <w:rPr>
+          <w:lang w:val="id_ID" w:bidi="id_ID"/>
+        </w:rPr>
+      </w:r>
+    </w:p>
+    <w:p>
+      <w:pPr>
+        <w:pStyle w:val="Heading2"/>
+      </w:pPr>
+      <w:r>
+        <w:rPr>
+          <w:lang w:val="id_ID" w:bidi="id_ID"/>
+        </w:rPr>
+        <w:t>Matius 1:18 (#1)</w:t>
+      </w:r>
+      <w:r>
+        <w:rPr>
+          <w:lang w:val="id_ID" w:bidi="id_ID"/>
+        </w:rPr>
+      </w:r>
+    </w:p>
+    <w:p>
+      <w:pPr/>
+      <w:r>
+        <w:rPr>
+          <w:lang w:val="id_ID" w:bidi="id_ID"/>
+        </w:rPr>
+      </w:r>
+      <w:r>
+        <w:rPr>
+          <w:b/>
+          <w:lang w:val="id_ID" w:bidi="id_ID"/>
+        </w:rPr>
+        <w:t>"</w:t>
+      </w:r>
+      <w:r>
+        <w:rPr>
+          <w:b/>
+          <w:lang w:val="id_ID" w:bidi="id_ID"/>
+        </w:rPr>
+        <w:t>Kelahiran Yesus Kristus adalah seperti berikut</w:t>
+      </w:r>
+      <w:r>
+        <w:rPr>
+          <w:b/>
+          <w:lang w:val="id_ID" w:bidi="id_ID"/>
+        </w:rPr>
+        <w:t>"</w:t>
+      </w:r>
+    </w:p>
+    <w:p>
+      <w:pPr/>
+      <w:r>
+        <w:rPr>
+          <w:lang w:val="id_ID" w:bidi="id_ID"/>
+        </w:rPr>
+      </w:r>
+      <w:r>
+        <w:rPr>
+          <w:lang w:val="id_ID" w:bidi="id_ID"/>
+        </w:rPr>
+        <w:t xml:space="preserve">Dalam Alkitab berbahasa Inggris, ada versi-versi yang menuliskan "Now" pada awal kalimat. Di sini, kata </w:t>
+      </w:r>
+      <w:r>
+        <w:rPr>
+          <w:b/>
+          <w:lang w:val="id_ID" w:bidi="id_ID"/>
+        </w:rPr>
+        <w:t>Now</w:t>
+      </w:r>
+      <w:r>
+        <w:rPr>
+          <w:lang w:val="id_ID" w:bidi="id_ID"/>
+        </w:rPr>
+        <w:t xml:space="preserve"> menunjukkan bagian baru dalam kitab ini yang berfokus pada </w:t>
+      </w:r>
+      <w:r>
+        <w:rPr>
+          <w:b/>
+          <w:lang w:val="id_ID" w:bidi="id_ID"/>
+        </w:rPr>
+        <w:t>kelahiran Yesus Kristus</w:t>
+      </w:r>
+      <w:r>
+        <w:rPr>
+          <w:lang w:val="id_ID" w:bidi="id_ID"/>
+        </w:rPr>
+        <w:t xml:space="preserve">. Jika hal itu akan membantu dalam bahasa Anda, Anda dapat menggunakan kata atau frasa yang menunjukkan bagian yang baru, atau Anda dapat membiarkan kata </w:t>
+      </w:r>
+      <w:r>
+        <w:rPr>
+          <w:b/>
+          <w:lang w:val="id_ID" w:bidi="id_ID"/>
+        </w:rPr>
+        <w:t>Now</w:t>
+      </w:r>
+      <w:r>
+        <w:rPr>
+          <w:lang w:val="id_ID" w:bidi="id_ID"/>
+        </w:rPr>
+        <w:t xml:space="preserve"> tidak diterjemahkan. Terjemahan alternatif: “Adapun kelahiran Yesus Kristus terjadi demikian”</w:t>
+      </w:r>
+    </w:p>
+    <w:p>
+      <w:pPr/>
+      <w:r>
+        <w:rPr>
+          <w:lang w:val="id_ID" w:bidi="id_ID"/>
+        </w:rPr>
+      </w:r>
+      <w:r>
+        <w:rPr>
+          <w:lang w:val="id_ID" w:bidi="id_ID"/>
+        </w:rPr>
+        <w:t xml:space="preserve">Lihat: </w:t>
+      </w:r>
+      <w:r>
+        <w:rPr>
+          <w:lang w:val="id_ID" w:bidi="id_ID"/>
+        </w:rPr>
+        <w:t>Kata dan Frasa Penghubung</w:t>
+      </w:r>
+      <w:r>
+        <w:rPr>
+          <w:lang w:val="id_ID" w:bidi="id_ID"/>
+        </w:rPr>
+      </w:r>
+      <w:r>
+        <w:rPr>
+          <w:lang w:val="id_ID" w:bidi="id_ID"/>
+        </w:rPr>
+      </w:r>
+    </w:p>
+    <w:p>
+      <w:pPr/>
+      <w:r>
+        <w:rPr>
+          <w:lang w:val="id_ID" w:bidi="id_ID"/>
+        </w:rPr>
+      </w:r>
+    </w:p>
+    <w:p>
+      <w:pPr>
+        <w:pStyle w:val="Heading2"/>
+      </w:pPr>
+      <w:r>
+        <w:rPr>
+          <w:lang w:val="id_ID" w:bidi="id_ID"/>
+        </w:rPr>
+        <w:t>Matius 1:18 (#2)</w:t>
+      </w:r>
+      <w:r>
+        <w:rPr>
+          <w:lang w:val="id_ID" w:bidi="id_ID"/>
+        </w:rPr>
+      </w:r>
+    </w:p>
+    <w:p>
+      <w:pPr/>
+      <w:r>
+        <w:rPr>
+          <w:lang w:val="id_ID" w:bidi="id_ID"/>
+        </w:rPr>
+      </w:r>
+      <w:r>
+        <w:rPr>
+          <w:b/>
+          <w:lang w:val="id_ID" w:bidi="id_ID"/>
+        </w:rPr>
+        <w:t>"bertunangan dengan Yusuf"</w:t>
+      </w:r>
+    </w:p>
+    <w:p>
+      <w:pPr/>
+      <w:r>
+        <w:rPr>
+          <w:lang w:val="id_ID" w:bidi="id_ID"/>
+        </w:rPr>
+      </w:r>
+      <w:r>
+        <w:rPr>
+          <w:lang w:val="id_ID" w:bidi="id_ID"/>
+        </w:rPr>
+        <w:t>Jika bahasa Anda tidak menggunakan bentuk pasif ini, Anda dapat mengungkapkan gagasan tersebut dalam bentuk aktif atau dengan cara lain yang alami dalam bahasa Anda. Jika Anda perlu menyebutkan siapa yang melakukan tindakan tersebut, jelas dari konteksnya bahwa yang mempertunangkan adalah orang tuanya. Terjemahan alternatif: "orang tua Maria berjanji kepada Yusuf bahwa dia akan menikah dengannya"</w:t>
+      </w:r>
+    </w:p>
+    <w:p>
+      <w:pPr/>
+      <w:r>
+        <w:rPr>
+          <w:lang w:val="id_ID" w:bidi="id_ID"/>
+        </w:rPr>
+      </w:r>
+      <w:r>
+        <w:rPr>
+          <w:lang w:val="id_ID" w:bidi="id_ID"/>
+        </w:rPr>
+        <w:t xml:space="preserve">Lihat: </w:t>
+      </w:r>
+      <w:r>
+        <w:rPr>
+          <w:lang w:val="id_ID" w:bidi="id_ID"/>
+        </w:rPr>
+        <w:t>Aktif atau Pasif</w:t>
+      </w:r>
+      <w:r>
+        <w:rPr>
+          <w:lang w:val="id_ID" w:bidi="id_ID"/>
+        </w:rPr>
+      </w:r>
+      <w:r>
+        <w:rPr>
+          <w:lang w:val="id_ID" w:bidi="id_ID"/>
+        </w:rPr>
+      </w:r>
+    </w:p>
+    <w:p>
+      <w:pPr/>
+      <w:r>
+        <w:rPr>
+          <w:lang w:val="id_ID" w:bidi="id_ID"/>
+        </w:rPr>
+      </w:r>
+    </w:p>
+    <w:p>
+      <w:pPr>
+        <w:pStyle w:val="Heading2"/>
+      </w:pPr>
+      <w:r>
+        <w:rPr>
+          <w:lang w:val="id_ID" w:bidi="id_ID"/>
+        </w:rPr>
+        <w:t>Matius 1:18 (#3)</w:t>
+      </w:r>
+      <w:r>
+        <w:rPr>
+          <w:lang w:val="id_ID" w:bidi="id_ID"/>
+        </w:rPr>
+      </w:r>
+    </w:p>
+    <w:p>
+      <w:pPr/>
+      <w:r>
+        <w:rPr>
+          <w:lang w:val="id_ID" w:bidi="id_ID"/>
+        </w:rPr>
+      </w:r>
+      <w:r>
+        <w:rPr>
+          <w:b/>
+          <w:lang w:val="id_ID" w:bidi="id_ID"/>
+        </w:rPr>
+        <w:t>"</w:t>
+      </w:r>
+      <w:r>
+        <w:rPr>
+          <w:b/>
+          <w:lang w:val="id_ID" w:bidi="id_ID"/>
+        </w:rPr>
+        <w:t>sebelum mereka hidup sebagai suami isteri</w:t>
+      </w:r>
+      <w:r>
+        <w:rPr>
+          <w:b/>
+          <w:lang w:val="id_ID" w:bidi="id_ID"/>
+        </w:rPr>
+        <w:t>"</w:t>
+      </w:r>
+    </w:p>
+    <w:p>
+      <w:pPr/>
+      <w:r>
+        <w:rPr>
+          <w:lang w:val="id_ID" w:bidi="id_ID"/>
+        </w:rPr>
+      </w:r>
+      <w:r>
+        <w:rPr>
+          <w:lang w:val="id_ID" w:bidi="id_ID"/>
+        </w:rPr>
+        <w:t xml:space="preserve">Kitab Matius merujuk dengan cara yang sopan terhadap hubungan intim dengan menggunakan frasa </w:t>
+      </w:r>
+      <w:r>
+        <w:rPr>
+          <w:b/>
+          <w:lang w:val="id_ID" w:bidi="id_ID"/>
+        </w:rPr>
+        <w:t>hidup sebagai suami isteri</w:t>
+      </w:r>
+      <w:r>
+        <w:rPr>
+          <w:lang w:val="id_ID" w:bidi="id_ID"/>
+        </w:rPr>
+        <w:t>. Jika hal itu akan membantu dalam bahasa Anda, Anda dapat menggunakan cara yang sopan untuk merujuk pada hal ini dalam bahasa Anda, atau Anda dapat menyatakannya dengan jelas. Terjemahan alternatif: “sebelum mereka melaksanakan pernikahan” atau “sebelum mereka melakukan hubungan suami istri”</w:t>
+      </w:r>
+    </w:p>
+    <w:p>
+      <w:pPr/>
+      <w:r>
+        <w:rPr>
+          <w:lang w:val="id_ID" w:bidi="id_ID"/>
+        </w:rPr>
+      </w:r>
+      <w:r>
+        <w:rPr>
+          <w:lang w:val="id_ID" w:bidi="id_ID"/>
+        </w:rPr>
+        <w:t xml:space="preserve">Lihat: </w:t>
+      </w:r>
+      <w:r>
+        <w:rPr>
+          <w:lang w:val="id_ID" w:bidi="id_ID"/>
+        </w:rPr>
+        <w:t>Eufemisme</w:t>
+      </w:r>
+      <w:r>
+        <w:rPr>
+          <w:lang w:val="id_ID" w:bidi="id_ID"/>
+        </w:rPr>
+      </w:r>
+      <w:r>
+        <w:rPr>
+          <w:lang w:val="id_ID" w:bidi="id_ID"/>
+        </w:rPr>
+      </w:r>
+    </w:p>
+    <w:p>
+      <w:pPr/>
+      <w:r>
+        <w:rPr>
+          <w:lang w:val="id_ID" w:bidi="id_ID"/>
+        </w:rPr>
+      </w:r>
+    </w:p>
+    <w:p>
+      <w:pPr>
+        <w:pStyle w:val="Heading2"/>
+      </w:pPr>
+      <w:r>
+        <w:rPr>
+          <w:lang w:val="id_ID" w:bidi="id_ID"/>
+        </w:rPr>
+        <w:t>Matius 1:18 (#4)</w:t>
+      </w:r>
+      <w:r>
+        <w:rPr>
+          <w:lang w:val="id_ID" w:bidi="id_ID"/>
+        </w:rPr>
+      </w:r>
+    </w:p>
+    <w:p>
+      <w:pPr/>
+      <w:r>
+        <w:rPr>
+          <w:lang w:val="id_ID" w:bidi="id_ID"/>
+        </w:rPr>
+      </w:r>
+      <w:r>
+        <w:rPr>
+          <w:b/>
+          <w:lang w:val="id_ID" w:bidi="id_ID"/>
+        </w:rPr>
+        <w:t>"</w:t>
+      </w:r>
+      <w:r>
+        <w:rPr>
+          <w:b/>
+          <w:lang w:val="id_ID" w:bidi="id_ID"/>
+        </w:rPr>
+        <w:t>ternyata ia mengandung</w:t>
+      </w:r>
+      <w:r>
+        <w:rPr>
+          <w:b/>
+          <w:lang w:val="id_ID" w:bidi="id_ID"/>
+        </w:rPr>
+        <w:t>"</w:t>
+      </w:r>
+    </w:p>
+    <w:p>
+      <w:pPr/>
+      <w:r>
+        <w:rPr>
+          <w:lang w:val="id_ID" w:bidi="id_ID"/>
+        </w:rPr>
+      </w:r>
+      <w:r>
+        <w:rPr>
+          <w:lang w:val="id_ID" w:bidi="id_ID"/>
+        </w:rPr>
+        <w:t>Jika bahasa Anda tidak menggunakan bentuk pasif ini, Anda dapat mengungkapkan gagasan tersebut dalam bentuk aktif atau dengan cara lain yang alami dalam bahasa Anda. Terjemahan alternatif: "sedang hamil" atau "menyadari bahwa dia sedang mengandung"</w:t>
+      </w:r>
+    </w:p>
+    <w:p>
+      <w:pPr/>
+      <w:r>
+        <w:rPr>
+          <w:lang w:val="id_ID" w:bidi="id_ID"/>
+        </w:rPr>
+      </w:r>
+      <w:r>
+        <w:rPr>
+          <w:lang w:val="id_ID" w:bidi="id_ID"/>
+        </w:rPr>
+        <w:t xml:space="preserve">Lihat: </w:t>
+      </w:r>
+      <w:r>
+        <w:rPr>
+          <w:lang w:val="id_ID" w:bidi="id_ID"/>
+        </w:rPr>
+        <w:t>Aktif atau Pasif</w:t>
+      </w:r>
+      <w:r>
+        <w:rPr>
+          <w:lang w:val="id_ID" w:bidi="id_ID"/>
+        </w:rPr>
+      </w:r>
+      <w:r>
+        <w:rPr>
+          <w:lang w:val="id_ID" w:bidi="id_ID"/>
+        </w:rPr>
+      </w:r>
+    </w:p>
+    <w:p>
+      <w:pPr/>
+      <w:r>
+        <w:rPr>
+          <w:lang w:val="id_ID" w:bidi="id_ID"/>
+        </w:rPr>
+      </w:r>
+    </w:p>
+    <w:p>
+      <w:pPr>
+        <w:pStyle w:val="Heading2"/>
+      </w:pPr>
+      <w:r>
+        <w:rPr>
+          <w:lang w:val="id_ID" w:bidi="id_ID"/>
+        </w:rPr>
+        <w:t>Matius 1:18 (#5)</w:t>
+      </w:r>
+      <w:r>
+        <w:rPr>
+          <w:lang w:val="id_ID" w:bidi="id_ID"/>
+        </w:rPr>
+      </w:r>
+    </w:p>
+    <w:p>
+      <w:pPr/>
+      <w:r>
+        <w:rPr>
+          <w:lang w:val="id_ID" w:bidi="id_ID"/>
+        </w:rPr>
+      </w:r>
+      <w:r>
+        <w:rPr>
+          <w:b/>
+          <w:lang w:val="id_ID" w:bidi="id_ID"/>
+        </w:rPr>
+        <w:t>"mengandung"</w:t>
+      </w:r>
+    </w:p>
+    <w:p>
+      <w:pPr/>
+      <w:r>
+        <w:rPr>
+          <w:lang w:val="id_ID" w:bidi="id_ID"/>
+        </w:rPr>
+      </w:r>
+      <w:r>
+        <w:rPr>
+          <w:lang w:val="id_ID" w:bidi="id_ID"/>
+        </w:rPr>
+        <w:t xml:space="preserve">Di sini, frasa </w:t>
+      </w:r>
+      <w:r>
+        <w:rPr>
+          <w:b/>
+          <w:lang w:val="id_ID" w:bidi="id_ID"/>
+        </w:rPr>
+        <w:t>mengandung</w:t>
+      </w:r>
+      <w:r>
+        <w:rPr>
+          <w:lang w:val="id_ID" w:bidi="id_ID"/>
+        </w:rPr>
+        <w:t xml:space="preserve"> merujuk pada kehamilan. Jika hal itu akan membantu dalam bahasa Anda, Anda dapat menggunakan frasa yang sebanding atau menyatakan maknanya dengan jelas. Terjemahan alternatif: “sedang berisi” atau “hamil”</w:t>
+      </w:r>
+    </w:p>
+    <w:p>
+      <w:pPr/>
+      <w:r>
+        <w:rPr>
+          <w:lang w:val="id_ID" w:bidi="id_ID"/>
+        </w:rPr>
+      </w:r>
+      <w:r>
+        <w:rPr>
+          <w:lang w:val="id_ID" w:bidi="id_ID"/>
+        </w:rPr>
+        <w:t xml:space="preserve">Lihat: </w:t>
+      </w:r>
+      <w:r>
+        <w:rPr>
+          <w:lang w:val="id_ID" w:bidi="id_ID"/>
+        </w:rPr>
+        <w:t>Ungkapan</w:t>
+      </w:r>
+      <w:r>
+        <w:rPr>
+          <w:lang w:val="id_ID" w:bidi="id_ID"/>
+        </w:rPr>
+      </w:r>
+      <w:r>
+        <w:rPr>
+          <w:lang w:val="id_ID" w:bidi="id_ID"/>
+        </w:rPr>
+      </w:r>
+    </w:p>
+    <w:p>
+      <w:pPr/>
+      <w:r>
+        <w:rPr>
+          <w:lang w:val="id_ID" w:bidi="id_ID"/>
+        </w:rPr>
+      </w:r>
+    </w:p>
+    <w:p>
+      <w:pPr>
+        <w:pStyle w:val="Heading2"/>
+      </w:pPr>
+      <w:r>
+        <w:rPr>
+          <w:lang w:val="id_ID" w:bidi="id_ID"/>
+        </w:rPr>
+        <w:t>Matius 1:18 (#6)</w:t>
+      </w:r>
+      <w:r>
+        <w:rPr>
+          <w:lang w:val="id_ID" w:bidi="id_ID"/>
+        </w:rPr>
+      </w:r>
+    </w:p>
+    <w:p>
+      <w:pPr/>
+      <w:r>
+        <w:rPr>
+          <w:lang w:val="id_ID" w:bidi="id_ID"/>
+        </w:rPr>
+      </w:r>
+      <w:r>
+        <w:rPr>
+          <w:b/>
+          <w:lang w:val="id_ID" w:bidi="id_ID"/>
+        </w:rPr>
+        <w:t>"dari Roh Kudus"</w:t>
+      </w:r>
+    </w:p>
+    <w:p>
+      <w:pPr/>
+      <w:r>
+        <w:rPr>
+          <w:lang w:val="id_ID" w:bidi="id_ID"/>
+        </w:rPr>
+      </w:r>
+      <w:r>
+        <w:rPr>
+          <w:lang w:val="id_ID" w:bidi="id_ID"/>
+        </w:rPr>
+        <w:t xml:space="preserve">Frasa </w:t>
+      </w:r>
+      <w:r>
+        <w:rPr>
+          <w:b/>
+          <w:lang w:val="id_ID" w:bidi="id_ID"/>
+        </w:rPr>
+        <w:t>dari Roh Kudus</w:t>
+      </w:r>
+      <w:r>
+        <w:rPr>
+          <w:lang w:val="id_ID" w:bidi="id_ID"/>
+        </w:rPr>
+        <w:t xml:space="preserve"> menunjukkan bahwa Maria tidak hamil dengan cara biasa, yaitu dengan berhubungan intim dengan laki-laki. Sebaliknya, dia mengandung karena Roh Kudus membuatnya demikian. Jika berguna dalam bahasa Anda, Anda dapat membuat gagasan ini lebih jelas [eksplisit]. Terjemahan alternatif: “oleh kuasa Roh Kudus” atau “karena pekerjaan Roh Kudus”</w:t>
+      </w:r>
+    </w:p>
+    <w:p>
+      <w:pPr/>
+      <w:r>
+        <w:rPr>
+          <w:lang w:val="id_ID" w:bidi="id_ID"/>
+        </w:rPr>
+      </w:r>
+      <w:r>
+        <w:rPr>
+          <w:lang w:val="id_ID" w:bidi="id_ID"/>
+        </w:rPr>
+        <w:t xml:space="preserve">Lihat: </w:t>
+      </w:r>
+      <w:r>
+        <w:rPr>
+          <w:lang w:val="id_ID" w:bidi="id_ID"/>
+        </w:rPr>
+        <w:t>Hal-Hal yang Dianggap Sudah Diketahui dan Informasi yang Tersirat</w:t>
+      </w:r>
+      <w:r>
+        <w:rPr>
+          <w:lang w:val="id_ID" w:bidi="id_ID"/>
+        </w:rPr>
+      </w:r>
+      <w:r>
+        <w:rPr>
+          <w:lang w:val="id_ID" w:bidi="id_ID"/>
+        </w:rPr>
+      </w:r>
+    </w:p>
+    <w:p>
+      <w:pPr/>
+      <w:r>
+        <w:rPr>
+          <w:lang w:val="id_ID" w:bidi="id_ID"/>
+        </w:rPr>
+      </w:r>
+    </w:p>
+    <w:p>
+      <w:pPr>
+        <w:pStyle w:val="Heading2"/>
+      </w:pPr>
+      <w:r>
+        <w:rPr>
+          <w:lang w:val="id_ID" w:bidi="id_ID"/>
+        </w:rPr>
+        <w:t>Matius 1:19 (#1)</w:t>
+      </w:r>
+      <w:r>
+        <w:rPr>
+          <w:lang w:val="id_ID" w:bidi="id_ID"/>
+        </w:rPr>
+      </w:r>
+    </w:p>
+    <w:p>
+      <w:pPr/>
+      <w:r>
+        <w:rPr>
+          <w:lang w:val="id_ID" w:bidi="id_ID"/>
+        </w:rPr>
+      </w:r>
+      <w:r>
+        <w:rPr>
+          <w:b/>
+          <w:lang w:val="id_ID" w:bidi="id_ID"/>
+        </w:rPr>
+        <w:t xml:space="preserve">"Karena" </w:t>
+      </w:r>
+    </w:p>
+    <w:p>
+      <w:pPr/>
+      <w:r>
+        <w:rPr>
+          <w:lang w:val="id_ID" w:bidi="id_ID"/>
+        </w:rPr>
+      </w:r>
+      <w:r>
+        <w:rPr>
+          <w:b/>
+          <w:lang w:val="id_ID" w:bidi="id_ID"/>
+        </w:rPr>
+        <w:t xml:space="preserve"> </w:t>
+      </w:r>
+      <w:r>
+        <w:rPr>
+          <w:lang w:val="id_ID" w:bidi="id_ID"/>
+        </w:rPr>
+        <w:t xml:space="preserve">Di sini, kata </w:t>
+      </w:r>
+      <w:r>
+        <w:rPr>
+          <w:b/>
+          <w:lang w:val="id_ID" w:bidi="id_ID"/>
+        </w:rPr>
+        <w:t xml:space="preserve">Karena </w:t>
+      </w:r>
+      <w:r>
+        <w:rPr>
+          <w:lang w:val="id_ID" w:bidi="id_ID"/>
+        </w:rPr>
+        <w:t xml:space="preserve">menunjukkan peristiwa besar selanjutnya dalam cerita. Jika akan membantu dalam bahasa Anda, Anda dapat menggunakan kata atau frasa yang menunjukkan peristiwa selanjutnya, atau Anda dapat membiarkan kata </w:t>
+      </w:r>
+      <w:r>
+        <w:rPr>
+          <w:b/>
+          <w:lang w:val="id_ID" w:bidi="id_ID"/>
+        </w:rPr>
+        <w:t>Karena</w:t>
+      </w:r>
+      <w:r>
+        <w:rPr>
+          <w:lang w:val="id_ID" w:bidi="id_ID"/>
+        </w:rPr>
+        <w:t xml:space="preserve"> tidak diterjemahkan. Terjemahan alternatif: “Adapun,”</w:t>
+      </w:r>
+    </w:p>
+    <w:p>
+      <w:pPr/>
+      <w:r>
+        <w:rPr>
+          <w:lang w:val="id_ID" w:bidi="id_ID"/>
+        </w:rPr>
+      </w:r>
+      <w:r>
+        <w:rPr>
+          <w:lang w:val="id_ID" w:bidi="id_ID"/>
+        </w:rPr>
+        <w:t xml:space="preserve">Lihat: </w:t>
+      </w:r>
+      <w:r>
+        <w:rPr>
+          <w:lang w:val="id_ID" w:bidi="id_ID"/>
+        </w:rPr>
+        <w:t>Kata dan Frasa Penghubung</w:t>
+      </w:r>
+      <w:r>
+        <w:rPr>
+          <w:lang w:val="id_ID" w:bidi="id_ID"/>
+        </w:rPr>
+      </w:r>
+      <w:r>
+        <w:rPr>
+          <w:lang w:val="id_ID" w:bidi="id_ID"/>
+        </w:rPr>
+      </w:r>
+    </w:p>
+    <w:p>
+      <w:pPr/>
+      <w:r>
+        <w:rPr>
+          <w:lang w:val="id_ID" w:bidi="id_ID"/>
+        </w:rPr>
+      </w:r>
+    </w:p>
+    <w:p>
+      <w:pPr>
+        <w:pStyle w:val="Heading2"/>
+      </w:pPr>
+      <w:r>
+        <w:rPr>
+          <w:lang w:val="id_ID" w:bidi="id_ID"/>
+        </w:rPr>
         <w:t>Matius 15:25 (#1)</w:t>
       </w:r>
       <w:r>
@@ -4503,21 +10424,6 @@
           <w:b/>
           <w:lang w:val="id_ID" w:bidi="id_ID"/>
         </w:rPr>
-        <w:t>δὲ</w:t>
-      </w:r>
-    </w:p>
-    <w:p>
-      <w:pPr/>
-      <w:r>
-        <w:rPr>
-          <w:lang w:val="id_ID" w:bidi="id_ID"/>
-        </w:rPr>
-      </w:r>
-      <w:r>
-        <w:rPr>
-          <w:b/>
-          <w:lang w:val="id_ID" w:bidi="id_ID"/>
-        </w:rPr>
         <w:t>"Tetapi"</w:t>
       </w:r>
     </w:p>
@@ -4627,21 +10533,6 @@
           <w:b/>
           <w:lang w:val="id_ID" w:bidi="id_ID"/>
         </w:rPr>
-        <w:t>προσεκύνει αὐτῷ</w:t>
-      </w:r>
-    </w:p>
-    <w:p>
-      <w:pPr/>
-      <w:r>
-        <w:rPr>
-          <w:lang w:val="id_ID" w:bidi="id_ID"/>
-        </w:rPr>
-      </w:r>
-      <w:r>
-        <w:rPr>
-          <w:b/>
-          <w:lang w:val="id_ID" w:bidi="id_ID"/>
-        </w:rPr>
         <w:t>"menyembah Dia"</w:t>
       </w:r>
     </w:p>
@@ -4725,21 +10616,6 @@
           <w:b/>
           <w:lang w:val="id_ID" w:bidi="id_ID"/>
         </w:rPr>
-        <w:t>βοήθει</w:t>
-      </w:r>
-    </w:p>
-    <w:p>
-      <w:pPr/>
-      <w:r>
-        <w:rPr>
-          <w:lang w:val="id_ID" w:bidi="id_ID"/>
-        </w:rPr>
-      </w:r>
-      <w:r>
-        <w:rPr>
-          <w:b/>
-          <w:lang w:val="id_ID" w:bidi="id_ID"/>
-        </w:rPr>
         <w:t>"tolonglah"</w:t>
       </w:r>
     </w:p>
@@ -4823,21 +10699,6 @@
           <w:b/>
           <w:lang w:val="id_ID" w:bidi="id_ID"/>
         </w:rPr>
-        <w:t>βοήθει</w:t>
-      </w:r>
-    </w:p>
-    <w:p>
-      <w:pPr/>
-      <w:r>
-        <w:rPr>
-          <w:lang w:val="id_ID" w:bidi="id_ID"/>
-        </w:rPr>
-      </w:r>
-      <w:r>
-        <w:rPr>
-          <w:b/>
-          <w:lang w:val="id_ID" w:bidi="id_ID"/>
-        </w:rPr>
         <w:t>"tolonglah"</w:t>
       </w:r>
     </w:p>
@@ -4921,21 +10782,6 @@
           <w:b/>
           <w:lang w:val="id_ID" w:bidi="id_ID"/>
         </w:rPr>
-        <w:t>οὐκ ἔστιν καλὸν λαβεῖν τὸν ἄρτον τῶν τέκνων καὶ βαλεῖν τοῖς κυναρίοις</w:t>
-      </w:r>
-    </w:p>
-    <w:p>
-      <w:pPr/>
-      <w:r>
-        <w:rPr>
-          <w:lang w:val="id_ID" w:bidi="id_ID"/>
-        </w:rPr>
-      </w:r>
-      <w:r>
-        <w:rPr>
-          <w:b/>
-          <w:lang w:val="id_ID" w:bidi="id_ID"/>
-        </w:rPr>
         <w:t>"Tidak patut mengambil roti yang disediakan bagi anak-anak dan melemparkannya kepada anjing"</w:t>
       </w:r>
     </w:p>
@@ -5058,21 +10904,6 @@
           <w:b/>
           <w:lang w:val="id_ID" w:bidi="id_ID"/>
         </w:rPr>
-        <w:t>τὸν ἄρτον τῶν τέκνων</w:t>
-      </w:r>
-    </w:p>
-    <w:p>
-      <w:pPr/>
-      <w:r>
-        <w:rPr>
-          <w:lang w:val="id_ID" w:bidi="id_ID"/>
-        </w:rPr>
-      </w:r>
-      <w:r>
-        <w:rPr>
-          <w:b/>
-          <w:lang w:val="id_ID" w:bidi="id_ID"/>
-        </w:rPr>
         <w:t>"roti yang disediakan bagi anak-anak"</w:t>
       </w:r>
     </w:p>
@@ -5182,21 +11013,6 @@
           <w:b/>
           <w:lang w:val="id_ID" w:bidi="id_ID"/>
         </w:rPr>
-        <w:t>τὸν ἄρτον</w:t>
-      </w:r>
-    </w:p>
-    <w:p>
-      <w:pPr/>
-      <w:r>
-        <w:rPr>
-          <w:lang w:val="id_ID" w:bidi="id_ID"/>
-        </w:rPr>
-      </w:r>
-      <w:r>
-        <w:rPr>
-          <w:b/>
-          <w:lang w:val="id_ID" w:bidi="id_ID"/>
-        </w:rPr>
         <w:t>"roti"</w:t>
       </w:r>
     </w:p>
@@ -5293,21 +11109,6 @@
           <w:b/>
           <w:lang w:val="id_ID" w:bidi="id_ID"/>
         </w:rPr>
-        <w:t>βαλεῖν τοῖς κυναρίοις</w:t>
-      </w:r>
-    </w:p>
-    <w:p>
-      <w:pPr/>
-      <w:r>
-        <w:rPr>
-          <w:lang w:val="id_ID" w:bidi="id_ID"/>
-        </w:rPr>
-      </w:r>
-      <w:r>
-        <w:rPr>
-          <w:b/>
-          <w:lang w:val="id_ID" w:bidi="id_ID"/>
-        </w:rPr>
         <w:t>"melemparkannya kepada anjing."</w:t>
       </w:r>
     </w:p>
@@ -5404,21 +11205,6 @@
           <w:b/>
           <w:lang w:val="id_ID" w:bidi="id_ID"/>
         </w:rPr>
-        <w:t>τοῖς κυναρίοις</w:t>
-      </w:r>
-    </w:p>
-    <w:p>
-      <w:pPr/>
-      <w:r>
-        <w:rPr>
-          <w:lang w:val="id_ID" w:bidi="id_ID"/>
-        </w:rPr>
-      </w:r>
-      <w:r>
-        <w:rPr>
-          <w:b/>
-          <w:lang w:val="id_ID" w:bidi="id_ID"/>
-        </w:rPr>
         <w:t>"kepada anjing"</w:t>
       </w:r>
     </w:p>
@@ -5515,21 +11301,6 @@
           <w:b/>
           <w:lang w:val="id_ID" w:bidi="id_ID"/>
         </w:rPr>
-        <w:t>ναί</w:t>
-      </w:r>
-    </w:p>
-    <w:p>
-      <w:pPr/>
-      <w:r>
-        <w:rPr>
-          <w:lang w:val="id_ID" w:bidi="id_ID"/>
-        </w:rPr>
-      </w:r>
-      <w:r>
-        <w:rPr>
-          <w:b/>
-          <w:lang w:val="id_ID" w:bidi="id_ID"/>
-        </w:rPr>
         <w:t>"Benar"</w:t>
       </w:r>
     </w:p>
@@ -5626,21 +11397,6 @@
           <w:b/>
           <w:lang w:val="id_ID" w:bidi="id_ID"/>
         </w:rPr>
-        <w:t>καὶ γὰρ</w:t>
-      </w:r>
-    </w:p>
-    <w:p>
-      <w:pPr/>
-      <w:r>
-        <w:rPr>
-          <w:lang w:val="id_ID" w:bidi="id_ID"/>
-        </w:rPr>
-      </w:r>
-      <w:r>
-        <w:rPr>
-          <w:b/>
-          <w:lang w:val="id_ID" w:bidi="id_ID"/>
-        </w:rPr>
         <w:t>"namun"</w:t>
       </w:r>
     </w:p>
@@ -5750,21 +11506,6 @@
           <w:b/>
           <w:lang w:val="id_ID" w:bidi="id_ID"/>
         </w:rPr>
-        <w:t>καὶ γὰρ τὰ κυνάρια ἐσθίει ἀπὸ τῶν ψιχίων τῶν πιπτόντων ἀπὸ τῆς τραπέζης τῶν κυρίων αὐτῶν</w:t>
-      </w:r>
-    </w:p>
-    <w:p>
-      <w:pPr/>
-      <w:r>
-        <w:rPr>
-          <w:lang w:val="id_ID" w:bidi="id_ID"/>
-        </w:rPr>
-      </w:r>
-      <w:r>
-        <w:rPr>
-          <w:b/>
-          <w:lang w:val="id_ID" w:bidi="id_ID"/>
-        </w:rPr>
         <w:t>"namun anjing itu makan remah-remah yang jatuh dari meja tuannya"</w:t>
       </w:r>
     </w:p>
@@ -5781,7 +11522,7 @@
         </w:rPr>
         <w:t xml:space="preserve">Untuk meminta Yesus membantunya, Perempuan itu menawarkan sebuah cerita atau ilustrasi berdasarkan Perumpamaan yang Yesus ceritakan dalam </w:t>
       </w:r>
-      <w:hyperlink r:id="rId16">
+      <w:hyperlink r:id="rId26">
         <w:r>
           <w:rPr>
             <w:lang w:val="id_ID" w:bidi="id_ID"/>
@@ -5892,21 +11633,6 @@
           <w:b/>
           <w:lang w:val="id_ID" w:bidi="id_ID"/>
         </w:rPr>
-        <w:t>τὰ κυνάρια</w:t>
-      </w:r>
-    </w:p>
-    <w:p>
-      <w:pPr/>
-      <w:r>
-        <w:rPr>
-          <w:lang w:val="id_ID" w:bidi="id_ID"/>
-        </w:rPr>
-      </w:r>
-      <w:r>
-        <w:rPr>
-          <w:b/>
-          <w:lang w:val="id_ID" w:bidi="id_ID"/>
-        </w:rPr>
         <w:t>"anjing"</w:t>
       </w:r>
     </w:p>
@@ -5923,7 +11649,7 @@
         </w:rPr>
         <w:t xml:space="preserve">Lihat bagaimana Anda menerjemahkan frasa ini pada </w:t>
       </w:r>
-      <w:hyperlink r:id="rId16">
+      <w:hyperlink r:id="rId26">
         <w:r>
           <w:rPr>
             <w:lang w:val="id_ID" w:bidi="id_ID"/>
@@ -6008,21 +11734,6 @@
           <w:b/>
           <w:lang w:val="id_ID" w:bidi="id_ID"/>
         </w:rPr>
-        <w:t>τῶν ψιχίων τῶν πιπτόντων ἀπὸ τῆς τραπέζης τῶν κυρίων αὐτῶν</w:t>
-      </w:r>
-    </w:p>
-    <w:p>
-      <w:pPr/>
-      <w:r>
-        <w:rPr>
-          <w:lang w:val="id_ID" w:bidi="id_ID"/>
-        </w:rPr>
-      </w:r>
-      <w:r>
-        <w:rPr>
-          <w:b/>
-          <w:lang w:val="id_ID" w:bidi="id_ID"/>
-        </w:rPr>
         <w:t>"remah-remah yang jatuh dari meja tuannya"</w:t>
       </w:r>
     </w:p>
@@ -6132,21 +11843,6 @@
           <w:b/>
           <w:lang w:val="id_ID" w:bidi="id_ID"/>
         </w:rPr>
-        <w:t>τῆς τραπέζης</w:t>
-      </w:r>
-    </w:p>
-    <w:p>
-      <w:pPr/>
-      <w:r>
-        <w:rPr>
-          <w:lang w:val="id_ID" w:bidi="id_ID"/>
-        </w:rPr>
-      </w:r>
-      <w:r>
-        <w:rPr>
-          <w:b/>
-          <w:lang w:val="id_ID" w:bidi="id_ID"/>
-        </w:rPr>
         <w:t>"meja"</w:t>
       </w:r>
     </w:p>
@@ -6243,21 +11939,6 @@
           <w:b/>
           <w:lang w:val="id_ID" w:bidi="id_ID"/>
         </w:rPr>
-        <w:t>ὦ γύναι</w:t>
-      </w:r>
-    </w:p>
-    <w:p>
-      <w:pPr/>
-      <w:r>
-        <w:rPr>
-          <w:lang w:val="id_ID" w:bidi="id_ID"/>
-        </w:rPr>
-      </w:r>
-      <w:r>
-        <w:rPr>
-          <w:b/>
-          <w:lang w:val="id_ID" w:bidi="id_ID"/>
-        </w:rPr>
         <w:t>"Hai ibu"</w:t>
       </w:r>
     </w:p>
@@ -6354,21 +12035,6 @@
           <w:b/>
           <w:lang w:val="id_ID" w:bidi="id_ID"/>
         </w:rPr>
-        <w:t>μεγάλη σου ἡ πίστις</w:t>
-      </w:r>
-    </w:p>
-    <w:p>
-      <w:pPr/>
-      <w:r>
-        <w:rPr>
-          <w:lang w:val="id_ID" w:bidi="id_ID"/>
-        </w:rPr>
-      </w:r>
-      <w:r>
-        <w:rPr>
-          <w:b/>
-          <w:lang w:val="id_ID" w:bidi="id_ID"/>
-        </w:rPr>
         <w:t>"besar imanmu"</w:t>
       </w:r>
     </w:p>
@@ -6465,21 +12131,6 @@
           <w:b/>
           <w:lang w:val="id_ID" w:bidi="id_ID"/>
         </w:rPr>
-        <w:t>σου &amp; σοι &amp; θέλεις</w:t>
-      </w:r>
-    </w:p>
-    <w:p>
-      <w:pPr/>
-      <w:r>
-        <w:rPr>
-          <w:lang w:val="id_ID" w:bidi="id_ID"/>
-        </w:rPr>
-      </w:r>
-      <w:r>
-        <w:rPr>
-          <w:b/>
-          <w:lang w:val="id_ID" w:bidi="id_ID"/>
-        </w:rPr>
         <w:t>"mu"</w:t>
       </w:r>
       <w:r>
@@ -6628,21 +12279,6 @@
           <w:b/>
           <w:lang w:val="id_ID" w:bidi="id_ID"/>
         </w:rPr>
-        <w:t>γενηθήτω</w:t>
-      </w:r>
-    </w:p>
-    <w:p>
-      <w:pPr/>
-      <w:r>
-        <w:rPr>
-          <w:lang w:val="id_ID" w:bidi="id_ID"/>
-        </w:rPr>
-      </w:r>
-      <w:r>
-        <w:rPr>
-          <w:b/>
-          <w:lang w:val="id_ID" w:bidi="id_ID"/>
-        </w:rPr>
         <w:t>"maka jadilah"</w:t>
       </w:r>
     </w:p>
@@ -6726,21 +12362,6 @@
           <w:b/>
           <w:lang w:val="id_ID" w:bidi="id_ID"/>
         </w:rPr>
-        <w:t>γενηθήτω</w:t>
-      </w:r>
-    </w:p>
-    <w:p>
-      <w:pPr/>
-      <w:r>
-        <w:rPr>
-          <w:lang w:val="id_ID" w:bidi="id_ID"/>
-        </w:rPr>
-      </w:r>
-      <w:r>
-        <w:rPr>
-          <w:b/>
-          <w:lang w:val="id_ID" w:bidi="id_ID"/>
-        </w:rPr>
         <w:t>"maka jadilah"</w:t>
       </w:r>
     </w:p>
@@ -6824,21 +12445,6 @@
           <w:b/>
           <w:lang w:val="id_ID" w:bidi="id_ID"/>
         </w:rPr>
-        <w:t>ἰάθη ἡ θυγάτηρ αὐτῆς</w:t>
-      </w:r>
-    </w:p>
-    <w:p>
-      <w:pPr/>
-      <w:r>
-        <w:rPr>
-          <w:lang w:val="id_ID" w:bidi="id_ID"/>
-        </w:rPr>
-      </w:r>
-      <w:r>
-        <w:rPr>
-          <w:b/>
-          <w:lang w:val="id_ID" w:bidi="id_ID"/>
-        </w:rPr>
         <w:t>"anaknya sembuh"</w:t>
       </w:r>
     </w:p>
@@ -6922,21 +12528,6 @@
           <w:b/>
           <w:lang w:val="id_ID" w:bidi="id_ID"/>
         </w:rPr>
-        <w:t>ἀπὸ τῆς ὥρας ἐκείνης</w:t>
-      </w:r>
-    </w:p>
-    <w:p>
-      <w:pPr/>
-      <w:r>
-        <w:rPr>
-          <w:lang w:val="id_ID" w:bidi="id_ID"/>
-        </w:rPr>
-      </w:r>
-      <w:r>
-        <w:rPr>
-          <w:b/>
-          <w:lang w:val="id_ID" w:bidi="id_ID"/>
-        </w:rPr>
         <w:t>"seketika itu"</w:t>
       </w:r>
     </w:p>
@@ -7046,21 +12637,6 @@
           <w:b/>
           <w:lang w:val="id_ID" w:bidi="id_ID"/>
         </w:rPr>
-        <w:t>καὶ μεταβὰς ἐκεῖθεν, ὁ Ἰησοῦς</w:t>
-      </w:r>
-    </w:p>
-    <w:p>
-      <w:pPr/>
-      <w:r>
-        <w:rPr>
-          <w:lang w:val="id_ID" w:bidi="id_ID"/>
-        </w:rPr>
-      </w:r>
-      <w:r>
-        <w:rPr>
-          <w:b/>
-          <w:lang w:val="id_ID" w:bidi="id_ID"/>
-        </w:rPr>
         <w:t>"Setelah meninggalkan daerah itu, Yesus"</w:t>
       </w:r>
     </w:p>
@@ -7157,21 +12733,6 @@
           <w:b/>
           <w:lang w:val="id_ID" w:bidi="id_ID"/>
         </w:rPr>
-        <w:t>ἐκεῖθεν</w:t>
-      </w:r>
-    </w:p>
-    <w:p>
-      <w:pPr/>
-      <w:r>
-        <w:rPr>
-          <w:lang w:val="id_ID" w:bidi="id_ID"/>
-        </w:rPr>
-      </w:r>
-      <w:r>
-        <w:rPr>
-          <w:b/>
-          <w:lang w:val="id_ID" w:bidi="id_ID"/>
-        </w:rPr>
         <w:t>"daerah itu"</w:t>
       </w:r>
     </w:p>
@@ -7188,7 +12749,7 @@
         </w:rPr>
         <w:t xml:space="preserve">Di sini, kata tersebut merujuk pada daerah di dekat kota Tirus dan Sidon (lihat </w:t>
       </w:r>
-      <w:hyperlink r:id="rId17">
+      <w:hyperlink r:id="rId27">
         <w:r>
           <w:rPr>
             <w:lang w:val="id_ID" w:bidi="id_ID"/>
@@ -7273,21 +12834,6 @@
           <w:b/>
           <w:lang w:val="id_ID" w:bidi="id_ID"/>
         </w:rPr>
-        <w:t>ὁ Ἰησοῦς ἦλθεν</w:t>
-      </w:r>
-    </w:p>
-    <w:p>
-      <w:pPr/>
-      <w:r>
-        <w:rPr>
-          <w:lang w:val="id_ID" w:bidi="id_ID"/>
-        </w:rPr>
-      </w:r>
-      <w:r>
-        <w:rPr>
-          <w:b/>
-          <w:lang w:val="id_ID" w:bidi="id_ID"/>
-        </w:rPr>
         <w:t>"Yesus menyusur"</w:t>
       </w:r>
     </w:p>
@@ -7384,21 +12930,6 @@
           <w:b/>
           <w:lang w:val="id_ID" w:bidi="id_ID"/>
         </w:rPr>
-        <w:t>ἀναβὰς</w:t>
-      </w:r>
-    </w:p>
-    <w:p>
-      <w:pPr/>
-      <w:r>
-        <w:rPr>
-          <w:lang w:val="id_ID" w:bidi="id_ID"/>
-        </w:rPr>
-      </w:r>
-      <w:r>
-        <w:rPr>
-          <w:b/>
-          <w:lang w:val="id_ID" w:bidi="id_ID"/>
-        </w:rPr>
         <w:t>"dan naik"</w:t>
       </w:r>
     </w:p>
@@ -7495,21 +13026,6 @@
           <w:b/>
           <w:lang w:val="id_ID" w:bidi="id_ID"/>
         </w:rPr>
-        <w:t>τὸ ὄρος</w:t>
-      </w:r>
-    </w:p>
-    <w:p>
-      <w:pPr/>
-      <w:r>
-        <w:rPr>
-          <w:lang w:val="id_ID" w:bidi="id_ID"/>
-        </w:rPr>
-      </w:r>
-      <w:r>
-        <w:rPr>
-          <w:b/>
-          <w:lang w:val="id_ID" w:bidi="id_ID"/>
-        </w:rPr>
         <w:t>"bukit"</w:t>
       </w:r>
     </w:p>
@@ -7606,21 +13122,6 @@
           <w:b/>
           <w:lang w:val="id_ID" w:bidi="id_ID"/>
         </w:rPr>
-        <w:t>χωλούς, τυφλούς, κυλλούς, κωφούς</w:t>
-      </w:r>
-    </w:p>
-    <w:p>
-      <w:pPr/>
-      <w:r>
-        <w:rPr>
-          <w:lang w:val="id_ID" w:bidi="id_ID"/>
-        </w:rPr>
-      </w:r>
-      <w:r>
-        <w:rPr>
-          <w:b/>
-          <w:lang w:val="id_ID" w:bidi="id_ID"/>
-        </w:rPr>
         <w:t>"orang lumpuh, orang timpang, orang buta, orang bisu"</w:t>
       </w:r>
     </w:p>
@@ -7756,21 +13257,6 @@
           <w:b/>
           <w:lang w:val="id_ID" w:bidi="id_ID"/>
         </w:rPr>
-        <w:t>ἑτέρους πολλούς</w:t>
-      </w:r>
-    </w:p>
-    <w:p>
-      <w:pPr/>
-      <w:r>
-        <w:rPr>
-          <w:lang w:val="id_ID" w:bidi="id_ID"/>
-        </w:rPr>
-      </w:r>
-      <w:r>
-        <w:rPr>
-          <w:b/>
-          <w:lang w:val="id_ID" w:bidi="id_ID"/>
-        </w:rPr>
         <w:t>"banyak lagi yang lain</w:t>
       </w:r>
     </w:p>
@@ -7854,21 +13340,6 @@
           <w:b/>
           <w:lang w:val="id_ID" w:bidi="id_ID"/>
         </w:rPr>
-        <w:t>ἔρριψαν αὐτοὺς παρὰ τοὺς πόδας αὐτοῦ</w:t>
-      </w:r>
-    </w:p>
-    <w:p>
-      <w:pPr/>
-      <w:r>
-        <w:rPr>
-          <w:lang w:val="id_ID" w:bidi="id_ID"/>
-        </w:rPr>
-      </w:r>
-      <w:r>
-        <w:rPr>
-          <w:b/>
-          <w:lang w:val="id_ID" w:bidi="id_ID"/>
-        </w:rPr>
         <w:t>"meletakkan mereka pada kaki Yesus"</w:t>
       </w:r>
     </w:p>
@@ -7978,21 +13449,6 @@
           <w:b/>
           <w:lang w:val="id_ID" w:bidi="id_ID"/>
         </w:rPr>
-        <w:t>ἔρριψαν αὐτοὺς &amp; αὐτούς</w:t>
-      </w:r>
-    </w:p>
-    <w:p>
-      <w:pPr/>
-      <w:r>
-        <w:rPr>
-          <w:lang w:val="id_ID" w:bidi="id_ID"/>
-        </w:rPr>
-      </w:r>
-      <w:r>
-        <w:rPr>
-          <w:b/>
-          <w:lang w:val="id_ID" w:bidi="id_ID"/>
-        </w:rPr>
         <w:t>"lalu meletakkan mereka"</w:t>
       </w:r>
       <w:r>
@@ -8128,21 +13584,6 @@
           <w:b/>
           <w:lang w:val="id_ID" w:bidi="id_ID"/>
         </w:rPr>
-        <w:t>ὥστε</w:t>
-      </w:r>
-    </w:p>
-    <w:p>
-      <w:pPr/>
-      <w:r>
-        <w:rPr>
-          <w:lang w:val="id_ID" w:bidi="id_ID"/>
-        </w:rPr>
-      </w:r>
-      <w:r>
-        <w:rPr>
-          <w:b/>
-          <w:lang w:val="id_ID" w:bidi="id_ID"/>
-        </w:rPr>
         <w:t>"Maka"</w:t>
       </w:r>
     </w:p>
@@ -8239,21 +13680,6 @@
           <w:b/>
           <w:lang w:val="id_ID" w:bidi="id_ID"/>
         </w:rPr>
-        <w:t>κωφοὺς &amp; κυλλοὺς &amp; χωλοὺς &amp; τυφλοὺς</w:t>
-      </w:r>
-    </w:p>
-    <w:p>
-      <w:pPr/>
-      <w:r>
-        <w:rPr>
-          <w:lang w:val="id_ID" w:bidi="id_ID"/>
-        </w:rPr>
-      </w:r>
-      <w:r>
-        <w:rPr>
-          <w:b/>
-          <w:lang w:val="id_ID" w:bidi="id_ID"/>
-        </w:rPr>
         <w:t>"orang bisu"</w:t>
       </w:r>
       <w:r>
@@ -8309,7 +13735,7 @@
         </w:rPr>
         <w:t xml:space="preserve">Lihat bagaimana Anda menerjemahkan frasa-frasa ini dalam </w:t>
       </w:r>
-      <w:hyperlink r:id="rId18">
+      <w:hyperlink r:id="rId28">
         <w:r>
           <w:rPr>
             <w:lang w:val="id_ID" w:bidi="id_ID"/>
@@ -8394,21 +13820,6 @@
           <w:b/>
           <w:lang w:val="id_ID" w:bidi="id_ID"/>
         </w:rPr>
-        <w:t>τὸν Θεὸν Ἰσραήλ</w:t>
-      </w:r>
-    </w:p>
-    <w:p>
-      <w:pPr/>
-      <w:r>
-        <w:rPr>
-          <w:lang w:val="id_ID" w:bidi="id_ID"/>
-        </w:rPr>
-      </w:r>
-      <w:r>
-        <w:rPr>
-          <w:b/>
-          <w:lang w:val="id_ID" w:bidi="id_ID"/>
-        </w:rPr>
         <w:t>"Allah Israel"</w:t>
       </w:r>
     </w:p>
@@ -8518,21 +13929,6 @@
           <w:b/>
           <w:lang w:val="id_ID" w:bidi="id_ID"/>
         </w:rPr>
-        <w:t>Ἰσραήλ</w:t>
-      </w:r>
-    </w:p>
-    <w:p>
-      <w:pPr/>
-      <w:r>
-        <w:rPr>
-          <w:lang w:val="id_ID" w:bidi="id_ID"/>
-        </w:rPr>
-      </w:r>
-      <w:r>
-        <w:rPr>
-          <w:b/>
-          <w:lang w:val="id_ID" w:bidi="id_ID"/>
-        </w:rPr>
         <w:t>"Israel"</w:t>
       </w:r>
     </w:p>
@@ -8629,21 +14025,6 @@
           <w:b/>
           <w:lang w:val="id_ID" w:bidi="id_ID"/>
         </w:rPr>
-        <w:t>δὲ</w:t>
-      </w:r>
-    </w:p>
-    <w:p>
-      <w:pPr/>
-      <w:r>
-        <w:rPr>
-          <w:lang w:val="id_ID" w:bidi="id_ID"/>
-        </w:rPr>
-      </w:r>
-      <w:r>
-        <w:rPr>
-          <w:b/>
-          <w:lang w:val="id_ID" w:bidi="id_ID"/>
-        </w:rPr>
         <w:t>"Lalu"</w:t>
       </w:r>
     </w:p>
@@ -8753,21 +14134,6 @@
           <w:b/>
           <w:lang w:val="id_ID" w:bidi="id_ID"/>
         </w:rPr>
-        <w:t>σπλαγχνίζομαι ἐπὶ τὸν ὄχλον, ὅτι ἤδη ἡμέραι τρεῖς προσμένουσίν μοι, καὶ οὐκ ἔχουσιν τι φάγωσιν</w:t>
-      </w:r>
-    </w:p>
-    <w:p>
-      <w:pPr/>
-      <w:r>
-        <w:rPr>
-          <w:lang w:val="id_ID" w:bidi="id_ID"/>
-        </w:rPr>
-      </w:r>
-      <w:r>
-        <w:rPr>
-          <w:b/>
-          <w:lang w:val="id_ID" w:bidi="id_ID"/>
-        </w:rPr>
         <w:t>"Hati-Ku tergerak oleh belas kasihan kepada orang banyak itu. Sudah tiga hari mereka mengikuti Aku dan mereka tidak mempunyai makanan."</w:t>
       </w:r>
     </w:p>
@@ -8851,21 +14217,6 @@
           <w:b/>
           <w:lang w:val="id_ID" w:bidi="id_ID"/>
         </w:rPr>
-        <w:t>σπλαγχνίζομαι ἐπὶ</w:t>
-      </w:r>
-    </w:p>
-    <w:p>
-      <w:pPr/>
-      <w:r>
-        <w:rPr>
-          <w:lang w:val="id_ID" w:bidi="id_ID"/>
-        </w:rPr>
-      </w:r>
-      <w:r>
-        <w:rPr>
-          <w:b/>
-          <w:lang w:val="id_ID" w:bidi="id_ID"/>
-        </w:rPr>
         <w:t>"Hati-Ku tergerak oleh belas kasihan"</w:t>
       </w:r>
     </w:p>
@@ -8962,21 +14313,6 @@
           <w:b/>
           <w:lang w:val="id_ID" w:bidi="id_ID"/>
         </w:rPr>
-        <w:t>ἐκλυθῶσιν</w:t>
-      </w:r>
-    </w:p>
-    <w:p>
-      <w:pPr/>
-      <w:r>
-        <w:rPr>
-          <w:lang w:val="id_ID" w:bidi="id_ID"/>
-        </w:rPr>
-      </w:r>
-      <w:r>
-        <w:rPr>
-          <w:b/>
-          <w:lang w:val="id_ID" w:bidi="id_ID"/>
-        </w:rPr>
         <w:t>"nanti mereka pingsan"</w:t>
       </w:r>
     </w:p>
@@ -9040,21 +14376,6 @@
           <w:b/>
           <w:lang w:val="id_ID" w:bidi="id_ID"/>
         </w:rPr>
-        <w:t>ἐν τῇ ὁδῷ</w:t>
-      </w:r>
-    </w:p>
-    <w:p>
-      <w:pPr/>
-      <w:r>
-        <w:rPr>
-          <w:lang w:val="id_ID" w:bidi="id_ID"/>
-        </w:rPr>
-      </w:r>
-      <w:r>
-        <w:rPr>
-          <w:b/>
-          <w:lang w:val="id_ID" w:bidi="id_ID"/>
-        </w:rPr>
         <w:t>"di jalan"</w:t>
       </w:r>
     </w:p>
@@ -9151,21 +14472,6 @@
           <w:b/>
           <w:lang w:val="id_ID" w:bidi="id_ID"/>
         </w:rPr>
-        <w:t>λέγουσιν</w:t>
-      </w:r>
-    </w:p>
-    <w:p>
-      <w:pPr/>
-      <w:r>
-        <w:rPr>
-          <w:lang w:val="id_ID" w:bidi="id_ID"/>
-        </w:rPr>
-      </w:r>
-      <w:r>
-        <w:rPr>
-          <w:b/>
-          <w:lang w:val="id_ID" w:bidi="id_ID"/>
-        </w:rPr>
         <w:t>"Kata"</w:t>
       </w:r>
     </w:p>
@@ -9249,21 +14555,6 @@
           <w:b/>
           <w:lang w:val="id_ID" w:bidi="id_ID"/>
         </w:rPr>
-        <w:t>πόθεν ἡμῖν ἐν ἐρημίᾳ, ἄρτοι τοσοῦτοι ὥστε χορτάσαι ὄχλον τοσοῦτον?</w:t>
-      </w:r>
-    </w:p>
-    <w:p>
-      <w:pPr/>
-      <w:r>
-        <w:rPr>
-          <w:lang w:val="id_ID" w:bidi="id_ID"/>
-        </w:rPr>
-      </w:r>
-      <w:r>
-        <w:rPr>
-          <w:b/>
-          <w:lang w:val="id_ID" w:bidi="id_ID"/>
-        </w:rPr>
         <w:t>"Bagaimana di tempat sunyi ini kita mendapat roti untuk mengenyangkan orang banyak yang begitu besar jumlahnya"</w:t>
       </w:r>
     </w:p>
@@ -9347,21 +14638,6 @@
           <w:b/>
           <w:lang w:val="id_ID" w:bidi="id_ID"/>
         </w:rPr>
-        <w:t>ἄρτοι</w:t>
-      </w:r>
-    </w:p>
-    <w:p>
-      <w:pPr/>
-      <w:r>
-        <w:rPr>
-          <w:lang w:val="id_ID" w:bidi="id_ID"/>
-        </w:rPr>
-      </w:r>
-      <w:r>
-        <w:rPr>
-          <w:b/>
-          <w:lang w:val="id_ID" w:bidi="id_ID"/>
-        </w:rPr>
         <w:t>"roti"</w:t>
       </w:r>
     </w:p>
@@ -9458,21 +14734,6 @@
           <w:b/>
           <w:lang w:val="id_ID" w:bidi="id_ID"/>
         </w:rPr>
-        <w:t>λέγει</w:t>
-      </w:r>
-    </w:p>
-    <w:p>
-      <w:pPr/>
-      <w:r>
-        <w:rPr>
-          <w:lang w:val="id_ID" w:bidi="id_ID"/>
-        </w:rPr>
-      </w:r>
-      <w:r>
-        <w:rPr>
-          <w:b/>
-          <w:lang w:val="id_ID" w:bidi="id_ID"/>
-        </w:rPr>
         <w:t>"Kata"</w:t>
       </w:r>
     </w:p>
@@ -9556,21 +14817,6 @@
           <w:b/>
           <w:lang w:val="id_ID" w:bidi="id_ID"/>
         </w:rPr>
-        <w:t>ἄρτους</w:t>
-      </w:r>
-    </w:p>
-    <w:p>
-      <w:pPr/>
-      <w:r>
-        <w:rPr>
-          <w:lang w:val="id_ID" w:bidi="id_ID"/>
-        </w:rPr>
-      </w:r>
-      <w:r>
-        <w:rPr>
-          <w:b/>
-          <w:lang w:val="id_ID" w:bidi="id_ID"/>
-        </w:rPr>
         <w:t>"roti"</w:t>
       </w:r>
     </w:p>
@@ -9600,7 +14846,7 @@
         </w:rPr>
         <w:t xml:space="preserve"> dalam </w:t>
       </w:r>
-      <w:hyperlink r:id="rId19">
+      <w:hyperlink r:id="rId29">
         <w:r>
           <w:rPr>
             <w:lang w:val="id_ID" w:bidi="id_ID"/>
@@ -9747,21 +14993,6 @@
           <w:b/>
           <w:lang w:val="id_ID" w:bidi="id_ID"/>
         </w:rPr>
-        <w:t>ἑπτά, καὶ</w:t>
-      </w:r>
-    </w:p>
-    <w:p>
-      <w:pPr/>
-      <w:r>
-        <w:rPr>
-          <w:lang w:val="id_ID" w:bidi="id_ID"/>
-        </w:rPr>
-      </w:r>
-      <w:r>
-        <w:rPr>
-          <w:b/>
-          <w:lang w:val="id_ID" w:bidi="id_ID"/>
-        </w:rPr>
         <w:t>"Tujuh ... dan"</w:t>
       </w:r>
     </w:p>
@@ -9845,21 +15076,6 @@
           <w:b/>
           <w:lang w:val="id_ID" w:bidi="id_ID"/>
         </w:rPr>
-        <w:t>ἀναπεσεῖν ἐπὶ τὴν γῆν</w:t>
-      </w:r>
-    </w:p>
-    <w:p>
-      <w:pPr/>
-      <w:r>
-        <w:rPr>
-          <w:lang w:val="id_ID" w:bidi="id_ID"/>
-        </w:rPr>
-      </w:r>
-      <w:r>
-        <w:rPr>
-          <w:b/>
-          <w:lang w:val="id_ID" w:bidi="id_ID"/>
-        </w:rPr>
         <w:t>"duduk di tanah"</w:t>
       </w:r>
     </w:p>
@@ -9964,21 +15180,6 @@
           <w:b/>
           <w:lang w:val="id_ID" w:bidi="id_ID"/>
         </w:rPr>
-        <w:t>ἄρτους</w:t>
-      </w:r>
-    </w:p>
-    <w:p>
-      <w:pPr/>
-      <w:r>
-        <w:rPr>
-          <w:lang w:val="id_ID" w:bidi="id_ID"/>
-        </w:rPr>
-      </w:r>
-      <w:r>
-        <w:rPr>
-          <w:b/>
-          <w:lang w:val="id_ID" w:bidi="id_ID"/>
-        </w:rPr>
         <w:t>"roti"</w:t>
       </w:r>
     </w:p>
@@ -10008,7 +15209,7 @@
         </w:rPr>
         <w:t xml:space="preserve"> dalam </w:t>
       </w:r>
-      <w:hyperlink r:id="rId19">
+      <w:hyperlink r:id="rId29">
         <w:r>
           <w:rPr>
             <w:lang w:val="id_ID" w:bidi="id_ID"/>
@@ -10101,21 +15302,6 @@
           <w:b/>
           <w:lang w:val="id_ID" w:bidi="id_ID"/>
         </w:rPr>
-        <w:t>ἔκλασεν καὶ ἐδίδου</w:t>
-      </w:r>
-    </w:p>
-    <w:p>
-      <w:pPr/>
-      <w:r>
-        <w:rPr>
-          <w:lang w:val="id_ID" w:bidi="id_ID"/>
-        </w:rPr>
-      </w:r>
-      <w:r>
-        <w:rPr>
-          <w:b/>
-          <w:lang w:val="id_ID" w:bidi="id_ID"/>
-        </w:rPr>
         <w:t>"memecah-mecahkannya dan memberikannya"</w:t>
       </w:r>
     </w:p>
@@ -10212,21 +15398,6 @@
           <w:b/>
           <w:lang w:val="id_ID" w:bidi="id_ID"/>
         </w:rPr>
-        <w:t>οἱ &amp; μαθηταὶ τοῖς ὄχλοις</w:t>
-      </w:r>
-    </w:p>
-    <w:p>
-      <w:pPr/>
-      <w:r>
-        <w:rPr>
-          <w:lang w:val="id_ID" w:bidi="id_ID"/>
-        </w:rPr>
-      </w:r>
-      <w:r>
-        <w:rPr>
-          <w:b/>
-          <w:lang w:val="id_ID" w:bidi="id_ID"/>
-        </w:rPr>
         <w:t>"lalu murid-murid-Nya memberikannya pula kepada orang banyak"</w:t>
       </w:r>
     </w:p>
@@ -10310,21 +15481,6 @@
           <w:b/>
           <w:lang w:val="id_ID" w:bidi="id_ID"/>
         </w:rPr>
-        <w:t>ἔφαγον πάντες &amp; ἦραν</w:t>
-      </w:r>
-    </w:p>
-    <w:p>
-      <w:pPr/>
-      <w:r>
-        <w:rPr>
-          <w:lang w:val="id_ID" w:bidi="id_ID"/>
-        </w:rPr>
-      </w:r>
-      <w:r>
-        <w:rPr>
-          <w:b/>
-          <w:lang w:val="id_ID" w:bidi="id_ID"/>
-        </w:rPr>
         <w:t>"mereka semuanya makan"</w:t>
       </w:r>
       <w:r>
@@ -10473,21 +15629,6 @@
           <w:b/>
           <w:lang w:val="id_ID" w:bidi="id_ID"/>
         </w:rPr>
-        <w:t>καὶ ἐχορτάσθησαν</w:t>
-      </w:r>
-    </w:p>
-    <w:p>
-      <w:pPr/>
-      <w:r>
-        <w:rPr>
-          <w:lang w:val="id_ID" w:bidi="id_ID"/>
-        </w:rPr>
-      </w:r>
-      <w:r>
-        <w:rPr>
-          <w:b/>
-          <w:lang w:val="id_ID" w:bidi="id_ID"/>
-        </w:rPr>
         <w:t>"sampai kenyang"</w:t>
       </w:r>
     </w:p>
@@ -10571,21 +15712,6 @@
           <w:b/>
           <w:lang w:val="id_ID" w:bidi="id_ID"/>
         </w:rPr>
-        <w:t>τὸ περισσεῦον τῶν κλασμάτων</w:t>
-      </w:r>
-    </w:p>
-    <w:p>
-      <w:pPr/>
-      <w:r>
-        <w:rPr>
-          <w:lang w:val="id_ID" w:bidi="id_ID"/>
-        </w:rPr>
-      </w:r>
-      <w:r>
-        <w:rPr>
-          <w:b/>
-          <w:lang w:val="id_ID" w:bidi="id_ID"/>
-        </w:rPr>
         <w:t>"potongan-potongan roti yang sisa"</w:t>
       </w:r>
     </w:p>
@@ -10682,21 +15808,6 @@
           <w:b/>
           <w:lang w:val="id_ID" w:bidi="id_ID"/>
         </w:rPr>
-        <w:t>σπυρίδας</w:t>
-      </w:r>
-    </w:p>
-    <w:p>
-      <w:pPr/>
-      <w:r>
-        <w:rPr>
-          <w:lang w:val="id_ID" w:bidi="id_ID"/>
-        </w:rPr>
-      </w:r>
-      <w:r>
-        <w:rPr>
-          <w:b/>
-          <w:lang w:val="id_ID" w:bidi="id_ID"/>
-        </w:rPr>
         <w:t>"bakul"</w:t>
       </w:r>
     </w:p>
@@ -10793,21 +15904,6 @@
           <w:b/>
           <w:lang w:val="id_ID" w:bidi="id_ID"/>
         </w:rPr>
-        <w:t>δὲ</w:t>
-      </w:r>
-    </w:p>
-    <w:p>
-      <w:pPr/>
-      <w:r>
-        <w:rPr>
-          <w:lang w:val="id_ID" w:bidi="id_ID"/>
-        </w:rPr>
-      </w:r>
-      <w:r>
-        <w:rPr>
-          <w:b/>
-          <w:lang w:val="id_ID" w:bidi="id_ID"/>
-        </w:rPr>
         <w:t>"Yang"</w:t>
       </w:r>
     </w:p>
@@ -10904,21 +16000,6 @@
           <w:b/>
           <w:lang w:val="id_ID" w:bidi="id_ID"/>
         </w:rPr>
-        <w:t>χωρὶς γυναικῶν καὶ παιδίων</w:t>
-      </w:r>
-    </w:p>
-    <w:p>
-      <w:pPr/>
-      <w:r>
-        <w:rPr>
-          <w:lang w:val="id_ID" w:bidi="id_ID"/>
-        </w:rPr>
-      </w:r>
-      <w:r>
-        <w:rPr>
-          <w:b/>
-          <w:lang w:val="id_ID" w:bidi="id_ID"/>
-        </w:rPr>
         <w:t>"tidak termasuk perempuan dan anak-anak"</w:t>
       </w:r>
     </w:p>
@@ -11015,21 +16096,6 @@
           <w:b/>
           <w:lang w:val="id_ID" w:bidi="id_ID"/>
         </w:rPr>
-        <w:t>ἐνέβη</w:t>
-      </w:r>
-    </w:p>
-    <w:p>
-      <w:pPr/>
-      <w:r>
-        <w:rPr>
-          <w:lang w:val="id_ID" w:bidi="id_ID"/>
-        </w:rPr>
-      </w:r>
-      <w:r>
-        <w:rPr>
-          <w:b/>
-          <w:lang w:val="id_ID" w:bidi="id_ID"/>
-        </w:rPr>
         <w:t>"Ia naik perahu dan bertolak"</w:t>
       </w:r>
     </w:p>
@@ -11113,21 +16179,6 @@
           <w:b/>
           <w:lang w:val="id_ID" w:bidi="id_ID"/>
         </w:rPr>
-        <w:t>ἦλθεν</w:t>
-      </w:r>
-    </w:p>
-    <w:p>
-      <w:pPr/>
-      <w:r>
-        <w:rPr>
-          <w:lang w:val="id_ID" w:bidi="id_ID"/>
-        </w:rPr>
-      </w:r>
-      <w:r>
-        <w:rPr>
-          <w:b/>
-          <w:lang w:val="id_ID" w:bidi="id_ID"/>
-        </w:rPr>
         <w:t>"bertolak"</w:t>
       </w:r>
     </w:p>
@@ -11224,21 +16275,6 @@
           <w:b/>
           <w:lang w:val="id_ID" w:bidi="id_ID"/>
         </w:rPr>
-        <w:t>Μαγαδάν</w:t>
-      </w:r>
-    </w:p>
-    <w:p>
-      <w:pPr/>
-      <w:r>
-        <w:rPr>
-          <w:lang w:val="id_ID" w:bidi="id_ID"/>
-        </w:rPr>
-      </w:r>
-      <w:r>
-        <w:rPr>
-          <w:b/>
-          <w:lang w:val="id_ID" w:bidi="id_ID"/>
-        </w:rPr>
         <w:t>"ke daerah Magadan"</w:t>
       </w:r>
     </w:p>
@@ -11367,21 +16403,6 @@
           <w:b/>
           <w:lang w:val="id_ID" w:bidi="id_ID"/>
         </w:rPr>
-        <w:t>Μαγαδάν</w:t>
-      </w:r>
-    </w:p>
-    <w:p>
-      <w:pPr/>
-      <w:r>
-        <w:rPr>
-          <w:lang w:val="id_ID" w:bidi="id_ID"/>
-        </w:rPr>
-      </w:r>
-      <w:r>
-        <w:rPr>
-          <w:b/>
-          <w:lang w:val="id_ID" w:bidi="id_ID"/>
-        </w:rPr>
         <w:t>"ke daerah Magadan"</w:t>
       </w:r>
     </w:p>
@@ -11478,21 +16499,6 @@
           <w:b/>
           <w:lang w:val="id_ID" w:bidi="id_ID"/>
         </w:rPr>
-        <w:t>καὶ</w:t>
-      </w:r>
-    </w:p>
-    <w:p>
-      <w:pPr/>
-      <w:r>
-        <w:rPr>
-          <w:lang w:val="id_ID" w:bidi="id_ID"/>
-        </w:rPr>
-      </w:r>
-      <w:r>
-        <w:rPr>
-          <w:b/>
-          <w:lang w:val="id_ID" w:bidi="id_ID"/>
-        </w:rPr>
         <w:t>"Kemudian"</w:t>
       </w:r>
     </w:p>
@@ -12283,7 +17289,7 @@
         </w:rPr>
         <w:t xml:space="preserve">Lihat diskusi tentang masalah tekstual di akhir Catatan Umum untuk Pasal ini untuk memutuskan apakah akan menyertakan </w:t>
       </w:r>
-      <w:hyperlink r:id="rId20">
+      <w:hyperlink r:id="rId30">
         <w:r>
           <w:rPr>
             <w:lang w:val="id_ID" w:bidi="id_ID"/>
@@ -13010,7 +18016,7 @@
         </w:rPr>
         <w:t xml:space="preserve">Apa yang Yesus katakan di sini identik dengan apa yang Ia katakan dalam </w:t>
       </w:r>
-      <w:hyperlink r:id="rId21">
+      <w:hyperlink r:id="rId31">
         <w:r>
           <w:rPr>
             <w:lang w:val="id_ID" w:bidi="id_ID"/>
@@ -13041,7 +18047,7 @@
         </w:rPr>
         <w:t xml:space="preserve">. Terjemahkan kalimat ini seperti yang Anda lakukan dalam </w:t>
       </w:r>
-      <w:hyperlink r:id="rId21">
+      <w:hyperlink r:id="rId31">
         <w:r>
           <w:rPr>
             <w:lang w:val="id_ID" w:bidi="id_ID"/>
@@ -13135,7 +18141,7 @@
         </w:rPr>
         <w:t xml:space="preserve"> merujuk kepada orang-orang Farisi dan orang-orang Saduki yang telah meminta tanda (lihat </w:t>
       </w:r>
-      <w:hyperlink r:id="rId22">
+      <w:hyperlink r:id="rId32">
         <w:r>
           <w:rPr>
             <w:lang w:val="id_ID" w:bidi="id_ID"/>
@@ -14287,7 +19293,7 @@
         </w:rPr>
         <w:t xml:space="preserve"> sampai pada </w:t>
       </w:r>
-      <w:hyperlink r:id="rId23">
+      <w:hyperlink r:id="rId33">
         <w:r>
           <w:rPr>
             <w:lang w:val="id_ID" w:bidi="id_ID"/>
@@ -14305,7 +19311,7 @@
         </w:rPr>
         <w:t xml:space="preserve">. Jadi, Anda harus mempertahankan metafora ini di sini tanpa menjelaskan maknanya, karena Matius akan memberikan penjelasannya dalam </w:t>
       </w:r>
-      <w:hyperlink r:id="rId23">
+      <w:hyperlink r:id="rId33">
         <w:r>
           <w:rPr>
             <w:lang w:val="id_ID" w:bidi="id_ID"/>
@@ -15175,7 +20181,7 @@
         </w:rPr>
         <w:t>Di sini, seperti dalam</w:t>
       </w:r>
-      <w:hyperlink r:id="rId24">
+      <w:hyperlink r:id="rId34">
         <w:r>
           <w:rPr>
             <w:lang w:val="id_ID" w:bidi="id_ID"/>
@@ -15603,7 +20609,7 @@
         </w:rPr>
         <w:t xml:space="preserve"> dalam </w:t>
       </w:r>
-      <w:hyperlink r:id="rId19">
+      <w:hyperlink r:id="rId29">
         <w:r>
           <w:rPr>
             <w:lang w:val="id_ID" w:bidi="id_ID"/>
@@ -15813,7 +20819,7 @@
         </w:rPr>
         <w:t xml:space="preserve"> dalam Matius </w:t>
       </w:r>
-      <w:hyperlink r:id="rId25">
+      <w:hyperlink r:id="rId35">
         <w:r>
           <w:rPr>
             <w:lang w:val="id_ID" w:bidi="id_ID"/>
@@ -16202,7 +21208,7 @@
         </w:rPr>
         <w:t xml:space="preserve"> dalam </w:t>
       </w:r>
-      <w:hyperlink r:id="rId19">
+      <w:hyperlink r:id="rId29">
         <w:r>
           <w:rPr>
             <w:lang w:val="id_ID" w:bidi="id_ID"/>
@@ -16508,7 +21514,7 @@
         </w:rPr>
         <w:t xml:space="preserve"> dalam </w:t>
       </w:r>
-      <w:hyperlink r:id="rId26">
+      <w:hyperlink r:id="rId36">
         <w:r>
           <w:rPr>
             <w:lang w:val="id_ID" w:bidi="id_ID"/>
@@ -16827,7 +21833,7 @@
         </w:rPr>
         <w:t xml:space="preserve">Di sini, sama seperti dalam </w:t>
       </w:r>
-      <w:hyperlink r:id="rId27">
+      <w:hyperlink r:id="rId37">
         <w:r>
           <w:rPr>
             <w:lang w:val="id_ID" w:bidi="id_ID"/>
@@ -16954,7 +21960,7 @@
         </w:rPr>
         <w:t xml:space="preserve">Di sini, sama seperti dalam </w:t>
       </w:r>
-      <w:hyperlink r:id="rId27">
+      <w:hyperlink r:id="rId37">
         <w:r>
           <w:rPr>
             <w:lang w:val="id_ID" w:bidi="id_ID"/>
@@ -16998,7 +22004,7 @@
         </w:rPr>
         <w:t xml:space="preserve"> sampai pada </w:t>
       </w:r>
-      <w:hyperlink r:id="rId23">
+      <w:hyperlink r:id="rId33">
         <w:r>
           <w:rPr>
             <w:lang w:val="id_ID" w:bidi="id_ID"/>
@@ -17016,7 +22022,7 @@
         </w:rPr>
         <w:t xml:space="preserve">. Jadi, Anda harus mempertahankan metafora ini di sini tanpa menjelaskan maknanya, karena Matius akan memberikan penjelasannya dalam </w:t>
       </w:r>
-      <w:hyperlink r:id="rId23">
+      <w:hyperlink r:id="rId33">
         <w:r>
           <w:rPr>
             <w:lang w:val="id_ID" w:bidi="id_ID"/>
@@ -24448,7 +29454,7 @@
         </w:rPr>
         <w:t>, jika memungkinkan Anda harus mempertahankan metafora tersebut atau mengungkapkan ide tersebut dalam bentuk perumpamaan. Lihat bagaimana Anda menerjemahkan ungkapan serupa dalam</w:t>
       </w:r>
-      <w:hyperlink r:id="rId28">
+      <w:hyperlink r:id="rId38">
         <w:r>
           <w:rPr>
             <w:lang w:val="id_ID" w:bidi="id_ID"/>
@@ -24671,7 +29677,7 @@
         </w:rPr>
         <w:t xml:space="preserve"> kehidupan mereka saat ini akan kehilangan kehidupan kekal mereka, dan bahwa mereka yang telah kehilangan kehidupan mereka saat ini akan menemukan kehidupan kekal mereka. Jika akan lebih memudahkan pemahaman dalam bahasa Anda, Anda bisa membuat gagasan ini lebih eksplisit. Lihat bagaimana Anda menerjemahkan gagasan serupa dalam </w:t>
       </w:r>
-      <w:hyperlink r:id="rId29">
+      <w:hyperlink r:id="rId39">
         <w:r>
           <w:rPr>
             <w:lang w:val="id_ID" w:bidi="id_ID"/>
@@ -24798,7 +29804,7 @@
         </w:rPr>
         <w:t xml:space="preserve"> seseorang. Jika akan lebih memudahkan pemahaman dalam bahasa Anda, Anda bisa menggunakan ungkapan yang sebanding atau menyatakan maknanya secara jelas. Lihat bagaimana Anda menerjemahkan klausa serupa dalam </w:t>
       </w:r>
-      <w:hyperlink r:id="rId29">
+      <w:hyperlink r:id="rId39">
         <w:r>
           <w:rPr>
             <w:lang w:val="id_ID" w:bidi="id_ID"/>
@@ -25034,7 +30040,7 @@
         </w:rPr>
         <w:t xml:space="preserve">. Agar mudah dipahami dalam bahasa Anda, Anda bisa menggunakan ungkapan yang sebanding atau menyatakan maknanya dengan jelas. Lihat bagaimana Anda menerjemahkan klausa serupa dalam </w:t>
       </w:r>
-      <w:hyperlink r:id="rId29">
+      <w:hyperlink r:id="rId39">
         <w:r>
           <w:rPr>
             <w:lang w:val="id_ID" w:bidi="id_ID"/>
@@ -25244,7 +30250,7 @@
         </w:rPr>
         <w:t xml:space="preserve">memperkenalkan dasar lain untuk apa yang Yesus katakan dalam </w:t>
       </w:r>
-      <w:hyperlink r:id="rId30">
+      <w:hyperlink r:id="rId40">
         <w:r>
           <w:rPr>
             <w:lang w:val="id_ID" w:bidi="id_ID"/>
@@ -26140,7 +31146,7 @@
         </w:rPr>
         <w:t xml:space="preserve"> bisa memperkenalkan dasar untuk: (1) apa yang Yesus katakan dalam </w:t>
       </w:r>
-      <w:hyperlink r:id="rId31">
+      <w:hyperlink r:id="rId41">
         <w:r>
           <w:rPr>
             <w:lang w:val="id_ID" w:bidi="id_ID"/>
@@ -26158,7 +31164,7 @@
         </w:rPr>
         <w:t xml:space="preserve"> tentang bagaimana tidak ada yang lebih berharga daripada jiwa seseorang. Terjemahan alternatif: “kamu harus memikirkan jiwamu karena” (2) apa yang Yesus katakan dalam </w:t>
       </w:r>
-      <w:hyperlink r:id="rId32">
+      <w:hyperlink r:id="rId42">
         <w:r>
           <w:rPr>
             <w:lang w:val="id_ID" w:bidi="id_ID"/>
@@ -26769,21 +31775,6 @@
           <w:b/>
           <w:lang w:val="id_ID" w:bidi="id_ID"/>
         </w:rPr>
-        <w:t>σου</w:t>
-      </w:r>
-    </w:p>
-    <w:p>
-      <w:pPr/>
-      <w:r>
-        <w:rPr>
-          <w:lang w:val="id_ID" w:bidi="id_ID"/>
-        </w:rPr>
-      </w:r>
-      <w:r>
-        <w:rPr>
-          <w:b/>
-          <w:lang w:val="id_ID" w:bidi="id_ID"/>
-        </w:rPr>
         <w:t>"Mu"</w:t>
       </w:r>
     </w:p>
@@ -26866,21 +31857,6 @@
         <w:rPr>
           <w:lang w:val="id_ID" w:bidi="id_ID"/>
         </w:rPr>
-      </w:r>
-    </w:p>
-    <w:p>
-      <w:pPr/>
-      <w:r>
-        <w:rPr>
-          <w:lang w:val="id_ID" w:bidi="id_ID"/>
-        </w:rPr>
-      </w:r>
-      <w:r>
-        <w:rPr>
-          <w:b/>
-          <w:lang w:val="id_ID" w:bidi="id_ID"/>
-        </w:rPr>
-        <w:t>οὐκ ἐδώκατέ μοι φαγεῖν &amp; οὐκ ἐποτίσατέ με</w:t>
       </w:r>
     </w:p>
     <w:p>

--- a/ind/docx/40.content.docx
+++ b/ind/docx/40.content.docx
@@ -19,7 +19,7 @@
         <w:rPr>
           <w:lang w:val="id_ID" w:bidi="id_ID"/>
         </w:rPr>
-        <w:t>Resource: Catatan Terjemahan (unfoldingWord)</w:t>
+        <w:t>Resource: unfoldingWord® Translation Notes</w:t>
       </w:r>
       <w:r>
         <w:rPr>
@@ -90,7 +90,7 @@
         <w:rPr>
           <w:lang w:val="id_ID" w:bidi="id_ID"/>
         </w:rPr>
-        <w:t>Catatan Terjemahan (unfoldingWord)</w:t>
+        <w:t>unfoldingWord® Translation Notes</w:t>
       </w:r>
     </w:p>
     <w:p>

--- a/ind/docx/40.content.docx
+++ b/ind/docx/40.content.docx
@@ -10424,6 +10424,21 @@
           <w:b/>
           <w:lang w:val="id_ID" w:bidi="id_ID"/>
         </w:rPr>
+        <w:t>δὲ</w:t>
+      </w:r>
+    </w:p>
+    <w:p>
+      <w:pPr/>
+      <w:r>
+        <w:rPr>
+          <w:lang w:val="id_ID" w:bidi="id_ID"/>
+        </w:rPr>
+      </w:r>
+      <w:r>
+        <w:rPr>
+          <w:b/>
+          <w:lang w:val="id_ID" w:bidi="id_ID"/>
+        </w:rPr>
         <w:t>"Tetapi"</w:t>
       </w:r>
     </w:p>
@@ -10533,6 +10548,21 @@
           <w:b/>
           <w:lang w:val="id_ID" w:bidi="id_ID"/>
         </w:rPr>
+        <w:t>προσεκύνει αὐτῷ</w:t>
+      </w:r>
+    </w:p>
+    <w:p>
+      <w:pPr/>
+      <w:r>
+        <w:rPr>
+          <w:lang w:val="id_ID" w:bidi="id_ID"/>
+        </w:rPr>
+      </w:r>
+      <w:r>
+        <w:rPr>
+          <w:b/>
+          <w:lang w:val="id_ID" w:bidi="id_ID"/>
+        </w:rPr>
         <w:t>"menyembah Dia"</w:t>
       </w:r>
     </w:p>
@@ -10616,6 +10646,21 @@
           <w:b/>
           <w:lang w:val="id_ID" w:bidi="id_ID"/>
         </w:rPr>
+        <w:t>βοήθει</w:t>
+      </w:r>
+    </w:p>
+    <w:p>
+      <w:pPr/>
+      <w:r>
+        <w:rPr>
+          <w:lang w:val="id_ID" w:bidi="id_ID"/>
+        </w:rPr>
+      </w:r>
+      <w:r>
+        <w:rPr>
+          <w:b/>
+          <w:lang w:val="id_ID" w:bidi="id_ID"/>
+        </w:rPr>
         <w:t>"tolonglah"</w:t>
       </w:r>
     </w:p>
@@ -10699,6 +10744,21 @@
           <w:b/>
           <w:lang w:val="id_ID" w:bidi="id_ID"/>
         </w:rPr>
+        <w:t>βοήθει</w:t>
+      </w:r>
+    </w:p>
+    <w:p>
+      <w:pPr/>
+      <w:r>
+        <w:rPr>
+          <w:lang w:val="id_ID" w:bidi="id_ID"/>
+        </w:rPr>
+      </w:r>
+      <w:r>
+        <w:rPr>
+          <w:b/>
+          <w:lang w:val="id_ID" w:bidi="id_ID"/>
+        </w:rPr>
         <w:t>"tolonglah"</w:t>
       </w:r>
     </w:p>
@@ -10782,6 +10842,21 @@
           <w:b/>
           <w:lang w:val="id_ID" w:bidi="id_ID"/>
         </w:rPr>
+        <w:t>οὐκ ἔστιν καλὸν λαβεῖν τὸν ἄρτον τῶν τέκνων καὶ βαλεῖν τοῖς κυναρίοις</w:t>
+      </w:r>
+    </w:p>
+    <w:p>
+      <w:pPr/>
+      <w:r>
+        <w:rPr>
+          <w:lang w:val="id_ID" w:bidi="id_ID"/>
+        </w:rPr>
+      </w:r>
+      <w:r>
+        <w:rPr>
+          <w:b/>
+          <w:lang w:val="id_ID" w:bidi="id_ID"/>
+        </w:rPr>
         <w:t>"Tidak patut mengambil roti yang disediakan bagi anak-anak dan melemparkannya kepada anjing"</w:t>
       </w:r>
     </w:p>
@@ -10904,6 +10979,21 @@
           <w:b/>
           <w:lang w:val="id_ID" w:bidi="id_ID"/>
         </w:rPr>
+        <w:t>τὸν ἄρτον τῶν τέκνων</w:t>
+      </w:r>
+    </w:p>
+    <w:p>
+      <w:pPr/>
+      <w:r>
+        <w:rPr>
+          <w:lang w:val="id_ID" w:bidi="id_ID"/>
+        </w:rPr>
+      </w:r>
+      <w:r>
+        <w:rPr>
+          <w:b/>
+          <w:lang w:val="id_ID" w:bidi="id_ID"/>
+        </w:rPr>
         <w:t>"roti yang disediakan bagi anak-anak"</w:t>
       </w:r>
     </w:p>
@@ -11013,6 +11103,21 @@
           <w:b/>
           <w:lang w:val="id_ID" w:bidi="id_ID"/>
         </w:rPr>
+        <w:t>τὸν ἄρτον</w:t>
+      </w:r>
+    </w:p>
+    <w:p>
+      <w:pPr/>
+      <w:r>
+        <w:rPr>
+          <w:lang w:val="id_ID" w:bidi="id_ID"/>
+        </w:rPr>
+      </w:r>
+      <w:r>
+        <w:rPr>
+          <w:b/>
+          <w:lang w:val="id_ID" w:bidi="id_ID"/>
+        </w:rPr>
         <w:t>"roti"</w:t>
       </w:r>
     </w:p>
@@ -11109,6 +11214,21 @@
           <w:b/>
           <w:lang w:val="id_ID" w:bidi="id_ID"/>
         </w:rPr>
+        <w:t>βαλεῖν τοῖς κυναρίοις</w:t>
+      </w:r>
+    </w:p>
+    <w:p>
+      <w:pPr/>
+      <w:r>
+        <w:rPr>
+          <w:lang w:val="id_ID" w:bidi="id_ID"/>
+        </w:rPr>
+      </w:r>
+      <w:r>
+        <w:rPr>
+          <w:b/>
+          <w:lang w:val="id_ID" w:bidi="id_ID"/>
+        </w:rPr>
         <w:t>"melemparkannya kepada anjing."</w:t>
       </w:r>
     </w:p>
@@ -11205,6 +11325,21 @@
           <w:b/>
           <w:lang w:val="id_ID" w:bidi="id_ID"/>
         </w:rPr>
+        <w:t>τοῖς κυναρίοις</w:t>
+      </w:r>
+    </w:p>
+    <w:p>
+      <w:pPr/>
+      <w:r>
+        <w:rPr>
+          <w:lang w:val="id_ID" w:bidi="id_ID"/>
+        </w:rPr>
+      </w:r>
+      <w:r>
+        <w:rPr>
+          <w:b/>
+          <w:lang w:val="id_ID" w:bidi="id_ID"/>
+        </w:rPr>
         <w:t>"kepada anjing"</w:t>
       </w:r>
     </w:p>
@@ -11301,6 +11436,21 @@
           <w:b/>
           <w:lang w:val="id_ID" w:bidi="id_ID"/>
         </w:rPr>
+        <w:t>ναί</w:t>
+      </w:r>
+    </w:p>
+    <w:p>
+      <w:pPr/>
+      <w:r>
+        <w:rPr>
+          <w:lang w:val="id_ID" w:bidi="id_ID"/>
+        </w:rPr>
+      </w:r>
+      <w:r>
+        <w:rPr>
+          <w:b/>
+          <w:lang w:val="id_ID" w:bidi="id_ID"/>
+        </w:rPr>
         <w:t>"Benar"</w:t>
       </w:r>
     </w:p>
@@ -11397,6 +11547,21 @@
           <w:b/>
           <w:lang w:val="id_ID" w:bidi="id_ID"/>
         </w:rPr>
+        <w:t>καὶ γὰρ</w:t>
+      </w:r>
+    </w:p>
+    <w:p>
+      <w:pPr/>
+      <w:r>
+        <w:rPr>
+          <w:lang w:val="id_ID" w:bidi="id_ID"/>
+        </w:rPr>
+      </w:r>
+      <w:r>
+        <w:rPr>
+          <w:b/>
+          <w:lang w:val="id_ID" w:bidi="id_ID"/>
+        </w:rPr>
         <w:t>"namun"</w:t>
       </w:r>
     </w:p>
@@ -11492,6 +11657,21 @@
         <w:rPr>
           <w:lang w:val="id_ID" w:bidi="id_ID"/>
         </w:rPr>
+      </w:r>
+    </w:p>
+    <w:p>
+      <w:pPr/>
+      <w:r>
+        <w:rPr>
+          <w:lang w:val="id_ID" w:bidi="id_ID"/>
+        </w:rPr>
+      </w:r>
+      <w:r>
+        <w:rPr>
+          <w:b/>
+          <w:lang w:val="id_ID" w:bidi="id_ID"/>
+        </w:rPr>
+        <w:t>καὶ γὰρ τὰ κυνάρια ἐσθίει ἀπὸ τῶν ψιχίων τῶν πιπτόντων ἀπὸ τῆς τραπέζης τῶν κυρίων αὐτῶν</w:t>
       </w:r>
     </w:p>
     <w:p>
@@ -11633,6 +11813,21 @@
           <w:b/>
           <w:lang w:val="id_ID" w:bidi="id_ID"/>
         </w:rPr>
+        <w:t>τὰ κυνάρια</w:t>
+      </w:r>
+    </w:p>
+    <w:p>
+      <w:pPr/>
+      <w:r>
+        <w:rPr>
+          <w:lang w:val="id_ID" w:bidi="id_ID"/>
+        </w:rPr>
+      </w:r>
+      <w:r>
+        <w:rPr>
+          <w:b/>
+          <w:lang w:val="id_ID" w:bidi="id_ID"/>
+        </w:rPr>
         <w:t>"anjing"</w:t>
       </w:r>
     </w:p>
@@ -11734,6 +11929,21 @@
           <w:b/>
           <w:lang w:val="id_ID" w:bidi="id_ID"/>
         </w:rPr>
+        <w:t>τῶν ψιχίων τῶν πιπτόντων ἀπὸ τῆς τραπέζης τῶν κυρίων αὐτῶν</w:t>
+      </w:r>
+    </w:p>
+    <w:p>
+      <w:pPr/>
+      <w:r>
+        <w:rPr>
+          <w:lang w:val="id_ID" w:bidi="id_ID"/>
+        </w:rPr>
+      </w:r>
+      <w:r>
+        <w:rPr>
+          <w:b/>
+          <w:lang w:val="id_ID" w:bidi="id_ID"/>
+        </w:rPr>
         <w:t>"remah-remah yang jatuh dari meja tuannya"</w:t>
       </w:r>
     </w:p>
@@ -11843,6 +12053,21 @@
           <w:b/>
           <w:lang w:val="id_ID" w:bidi="id_ID"/>
         </w:rPr>
+        <w:t>τῆς τραπέζης</w:t>
+      </w:r>
+    </w:p>
+    <w:p>
+      <w:pPr/>
+      <w:r>
+        <w:rPr>
+          <w:lang w:val="id_ID" w:bidi="id_ID"/>
+        </w:rPr>
+      </w:r>
+      <w:r>
+        <w:rPr>
+          <w:b/>
+          <w:lang w:val="id_ID" w:bidi="id_ID"/>
+        </w:rPr>
         <w:t>"meja"</w:t>
       </w:r>
     </w:p>
@@ -11939,6 +12164,21 @@
           <w:b/>
           <w:lang w:val="id_ID" w:bidi="id_ID"/>
         </w:rPr>
+        <w:t>ὦ γύναι</w:t>
+      </w:r>
+    </w:p>
+    <w:p>
+      <w:pPr/>
+      <w:r>
+        <w:rPr>
+          <w:lang w:val="id_ID" w:bidi="id_ID"/>
+        </w:rPr>
+      </w:r>
+      <w:r>
+        <w:rPr>
+          <w:b/>
+          <w:lang w:val="id_ID" w:bidi="id_ID"/>
+        </w:rPr>
         <w:t>"Hai ibu"</w:t>
       </w:r>
     </w:p>
@@ -12035,6 +12275,21 @@
           <w:b/>
           <w:lang w:val="id_ID" w:bidi="id_ID"/>
         </w:rPr>
+        <w:t>μεγάλη σου ἡ πίστις</w:t>
+      </w:r>
+    </w:p>
+    <w:p>
+      <w:pPr/>
+      <w:r>
+        <w:rPr>
+          <w:lang w:val="id_ID" w:bidi="id_ID"/>
+        </w:rPr>
+      </w:r>
+      <w:r>
+        <w:rPr>
+          <w:b/>
+          <w:lang w:val="id_ID" w:bidi="id_ID"/>
+        </w:rPr>
         <w:t>"besar imanmu"</w:t>
       </w:r>
     </w:p>
@@ -12131,6 +12386,21 @@
           <w:b/>
           <w:lang w:val="id_ID" w:bidi="id_ID"/>
         </w:rPr>
+        <w:t>σου &amp; σοι &amp; θέλεις</w:t>
+      </w:r>
+    </w:p>
+    <w:p>
+      <w:pPr/>
+      <w:r>
+        <w:rPr>
+          <w:lang w:val="id_ID" w:bidi="id_ID"/>
+        </w:rPr>
+      </w:r>
+      <w:r>
+        <w:rPr>
+          <w:b/>
+          <w:lang w:val="id_ID" w:bidi="id_ID"/>
+        </w:rPr>
         <w:t>"mu"</w:t>
       </w:r>
       <w:r>
@@ -12279,6 +12549,21 @@
           <w:b/>
           <w:lang w:val="id_ID" w:bidi="id_ID"/>
         </w:rPr>
+        <w:t>γενηθήτω</w:t>
+      </w:r>
+    </w:p>
+    <w:p>
+      <w:pPr/>
+      <w:r>
+        <w:rPr>
+          <w:lang w:val="id_ID" w:bidi="id_ID"/>
+        </w:rPr>
+      </w:r>
+      <w:r>
+        <w:rPr>
+          <w:b/>
+          <w:lang w:val="id_ID" w:bidi="id_ID"/>
+        </w:rPr>
         <w:t>"maka jadilah"</w:t>
       </w:r>
     </w:p>
@@ -12362,6 +12647,21 @@
           <w:b/>
           <w:lang w:val="id_ID" w:bidi="id_ID"/>
         </w:rPr>
+        <w:t>γενηθήτω</w:t>
+      </w:r>
+    </w:p>
+    <w:p>
+      <w:pPr/>
+      <w:r>
+        <w:rPr>
+          <w:lang w:val="id_ID" w:bidi="id_ID"/>
+        </w:rPr>
+      </w:r>
+      <w:r>
+        <w:rPr>
+          <w:b/>
+          <w:lang w:val="id_ID" w:bidi="id_ID"/>
+        </w:rPr>
         <w:t>"maka jadilah"</w:t>
       </w:r>
     </w:p>
@@ -12445,6 +12745,21 @@
           <w:b/>
           <w:lang w:val="id_ID" w:bidi="id_ID"/>
         </w:rPr>
+        <w:t>ἰάθη ἡ θυγάτηρ αὐτῆς</w:t>
+      </w:r>
+    </w:p>
+    <w:p>
+      <w:pPr/>
+      <w:r>
+        <w:rPr>
+          <w:lang w:val="id_ID" w:bidi="id_ID"/>
+        </w:rPr>
+      </w:r>
+      <w:r>
+        <w:rPr>
+          <w:b/>
+          <w:lang w:val="id_ID" w:bidi="id_ID"/>
+        </w:rPr>
         <w:t>"anaknya sembuh"</w:t>
       </w:r>
     </w:p>
@@ -12528,6 +12843,21 @@
           <w:b/>
           <w:lang w:val="id_ID" w:bidi="id_ID"/>
         </w:rPr>
+        <w:t>ἀπὸ τῆς ὥρας ἐκείνης</w:t>
+      </w:r>
+    </w:p>
+    <w:p>
+      <w:pPr/>
+      <w:r>
+        <w:rPr>
+          <w:lang w:val="id_ID" w:bidi="id_ID"/>
+        </w:rPr>
+      </w:r>
+      <w:r>
+        <w:rPr>
+          <w:b/>
+          <w:lang w:val="id_ID" w:bidi="id_ID"/>
+        </w:rPr>
         <w:t>"seketika itu"</w:t>
       </w:r>
     </w:p>
@@ -12637,6 +12967,21 @@
           <w:b/>
           <w:lang w:val="id_ID" w:bidi="id_ID"/>
         </w:rPr>
+        <w:t>καὶ μεταβὰς ἐκεῖθεν, ὁ Ἰησοῦς</w:t>
+      </w:r>
+    </w:p>
+    <w:p>
+      <w:pPr/>
+      <w:r>
+        <w:rPr>
+          <w:lang w:val="id_ID" w:bidi="id_ID"/>
+        </w:rPr>
+      </w:r>
+      <w:r>
+        <w:rPr>
+          <w:b/>
+          <w:lang w:val="id_ID" w:bidi="id_ID"/>
+        </w:rPr>
         <w:t>"Setelah meninggalkan daerah itu, Yesus"</w:t>
       </w:r>
     </w:p>
@@ -12719,6 +13064,21 @@
         <w:rPr>
           <w:lang w:val="id_ID" w:bidi="id_ID"/>
         </w:rPr>
+      </w:r>
+    </w:p>
+    <w:p>
+      <w:pPr/>
+      <w:r>
+        <w:rPr>
+          <w:lang w:val="id_ID" w:bidi="id_ID"/>
+        </w:rPr>
+      </w:r>
+      <w:r>
+        <w:rPr>
+          <w:b/>
+          <w:lang w:val="id_ID" w:bidi="id_ID"/>
+        </w:rPr>
+        <w:t>ἐκεῖθεν</w:t>
       </w:r>
     </w:p>
     <w:p>
@@ -12834,6 +13194,21 @@
           <w:b/>
           <w:lang w:val="id_ID" w:bidi="id_ID"/>
         </w:rPr>
+        <w:t>ὁ Ἰησοῦς ἦλθεν</w:t>
+      </w:r>
+    </w:p>
+    <w:p>
+      <w:pPr/>
+      <w:r>
+        <w:rPr>
+          <w:lang w:val="id_ID" w:bidi="id_ID"/>
+        </w:rPr>
+      </w:r>
+      <w:r>
+        <w:rPr>
+          <w:b/>
+          <w:lang w:val="id_ID" w:bidi="id_ID"/>
+        </w:rPr>
         <w:t>"Yesus menyusur"</w:t>
       </w:r>
     </w:p>
@@ -12930,6 +13305,21 @@
           <w:b/>
           <w:lang w:val="id_ID" w:bidi="id_ID"/>
         </w:rPr>
+        <w:t>ἀναβὰς</w:t>
+      </w:r>
+    </w:p>
+    <w:p>
+      <w:pPr/>
+      <w:r>
+        <w:rPr>
+          <w:lang w:val="id_ID" w:bidi="id_ID"/>
+        </w:rPr>
+      </w:r>
+      <w:r>
+        <w:rPr>
+          <w:b/>
+          <w:lang w:val="id_ID" w:bidi="id_ID"/>
+        </w:rPr>
         <w:t>"dan naik"</w:t>
       </w:r>
     </w:p>
@@ -13026,6 +13416,21 @@
           <w:b/>
           <w:lang w:val="id_ID" w:bidi="id_ID"/>
         </w:rPr>
+        <w:t>τὸ ὄρος</w:t>
+      </w:r>
+    </w:p>
+    <w:p>
+      <w:pPr/>
+      <w:r>
+        <w:rPr>
+          <w:lang w:val="id_ID" w:bidi="id_ID"/>
+        </w:rPr>
+      </w:r>
+      <w:r>
+        <w:rPr>
+          <w:b/>
+          <w:lang w:val="id_ID" w:bidi="id_ID"/>
+        </w:rPr>
         <w:t>"bukit"</w:t>
       </w:r>
     </w:p>
@@ -13122,6 +13527,21 @@
           <w:b/>
           <w:lang w:val="id_ID" w:bidi="id_ID"/>
         </w:rPr>
+        <w:t>χωλούς, τυφλούς, κυλλούς, κωφούς</w:t>
+      </w:r>
+    </w:p>
+    <w:p>
+      <w:pPr/>
+      <w:r>
+        <w:rPr>
+          <w:lang w:val="id_ID" w:bidi="id_ID"/>
+        </w:rPr>
+      </w:r>
+      <w:r>
+        <w:rPr>
+          <w:b/>
+          <w:lang w:val="id_ID" w:bidi="id_ID"/>
+        </w:rPr>
         <w:t>"orang lumpuh, orang timpang, orang buta, orang bisu"</w:t>
       </w:r>
     </w:p>
@@ -13257,6 +13677,21 @@
           <w:b/>
           <w:lang w:val="id_ID" w:bidi="id_ID"/>
         </w:rPr>
+        <w:t>ἑτέρους πολλούς</w:t>
+      </w:r>
+    </w:p>
+    <w:p>
+      <w:pPr/>
+      <w:r>
+        <w:rPr>
+          <w:lang w:val="id_ID" w:bidi="id_ID"/>
+        </w:rPr>
+      </w:r>
+      <w:r>
+        <w:rPr>
+          <w:b/>
+          <w:lang w:val="id_ID" w:bidi="id_ID"/>
+        </w:rPr>
         <w:t>"banyak lagi yang lain</w:t>
       </w:r>
     </w:p>
@@ -13340,6 +13775,21 @@
           <w:b/>
           <w:lang w:val="id_ID" w:bidi="id_ID"/>
         </w:rPr>
+        <w:t>ἔρριψαν αὐτοὺς παρὰ τοὺς πόδας αὐτοῦ</w:t>
+      </w:r>
+    </w:p>
+    <w:p>
+      <w:pPr/>
+      <w:r>
+        <w:rPr>
+          <w:lang w:val="id_ID" w:bidi="id_ID"/>
+        </w:rPr>
+      </w:r>
+      <w:r>
+        <w:rPr>
+          <w:b/>
+          <w:lang w:val="id_ID" w:bidi="id_ID"/>
+        </w:rPr>
         <w:t>"meletakkan mereka pada kaki Yesus"</w:t>
       </w:r>
     </w:p>
@@ -13449,6 +13899,21 @@
           <w:b/>
           <w:lang w:val="id_ID" w:bidi="id_ID"/>
         </w:rPr>
+        <w:t>ἔρριψαν αὐτοὺς &amp; αὐτούς</w:t>
+      </w:r>
+    </w:p>
+    <w:p>
+      <w:pPr/>
+      <w:r>
+        <w:rPr>
+          <w:lang w:val="id_ID" w:bidi="id_ID"/>
+        </w:rPr>
+      </w:r>
+      <w:r>
+        <w:rPr>
+          <w:b/>
+          <w:lang w:val="id_ID" w:bidi="id_ID"/>
+        </w:rPr>
         <w:t>"lalu meletakkan mereka"</w:t>
       </w:r>
       <w:r>
@@ -13584,6 +14049,21 @@
           <w:b/>
           <w:lang w:val="id_ID" w:bidi="id_ID"/>
         </w:rPr>
+        <w:t>ὥστε</w:t>
+      </w:r>
+    </w:p>
+    <w:p>
+      <w:pPr/>
+      <w:r>
+        <w:rPr>
+          <w:lang w:val="id_ID" w:bidi="id_ID"/>
+        </w:rPr>
+      </w:r>
+      <w:r>
+        <w:rPr>
+          <w:b/>
+          <w:lang w:val="id_ID" w:bidi="id_ID"/>
+        </w:rPr>
         <w:t>"Maka"</w:t>
       </w:r>
     </w:p>
@@ -13666,6 +14146,21 @@
         <w:rPr>
           <w:lang w:val="id_ID" w:bidi="id_ID"/>
         </w:rPr>
+      </w:r>
+    </w:p>
+    <w:p>
+      <w:pPr/>
+      <w:r>
+        <w:rPr>
+          <w:lang w:val="id_ID" w:bidi="id_ID"/>
+        </w:rPr>
+      </w:r>
+      <w:r>
+        <w:rPr>
+          <w:b/>
+          <w:lang w:val="id_ID" w:bidi="id_ID"/>
+        </w:rPr>
+        <w:t>κωφοὺς &amp; κυλλοὺς &amp; χωλοὺς &amp; τυφλοὺς</w:t>
       </w:r>
     </w:p>
     <w:p>
@@ -13820,6 +14315,21 @@
           <w:b/>
           <w:lang w:val="id_ID" w:bidi="id_ID"/>
         </w:rPr>
+        <w:t>τὸν Θεὸν Ἰσραήλ</w:t>
+      </w:r>
+    </w:p>
+    <w:p>
+      <w:pPr/>
+      <w:r>
+        <w:rPr>
+          <w:lang w:val="id_ID" w:bidi="id_ID"/>
+        </w:rPr>
+      </w:r>
+      <w:r>
+        <w:rPr>
+          <w:b/>
+          <w:lang w:val="id_ID" w:bidi="id_ID"/>
+        </w:rPr>
         <w:t>"Allah Israel"</w:t>
       </w:r>
     </w:p>
@@ -13929,6 +14439,21 @@
           <w:b/>
           <w:lang w:val="id_ID" w:bidi="id_ID"/>
         </w:rPr>
+        <w:t>Ἰσραήλ</w:t>
+      </w:r>
+    </w:p>
+    <w:p>
+      <w:pPr/>
+      <w:r>
+        <w:rPr>
+          <w:lang w:val="id_ID" w:bidi="id_ID"/>
+        </w:rPr>
+      </w:r>
+      <w:r>
+        <w:rPr>
+          <w:b/>
+          <w:lang w:val="id_ID" w:bidi="id_ID"/>
+        </w:rPr>
         <w:t>"Israel"</w:t>
       </w:r>
     </w:p>
@@ -14025,6 +14550,21 @@
           <w:b/>
           <w:lang w:val="id_ID" w:bidi="id_ID"/>
         </w:rPr>
+        <w:t>δὲ</w:t>
+      </w:r>
+    </w:p>
+    <w:p>
+      <w:pPr/>
+      <w:r>
+        <w:rPr>
+          <w:lang w:val="id_ID" w:bidi="id_ID"/>
+        </w:rPr>
+      </w:r>
+      <w:r>
+        <w:rPr>
+          <w:b/>
+          <w:lang w:val="id_ID" w:bidi="id_ID"/>
+        </w:rPr>
         <w:t>"Lalu"</w:t>
       </w:r>
     </w:p>
@@ -14134,6 +14674,21 @@
           <w:b/>
           <w:lang w:val="id_ID" w:bidi="id_ID"/>
         </w:rPr>
+        <w:t>σπλαγχνίζομαι ἐπὶ τὸν ὄχλον, ὅτι ἤδη ἡμέραι τρεῖς προσμένουσίν μοι, καὶ οὐκ ἔχουσιν τι φάγωσιν</w:t>
+      </w:r>
+    </w:p>
+    <w:p>
+      <w:pPr/>
+      <w:r>
+        <w:rPr>
+          <w:lang w:val="id_ID" w:bidi="id_ID"/>
+        </w:rPr>
+      </w:r>
+      <w:r>
+        <w:rPr>
+          <w:b/>
+          <w:lang w:val="id_ID" w:bidi="id_ID"/>
+        </w:rPr>
         <w:t>"Hati-Ku tergerak oleh belas kasihan kepada orang banyak itu. Sudah tiga hari mereka mengikuti Aku dan mereka tidak mempunyai makanan."</w:t>
       </w:r>
     </w:p>
@@ -14217,6 +14772,21 @@
           <w:b/>
           <w:lang w:val="id_ID" w:bidi="id_ID"/>
         </w:rPr>
+        <w:t>σπλαγχνίζομαι ἐπὶ</w:t>
+      </w:r>
+    </w:p>
+    <w:p>
+      <w:pPr/>
+      <w:r>
+        <w:rPr>
+          <w:lang w:val="id_ID" w:bidi="id_ID"/>
+        </w:rPr>
+      </w:r>
+      <w:r>
+        <w:rPr>
+          <w:b/>
+          <w:lang w:val="id_ID" w:bidi="id_ID"/>
+        </w:rPr>
         <w:t>"Hati-Ku tergerak oleh belas kasihan"</w:t>
       </w:r>
     </w:p>
@@ -14313,6 +14883,21 @@
           <w:b/>
           <w:lang w:val="id_ID" w:bidi="id_ID"/>
         </w:rPr>
+        <w:t>ἐκλυθῶσιν</w:t>
+      </w:r>
+    </w:p>
+    <w:p>
+      <w:pPr/>
+      <w:r>
+        <w:rPr>
+          <w:lang w:val="id_ID" w:bidi="id_ID"/>
+        </w:rPr>
+      </w:r>
+      <w:r>
+        <w:rPr>
+          <w:b/>
+          <w:lang w:val="id_ID" w:bidi="id_ID"/>
+        </w:rPr>
         <w:t>"nanti mereka pingsan"</w:t>
       </w:r>
     </w:p>
@@ -14376,6 +14961,21 @@
           <w:b/>
           <w:lang w:val="id_ID" w:bidi="id_ID"/>
         </w:rPr>
+        <w:t>ἐν τῇ ὁδῷ</w:t>
+      </w:r>
+    </w:p>
+    <w:p>
+      <w:pPr/>
+      <w:r>
+        <w:rPr>
+          <w:lang w:val="id_ID" w:bidi="id_ID"/>
+        </w:rPr>
+      </w:r>
+      <w:r>
+        <w:rPr>
+          <w:b/>
+          <w:lang w:val="id_ID" w:bidi="id_ID"/>
+        </w:rPr>
         <w:t>"di jalan"</w:t>
       </w:r>
     </w:p>
@@ -14472,6 +15072,21 @@
           <w:b/>
           <w:lang w:val="id_ID" w:bidi="id_ID"/>
         </w:rPr>
+        <w:t>λέγουσιν</w:t>
+      </w:r>
+    </w:p>
+    <w:p>
+      <w:pPr/>
+      <w:r>
+        <w:rPr>
+          <w:lang w:val="id_ID" w:bidi="id_ID"/>
+        </w:rPr>
+      </w:r>
+      <w:r>
+        <w:rPr>
+          <w:b/>
+          <w:lang w:val="id_ID" w:bidi="id_ID"/>
+        </w:rPr>
         <w:t>"Kata"</w:t>
       </w:r>
     </w:p>
@@ -14555,6 +15170,21 @@
           <w:b/>
           <w:lang w:val="id_ID" w:bidi="id_ID"/>
         </w:rPr>
+        <w:t>πόθεν ἡμῖν ἐν ἐρημίᾳ, ἄρτοι τοσοῦτοι ὥστε χορτάσαι ὄχλον τοσοῦτον?</w:t>
+      </w:r>
+    </w:p>
+    <w:p>
+      <w:pPr/>
+      <w:r>
+        <w:rPr>
+          <w:lang w:val="id_ID" w:bidi="id_ID"/>
+        </w:rPr>
+      </w:r>
+      <w:r>
+        <w:rPr>
+          <w:b/>
+          <w:lang w:val="id_ID" w:bidi="id_ID"/>
+        </w:rPr>
         <w:t>"Bagaimana di tempat sunyi ini kita mendapat roti untuk mengenyangkan orang banyak yang begitu besar jumlahnya"</w:t>
       </w:r>
     </w:p>
@@ -14638,6 +15268,21 @@
           <w:b/>
           <w:lang w:val="id_ID" w:bidi="id_ID"/>
         </w:rPr>
+        <w:t>ἄρτοι</w:t>
+      </w:r>
+    </w:p>
+    <w:p>
+      <w:pPr/>
+      <w:r>
+        <w:rPr>
+          <w:lang w:val="id_ID" w:bidi="id_ID"/>
+        </w:rPr>
+      </w:r>
+      <w:r>
+        <w:rPr>
+          <w:b/>
+          <w:lang w:val="id_ID" w:bidi="id_ID"/>
+        </w:rPr>
         <w:t>"roti"</w:t>
       </w:r>
     </w:p>
@@ -14734,6 +15379,21 @@
           <w:b/>
           <w:lang w:val="id_ID" w:bidi="id_ID"/>
         </w:rPr>
+        <w:t>λέγει</w:t>
+      </w:r>
+    </w:p>
+    <w:p>
+      <w:pPr/>
+      <w:r>
+        <w:rPr>
+          <w:lang w:val="id_ID" w:bidi="id_ID"/>
+        </w:rPr>
+      </w:r>
+      <w:r>
+        <w:rPr>
+          <w:b/>
+          <w:lang w:val="id_ID" w:bidi="id_ID"/>
+        </w:rPr>
         <w:t>"Kata"</w:t>
       </w:r>
     </w:p>
@@ -14803,6 +15463,21 @@
         <w:rPr>
           <w:lang w:val="id_ID" w:bidi="id_ID"/>
         </w:rPr>
+      </w:r>
+    </w:p>
+    <w:p>
+      <w:pPr/>
+      <w:r>
+        <w:rPr>
+          <w:lang w:val="id_ID" w:bidi="id_ID"/>
+        </w:rPr>
+      </w:r>
+      <w:r>
+        <w:rPr>
+          <w:b/>
+          <w:lang w:val="id_ID" w:bidi="id_ID"/>
+        </w:rPr>
+        <w:t>ἄρτους</w:t>
       </w:r>
     </w:p>
     <w:p>
@@ -14993,6 +15668,21 @@
           <w:b/>
           <w:lang w:val="id_ID" w:bidi="id_ID"/>
         </w:rPr>
+        <w:t>ἑπτά, καὶ</w:t>
+      </w:r>
+    </w:p>
+    <w:p>
+      <w:pPr/>
+      <w:r>
+        <w:rPr>
+          <w:lang w:val="id_ID" w:bidi="id_ID"/>
+        </w:rPr>
+      </w:r>
+      <w:r>
+        <w:rPr>
+          <w:b/>
+          <w:lang w:val="id_ID" w:bidi="id_ID"/>
+        </w:rPr>
         <w:t>"Tujuh ... dan"</w:t>
       </w:r>
     </w:p>
@@ -15076,6 +15766,21 @@
           <w:b/>
           <w:lang w:val="id_ID" w:bidi="id_ID"/>
         </w:rPr>
+        <w:t>ἀναπεσεῖν ἐπὶ τὴν γῆν</w:t>
+      </w:r>
+    </w:p>
+    <w:p>
+      <w:pPr/>
+      <w:r>
+        <w:rPr>
+          <w:lang w:val="id_ID" w:bidi="id_ID"/>
+        </w:rPr>
+      </w:r>
+      <w:r>
+        <w:rPr>
+          <w:b/>
+          <w:lang w:val="id_ID" w:bidi="id_ID"/>
+        </w:rPr>
         <w:t>"duduk di tanah"</w:t>
       </w:r>
     </w:p>
@@ -15166,6 +15871,21 @@
         <w:rPr>
           <w:lang w:val="id_ID" w:bidi="id_ID"/>
         </w:rPr>
+      </w:r>
+    </w:p>
+    <w:p>
+      <w:pPr/>
+      <w:r>
+        <w:rPr>
+          <w:lang w:val="id_ID" w:bidi="id_ID"/>
+        </w:rPr>
+      </w:r>
+      <w:r>
+        <w:rPr>
+          <w:b/>
+          <w:lang w:val="id_ID" w:bidi="id_ID"/>
+        </w:rPr>
+        <w:t>ἄρτους</w:t>
       </w:r>
     </w:p>
     <w:p>
@@ -15302,6 +16022,21 @@
           <w:b/>
           <w:lang w:val="id_ID" w:bidi="id_ID"/>
         </w:rPr>
+        <w:t>ἔκλασεν καὶ ἐδίδου</w:t>
+      </w:r>
+    </w:p>
+    <w:p>
+      <w:pPr/>
+      <w:r>
+        <w:rPr>
+          <w:lang w:val="id_ID" w:bidi="id_ID"/>
+        </w:rPr>
+      </w:r>
+      <w:r>
+        <w:rPr>
+          <w:b/>
+          <w:lang w:val="id_ID" w:bidi="id_ID"/>
+        </w:rPr>
         <w:t>"memecah-mecahkannya dan memberikannya"</w:t>
       </w:r>
     </w:p>
@@ -15398,6 +16133,21 @@
           <w:b/>
           <w:lang w:val="id_ID" w:bidi="id_ID"/>
         </w:rPr>
+        <w:t>οἱ &amp; μαθηταὶ τοῖς ὄχλοις</w:t>
+      </w:r>
+    </w:p>
+    <w:p>
+      <w:pPr/>
+      <w:r>
+        <w:rPr>
+          <w:lang w:val="id_ID" w:bidi="id_ID"/>
+        </w:rPr>
+      </w:r>
+      <w:r>
+        <w:rPr>
+          <w:b/>
+          <w:lang w:val="id_ID" w:bidi="id_ID"/>
+        </w:rPr>
         <w:t>"lalu murid-murid-Nya memberikannya pula kepada orang banyak"</w:t>
       </w:r>
     </w:p>
@@ -15481,6 +16231,21 @@
           <w:b/>
           <w:lang w:val="id_ID" w:bidi="id_ID"/>
         </w:rPr>
+        <w:t>ἔφαγον πάντες &amp; ἦραν</w:t>
+      </w:r>
+    </w:p>
+    <w:p>
+      <w:pPr/>
+      <w:r>
+        <w:rPr>
+          <w:lang w:val="id_ID" w:bidi="id_ID"/>
+        </w:rPr>
+      </w:r>
+      <w:r>
+        <w:rPr>
+          <w:b/>
+          <w:lang w:val="id_ID" w:bidi="id_ID"/>
+        </w:rPr>
         <w:t>"mereka semuanya makan"</w:t>
       </w:r>
       <w:r>
@@ -15629,6 +16394,21 @@
           <w:b/>
           <w:lang w:val="id_ID" w:bidi="id_ID"/>
         </w:rPr>
+        <w:t>καὶ ἐχορτάσθησαν</w:t>
+      </w:r>
+    </w:p>
+    <w:p>
+      <w:pPr/>
+      <w:r>
+        <w:rPr>
+          <w:lang w:val="id_ID" w:bidi="id_ID"/>
+        </w:rPr>
+      </w:r>
+      <w:r>
+        <w:rPr>
+          <w:b/>
+          <w:lang w:val="id_ID" w:bidi="id_ID"/>
+        </w:rPr>
         <w:t>"sampai kenyang"</w:t>
       </w:r>
     </w:p>
@@ -15712,6 +16492,21 @@
           <w:b/>
           <w:lang w:val="id_ID" w:bidi="id_ID"/>
         </w:rPr>
+        <w:t>τὸ περισσεῦον τῶν κλασμάτων</w:t>
+      </w:r>
+    </w:p>
+    <w:p>
+      <w:pPr/>
+      <w:r>
+        <w:rPr>
+          <w:lang w:val="id_ID" w:bidi="id_ID"/>
+        </w:rPr>
+      </w:r>
+      <w:r>
+        <w:rPr>
+          <w:b/>
+          <w:lang w:val="id_ID" w:bidi="id_ID"/>
+        </w:rPr>
         <w:t>"potongan-potongan roti yang sisa"</w:t>
       </w:r>
     </w:p>
@@ -15808,6 +16603,21 @@
           <w:b/>
           <w:lang w:val="id_ID" w:bidi="id_ID"/>
         </w:rPr>
+        <w:t>σπυρίδας</w:t>
+      </w:r>
+    </w:p>
+    <w:p>
+      <w:pPr/>
+      <w:r>
+        <w:rPr>
+          <w:lang w:val="id_ID" w:bidi="id_ID"/>
+        </w:rPr>
+      </w:r>
+      <w:r>
+        <w:rPr>
+          <w:b/>
+          <w:lang w:val="id_ID" w:bidi="id_ID"/>
+        </w:rPr>
         <w:t>"bakul"</w:t>
       </w:r>
     </w:p>
@@ -15904,6 +16714,21 @@
           <w:b/>
           <w:lang w:val="id_ID" w:bidi="id_ID"/>
         </w:rPr>
+        <w:t>δὲ</w:t>
+      </w:r>
+    </w:p>
+    <w:p>
+      <w:pPr/>
+      <w:r>
+        <w:rPr>
+          <w:lang w:val="id_ID" w:bidi="id_ID"/>
+        </w:rPr>
+      </w:r>
+      <w:r>
+        <w:rPr>
+          <w:b/>
+          <w:lang w:val="id_ID" w:bidi="id_ID"/>
+        </w:rPr>
         <w:t>"Yang"</w:t>
       </w:r>
     </w:p>
@@ -16000,6 +16825,21 @@
           <w:b/>
           <w:lang w:val="id_ID" w:bidi="id_ID"/>
         </w:rPr>
+        <w:t>χωρὶς γυναικῶν καὶ παιδίων</w:t>
+      </w:r>
+    </w:p>
+    <w:p>
+      <w:pPr/>
+      <w:r>
+        <w:rPr>
+          <w:lang w:val="id_ID" w:bidi="id_ID"/>
+        </w:rPr>
+      </w:r>
+      <w:r>
+        <w:rPr>
+          <w:b/>
+          <w:lang w:val="id_ID" w:bidi="id_ID"/>
+        </w:rPr>
         <w:t>"tidak termasuk perempuan dan anak-anak"</w:t>
       </w:r>
     </w:p>
@@ -16096,6 +16936,21 @@
           <w:b/>
           <w:lang w:val="id_ID" w:bidi="id_ID"/>
         </w:rPr>
+        <w:t>ἐνέβη</w:t>
+      </w:r>
+    </w:p>
+    <w:p>
+      <w:pPr/>
+      <w:r>
+        <w:rPr>
+          <w:lang w:val="id_ID" w:bidi="id_ID"/>
+        </w:rPr>
+      </w:r>
+      <w:r>
+        <w:rPr>
+          <w:b/>
+          <w:lang w:val="id_ID" w:bidi="id_ID"/>
+        </w:rPr>
         <w:t>"Ia naik perahu dan bertolak"</w:t>
       </w:r>
     </w:p>
@@ -16179,6 +17034,21 @@
           <w:b/>
           <w:lang w:val="id_ID" w:bidi="id_ID"/>
         </w:rPr>
+        <w:t>ἦλθεν</w:t>
+      </w:r>
+    </w:p>
+    <w:p>
+      <w:pPr/>
+      <w:r>
+        <w:rPr>
+          <w:lang w:val="id_ID" w:bidi="id_ID"/>
+        </w:rPr>
+      </w:r>
+      <w:r>
+        <w:rPr>
+          <w:b/>
+          <w:lang w:val="id_ID" w:bidi="id_ID"/>
+        </w:rPr>
         <w:t>"bertolak"</w:t>
       </w:r>
     </w:p>
@@ -16275,6 +17145,21 @@
           <w:b/>
           <w:lang w:val="id_ID" w:bidi="id_ID"/>
         </w:rPr>
+        <w:t>Μαγαδάν</w:t>
+      </w:r>
+    </w:p>
+    <w:p>
+      <w:pPr/>
+      <w:r>
+        <w:rPr>
+          <w:lang w:val="id_ID" w:bidi="id_ID"/>
+        </w:rPr>
+      </w:r>
+      <w:r>
+        <w:rPr>
+          <w:b/>
+          <w:lang w:val="id_ID" w:bidi="id_ID"/>
+        </w:rPr>
         <w:t>"ke daerah Magadan"</w:t>
       </w:r>
     </w:p>
@@ -16403,6 +17288,21 @@
           <w:b/>
           <w:lang w:val="id_ID" w:bidi="id_ID"/>
         </w:rPr>
+        <w:t>Μαγαδάν</w:t>
+      </w:r>
+    </w:p>
+    <w:p>
+      <w:pPr/>
+      <w:r>
+        <w:rPr>
+          <w:lang w:val="id_ID" w:bidi="id_ID"/>
+        </w:rPr>
+      </w:r>
+      <w:r>
+        <w:rPr>
+          <w:b/>
+          <w:lang w:val="id_ID" w:bidi="id_ID"/>
+        </w:rPr>
         <w:t>"ke daerah Magadan"</w:t>
       </w:r>
     </w:p>
@@ -16485,6 +17385,21 @@
         <w:rPr>
           <w:lang w:val="id_ID" w:bidi="id_ID"/>
         </w:rPr>
+      </w:r>
+    </w:p>
+    <w:p>
+      <w:pPr/>
+      <w:r>
+        <w:rPr>
+          <w:lang w:val="id_ID" w:bidi="id_ID"/>
+        </w:rPr>
+      </w:r>
+      <w:r>
+        <w:rPr>
+          <w:b/>
+          <w:lang w:val="id_ID" w:bidi="id_ID"/>
+        </w:rPr>
+        <w:t>καὶ</w:t>
       </w:r>
     </w:p>
     <w:p>
@@ -31775,6 +32690,21 @@
           <w:b/>
           <w:lang w:val="id_ID" w:bidi="id_ID"/>
         </w:rPr>
+        <w:t>σου</w:t>
+      </w:r>
+    </w:p>
+    <w:p>
+      <w:pPr/>
+      <w:r>
+        <w:rPr>
+          <w:lang w:val="id_ID" w:bidi="id_ID"/>
+        </w:rPr>
+      </w:r>
+      <w:r>
+        <w:rPr>
+          <w:b/>
+          <w:lang w:val="id_ID" w:bidi="id_ID"/>
+        </w:rPr>
         <w:t>"Mu"</w:t>
       </w:r>
     </w:p>
@@ -31857,6 +32787,21 @@
         <w:rPr>
           <w:lang w:val="id_ID" w:bidi="id_ID"/>
         </w:rPr>
+      </w:r>
+    </w:p>
+    <w:p>
+      <w:pPr/>
+      <w:r>
+        <w:rPr>
+          <w:lang w:val="id_ID" w:bidi="id_ID"/>
+        </w:rPr>
+      </w:r>
+      <w:r>
+        <w:rPr>
+          <w:b/>
+          <w:lang w:val="id_ID" w:bidi="id_ID"/>
+        </w:rPr>
+        <w:t>οὐκ ἐδώκατέ μοι φαγεῖν &amp; οὐκ ἐποτίσατέ με</w:t>
       </w:r>
     </w:p>
     <w:p>

--- a/ind/docx/40.content.docx
+++ b/ind/docx/40.content.docx
@@ -10404,6 +10404,1786 @@
         <w:rPr>
           <w:lang w:val="id_ID" w:bidi="id_ID"/>
         </w:rPr>
+        <w:t>Matius 1:19 (#2)</w:t>
+      </w:r>
+      <w:r>
+        <w:rPr>
+          <w:lang w:val="id_ID" w:bidi="id_ID"/>
+        </w:rPr>
+      </w:r>
+    </w:p>
+    <w:p>
+      <w:pPr/>
+      <w:r>
+        <w:rPr>
+          <w:lang w:val="id_ID" w:bidi="id_ID"/>
+        </w:rPr>
+      </w:r>
+      <w:r>
+        <w:rPr>
+          <w:b/>
+          <w:lang w:val="id_ID" w:bidi="id_ID"/>
+        </w:rPr>
+        <w:t>"Yusuf suaminya"</w:t>
+      </w:r>
+    </w:p>
+    <w:p>
+      <w:pPr/>
+      <w:r>
+        <w:rPr>
+          <w:lang w:val="id_ID" w:bidi="id_ID"/>
+        </w:rPr>
+      </w:r>
+      <w:r>
+        <w:rPr>
+          <w:lang w:val="id_ID" w:bidi="id_ID"/>
+        </w:rPr>
+        <w:t xml:space="preserve">Kitab Matius menyiratkan bahwa Yusuf tidak tahu bahwa bayi itu berasal dari Roh Kudus. Yusuf menyangka bahwa Maria hamil karena berhubungan intim dengan laki-laki lain, itulah sebabnya dia ingin </w:t>
+      </w:r>
+      <w:r>
+        <w:rPr>
+          <w:b/>
+          <w:lang w:val="id_ID" w:bidi="id_ID"/>
+        </w:rPr>
+        <w:t>menceraikannya</w:t>
+      </w:r>
+      <w:r>
+        <w:rPr>
+          <w:lang w:val="id_ID" w:bidi="id_ID"/>
+        </w:rPr>
+        <w:t>. Jika berguna dalam bahasa Anda, Anda dapat menjelaskan bahwa Yusuf tidak tahu bahwa Roh Kuduslah yang membuat Maria hamil. Terjemahan alternatif: "Yusuf suaminya berpikir bahwa Maria tidak setia, sehingga"</w:t>
+      </w:r>
+    </w:p>
+    <w:p>
+      <w:pPr/>
+      <w:r>
+        <w:rPr>
+          <w:lang w:val="id_ID" w:bidi="id_ID"/>
+        </w:rPr>
+      </w:r>
+      <w:r>
+        <w:rPr>
+          <w:lang w:val="id_ID" w:bidi="id_ID"/>
+        </w:rPr>
+        <w:t xml:space="preserve">Lihat: </w:t>
+      </w:r>
+      <w:r>
+        <w:rPr>
+          <w:lang w:val="id_ID" w:bidi="id_ID"/>
+        </w:rPr>
+        <w:t>Hal-Hal yang Dianggap Sudah Diketahui dan Informasi yang Tersirat</w:t>
+      </w:r>
+      <w:r>
+        <w:rPr>
+          <w:lang w:val="id_ID" w:bidi="id_ID"/>
+        </w:rPr>
+      </w:r>
+      <w:r>
+        <w:rPr>
+          <w:lang w:val="id_ID" w:bidi="id_ID"/>
+        </w:rPr>
+      </w:r>
+    </w:p>
+    <w:p>
+      <w:pPr/>
+      <w:r>
+        <w:rPr>
+          <w:lang w:val="id_ID" w:bidi="id_ID"/>
+        </w:rPr>
+      </w:r>
+    </w:p>
+    <w:p>
+      <w:pPr>
+        <w:pStyle w:val="Heading2"/>
+      </w:pPr>
+      <w:r>
+        <w:rPr>
+          <w:lang w:val="id_ID" w:bidi="id_ID"/>
+        </w:rPr>
+        <w:t>Matius 1:19 (#3)</w:t>
+      </w:r>
+      <w:r>
+        <w:rPr>
+          <w:lang w:val="id_ID" w:bidi="id_ID"/>
+        </w:rPr>
+      </w:r>
+    </w:p>
+    <w:p>
+      <w:pPr/>
+      <w:r>
+        <w:rPr>
+          <w:lang w:val="id_ID" w:bidi="id_ID"/>
+        </w:rPr>
+      </w:r>
+      <w:r>
+        <w:rPr>
+          <w:b/>
+          <w:lang w:val="id_ID" w:bidi="id_ID"/>
+        </w:rPr>
+        <w:t>"suaminya,"</w:t>
+      </w:r>
+      <w:r>
+        <w:rPr>
+          <w:lang w:val="id_ID" w:bidi="id_ID"/>
+        </w:rPr>
+        <w:t xml:space="preserve"> - </w:t>
+      </w:r>
+      <w:r>
+        <w:rPr>
+          <w:b/>
+          <w:lang w:val="id_ID" w:bidi="id_ID"/>
+        </w:rPr>
+        <w:t>"bermaksud menceraikannya"</w:t>
+      </w:r>
+    </w:p>
+    <w:p>
+      <w:pPr/>
+      <w:r>
+        <w:rPr>
+          <w:lang w:val="id_ID" w:bidi="id_ID"/>
+        </w:rPr>
+      </w:r>
+      <w:r>
+        <w:rPr>
+          <w:lang w:val="id_ID" w:bidi="id_ID"/>
+        </w:rPr>
+        <w:t xml:space="preserve">Seperti yang ditunjukkan pada ayat sebelumnya (lihat </w:t>
+      </w:r>
+      <w:hyperlink r:id="rId26">
+        <w:r>
+          <w:rPr>
+            <w:lang w:val="id_ID" w:bidi="id_ID"/>
+          </w:rPr>
+          <w:rPr>
+            <w:color w:val="0000EE"/>
+            <w:u w:val="single"/>
+          </w:rPr>
+          <w:t>Mat. 1:18</w:t>
+        </w:r>
+      </w:hyperlink>
+      <w:r>
+        <w:rPr>
+          <w:lang w:val="id_ID" w:bidi="id_ID"/>
+        </w:rPr>
+        <w:t xml:space="preserve">), Maria dan Yusuf belum menikah. Namun, dalam budaya mereka, "bertunangan" merupakan sebuah janji untuk menikah, sehingga kitab Matius dapat menyebut </w:t>
+      </w:r>
+      <w:r>
+        <w:rPr>
+          <w:b/>
+          <w:lang w:val="id_ID" w:bidi="id_ID"/>
+        </w:rPr>
+        <w:t>Yusuf</w:t>
+      </w:r>
+      <w:r>
+        <w:rPr>
+          <w:lang w:val="id_ID" w:bidi="id_ID"/>
+        </w:rPr>
+        <w:t xml:space="preserve"> sebagai </w:t>
+      </w:r>
+      <w:r>
+        <w:rPr>
+          <w:b/>
+          <w:lang w:val="id_ID" w:bidi="id_ID"/>
+        </w:rPr>
+        <w:t>suami</w:t>
+      </w:r>
+      <w:r>
+        <w:rPr>
+          <w:lang w:val="id_ID" w:bidi="id_ID"/>
+        </w:rPr>
+        <w:t xml:space="preserve"> Maria. Dia juga dapat menyebut pembatalan pertunangan sebagai perceraian. Jika berguna dalam bahasa Anda, Anda dapat menjelaskan bahwa kitab Matius merujuk pada seorang laki-laki yang bertunangan kemudian membatalkan pertunangan tersebut. Terjemahan alternatif: “tunangannya … membatalkan pertunangan dengannya”</w:t>
+      </w:r>
+    </w:p>
+    <w:p>
+      <w:pPr/>
+      <w:r>
+        <w:rPr>
+          <w:lang w:val="id_ID" w:bidi="id_ID"/>
+        </w:rPr>
+      </w:r>
+      <w:r>
+        <w:rPr>
+          <w:lang w:val="id_ID" w:bidi="id_ID"/>
+        </w:rPr>
+        <w:t xml:space="preserve">Lihat: </w:t>
+      </w:r>
+      <w:r>
+        <w:rPr>
+          <w:lang w:val="id_ID" w:bidi="id_ID"/>
+        </w:rPr>
+        <w:t>Hal-Hal yang Dianggap Sudah Diketahui dan Informasi yang Tersirat</w:t>
+      </w:r>
+      <w:r>
+        <w:rPr>
+          <w:lang w:val="id_ID" w:bidi="id_ID"/>
+        </w:rPr>
+      </w:r>
+      <w:r>
+        <w:rPr>
+          <w:lang w:val="id_ID" w:bidi="id_ID"/>
+        </w:rPr>
+      </w:r>
+    </w:p>
+    <w:p>
+      <w:pPr/>
+      <w:r>
+        <w:rPr>
+          <w:lang w:val="id_ID" w:bidi="id_ID"/>
+        </w:rPr>
+      </w:r>
+    </w:p>
+    <w:p>
+      <w:pPr>
+        <w:pStyle w:val="Heading2"/>
+      </w:pPr>
+      <w:r>
+        <w:rPr>
+          <w:lang w:val="id_ID" w:bidi="id_ID"/>
+        </w:rPr>
+        <w:t>Matius 1:20 (#1)</w:t>
+      </w:r>
+      <w:r>
+        <w:rPr>
+          <w:lang w:val="id_ID" w:bidi="id_ID"/>
+        </w:rPr>
+      </w:r>
+    </w:p>
+    <w:p>
+      <w:pPr/>
+      <w:r>
+        <w:rPr>
+          <w:lang w:val="id_ID" w:bidi="id_ID"/>
+        </w:rPr>
+      </w:r>
+      <w:r>
+        <w:rPr>
+          <w:b/>
+          <w:lang w:val="id_ID" w:bidi="id_ID"/>
+        </w:rPr>
+        <w:t>"</w:t>
+      </w:r>
+      <w:r>
+        <w:rPr>
+          <w:b/>
+          <w:lang w:val="id_ID" w:bidi="id_ID"/>
+        </w:rPr>
+        <w:t>ketika ia mempertimbangkan maksud itu, malaikat Tuhan nampak kepadanya</w:t>
+      </w:r>
+      <w:r>
+        <w:rPr>
+          <w:b/>
+          <w:lang w:val="id_ID" w:bidi="id_ID"/>
+        </w:rPr>
+        <w:t>"</w:t>
+      </w:r>
+    </w:p>
+    <w:p>
+      <w:pPr/>
+      <w:r>
+        <w:rPr>
+          <w:lang w:val="id_ID" w:bidi="id_ID"/>
+        </w:rPr>
+      </w:r>
+      <w:r>
+        <w:rPr>
+          <w:lang w:val="id_ID" w:bidi="id_ID"/>
+        </w:rPr>
+        <w:t>Malaikat menampakkan diri kepada Yusuf ketika dia memutuskan untuk menceraikan Maria. Jika berguna dalam bahasa Anda, Anda dapat membuat hubungan ini lebih jelas. Terjemahan alternatif: "pada waktu Yusuf merenungkan hal-hal ini, tiba-tiba malaikat Tuhan muncul"</w:t>
+      </w:r>
+    </w:p>
+    <w:p>
+      <w:pPr/>
+      <w:r>
+        <w:rPr>
+          <w:lang w:val="id_ID" w:bidi="id_ID"/>
+        </w:rPr>
+      </w:r>
+      <w:r>
+        <w:rPr>
+          <w:lang w:val="id_ID" w:bidi="id_ID"/>
+        </w:rPr>
+        <w:t xml:space="preserve">Lihat: </w:t>
+      </w:r>
+      <w:r>
+        <w:rPr>
+          <w:lang w:val="id_ID" w:bidi="id_ID"/>
+        </w:rPr>
+        <w:t>Menghubungkan — Hubungan Waktu yang Bersamaan</w:t>
+      </w:r>
+      <w:r>
+        <w:rPr>
+          <w:lang w:val="id_ID" w:bidi="id_ID"/>
+        </w:rPr>
+      </w:r>
+      <w:r>
+        <w:rPr>
+          <w:lang w:val="id_ID" w:bidi="id_ID"/>
+        </w:rPr>
+      </w:r>
+    </w:p>
+    <w:p>
+      <w:pPr/>
+      <w:r>
+        <w:rPr>
+          <w:lang w:val="id_ID" w:bidi="id_ID"/>
+        </w:rPr>
+      </w:r>
+    </w:p>
+    <w:p>
+      <w:pPr>
+        <w:pStyle w:val="Heading2"/>
+      </w:pPr>
+      <w:r>
+        <w:rPr>
+          <w:lang w:val="id_ID" w:bidi="id_ID"/>
+        </w:rPr>
+        <w:t>Matius 1:20 (#2)</w:t>
+      </w:r>
+      <w:r>
+        <w:rPr>
+          <w:lang w:val="id_ID" w:bidi="id_ID"/>
+        </w:rPr>
+      </w:r>
+    </w:p>
+    <w:p>
+      <w:pPr/>
+      <w:r>
+        <w:rPr>
+          <w:lang w:val="id_ID" w:bidi="id_ID"/>
+        </w:rPr>
+      </w:r>
+      <w:r>
+        <w:rPr>
+          <w:b/>
+          <w:lang w:val="id_ID" w:bidi="id_ID"/>
+        </w:rPr>
+        <w:t>"behold"</w:t>
+      </w:r>
+    </w:p>
+    <w:p>
+      <w:pPr/>
+      <w:r>
+        <w:rPr>
+          <w:lang w:val="id_ID" w:bidi="id_ID"/>
+        </w:rPr>
+      </w:r>
+      <w:r>
+        <w:rPr>
+          <w:lang w:val="id_ID" w:bidi="id_ID"/>
+        </w:rPr>
+        <w:t>Ada versi bahasa Inggris yang menggunakan kata "</w:t>
+      </w:r>
+      <w:r>
+        <w:rPr>
+          <w:i/>
+          <w:lang w:val="id_ID" w:bidi="id_ID"/>
+        </w:rPr>
+        <w:t>behold</w:t>
+      </w:r>
+      <w:r>
+        <w:rPr>
+          <w:lang w:val="id_ID" w:bidi="id_ID"/>
+        </w:rPr>
+        <w:t>" sebelum kalimat "</w:t>
+      </w:r>
+      <w:r>
+        <w:rPr>
+          <w:lang w:val="id_ID" w:bidi="id_ID"/>
+        </w:rPr>
+        <w:t xml:space="preserve">malaikat Tuhan nampak kepadanya." </w:t>
+      </w:r>
+      <w:r>
+        <w:rPr>
+          <w:lang w:val="id_ID" w:bidi="id_ID"/>
+        </w:rPr>
+        <w:t xml:space="preserve">Di sini, kata </w:t>
+      </w:r>
+      <w:r>
+        <w:rPr>
+          <w:b/>
+          <w:i/>
+          <w:lang w:val="id_ID" w:bidi="id_ID"/>
+        </w:rPr>
+        <w:t>behold</w:t>
+      </w:r>
+      <w:r>
+        <w:rPr>
+          <w:b/>
+          <w:lang w:val="id_ID" w:bidi="id_ID"/>
+        </w:rPr>
+        <w:t xml:space="preserve"> </w:t>
+      </w:r>
+      <w:r>
+        <w:rPr>
+          <w:lang w:val="id_ID" w:bidi="id_ID"/>
+        </w:rPr>
+        <w:t xml:space="preserve">berfungsi untuk menarik perhatian pendengar dan meminta mereka untuk menyimak dengan seksama. Jika berguna dalam bahasa Anda, Anda dapat mengungkapkan kata </w:t>
+      </w:r>
+      <w:r>
+        <w:rPr>
+          <w:i/>
+          <w:lang w:val="id_ID" w:bidi="id_ID"/>
+        </w:rPr>
+        <w:t>behold</w:t>
+      </w:r>
+      <w:r>
+        <w:rPr>
+          <w:lang w:val="id_ID" w:bidi="id_ID"/>
+        </w:rPr>
+        <w:t xml:space="preserve"> dengan kata atau frasa yang meminta para pendengar untuk menyimak, atau Anda dapat menarik perhatian pendengar dengan cara yang lain. Terjemahan alternatif: “perhatikanlah” atau “tiba-tiba”</w:t>
+      </w:r>
+    </w:p>
+    <w:p>
+      <w:pPr/>
+      <w:r>
+        <w:rPr>
+          <w:lang w:val="id_ID" w:bidi="id_ID"/>
+        </w:rPr>
+      </w:r>
+      <w:r>
+        <w:rPr>
+          <w:lang w:val="id_ID" w:bidi="id_ID"/>
+        </w:rPr>
+        <w:t xml:space="preserve">Lihat: </w:t>
+      </w:r>
+      <w:r>
+        <w:rPr>
+          <w:lang w:val="id_ID" w:bidi="id_ID"/>
+        </w:rPr>
+        <w:t>Kata Seru</w:t>
+      </w:r>
+      <w:r>
+        <w:rPr>
+          <w:lang w:val="id_ID" w:bidi="id_ID"/>
+        </w:rPr>
+      </w:r>
+      <w:r>
+        <w:rPr>
+          <w:lang w:val="id_ID" w:bidi="id_ID"/>
+        </w:rPr>
+      </w:r>
+    </w:p>
+    <w:p>
+      <w:pPr/>
+      <w:r>
+        <w:rPr>
+          <w:lang w:val="id_ID" w:bidi="id_ID"/>
+        </w:rPr>
+      </w:r>
+    </w:p>
+    <w:p>
+      <w:pPr>
+        <w:pStyle w:val="Heading2"/>
+      </w:pPr>
+      <w:r>
+        <w:rPr>
+          <w:lang w:val="id_ID" w:bidi="id_ID"/>
+        </w:rPr>
+        <w:t>Matius 1:20 (#3)</w:t>
+      </w:r>
+      <w:r>
+        <w:rPr>
+          <w:lang w:val="id_ID" w:bidi="id_ID"/>
+        </w:rPr>
+      </w:r>
+    </w:p>
+    <w:p>
+      <w:pPr/>
+      <w:r>
+        <w:rPr>
+          <w:lang w:val="id_ID" w:bidi="id_ID"/>
+        </w:rPr>
+      </w:r>
+      <w:r>
+        <w:rPr>
+          <w:b/>
+          <w:lang w:val="id_ID" w:bidi="id_ID"/>
+        </w:rPr>
+        <w:t>"dan berkata"</w:t>
+      </w:r>
+    </w:p>
+    <w:p>
+      <w:pPr/>
+      <w:r>
+        <w:rPr>
+          <w:lang w:val="id_ID" w:bidi="id_ID"/>
+        </w:rPr>
+      </w:r>
+      <w:r>
+        <w:rPr>
+          <w:lang w:val="id_ID" w:bidi="id_ID"/>
+        </w:rPr>
+        <w:t>Pertimbangkan cara yang lazim untuk mengawali kutipan langsung dalam bahasa Anda. Terjemahan alternatif: "dan dia menyatakan"</w:t>
+      </w:r>
+    </w:p>
+    <w:p>
+      <w:pPr/>
+      <w:r>
+        <w:rPr>
+          <w:lang w:val="id_ID" w:bidi="id_ID"/>
+        </w:rPr>
+      </w:r>
+      <w:r>
+        <w:rPr>
+          <w:lang w:val="id_ID" w:bidi="id_ID"/>
+        </w:rPr>
+        <w:t xml:space="preserve">Lihat: </w:t>
+      </w:r>
+      <w:r>
+        <w:rPr>
+          <w:lang w:val="id_ID" w:bidi="id_ID"/>
+        </w:rPr>
+        <w:t>Kutipan dan Penanda Kutipan</w:t>
+      </w:r>
+      <w:r>
+        <w:rPr>
+          <w:lang w:val="id_ID" w:bidi="id_ID"/>
+        </w:rPr>
+      </w:r>
+      <w:r>
+        <w:rPr>
+          <w:lang w:val="id_ID" w:bidi="id_ID"/>
+        </w:rPr>
+      </w:r>
+    </w:p>
+    <w:p>
+      <w:pPr/>
+      <w:r>
+        <w:rPr>
+          <w:lang w:val="id_ID" w:bidi="id_ID"/>
+        </w:rPr>
+      </w:r>
+    </w:p>
+    <w:p>
+      <w:pPr>
+        <w:pStyle w:val="Heading2"/>
+      </w:pPr>
+      <w:r>
+        <w:rPr>
+          <w:lang w:val="id_ID" w:bidi="id_ID"/>
+        </w:rPr>
+        <w:t>Matius 1:20 (#4)</w:t>
+      </w:r>
+      <w:r>
+        <w:rPr>
+          <w:lang w:val="id_ID" w:bidi="id_ID"/>
+        </w:rPr>
+      </w:r>
+    </w:p>
+    <w:p>
+      <w:pPr/>
+      <w:r>
+        <w:rPr>
+          <w:lang w:val="id_ID" w:bidi="id_ID"/>
+        </w:rPr>
+      </w:r>
+      <w:r>
+        <w:rPr>
+          <w:b/>
+          <w:lang w:val="id_ID" w:bidi="id_ID"/>
+        </w:rPr>
+        <w:t>"anak Daud"</w:t>
+      </w:r>
+    </w:p>
+    <w:p>
+      <w:pPr/>
+      <w:r>
+        <w:rPr>
+          <w:lang w:val="id_ID" w:bidi="id_ID"/>
+        </w:rPr>
+      </w:r>
+      <w:r>
+        <w:rPr>
+          <w:lang w:val="id_ID" w:bidi="id_ID"/>
+        </w:rPr>
+        <w:t xml:space="preserve">Di sini, kitab Matius berbicara tentang keturunan laki-laki seperti seorang </w:t>
+      </w:r>
+      <w:r>
+        <w:rPr>
+          <w:b/>
+          <w:lang w:val="id_ID" w:bidi="id_ID"/>
+        </w:rPr>
+        <w:t>anak langsung</w:t>
+      </w:r>
+      <w:r>
+        <w:rPr>
+          <w:lang w:val="id_ID" w:bidi="id_ID"/>
+        </w:rPr>
+        <w:t>. Jika berguna dalam bahasa Anda, Anda dapat menyatakan maknanya dengan jelas. Terjemahan alternatif: “yang adalah keturunan Daud”</w:t>
+      </w:r>
+    </w:p>
+    <w:p>
+      <w:pPr/>
+      <w:r>
+        <w:rPr>
+          <w:lang w:val="id_ID" w:bidi="id_ID"/>
+        </w:rPr>
+      </w:r>
+      <w:r>
+        <w:rPr>
+          <w:lang w:val="id_ID" w:bidi="id_ID"/>
+        </w:rPr>
+        <w:t xml:space="preserve">Lihat: </w:t>
+      </w:r>
+      <w:r>
+        <w:rPr>
+          <w:lang w:val="id_ID" w:bidi="id_ID"/>
+        </w:rPr>
+        <w:t>Metafora</w:t>
+      </w:r>
+      <w:r>
+        <w:rPr>
+          <w:lang w:val="id_ID" w:bidi="id_ID"/>
+        </w:rPr>
+      </w:r>
+      <w:r>
+        <w:rPr>
+          <w:lang w:val="id_ID" w:bidi="id_ID"/>
+        </w:rPr>
+      </w:r>
+    </w:p>
+    <w:p>
+      <w:pPr/>
+      <w:r>
+        <w:rPr>
+          <w:lang w:val="id_ID" w:bidi="id_ID"/>
+        </w:rPr>
+      </w:r>
+    </w:p>
+    <w:p>
+      <w:pPr>
+        <w:pStyle w:val="Heading2"/>
+      </w:pPr>
+      <w:r>
+        <w:rPr>
+          <w:lang w:val="id_ID" w:bidi="id_ID"/>
+        </w:rPr>
+        <w:t>Matius 1:20 (#5)</w:t>
+      </w:r>
+      <w:r>
+        <w:rPr>
+          <w:lang w:val="id_ID" w:bidi="id_ID"/>
+        </w:rPr>
+      </w:r>
+    </w:p>
+    <w:p>
+      <w:pPr/>
+      <w:r>
+        <w:rPr>
+          <w:lang w:val="id_ID" w:bidi="id_ID"/>
+        </w:rPr>
+      </w:r>
+      <w:r>
+        <w:rPr>
+          <w:b/>
+          <w:lang w:val="id_ID" w:bidi="id_ID"/>
+        </w:rPr>
+        <w:t>"</w:t>
+      </w:r>
+      <w:r>
+        <w:rPr>
+          <w:b/>
+          <w:lang w:val="id_ID" w:bidi="id_ID"/>
+        </w:rPr>
+        <w:t>janganlah engkau takut mengambil Maria sebagai isterimu, sebab anak yang di dalam kandungannya adalah dari Roh Kudus</w:t>
+      </w:r>
+      <w:r>
+        <w:rPr>
+          <w:b/>
+          <w:lang w:val="id_ID" w:bidi="id_ID"/>
+        </w:rPr>
+        <w:t>"</w:t>
+      </w:r>
+    </w:p>
+    <w:p>
+      <w:pPr/>
+      <w:r>
+        <w:rPr>
+          <w:lang w:val="id_ID" w:bidi="id_ID"/>
+        </w:rPr>
+      </w:r>
+      <w:r>
+        <w:rPr>
+          <w:lang w:val="id_ID" w:bidi="id_ID"/>
+        </w:rPr>
+        <w:t>Jika lebih wajar dalam bahasa Anda, Anda dapat mengubah urutan klausa ini, karena klausa kedua memberikan alasan untuk perintah pada klausa yang pertama. Terjemahan alternatif: "anak yang dikandung oleh Maria berasal dari Roh Kudus, jadi engkau tidak perlu takut untuk mengambilnya sebagai istrimu"</w:t>
+      </w:r>
+    </w:p>
+    <w:p>
+      <w:pPr/>
+      <w:r>
+        <w:rPr>
+          <w:lang w:val="id_ID" w:bidi="id_ID"/>
+        </w:rPr>
+      </w:r>
+      <w:r>
+        <w:rPr>
+          <w:lang w:val="id_ID" w:bidi="id_ID"/>
+        </w:rPr>
+        <w:t xml:space="preserve">Lihat: </w:t>
+      </w:r>
+      <w:r>
+        <w:rPr>
+          <w:lang w:val="id_ID" w:bidi="id_ID"/>
+        </w:rPr>
+        <w:t>Menghubungkan — Hubungan Sebab dan Akibat</w:t>
+      </w:r>
+      <w:r>
+        <w:rPr>
+          <w:lang w:val="id_ID" w:bidi="id_ID"/>
+        </w:rPr>
+      </w:r>
+      <w:r>
+        <w:rPr>
+          <w:lang w:val="id_ID" w:bidi="id_ID"/>
+        </w:rPr>
+      </w:r>
+    </w:p>
+    <w:p>
+      <w:pPr/>
+      <w:r>
+        <w:rPr>
+          <w:lang w:val="id_ID" w:bidi="id_ID"/>
+        </w:rPr>
+      </w:r>
+    </w:p>
+    <w:p>
+      <w:pPr>
+        <w:pStyle w:val="Heading2"/>
+      </w:pPr>
+      <w:r>
+        <w:rPr>
+          <w:lang w:val="id_ID" w:bidi="id_ID"/>
+        </w:rPr>
+        <w:t>Matius 1:20 (#6)</w:t>
+      </w:r>
+      <w:r>
+        <w:rPr>
+          <w:lang w:val="id_ID" w:bidi="id_ID"/>
+        </w:rPr>
+      </w:r>
+    </w:p>
+    <w:p>
+      <w:pPr/>
+      <w:r>
+        <w:rPr>
+          <w:lang w:val="id_ID" w:bidi="id_ID"/>
+        </w:rPr>
+      </w:r>
+      <w:r>
+        <w:rPr>
+          <w:b/>
+          <w:lang w:val="id_ID" w:bidi="id_ID"/>
+        </w:rPr>
+        <w:t>"yang di dalam kandungannya adalah dari Roh Kudus"</w:t>
+      </w:r>
+    </w:p>
+    <w:p>
+      <w:pPr/>
+      <w:r>
+        <w:rPr>
+          <w:lang w:val="id_ID" w:bidi="id_ID"/>
+        </w:rPr>
+      </w:r>
+      <w:r>
+        <w:rPr>
+          <w:lang w:val="id_ID" w:bidi="id_ID"/>
+        </w:rPr>
+        <w:t>Jika bahasa Anda tidak menggunakan bentuk pasif ini, Anda dapat mengungkapkan gagasan tersebut dalam bentuk aktif atau dengan cara lain yang alami dalam bahasa Anda. Terjemahan alternatif: "Roh Kuduslah yang telah membuat dia mengandung anak itu"</w:t>
+      </w:r>
+    </w:p>
+    <w:p>
+      <w:pPr/>
+      <w:r>
+        <w:rPr>
+          <w:lang w:val="id_ID" w:bidi="id_ID"/>
+        </w:rPr>
+      </w:r>
+      <w:r>
+        <w:rPr>
+          <w:lang w:val="id_ID" w:bidi="id_ID"/>
+        </w:rPr>
+        <w:t xml:space="preserve">Lihat: </w:t>
+      </w:r>
+      <w:r>
+        <w:rPr>
+          <w:lang w:val="id_ID" w:bidi="id_ID"/>
+        </w:rPr>
+        <w:t>Aktif atau Pasif</w:t>
+      </w:r>
+      <w:r>
+        <w:rPr>
+          <w:lang w:val="id_ID" w:bidi="id_ID"/>
+        </w:rPr>
+      </w:r>
+      <w:r>
+        <w:rPr>
+          <w:lang w:val="id_ID" w:bidi="id_ID"/>
+        </w:rPr>
+      </w:r>
+    </w:p>
+    <w:p>
+      <w:pPr/>
+      <w:r>
+        <w:rPr>
+          <w:lang w:val="id_ID" w:bidi="id_ID"/>
+        </w:rPr>
+      </w:r>
+    </w:p>
+    <w:p>
+      <w:pPr>
+        <w:pStyle w:val="Heading2"/>
+      </w:pPr>
+      <w:r>
+        <w:rPr>
+          <w:lang w:val="id_ID" w:bidi="id_ID"/>
+        </w:rPr>
+        <w:t>Matius 1:21 (#1)</w:t>
+      </w:r>
+      <w:r>
+        <w:rPr>
+          <w:lang w:val="id_ID" w:bidi="id_ID"/>
+        </w:rPr>
+      </w:r>
+    </w:p>
+    <w:p>
+      <w:pPr/>
+      <w:r>
+        <w:rPr>
+          <w:lang w:val="id_ID" w:bidi="id_ID"/>
+        </w:rPr>
+      </w:r>
+      <w:r>
+        <w:rPr>
+          <w:b/>
+          <w:lang w:val="id_ID" w:bidi="id_ID"/>
+        </w:rPr>
+        <w:t>"</w:t>
+      </w:r>
+      <w:r>
+        <w:rPr>
+          <w:b/>
+          <w:lang w:val="id_ID" w:bidi="id_ID"/>
+        </w:rPr>
+        <w:t>dan engkau akan menamakan Dia Yesus, karena Dialah yang akan menyelamatkan umat-Nya dari dosa mereka</w:t>
+      </w:r>
+      <w:r>
+        <w:rPr>
+          <w:b/>
+          <w:lang w:val="id_ID" w:bidi="id_ID"/>
+        </w:rPr>
+        <w:t>"</w:t>
+      </w:r>
+    </w:p>
+    <w:p>
+      <w:pPr/>
+      <w:r>
+        <w:rPr>
+          <w:lang w:val="id_ID" w:bidi="id_ID"/>
+        </w:rPr>
+      </w:r>
+      <w:r>
+        <w:rPr>
+          <w:lang w:val="id_ID" w:bidi="id_ID"/>
+        </w:rPr>
+        <w:t>Jika lebih wajar dalam bahasa Anda, Anda dapat mengubah urutan klausa ini, karena klausa kedua memberikan alasan untuk perintah yang dijelaskan pada klausa yang pertama. Terjemahan alternatif: "dan karena Dialah yang akan menyelamatkan umat-Nya dari dosa-dosa mereka, maka engkau harus menamai-Nya Yesus"</w:t>
+      </w:r>
+    </w:p>
+    <w:p>
+      <w:pPr/>
+      <w:r>
+        <w:rPr>
+          <w:lang w:val="id_ID" w:bidi="id_ID"/>
+        </w:rPr>
+      </w:r>
+      <w:r>
+        <w:rPr>
+          <w:lang w:val="id_ID" w:bidi="id_ID"/>
+        </w:rPr>
+        <w:t xml:space="preserve">Lihat: </w:t>
+      </w:r>
+      <w:r>
+        <w:rPr>
+          <w:lang w:val="id_ID" w:bidi="id_ID"/>
+        </w:rPr>
+        <w:t>Menghubungkan — Hubungan Sebab dan Akibat</w:t>
+      </w:r>
+      <w:r>
+        <w:rPr>
+          <w:lang w:val="id_ID" w:bidi="id_ID"/>
+        </w:rPr>
+      </w:r>
+      <w:r>
+        <w:rPr>
+          <w:lang w:val="id_ID" w:bidi="id_ID"/>
+        </w:rPr>
+      </w:r>
+    </w:p>
+    <w:p>
+      <w:pPr/>
+      <w:r>
+        <w:rPr>
+          <w:lang w:val="id_ID" w:bidi="id_ID"/>
+        </w:rPr>
+      </w:r>
+    </w:p>
+    <w:p>
+      <w:pPr>
+        <w:pStyle w:val="Heading2"/>
+      </w:pPr>
+      <w:r>
+        <w:rPr>
+          <w:lang w:val="id_ID" w:bidi="id_ID"/>
+        </w:rPr>
+        <w:t>Matius 1:21 (#2)</w:t>
+      </w:r>
+      <w:r>
+        <w:rPr>
+          <w:lang w:val="id_ID" w:bidi="id_ID"/>
+        </w:rPr>
+      </w:r>
+    </w:p>
+    <w:p>
+      <w:pPr/>
+      <w:r>
+        <w:rPr>
+          <w:lang w:val="id_ID" w:bidi="id_ID"/>
+        </w:rPr>
+      </w:r>
+      <w:r>
+        <w:rPr>
+          <w:b/>
+          <w:lang w:val="id_ID" w:bidi="id_ID"/>
+        </w:rPr>
+        <w:t>"engkau akan menamakan"</w:t>
+      </w:r>
+    </w:p>
+    <w:p>
+      <w:pPr/>
+      <w:r>
+        <w:rPr>
+          <w:lang w:val="id_ID" w:bidi="id_ID"/>
+        </w:rPr>
+      </w:r>
+      <w:r>
+        <w:rPr>
+          <w:lang w:val="id_ID" w:bidi="id_ID"/>
+        </w:rPr>
+        <w:t>Di sini malaikat memberikan sebuah perintah dengan menggunakan bentuk waktu masa depan. Jika bahasa Anda tidak menggunakan bentuk waktu masa depan untuk kalimat perintah, Anda dapat menggunakan bentuk yang digunakan dalam bahasa Anda untuk menyatakan perintah. Terjemahan alternatif: "engkau harus menamakan" atau "haruslah engkau menamai"</w:t>
+      </w:r>
+    </w:p>
+    <w:p>
+      <w:pPr/>
+      <w:r>
+        <w:rPr>
+          <w:lang w:val="id_ID" w:bidi="id_ID"/>
+        </w:rPr>
+      </w:r>
+      <w:r>
+        <w:rPr>
+          <w:lang w:val="id_ID" w:bidi="id_ID"/>
+        </w:rPr>
+        <w:t xml:space="preserve">Lihat: </w:t>
+      </w:r>
+      <w:r>
+        <w:rPr>
+          <w:lang w:val="id_ID" w:bidi="id_ID"/>
+        </w:rPr>
+        <w:t>Penggunaan Kata Kerja Tak Beraturan</w:t>
+      </w:r>
+      <w:r>
+        <w:rPr>
+          <w:lang w:val="id_ID" w:bidi="id_ID"/>
+        </w:rPr>
+      </w:r>
+      <w:r>
+        <w:rPr>
+          <w:lang w:val="id_ID" w:bidi="id_ID"/>
+        </w:rPr>
+      </w:r>
+    </w:p>
+    <w:p>
+      <w:pPr/>
+      <w:r>
+        <w:rPr>
+          <w:lang w:val="id_ID" w:bidi="id_ID"/>
+        </w:rPr>
+      </w:r>
+    </w:p>
+    <w:p>
+      <w:pPr>
+        <w:pStyle w:val="Heading2"/>
+      </w:pPr>
+      <w:r>
+        <w:rPr>
+          <w:lang w:val="id_ID" w:bidi="id_ID"/>
+        </w:rPr>
+        <w:t>Matius 1:21 (#3)</w:t>
+      </w:r>
+      <w:r>
+        <w:rPr>
+          <w:lang w:val="id_ID" w:bidi="id_ID"/>
+        </w:rPr>
+      </w:r>
+    </w:p>
+    <w:p>
+      <w:pPr/>
+      <w:r>
+        <w:rPr>
+          <w:lang w:val="id_ID" w:bidi="id_ID"/>
+        </w:rPr>
+      </w:r>
+      <w:r>
+        <w:rPr>
+          <w:b/>
+          <w:lang w:val="id_ID" w:bidi="id_ID"/>
+        </w:rPr>
+        <w:t>"</w:t>
+      </w:r>
+      <w:r>
+        <w:rPr>
+          <w:b/>
+          <w:lang w:val="id_ID" w:bidi="id_ID"/>
+        </w:rPr>
+        <w:t>Yesus, karena Dialah yang akan menyelamatkan umat-Nya dari dosa mereka</w:t>
+      </w:r>
+      <w:r>
+        <w:rPr>
+          <w:b/>
+          <w:lang w:val="id_ID" w:bidi="id_ID"/>
+        </w:rPr>
+        <w:t>"</w:t>
+      </w:r>
+    </w:p>
+    <w:p>
+      <w:pPr/>
+      <w:r>
+        <w:rPr>
+          <w:lang w:val="id_ID" w:bidi="id_ID"/>
+        </w:rPr>
+      </w:r>
+      <w:r>
+        <w:rPr>
+          <w:lang w:val="id_ID" w:bidi="id_ID"/>
+        </w:rPr>
+        <w:t xml:space="preserve">Nama </w:t>
+      </w:r>
+      <w:r>
+        <w:rPr>
+          <w:b/>
+          <w:lang w:val="id_ID" w:bidi="id_ID"/>
+        </w:rPr>
+        <w:t>Yesus</w:t>
+      </w:r>
+      <w:r>
+        <w:rPr>
+          <w:lang w:val="id_ID" w:bidi="id_ID"/>
+        </w:rPr>
+        <w:t xml:space="preserve"> dalam bahasa Ibrani berarti "Tuhan menyelamatkan". Malaikat menjelaskan bahwa </w:t>
+      </w:r>
+      <w:r>
+        <w:rPr>
+          <w:b/>
+          <w:lang w:val="id_ID" w:bidi="id_ID"/>
+        </w:rPr>
+        <w:t>Yesus</w:t>
+      </w:r>
+      <w:r>
+        <w:rPr>
+          <w:lang w:val="id_ID" w:bidi="id_ID"/>
+        </w:rPr>
+        <w:t xml:space="preserve"> harus dinamai demikian karena </w:t>
+      </w:r>
+      <w:r>
+        <w:rPr>
+          <w:b/>
+          <w:lang w:val="id_ID" w:bidi="id_ID"/>
+        </w:rPr>
+        <w:t>Dialah yang akan menyelamatkan umat-Nya</w:t>
+      </w:r>
+      <w:r>
+        <w:rPr>
+          <w:lang w:val="id_ID" w:bidi="id_ID"/>
+        </w:rPr>
+        <w:t>. Jika berguna dalam bahasa Anda, Anda dapat menjelaskan apa arti nama Yesus atau menyertakan informasi ini dalam catatan kaki. Terjemahan alternatif: "Yesus, karena, seperti yang ditunjukkan oleh nama-Nya, Dia yang akan menyelamatkan umat-Nya dari dosa-dosa mereka" atau "Yesus, artinya 'Tuhan menyelamatkan,' karena Dialah yang akan menyelamatkan umat-Nya dari dosa-dosa mereka"</w:t>
+      </w:r>
+    </w:p>
+    <w:p>
+      <w:pPr/>
+      <w:r>
+        <w:rPr>
+          <w:lang w:val="id_ID" w:bidi="id_ID"/>
+        </w:rPr>
+      </w:r>
+      <w:r>
+        <w:rPr>
+          <w:lang w:val="id_ID" w:bidi="id_ID"/>
+        </w:rPr>
+        <w:t xml:space="preserve">Lihat: </w:t>
+      </w:r>
+      <w:r>
+        <w:rPr>
+          <w:lang w:val="id_ID" w:bidi="id_ID"/>
+        </w:rPr>
+        <w:t>Hal-Hal yang Dianggap Sudah Diketahui dan Informasi yang Tersirat</w:t>
+      </w:r>
+      <w:r>
+        <w:rPr>
+          <w:lang w:val="id_ID" w:bidi="id_ID"/>
+        </w:rPr>
+      </w:r>
+      <w:r>
+        <w:rPr>
+          <w:lang w:val="id_ID" w:bidi="id_ID"/>
+        </w:rPr>
+      </w:r>
+    </w:p>
+    <w:p>
+      <w:pPr/>
+      <w:r>
+        <w:rPr>
+          <w:lang w:val="id_ID" w:bidi="id_ID"/>
+        </w:rPr>
+      </w:r>
+    </w:p>
+    <w:p>
+      <w:pPr>
+        <w:pStyle w:val="Heading2"/>
+      </w:pPr>
+      <w:r>
+        <w:rPr>
+          <w:lang w:val="id_ID" w:bidi="id_ID"/>
+        </w:rPr>
+        <w:t>Matius 1:21 (#4)</w:t>
+      </w:r>
+      <w:r>
+        <w:rPr>
+          <w:lang w:val="id_ID" w:bidi="id_ID"/>
+        </w:rPr>
+      </w:r>
+    </w:p>
+    <w:p>
+      <w:pPr/>
+      <w:r>
+        <w:rPr>
+          <w:lang w:val="id_ID" w:bidi="id_ID"/>
+        </w:rPr>
+      </w:r>
+      <w:r>
+        <w:rPr>
+          <w:b/>
+          <w:lang w:val="id_ID" w:bidi="id_ID"/>
+        </w:rPr>
+        <w:t>"umat-Nya"</w:t>
+      </w:r>
+    </w:p>
+    <w:p>
+      <w:pPr/>
+      <w:r>
+        <w:rPr>
+          <w:lang w:val="id_ID" w:bidi="id_ID"/>
+        </w:rPr>
+      </w:r>
+      <w:r>
+        <w:rPr>
+          <w:lang w:val="id_ID" w:bidi="id_ID"/>
+        </w:rPr>
+        <w:t xml:space="preserve">Di sini, frasa </w:t>
+      </w:r>
+      <w:r>
+        <w:rPr>
+          <w:b/>
+          <w:lang w:val="id_ID" w:bidi="id_ID"/>
+        </w:rPr>
+        <w:t>umat-Nya</w:t>
+      </w:r>
+      <w:r>
+        <w:rPr>
+          <w:lang w:val="id_ID" w:bidi="id_ID"/>
+        </w:rPr>
+        <w:t xml:space="preserve"> merujuk langsung pada orang-orang Yahudi, tetapi juga mencakup setiap orang yang percaya pada </w:t>
+      </w:r>
+      <w:r>
+        <w:rPr>
+          <w:b/>
+          <w:lang w:val="id_ID" w:bidi="id_ID"/>
+        </w:rPr>
+        <w:t>Yesus</w:t>
+      </w:r>
+      <w:r>
+        <w:rPr>
+          <w:lang w:val="id_ID" w:bidi="id_ID"/>
+        </w:rPr>
+        <w:t>. Jika berguna dalam bahasa Anda, Anda dapat menggunakan kata atau frasa yang mengidentifikasi sekelompok orang yang menjadi bagian dari atau berhubungan dengan Yesus. Terjemahan alternatif: “kaum-Nya sendiri” atau “bangsa milik-Nya”</w:t>
+      </w:r>
+    </w:p>
+    <w:p>
+      <w:pPr/>
+      <w:r>
+        <w:rPr>
+          <w:lang w:val="id_ID" w:bidi="id_ID"/>
+        </w:rPr>
+      </w:r>
+      <w:r>
+        <w:rPr>
+          <w:lang w:val="id_ID" w:bidi="id_ID"/>
+        </w:rPr>
+        <w:t xml:space="preserve">Lihat: </w:t>
+      </w:r>
+      <w:r>
+        <w:rPr>
+          <w:lang w:val="id_ID" w:bidi="id_ID"/>
+        </w:rPr>
+        <w:t>Hal-Hal yang Dianggap Sudah Diketahui dan Informasi yang Tersirat</w:t>
+      </w:r>
+      <w:r>
+        <w:rPr>
+          <w:lang w:val="id_ID" w:bidi="id_ID"/>
+        </w:rPr>
+      </w:r>
+      <w:r>
+        <w:rPr>
+          <w:lang w:val="id_ID" w:bidi="id_ID"/>
+        </w:rPr>
+      </w:r>
+    </w:p>
+    <w:p>
+      <w:pPr/>
+      <w:r>
+        <w:rPr>
+          <w:lang w:val="id_ID" w:bidi="id_ID"/>
+        </w:rPr>
+      </w:r>
+    </w:p>
+    <w:p>
+      <w:pPr>
+        <w:pStyle w:val="Heading2"/>
+      </w:pPr>
+      <w:r>
+        <w:rPr>
+          <w:lang w:val="id_ID" w:bidi="id_ID"/>
+        </w:rPr>
+        <w:t>Matius 1:22 (#1)</w:t>
+      </w:r>
+      <w:r>
+        <w:rPr>
+          <w:lang w:val="id_ID" w:bidi="id_ID"/>
+        </w:rPr>
+      </w:r>
+    </w:p>
+    <w:p>
+      <w:pPr/>
+      <w:r>
+        <w:rPr>
+          <w:lang w:val="id_ID" w:bidi="id_ID"/>
+        </w:rPr>
+      </w:r>
+      <w:r>
+        <w:rPr>
+          <w:b/>
+          <w:lang w:val="id_ID" w:bidi="id_ID"/>
+        </w:rPr>
+        <w:t>"Now"</w:t>
+      </w:r>
+    </w:p>
+    <w:p>
+      <w:pPr/>
+      <w:r>
+        <w:rPr>
+          <w:lang w:val="id_ID" w:bidi="id_ID"/>
+        </w:rPr>
+      </w:r>
+      <w:r>
+        <w:rPr>
+          <w:lang w:val="id_ID" w:bidi="id_ID"/>
+        </w:rPr>
+        <w:t xml:space="preserve">Ada versi bahasa Inggris yang mengawali ayat ini dengan kata "Now." Di sini, kata </w:t>
+      </w:r>
+      <w:r>
+        <w:rPr>
+          <w:b/>
+          <w:lang w:val="id_ID" w:bidi="id_ID"/>
+        </w:rPr>
+        <w:t>Now</w:t>
+      </w:r>
+      <w:r>
+        <w:rPr>
+          <w:lang w:val="id_ID" w:bidi="id_ID"/>
+        </w:rPr>
+        <w:t xml:space="preserve"> menunjukkan tanggapan Matius tentang apa yang telah dia ceritakan sejauh ini. Jika berguna dalam bahasa Anda, Anda dapat menggunakan kata atau frasa yang menunjukkan tanggapan dari narator, atau Anda dapat membiarkan kata </w:t>
+      </w:r>
+      <w:r>
+        <w:rPr>
+          <w:b/>
+          <w:lang w:val="id_ID" w:bidi="id_ID"/>
+        </w:rPr>
+        <w:t>Now</w:t>
+      </w:r>
+      <w:r>
+        <w:rPr>
+          <w:lang w:val="id_ID" w:bidi="id_ID"/>
+        </w:rPr>
+        <w:t xml:space="preserve"> tidak diterjemahkan. Terjemahan alternatif: “Catatan penulis” atau “Demikianlah,”</w:t>
+      </w:r>
+    </w:p>
+    <w:p>
+      <w:pPr/>
+      <w:r>
+        <w:rPr>
+          <w:lang w:val="id_ID" w:bidi="id_ID"/>
+        </w:rPr>
+      </w:r>
+      <w:r>
+        <w:rPr>
+          <w:lang w:val="id_ID" w:bidi="id_ID"/>
+        </w:rPr>
+        <w:t xml:space="preserve">Lihat: </w:t>
+      </w:r>
+      <w:r>
+        <w:rPr>
+          <w:lang w:val="id_ID" w:bidi="id_ID"/>
+        </w:rPr>
+        <w:t>Kata dan Frasa Penghubung</w:t>
+      </w:r>
+      <w:r>
+        <w:rPr>
+          <w:lang w:val="id_ID" w:bidi="id_ID"/>
+        </w:rPr>
+      </w:r>
+      <w:r>
+        <w:rPr>
+          <w:lang w:val="id_ID" w:bidi="id_ID"/>
+        </w:rPr>
+      </w:r>
+    </w:p>
+    <w:p>
+      <w:pPr/>
+      <w:r>
+        <w:rPr>
+          <w:lang w:val="id_ID" w:bidi="id_ID"/>
+        </w:rPr>
+      </w:r>
+    </w:p>
+    <w:p>
+      <w:pPr>
+        <w:pStyle w:val="Heading2"/>
+      </w:pPr>
+      <w:r>
+        <w:rPr>
+          <w:lang w:val="id_ID" w:bidi="id_ID"/>
+        </w:rPr>
+        <w:t>Matius 1:22 (#2)</w:t>
+      </w:r>
+      <w:r>
+        <w:rPr>
+          <w:lang w:val="id_ID" w:bidi="id_ID"/>
+        </w:rPr>
+      </w:r>
+    </w:p>
+    <w:p>
+      <w:pPr/>
+      <w:r>
+        <w:rPr>
+          <w:lang w:val="id_ID" w:bidi="id_ID"/>
+        </w:rPr>
+      </w:r>
+      <w:r>
+        <w:rPr>
+          <w:b/>
+          <w:lang w:val="id_ID" w:bidi="id_ID"/>
+        </w:rPr>
+        <w:t>"</w:t>
+      </w:r>
+      <w:r>
+        <w:rPr>
+          <w:b/>
+          <w:lang w:val="id_ID" w:bidi="id_ID"/>
+        </w:rPr>
+        <w:t>Hal itu terjadi</w:t>
+      </w:r>
+      <w:r>
+        <w:rPr>
+          <w:b/>
+          <w:lang w:val="id_ID" w:bidi="id_ID"/>
+        </w:rPr>
+        <w:t>"</w:t>
+      </w:r>
+    </w:p>
+    <w:p>
+      <w:pPr/>
+      <w:r>
+        <w:rPr>
+          <w:lang w:val="id_ID" w:bidi="id_ID"/>
+        </w:rPr>
+      </w:r>
+      <w:r>
+        <w:rPr>
+          <w:lang w:val="id_ID" w:bidi="id_ID"/>
+        </w:rPr>
+        <w:t xml:space="preserve">Kata ganti </w:t>
+      </w:r>
+      <w:r>
+        <w:rPr>
+          <w:b/>
+          <w:lang w:val="id_ID" w:bidi="id_ID"/>
+        </w:rPr>
+        <w:t>hal itu</w:t>
+      </w:r>
+      <w:r>
+        <w:rPr>
+          <w:lang w:val="id_ID" w:bidi="id_ID"/>
+        </w:rPr>
+        <w:t xml:space="preserve"> merujuk pada apa yang dikatakan kitab Matius tentang Maria yang hamil sebelum dia menikah dengan Yusuf (lihat </w:t>
+      </w:r>
+      <w:hyperlink r:id="rId27">
+        <w:r>
+          <w:rPr>
+            <w:lang w:val="id_ID" w:bidi="id_ID"/>
+          </w:rPr>
+          <w:rPr>
+            <w:color w:val="0000EE"/>
+            <w:u w:val="single"/>
+          </w:rPr>
+          <w:t>Mat. 1:18–21</w:t>
+        </w:r>
+      </w:hyperlink>
+      <w:r>
+        <w:rPr>
+          <w:lang w:val="id_ID" w:bidi="id_ID"/>
+        </w:rPr>
+        <w:t>). Jika hal ini tidak jelas bagi pembaca Anda, Anda dapat merujuk secara langsung pada peristiwa-peristiwa ini. Terjemahan alternatif: “Yesus lahir dengan cara seperti itu” atau “apa yang telah kukatakan kepadamu terjadi”</w:t>
+      </w:r>
+    </w:p>
+    <w:p>
+      <w:pPr/>
+      <w:r>
+        <w:rPr>
+          <w:lang w:val="id_ID" w:bidi="id_ID"/>
+        </w:rPr>
+      </w:r>
+      <w:r>
+        <w:rPr>
+          <w:lang w:val="id_ID" w:bidi="id_ID"/>
+        </w:rPr>
+        <w:t xml:space="preserve">Lihat: </w:t>
+      </w:r>
+      <w:r>
+        <w:rPr>
+          <w:lang w:val="id_ID" w:bidi="id_ID"/>
+        </w:rPr>
+        <w:t>Kata Ganti — Kapan Menggunakannya</w:t>
+      </w:r>
+      <w:r>
+        <w:rPr>
+          <w:lang w:val="id_ID" w:bidi="id_ID"/>
+        </w:rPr>
+      </w:r>
+      <w:r>
+        <w:rPr>
+          <w:lang w:val="id_ID" w:bidi="id_ID"/>
+        </w:rPr>
+      </w:r>
+    </w:p>
+    <w:p>
+      <w:pPr/>
+      <w:r>
+        <w:rPr>
+          <w:lang w:val="id_ID" w:bidi="id_ID"/>
+        </w:rPr>
+      </w:r>
+    </w:p>
+    <w:p>
+      <w:pPr>
+        <w:pStyle w:val="Heading2"/>
+      </w:pPr>
+      <w:r>
+        <w:rPr>
+          <w:lang w:val="id_ID" w:bidi="id_ID"/>
+        </w:rPr>
+        <w:t>Matius 1:22 (#3)</w:t>
+      </w:r>
+      <w:r>
+        <w:rPr>
+          <w:lang w:val="id_ID" w:bidi="id_ID"/>
+        </w:rPr>
+      </w:r>
+    </w:p>
+    <w:p>
+      <w:pPr/>
+      <w:r>
+        <w:rPr>
+          <w:lang w:val="id_ID" w:bidi="id_ID"/>
+        </w:rPr>
+      </w:r>
+      <w:r>
+        <w:rPr>
+          <w:b/>
+          <w:lang w:val="id_ID" w:bidi="id_ID"/>
+        </w:rPr>
+        <w:t>"</w:t>
+      </w:r>
+      <w:r>
+        <w:rPr>
+          <w:b/>
+          <w:lang w:val="id_ID" w:bidi="id_ID"/>
+        </w:rPr>
+        <w:t>supaya genaplah</w:t>
+      </w:r>
+      <w:r>
+        <w:rPr>
+          <w:b/>
+          <w:lang w:val="id_ID" w:bidi="id_ID"/>
+        </w:rPr>
+        <w:t>"</w:t>
+      </w:r>
+    </w:p>
+    <w:p>
+      <w:pPr/>
+      <w:r>
+        <w:rPr>
+          <w:lang w:val="id_ID" w:bidi="id_ID"/>
+        </w:rPr>
+      </w:r>
+      <w:r>
+        <w:rPr>
+          <w:lang w:val="id_ID" w:bidi="id_ID"/>
+        </w:rPr>
+        <w:t>Jika bahasa Anda tidak menggunakan bentuk pasif ini, Anda dapat mengungkapkan gagasan tersebut dalam bentuk aktif atau dengan cara lain yang alami dalam bahasa Anda. Terjemahan alternatif: “untuk menggenapi”</w:t>
+      </w:r>
+    </w:p>
+    <w:p>
+      <w:pPr/>
+      <w:r>
+        <w:rPr>
+          <w:lang w:val="id_ID" w:bidi="id_ID"/>
+        </w:rPr>
+      </w:r>
+      <w:r>
+        <w:rPr>
+          <w:lang w:val="id_ID" w:bidi="id_ID"/>
+        </w:rPr>
+        <w:t xml:space="preserve">Lihat: </w:t>
+      </w:r>
+      <w:r>
+        <w:rPr>
+          <w:lang w:val="id_ID" w:bidi="id_ID"/>
+        </w:rPr>
+        <w:t>Aktif atau Pasif</w:t>
+      </w:r>
+      <w:r>
+        <w:rPr>
+          <w:lang w:val="id_ID" w:bidi="id_ID"/>
+        </w:rPr>
+      </w:r>
+      <w:r>
+        <w:rPr>
+          <w:lang w:val="id_ID" w:bidi="id_ID"/>
+        </w:rPr>
+      </w:r>
+    </w:p>
+    <w:p>
+      <w:pPr/>
+      <w:r>
+        <w:rPr>
+          <w:lang w:val="id_ID" w:bidi="id_ID"/>
+        </w:rPr>
+      </w:r>
+    </w:p>
+    <w:p>
+      <w:pPr>
+        <w:pStyle w:val="Heading2"/>
+      </w:pPr>
+      <w:r>
+        <w:rPr>
+          <w:lang w:val="id_ID" w:bidi="id_ID"/>
+        </w:rPr>
+        <w:t>Matius 1:22 (#4)</w:t>
+      </w:r>
+      <w:r>
+        <w:rPr>
+          <w:lang w:val="id_ID" w:bidi="id_ID"/>
+        </w:rPr>
+      </w:r>
+    </w:p>
+    <w:p>
+      <w:pPr/>
+      <w:r>
+        <w:rPr>
+          <w:lang w:val="id_ID" w:bidi="id_ID"/>
+        </w:rPr>
+      </w:r>
+      <w:r>
+        <w:rPr>
+          <w:b/>
+          <w:lang w:val="id_ID" w:bidi="id_ID"/>
+        </w:rPr>
+        <w:t>"</w:t>
+      </w:r>
+      <w:r>
+        <w:rPr>
+          <w:b/>
+          <w:lang w:val="id_ID" w:bidi="id_ID"/>
+        </w:rPr>
+        <w:t>yang difirmankan Tuhan</w:t>
+      </w:r>
+      <w:r>
+        <w:rPr>
+          <w:b/>
+          <w:lang w:val="id_ID" w:bidi="id_ID"/>
+        </w:rPr>
+        <w:t>"</w:t>
+      </w:r>
+    </w:p>
+    <w:p>
+      <w:pPr/>
+      <w:r>
+        <w:rPr>
+          <w:lang w:val="id_ID" w:bidi="id_ID"/>
+        </w:rPr>
+      </w:r>
+      <w:r>
+        <w:rPr>
+          <w:lang w:val="id_ID" w:bidi="id_ID"/>
+        </w:rPr>
+        <w:t>Jika bahasa Anda tidak menggunakan bentuk pasif ini, Anda dapat mengungkapkan gagasan tersebut dalam bentuk aktif atau dengan cara lain yang lazim dalam bahasa Anda. Terjemahan alternatif: "yang Tuhan katakan"</w:t>
+      </w:r>
+    </w:p>
+    <w:p>
+      <w:pPr/>
+      <w:r>
+        <w:rPr>
+          <w:lang w:val="id_ID" w:bidi="id_ID"/>
+        </w:rPr>
+      </w:r>
+      <w:r>
+        <w:rPr>
+          <w:lang w:val="id_ID" w:bidi="id_ID"/>
+        </w:rPr>
+        <w:t xml:space="preserve">Lihat: </w:t>
+      </w:r>
+      <w:r>
+        <w:rPr>
+          <w:lang w:val="id_ID" w:bidi="id_ID"/>
+        </w:rPr>
+        <w:t>Aktif atau Pasif</w:t>
+      </w:r>
+      <w:r>
+        <w:rPr>
+          <w:lang w:val="id_ID" w:bidi="id_ID"/>
+        </w:rPr>
+      </w:r>
+      <w:r>
+        <w:rPr>
+          <w:lang w:val="id_ID" w:bidi="id_ID"/>
+        </w:rPr>
+      </w:r>
+    </w:p>
+    <w:p>
+      <w:pPr/>
+      <w:r>
+        <w:rPr>
+          <w:lang w:val="id_ID" w:bidi="id_ID"/>
+        </w:rPr>
+      </w:r>
+    </w:p>
+    <w:p>
+      <w:pPr>
+        <w:pStyle w:val="Heading2"/>
+      </w:pPr>
+      <w:r>
+        <w:rPr>
+          <w:lang w:val="id_ID" w:bidi="id_ID"/>
+        </w:rPr>
+        <w:t>Matius 1:22 (#5)</w:t>
+      </w:r>
+      <w:r>
+        <w:rPr>
+          <w:lang w:val="id_ID" w:bidi="id_ID"/>
+        </w:rPr>
+      </w:r>
+    </w:p>
+    <w:p>
+      <w:pPr/>
+      <w:r>
+        <w:rPr>
+          <w:lang w:val="id_ID" w:bidi="id_ID"/>
+        </w:rPr>
+      </w:r>
+      <w:r>
+        <w:rPr>
+          <w:b/>
+          <w:lang w:val="id_ID" w:bidi="id_ID"/>
+        </w:rPr>
+        <w:t>"nabi"</w:t>
+      </w:r>
+    </w:p>
+    <w:p>
+      <w:pPr/>
+      <w:r>
+        <w:rPr>
+          <w:lang w:val="id_ID" w:bidi="id_ID"/>
+        </w:rPr>
+      </w:r>
+      <w:r>
+        <w:rPr>
+          <w:b/>
+          <w:lang w:val="id_ID" w:bidi="id_ID"/>
+        </w:rPr>
+        <w:t xml:space="preserve">Nabi </w:t>
+      </w:r>
+      <w:r>
+        <w:rPr>
+          <w:lang w:val="id_ID" w:bidi="id_ID"/>
+        </w:rPr>
+        <w:t>yang dimaksud oleh kitab Matius adalah Yesaya. Jika berguna dalam bahasa Anda, Anda dapat membuat informasi ini lebih jelas. Terjemahan alternatif: “Nabi Yesaya”</w:t>
+      </w:r>
+    </w:p>
+    <w:p>
+      <w:pPr/>
+      <w:r>
+        <w:rPr>
+          <w:lang w:val="id_ID" w:bidi="id_ID"/>
+        </w:rPr>
+      </w:r>
+      <w:r>
+        <w:rPr>
+          <w:lang w:val="id_ID" w:bidi="id_ID"/>
+        </w:rPr>
+        <w:t xml:space="preserve">Lihat: </w:t>
+      </w:r>
+      <w:r>
+        <w:rPr>
+          <w:lang w:val="id_ID" w:bidi="id_ID"/>
+        </w:rPr>
+        <w:t>Hal-Hal yang Dianggap Sudah Diketahui dan Informasi yang Tersirat</w:t>
+      </w:r>
+      <w:r>
+        <w:rPr>
+          <w:lang w:val="id_ID" w:bidi="id_ID"/>
+        </w:rPr>
+      </w:r>
+      <w:r>
+        <w:rPr>
+          <w:lang w:val="id_ID" w:bidi="id_ID"/>
+        </w:rPr>
+      </w:r>
+    </w:p>
+    <w:p>
+      <w:pPr/>
+      <w:r>
+        <w:rPr>
+          <w:lang w:val="id_ID" w:bidi="id_ID"/>
+        </w:rPr>
+      </w:r>
+    </w:p>
+    <w:p>
+      <w:pPr>
+        <w:pStyle w:val="Heading2"/>
+      </w:pPr>
+      <w:r>
+        <w:rPr>
+          <w:lang w:val="id_ID" w:bidi="id_ID"/>
+        </w:rPr>
         <w:t>Matius 15:25 (#1)</w:t>
       </w:r>
       <w:r>
@@ -11702,7 +13482,7 @@
         </w:rPr>
         <w:t xml:space="preserve">Untuk meminta Yesus membantunya, Perempuan itu menawarkan sebuah cerita atau ilustrasi berdasarkan Perumpamaan yang Yesus ceritakan dalam </w:t>
       </w:r>
-      <w:hyperlink r:id="rId26">
+      <w:hyperlink r:id="rId28">
         <w:r>
           <w:rPr>
             <w:lang w:val="id_ID" w:bidi="id_ID"/>
@@ -11844,7 +13624,7 @@
         </w:rPr>
         <w:t xml:space="preserve">Lihat bagaimana Anda menerjemahkan frasa ini pada </w:t>
       </w:r>
-      <w:hyperlink r:id="rId26">
+      <w:hyperlink r:id="rId28">
         <w:r>
           <w:rPr>
             <w:lang w:val="id_ID" w:bidi="id_ID"/>
@@ -13109,7 +14889,7 @@
         </w:rPr>
         <w:t xml:space="preserve">Di sini, kata tersebut merujuk pada daerah di dekat kota Tirus dan Sidon (lihat </w:t>
       </w:r>
-      <w:hyperlink r:id="rId27">
+      <w:hyperlink r:id="rId29">
         <w:r>
           <w:rPr>
             <w:lang w:val="id_ID" w:bidi="id_ID"/>
@@ -14230,7 +16010,7 @@
         </w:rPr>
         <w:t xml:space="preserve">Lihat bagaimana Anda menerjemahkan frasa-frasa ini dalam </w:t>
       </w:r>
-      <w:hyperlink r:id="rId28">
+      <w:hyperlink r:id="rId30">
         <w:r>
           <w:rPr>
             <w:lang w:val="id_ID" w:bidi="id_ID"/>
@@ -15521,7 +17301,7 @@
         </w:rPr>
         <w:t xml:space="preserve"> dalam </w:t>
       </w:r>
-      <w:hyperlink r:id="rId29">
+      <w:hyperlink r:id="rId31">
         <w:r>
           <w:rPr>
             <w:lang w:val="id_ID" w:bidi="id_ID"/>
@@ -15929,7 +17709,7 @@
         </w:rPr>
         <w:t xml:space="preserve"> dalam </w:t>
       </w:r>
-      <w:hyperlink r:id="rId29">
+      <w:hyperlink r:id="rId31">
         <w:r>
           <w:rPr>
             <w:lang w:val="id_ID" w:bidi="id_ID"/>
@@ -18204,7 +19984,7 @@
         </w:rPr>
         <w:t xml:space="preserve">Lihat diskusi tentang masalah tekstual di akhir Catatan Umum untuk Pasal ini untuk memutuskan apakah akan menyertakan </w:t>
       </w:r>
-      <w:hyperlink r:id="rId30">
+      <w:hyperlink r:id="rId32">
         <w:r>
           <w:rPr>
             <w:lang w:val="id_ID" w:bidi="id_ID"/>
@@ -18931,7 +20711,7 @@
         </w:rPr>
         <w:t xml:space="preserve">Apa yang Yesus katakan di sini identik dengan apa yang Ia katakan dalam </w:t>
       </w:r>
-      <w:hyperlink r:id="rId31">
+      <w:hyperlink r:id="rId33">
         <w:r>
           <w:rPr>
             <w:lang w:val="id_ID" w:bidi="id_ID"/>
@@ -18962,7 +20742,7 @@
         </w:rPr>
         <w:t xml:space="preserve">. Terjemahkan kalimat ini seperti yang Anda lakukan dalam </w:t>
       </w:r>
-      <w:hyperlink r:id="rId31">
+      <w:hyperlink r:id="rId33">
         <w:r>
           <w:rPr>
             <w:lang w:val="id_ID" w:bidi="id_ID"/>
@@ -19056,7 +20836,7 @@
         </w:rPr>
         <w:t xml:space="preserve"> merujuk kepada orang-orang Farisi dan orang-orang Saduki yang telah meminta tanda (lihat </w:t>
       </w:r>
-      <w:hyperlink r:id="rId32">
+      <w:hyperlink r:id="rId34">
         <w:r>
           <w:rPr>
             <w:lang w:val="id_ID" w:bidi="id_ID"/>
@@ -20208,7 +21988,7 @@
         </w:rPr>
         <w:t xml:space="preserve"> sampai pada </w:t>
       </w:r>
-      <w:hyperlink r:id="rId33">
+      <w:hyperlink r:id="rId35">
         <w:r>
           <w:rPr>
             <w:lang w:val="id_ID" w:bidi="id_ID"/>
@@ -20226,7 +22006,7 @@
         </w:rPr>
         <w:t xml:space="preserve">. Jadi, Anda harus mempertahankan metafora ini di sini tanpa menjelaskan maknanya, karena Matius akan memberikan penjelasannya dalam </w:t>
       </w:r>
-      <w:hyperlink r:id="rId33">
+      <w:hyperlink r:id="rId35">
         <w:r>
           <w:rPr>
             <w:lang w:val="id_ID" w:bidi="id_ID"/>
@@ -21096,7 +22876,7 @@
         </w:rPr>
         <w:t>Di sini, seperti dalam</w:t>
       </w:r>
-      <w:hyperlink r:id="rId34">
+      <w:hyperlink r:id="rId36">
         <w:r>
           <w:rPr>
             <w:lang w:val="id_ID" w:bidi="id_ID"/>
@@ -21524,7 +23304,7 @@
         </w:rPr>
         <w:t xml:space="preserve"> dalam </w:t>
       </w:r>
-      <w:hyperlink r:id="rId29">
+      <w:hyperlink r:id="rId31">
         <w:r>
           <w:rPr>
             <w:lang w:val="id_ID" w:bidi="id_ID"/>
@@ -21734,7 +23514,7 @@
         </w:rPr>
         <w:t xml:space="preserve"> dalam Matius </w:t>
       </w:r>
-      <w:hyperlink r:id="rId35">
+      <w:hyperlink r:id="rId37">
         <w:r>
           <w:rPr>
             <w:lang w:val="id_ID" w:bidi="id_ID"/>
@@ -22123,7 +23903,7 @@
         </w:rPr>
         <w:t xml:space="preserve"> dalam </w:t>
       </w:r>
-      <w:hyperlink r:id="rId29">
+      <w:hyperlink r:id="rId31">
         <w:r>
           <w:rPr>
             <w:lang w:val="id_ID" w:bidi="id_ID"/>
@@ -22429,7 +24209,7 @@
         </w:rPr>
         <w:t xml:space="preserve"> dalam </w:t>
       </w:r>
-      <w:hyperlink r:id="rId36">
+      <w:hyperlink r:id="rId38">
         <w:r>
           <w:rPr>
             <w:lang w:val="id_ID" w:bidi="id_ID"/>
@@ -22748,7 +24528,7 @@
         </w:rPr>
         <w:t xml:space="preserve">Di sini, sama seperti dalam </w:t>
       </w:r>
-      <w:hyperlink r:id="rId37">
+      <w:hyperlink r:id="rId39">
         <w:r>
           <w:rPr>
             <w:lang w:val="id_ID" w:bidi="id_ID"/>
@@ -22875,7 +24655,7 @@
         </w:rPr>
         <w:t xml:space="preserve">Di sini, sama seperti dalam </w:t>
       </w:r>
-      <w:hyperlink r:id="rId37">
+      <w:hyperlink r:id="rId39">
         <w:r>
           <w:rPr>
             <w:lang w:val="id_ID" w:bidi="id_ID"/>
@@ -22919,7 +24699,7 @@
         </w:rPr>
         <w:t xml:space="preserve"> sampai pada </w:t>
       </w:r>
-      <w:hyperlink r:id="rId33">
+      <w:hyperlink r:id="rId35">
         <w:r>
           <w:rPr>
             <w:lang w:val="id_ID" w:bidi="id_ID"/>
@@ -22937,7 +24717,7 @@
         </w:rPr>
         <w:t xml:space="preserve">. Jadi, Anda harus mempertahankan metafora ini di sini tanpa menjelaskan maknanya, karena Matius akan memberikan penjelasannya dalam </w:t>
       </w:r>
-      <w:hyperlink r:id="rId33">
+      <w:hyperlink r:id="rId35">
         <w:r>
           <w:rPr>
             <w:lang w:val="id_ID" w:bidi="id_ID"/>
@@ -30369,7 +32149,7 @@
         </w:rPr>
         <w:t>, jika memungkinkan Anda harus mempertahankan metafora tersebut atau mengungkapkan ide tersebut dalam bentuk perumpamaan. Lihat bagaimana Anda menerjemahkan ungkapan serupa dalam</w:t>
       </w:r>
-      <w:hyperlink r:id="rId38">
+      <w:hyperlink r:id="rId40">
         <w:r>
           <w:rPr>
             <w:lang w:val="id_ID" w:bidi="id_ID"/>
@@ -30592,7 +32372,7 @@
         </w:rPr>
         <w:t xml:space="preserve"> kehidupan mereka saat ini akan kehilangan kehidupan kekal mereka, dan bahwa mereka yang telah kehilangan kehidupan mereka saat ini akan menemukan kehidupan kekal mereka. Jika akan lebih memudahkan pemahaman dalam bahasa Anda, Anda bisa membuat gagasan ini lebih eksplisit. Lihat bagaimana Anda menerjemahkan gagasan serupa dalam </w:t>
       </w:r>
-      <w:hyperlink r:id="rId39">
+      <w:hyperlink r:id="rId41">
         <w:r>
           <w:rPr>
             <w:lang w:val="id_ID" w:bidi="id_ID"/>
@@ -30719,7 +32499,7 @@
         </w:rPr>
         <w:t xml:space="preserve"> seseorang. Jika akan lebih memudahkan pemahaman dalam bahasa Anda, Anda bisa menggunakan ungkapan yang sebanding atau menyatakan maknanya secara jelas. Lihat bagaimana Anda menerjemahkan klausa serupa dalam </w:t>
       </w:r>
-      <w:hyperlink r:id="rId39">
+      <w:hyperlink r:id="rId41">
         <w:r>
           <w:rPr>
             <w:lang w:val="id_ID" w:bidi="id_ID"/>
@@ -30955,7 +32735,7 @@
         </w:rPr>
         <w:t xml:space="preserve">. Agar mudah dipahami dalam bahasa Anda, Anda bisa menggunakan ungkapan yang sebanding atau menyatakan maknanya dengan jelas. Lihat bagaimana Anda menerjemahkan klausa serupa dalam </w:t>
       </w:r>
-      <w:hyperlink r:id="rId39">
+      <w:hyperlink r:id="rId41">
         <w:r>
           <w:rPr>
             <w:lang w:val="id_ID" w:bidi="id_ID"/>
@@ -31165,7 +32945,7 @@
         </w:rPr>
         <w:t xml:space="preserve">memperkenalkan dasar lain untuk apa yang Yesus katakan dalam </w:t>
       </w:r>
-      <w:hyperlink r:id="rId40">
+      <w:hyperlink r:id="rId42">
         <w:r>
           <w:rPr>
             <w:lang w:val="id_ID" w:bidi="id_ID"/>
@@ -32061,7 +33841,7 @@
         </w:rPr>
         <w:t xml:space="preserve"> bisa memperkenalkan dasar untuk: (1) apa yang Yesus katakan dalam </w:t>
       </w:r>
-      <w:hyperlink r:id="rId41">
+      <w:hyperlink r:id="rId43">
         <w:r>
           <w:rPr>
             <w:lang w:val="id_ID" w:bidi="id_ID"/>
@@ -32079,7 +33859,7 @@
         </w:rPr>
         <w:t xml:space="preserve"> tentang bagaimana tidak ada yang lebih berharga daripada jiwa seseorang. Terjemahan alternatif: “kamu harus memikirkan jiwamu karena” (2) apa yang Yesus katakan dalam </w:t>
       </w:r>
-      <w:hyperlink r:id="rId42">
+      <w:hyperlink r:id="rId44">
         <w:r>
           <w:rPr>
             <w:lang w:val="id_ID" w:bidi="id_ID"/>

--- a/ind/docx/40.content.docx
+++ b/ind/docx/40.content.docx
@@ -16950,7 +16950,7 @@
           <w:b/>
           <w:lang w:val="id_ID" w:bidi="id_ID"/>
         </w:rPr>
-        <w:t>πόθεν ἡμῖν ἐν ἐρημίᾳ, ἄρτοι τοσοῦτοι ὥστε χορτάσαι ὄχλον τοσοῦτον?</w:t>
+        <w:t>πόθεν ἡμῖν ἐν ἐρημίᾳ, ἄρτοι τοσοῦτοι ὥστε χορτάσαι ὄχλον τοσοῦτον</w:t>
       </w:r>
     </w:p>
     <w:p>

--- a/ind/docx/40.content.docx
+++ b/ind/docx/40.content.docx
@@ -12184,6 +12184,1257 @@
         <w:rPr>
           <w:lang w:val="id_ID" w:bidi="id_ID"/>
         </w:rPr>
+        <w:t>Matius 1:22 (#6)</w:t>
+      </w:r>
+      <w:r>
+        <w:rPr>
+          <w:lang w:val="id_ID" w:bidi="id_ID"/>
+        </w:rPr>
+      </w:r>
+    </w:p>
+    <w:p>
+      <w:pPr/>
+      <w:r>
+        <w:rPr>
+          <w:lang w:val="id_ID" w:bidi="id_ID"/>
+        </w:rPr>
+      </w:r>
+      <w:r>
+        <w:rPr>
+          <w:b/>
+          <w:lang w:val="id_ID" w:bidi="id_ID"/>
+        </w:rPr>
+        <w:t>"difirmankan"</w:t>
+      </w:r>
+    </w:p>
+    <w:p>
+      <w:pPr/>
+      <w:r>
+        <w:rPr>
+          <w:lang w:val="id_ID" w:bidi="id_ID"/>
+        </w:rPr>
+      </w:r>
+      <w:r>
+        <w:rPr>
+          <w:lang w:val="id_ID" w:bidi="id_ID"/>
+        </w:rPr>
+        <w:t xml:space="preserve">Dalam budaya Matius, </w:t>
+      </w:r>
+      <w:r>
+        <w:rPr>
+          <w:b/>
+          <w:lang w:val="id_ID" w:bidi="id_ID"/>
+        </w:rPr>
+        <w:t>difirmankan</w:t>
+      </w:r>
+      <w:r>
+        <w:rPr>
+          <w:lang w:val="id_ID" w:bidi="id_ID"/>
+        </w:rPr>
+        <w:t xml:space="preserve"> adalah cara yang biasa untuk menunjukkan sebuah kutipan dari teks yang penting, dalam hal ini, kitab Perjanjian Lama yang ditulis oleh nabi Yesaya (lihat </w:t>
+      </w:r>
+      <w:r>
+        <w:rPr>
+          <w:lang w:val="id_ID" w:bidi="id_ID"/>
+        </w:rPr>
+        <w:t>7:14</w:t>
+      </w:r>
+      <w:r>
+        <w:rPr>
+          <w:lang w:val="id_ID" w:bidi="id_ID"/>
+        </w:rPr>
+        <w:t>). Jika berguna dalam bahasa Anda, Anda dapat menggunakan frasa sebanding yang menunjukkan bahwa kitab Matius mengutip dari sebuah teks yang penting. Terjemahan alternatif: “yang ditulis dalam kitab Yesaya” atau “yang menyatakan”</w:t>
+      </w:r>
+    </w:p>
+    <w:p>
+      <w:pPr/>
+      <w:r>
+        <w:rPr>
+          <w:lang w:val="id_ID" w:bidi="id_ID"/>
+        </w:rPr>
+      </w:r>
+      <w:r>
+        <w:rPr>
+          <w:lang w:val="id_ID" w:bidi="id_ID"/>
+        </w:rPr>
+        <w:t xml:space="preserve">Lihat: </w:t>
+      </w:r>
+      <w:r>
+        <w:rPr>
+          <w:lang w:val="id_ID" w:bidi="id_ID"/>
+        </w:rPr>
+        <w:t>Kutipan dan Penanda Kutipan</w:t>
+      </w:r>
+      <w:r>
+        <w:rPr>
+          <w:lang w:val="id_ID" w:bidi="id_ID"/>
+        </w:rPr>
+      </w:r>
+      <w:r>
+        <w:rPr>
+          <w:lang w:val="id_ID" w:bidi="id_ID"/>
+        </w:rPr>
+      </w:r>
+    </w:p>
+    <w:p>
+      <w:pPr/>
+      <w:r>
+        <w:rPr>
+          <w:lang w:val="id_ID" w:bidi="id_ID"/>
+        </w:rPr>
+      </w:r>
+    </w:p>
+    <w:p>
+      <w:pPr>
+        <w:pStyle w:val="Heading2"/>
+      </w:pPr>
+      <w:r>
+        <w:rPr>
+          <w:lang w:val="id_ID" w:bidi="id_ID"/>
+        </w:rPr>
+        <w:t>Matius 1:23 (#1)</w:t>
+      </w:r>
+      <w:r>
+        <w:rPr>
+          <w:lang w:val="id_ID" w:bidi="id_ID"/>
+        </w:rPr>
+      </w:r>
+    </w:p>
+    <w:p>
+      <w:pPr/>
+      <w:r>
+        <w:rPr>
+          <w:lang w:val="id_ID" w:bidi="id_ID"/>
+        </w:rPr>
+      </w:r>
+      <w:r>
+        <w:rPr>
+          <w:b/>
+          <w:lang w:val="id_ID" w:bidi="id_ID"/>
+        </w:rPr>
+        <w:t>"Sesungguhnya"</w:t>
+      </w:r>
+    </w:p>
+    <w:p>
+      <w:pPr/>
+      <w:r>
+        <w:rPr>
+          <w:lang w:val="id_ID" w:bidi="id_ID"/>
+        </w:rPr>
+      </w:r>
+      <w:r>
+        <w:rPr>
+          <w:lang w:val="id_ID" w:bidi="id_ID"/>
+        </w:rPr>
+        <w:t xml:space="preserve">Di sini, kata </w:t>
+      </w:r>
+      <w:r>
+        <w:rPr>
+          <w:b/>
+          <w:lang w:val="id_ID" w:bidi="id_ID"/>
+        </w:rPr>
+        <w:t>Sesungguhnya</w:t>
+      </w:r>
+      <w:r>
+        <w:rPr>
+          <w:lang w:val="id_ID" w:bidi="id_ID"/>
+        </w:rPr>
+        <w:t xml:space="preserve"> berfungsi menarik perhatian pendengar dan meminta mereka untuk mendengarkan dengan seksama. Jika berguna dalam bahasa Anda, Anda dapat mengungkapkan kata "sesungguhnya" dengan kata atau frasa yang meminta para pendengar untuk mendengarkan, atau Anda dapat menarik perhatian para pendengar dengan cara lain. Terjemahan alternatif: “Perhatikan:” atau “Dengarkanlah:”</w:t>
+      </w:r>
+    </w:p>
+    <w:p>
+      <w:pPr/>
+      <w:r>
+        <w:rPr>
+          <w:lang w:val="id_ID" w:bidi="id_ID"/>
+        </w:rPr>
+      </w:r>
+      <w:r>
+        <w:rPr>
+          <w:lang w:val="id_ID" w:bidi="id_ID"/>
+        </w:rPr>
+        <w:t xml:space="preserve">Lihat: </w:t>
+      </w:r>
+      <w:r>
+        <w:rPr>
+          <w:lang w:val="id_ID" w:bidi="id_ID"/>
+        </w:rPr>
+        <w:t>Kata Seru</w:t>
+      </w:r>
+      <w:r>
+        <w:rPr>
+          <w:lang w:val="id_ID" w:bidi="id_ID"/>
+        </w:rPr>
+      </w:r>
+      <w:r>
+        <w:rPr>
+          <w:lang w:val="id_ID" w:bidi="id_ID"/>
+        </w:rPr>
+      </w:r>
+    </w:p>
+    <w:p>
+      <w:pPr/>
+      <w:r>
+        <w:rPr>
+          <w:lang w:val="id_ID" w:bidi="id_ID"/>
+        </w:rPr>
+      </w:r>
+    </w:p>
+    <w:p>
+      <w:pPr>
+        <w:pStyle w:val="Heading2"/>
+      </w:pPr>
+      <w:r>
+        <w:rPr>
+          <w:lang w:val="id_ID" w:bidi="id_ID"/>
+        </w:rPr>
+        <w:t>Matius 1:23 (#2)</w:t>
+      </w:r>
+      <w:r>
+        <w:rPr>
+          <w:lang w:val="id_ID" w:bidi="id_ID"/>
+        </w:rPr>
+      </w:r>
+    </w:p>
+    <w:p>
+      <w:pPr/>
+      <w:r>
+        <w:rPr>
+          <w:lang w:val="id_ID" w:bidi="id_ID"/>
+        </w:rPr>
+      </w:r>
+      <w:r>
+        <w:rPr>
+          <w:b/>
+          <w:lang w:val="id_ID" w:bidi="id_ID"/>
+        </w:rPr>
+        <w:t>"anak dara"</w:t>
+      </w:r>
+    </w:p>
+    <w:p>
+      <w:pPr/>
+      <w:r>
+        <w:rPr>
+          <w:lang w:val="id_ID" w:bidi="id_ID"/>
+        </w:rPr>
+      </w:r>
+      <w:r>
+        <w:rPr>
+          <w:lang w:val="id_ID" w:bidi="id_ID"/>
+        </w:rPr>
+        <w:t xml:space="preserve">Meskipun kata yang diterjemahkan sebagai </w:t>
+      </w:r>
+      <w:r>
+        <w:rPr>
+          <w:b/>
+          <w:lang w:val="id_ID" w:bidi="id_ID"/>
+        </w:rPr>
+        <w:t>anak dara</w:t>
+      </w:r>
+      <w:r>
+        <w:rPr>
+          <w:lang w:val="id_ID" w:bidi="id_ID"/>
+        </w:rPr>
+        <w:t xml:space="preserve"> terkadang merujuk pada setiap perempuan muda, baik yang masih perawan maupun yang tidak, kata tersebut biasanya merujuk pada perempuan muda yang masih perawan. Inilah yang dimaksud kitab Matius pada bagian ini, jadi Anda harus menggunakan kata atau frasa yang merujuk pada perempuan yang sudah cukup umur untuk menikah tetapi belum pernah berhubungan intim. Terjemahan alternatif: “Anak perawan”</w:t>
+      </w:r>
+    </w:p>
+    <w:p>
+      <w:pPr/>
+      <w:r>
+        <w:rPr>
+          <w:lang w:val="id_ID" w:bidi="id_ID"/>
+        </w:rPr>
+      </w:r>
+      <w:r>
+        <w:rPr>
+          <w:lang w:val="id_ID" w:bidi="id_ID"/>
+        </w:rPr>
+        <w:t xml:space="preserve">Lihat: </w:t>
+      </w:r>
+      <w:r>
+        <w:rPr>
+          <w:lang w:val="id_ID" w:bidi="id_ID"/>
+        </w:rPr>
+        <w:t>Hal-Hal yang Dianggap Sudah Diketahui dan Informasi yang Tersirat</w:t>
+      </w:r>
+      <w:r>
+        <w:rPr>
+          <w:lang w:val="id_ID" w:bidi="id_ID"/>
+        </w:rPr>
+      </w:r>
+      <w:r>
+        <w:rPr>
+          <w:lang w:val="id_ID" w:bidi="id_ID"/>
+        </w:rPr>
+      </w:r>
+    </w:p>
+    <w:p>
+      <w:pPr/>
+      <w:r>
+        <w:rPr>
+          <w:lang w:val="id_ID" w:bidi="id_ID"/>
+        </w:rPr>
+      </w:r>
+    </w:p>
+    <w:p>
+      <w:pPr>
+        <w:pStyle w:val="Heading2"/>
+      </w:pPr>
+      <w:r>
+        <w:rPr>
+          <w:lang w:val="id_ID" w:bidi="id_ID"/>
+        </w:rPr>
+        <w:t>Matius 1:23 (#3)</w:t>
+      </w:r>
+      <w:r>
+        <w:rPr>
+          <w:lang w:val="id_ID" w:bidi="id_ID"/>
+        </w:rPr>
+      </w:r>
+    </w:p>
+    <w:p>
+      <w:pPr/>
+      <w:r>
+        <w:rPr>
+          <w:lang w:val="id_ID" w:bidi="id_ID"/>
+        </w:rPr>
+      </w:r>
+      <w:r>
+        <w:rPr>
+          <w:b/>
+          <w:lang w:val="id_ID" w:bidi="id_ID"/>
+        </w:rPr>
+        <w:t>"</w:t>
+      </w:r>
+      <w:r>
+        <w:rPr>
+          <w:b/>
+          <w:lang w:val="id_ID" w:bidi="id_ID"/>
+        </w:rPr>
+        <w:t>akan mengandung</w:t>
+      </w:r>
+      <w:r>
+        <w:rPr>
+          <w:b/>
+          <w:lang w:val="id_ID" w:bidi="id_ID"/>
+        </w:rPr>
+        <w:t>"</w:t>
+      </w:r>
+    </w:p>
+    <w:p>
+      <w:pPr/>
+      <w:r>
+        <w:rPr>
+          <w:lang w:val="id_ID" w:bidi="id_ID"/>
+        </w:rPr>
+      </w:r>
+      <w:r>
+        <w:rPr>
+          <w:lang w:val="id_ID" w:bidi="id_ID"/>
+        </w:rPr>
+        <w:t xml:space="preserve">Di sini, frasa </w:t>
+      </w:r>
+      <w:r>
+        <w:rPr>
+          <w:b/>
+          <w:lang w:val="id_ID" w:bidi="id_ID"/>
+        </w:rPr>
+        <w:t>mengandung</w:t>
+      </w:r>
+      <w:r>
+        <w:rPr>
+          <w:lang w:val="id_ID" w:bidi="id_ID"/>
+        </w:rPr>
+        <w:t xml:space="preserve"> merujuk pada seorang perempuan yang sedang hamil. Jika berguna dalam bahasa Anda, Anda dapat menggunakan frasa yang sebanding atau menyatakan maknanya dengan jelas. Terjemahan alternatif: “akan hamil” atau “akan menantikan kelahiran seorang bayi”</w:t>
+      </w:r>
+    </w:p>
+    <w:p>
+      <w:pPr/>
+      <w:r>
+        <w:rPr>
+          <w:lang w:val="id_ID" w:bidi="id_ID"/>
+        </w:rPr>
+      </w:r>
+      <w:r>
+        <w:rPr>
+          <w:lang w:val="id_ID" w:bidi="id_ID"/>
+        </w:rPr>
+        <w:t xml:space="preserve">Lihat: </w:t>
+      </w:r>
+      <w:r>
+        <w:rPr>
+          <w:lang w:val="id_ID" w:bidi="id_ID"/>
+        </w:rPr>
+        <w:t>Ungkapan</w:t>
+      </w:r>
+      <w:r>
+        <w:rPr>
+          <w:lang w:val="id_ID" w:bidi="id_ID"/>
+        </w:rPr>
+      </w:r>
+      <w:r>
+        <w:rPr>
+          <w:lang w:val="id_ID" w:bidi="id_ID"/>
+        </w:rPr>
+      </w:r>
+    </w:p>
+    <w:p>
+      <w:pPr/>
+      <w:r>
+        <w:rPr>
+          <w:lang w:val="id_ID" w:bidi="id_ID"/>
+        </w:rPr>
+      </w:r>
+    </w:p>
+    <w:p>
+      <w:pPr>
+        <w:pStyle w:val="Heading2"/>
+      </w:pPr>
+      <w:r>
+        <w:rPr>
+          <w:lang w:val="id_ID" w:bidi="id_ID"/>
+        </w:rPr>
+        <w:t>Matius 1:23 (#4)</w:t>
+      </w:r>
+      <w:r>
+        <w:rPr>
+          <w:lang w:val="id_ID" w:bidi="id_ID"/>
+        </w:rPr>
+      </w:r>
+    </w:p>
+    <w:p>
+      <w:pPr/>
+      <w:r>
+        <w:rPr>
+          <w:lang w:val="id_ID" w:bidi="id_ID"/>
+        </w:rPr>
+      </w:r>
+      <w:r>
+        <w:rPr>
+          <w:b/>
+          <w:lang w:val="id_ID" w:bidi="id_ID"/>
+        </w:rPr>
+        <w:t>"mereka akan menamakan"</w:t>
+      </w:r>
+    </w:p>
+    <w:p>
+      <w:pPr/>
+      <w:r>
+        <w:rPr>
+          <w:lang w:val="id_ID" w:bidi="id_ID"/>
+        </w:rPr>
+      </w:r>
+      <w:r>
+        <w:rPr>
+          <w:lang w:val="id_ID" w:bidi="id_ID"/>
+        </w:rPr>
+        <w:t xml:space="preserve">Kata ganti </w:t>
+      </w:r>
+      <w:r>
+        <w:rPr>
+          <w:b/>
+          <w:lang w:val="id_ID" w:bidi="id_ID"/>
+        </w:rPr>
+        <w:t>mereka</w:t>
+      </w:r>
+      <w:r>
+        <w:rPr>
+          <w:lang w:val="id_ID" w:bidi="id_ID"/>
+        </w:rPr>
+        <w:t xml:space="preserve"> merujuk pada orang-orang secara umum. Jika ini tidak jelas bagi pembaca Anda, Anda dapat menggunakan bentuk kata yang merujuk pada orang secara umum. Terjemahan alternatif: "orang-orang akan menyebut" atau "semua orang akan menyebut"</w:t>
+      </w:r>
+    </w:p>
+    <w:p>
+      <w:pPr/>
+      <w:r>
+        <w:rPr>
+          <w:lang w:val="id_ID" w:bidi="id_ID"/>
+        </w:rPr>
+      </w:r>
+      <w:r>
+        <w:rPr>
+          <w:lang w:val="id_ID" w:bidi="id_ID"/>
+        </w:rPr>
+        <w:t xml:space="preserve">Lihat: </w:t>
+      </w:r>
+      <w:r>
+        <w:rPr>
+          <w:lang w:val="id_ID" w:bidi="id_ID"/>
+        </w:rPr>
+        <w:t>Kata Ganti — Kapan Menggunakannya</w:t>
+      </w:r>
+      <w:r>
+        <w:rPr>
+          <w:lang w:val="id_ID" w:bidi="id_ID"/>
+        </w:rPr>
+      </w:r>
+      <w:r>
+        <w:rPr>
+          <w:lang w:val="id_ID" w:bidi="id_ID"/>
+        </w:rPr>
+      </w:r>
+    </w:p>
+    <w:p>
+      <w:pPr/>
+      <w:r>
+        <w:rPr>
+          <w:lang w:val="id_ID" w:bidi="id_ID"/>
+        </w:rPr>
+      </w:r>
+    </w:p>
+    <w:p>
+      <w:pPr>
+        <w:pStyle w:val="Heading2"/>
+      </w:pPr>
+      <w:r>
+        <w:rPr>
+          <w:lang w:val="id_ID" w:bidi="id_ID"/>
+        </w:rPr>
+        <w:t>Matius 1:23 (#5)</w:t>
+      </w:r>
+      <w:r>
+        <w:rPr>
+          <w:lang w:val="id_ID" w:bidi="id_ID"/>
+        </w:rPr>
+      </w:r>
+    </w:p>
+    <w:p>
+      <w:pPr/>
+      <w:r>
+        <w:rPr>
+          <w:lang w:val="id_ID" w:bidi="id_ID"/>
+        </w:rPr>
+      </w:r>
+      <w:r>
+        <w:rPr>
+          <w:b/>
+          <w:lang w:val="id_ID" w:bidi="id_ID"/>
+        </w:rPr>
+        <w:t>"Imanuel”—yang berarti: Allah menyertai kita"</w:t>
+      </w:r>
+    </w:p>
+    <w:p>
+      <w:pPr/>
+      <w:r>
+        <w:rPr>
+          <w:lang w:val="id_ID" w:bidi="id_ID"/>
+        </w:rPr>
+      </w:r>
+      <w:r>
+        <w:rPr>
+          <w:lang w:val="id_ID" w:bidi="id_ID"/>
+        </w:rPr>
+        <w:t xml:space="preserve">Kata </w:t>
+      </w:r>
+      <w:r>
+        <w:rPr>
+          <w:b/>
+          <w:lang w:val="id_ID" w:bidi="id_ID"/>
+        </w:rPr>
+        <w:t>Imanuel</w:t>
+      </w:r>
+      <w:r>
+        <w:rPr>
+          <w:lang w:val="id_ID" w:bidi="id_ID"/>
+        </w:rPr>
+        <w:t xml:space="preserve"> adalah kata dalam bahasa Ibrani. Kitab Matius mengejanya menggunakan huruf Yunani agar pembacanya tahu bagaimana bunyinya, dan kemudian dia menjelaskan apa artinya: </w:t>
+      </w:r>
+      <w:r>
+        <w:rPr>
+          <w:b/>
+          <w:lang w:val="id_ID" w:bidi="id_ID"/>
+        </w:rPr>
+        <w:t>Allah menyertai kita</w:t>
+      </w:r>
+      <w:r>
+        <w:rPr>
+          <w:lang w:val="id_ID" w:bidi="id_ID"/>
+        </w:rPr>
+        <w:t>. Dalam terjemahan Anda, Anda dapat mengejanya sesuai dengan bunyinya dalam bahasa Anda dan kemudian menjelaskan artinya. Terjemahan alternatif: “Imanuel,’ yang merupakan kata Ibrani yang artinya ‘Allah menyertai kita’”</w:t>
+      </w:r>
+    </w:p>
+    <w:p>
+      <w:pPr/>
+      <w:r>
+        <w:rPr>
+          <w:lang w:val="id_ID" w:bidi="id_ID"/>
+        </w:rPr>
+      </w:r>
+      <w:r>
+        <w:rPr>
+          <w:lang w:val="id_ID" w:bidi="id_ID"/>
+        </w:rPr>
+        <w:t xml:space="preserve">Lihat: </w:t>
+      </w:r>
+      <w:r>
+        <w:rPr>
+          <w:lang w:val="id_ID" w:bidi="id_ID"/>
+        </w:rPr>
+        <w:t>Menyalin atau Meminjam Kata</w:t>
+      </w:r>
+      <w:r>
+        <w:rPr>
+          <w:lang w:val="id_ID" w:bidi="id_ID"/>
+        </w:rPr>
+      </w:r>
+      <w:r>
+        <w:rPr>
+          <w:lang w:val="id_ID" w:bidi="id_ID"/>
+        </w:rPr>
+      </w:r>
+    </w:p>
+    <w:p>
+      <w:pPr/>
+      <w:r>
+        <w:rPr>
+          <w:lang w:val="id_ID" w:bidi="id_ID"/>
+        </w:rPr>
+      </w:r>
+    </w:p>
+    <w:p>
+      <w:pPr>
+        <w:pStyle w:val="Heading2"/>
+      </w:pPr>
+      <w:r>
+        <w:rPr>
+          <w:lang w:val="id_ID" w:bidi="id_ID"/>
+        </w:rPr>
+        <w:t>Matius 1:23 (#6)</w:t>
+      </w:r>
+      <w:r>
+        <w:rPr>
+          <w:lang w:val="id_ID" w:bidi="id_ID"/>
+        </w:rPr>
+      </w:r>
+    </w:p>
+    <w:p>
+      <w:pPr/>
+      <w:r>
+        <w:rPr>
+          <w:lang w:val="id_ID" w:bidi="id_ID"/>
+        </w:rPr>
+      </w:r>
+      <w:r>
+        <w:rPr>
+          <w:b/>
+          <w:lang w:val="id_ID" w:bidi="id_ID"/>
+        </w:rPr>
+        <w:t>"</w:t>
+      </w:r>
+      <w:r>
+        <w:rPr>
+          <w:b/>
+          <w:lang w:val="id_ID" w:bidi="id_ID"/>
+        </w:rPr>
+        <w:t>yang berarti: Allah menyertai kita</w:t>
+      </w:r>
+      <w:r>
+        <w:rPr>
+          <w:b/>
+          <w:lang w:val="id_ID" w:bidi="id_ID"/>
+        </w:rPr>
+        <w:t>"</w:t>
+      </w:r>
+    </w:p>
+    <w:p>
+      <w:pPr/>
+      <w:r>
+        <w:rPr>
+          <w:lang w:val="id_ID" w:bidi="id_ID"/>
+        </w:rPr>
+      </w:r>
+      <w:r>
+        <w:rPr>
+          <w:lang w:val="id_ID" w:bidi="id_ID"/>
+        </w:rPr>
+        <w:t>Jika bahasa Anda tidak menggunakan bentuk pasif ini, Anda dapat mengungkapkan gagasan tersebut dalam bentuk aktif atau dengan cara lain yang alami dalam bahasa Anda. Terjemahan alternatif: “yang kami artikan sebagai ‘Allah menyertai kita’” atau “nama ini artinya ‘Allah menyertai kita’”</w:t>
+      </w:r>
+    </w:p>
+    <w:p>
+      <w:pPr/>
+      <w:r>
+        <w:rPr>
+          <w:lang w:val="id_ID" w:bidi="id_ID"/>
+        </w:rPr>
+      </w:r>
+      <w:r>
+        <w:rPr>
+          <w:lang w:val="id_ID" w:bidi="id_ID"/>
+        </w:rPr>
+        <w:t xml:space="preserve">Lihat: </w:t>
+      </w:r>
+      <w:r>
+        <w:rPr>
+          <w:lang w:val="id_ID" w:bidi="id_ID"/>
+        </w:rPr>
+        <w:t>Aktif atau Pasif</w:t>
+      </w:r>
+      <w:r>
+        <w:rPr>
+          <w:lang w:val="id_ID" w:bidi="id_ID"/>
+        </w:rPr>
+      </w:r>
+      <w:r>
+        <w:rPr>
+          <w:lang w:val="id_ID" w:bidi="id_ID"/>
+        </w:rPr>
+      </w:r>
+    </w:p>
+    <w:p>
+      <w:pPr/>
+      <w:r>
+        <w:rPr>
+          <w:lang w:val="id_ID" w:bidi="id_ID"/>
+        </w:rPr>
+      </w:r>
+    </w:p>
+    <w:p>
+      <w:pPr>
+        <w:pStyle w:val="Heading2"/>
+      </w:pPr>
+      <w:r>
+        <w:rPr>
+          <w:lang w:val="id_ID" w:bidi="id_ID"/>
+        </w:rPr>
+        <w:t>Matius 1:24 (#1)</w:t>
+      </w:r>
+      <w:r>
+        <w:rPr>
+          <w:lang w:val="id_ID" w:bidi="id_ID"/>
+        </w:rPr>
+      </w:r>
+    </w:p>
+    <w:p>
+      <w:pPr/>
+      <w:r>
+        <w:rPr>
+          <w:lang w:val="id_ID" w:bidi="id_ID"/>
+        </w:rPr>
+      </w:r>
+      <w:r>
+        <w:rPr>
+          <w:b/>
+          <w:lang w:val="id_ID" w:bidi="id_ID"/>
+        </w:rPr>
+        <w:t>"Sesudah"</w:t>
+      </w:r>
+    </w:p>
+    <w:p>
+      <w:pPr/>
+      <w:r>
+        <w:rPr>
+          <w:lang w:val="id_ID" w:bidi="id_ID"/>
+        </w:rPr>
+      </w:r>
+      <w:r>
+        <w:rPr>
+          <w:lang w:val="id_ID" w:bidi="id_ID"/>
+        </w:rPr>
+        <w:t xml:space="preserve">Di sini, kata </w:t>
+      </w:r>
+      <w:r>
+        <w:rPr>
+          <w:b/>
+          <w:lang w:val="id_ID" w:bidi="id_ID"/>
+        </w:rPr>
+        <w:t>Sesudah</w:t>
+      </w:r>
+      <w:r>
+        <w:rPr>
+          <w:lang w:val="id_ID" w:bidi="id_ID"/>
+        </w:rPr>
+        <w:t xml:space="preserve"> menunjukkan peristiwa besar selanjutnya dalam cerita. Jika berguna dalam bahasa Anda, Anda dapat menggunakan kata atau frasa yang menunjukkan peristiwa selanjutnya, atau Anda dapat membiarkan kata </w:t>
+      </w:r>
+      <w:r>
+        <w:rPr>
+          <w:b/>
+          <w:lang w:val="id_ID" w:bidi="id_ID"/>
+        </w:rPr>
+        <w:t>Sesudah</w:t>
+      </w:r>
+      <w:r>
+        <w:rPr>
+          <w:lang w:val="id_ID" w:bidi="id_ID"/>
+        </w:rPr>
+        <w:t xml:space="preserve"> begitu saja. Terjemahan alternatif: "Setelah malaikat berbicara kepadanya," atau "Selanjutnya,"</w:t>
+      </w:r>
+    </w:p>
+    <w:p>
+      <w:pPr/>
+      <w:r>
+        <w:rPr>
+          <w:lang w:val="id_ID" w:bidi="id_ID"/>
+        </w:rPr>
+      </w:r>
+      <w:r>
+        <w:rPr>
+          <w:lang w:val="id_ID" w:bidi="id_ID"/>
+        </w:rPr>
+        <w:t xml:space="preserve">Lihat: </w:t>
+      </w:r>
+      <w:r>
+        <w:rPr>
+          <w:lang w:val="id_ID" w:bidi="id_ID"/>
+        </w:rPr>
+        <w:t>Kata dan Frasa Penghubung</w:t>
+      </w:r>
+      <w:r>
+        <w:rPr>
+          <w:lang w:val="id_ID" w:bidi="id_ID"/>
+        </w:rPr>
+      </w:r>
+      <w:r>
+        <w:rPr>
+          <w:lang w:val="id_ID" w:bidi="id_ID"/>
+        </w:rPr>
+      </w:r>
+    </w:p>
+    <w:p>
+      <w:pPr/>
+      <w:r>
+        <w:rPr>
+          <w:lang w:val="id_ID" w:bidi="id_ID"/>
+        </w:rPr>
+      </w:r>
+    </w:p>
+    <w:p>
+      <w:pPr>
+        <w:pStyle w:val="Heading2"/>
+      </w:pPr>
+      <w:r>
+        <w:rPr>
+          <w:lang w:val="id_ID" w:bidi="id_ID"/>
+        </w:rPr>
+        <w:t>Matius 1:24 (#2)</w:t>
+      </w:r>
+      <w:r>
+        <w:rPr>
+          <w:lang w:val="id_ID" w:bidi="id_ID"/>
+        </w:rPr>
+      </w:r>
+    </w:p>
+    <w:p>
+      <w:pPr/>
+      <w:r>
+        <w:rPr>
+          <w:lang w:val="id_ID" w:bidi="id_ID"/>
+        </w:rPr>
+      </w:r>
+      <w:r>
+        <w:rPr>
+          <w:b/>
+          <w:lang w:val="id_ID" w:bidi="id_ID"/>
+        </w:rPr>
+        <w:t>"</w:t>
+      </w:r>
+      <w:r>
+        <w:rPr>
+          <w:b/>
+          <w:lang w:val="id_ID" w:bidi="id_ID"/>
+        </w:rPr>
+        <w:t>bangun dari tidurnya</w:t>
+      </w:r>
+      <w:r>
+        <w:rPr>
+          <w:b/>
+          <w:lang w:val="id_ID" w:bidi="id_ID"/>
+        </w:rPr>
+        <w:t>"</w:t>
+      </w:r>
+    </w:p>
+    <w:p>
+      <w:pPr/>
+      <w:r>
+        <w:rPr>
+          <w:lang w:val="id_ID" w:bidi="id_ID"/>
+        </w:rPr>
+      </w:r>
+      <w:r>
+        <w:rPr>
+          <w:lang w:val="id_ID" w:bidi="id_ID"/>
+        </w:rPr>
+        <w:t>Jika bahasa Anda tidak menggunakan bentuk pasif ini, Anda dapat mengungkapkan gagasan tersebut dalam bentuk aktif atau dengan cara lain yang alami dalam bahasa Anda. Terjemahan alternatif: "setelah bangun tidur" atau "setelah terjaga dari tidur"</w:t>
+      </w:r>
+    </w:p>
+    <w:p>
+      <w:pPr/>
+      <w:r>
+        <w:rPr>
+          <w:lang w:val="id_ID" w:bidi="id_ID"/>
+        </w:rPr>
+      </w:r>
+      <w:r>
+        <w:rPr>
+          <w:lang w:val="id_ID" w:bidi="id_ID"/>
+        </w:rPr>
+        <w:t xml:space="preserve">Lihat: </w:t>
+      </w:r>
+      <w:r>
+        <w:rPr>
+          <w:lang w:val="id_ID" w:bidi="id_ID"/>
+        </w:rPr>
+        <w:t>Aktif atau Pasif</w:t>
+      </w:r>
+      <w:r>
+        <w:rPr>
+          <w:lang w:val="id_ID" w:bidi="id_ID"/>
+        </w:rPr>
+      </w:r>
+      <w:r>
+        <w:rPr>
+          <w:lang w:val="id_ID" w:bidi="id_ID"/>
+        </w:rPr>
+      </w:r>
+    </w:p>
+    <w:p>
+      <w:pPr/>
+      <w:r>
+        <w:rPr>
+          <w:lang w:val="id_ID" w:bidi="id_ID"/>
+        </w:rPr>
+      </w:r>
+    </w:p>
+    <w:p>
+      <w:pPr>
+        <w:pStyle w:val="Heading2"/>
+      </w:pPr>
+      <w:r>
+        <w:rPr>
+          <w:lang w:val="id_ID" w:bidi="id_ID"/>
+        </w:rPr>
+        <w:t>Matius 1:24 (#3)</w:t>
+      </w:r>
+      <w:r>
+        <w:rPr>
+          <w:lang w:val="id_ID" w:bidi="id_ID"/>
+        </w:rPr>
+      </w:r>
+    </w:p>
+    <w:p>
+      <w:pPr/>
+      <w:r>
+        <w:rPr>
+          <w:lang w:val="id_ID" w:bidi="id_ID"/>
+        </w:rPr>
+      </w:r>
+      <w:r>
+        <w:rPr>
+          <w:b/>
+          <w:lang w:val="id_ID" w:bidi="id_ID"/>
+        </w:rPr>
+        <w:t>"mengambil Maria"</w:t>
+      </w:r>
+    </w:p>
+    <w:p>
+      <w:pPr/>
+      <w:r>
+        <w:rPr>
+          <w:lang w:val="id_ID" w:bidi="id_ID"/>
+        </w:rPr>
+      </w:r>
+      <w:r>
+        <w:rPr>
+          <w:lang w:val="id_ID" w:bidi="id_ID"/>
+        </w:rPr>
+        <w:t xml:space="preserve">Di sini, kata </w:t>
+      </w:r>
+      <w:r>
+        <w:rPr>
+          <w:b/>
+          <w:lang w:val="id_ID" w:bidi="id_ID"/>
+        </w:rPr>
+        <w:t>sesudah</w:t>
+      </w:r>
+      <w:r>
+        <w:rPr>
+          <w:lang w:val="id_ID" w:bidi="id_ID"/>
+        </w:rPr>
+        <w:t xml:space="preserve"> menunjukkan bagaimana Yusuf </w:t>
+      </w:r>
+      <w:r>
+        <w:rPr>
+          <w:b/>
+          <w:lang w:val="id_ID" w:bidi="id_ID"/>
+        </w:rPr>
+        <w:t>berbuat seperti yang diperintahkan malaikat Tuhan itu kepadanya</w:t>
+      </w:r>
+      <w:r>
+        <w:rPr>
+          <w:lang w:val="id_ID" w:bidi="id_ID"/>
+        </w:rPr>
+        <w:t>. Jika berguna dalam bahasa Anda, Anda dapat membuat hubungan ini lebih jelas. Terjemahan alternatif: “dengan menikahinya”</w:t>
+      </w:r>
+    </w:p>
+    <w:p>
+      <w:pPr/>
+      <w:r>
+        <w:rPr>
+          <w:lang w:val="id_ID" w:bidi="id_ID"/>
+        </w:rPr>
+      </w:r>
+      <w:r>
+        <w:rPr>
+          <w:lang w:val="id_ID" w:bidi="id_ID"/>
+        </w:rPr>
+        <w:t xml:space="preserve">Lihat: </w:t>
+      </w:r>
+      <w:r>
+        <w:rPr>
+          <w:lang w:val="id_ID" w:bidi="id_ID"/>
+        </w:rPr>
+        <w:t>Kata dan Frasa Penghubung</w:t>
+      </w:r>
+      <w:r>
+        <w:rPr>
+          <w:lang w:val="id_ID" w:bidi="id_ID"/>
+        </w:rPr>
+      </w:r>
+      <w:r>
+        <w:rPr>
+          <w:lang w:val="id_ID" w:bidi="id_ID"/>
+        </w:rPr>
+      </w:r>
+    </w:p>
+    <w:p>
+      <w:pPr/>
+      <w:r>
+        <w:rPr>
+          <w:lang w:val="id_ID" w:bidi="id_ID"/>
+        </w:rPr>
+      </w:r>
+    </w:p>
+    <w:p>
+      <w:pPr>
+        <w:pStyle w:val="Heading2"/>
+      </w:pPr>
+      <w:r>
+        <w:rPr>
+          <w:lang w:val="id_ID" w:bidi="id_ID"/>
+        </w:rPr>
+        <w:t>Matius 1:25 (#1)</w:t>
+      </w:r>
+      <w:r>
+        <w:rPr>
+          <w:lang w:val="id_ID" w:bidi="id_ID"/>
+        </w:rPr>
+      </w:r>
+    </w:p>
+    <w:p>
+      <w:pPr/>
+      <w:r>
+        <w:rPr>
+          <w:lang w:val="id_ID" w:bidi="id_ID"/>
+        </w:rPr>
+      </w:r>
+      <w:r>
+        <w:rPr>
+          <w:b/>
+          <w:lang w:val="id_ID" w:bidi="id_ID"/>
+        </w:rPr>
+        <w:t>"Tetapi"</w:t>
+      </w:r>
+    </w:p>
+    <w:p>
+      <w:pPr/>
+      <w:r>
+        <w:rPr>
+          <w:lang w:val="id_ID" w:bidi="id_ID"/>
+        </w:rPr>
+      </w:r>
+      <w:r>
+        <w:rPr>
+          <w:lang w:val="id_ID" w:bidi="id_ID"/>
+        </w:rPr>
+        <w:t xml:space="preserve">Di sini, kata </w:t>
+      </w:r>
+      <w:r>
+        <w:rPr>
+          <w:b/>
+          <w:lang w:val="id_ID" w:bidi="id_ID"/>
+        </w:rPr>
+        <w:t xml:space="preserve">Tetapi </w:t>
+      </w:r>
+      <w:r>
+        <w:rPr>
+          <w:lang w:val="id_ID" w:bidi="id_ID"/>
+        </w:rPr>
+        <w:t>menunjukkan sesuatu yang tidak terduga bagi orang-orang yang telah menikah. Jika hal itu akan membantu dalam bahasa Anda, Anda dapat menggunakan kata atau frasa yang menunjukkan sesuatu yang tidak terduga. Terjemahan alternatif: “Namun” atau “Meskipun demikian,”</w:t>
+      </w:r>
+    </w:p>
+    <w:p>
+      <w:pPr/>
+      <w:r>
+        <w:rPr>
+          <w:lang w:val="id_ID" w:bidi="id_ID"/>
+        </w:rPr>
+      </w:r>
+      <w:r>
+        <w:rPr>
+          <w:lang w:val="id_ID" w:bidi="id_ID"/>
+        </w:rPr>
+        <w:t xml:space="preserve">Lihat: </w:t>
+      </w:r>
+      <w:r>
+        <w:rPr>
+          <w:lang w:val="id_ID" w:bidi="id_ID"/>
+        </w:rPr>
+        <w:t>Kata dan Frasa Penghubung</w:t>
+      </w:r>
+      <w:r>
+        <w:rPr>
+          <w:lang w:val="id_ID" w:bidi="id_ID"/>
+        </w:rPr>
+      </w:r>
+      <w:r>
+        <w:rPr>
+          <w:lang w:val="id_ID" w:bidi="id_ID"/>
+        </w:rPr>
+      </w:r>
+    </w:p>
+    <w:p>
+      <w:pPr/>
+      <w:r>
+        <w:rPr>
+          <w:lang w:val="id_ID" w:bidi="id_ID"/>
+        </w:rPr>
+      </w:r>
+    </w:p>
+    <w:p>
+      <w:pPr>
+        <w:pStyle w:val="Heading2"/>
+      </w:pPr>
+      <w:r>
+        <w:rPr>
+          <w:lang w:val="id_ID" w:bidi="id_ID"/>
+        </w:rPr>
+        <w:t>Matius 1:25 (#2)</w:t>
+      </w:r>
+      <w:r>
+        <w:rPr>
+          <w:lang w:val="id_ID" w:bidi="id_ID"/>
+        </w:rPr>
+      </w:r>
+    </w:p>
+    <w:p>
+      <w:pPr/>
+      <w:r>
+        <w:rPr>
+          <w:lang w:val="id_ID" w:bidi="id_ID"/>
+        </w:rPr>
+      </w:r>
+      <w:r>
+        <w:rPr>
+          <w:b/>
+          <w:lang w:val="id_ID" w:bidi="id_ID"/>
+        </w:rPr>
+        <w:t>"</w:t>
+      </w:r>
+      <w:r>
+        <w:rPr>
+          <w:b/>
+          <w:lang w:val="id_ID" w:bidi="id_ID"/>
+        </w:rPr>
+        <w:t>tidak bersetubuh dengan dia</w:t>
+      </w:r>
+      <w:r>
+        <w:rPr>
+          <w:b/>
+          <w:lang w:val="id_ID" w:bidi="id_ID"/>
+        </w:rPr>
+        <w:t>"</w:t>
+      </w:r>
+    </w:p>
+    <w:p>
+      <w:pPr/>
+      <w:r>
+        <w:rPr>
+          <w:lang w:val="id_ID" w:bidi="id_ID"/>
+        </w:rPr>
+      </w:r>
+      <w:r>
+        <w:rPr>
+          <w:lang w:val="id_ID" w:bidi="id_ID"/>
+        </w:rPr>
+        <w:t xml:space="preserve">Kitab Matius merujuk dengan cara yang sopan untuk hubungan intim dengan menggunakan kata </w:t>
+      </w:r>
+      <w:r>
+        <w:rPr>
+          <w:b/>
+          <w:lang w:val="id_ID" w:bidi="id_ID"/>
+        </w:rPr>
+        <w:t>bersetubuh</w:t>
+      </w:r>
+      <w:r>
+        <w:rPr>
+          <w:lang w:val="id_ID" w:bidi="id_ID"/>
+        </w:rPr>
+        <w:t xml:space="preserve">. Jika berguna dalam bahasa Anda, Anda dapat menggunakan cara yang sopan untuk merujuk pada hal ini dalam bahasa Anda, atau Anda dapat menyatakannya dengan jelas. Perhatikan bagaimana Anda menerjemahkan bahasa halus untuk hubungan intim dalam </w:t>
+      </w:r>
+      <w:hyperlink r:id="rId26">
+        <w:r>
+          <w:rPr>
+            <w:lang w:val="id_ID" w:bidi="id_ID"/>
+          </w:rPr>
+          <w:rPr>
+            <w:color w:val="0000EE"/>
+            <w:u w:val="single"/>
+          </w:rPr>
+          <w:t>Mat. 1:18</w:t>
+        </w:r>
+      </w:hyperlink>
+      <w:r>
+        <w:rPr>
+          <w:lang w:val="id_ID" w:bidi="id_ID"/>
+        </w:rPr>
+        <w:t>. Terjemahan alternatif: "dia tidak melakukan hubungan suami istri dengannya" atau "dia tidak tidur dengannya"</w:t>
+      </w:r>
+    </w:p>
+    <w:p>
+      <w:pPr/>
+      <w:r>
+        <w:rPr>
+          <w:lang w:val="id_ID" w:bidi="id_ID"/>
+        </w:rPr>
+      </w:r>
+      <w:r>
+        <w:rPr>
+          <w:lang w:val="id_ID" w:bidi="id_ID"/>
+        </w:rPr>
+        <w:t xml:space="preserve">Lihat: </w:t>
+      </w:r>
+      <w:r>
+        <w:rPr>
+          <w:lang w:val="id_ID" w:bidi="id_ID"/>
+        </w:rPr>
+        <w:t>Eufemisme</w:t>
+      </w:r>
+      <w:r>
+        <w:rPr>
+          <w:lang w:val="id_ID" w:bidi="id_ID"/>
+        </w:rPr>
+      </w:r>
+      <w:r>
+        <w:rPr>
+          <w:lang w:val="id_ID" w:bidi="id_ID"/>
+        </w:rPr>
+      </w:r>
+    </w:p>
+    <w:p>
+      <w:pPr/>
+      <w:r>
+        <w:rPr>
+          <w:lang w:val="id_ID" w:bidi="id_ID"/>
+        </w:rPr>
+      </w:r>
+    </w:p>
+    <w:p>
+      <w:pPr>
+        <w:pStyle w:val="Heading2"/>
+      </w:pPr>
+      <w:r>
+        <w:rPr>
+          <w:lang w:val="id_ID" w:bidi="id_ID"/>
+        </w:rPr>
         <w:t>Matius 15:25 (#1)</w:t>
       </w:r>
       <w:r>
@@ -34422,6 +35673,964 @@
           <w:lang w:val="id_ID" w:bidi="id_ID"/>
         </w:rPr>
         <w:t>Menerjemahkan Anak dan Bapa</w:t>
+      </w:r>
+      <w:r>
+        <w:rPr>
+          <w:lang w:val="id_ID" w:bidi="id_ID"/>
+        </w:rPr>
+      </w:r>
+      <w:r>
+        <w:rPr>
+          <w:lang w:val="id_ID" w:bidi="id_ID"/>
+        </w:rPr>
+      </w:r>
+    </w:p>
+    <w:p>
+      <w:pPr/>
+      <w:r>
+        <w:rPr>
+          <w:lang w:val="id_ID" w:bidi="id_ID"/>
+        </w:rPr>
+      </w:r>
+    </w:p>
+    <w:p>
+      <w:pPr>
+        <w:pStyle w:val="Heading2"/>
+      </w:pPr>
+      <w:r>
+        <w:rPr>
+          <w:lang w:val="id_ID" w:bidi="id_ID"/>
+        </w:rPr>
+        <w:t>Matius 17:4 (#5)</w:t>
+      </w:r>
+      <w:r>
+        <w:rPr>
+          <w:lang w:val="id_ID" w:bidi="id_ID"/>
+        </w:rPr>
+      </w:r>
+    </w:p>
+    <w:p>
+      <w:pPr/>
+      <w:r>
+        <w:rPr>
+          <w:lang w:val="id_ID" w:bidi="id_ID"/>
+        </w:rPr>
+      </w:r>
+      <w:r>
+        <w:rPr>
+          <w:b/>
+          <w:lang w:val="id_ID" w:bidi="id_ID"/>
+        </w:rPr>
+        <w:t xml:space="preserve">"kemah" </w:t>
+      </w:r>
+    </w:p>
+    <w:p>
+      <w:pPr/>
+      <w:r>
+        <w:rPr>
+          <w:lang w:val="id_ID" w:bidi="id_ID"/>
+        </w:rPr>
+      </w:r>
+      <w:r>
+        <w:rPr>
+          <w:lang w:val="id_ID" w:bidi="id_ID"/>
+        </w:rPr>
+        <w:t xml:space="preserve">Istilah </w:t>
+      </w:r>
+      <w:r>
+        <w:rPr>
+          <w:b/>
+          <w:lang w:val="id_ID" w:bidi="id_ID"/>
+        </w:rPr>
+        <w:t>kemah</w:t>
+      </w:r>
+      <w:r>
+        <w:rPr>
+          <w:lang w:val="id_ID" w:bidi="id_ID"/>
+        </w:rPr>
+        <w:t>berarti tempat sederhana dan sementara untuk duduk atau tidur. Petrus mungkin berpikir untuk membuatnya dari bahan yang tersedia di gunung seperti cabang pohon. Jika akan lebih memudahkan pemahaman dalam bahasa Anda, Anda dapat menggunakan kata atau frasa yang merujuk pada jenis tempat penampungan sementara ini. Terjemahan alternatif: “pondok”</w:t>
+      </w:r>
+    </w:p>
+    <w:p>
+      <w:pPr/>
+      <w:r>
+        <w:rPr>
+          <w:lang w:val="id_ID" w:bidi="id_ID"/>
+        </w:rPr>
+      </w:r>
+      <w:r>
+        <w:rPr>
+          <w:lang w:val="id_ID" w:bidi="id_ID"/>
+        </w:rPr>
+        <w:t xml:space="preserve">Lihat: </w:t>
+      </w:r>
+      <w:r>
+        <w:rPr>
+          <w:lang w:val="id_ID" w:bidi="id_ID"/>
+        </w:rPr>
+        <w:t>Terjemahkan yang Tidak Diketahui</w:t>
+      </w:r>
+      <w:r>
+        <w:rPr>
+          <w:lang w:val="id_ID" w:bidi="id_ID"/>
+        </w:rPr>
+      </w:r>
+      <w:r>
+        <w:rPr>
+          <w:lang w:val="id_ID" w:bidi="id_ID"/>
+        </w:rPr>
+      </w:r>
+    </w:p>
+    <w:p>
+      <w:pPr/>
+      <w:r>
+        <w:rPr>
+          <w:lang w:val="id_ID" w:bidi="id_ID"/>
+        </w:rPr>
+      </w:r>
+    </w:p>
+    <w:p>
+      <w:pPr>
+        <w:pStyle w:val="Heading2"/>
+      </w:pPr>
+      <w:r>
+        <w:rPr>
+          <w:lang w:val="id_ID" w:bidi="id_ID"/>
+        </w:rPr>
+        <w:t>Matius 17:5 (#1)</w:t>
+      </w:r>
+      <w:r>
+        <w:rPr>
+          <w:lang w:val="id_ID" w:bidi="id_ID"/>
+        </w:rPr>
+      </w:r>
+    </w:p>
+    <w:p>
+      <w:pPr/>
+      <w:r>
+        <w:rPr>
+          <w:lang w:val="id_ID" w:bidi="id_ID"/>
+        </w:rPr>
+      </w:r>
+      <w:r>
+        <w:rPr>
+          <w:b/>
+          <w:lang w:val="id_ID" w:bidi="id_ID"/>
+        </w:rPr>
+        <w:t>"tiba-tiba,"</w:t>
+      </w:r>
+      <w:r>
+        <w:rPr>
+          <w:lang w:val="id_ID" w:bidi="id_ID"/>
+        </w:rPr>
+        <w:t xml:space="preserve"> - </w:t>
+      </w:r>
+      <w:r>
+        <w:rPr>
+          <w:b/>
+          <w:lang w:val="id_ID" w:bidi="id_ID"/>
+        </w:rPr>
+        <w:t>"inilah"</w:t>
+      </w:r>
+    </w:p>
+    <w:p>
+      <w:pPr/>
+      <w:r>
+        <w:rPr>
+          <w:lang w:val="id_ID" w:bidi="id_ID"/>
+        </w:rPr>
+      </w:r>
+      <w:r>
+        <w:rPr>
+          <w:lang w:val="id_ID" w:bidi="id_ID"/>
+        </w:rPr>
+        <w:t xml:space="preserve">Di kedua tempat, kata </w:t>
+      </w:r>
+      <w:r>
+        <w:rPr>
+          <w:b/>
+          <w:lang w:val="id_ID" w:bidi="id_ID"/>
+        </w:rPr>
+        <w:t xml:space="preserve">tiba-tiba </w:t>
+      </w:r>
+      <w:r>
+        <w:rPr>
+          <w:lang w:val="id_ID" w:bidi="id_ID"/>
+        </w:rPr>
+        <w:t>dan</w:t>
+      </w:r>
+      <w:r>
+        <w:rPr>
+          <w:b/>
+          <w:lang w:val="id_ID" w:bidi="id_ID"/>
+        </w:rPr>
+        <w:t xml:space="preserve"> inilah</w:t>
+      </w:r>
+      <w:r>
+        <w:rPr>
+          <w:lang w:val="id_ID" w:bidi="id_ID"/>
+        </w:rPr>
+        <w:t xml:space="preserve"> menarik perhatian audiens dan meminta mereka untuk mendengarkan dengan seksama. Jika akan lebih memudahkan pemahaman dalam bahasa Anda, Anda bisa mengungkapkan kata </w:t>
+      </w:r>
+      <w:r>
+        <w:rPr>
+          <w:b/>
+          <w:lang w:val="id_ID" w:bidi="id_ID"/>
+        </w:rPr>
+        <w:t xml:space="preserve">tiba-tiba </w:t>
+      </w:r>
+      <w:r>
+        <w:rPr>
+          <w:lang w:val="id_ID" w:bidi="id_ID"/>
+        </w:rPr>
+        <w:t>dan</w:t>
+      </w:r>
+      <w:r>
+        <w:rPr>
+          <w:b/>
+          <w:lang w:val="id_ID" w:bidi="id_ID"/>
+        </w:rPr>
+        <w:t xml:space="preserve"> inilah</w:t>
+      </w:r>
+      <w:r>
+        <w:rPr>
+          <w:lang w:val="id_ID" w:bidi="id_ID"/>
+        </w:rPr>
+        <w:t xml:space="preserve"> dengan kata atau frasa yang meminta audiens untuk mendengarkan, atau Anda bisa menarik perhatian audiens dengan cara lain. Terjemahan alternatif: “bayangkan ini … bayangkan ini juga” atau “tiba-tiba … tiba-tiba”</w:t>
+      </w:r>
+    </w:p>
+    <w:p>
+      <w:pPr/>
+      <w:r>
+        <w:rPr>
+          <w:lang w:val="id_ID" w:bidi="id_ID"/>
+        </w:rPr>
+      </w:r>
+      <w:r>
+        <w:rPr>
+          <w:lang w:val="id_ID" w:bidi="id_ID"/>
+        </w:rPr>
+        <w:t xml:space="preserve">Lihat: </w:t>
+      </w:r>
+      <w:r>
+        <w:rPr>
+          <w:lang w:val="id_ID" w:bidi="id_ID"/>
+        </w:rPr>
+        <w:t>Seruan</w:t>
+      </w:r>
+      <w:r>
+        <w:rPr>
+          <w:lang w:val="id_ID" w:bidi="id_ID"/>
+        </w:rPr>
+      </w:r>
+      <w:r>
+        <w:rPr>
+          <w:lang w:val="id_ID" w:bidi="id_ID"/>
+        </w:rPr>
+      </w:r>
+    </w:p>
+    <w:p>
+      <w:pPr/>
+      <w:r>
+        <w:rPr>
+          <w:lang w:val="id_ID" w:bidi="id_ID"/>
+        </w:rPr>
+      </w:r>
+    </w:p>
+    <w:p>
+      <w:pPr>
+        <w:pStyle w:val="Heading2"/>
+      </w:pPr>
+      <w:r>
+        <w:rPr>
+          <w:lang w:val="id_ID" w:bidi="id_ID"/>
+        </w:rPr>
+        <w:t>Matius 17:5 (#2)</w:t>
+      </w:r>
+      <w:r>
+        <w:rPr>
+          <w:lang w:val="id_ID" w:bidi="id_ID"/>
+        </w:rPr>
+      </w:r>
+    </w:p>
+    <w:p>
+      <w:pPr/>
+      <w:r>
+        <w:rPr>
+          <w:lang w:val="id_ID" w:bidi="id_ID"/>
+        </w:rPr>
+      </w:r>
+      <w:r>
+        <w:rPr>
+          <w:b/>
+          <w:lang w:val="id_ID" w:bidi="id_ID"/>
+        </w:rPr>
+        <w:t>"awan yang terang"</w:t>
+      </w:r>
+    </w:p>
+    <w:p>
+      <w:pPr/>
+      <w:r>
+        <w:rPr>
+          <w:lang w:val="id_ID" w:bidi="id_ID"/>
+        </w:rPr>
+      </w:r>
+      <w:r>
+        <w:rPr>
+          <w:lang w:val="id_ID" w:bidi="id_ID"/>
+        </w:rPr>
+        <w:t xml:space="preserve">Di sini, </w:t>
+      </w:r>
+      <w:r>
+        <w:rPr>
+          <w:b/>
+          <w:lang w:val="id_ID" w:bidi="id_ID"/>
+        </w:rPr>
+        <w:t>awan yang terang</w:t>
+      </w:r>
+      <w:r>
+        <w:rPr>
+          <w:lang w:val="id_ID" w:bidi="id_ID"/>
+        </w:rPr>
+        <w:t xml:space="preserve"> adalah awan yang putih dan sangat memantulkan cahaya matahari dengan kuat. Jika akan lebih memudahkan pemahaman dalam bahasa Anda, Anda bisa membuat gagasan itu lebih jelas. Terjemahan alternatif: "awan bersinar" atau "awan yang sangat putih"</w:t>
+      </w:r>
+    </w:p>
+    <w:p>
+      <w:pPr/>
+      <w:r>
+        <w:rPr>
+          <w:lang w:val="id_ID" w:bidi="id_ID"/>
+        </w:rPr>
+      </w:r>
+      <w:r>
+        <w:rPr>
+          <w:lang w:val="id_ID" w:bidi="id_ID"/>
+        </w:rPr>
+        <w:t xml:space="preserve">Lihat: </w:t>
+      </w:r>
+      <w:r>
+        <w:rPr>
+          <w:lang w:val="id_ID" w:bidi="id_ID"/>
+        </w:rPr>
+        <w:t>Pengetahuan yang Diasumsikan dan Informasi Implisit</w:t>
+      </w:r>
+      <w:r>
+        <w:rPr>
+          <w:lang w:val="id_ID" w:bidi="id_ID"/>
+        </w:rPr>
+      </w:r>
+      <w:r>
+        <w:rPr>
+          <w:lang w:val="id_ID" w:bidi="id_ID"/>
+        </w:rPr>
+      </w:r>
+    </w:p>
+    <w:p>
+      <w:pPr/>
+      <w:r>
+        <w:rPr>
+          <w:lang w:val="id_ID" w:bidi="id_ID"/>
+        </w:rPr>
+      </w:r>
+    </w:p>
+    <w:p>
+      <w:pPr>
+        <w:pStyle w:val="Heading2"/>
+      </w:pPr>
+      <w:r>
+        <w:rPr>
+          <w:lang w:val="id_ID" w:bidi="id_ID"/>
+        </w:rPr>
+        <w:t>Matius 17:5 (#3)</w:t>
+      </w:r>
+      <w:r>
+        <w:rPr>
+          <w:lang w:val="id_ID" w:bidi="id_ID"/>
+        </w:rPr>
+      </w:r>
+    </w:p>
+    <w:p>
+      <w:pPr/>
+      <w:r>
+        <w:rPr>
+          <w:lang w:val="id_ID" w:bidi="id_ID"/>
+        </w:rPr>
+      </w:r>
+      <w:r>
+        <w:rPr>
+          <w:b/>
+          <w:lang w:val="id_ID" w:bidi="id_ID"/>
+        </w:rPr>
+        <w:t>"menaungi"</w:t>
+      </w:r>
+    </w:p>
+    <w:p>
+      <w:pPr/>
+      <w:r>
+        <w:rPr>
+          <w:lang w:val="id_ID" w:bidi="id_ID"/>
+        </w:rPr>
+      </w:r>
+      <w:r>
+        <w:rPr>
+          <w:lang w:val="id_ID" w:bidi="id_ID"/>
+        </w:rPr>
+        <w:t>Di sini Matius mungkin menyiratkan bahwa: (1) awan menyelimuti atau mengelilingi mereka. Terjemahan alternatif: “menyelimuti” atau “mengelilingi” (2) awan memberikan bayangan pada mereka. Terjemahan alternatif: “memberikan bayangan pada”</w:t>
+      </w:r>
+    </w:p>
+    <w:p>
+      <w:pPr/>
+      <w:r>
+        <w:rPr>
+          <w:lang w:val="id_ID" w:bidi="id_ID"/>
+        </w:rPr>
+      </w:r>
+      <w:r>
+        <w:rPr>
+          <w:lang w:val="id_ID" w:bidi="id_ID"/>
+        </w:rPr>
+        <w:t xml:space="preserve">Lihat: </w:t>
+      </w:r>
+      <w:r>
+        <w:rPr>
+          <w:lang w:val="id_ID" w:bidi="id_ID"/>
+        </w:rPr>
+        <w:t>Pengetahuan yang Diasumsikan dan Informasi Implisit</w:t>
+      </w:r>
+      <w:r>
+        <w:rPr>
+          <w:lang w:val="id_ID" w:bidi="id_ID"/>
+        </w:rPr>
+      </w:r>
+      <w:r>
+        <w:rPr>
+          <w:lang w:val="id_ID" w:bidi="id_ID"/>
+        </w:rPr>
+      </w:r>
+    </w:p>
+    <w:p>
+      <w:pPr/>
+      <w:r>
+        <w:rPr>
+          <w:lang w:val="id_ID" w:bidi="id_ID"/>
+        </w:rPr>
+      </w:r>
+    </w:p>
+    <w:p>
+      <w:pPr>
+        <w:pStyle w:val="Heading2"/>
+      </w:pPr>
+      <w:r>
+        <w:rPr>
+          <w:lang w:val="id_ID" w:bidi="id_ID"/>
+        </w:rPr>
+        <w:t>Matius 17:5 (#4)</w:t>
+      </w:r>
+      <w:r>
+        <w:rPr>
+          <w:lang w:val="id_ID" w:bidi="id_ID"/>
+        </w:rPr>
+      </w:r>
+    </w:p>
+    <w:p>
+      <w:pPr/>
+      <w:r>
+        <w:rPr>
+          <w:lang w:val="id_ID" w:bidi="id_ID"/>
+        </w:rPr>
+      </w:r>
+      <w:r>
+        <w:rPr>
+          <w:b/>
+          <w:lang w:val="id_ID" w:bidi="id_ID"/>
+        </w:rPr>
+        <w:t>"mereka"</w:t>
+      </w:r>
+    </w:p>
+    <w:p>
+      <w:pPr/>
+      <w:r>
+        <w:rPr>
+          <w:lang w:val="id_ID" w:bidi="id_ID"/>
+        </w:rPr>
+      </w:r>
+      <w:r>
+        <w:rPr>
+          <w:lang w:val="id_ID" w:bidi="id_ID"/>
+        </w:rPr>
+        <w:t xml:space="preserve">Kata ganti </w:t>
+      </w:r>
+      <w:r>
+        <w:rPr>
+          <w:b/>
+          <w:lang w:val="id_ID" w:bidi="id_ID"/>
+        </w:rPr>
+        <w:t>mereka</w:t>
+      </w:r>
+      <w:r>
+        <w:rPr>
+          <w:lang w:val="id_ID" w:bidi="id_ID"/>
+        </w:rPr>
+        <w:t xml:space="preserve"> dapat merujuk pada: (1) ketiga murid, Yesus, Musa, dan Elia. Terjemahan alternatif: “mereka semua” (2) hanya Yesus, Musa, dan Elia. Terjemahan alternatif: “Yesus, Musa, dan Elia”</w:t>
+      </w:r>
+    </w:p>
+    <w:p>
+      <w:pPr/>
+      <w:r>
+        <w:rPr>
+          <w:lang w:val="id_ID" w:bidi="id_ID"/>
+        </w:rPr>
+      </w:r>
+      <w:r>
+        <w:rPr>
+          <w:lang w:val="id_ID" w:bidi="id_ID"/>
+        </w:rPr>
+        <w:t xml:space="preserve">Lihat: </w:t>
+      </w:r>
+      <w:r>
+        <w:rPr>
+          <w:lang w:val="id_ID" w:bidi="id_ID"/>
+        </w:rPr>
+        <w:t>Kata Ganti — Kapan Menggunakannya</w:t>
+      </w:r>
+      <w:r>
+        <w:rPr>
+          <w:lang w:val="id_ID" w:bidi="id_ID"/>
+        </w:rPr>
+      </w:r>
+      <w:r>
+        <w:rPr>
+          <w:lang w:val="id_ID" w:bidi="id_ID"/>
+        </w:rPr>
+      </w:r>
+    </w:p>
+    <w:p>
+      <w:pPr/>
+      <w:r>
+        <w:rPr>
+          <w:lang w:val="id_ID" w:bidi="id_ID"/>
+        </w:rPr>
+      </w:r>
+    </w:p>
+    <w:p>
+      <w:pPr>
+        <w:pStyle w:val="Heading2"/>
+      </w:pPr>
+      <w:r>
+        <w:rPr>
+          <w:lang w:val="id_ID" w:bidi="id_ID"/>
+        </w:rPr>
+        <w:t>Matius 17:5 (#5)</w:t>
+      </w:r>
+      <w:r>
+        <w:rPr>
+          <w:lang w:val="id_ID" w:bidi="id_ID"/>
+        </w:rPr>
+      </w:r>
+    </w:p>
+    <w:p>
+      <w:pPr/>
+      <w:r>
+        <w:rPr>
+          <w:lang w:val="id_ID" w:bidi="id_ID"/>
+        </w:rPr>
+      </w:r>
+      <w:r>
+        <w:rPr>
+          <w:b/>
+          <w:lang w:val="id_ID" w:bidi="id_ID"/>
+        </w:rPr>
+        <w:t>"suara"</w:t>
+      </w:r>
+    </w:p>
+    <w:p>
+      <w:pPr/>
+      <w:r>
+        <w:rPr>
+          <w:lang w:val="id_ID" w:bidi="id_ID"/>
+        </w:rPr>
+      </w:r>
+      <w:r>
+        <w:rPr>
+          <w:lang w:val="id_ID" w:bidi="id_ID"/>
+        </w:rPr>
+        <w:t xml:space="preserve">Matius menggunakan kata </w:t>
+      </w:r>
+      <w:r>
+        <w:rPr>
+          <w:b/>
+          <w:lang w:val="id_ID" w:bidi="id_ID"/>
+        </w:rPr>
+        <w:t>suara</w:t>
+      </w:r>
+      <w:r>
+        <w:rPr>
+          <w:lang w:val="id_ID" w:bidi="id_ID"/>
+        </w:rPr>
+        <w:t xml:space="preserve"> untuk mewakili orang yang berbicara, yaitu Allah Bapa. Jika akan lebih memudahkan pemahaman dalam bahasa Anda, Anda dapat menggunakan ungkapan setara dari budaya Anda atau menyatakan maknanya secara jelas. Terjemahan alternatif: “Seseorang berbicara” atau “Allah Bapa berbicara”</w:t>
+      </w:r>
+    </w:p>
+    <w:p>
+      <w:pPr/>
+      <w:r>
+        <w:rPr>
+          <w:lang w:val="id_ID" w:bidi="id_ID"/>
+        </w:rPr>
+      </w:r>
+      <w:r>
+        <w:rPr>
+          <w:lang w:val="id_ID" w:bidi="id_ID"/>
+        </w:rPr>
+        <w:t xml:space="preserve">Lihat: </w:t>
+      </w:r>
+      <w:r>
+        <w:rPr>
+          <w:lang w:val="id_ID" w:bidi="id_ID"/>
+        </w:rPr>
+        <w:t>Metonimia</w:t>
+      </w:r>
+      <w:r>
+        <w:rPr>
+          <w:lang w:val="id_ID" w:bidi="id_ID"/>
+        </w:rPr>
+      </w:r>
+      <w:r>
+        <w:rPr>
+          <w:lang w:val="id_ID" w:bidi="id_ID"/>
+        </w:rPr>
+      </w:r>
+    </w:p>
+    <w:p>
+      <w:pPr/>
+      <w:r>
+        <w:rPr>
+          <w:lang w:val="id_ID" w:bidi="id_ID"/>
+        </w:rPr>
+      </w:r>
+    </w:p>
+    <w:p>
+      <w:pPr>
+        <w:pStyle w:val="Heading2"/>
+      </w:pPr>
+      <w:r>
+        <w:rPr>
+          <w:lang w:val="id_ID" w:bidi="id_ID"/>
+        </w:rPr>
+        <w:t>Matius 17:5 (#6)</w:t>
+      </w:r>
+      <w:r>
+        <w:rPr>
+          <w:lang w:val="id_ID" w:bidi="id_ID"/>
+        </w:rPr>
+      </w:r>
+    </w:p>
+    <w:p>
+      <w:pPr/>
+      <w:r>
+        <w:rPr>
+          <w:lang w:val="id_ID" w:bidi="id_ID"/>
+        </w:rPr>
+      </w:r>
+      <w:r>
+        <w:rPr>
+          <w:b/>
+          <w:lang w:val="id_ID" w:bidi="id_ID"/>
+        </w:rPr>
+        <w:t>"berkata"</w:t>
+      </w:r>
+    </w:p>
+    <w:p>
+      <w:pPr/>
+      <w:r>
+        <w:rPr>
+          <w:lang w:val="id_ID" w:bidi="id_ID"/>
+        </w:rPr>
+      </w:r>
+      <w:r>
+        <w:rPr>
+          <w:lang w:val="id_ID" w:bidi="id_ID"/>
+        </w:rPr>
+        <w:t>Pertimbangkan cara alami untuk memperkenalkan kutipan langsung dalam bahasa Anda. Terjemahan alternatif: "dan Ia berkata"</w:t>
+      </w:r>
+    </w:p>
+    <w:p>
+      <w:pPr/>
+      <w:r>
+        <w:rPr>
+          <w:lang w:val="id_ID" w:bidi="id_ID"/>
+        </w:rPr>
+      </w:r>
+      <w:r>
+        <w:rPr>
+          <w:lang w:val="id_ID" w:bidi="id_ID"/>
+        </w:rPr>
+        <w:t xml:space="preserve">Lihat: </w:t>
+      </w:r>
+      <w:r>
+        <w:rPr>
+          <w:lang w:val="id_ID" w:bidi="id_ID"/>
+        </w:rPr>
+        <w:t>Kutipan dan Margin Kutipan</w:t>
+      </w:r>
+      <w:r>
+        <w:rPr>
+          <w:lang w:val="id_ID" w:bidi="id_ID"/>
+        </w:rPr>
+      </w:r>
+      <w:r>
+        <w:rPr>
+          <w:lang w:val="id_ID" w:bidi="id_ID"/>
+        </w:rPr>
+      </w:r>
+    </w:p>
+    <w:p>
+      <w:pPr/>
+      <w:r>
+        <w:rPr>
+          <w:lang w:val="id_ID" w:bidi="id_ID"/>
+        </w:rPr>
+      </w:r>
+    </w:p>
+    <w:p>
+      <w:pPr>
+        <w:pStyle w:val="Heading2"/>
+      </w:pPr>
+      <w:r>
+        <w:rPr>
+          <w:lang w:val="id_ID" w:bidi="id_ID"/>
+        </w:rPr>
+        <w:t>Matius 17:5 (#7)</w:t>
+      </w:r>
+      <w:r>
+        <w:rPr>
+          <w:lang w:val="id_ID" w:bidi="id_ID"/>
+        </w:rPr>
+      </w:r>
+    </w:p>
+    <w:p>
+      <w:pPr/>
+      <w:r>
+        <w:rPr>
+          <w:lang w:val="id_ID" w:bidi="id_ID"/>
+        </w:rPr>
+      </w:r>
+      <w:r>
+        <w:rPr>
+          <w:b/>
+          <w:lang w:val="id_ID" w:bidi="id_ID"/>
+        </w:rPr>
+        <w:t>"Inilah Anak yang Kukasihi, kepada-Nyalah Aku berkenan"</w:t>
+      </w:r>
+    </w:p>
+    <w:p>
+      <w:pPr/>
+      <w:r>
+        <w:rPr>
+          <w:lang w:val="id_ID" w:bidi="id_ID"/>
+        </w:rPr>
+      </w:r>
+      <w:r>
+        <w:rPr>
+          <w:lang w:val="id_ID" w:bidi="id_ID"/>
+        </w:rPr>
+        <w:t xml:space="preserve">Lihat bagaimana Anda menerjemahkan kalimat yang identik dalam </w:t>
+      </w:r>
+      <w:hyperlink r:id="rId45">
+        <w:r>
+          <w:rPr>
+            <w:lang w:val="id_ID" w:bidi="id_ID"/>
+          </w:rPr>
+          <w:rPr>
+            <w:color w:val="0000EE"/>
+            <w:u w:val="single"/>
+          </w:rPr>
+          <w:t>Mat. 3:17</w:t>
+        </w:r>
+      </w:hyperlink>
+      <w:r>
+        <w:rPr>
+          <w:lang w:val="id_ID" w:bidi="id_ID"/>
+        </w:rPr>
+        <w:t>.</w:t>
+      </w:r>
+      <w:r>
+        <w:rPr>
+          <w:lang w:val="id_ID" w:bidi="id_ID"/>
+        </w:rPr>
+      </w:r>
+      <w:r>
+        <w:rPr>
+          <w:lang w:val="id_ID" w:bidi="id_ID"/>
+        </w:rPr>
+      </w:r>
+    </w:p>
+    <w:p>
+      <w:pPr/>
+      <w:r>
+        <w:rPr>
+          <w:lang w:val="id_ID" w:bidi="id_ID"/>
+        </w:rPr>
+      </w:r>
+    </w:p>
+    <w:p>
+      <w:pPr>
+        <w:pStyle w:val="Heading2"/>
+      </w:pPr>
+      <w:r>
+        <w:rPr>
+          <w:lang w:val="id_ID" w:bidi="id_ID"/>
+        </w:rPr>
+        <w:t>Matius 17:6 (#1)</w:t>
+      </w:r>
+      <w:r>
+        <w:rPr>
+          <w:lang w:val="id_ID" w:bidi="id_ID"/>
+        </w:rPr>
+      </w:r>
+    </w:p>
+    <w:p>
+      <w:pPr/>
+      <w:r>
+        <w:rPr>
+          <w:lang w:val="id_ID" w:bidi="id_ID"/>
+        </w:rPr>
+      </w:r>
+      <w:r>
+        <w:rPr>
+          <w:b/>
+          <w:lang w:val="id_ID" w:bidi="id_ID"/>
+        </w:rPr>
+        <w:t>"tersungkurlah murid-murid-Nya dan mereka sangat ketakutan"</w:t>
+      </w:r>
+    </w:p>
+    <w:p>
+      <w:pPr/>
+      <w:r>
+        <w:rPr>
+          <w:lang w:val="id_ID" w:bidi="id_ID"/>
+        </w:rPr>
+      </w:r>
+      <w:r>
+        <w:rPr>
+          <w:lang w:val="id_ID" w:bidi="id_ID"/>
+        </w:rPr>
+        <w:t>Jika lebih alami dalam bahasa Anda, Anda dapat membalikkan urutan kedua klausa ini, karena klausa kedua menggambarkan sesuatu yang terjadi sebelum apa yang digambarkan oleh klausa pertama. Terjemahan alternatif: “murid-murid-Nya sangat ketakutan dan tersungkur”</w:t>
+      </w:r>
+    </w:p>
+    <w:p>
+      <w:pPr/>
+      <w:r>
+        <w:rPr>
+          <w:lang w:val="id_ID" w:bidi="id_ID"/>
+        </w:rPr>
+      </w:r>
+      <w:r>
+        <w:rPr>
+          <w:lang w:val="id_ID" w:bidi="id_ID"/>
+        </w:rPr>
+        <w:t xml:space="preserve">Lihat: </w:t>
+      </w:r>
+      <w:r>
+        <w:rPr>
+          <w:lang w:val="id_ID" w:bidi="id_ID"/>
+        </w:rPr>
+        <w:t>Hubungkan — Hubungan Waktu Berurutan</w:t>
+      </w:r>
+      <w:r>
+        <w:rPr>
+          <w:lang w:val="id_ID" w:bidi="id_ID"/>
+        </w:rPr>
+      </w:r>
+      <w:r>
+        <w:rPr>
+          <w:lang w:val="id_ID" w:bidi="id_ID"/>
+        </w:rPr>
+      </w:r>
+    </w:p>
+    <w:p>
+      <w:pPr/>
+      <w:r>
+        <w:rPr>
+          <w:lang w:val="id_ID" w:bidi="id_ID"/>
+        </w:rPr>
+      </w:r>
+    </w:p>
+    <w:p>
+      <w:pPr>
+        <w:pStyle w:val="Heading2"/>
+      </w:pPr>
+      <w:r>
+        <w:rPr>
+          <w:lang w:val="id_ID" w:bidi="id_ID"/>
+        </w:rPr>
+        <w:t>Matius 17:6 (#2)</w:t>
+      </w:r>
+      <w:r>
+        <w:rPr>
+          <w:lang w:val="id_ID" w:bidi="id_ID"/>
+        </w:rPr>
+      </w:r>
+    </w:p>
+    <w:p>
+      <w:pPr/>
+      <w:r>
+        <w:rPr>
+          <w:lang w:val="id_ID" w:bidi="id_ID"/>
+        </w:rPr>
+      </w:r>
+      <w:r>
+        <w:rPr>
+          <w:b/>
+          <w:lang w:val="id_ID" w:bidi="id_ID"/>
+        </w:rPr>
+        <w:t>"tersungkur"</w:t>
+      </w:r>
+    </w:p>
+    <w:p>
+      <w:pPr/>
+      <w:r>
+        <w:rPr>
+          <w:lang w:val="id_ID" w:bidi="id_ID"/>
+        </w:rPr>
+      </w:r>
+      <w:r>
+        <w:rPr>
+          <w:lang w:val="id_ID" w:bidi="id_ID"/>
+        </w:rPr>
+        <w:t xml:space="preserve">Dalam budaya Matius, "jatuh" </w:t>
+      </w:r>
+      <w:r>
+        <w:rPr>
+          <w:b/>
+          <w:lang w:val="id_ID" w:bidi="id_ID"/>
+        </w:rPr>
+        <w:t>tersungkur</w:t>
+      </w:r>
+      <w:r>
+        <w:rPr>
+          <w:lang w:val="id_ID" w:bidi="id_ID"/>
+        </w:rPr>
+        <w:t xml:space="preserve"> merujuk pada berlutut dan menempatkan wajah dekat ke tanah. Ini adalah posisi yang digunakan untuk menunjukkan rasa hormat dan penghormatan. Jika akan lebih memudahkan pemahaman dalam bahasa Anda, Anda dapat menggunakan ungkapan yang sebanding untuk posisi fisik yang digunakan untuk menunjukkan rasa hormat atau penyembahan, atau Anda dapat menyatakan gagasannya secara sederhana. Terjemahan alternatif: "menunduk" atau "berbaring untuk menunjukkan rasa hormat"</w:t>
+      </w:r>
+    </w:p>
+    <w:p>
+      <w:pPr/>
+      <w:r>
+        <w:rPr>
+          <w:lang w:val="id_ID" w:bidi="id_ID"/>
+        </w:rPr>
+      </w:r>
+      <w:r>
+        <w:rPr>
+          <w:lang w:val="id_ID" w:bidi="id_ID"/>
+        </w:rPr>
+        <w:t xml:space="preserve">Lihat: </w:t>
+      </w:r>
+      <w:r>
+        <w:rPr>
+          <w:lang w:val="id_ID" w:bidi="id_ID"/>
+        </w:rPr>
+        <w:t>Ungkapan</w:t>
       </w:r>
       <w:r>
         <w:rPr>

--- a/ind/docx/40.content.docx
+++ b/ind/docx/40.content.docx
@@ -4490,6 +4490,21 @@
           <w:b/>
           <w:lang w:val="id_ID" w:bidi="id_ID"/>
         </w:rPr>
+        <w:t>βίβλος γενέσεως</w:t>
+      </w:r>
+    </w:p>
+    <w:p>
+      <w:pPr/>
+      <w:r>
+        <w:rPr>
+          <w:lang w:val="id_ID" w:bidi="id_ID"/>
+        </w:rPr>
+      </w:r>
+      <w:r>
+        <w:rPr>
+          <w:b/>
+          <w:lang w:val="id_ID" w:bidi="id_ID"/>
+        </w:rPr>
         <w:t>"Silsilah"</w:t>
       </w:r>
     </w:p>
@@ -4622,6 +4637,21 @@
           <w:b/>
           <w:lang w:val="id_ID" w:bidi="id_ID"/>
         </w:rPr>
+        <w:t>βίβλος γενέσεως Ἰησοῦ Χριστοῦ</w:t>
+      </w:r>
+    </w:p>
+    <w:p>
+      <w:pPr/>
+      <w:r>
+        <w:rPr>
+          <w:lang w:val="id_ID" w:bidi="id_ID"/>
+        </w:rPr>
+      </w:r>
+      <w:r>
+        <w:rPr>
+          <w:b/>
+          <w:lang w:val="id_ID" w:bidi="id_ID"/>
+        </w:rPr>
         <w:t>"Silsilah Yesus Kristus"</w:t>
       </w:r>
     </w:p>
@@ -4744,6 +4774,21 @@
           <w:b/>
           <w:lang w:val="id_ID" w:bidi="id_ID"/>
         </w:rPr>
+        <w:t>υἱοῦ Δαυεὶδ, υἱοῦ Ἀβραάμ</w:t>
+      </w:r>
+    </w:p>
+    <w:p>
+      <w:pPr/>
+      <w:r>
+        <w:rPr>
+          <w:lang w:val="id_ID" w:bidi="id_ID"/>
+        </w:rPr>
+      </w:r>
+      <w:r>
+        <w:rPr>
+          <w:b/>
+          <w:lang w:val="id_ID" w:bidi="id_ID"/>
+        </w:rPr>
         <w:t>"anak Daud, anak Abraham"</w:t>
       </w:r>
     </w:p>
@@ -4826,6 +4871,21 @@
         <w:rPr>
           <w:lang w:val="id_ID" w:bidi="id_ID"/>
         </w:rPr>
+      </w:r>
+    </w:p>
+    <w:p>
+      <w:pPr/>
+      <w:r>
+        <w:rPr>
+          <w:lang w:val="id_ID" w:bidi="id_ID"/>
+        </w:rPr>
+      </w:r>
+      <w:r>
+        <w:rPr>
+          <w:b/>
+          <w:lang w:val="id_ID" w:bidi="id_ID"/>
+        </w:rPr>
+        <w:t>υἱοῦ Ἀβραάμ</w:t>
       </w:r>
     </w:p>
     <w:p>
@@ -5230,6 +5290,21 @@
           <w:b/>
           <w:lang w:val="id_ID" w:bidi="id_ID"/>
         </w:rPr>
+        <w:t>τοὺς ἀδελφοὺς αὐτοῦ</w:t>
+      </w:r>
+    </w:p>
+    <w:p>
+      <w:pPr/>
+      <w:r>
+        <w:rPr>
+          <w:lang w:val="id_ID" w:bidi="id_ID"/>
+        </w:rPr>
+      </w:r>
+      <w:r>
+        <w:rPr>
+          <w:b/>
+          <w:lang w:val="id_ID" w:bidi="id_ID"/>
+        </w:rPr>
         <w:t>"saudara-saudaranya"</w:t>
       </w:r>
     </w:p>
@@ -5448,6 +5523,21 @@
           <w:b/>
           <w:lang w:val="id_ID" w:bidi="id_ID"/>
         </w:rPr>
+        <w:t>ἐκ τῆς Θαμάρ</w:t>
+      </w:r>
+    </w:p>
+    <w:p>
+      <w:pPr/>
+      <w:r>
+        <w:rPr>
+          <w:lang w:val="id_ID" w:bidi="id_ID"/>
+        </w:rPr>
+      </w:r>
+      <w:r>
+        <w:rPr>
+          <w:b/>
+          <w:lang w:val="id_ID" w:bidi="id_ID"/>
+        </w:rPr>
         <w:t>"dari Tamar"</w:t>
       </w:r>
     </w:p>
@@ -5543,6 +5633,21 @@
         <w:rPr>
           <w:lang w:val="id_ID" w:bidi="id_ID"/>
         </w:rPr>
+      </w:r>
+    </w:p>
+    <w:p>
+      <w:pPr/>
+      <w:r>
+        <w:rPr>
+          <w:lang w:val="id_ID" w:bidi="id_ID"/>
+        </w:rPr>
+      </w:r>
+      <w:r>
+        <w:rPr>
+          <w:b/>
+          <w:lang w:val="id_ID" w:bidi="id_ID"/>
+        </w:rPr>
+        <w:t>τὸν Ἑσρώμ, Ἑσρὼμ &amp; τὸν Ἀράμ</w:t>
       </w:r>
     </w:p>
     <w:p>
@@ -5807,6 +5912,21 @@
           <w:b/>
           <w:lang w:val="id_ID" w:bidi="id_ID"/>
         </w:rPr>
+        <w:t>Ἀρὰμ</w:t>
+      </w:r>
+    </w:p>
+    <w:p>
+      <w:pPr/>
+      <w:r>
+        <w:rPr>
+          <w:lang w:val="id_ID" w:bidi="id_ID"/>
+        </w:rPr>
+      </w:r>
+      <w:r>
+        <w:rPr>
+          <w:b/>
+          <w:lang w:val="id_ID" w:bidi="id_ID"/>
+        </w:rPr>
         <w:t>"Ram"</w:t>
       </w:r>
     </w:p>
@@ -6018,6 +6138,21 @@
           <w:b/>
           <w:lang w:val="id_ID" w:bidi="id_ID"/>
         </w:rPr>
+        <w:t>τῆς Ῥαχάβ &amp; τῆς Ῥούθ</w:t>
+      </w:r>
+    </w:p>
+    <w:p>
+      <w:pPr/>
+      <w:r>
+        <w:rPr>
+          <w:lang w:val="id_ID" w:bidi="id_ID"/>
+        </w:rPr>
+      </w:r>
+      <w:r>
+        <w:rPr>
+          <w:b/>
+          <w:lang w:val="id_ID" w:bidi="id_ID"/>
+        </w:rPr>
         <w:t>"Rahab,"</w:t>
       </w:r>
       <w:r>
@@ -6281,6 +6416,21 @@
           <w:b/>
           <w:lang w:val="id_ID" w:bidi="id_ID"/>
         </w:rPr>
+        <w:t>ἐκ τῆς τοῦ Οὐρίου</w:t>
+      </w:r>
+    </w:p>
+    <w:p>
+      <w:pPr/>
+      <w:r>
+        <w:rPr>
+          <w:lang w:val="id_ID" w:bidi="id_ID"/>
+        </w:rPr>
+      </w:r>
+      <w:r>
+        <w:rPr>
+          <w:b/>
+          <w:lang w:val="id_ID" w:bidi="id_ID"/>
+        </w:rPr>
         <w:t>"dari isteri Uria"</w:t>
       </w:r>
     </w:p>
@@ -6517,6 +6667,21 @@
           <w:b/>
           <w:lang w:val="id_ID" w:bidi="id_ID"/>
         </w:rPr>
+        <w:t>τὸν Ἀσάφ</w:t>
+      </w:r>
+    </w:p>
+    <w:p>
+      <w:pPr/>
+      <w:r>
+        <w:rPr>
+          <w:lang w:val="id_ID" w:bidi="id_ID"/>
+        </w:rPr>
+      </w:r>
+      <w:r>
+        <w:rPr>
+          <w:b/>
+          <w:lang w:val="id_ID" w:bidi="id_ID"/>
+        </w:rPr>
         <w:t>"Asa"</w:t>
       </w:r>
     </w:p>
@@ -6741,6 +6906,21 @@
           <w:b/>
           <w:lang w:val="id_ID" w:bidi="id_ID"/>
         </w:rPr>
+        <w:t>Ἀσὰφ &amp; τὸν Ὀζείαν</w:t>
+      </w:r>
+    </w:p>
+    <w:p>
+      <w:pPr/>
+      <w:r>
+        <w:rPr>
+          <w:lang w:val="id_ID" w:bidi="id_ID"/>
+        </w:rPr>
+      </w:r>
+      <w:r>
+        <w:rPr>
+          <w:b/>
+          <w:lang w:val="id_ID" w:bidi="id_ID"/>
+        </w:rPr>
         <w:t>"Asa"</w:t>
       </w:r>
       <w:r>
@@ -6849,6 +7029,21 @@
         <w:rPr>
           <w:lang w:val="id_ID" w:bidi="id_ID"/>
         </w:rPr>
+      </w:r>
+    </w:p>
+    <w:p>
+      <w:pPr/>
+      <w:r>
+        <w:rPr>
+          <w:lang w:val="id_ID" w:bidi="id_ID"/>
+        </w:rPr>
+      </w:r>
+      <w:r>
+        <w:rPr>
+          <w:b/>
+          <w:lang w:val="id_ID" w:bidi="id_ID"/>
+        </w:rPr>
+        <w:t>Ἰωρὰμ δὲ ἐγέννησεν τὸν Ὀζείαν, Ὀζείας δὲ ἐγέννησεν τὸν Ἰωαθάμ</w:t>
       </w:r>
     </w:p>
     <w:p>
@@ -7275,6 +7470,21 @@
           <w:b/>
           <w:lang w:val="id_ID" w:bidi="id_ID"/>
         </w:rPr>
+        <w:t>Ὀζείας</w:t>
+      </w:r>
+    </w:p>
+    <w:p>
+      <w:pPr/>
+      <w:r>
+        <w:rPr>
+          <w:lang w:val="id_ID" w:bidi="id_ID"/>
+        </w:rPr>
+      </w:r>
+      <w:r>
+        <w:rPr>
+          <w:b/>
+          <w:lang w:val="id_ID" w:bidi="id_ID"/>
+        </w:rPr>
         <w:t>"Uzia"</w:t>
       </w:r>
     </w:p>
@@ -7486,6 +7696,21 @@
           <w:b/>
           <w:lang w:val="id_ID" w:bidi="id_ID"/>
         </w:rPr>
+        <w:t>τὸν Ἀμώς, Ἀμὼς</w:t>
+      </w:r>
+    </w:p>
+    <w:p>
+      <w:pPr/>
+      <w:r>
+        <w:rPr>
+          <w:lang w:val="id_ID" w:bidi="id_ID"/>
+        </w:rPr>
+      </w:r>
+      <w:r>
+        <w:rPr>
+          <w:b/>
+          <w:lang w:val="id_ID" w:bidi="id_ID"/>
+        </w:rPr>
         <w:t>"Amon,"</w:t>
       </w:r>
       <w:r>
@@ -7690,6 +7915,21 @@
           <w:b/>
           <w:lang w:val="id_ID" w:bidi="id_ID"/>
         </w:rPr>
+        <w:t>Ἰωσίας &amp; ἐγέννησεν τὸν Ἰεχονίαν</w:t>
+      </w:r>
+    </w:p>
+    <w:p>
+      <w:pPr/>
+      <w:r>
+        <w:rPr>
+          <w:lang w:val="id_ID" w:bidi="id_ID"/>
+        </w:rPr>
+      </w:r>
+      <w:r>
+        <w:rPr>
+          <w:b/>
+          <w:lang w:val="id_ID" w:bidi="id_ID"/>
+        </w:rPr>
         <w:t>"Yosia memperanakkan Yekhonya"</w:t>
       </w:r>
     </w:p>
@@ -7843,6 +8083,21 @@
           <w:b/>
           <w:lang w:val="id_ID" w:bidi="id_ID"/>
         </w:rPr>
+        <w:t>τοὺς ἀδελφοὺς αὐτοῦ</w:t>
+      </w:r>
+    </w:p>
+    <w:p>
+      <w:pPr/>
+      <w:r>
+        <w:rPr>
+          <w:lang w:val="id_ID" w:bidi="id_ID"/>
+        </w:rPr>
+      </w:r>
+      <w:r>
+        <w:rPr>
+          <w:b/>
+          <w:lang w:val="id_ID" w:bidi="id_ID"/>
+        </w:rPr>
         <w:t>"saudara-saudaranya"</w:t>
       </w:r>
     </w:p>
@@ -7939,6 +8194,21 @@
           <w:b/>
           <w:lang w:val="id_ID" w:bidi="id_ID"/>
         </w:rPr>
+        <w:t>ἐπὶ τῆς μετοικεσίας Βαβυλῶνος</w:t>
+      </w:r>
+    </w:p>
+    <w:p>
+      <w:pPr/>
+      <w:r>
+        <w:rPr>
+          <w:lang w:val="id_ID" w:bidi="id_ID"/>
+        </w:rPr>
+      </w:r>
+      <w:r>
+        <w:rPr>
+          <w:b/>
+          <w:lang w:val="id_ID" w:bidi="id_ID"/>
+        </w:rPr>
         <w:t>"</w:t>
       </w:r>
       <w:r>
@@ -8022,6 +8292,21 @@
         <w:rPr>
           <w:lang w:val="id_ID" w:bidi="id_ID"/>
         </w:rPr>
+      </w:r>
+    </w:p>
+    <w:p>
+      <w:pPr/>
+      <w:r>
+        <w:rPr>
+          <w:lang w:val="id_ID" w:bidi="id_ID"/>
+        </w:rPr>
+      </w:r>
+      <w:r>
+        <w:rPr>
+          <w:b/>
+          <w:lang w:val="id_ID" w:bidi="id_ID"/>
+        </w:rPr>
+        <w:t>μετὰ &amp; τὴν μετοικεσίαν Βαβυλῶνος</w:t>
       </w:r>
     </w:p>
     <w:p>
@@ -8266,6 +8551,21 @@
           <w:b/>
           <w:lang w:val="id_ID" w:bidi="id_ID"/>
         </w:rPr>
+        <w:t>τὸν Σαλαθιήλ, Σαλαθιὴλ</w:t>
+      </w:r>
+    </w:p>
+    <w:p>
+      <w:pPr/>
+      <w:r>
+        <w:rPr>
+          <w:lang w:val="id_ID" w:bidi="id_ID"/>
+        </w:rPr>
+      </w:r>
+      <w:r>
+        <w:rPr>
+          <w:b/>
+          <w:lang w:val="id_ID" w:bidi="id_ID"/>
+        </w:rPr>
         <w:t>"</w:t>
       </w:r>
       <w:r>
@@ -8376,6 +8676,21 @@
         <w:rPr>
           <w:lang w:val="id_ID" w:bidi="id_ID"/>
         </w:rPr>
+      </w:r>
+    </w:p>
+    <w:p>
+      <w:pPr/>
+      <w:r>
+        <w:rPr>
+          <w:lang w:val="id_ID" w:bidi="id_ID"/>
+        </w:rPr>
+      </w:r>
+      <w:r>
+        <w:rPr>
+          <w:b/>
+          <w:lang w:val="id_ID" w:bidi="id_ID"/>
+        </w:rPr>
+        <w:t>Σαλαθιὴλ &amp; ἐγέννησεν τὸν Ζοροβαβέλ</w:t>
       </w:r>
     </w:p>
     <w:p>
@@ -9129,6 +9444,21 @@
           <w:b/>
           <w:lang w:val="id_ID" w:bidi="id_ID"/>
         </w:rPr>
+        <w:t>ἐξ ἧς ἐγεννήθη Ἰησοῦς</w:t>
+      </w:r>
+    </w:p>
+    <w:p>
+      <w:pPr/>
+      <w:r>
+        <w:rPr>
+          <w:lang w:val="id_ID" w:bidi="id_ID"/>
+        </w:rPr>
+      </w:r>
+      <w:r>
+        <w:rPr>
+          <w:b/>
+          <w:lang w:val="id_ID" w:bidi="id_ID"/>
+        </w:rPr>
         <w:t>"</w:t>
       </w:r>
       <w:r>
@@ -9226,6 +9556,21 @@
           <w:b/>
           <w:lang w:val="id_ID" w:bidi="id_ID"/>
         </w:rPr>
+        <w:t>ὁ λεγόμενος Χριστός</w:t>
+      </w:r>
+    </w:p>
+    <w:p>
+      <w:pPr/>
+      <w:r>
+        <w:rPr>
+          <w:lang w:val="id_ID" w:bidi="id_ID"/>
+        </w:rPr>
+      </w:r>
+      <w:r>
+        <w:rPr>
+          <w:b/>
+          <w:lang w:val="id_ID" w:bidi="id_ID"/>
+        </w:rPr>
         <w:t>"yang disebut Kristus"</w:t>
       </w:r>
     </w:p>
@@ -9334,6 +9679,21 @@
         <w:rPr>
           <w:lang w:val="id_ID" w:bidi="id_ID"/>
         </w:rPr>
+      </w:r>
+    </w:p>
+    <w:p>
+      <w:pPr/>
+      <w:r>
+        <w:rPr>
+          <w:lang w:val="id_ID" w:bidi="id_ID"/>
+        </w:rPr>
+      </w:r>
+      <w:r>
+        <w:rPr>
+          <w:b/>
+          <w:lang w:val="id_ID" w:bidi="id_ID"/>
+        </w:rPr>
+        <w:t>ὁ λεγόμενος Χριστός</w:t>
       </w:r>
     </w:p>
     <w:p>
@@ -9562,6 +9922,21 @@
         <w:rPr>
           <w:lang w:val="id_ID" w:bidi="id_ID"/>
         </w:rPr>
+      </w:r>
+    </w:p>
+    <w:p>
+      <w:pPr/>
+      <w:r>
+        <w:rPr>
+          <w:lang w:val="id_ID" w:bidi="id_ID"/>
+        </w:rPr>
+      </w:r>
+      <w:r>
+        <w:rPr>
+          <w:b/>
+          <w:lang w:val="id_ID" w:bidi="id_ID"/>
+        </w:rPr>
+        <w:t>τῆς μετοικεσίας Βαβυλῶνος</w:t>
       </w:r>
     </w:p>
     <w:p>
@@ -9690,6 +10065,21 @@
           <w:b/>
           <w:lang w:val="id_ID" w:bidi="id_ID"/>
         </w:rPr>
+        <w:t>τοῦ δὲ Ἰησοῦ Χριστοῦ ἡ γένεσις οὕτως ἦν</w:t>
+      </w:r>
+    </w:p>
+    <w:p>
+      <w:pPr/>
+      <w:r>
+        <w:rPr>
+          <w:lang w:val="id_ID" w:bidi="id_ID"/>
+        </w:rPr>
+      </w:r>
+      <w:r>
+        <w:rPr>
+          <w:b/>
+          <w:lang w:val="id_ID" w:bidi="id_ID"/>
+        </w:rPr>
         <w:t>"</w:t>
       </w:r>
       <w:r>
@@ -9826,6 +10216,21 @@
           <w:b/>
           <w:lang w:val="id_ID" w:bidi="id_ID"/>
         </w:rPr>
+        <w:t>μνηστευθείσης &amp; τῷ Ἰωσήφ</w:t>
+      </w:r>
+    </w:p>
+    <w:p>
+      <w:pPr/>
+      <w:r>
+        <w:rPr>
+          <w:lang w:val="id_ID" w:bidi="id_ID"/>
+        </w:rPr>
+      </w:r>
+      <w:r>
+        <w:rPr>
+          <w:b/>
+          <w:lang w:val="id_ID" w:bidi="id_ID"/>
+        </w:rPr>
         <w:t>"bertunangan dengan Yusuf"</w:t>
       </w:r>
     </w:p>
@@ -9909,6 +10314,21 @@
           <w:b/>
           <w:lang w:val="id_ID" w:bidi="id_ID"/>
         </w:rPr>
+        <w:t>πρὶν ἢ συνελθεῖν αὐτοὺς</w:t>
+      </w:r>
+    </w:p>
+    <w:p>
+      <w:pPr/>
+      <w:r>
+        <w:rPr>
+          <w:lang w:val="id_ID" w:bidi="id_ID"/>
+        </w:rPr>
+      </w:r>
+      <w:r>
+        <w:rPr>
+          <w:b/>
+          <w:lang w:val="id_ID" w:bidi="id_ID"/>
+        </w:rPr>
         <w:t>"</w:t>
       </w:r>
       <w:r>
@@ -10019,6 +10439,21 @@
           <w:b/>
           <w:lang w:val="id_ID" w:bidi="id_ID"/>
         </w:rPr>
+        <w:t>εὑρέθη ἐν γαστρὶ ἔχουσα</w:t>
+      </w:r>
+    </w:p>
+    <w:p>
+      <w:pPr/>
+      <w:r>
+        <w:rPr>
+          <w:lang w:val="id_ID" w:bidi="id_ID"/>
+        </w:rPr>
+      </w:r>
+      <w:r>
+        <w:rPr>
+          <w:b/>
+          <w:lang w:val="id_ID" w:bidi="id_ID"/>
+        </w:rPr>
         <w:t>"</w:t>
       </w:r>
       <w:r>
@@ -10116,6 +10551,21 @@
           <w:b/>
           <w:lang w:val="id_ID" w:bidi="id_ID"/>
         </w:rPr>
+        <w:t>ἐν γαστρὶ ἔχουσα</w:t>
+      </w:r>
+    </w:p>
+    <w:p>
+      <w:pPr/>
+      <w:r>
+        <w:rPr>
+          <w:lang w:val="id_ID" w:bidi="id_ID"/>
+        </w:rPr>
+      </w:r>
+      <w:r>
+        <w:rPr>
+          <w:b/>
+          <w:lang w:val="id_ID" w:bidi="id_ID"/>
+        </w:rPr>
         <w:t>"mengandung"</w:t>
       </w:r>
     </w:p>
@@ -10212,6 +10662,21 @@
           <w:b/>
           <w:lang w:val="id_ID" w:bidi="id_ID"/>
         </w:rPr>
+        <w:t>ἐκ Πνεύματος Ἁγίου</w:t>
+      </w:r>
+    </w:p>
+    <w:p>
+      <w:pPr/>
+      <w:r>
+        <w:rPr>
+          <w:lang w:val="id_ID" w:bidi="id_ID"/>
+        </w:rPr>
+      </w:r>
+      <w:r>
+        <w:rPr>
+          <w:b/>
+          <w:lang w:val="id_ID" w:bidi="id_ID"/>
+        </w:rPr>
         <w:t>"dari Roh Kudus"</w:t>
       </w:r>
     </w:p>
@@ -10308,6 +10773,21 @@
           <w:b/>
           <w:lang w:val="id_ID" w:bidi="id_ID"/>
         </w:rPr>
+        <w:t>δὲ</w:t>
+      </w:r>
+    </w:p>
+    <w:p>
+      <w:pPr/>
+      <w:r>
+        <w:rPr>
+          <w:lang w:val="id_ID" w:bidi="id_ID"/>
+        </w:rPr>
+      </w:r>
+      <w:r>
+        <w:rPr>
+          <w:b/>
+          <w:lang w:val="id_ID" w:bidi="id_ID"/>
+        </w:rPr>
         <w:t xml:space="preserve">"Karena" </w:t>
       </w:r>
     </w:p>
@@ -10424,6 +10904,21 @@
           <w:b/>
           <w:lang w:val="id_ID" w:bidi="id_ID"/>
         </w:rPr>
+        <w:t>Ἰωσὴφ &amp; ὁ ἀνὴρ αὐτῆς</w:t>
+      </w:r>
+    </w:p>
+    <w:p>
+      <w:pPr/>
+      <w:r>
+        <w:rPr>
+          <w:lang w:val="id_ID" w:bidi="id_ID"/>
+        </w:rPr>
+      </w:r>
+      <w:r>
+        <w:rPr>
+          <w:b/>
+          <w:lang w:val="id_ID" w:bidi="id_ID"/>
+        </w:rPr>
         <w:t>"Yusuf suaminya"</w:t>
       </w:r>
     </w:p>
@@ -10506,6 +11001,21 @@
         <w:rPr>
           <w:lang w:val="id_ID" w:bidi="id_ID"/>
         </w:rPr>
+      </w:r>
+    </w:p>
+    <w:p>
+      <w:pPr/>
+      <w:r>
+        <w:rPr>
+          <w:lang w:val="id_ID" w:bidi="id_ID"/>
+        </w:rPr>
+      </w:r>
+      <w:r>
+        <w:rPr>
+          <w:b/>
+          <w:lang w:val="id_ID" w:bidi="id_ID"/>
+        </w:rPr>
+        <w:t>ὁ ἀνὴρ αὐτῆς &amp; ἀπολῦσαι αὐτήν</w:t>
       </w:r>
     </w:p>
     <w:p>
@@ -10757,6 +11267,21 @@
           <w:b/>
           <w:lang w:val="id_ID" w:bidi="id_ID"/>
         </w:rPr>
+        <w:t>ἰδοὺ</w:t>
+      </w:r>
+    </w:p>
+    <w:p>
+      <w:pPr/>
+      <w:r>
+        <w:rPr>
+          <w:lang w:val="id_ID" w:bidi="id_ID"/>
+        </w:rPr>
+      </w:r>
+      <w:r>
+        <w:rPr>
+          <w:b/>
+          <w:lang w:val="id_ID" w:bidi="id_ID"/>
+        </w:rPr>
         <w:t>"behold"</w:t>
       </w:r>
     </w:p>
@@ -10899,6 +11424,21 @@
           <w:b/>
           <w:lang w:val="id_ID" w:bidi="id_ID"/>
         </w:rPr>
+        <w:t>λέγων</w:t>
+      </w:r>
+    </w:p>
+    <w:p>
+      <w:pPr/>
+      <w:r>
+        <w:rPr>
+          <w:lang w:val="id_ID" w:bidi="id_ID"/>
+        </w:rPr>
+      </w:r>
+      <w:r>
+        <w:rPr>
+          <w:b/>
+          <w:lang w:val="id_ID" w:bidi="id_ID"/>
+        </w:rPr>
         <w:t>"dan berkata"</w:t>
       </w:r>
     </w:p>
@@ -10982,6 +11522,21 @@
           <w:b/>
           <w:lang w:val="id_ID" w:bidi="id_ID"/>
         </w:rPr>
+        <w:t>υἱὸς Δαυείδ</w:t>
+      </w:r>
+    </w:p>
+    <w:p>
+      <w:pPr/>
+      <w:r>
+        <w:rPr>
+          <w:lang w:val="id_ID" w:bidi="id_ID"/>
+        </w:rPr>
+      </w:r>
+      <w:r>
+        <w:rPr>
+          <w:b/>
+          <w:lang w:val="id_ID" w:bidi="id_ID"/>
+        </w:rPr>
         <w:t>"anak Daud"</w:t>
       </w:r>
     </w:p>
@@ -11355,6 +11910,21 @@
           <w:b/>
           <w:lang w:val="id_ID" w:bidi="id_ID"/>
         </w:rPr>
+        <w:t>καλέσεις</w:t>
+      </w:r>
+    </w:p>
+    <w:p>
+      <w:pPr/>
+      <w:r>
+        <w:rPr>
+          <w:lang w:val="id_ID" w:bidi="id_ID"/>
+        </w:rPr>
+      </w:r>
+      <w:r>
+        <w:rPr>
+          <w:b/>
+          <w:lang w:val="id_ID" w:bidi="id_ID"/>
+        </w:rPr>
         <w:t>"engkau akan menamakan"</w:t>
       </w:r>
     </w:p>
@@ -11438,6 +12008,21 @@
           <w:b/>
           <w:lang w:val="id_ID" w:bidi="id_ID"/>
         </w:rPr>
+        <w:t>Ἰησοῦν; αὐτὸς γὰρ σώσει τὸν λαὸν αὐτοῦ ἀπὸ τῶν ἁμαρτιῶν αὐτῶν</w:t>
+      </w:r>
+    </w:p>
+    <w:p>
+      <w:pPr/>
+      <w:r>
+        <w:rPr>
+          <w:lang w:val="id_ID" w:bidi="id_ID"/>
+        </w:rPr>
+      </w:r>
+      <w:r>
+        <w:rPr>
+          <w:b/>
+          <w:lang w:val="id_ID" w:bidi="id_ID"/>
+        </w:rPr>
         <w:t>"</w:t>
       </w:r>
       <w:r>
@@ -11574,6 +12159,21 @@
           <w:b/>
           <w:lang w:val="id_ID" w:bidi="id_ID"/>
         </w:rPr>
+        <w:t>τὸν λαὸν αὐτοῦ</w:t>
+      </w:r>
+    </w:p>
+    <w:p>
+      <w:pPr/>
+      <w:r>
+        <w:rPr>
+          <w:lang w:val="id_ID" w:bidi="id_ID"/>
+        </w:rPr>
+      </w:r>
+      <w:r>
+        <w:rPr>
+          <w:b/>
+          <w:lang w:val="id_ID" w:bidi="id_ID"/>
+        </w:rPr>
         <w:t>"umat-Nya"</w:t>
       </w:r>
     </w:p>
@@ -11683,6 +12283,21 @@
           <w:b/>
           <w:lang w:val="id_ID" w:bidi="id_ID"/>
         </w:rPr>
+        <w:t>δὲ</w:t>
+      </w:r>
+    </w:p>
+    <w:p>
+      <w:pPr/>
+      <w:r>
+        <w:rPr>
+          <w:lang w:val="id_ID" w:bidi="id_ID"/>
+        </w:rPr>
+      </w:r>
+      <w:r>
+        <w:rPr>
+          <w:b/>
+          <w:lang w:val="id_ID" w:bidi="id_ID"/>
+        </w:rPr>
         <w:t>"Now"</w:t>
       </w:r>
     </w:p>
@@ -11778,6 +12393,21 @@
         <w:rPr>
           <w:lang w:val="id_ID" w:bidi="id_ID"/>
         </w:rPr>
+      </w:r>
+    </w:p>
+    <w:p>
+      <w:pPr/>
+      <w:r>
+        <w:rPr>
+          <w:lang w:val="id_ID" w:bidi="id_ID"/>
+        </w:rPr>
+      </w:r>
+      <w:r>
+        <w:rPr>
+          <w:b/>
+          <w:lang w:val="id_ID" w:bidi="id_ID"/>
+        </w:rPr>
+        <w:t>τοῦτο &amp; ὅλον γέγονεν</w:t>
       </w:r>
     </w:p>
     <w:p>
@@ -11920,6 +12550,21 @@
           <w:b/>
           <w:lang w:val="id_ID" w:bidi="id_ID"/>
         </w:rPr>
+        <w:t>πληρωθῇ</w:t>
+      </w:r>
+    </w:p>
+    <w:p>
+      <w:pPr/>
+      <w:r>
+        <w:rPr>
+          <w:lang w:val="id_ID" w:bidi="id_ID"/>
+        </w:rPr>
+      </w:r>
+      <w:r>
+        <w:rPr>
+          <w:b/>
+          <w:lang w:val="id_ID" w:bidi="id_ID"/>
+        </w:rPr>
         <w:t>"</w:t>
       </w:r>
       <w:r>
@@ -12017,6 +12662,21 @@
           <w:b/>
           <w:lang w:val="id_ID" w:bidi="id_ID"/>
         </w:rPr>
+        <w:t>τὸ ῥηθὲν ὑπὸ Κυρίου</w:t>
+      </w:r>
+    </w:p>
+    <w:p>
+      <w:pPr/>
+      <w:r>
+        <w:rPr>
+          <w:lang w:val="id_ID" w:bidi="id_ID"/>
+        </w:rPr>
+      </w:r>
+      <w:r>
+        <w:rPr>
+          <w:b/>
+          <w:lang w:val="id_ID" w:bidi="id_ID"/>
+        </w:rPr>
         <w:t>"</w:t>
       </w:r>
       <w:r>
@@ -12114,6 +12774,21 @@
           <w:b/>
           <w:lang w:val="id_ID" w:bidi="id_ID"/>
         </w:rPr>
+        <w:t>τοῦ προφήτου</w:t>
+      </w:r>
+    </w:p>
+    <w:p>
+      <w:pPr/>
+      <w:r>
+        <w:rPr>
+          <w:lang w:val="id_ID" w:bidi="id_ID"/>
+        </w:rPr>
+      </w:r>
+      <w:r>
+        <w:rPr>
+          <w:b/>
+          <w:lang w:val="id_ID" w:bidi="id_ID"/>
+        </w:rPr>
         <w:t>"nabi"</w:t>
       </w:r>
     </w:p>
@@ -12204,6 +12879,21 @@
           <w:b/>
           <w:lang w:val="id_ID" w:bidi="id_ID"/>
         </w:rPr>
+        <w:t>λέγοντος</w:t>
+      </w:r>
+    </w:p>
+    <w:p>
+      <w:pPr/>
+      <w:r>
+        <w:rPr>
+          <w:lang w:val="id_ID" w:bidi="id_ID"/>
+        </w:rPr>
+      </w:r>
+      <w:r>
+        <w:rPr>
+          <w:b/>
+          <w:lang w:val="id_ID" w:bidi="id_ID"/>
+        </w:rPr>
         <w:t>"difirmankan"</w:t>
       </w:r>
     </w:p>
@@ -12312,6 +13002,21 @@
           <w:b/>
           <w:lang w:val="id_ID" w:bidi="id_ID"/>
         </w:rPr>
+        <w:t>ἰδοὺ</w:t>
+      </w:r>
+    </w:p>
+    <w:p>
+      <w:pPr/>
+      <w:r>
+        <w:rPr>
+          <w:lang w:val="id_ID" w:bidi="id_ID"/>
+        </w:rPr>
+      </w:r>
+      <w:r>
+        <w:rPr>
+          <w:b/>
+          <w:lang w:val="id_ID" w:bidi="id_ID"/>
+        </w:rPr>
         <w:t>"Sesungguhnya"</w:t>
       </w:r>
     </w:p>
@@ -12408,6 +13113,21 @@
           <w:b/>
           <w:lang w:val="id_ID" w:bidi="id_ID"/>
         </w:rPr>
+        <w:t>ἡ παρθένος</w:t>
+      </w:r>
+    </w:p>
+    <w:p>
+      <w:pPr/>
+      <w:r>
+        <w:rPr>
+          <w:lang w:val="id_ID" w:bidi="id_ID"/>
+        </w:rPr>
+      </w:r>
+      <w:r>
+        <w:rPr>
+          <w:b/>
+          <w:lang w:val="id_ID" w:bidi="id_ID"/>
+        </w:rPr>
         <w:t>"anak dara"</w:t>
       </w:r>
     </w:p>
@@ -12504,6 +13224,21 @@
           <w:b/>
           <w:lang w:val="id_ID" w:bidi="id_ID"/>
         </w:rPr>
+        <w:t>ἐν γαστρὶ ἕξει</w:t>
+      </w:r>
+    </w:p>
+    <w:p>
+      <w:pPr/>
+      <w:r>
+        <w:rPr>
+          <w:lang w:val="id_ID" w:bidi="id_ID"/>
+        </w:rPr>
+      </w:r>
+      <w:r>
+        <w:rPr>
+          <w:b/>
+          <w:lang w:val="id_ID" w:bidi="id_ID"/>
+        </w:rPr>
         <w:t>"</w:t>
       </w:r>
       <w:r>
@@ -12614,6 +13349,21 @@
           <w:b/>
           <w:lang w:val="id_ID" w:bidi="id_ID"/>
         </w:rPr>
+        <w:t>καλέσουσιν</w:t>
+      </w:r>
+    </w:p>
+    <w:p>
+      <w:pPr/>
+      <w:r>
+        <w:rPr>
+          <w:lang w:val="id_ID" w:bidi="id_ID"/>
+        </w:rPr>
+      </w:r>
+      <w:r>
+        <w:rPr>
+          <w:b/>
+          <w:lang w:val="id_ID" w:bidi="id_ID"/>
+        </w:rPr>
         <w:t>"mereka akan menamakan"</w:t>
       </w:r>
     </w:p>
@@ -12710,6 +13460,21 @@
           <w:b/>
           <w:lang w:val="id_ID" w:bidi="id_ID"/>
         </w:rPr>
+        <w:t>Ἐμμανουήλ, ὅ ἐστιν μεθερμηνευόμενον, μεθ’ ἡμῶν ὁ Θεός</w:t>
+      </w:r>
+    </w:p>
+    <w:p>
+      <w:pPr/>
+      <w:r>
+        <w:rPr>
+          <w:lang w:val="id_ID" w:bidi="id_ID"/>
+        </w:rPr>
+      </w:r>
+      <w:r>
+        <w:rPr>
+          <w:b/>
+          <w:lang w:val="id_ID" w:bidi="id_ID"/>
+        </w:rPr>
         <w:t>"Imanuel”—yang berarti: Allah menyertai kita"</w:t>
       </w:r>
     </w:p>
@@ -12819,6 +13584,21 @@
           <w:b/>
           <w:lang w:val="id_ID" w:bidi="id_ID"/>
         </w:rPr>
+        <w:t>ὅ ἐστιν μεθερμηνευόμενον, μεθ’ ἡμῶν ὁ Θεός</w:t>
+      </w:r>
+    </w:p>
+    <w:p>
+      <w:pPr/>
+      <w:r>
+        <w:rPr>
+          <w:lang w:val="id_ID" w:bidi="id_ID"/>
+        </w:rPr>
+      </w:r>
+      <w:r>
+        <w:rPr>
+          <w:b/>
+          <w:lang w:val="id_ID" w:bidi="id_ID"/>
+        </w:rPr>
         <w:t>"</w:t>
       </w:r>
       <w:r>
@@ -12916,6 +13696,21 @@
           <w:b/>
           <w:lang w:val="id_ID" w:bidi="id_ID"/>
         </w:rPr>
+        <w:t>δὲ</w:t>
+      </w:r>
+    </w:p>
+    <w:p>
+      <w:pPr/>
+      <w:r>
+        <w:rPr>
+          <w:lang w:val="id_ID" w:bidi="id_ID"/>
+        </w:rPr>
+      </w:r>
+      <w:r>
+        <w:rPr>
+          <w:b/>
+          <w:lang w:val="id_ID" w:bidi="id_ID"/>
+        </w:rPr>
         <w:t>"Sesudah"</w:t>
       </w:r>
     </w:p>
@@ -13025,6 +13820,21 @@
           <w:b/>
           <w:lang w:val="id_ID" w:bidi="id_ID"/>
         </w:rPr>
+        <w:t>ἐγερθεὶς &amp; ἀπὸ τοῦ ὕπνου</w:t>
+      </w:r>
+    </w:p>
+    <w:p>
+      <w:pPr/>
+      <w:r>
+        <w:rPr>
+          <w:lang w:val="id_ID" w:bidi="id_ID"/>
+        </w:rPr>
+      </w:r>
+      <w:r>
+        <w:rPr>
+          <w:b/>
+          <w:lang w:val="id_ID" w:bidi="id_ID"/>
+        </w:rPr>
         <w:t>"</w:t>
       </w:r>
       <w:r>
@@ -13122,6 +13932,21 @@
           <w:b/>
           <w:lang w:val="id_ID" w:bidi="id_ID"/>
         </w:rPr>
+        <w:t>καὶ παρέλαβεν</w:t>
+      </w:r>
+    </w:p>
+    <w:p>
+      <w:pPr/>
+      <w:r>
+        <w:rPr>
+          <w:lang w:val="id_ID" w:bidi="id_ID"/>
+        </w:rPr>
+      </w:r>
+      <w:r>
+        <w:rPr>
+          <w:b/>
+          <w:lang w:val="id_ID" w:bidi="id_ID"/>
+        </w:rPr>
         <w:t>"mengambil Maria"</w:t>
       </w:r>
     </w:p>
@@ -13231,6 +14056,21 @@
           <w:b/>
           <w:lang w:val="id_ID" w:bidi="id_ID"/>
         </w:rPr>
+        <w:t>καὶ</w:t>
+      </w:r>
+    </w:p>
+    <w:p>
+      <w:pPr/>
+      <w:r>
+        <w:rPr>
+          <w:lang w:val="id_ID" w:bidi="id_ID"/>
+        </w:rPr>
+      </w:r>
+      <w:r>
+        <w:rPr>
+          <w:b/>
+          <w:lang w:val="id_ID" w:bidi="id_ID"/>
+        </w:rPr>
         <w:t>"Tetapi"</w:t>
       </w:r>
     </w:p>
@@ -13313,6 +14153,21 @@
         <w:rPr>
           <w:lang w:val="id_ID" w:bidi="id_ID"/>
         </w:rPr>
+      </w:r>
+    </w:p>
+    <w:p>
+      <w:pPr/>
+      <w:r>
+        <w:rPr>
+          <w:lang w:val="id_ID" w:bidi="id_ID"/>
+        </w:rPr>
+      </w:r>
+      <w:r>
+        <w:rPr>
+          <w:b/>
+          <w:lang w:val="id_ID" w:bidi="id_ID"/>
+        </w:rPr>
+        <w:t>οὐκ ἐγίνωσκεν αὐτὴν</w:t>
       </w:r>
     </w:p>
     <w:p>
@@ -13775,21 +14630,6 @@
           <w:b/>
           <w:lang w:val="id_ID" w:bidi="id_ID"/>
         </w:rPr>
-        <w:t>βοήθει</w:t>
-      </w:r>
-    </w:p>
-    <w:p>
-      <w:pPr/>
-      <w:r>
-        <w:rPr>
-          <w:lang w:val="id_ID" w:bidi="id_ID"/>
-        </w:rPr>
-      </w:r>
-      <w:r>
-        <w:rPr>
-          <w:b/>
-          <w:lang w:val="id_ID" w:bidi="id_ID"/>
-        </w:rPr>
         <w:t>"tolonglah"</w:t>
       </w:r>
     </w:p>
@@ -14960,21 +15800,6 @@
           <w:b/>
           <w:lang w:val="id_ID" w:bidi="id_ID"/>
         </w:rPr>
-        <w:t>τῶν ψιχίων τῶν πιπτόντων ἀπὸ τῆς τραπέζης τῶν κυρίων αὐτῶν</w:t>
-      </w:r>
-    </w:p>
-    <w:p>
-      <w:pPr/>
-      <w:r>
-        <w:rPr>
-          <w:lang w:val="id_ID" w:bidi="id_ID"/>
-        </w:rPr>
-      </w:r>
-      <w:r>
-        <w:rPr>
-          <w:b/>
-          <w:lang w:val="id_ID" w:bidi="id_ID"/>
-        </w:rPr>
         <w:t>"remah-remah yang jatuh dari meja tuannya"</w:t>
       </w:r>
     </w:p>
@@ -15403,21 +16228,6 @@
         <w:rPr>
           <w:lang w:val="id_ID" w:bidi="id_ID"/>
         </w:rPr>
-      </w:r>
-    </w:p>
-    <w:p>
-      <w:pPr/>
-      <w:r>
-        <w:rPr>
-          <w:lang w:val="id_ID" w:bidi="id_ID"/>
-        </w:rPr>
-      </w:r>
-      <w:r>
-        <w:rPr>
-          <w:b/>
-          <w:lang w:val="id_ID" w:bidi="id_ID"/>
-        </w:rPr>
-        <w:t>σου &amp; σοι &amp; θέλεις</w:t>
       </w:r>
     </w:p>
     <w:p>
@@ -17191,21 +18001,6 @@
           <w:b/>
           <w:lang w:val="id_ID" w:bidi="id_ID"/>
         </w:rPr>
-        <w:t>κωφοὺς &amp; κυλλοὺς &amp; χωλοὺς &amp; τυφλοὺς</w:t>
-      </w:r>
-    </w:p>
-    <w:p>
-      <w:pPr/>
-      <w:r>
-        <w:rPr>
-          <w:lang w:val="id_ID" w:bidi="id_ID"/>
-        </w:rPr>
-      </w:r>
-      <w:r>
-        <w:rPr>
-          <w:b/>
-          <w:lang w:val="id_ID" w:bidi="id_ID"/>
-        </w:rPr>
         <w:t>"orang bisu"</w:t>
       </w:r>
       <w:r>
@@ -17705,21 +18500,6 @@
           <w:b/>
           <w:lang w:val="id_ID" w:bidi="id_ID"/>
         </w:rPr>
-        <w:t>σπλαγχνίζομαι ἐπὶ τὸν ὄχλον, ὅτι ἤδη ἡμέραι τρεῖς προσμένουσίν μοι, καὶ οὐκ ἔχουσιν τι φάγωσιν</w:t>
-      </w:r>
-    </w:p>
-    <w:p>
-      <w:pPr/>
-      <w:r>
-        <w:rPr>
-          <w:lang w:val="id_ID" w:bidi="id_ID"/>
-        </w:rPr>
-      </w:r>
-      <w:r>
-        <w:rPr>
-          <w:b/>
-          <w:lang w:val="id_ID" w:bidi="id_ID"/>
-        </w:rPr>
         <w:t>"Hati-Ku tergerak oleh belas kasihan kepada orang banyak itu. Sudah tiga hari mereka mengikuti Aku dan mereka tidak mempunyai makanan."</w:t>
       </w:r>
     </w:p>
@@ -17914,21 +18694,6 @@
           <w:b/>
           <w:lang w:val="id_ID" w:bidi="id_ID"/>
         </w:rPr>
-        <w:t>ἐκλυθῶσιν</w:t>
-      </w:r>
-    </w:p>
-    <w:p>
-      <w:pPr/>
-      <w:r>
-        <w:rPr>
-          <w:lang w:val="id_ID" w:bidi="id_ID"/>
-        </w:rPr>
-      </w:r>
-      <w:r>
-        <w:rPr>
-          <w:b/>
-          <w:lang w:val="id_ID" w:bidi="id_ID"/>
-        </w:rPr>
         <w:t>"nanti mereka pingsan"</w:t>
       </w:r>
     </w:p>
@@ -18187,21 +18952,6 @@
         <w:rPr>
           <w:lang w:val="id_ID" w:bidi="id_ID"/>
         </w:rPr>
-      </w:r>
-    </w:p>
-    <w:p>
-      <w:pPr/>
-      <w:r>
-        <w:rPr>
-          <w:lang w:val="id_ID" w:bidi="id_ID"/>
-        </w:rPr>
-      </w:r>
-      <w:r>
-        <w:rPr>
-          <w:b/>
-          <w:lang w:val="id_ID" w:bidi="id_ID"/>
-        </w:rPr>
-        <w:t>πόθεν ἡμῖν ἐν ἐρημίᾳ, ἄρτοι τοσοῦτοι ὥστε χορτάσαι ὄχλον τοσοῦτον</w:t>
       </w:r>
     </w:p>
     <w:p>
@@ -20554,6 +21304,21 @@
           <w:b/>
           <w:lang w:val="id_ID" w:bidi="id_ID"/>
         </w:rPr>
+        <w:t>προσελθόντες &amp; πειράζοντες</w:t>
+      </w:r>
+    </w:p>
+    <w:p>
+      <w:pPr/>
+      <w:r>
+        <w:rPr>
+          <w:lang w:val="id_ID" w:bidi="id_ID"/>
+        </w:rPr>
+      </w:r>
+      <w:r>
+        <w:rPr>
+          <w:b/>
+          <w:lang w:val="id_ID" w:bidi="id_ID"/>
+        </w:rPr>
         <w:t>"datanglah orang-orang Farisi dan Saduki hendak mencobai Yesus"</w:t>
       </w:r>
     </w:p>
@@ -20746,6 +21511,21 @@
           <w:b/>
           <w:lang w:val="id_ID" w:bidi="id_ID"/>
         </w:rPr>
+        <w:t>σημεῖον ἐκ τοῦ οὐρανοῦ</w:t>
+      </w:r>
+    </w:p>
+    <w:p>
+      <w:pPr/>
+      <w:r>
+        <w:rPr>
+          <w:lang w:val="id_ID" w:bidi="id_ID"/>
+        </w:rPr>
+      </w:r>
+      <w:r>
+        <w:rPr>
+          <w:b/>
+          <w:lang w:val="id_ID" w:bidi="id_ID"/>
+        </w:rPr>
         <w:t>"suatu tanda dari sorga</w:t>
       </w:r>
     </w:p>
@@ -20829,6 +21609,21 @@
           <w:b/>
           <w:lang w:val="id_ID" w:bidi="id_ID"/>
         </w:rPr>
+        <w:t>ἐκ τοῦ οὐρανοῦ</w:t>
+      </w:r>
+    </w:p>
+    <w:p>
+      <w:pPr/>
+      <w:r>
+        <w:rPr>
+          <w:lang w:val="id_ID" w:bidi="id_ID"/>
+        </w:rPr>
+      </w:r>
+      <w:r>
+        <w:rPr>
+          <w:b/>
+          <w:lang w:val="id_ID" w:bidi="id_ID"/>
+        </w:rPr>
         <w:t>"dari sorga"</w:t>
       </w:r>
     </w:p>
@@ -21109,6 +21904,21 @@
         <w:rPr>
           <w:lang w:val="id_ID" w:bidi="id_ID"/>
         </w:rPr>
+      </w:r>
+    </w:p>
+    <w:p>
+      <w:pPr/>
+      <w:r>
+        <w:rPr>
+          <w:lang w:val="id_ID" w:bidi="id_ID"/>
+        </w:rPr>
+      </w:r>
+      <w:r>
+        <w:rPr>
+          <w:b/>
+          <w:lang w:val="id_ID" w:bidi="id_ID"/>
+        </w:rPr>
+        <w:t>εὐδία</w:t>
       </w:r>
     </w:p>
     <w:p>
@@ -21403,6 +22213,21 @@
           <w:b/>
           <w:lang w:val="id_ID" w:bidi="id_ID"/>
         </w:rPr>
+        <w:t>πρωΐ, σήμερον</w:t>
+      </w:r>
+    </w:p>
+    <w:p>
+      <w:pPr/>
+      <w:r>
+        <w:rPr>
+          <w:lang w:val="id_ID" w:bidi="id_ID"/>
+        </w:rPr>
+      </w:r>
+      <w:r>
+        <w:rPr>
+          <w:b/>
+          <w:lang w:val="id_ID" w:bidi="id_ID"/>
+        </w:rPr>
         <w:t>"pada pagi hari, 'Hari"</w:t>
       </w:r>
     </w:p>
@@ -21569,6 +22394,21 @@
           <w:b/>
           <w:lang w:val="id_ID" w:bidi="id_ID"/>
         </w:rPr>
+        <w:t>τὸ &amp; πρόσωπον</w:t>
+      </w:r>
+    </w:p>
+    <w:p>
+      <w:pPr/>
+      <w:r>
+        <w:rPr>
+          <w:lang w:val="id_ID" w:bidi="id_ID"/>
+        </w:rPr>
+      </w:r>
+      <w:r>
+        <w:rPr>
+          <w:b/>
+          <w:lang w:val="id_ID" w:bidi="id_ID"/>
+        </w:rPr>
         <w:t>"rupa"</w:t>
       </w:r>
     </w:p>
@@ -21678,6 +22518,21 @@
           <w:b/>
           <w:lang w:val="id_ID" w:bidi="id_ID"/>
         </w:rPr>
+        <w:t>τὰ δὲ σημεῖα τῶν καιρῶν οὐ δύνασθε</w:t>
+      </w:r>
+    </w:p>
+    <w:p>
+      <w:pPr/>
+      <w:r>
+        <w:rPr>
+          <w:lang w:val="id_ID" w:bidi="id_ID"/>
+        </w:rPr>
+      </w:r>
+      <w:r>
+        <w:rPr>
+          <w:b/>
+          <w:lang w:val="id_ID" w:bidi="id_ID"/>
+        </w:rPr>
         <w:t>"tetapi tanda-tanda zaman tidak"</w:t>
       </w:r>
     </w:p>
@@ -21741,6 +22596,21 @@
           <w:b/>
           <w:lang w:val="id_ID" w:bidi="id_ID"/>
         </w:rPr>
+        <w:t>τὰ &amp; σημεῖα τῶν καιρῶν</w:t>
+      </w:r>
+    </w:p>
+    <w:p>
+      <w:pPr/>
+      <w:r>
+        <w:rPr>
+          <w:lang w:val="id_ID" w:bidi="id_ID"/>
+        </w:rPr>
+      </w:r>
+      <w:r>
+        <w:rPr>
+          <w:b/>
+          <w:lang w:val="id_ID" w:bidi="id_ID"/>
+        </w:rPr>
         <w:t>"tanda-tanda zaman"</w:t>
       </w:r>
     </w:p>
@@ -21849,6 +22719,21 @@
         <w:rPr>
           <w:lang w:val="id_ID" w:bidi="id_ID"/>
         </w:rPr>
+      </w:r>
+    </w:p>
+    <w:p>
+      <w:pPr/>
+      <w:r>
+        <w:rPr>
+          <w:lang w:val="id_ID" w:bidi="id_ID"/>
+        </w:rPr>
+      </w:r>
+      <w:r>
+        <w:rPr>
+          <w:b/>
+          <w:lang w:val="id_ID" w:bidi="id_ID"/>
+        </w:rPr>
+        <w:t>οὐ δύνασθε</w:t>
       </w:r>
     </w:p>
     <w:p>
@@ -22058,6 +22943,21 @@
           <w:b/>
           <w:lang w:val="id_ID" w:bidi="id_ID"/>
         </w:rPr>
+        <w:t>αὐτοὺς</w:t>
+      </w:r>
+    </w:p>
+    <w:p>
+      <w:pPr/>
+      <w:r>
+        <w:rPr>
+          <w:lang w:val="id_ID" w:bidi="id_ID"/>
+        </w:rPr>
+      </w:r>
+      <w:r>
+        <w:rPr>
+          <w:b/>
+          <w:lang w:val="id_ID" w:bidi="id_ID"/>
+        </w:rPr>
         <w:t>"mereka"</w:t>
       </w:r>
     </w:p>
@@ -22172,6 +23072,21 @@
           <w:b/>
           <w:lang w:val="id_ID" w:bidi="id_ID"/>
         </w:rPr>
+        <w:t>ἀπῆλθεν</w:t>
+      </w:r>
+    </w:p>
+    <w:p>
+      <w:pPr/>
+      <w:r>
+        <w:rPr>
+          <w:lang w:val="id_ID" w:bidi="id_ID"/>
+        </w:rPr>
+      </w:r>
+      <w:r>
+        <w:rPr>
+          <w:b/>
+          <w:lang w:val="id_ID" w:bidi="id_ID"/>
+        </w:rPr>
         <w:t>"Yesus meninggalkan"</w:t>
       </w:r>
     </w:p>
@@ -22255,6 +23170,21 @@
           <w:b/>
           <w:lang w:val="id_ID" w:bidi="id_ID"/>
         </w:rPr>
+        <w:t>καὶ</w:t>
+      </w:r>
+    </w:p>
+    <w:p>
+      <w:pPr/>
+      <w:r>
+        <w:rPr>
+          <w:lang w:val="id_ID" w:bidi="id_ID"/>
+        </w:rPr>
+      </w:r>
+      <w:r>
+        <w:rPr>
+          <w:b/>
+          <w:lang w:val="id_ID" w:bidi="id_ID"/>
+        </w:rPr>
         <w:t>"Pada"</w:t>
       </w:r>
     </w:p>
@@ -22364,6 +23294,21 @@
           <w:b/>
           <w:lang w:val="id_ID" w:bidi="id_ID"/>
         </w:rPr>
+        <w:t>ἐλθόντες οἱ μαθηταὶ εἰς τὸ πέραν, ἐπελάθοντο ἄρτους λαβεῖν</w:t>
+      </w:r>
+    </w:p>
+    <w:p>
+      <w:pPr/>
+      <w:r>
+        <w:rPr>
+          <w:lang w:val="id_ID" w:bidi="id_ID"/>
+        </w:rPr>
+      </w:r>
+      <w:r>
+        <w:rPr>
+          <w:b/>
+          <w:lang w:val="id_ID" w:bidi="id_ID"/>
+        </w:rPr>
         <w:t>"murid-murid Yesus menyeberang danau, mereka lupa membawa roti"</w:t>
       </w:r>
     </w:p>
@@ -22499,6 +23444,21 @@
           <w:b/>
           <w:lang w:val="id_ID" w:bidi="id_ID"/>
         </w:rPr>
+        <w:t>ἐλθόντες</w:t>
+      </w:r>
+    </w:p>
+    <w:p>
+      <w:pPr/>
+      <w:r>
+        <w:rPr>
+          <w:lang w:val="id_ID" w:bidi="id_ID"/>
+        </w:rPr>
+      </w:r>
+      <w:r>
+        <w:rPr>
+          <w:b/>
+          <w:lang w:val="id_ID" w:bidi="id_ID"/>
+        </w:rPr>
         <w:t>"menyeberang"</w:t>
       </w:r>
     </w:p>
@@ -22582,6 +23542,21 @@
           <w:b/>
           <w:lang w:val="id_ID" w:bidi="id_ID"/>
         </w:rPr>
+        <w:t>ἐλθόντες</w:t>
+      </w:r>
+    </w:p>
+    <w:p>
+      <w:pPr/>
+      <w:r>
+        <w:rPr>
+          <w:lang w:val="id_ID" w:bidi="id_ID"/>
+        </w:rPr>
+      </w:r>
+      <w:r>
+        <w:rPr>
+          <w:b/>
+          <w:lang w:val="id_ID" w:bidi="id_ID"/>
+        </w:rPr>
         <w:t>"menyeberang"</w:t>
       </w:r>
     </w:p>
@@ -22678,6 +23653,21 @@
           <w:b/>
           <w:lang w:val="id_ID" w:bidi="id_ID"/>
         </w:rPr>
+        <w:t>τὸ πέραν</w:t>
+      </w:r>
+    </w:p>
+    <w:p>
+      <w:pPr/>
+      <w:r>
+        <w:rPr>
+          <w:lang w:val="id_ID" w:bidi="id_ID"/>
+        </w:rPr>
+      </w:r>
+      <w:r>
+        <w:rPr>
+          <w:b/>
+          <w:lang w:val="id_ID" w:bidi="id_ID"/>
+        </w:rPr>
         <w:t>"menyeberangi danau"</w:t>
       </w:r>
     </w:p>
@@ -22774,6 +23764,21 @@
           <w:b/>
           <w:lang w:val="id_ID" w:bidi="id_ID"/>
         </w:rPr>
+        <w:t>δὲ</w:t>
+      </w:r>
+    </w:p>
+    <w:p>
+      <w:pPr/>
+      <w:r>
+        <w:rPr>
+          <w:lang w:val="id_ID" w:bidi="id_ID"/>
+        </w:rPr>
+      </w:r>
+      <w:r>
+        <w:rPr>
+          <w:b/>
+          <w:lang w:val="id_ID" w:bidi="id_ID"/>
+        </w:rPr>
         <w:t>"Yesus berkata"</w:t>
       </w:r>
     </w:p>
@@ -22883,6 +23888,21 @@
           <w:b/>
           <w:lang w:val="id_ID" w:bidi="id_ID"/>
         </w:rPr>
+        <w:t>ὁρᾶτε καὶ προσέχετε ἀπὸ</w:t>
+      </w:r>
+    </w:p>
+    <w:p>
+      <w:pPr/>
+      <w:r>
+        <w:rPr>
+          <w:lang w:val="id_ID" w:bidi="id_ID"/>
+        </w:rPr>
+      </w:r>
+      <w:r>
+        <w:rPr>
+          <w:b/>
+          <w:lang w:val="id_ID" w:bidi="id_ID"/>
+        </w:rPr>
         <w:t>"Berjaga-jagalah dan waspadalah terhadap"</w:t>
       </w:r>
     </w:p>
@@ -22992,6 +24012,21 @@
           <w:b/>
           <w:lang w:val="id_ID" w:bidi="id_ID"/>
         </w:rPr>
+        <w:t>ὁρᾶτε καὶ</w:t>
+      </w:r>
+    </w:p>
+    <w:p>
+      <w:pPr/>
+      <w:r>
+        <w:rPr>
+          <w:lang w:val="id_ID" w:bidi="id_ID"/>
+        </w:rPr>
+      </w:r>
+      <w:r>
+        <w:rPr>
+          <w:b/>
+          <w:lang w:val="id_ID" w:bidi="id_ID"/>
+        </w:rPr>
         <w:t>"Berjaga-jagalah dan"</w:t>
       </w:r>
     </w:p>
@@ -23088,6 +24123,21 @@
           <w:b/>
           <w:lang w:val="id_ID" w:bidi="id_ID"/>
         </w:rPr>
+        <w:t>τῆς ζύμης τῶν Φαρισαίων καὶ Σαδδουκαίων</w:t>
+      </w:r>
+    </w:p>
+    <w:p>
+      <w:pPr/>
+      <w:r>
+        <w:rPr>
+          <w:lang w:val="id_ID" w:bidi="id_ID"/>
+        </w:rPr>
+      </w:r>
+      <w:r>
+        <w:rPr>
+          <w:b/>
+          <w:lang w:val="id_ID" w:bidi="id_ID"/>
+        </w:rPr>
         <w:t>"ragi orang Farisi dan Saduki"</w:t>
       </w:r>
     </w:p>
@@ -23183,6 +24233,21 @@
         <w:rPr>
           <w:lang w:val="id_ID" w:bidi="id_ID"/>
         </w:rPr>
+      </w:r>
+    </w:p>
+    <w:p>
+      <w:pPr/>
+      <w:r>
+        <w:rPr>
+          <w:lang w:val="id_ID" w:bidi="id_ID"/>
+        </w:rPr>
+      </w:r>
+      <w:r>
+        <w:rPr>
+          <w:b/>
+          <w:lang w:val="id_ID" w:bidi="id_ID"/>
+        </w:rPr>
+        <w:t>τῆς ζύμης τῶν Φαρισαίων καὶ Σαδδουκαίων</w:t>
       </w:r>
     </w:p>
     <w:p>
@@ -23342,6 +24407,21 @@
           <w:b/>
           <w:lang w:val="id_ID" w:bidi="id_ID"/>
         </w:rPr>
+        <w:t>ἐν ἑαυτοῖς</w:t>
+      </w:r>
+    </w:p>
+    <w:p>
+      <w:pPr/>
+      <w:r>
+        <w:rPr>
+          <w:lang w:val="id_ID" w:bidi="id_ID"/>
+        </w:rPr>
+      </w:r>
+      <w:r>
+        <w:rPr>
+          <w:b/>
+          <w:lang w:val="id_ID" w:bidi="id_ID"/>
+        </w:rPr>
         <w:t>"kepada yang lain"</w:t>
       </w:r>
     </w:p>
@@ -23451,6 +24531,21 @@
           <w:b/>
           <w:lang w:val="id_ID" w:bidi="id_ID"/>
         </w:rPr>
+        <w:t>λέγοντες, ὅτι ἄρτους οὐκ ἐλάβομεν</w:t>
+      </w:r>
+    </w:p>
+    <w:p>
+      <w:pPr/>
+      <w:r>
+        <w:rPr>
+          <w:lang w:val="id_ID" w:bidi="id_ID"/>
+        </w:rPr>
+      </w:r>
+      <w:r>
+        <w:rPr>
+          <w:b/>
+          <w:lang w:val="id_ID" w:bidi="id_ID"/>
+        </w:rPr>
         <w:t>"berkata kepada yang lain: ”Itu dikatakan-Nya karena kita tidak membawa roti."</w:t>
       </w:r>
     </w:p>
@@ -23630,6 +24725,21 @@
           <w:b/>
           <w:lang w:val="id_ID" w:bidi="id_ID"/>
         </w:rPr>
+        <w:t>ὅτι</w:t>
+      </w:r>
+    </w:p>
+    <w:p>
+      <w:pPr/>
+      <w:r>
+        <w:rPr>
+          <w:lang w:val="id_ID" w:bidi="id_ID"/>
+        </w:rPr>
+      </w:r>
+      <w:r>
+        <w:rPr>
+          <w:b/>
+          <w:lang w:val="id_ID" w:bidi="id_ID"/>
+        </w:rPr>
         <w:t>"Itu ... karena"</w:t>
       </w:r>
     </w:p>
@@ -23713,6 +24823,21 @@
           <w:b/>
           <w:lang w:val="id_ID" w:bidi="id_ID"/>
         </w:rPr>
+        <w:t>οὐκ ἐλάβομεν</w:t>
+      </w:r>
+    </w:p>
+    <w:p>
+      <w:pPr/>
+      <w:r>
+        <w:rPr>
+          <w:lang w:val="id_ID" w:bidi="id_ID"/>
+        </w:rPr>
+      </w:r>
+      <w:r>
+        <w:rPr>
+          <w:b/>
+          <w:lang w:val="id_ID" w:bidi="id_ID"/>
+        </w:rPr>
         <w:t>"kita tidak membawa"</w:t>
       </w:r>
     </w:p>
@@ -23809,6 +24934,21 @@
           <w:b/>
           <w:lang w:val="id_ID" w:bidi="id_ID"/>
         </w:rPr>
+        <w:t>δὲ</w:t>
+      </w:r>
+    </w:p>
+    <w:p>
+      <w:pPr/>
+      <w:r>
+        <w:rPr>
+          <w:lang w:val="id_ID" w:bidi="id_ID"/>
+        </w:rPr>
+      </w:r>
+      <w:r>
+        <w:rPr>
+          <w:b/>
+          <w:lang w:val="id_ID" w:bidi="id_ID"/>
+        </w:rPr>
         <w:t>"Dan"</w:t>
       </w:r>
     </w:p>
@@ -24001,6 +25141,21 @@
           <w:b/>
           <w:lang w:val="id_ID" w:bidi="id_ID"/>
         </w:rPr>
+        <w:t>ὀλιγόπιστοι</w:t>
+      </w:r>
+    </w:p>
+    <w:p>
+      <w:pPr/>
+      <w:r>
+        <w:rPr>
+          <w:lang w:val="id_ID" w:bidi="id_ID"/>
+        </w:rPr>
+      </w:r>
+      <w:r>
+        <w:rPr>
+          <w:b/>
+          <w:lang w:val="id_ID" w:bidi="id_ID"/>
+        </w:rPr>
         <w:t>"orang-orang yang kurang percaya"</w:t>
       </w:r>
     </w:p>
@@ -24083,6 +25238,21 @@
         <w:rPr>
           <w:lang w:val="id_ID" w:bidi="id_ID"/>
         </w:rPr>
+      </w:r>
+    </w:p>
+    <w:p>
+      <w:pPr/>
+      <w:r>
+        <w:rPr>
+          <w:lang w:val="id_ID" w:bidi="id_ID"/>
+        </w:rPr>
+      </w:r>
+      <w:r>
+        <w:rPr>
+          <w:b/>
+          <w:lang w:val="id_ID" w:bidi="id_ID"/>
+        </w:rPr>
+        <w:t>ἐν ἑαυτοῖς</w:t>
       </w:r>
     </w:p>
     <w:p>
@@ -24321,6 +25491,21 @@
           <w:b/>
           <w:lang w:val="id_ID" w:bidi="id_ID"/>
         </w:rPr>
+        <w:t>τοὺς πέντε ἄρτους τῶν πεντακισχιλίων</w:t>
+      </w:r>
+    </w:p>
+    <w:p>
+      <w:pPr/>
+      <w:r>
+        <w:rPr>
+          <w:lang w:val="id_ID" w:bidi="id_ID"/>
+        </w:rPr>
+      </w:r>
+      <w:r>
+        <w:rPr>
+          <w:b/>
+          <w:lang w:val="id_ID" w:bidi="id_ID"/>
+        </w:rPr>
         <w:t>"lima roti untuk lima ribu orang"</w:t>
       </w:r>
     </w:p>
@@ -24430,6 +25615,21 @@
           <w:b/>
           <w:lang w:val="id_ID" w:bidi="id_ID"/>
         </w:rPr>
+        <w:t>τῶν πεντακισχιλίων</w:t>
+      </w:r>
+    </w:p>
+    <w:p>
+      <w:pPr/>
+      <w:r>
+        <w:rPr>
+          <w:lang w:val="id_ID" w:bidi="id_ID"/>
+        </w:rPr>
+      </w:r>
+      <w:r>
+        <w:rPr>
+          <w:b/>
+          <w:lang w:val="id_ID" w:bidi="id_ID"/>
+        </w:rPr>
         <w:t>"untuk lima ribu"</w:t>
       </w:r>
     </w:p>
@@ -24512,6 +25712,21 @@
         <w:rPr>
           <w:lang w:val="id_ID" w:bidi="id_ID"/>
         </w:rPr>
+      </w:r>
+    </w:p>
+    <w:p>
+      <w:pPr/>
+      <w:r>
+        <w:rPr>
+          <w:lang w:val="id_ID" w:bidi="id_ID"/>
+        </w:rPr>
+      </w:r>
+      <w:r>
+        <w:rPr>
+          <w:b/>
+          <w:lang w:val="id_ID" w:bidi="id_ID"/>
+        </w:rPr>
+        <w:t>ἄρτους</w:t>
       </w:r>
     </w:p>
     <w:p>
@@ -24640,6 +25855,21 @@
           <w:b/>
           <w:lang w:val="id_ID" w:bidi="id_ID"/>
         </w:rPr>
+        <w:t>κοφίνους</w:t>
+      </w:r>
+    </w:p>
+    <w:p>
+      <w:pPr/>
+      <w:r>
+        <w:rPr>
+          <w:lang w:val="id_ID" w:bidi="id_ID"/>
+        </w:rPr>
+      </w:r>
+      <w:r>
+        <w:rPr>
+          <w:b/>
+          <w:lang w:val="id_ID" w:bidi="id_ID"/>
+        </w:rPr>
         <w:t>"bakul"</w:t>
       </w:r>
     </w:p>
@@ -24722,6 +25952,21 @@
         <w:rPr>
           <w:lang w:val="id_ID" w:bidi="id_ID"/>
         </w:rPr>
+      </w:r>
+    </w:p>
+    <w:p>
+      <w:pPr/>
+      <w:r>
+        <w:rPr>
+          <w:lang w:val="id_ID" w:bidi="id_ID"/>
+        </w:rPr>
+      </w:r>
+      <w:r>
+        <w:rPr>
+          <w:b/>
+          <w:lang w:val="id_ID" w:bidi="id_ID"/>
+        </w:rPr>
+        <w:t>κοφίνους</w:t>
       </w:r>
     </w:p>
     <w:p>
@@ -24850,6 +26095,21 @@
           <w:b/>
           <w:lang w:val="id_ID" w:bidi="id_ID"/>
         </w:rPr>
+        <w:t>οὐδὲ τοὺς ἑπτὰ ἄρτους τῶν τετρακισχιλίων, καὶ πόσας σπυρίδας ἐλάβετε</w:t>
+      </w:r>
+    </w:p>
+    <w:p>
+      <w:pPr/>
+      <w:r>
+        <w:rPr>
+          <w:lang w:val="id_ID" w:bidi="id_ID"/>
+        </w:rPr>
+      </w:r>
+      <w:r>
+        <w:rPr>
+          <w:b/>
+          <w:lang w:val="id_ID" w:bidi="id_ID"/>
+        </w:rPr>
         <w:t>"Ataupun akan tujuh roti untuk empat ribu orang itu dan berapa bakul kamu kumpulkan kemudian"</w:t>
       </w:r>
     </w:p>
@@ -24933,6 +26193,21 @@
           <w:b/>
           <w:lang w:val="id_ID" w:bidi="id_ID"/>
         </w:rPr>
+        <w:t>οὐδὲ</w:t>
+      </w:r>
+    </w:p>
+    <w:p>
+      <w:pPr/>
+      <w:r>
+        <w:rPr>
+          <w:lang w:val="id_ID" w:bidi="id_ID"/>
+        </w:rPr>
+      </w:r>
+      <w:r>
+        <w:rPr>
+          <w:b/>
+          <w:lang w:val="id_ID" w:bidi="id_ID"/>
+        </w:rPr>
         <w:t>"Ataupun"</w:t>
       </w:r>
     </w:p>
@@ -25016,6 +26291,21 @@
           <w:b/>
           <w:lang w:val="id_ID" w:bidi="id_ID"/>
         </w:rPr>
+        <w:t>τοὺς ἑπτὰ ἄρτους τῶν τετρακισχιλίων</w:t>
+      </w:r>
+    </w:p>
+    <w:p>
+      <w:pPr/>
+      <w:r>
+        <w:rPr>
+          <w:lang w:val="id_ID" w:bidi="id_ID"/>
+        </w:rPr>
+      </w:r>
+      <w:r>
+        <w:rPr>
+          <w:b/>
+          <w:lang w:val="id_ID" w:bidi="id_ID"/>
+        </w:rPr>
         <w:t>"tujuh roti untuk empat ribu"</w:t>
       </w:r>
     </w:p>
@@ -25111,6 +26401,21 @@
         <w:rPr>
           <w:lang w:val="id_ID" w:bidi="id_ID"/>
         </w:rPr>
+      </w:r>
+    </w:p>
+    <w:p>
+      <w:pPr/>
+      <w:r>
+        <w:rPr>
+          <w:lang w:val="id_ID" w:bidi="id_ID"/>
+        </w:rPr>
+      </w:r>
+      <w:r>
+        <w:rPr>
+          <w:b/>
+          <w:lang w:val="id_ID" w:bidi="id_ID"/>
+        </w:rPr>
+        <w:t>ἄρτους</w:t>
       </w:r>
     </w:p>
     <w:p>
@@ -25239,6 +26544,21 @@
           <w:b/>
           <w:lang w:val="id_ID" w:bidi="id_ID"/>
         </w:rPr>
+        <w:t>τῶν τετρακισχιλίων</w:t>
+      </w:r>
+    </w:p>
+    <w:p>
+      <w:pPr/>
+      <w:r>
+        <w:rPr>
+          <w:lang w:val="id_ID" w:bidi="id_ID"/>
+        </w:rPr>
+      </w:r>
+      <w:r>
+        <w:rPr>
+          <w:b/>
+          <w:lang w:val="id_ID" w:bidi="id_ID"/>
+        </w:rPr>
         <w:t>"untuk empat ribu"</w:t>
       </w:r>
     </w:p>
@@ -25335,6 +26655,21 @@
           <w:b/>
           <w:lang w:val="id_ID" w:bidi="id_ID"/>
         </w:rPr>
+        <w:t>σπυρίδας</w:t>
+      </w:r>
+    </w:p>
+    <w:p>
+      <w:pPr/>
+      <w:r>
+        <w:rPr>
+          <w:lang w:val="id_ID" w:bidi="id_ID"/>
+        </w:rPr>
+      </w:r>
+      <w:r>
+        <w:rPr>
+          <w:b/>
+          <w:lang w:val="id_ID" w:bidi="id_ID"/>
+        </w:rPr>
         <w:t>"bakul"</w:t>
       </w:r>
     </w:p>
@@ -25417,6 +26752,21 @@
         <w:rPr>
           <w:lang w:val="id_ID" w:bidi="id_ID"/>
         </w:rPr>
+      </w:r>
+    </w:p>
+    <w:p>
+      <w:pPr/>
+      <w:r>
+        <w:rPr>
+          <w:lang w:val="id_ID" w:bidi="id_ID"/>
+        </w:rPr>
+      </w:r>
+      <w:r>
+        <w:rPr>
+          <w:b/>
+          <w:lang w:val="id_ID" w:bidi="id_ID"/>
+        </w:rPr>
+        <w:t>σπυρίδας</w:t>
       </w:r>
     </w:p>
     <w:p>
@@ -25628,6 +26978,21 @@
           <w:b/>
           <w:lang w:val="id_ID" w:bidi="id_ID"/>
         </w:rPr>
+        <w:t>δὲ</w:t>
+      </w:r>
+    </w:p>
+    <w:p>
+      <w:pPr/>
+      <w:r>
+        <w:rPr>
+          <w:lang w:val="id_ID" w:bidi="id_ID"/>
+        </w:rPr>
+      </w:r>
+      <w:r>
+        <w:rPr>
+          <w:b/>
+          <w:lang w:val="id_ID" w:bidi="id_ID"/>
+        </w:rPr>
         <w:t>"tetapi"</w:t>
       </w:r>
     </w:p>
@@ -25749,6 +27114,21 @@
         <w:rPr>
           <w:lang w:val="id_ID" w:bidi="id_ID"/>
         </w:rPr>
+      </w:r>
+    </w:p>
+    <w:p>
+      <w:pPr/>
+      <w:r>
+        <w:rPr>
+          <w:lang w:val="id_ID" w:bidi="id_ID"/>
+        </w:rPr>
+      </w:r>
+      <w:r>
+        <w:rPr>
+          <w:b/>
+          <w:lang w:val="id_ID" w:bidi="id_ID"/>
+        </w:rPr>
+        <w:t>τῆς ζύμης τῶν Φαρισαίων καὶ Σαδδουκαίων</w:t>
       </w:r>
     </w:p>
     <w:p>
@@ -25890,6 +27270,21 @@
           <w:b/>
           <w:lang w:val="id_ID" w:bidi="id_ID"/>
         </w:rPr>
+        <w:t>τῆς ζύμης τῶν Φαρισαίων καὶ Σαδδουκαίων</w:t>
+      </w:r>
+    </w:p>
+    <w:p>
+      <w:pPr/>
+      <w:r>
+        <w:rPr>
+          <w:lang w:val="id_ID" w:bidi="id_ID"/>
+        </w:rPr>
+      </w:r>
+      <w:r>
+        <w:rPr>
+          <w:b/>
+          <w:lang w:val="id_ID" w:bidi="id_ID"/>
+        </w:rPr>
         <w:t>"ragi orang Farisi dan Saduki"</w:t>
       </w:r>
     </w:p>
@@ -26053,6 +27448,21 @@
           <w:b/>
           <w:lang w:val="id_ID" w:bidi="id_ID"/>
         </w:rPr>
+        <w:t>συνῆκαν</w:t>
+      </w:r>
+    </w:p>
+    <w:p>
+      <w:pPr/>
+      <w:r>
+        <w:rPr>
+          <w:lang w:val="id_ID" w:bidi="id_ID"/>
+        </w:rPr>
+      </w:r>
+      <w:r>
+        <w:rPr>
+          <w:b/>
+          <w:lang w:val="id_ID" w:bidi="id_ID"/>
+        </w:rPr>
         <w:t>"mereka mengerti"</w:t>
       </w:r>
     </w:p>
@@ -26232,6 +27642,21 @@
           <w:b/>
           <w:lang w:val="id_ID" w:bidi="id_ID"/>
         </w:rPr>
+        <w:t>τῆς ζύμης τῶν ἄρτων</w:t>
+      </w:r>
+    </w:p>
+    <w:p>
+      <w:pPr/>
+      <w:r>
+        <w:rPr>
+          <w:lang w:val="id_ID" w:bidi="id_ID"/>
+        </w:rPr>
+      </w:r>
+      <w:r>
+        <w:rPr>
+          <w:b/>
+          <w:lang w:val="id_ID" w:bidi="id_ID"/>
+        </w:rPr>
         <w:t>"ragi roti"</w:t>
       </w:r>
     </w:p>
@@ -26341,6 +27766,21 @@
           <w:b/>
           <w:lang w:val="id_ID" w:bidi="id_ID"/>
         </w:rPr>
+        <w:t>ἀλλὰ ἀπὸ</w:t>
+      </w:r>
+    </w:p>
+    <w:p>
+      <w:pPr/>
+      <w:r>
+        <w:rPr>
+          <w:lang w:val="id_ID" w:bidi="id_ID"/>
+        </w:rPr>
+      </w:r>
+      <w:r>
+        <w:rPr>
+          <w:b/>
+          <w:lang w:val="id_ID" w:bidi="id_ID"/>
+        </w:rPr>
         <w:t>"melainkan terhadap"</w:t>
       </w:r>
     </w:p>
@@ -26520,6 +27960,21 @@
           <w:b/>
           <w:lang w:val="id_ID" w:bidi="id_ID"/>
         </w:rPr>
+        <w:t>δὲ</w:t>
+      </w:r>
+    </w:p>
+    <w:p>
+      <w:pPr/>
+      <w:r>
+        <w:rPr>
+          <w:lang w:val="id_ID" w:bidi="id_ID"/>
+        </w:rPr>
+      </w:r>
+      <w:r>
+        <w:rPr>
+          <w:b/>
+          <w:lang w:val="id_ID" w:bidi="id_ID"/>
+        </w:rPr>
         <w:t>"Setelah"</w:t>
       </w:r>
     </w:p>
@@ -26629,6 +28084,21 @@
           <w:b/>
           <w:lang w:val="id_ID" w:bidi="id_ID"/>
         </w:rPr>
+        <w:t>ἐλθὼν</w:t>
+      </w:r>
+    </w:p>
+    <w:p>
+      <w:pPr/>
+      <w:r>
+        <w:rPr>
+          <w:lang w:val="id_ID" w:bidi="id_ID"/>
+        </w:rPr>
+      </w:r>
+      <w:r>
+        <w:rPr>
+          <w:b/>
+          <w:lang w:val="id_ID" w:bidi="id_ID"/>
+        </w:rPr>
         <w:t>"tiba"</w:t>
       </w:r>
     </w:p>
@@ -26712,6 +28182,21 @@
           <w:b/>
           <w:lang w:val="id_ID" w:bidi="id_ID"/>
         </w:rPr>
+        <w:t>ἐλθὼν</w:t>
+      </w:r>
+    </w:p>
+    <w:p>
+      <w:pPr/>
+      <w:r>
+        <w:rPr>
+          <w:lang w:val="id_ID" w:bidi="id_ID"/>
+        </w:rPr>
+      </w:r>
+      <w:r>
+        <w:rPr>
+          <w:b/>
+          <w:lang w:val="id_ID" w:bidi="id_ID"/>
+        </w:rPr>
         <w:t>"tiba"</w:t>
       </w:r>
     </w:p>
@@ -26808,6 +28293,21 @@
           <w:b/>
           <w:lang w:val="id_ID" w:bidi="id_ID"/>
         </w:rPr>
+        <w:t>λέγων</w:t>
+      </w:r>
+    </w:p>
+    <w:p>
+      <w:pPr/>
+      <w:r>
+        <w:rPr>
+          <w:lang w:val="id_ID" w:bidi="id_ID"/>
+        </w:rPr>
+      </w:r>
+      <w:r>
+        <w:rPr>
+          <w:b/>
+          <w:lang w:val="id_ID" w:bidi="id_ID"/>
+        </w:rPr>
         <w:t>"bertanya"</w:t>
       </w:r>
     </w:p>
@@ -26891,6 +28391,21 @@
           <w:b/>
           <w:lang w:val="id_ID" w:bidi="id_ID"/>
         </w:rPr>
+        <w:t>οἱ ἄνθρωποι</w:t>
+      </w:r>
+    </w:p>
+    <w:p>
+      <w:pPr/>
+      <w:r>
+        <w:rPr>
+          <w:lang w:val="id_ID" w:bidi="id_ID"/>
+        </w:rPr>
+      </w:r>
+      <w:r>
+        <w:rPr>
+          <w:b/>
+          <w:lang w:val="id_ID" w:bidi="id_ID"/>
+        </w:rPr>
         <w:t>"manusia"</w:t>
       </w:r>
     </w:p>
@@ -26974,6 +28489,21 @@
           <w:b/>
           <w:lang w:val="id_ID" w:bidi="id_ID"/>
         </w:rPr>
+        <w:t>εἶναι τὸν Υἱὸν τοῦ Ἀνθρώπου</w:t>
+      </w:r>
+    </w:p>
+    <w:p>
+      <w:pPr/>
+      <w:r>
+        <w:rPr>
+          <w:lang w:val="id_ID" w:bidi="id_ID"/>
+        </w:rPr>
+      </w:r>
+      <w:r>
+        <w:rPr>
+          <w:b/>
+          <w:lang w:val="id_ID" w:bidi="id_ID"/>
+        </w:rPr>
         <w:t>"Anak manusia itu"</w:t>
       </w:r>
     </w:p>
@@ -27057,6 +28587,21 @@
           <w:b/>
           <w:lang w:val="id_ID" w:bidi="id_ID"/>
         </w:rPr>
+        <w:t>τὸν Υἱὸν τοῦ Ἀνθρώπου</w:t>
+      </w:r>
+    </w:p>
+    <w:p>
+      <w:pPr/>
+      <w:r>
+        <w:rPr>
+          <w:lang w:val="id_ID" w:bidi="id_ID"/>
+        </w:rPr>
+      </w:r>
+      <w:r>
+        <w:rPr>
+          <w:b/>
+          <w:lang w:val="id_ID" w:bidi="id_ID"/>
+        </w:rPr>
         <w:t>"Anak Manusia"</w:t>
       </w:r>
     </w:p>
@@ -27332,6 +28877,21 @@
           <w:b/>
           <w:lang w:val="id_ID" w:bidi="id_ID"/>
         </w:rPr>
+        <w:t>οἱ &amp; ἄλλοι &amp; ἕτεροι</w:t>
+      </w:r>
+    </w:p>
+    <w:p>
+      <w:pPr/>
+      <w:r>
+        <w:rPr>
+          <w:lang w:val="id_ID" w:bidi="id_ID"/>
+        </w:rPr>
+      </w:r>
+      <w:r>
+        <w:rPr>
+          <w:b/>
+          <w:lang w:val="id_ID" w:bidi="id_ID"/>
+        </w:rPr>
         <w:t>"Ada yang,"</w:t>
       </w:r>
       <w:r>
@@ -27480,6 +29040,21 @@
           <w:b/>
           <w:lang w:val="id_ID" w:bidi="id_ID"/>
         </w:rPr>
+        <w:t>ἕνα τῶν προφητῶν</w:t>
+      </w:r>
+    </w:p>
+    <w:p>
+      <w:pPr/>
+      <w:r>
+        <w:rPr>
+          <w:lang w:val="id_ID" w:bidi="id_ID"/>
+        </w:rPr>
+      </w:r>
+      <w:r>
+        <w:rPr>
+          <w:b/>
+          <w:lang w:val="id_ID" w:bidi="id_ID"/>
+        </w:rPr>
         <w:t>"salah seorang dari para nabi"</w:t>
       </w:r>
     </w:p>
@@ -27628,6 +29203,21 @@
           <w:b/>
           <w:lang w:val="id_ID" w:bidi="id_ID"/>
         </w:rPr>
+        <w:t>λέγει</w:t>
+      </w:r>
+    </w:p>
+    <w:p>
+      <w:pPr/>
+      <w:r>
+        <w:rPr>
+          <w:lang w:val="id_ID" w:bidi="id_ID"/>
+        </w:rPr>
+      </w:r>
+      <w:r>
+        <w:rPr>
+          <w:b/>
+          <w:lang w:val="id_ID" w:bidi="id_ID"/>
+        </w:rPr>
         <w:t>"Yesus bertanya"</w:t>
       </w:r>
     </w:p>
@@ -27711,6 +29301,21 @@
           <w:b/>
           <w:lang w:val="id_ID" w:bidi="id_ID"/>
         </w:rPr>
+        <w:t>σὺ</w:t>
+      </w:r>
+    </w:p>
+    <w:p>
+      <w:pPr/>
+      <w:r>
+        <w:rPr>
+          <w:lang w:val="id_ID" w:bidi="id_ID"/>
+        </w:rPr>
+      </w:r>
+      <w:r>
+        <w:rPr>
+          <w:b/>
+          <w:lang w:val="id_ID" w:bidi="id_ID"/>
+        </w:rPr>
         <w:t>"Engkau"</w:t>
       </w:r>
     </w:p>
@@ -27897,6 +29502,21 @@
           <w:b/>
           <w:lang w:val="id_ID" w:bidi="id_ID"/>
         </w:rPr>
+        <w:t>τοῦ Θεοῦ τοῦ ζῶντος</w:t>
+      </w:r>
+    </w:p>
+    <w:p>
+      <w:pPr/>
+      <w:r>
+        <w:rPr>
+          <w:lang w:val="id_ID" w:bidi="id_ID"/>
+        </w:rPr>
+      </w:r>
+      <w:r>
+        <w:rPr>
+          <w:b/>
+          <w:lang w:val="id_ID" w:bidi="id_ID"/>
+        </w:rPr>
         <w:t>"Allah yang hidup!"</w:t>
       </w:r>
     </w:p>
@@ -27993,6 +29613,21 @@
           <w:b/>
           <w:lang w:val="id_ID" w:bidi="id_ID"/>
         </w:rPr>
+        <w:t>δὲ</w:t>
+      </w:r>
+    </w:p>
+    <w:p>
+      <w:pPr/>
+      <w:r>
+        <w:rPr>
+          <w:lang w:val="id_ID" w:bidi="id_ID"/>
+        </w:rPr>
+      </w:r>
+      <w:r>
+        <w:rPr>
+          <w:b/>
+          <w:lang w:val="id_ID" w:bidi="id_ID"/>
+        </w:rPr>
         <w:t>"Kata"</w:t>
       </w:r>
     </w:p>
@@ -28185,6 +29820,21 @@
           <w:b/>
           <w:lang w:val="id_ID" w:bidi="id_ID"/>
         </w:rPr>
+        <w:t>μακάριος εἶ</w:t>
+      </w:r>
+    </w:p>
+    <w:p>
+      <w:pPr/>
+      <w:r>
+        <w:rPr>
+          <w:lang w:val="id_ID" w:bidi="id_ID"/>
+        </w:rPr>
+      </w:r>
+      <w:r>
+        <w:rPr>
+          <w:b/>
+          <w:lang w:val="id_ID" w:bidi="id_ID"/>
+        </w:rPr>
         <w:t>"berbahagialah engkau"</w:t>
       </w:r>
     </w:p>
@@ -28390,6 +30040,21 @@
           <w:b/>
           <w:lang w:val="id_ID" w:bidi="id_ID"/>
         </w:rPr>
+        <w:t>Σίμων Βαριωνᾶ</w:t>
+      </w:r>
+    </w:p>
+    <w:p>
+      <w:pPr/>
+      <w:r>
+        <w:rPr>
+          <w:lang w:val="id_ID" w:bidi="id_ID"/>
+        </w:rPr>
+      </w:r>
+      <w:r>
+        <w:rPr>
+          <w:b/>
+          <w:lang w:val="id_ID" w:bidi="id_ID"/>
+        </w:rPr>
         <w:t>"Simon bin Yunus"</w:t>
       </w:r>
     </w:p>
@@ -28659,6 +30324,21 @@
           <w:b/>
           <w:lang w:val="id_ID" w:bidi="id_ID"/>
         </w:rPr>
+        <w:t>σὰρξ καὶ αἷμα οὐκ ἀπεκάλυψέν</w:t>
+      </w:r>
+    </w:p>
+    <w:p>
+      <w:pPr/>
+      <w:r>
+        <w:rPr>
+          <w:lang w:val="id_ID" w:bidi="id_ID"/>
+        </w:rPr>
+      </w:r>
+      <w:r>
+        <w:rPr>
+          <w:b/>
+          <w:lang w:val="id_ID" w:bidi="id_ID"/>
+        </w:rPr>
         <w:t>"bukan manusia yang menyatakan itu"</w:t>
       </w:r>
     </w:p>
@@ -28768,6 +30448,21 @@
           <w:b/>
           <w:lang w:val="id_ID" w:bidi="id_ID"/>
         </w:rPr>
+        <w:t>οὐκ ἀπεκάλυψέν σοι</w:t>
+      </w:r>
+    </w:p>
+    <w:p>
+      <w:pPr/>
+      <w:r>
+        <w:rPr>
+          <w:lang w:val="id_ID" w:bidi="id_ID"/>
+        </w:rPr>
+      </w:r>
+      <w:r>
+        <w:rPr>
+          <w:b/>
+          <w:lang w:val="id_ID" w:bidi="id_ID"/>
+        </w:rPr>
         <w:t>"menyatakan itu kepadamu"</w:t>
       </w:r>
     </w:p>
@@ -28864,6 +30559,21 @@
           <w:b/>
           <w:lang w:val="id_ID" w:bidi="id_ID"/>
         </w:rPr>
+        <w:t>ἀλλ’ ὁ Πατήρ μου &amp; ἐν τοῖς οὐρανοῖς</w:t>
+      </w:r>
+    </w:p>
+    <w:p>
+      <w:pPr/>
+      <w:r>
+        <w:rPr>
+          <w:lang w:val="id_ID" w:bidi="id_ID"/>
+        </w:rPr>
+      </w:r>
+      <w:r>
+        <w:rPr>
+          <w:b/>
+          <w:lang w:val="id_ID" w:bidi="id_ID"/>
+        </w:rPr>
         <w:t>"melainkan Bapa-Ku yang di sorga"</w:t>
       </w:r>
     </w:p>
@@ -28947,6 +30657,21 @@
           <w:b/>
           <w:lang w:val="id_ID" w:bidi="id_ID"/>
         </w:rPr>
+        <w:t>ὁ Πατήρ μου</w:t>
+      </w:r>
+    </w:p>
+    <w:p>
+      <w:pPr/>
+      <w:r>
+        <w:rPr>
+          <w:lang w:val="id_ID" w:bidi="id_ID"/>
+        </w:rPr>
+      </w:r>
+      <w:r>
+        <w:rPr>
+          <w:b/>
+          <w:lang w:val="id_ID" w:bidi="id_ID"/>
+        </w:rPr>
         <w:t>"Bapak-Ku"</w:t>
       </w:r>
     </w:p>
@@ -29050,6 +30775,21 @@
           <w:b/>
           <w:lang w:val="id_ID" w:bidi="id_ID"/>
         </w:rPr>
+        <w:t>ἐν τοῖς οὐρανοῖς</w:t>
+      </w:r>
+    </w:p>
+    <w:p>
+      <w:pPr/>
+      <w:r>
+        <w:rPr>
+          <w:lang w:val="id_ID" w:bidi="id_ID"/>
+        </w:rPr>
+      </w:r>
+      <w:r>
+        <w:rPr>
+          <w:b/>
+          <w:lang w:val="id_ID" w:bidi="id_ID"/>
+        </w:rPr>
         <w:t>"di sorga"</w:t>
       </w:r>
     </w:p>
@@ -29146,6 +30886,21 @@
           <w:b/>
           <w:lang w:val="id_ID" w:bidi="id_ID"/>
         </w:rPr>
+        <w:t>κἀγὼ &amp; σοι λέγω</w:t>
+      </w:r>
+    </w:p>
+    <w:p>
+      <w:pPr/>
+      <w:r>
+        <w:rPr>
+          <w:lang w:val="id_ID" w:bidi="id_ID"/>
+        </w:rPr>
+      </w:r>
+      <w:r>
+        <w:rPr>
+          <w:b/>
+          <w:lang w:val="id_ID" w:bidi="id_ID"/>
+        </w:rPr>
         <w:t>"Aku pun berkata kepadamu"</w:t>
       </w:r>
     </w:p>
@@ -29344,6 +31099,21 @@
           <w:b/>
           <w:lang w:val="id_ID" w:bidi="id_ID"/>
         </w:rPr>
+        <w:t>σὺ εἶ Πέτρος</w:t>
+      </w:r>
+    </w:p>
+    <w:p>
+      <w:pPr/>
+      <w:r>
+        <w:rPr>
+          <w:lang w:val="id_ID" w:bidi="id_ID"/>
+        </w:rPr>
+      </w:r>
+      <w:r>
+        <w:rPr>
+          <w:b/>
+          <w:lang w:val="id_ID" w:bidi="id_ID"/>
+        </w:rPr>
         <w:t>"engkau adalah Petrus"</w:t>
       </w:r>
     </w:p>
@@ -29440,6 +31210,21 @@
           <w:b/>
           <w:lang w:val="id_ID" w:bidi="id_ID"/>
         </w:rPr>
+        <w:t>ἐπὶ ταύτῃ τῇ πέτρᾳ</w:t>
+      </w:r>
+    </w:p>
+    <w:p>
+      <w:pPr/>
+      <w:r>
+        <w:rPr>
+          <w:lang w:val="id_ID" w:bidi="id_ID"/>
+        </w:rPr>
+      </w:r>
+      <w:r>
+        <w:rPr>
+          <w:b/>
+          <w:lang w:val="id_ID" w:bidi="id_ID"/>
+        </w:rPr>
         <w:t>"di atas batu karang ini"</w:t>
       </w:r>
     </w:p>
@@ -29575,6 +31360,21 @@
           <w:b/>
           <w:lang w:val="id_ID" w:bidi="id_ID"/>
         </w:rPr>
+        <w:t>οἰκοδομήσω μου τὴν ἐκκλησίαν</w:t>
+      </w:r>
+    </w:p>
+    <w:p>
+      <w:pPr/>
+      <w:r>
+        <w:rPr>
+          <w:lang w:val="id_ID" w:bidi="id_ID"/>
+        </w:rPr>
+      </w:r>
+      <w:r>
+        <w:rPr>
+          <w:b/>
+          <w:lang w:val="id_ID" w:bidi="id_ID"/>
+        </w:rPr>
         <w:t>"Aku akan mendirikan jemaat-Ku"</w:t>
       </w:r>
     </w:p>
@@ -29697,6 +31497,21 @@
           <w:b/>
           <w:lang w:val="id_ID" w:bidi="id_ID"/>
         </w:rPr>
+        <w:t>πύλαι ᾍδου</w:t>
+      </w:r>
+    </w:p>
+    <w:p>
+      <w:pPr/>
+      <w:r>
+        <w:rPr>
+          <w:lang w:val="id_ID" w:bidi="id_ID"/>
+        </w:rPr>
+      </w:r>
+      <w:r>
+        <w:rPr>
+          <w:b/>
+          <w:lang w:val="id_ID" w:bidi="id_ID"/>
+        </w:rPr>
         <w:t>"alam maut"</w:t>
       </w:r>
     </w:p>
@@ -29819,6 +31634,21 @@
           <w:b/>
           <w:lang w:val="id_ID" w:bidi="id_ID"/>
         </w:rPr>
+        <w:t>αὐτῆς</w:t>
+      </w:r>
+    </w:p>
+    <w:p>
+      <w:pPr/>
+      <w:r>
+        <w:rPr>
+          <w:lang w:val="id_ID" w:bidi="id_ID"/>
+        </w:rPr>
+      </w:r>
+      <w:r>
+        <w:rPr>
+          <w:b/>
+          <w:lang w:val="id_ID" w:bidi="id_ID"/>
+        </w:rPr>
         <w:t>"nya"</w:t>
       </w:r>
     </w:p>
@@ -29928,6 +31758,21 @@
           <w:b/>
           <w:lang w:val="id_ID" w:bidi="id_ID"/>
         </w:rPr>
+        <w:t>δώσω σοι τὰς κλεῖδας τῆς Βασιλείας τῶν Οὐρανῶν</w:t>
+      </w:r>
+    </w:p>
+    <w:p>
+      <w:pPr/>
+      <w:r>
+        <w:rPr>
+          <w:lang w:val="id_ID" w:bidi="id_ID"/>
+        </w:rPr>
+      </w:r>
+      <w:r>
+        <w:rPr>
+          <w:b/>
+          <w:lang w:val="id_ID" w:bidi="id_ID"/>
+        </w:rPr>
         <w:t>"Kepadamu akan Kuberikan kunci Kerajaan Sorga"</w:t>
       </w:r>
     </w:p>
@@ -30146,6 +31991,21 @@
           <w:b/>
           <w:lang w:val="id_ID" w:bidi="id_ID"/>
         </w:rPr>
+        <w:t>τὰς κλεῖδας τῆς Βασιλείας</w:t>
+      </w:r>
+    </w:p>
+    <w:p>
+      <w:pPr/>
+      <w:r>
+        <w:rPr>
+          <w:lang w:val="id_ID" w:bidi="id_ID"/>
+        </w:rPr>
+      </w:r>
+      <w:r>
+        <w:rPr>
+          <w:b/>
+          <w:lang w:val="id_ID" w:bidi="id_ID"/>
+        </w:rPr>
         <w:t>"kunci Kerajaan"</w:t>
       </w:r>
     </w:p>
@@ -30242,6 +32102,21 @@
           <w:b/>
           <w:lang w:val="id_ID" w:bidi="id_ID"/>
         </w:rPr>
+        <w:t>καὶ</w:t>
+      </w:r>
+    </w:p>
+    <w:p>
+      <w:pPr/>
+      <w:r>
+        <w:rPr>
+          <w:lang w:val="id_ID" w:bidi="id_ID"/>
+        </w:rPr>
+      </w:r>
+      <w:r>
+        <w:rPr>
+          <w:b/>
+          <w:lang w:val="id_ID" w:bidi="id_ID"/>
+        </w:rPr>
         <w:t>"dan"</w:t>
       </w:r>
     </w:p>
@@ -30338,6 +32213,21 @@
           <w:b/>
           <w:lang w:val="id_ID" w:bidi="id_ID"/>
         </w:rPr>
+        <w:t>ὃ ἐὰν δήσῃς ἐπὶ τῆς γῆς, ἔσται δεδεμένον ἐν τοῖς οὐρανοῖς</w:t>
+      </w:r>
+    </w:p>
+    <w:p>
+      <w:pPr/>
+      <w:r>
+        <w:rPr>
+          <w:lang w:val="id_ID" w:bidi="id_ID"/>
+        </w:rPr>
+      </w:r>
+      <w:r>
+        <w:rPr>
+          <w:b/>
+          <w:lang w:val="id_ID" w:bidi="id_ID"/>
+        </w:rPr>
         <w:t>"Apa yang kauikat di dunia ini akan terikat di sorga"</w:t>
       </w:r>
     </w:p>
@@ -30421,6 +32311,21 @@
           <w:b/>
           <w:lang w:val="id_ID" w:bidi="id_ID"/>
         </w:rPr>
+        <w:t>ἔσται δεδεμένον &amp; ἔσται λελυμένον</w:t>
+      </w:r>
+    </w:p>
+    <w:p>
+      <w:pPr/>
+      <w:r>
+        <w:rPr>
+          <w:lang w:val="id_ID" w:bidi="id_ID"/>
+        </w:rPr>
+      </w:r>
+      <w:r>
+        <w:rPr>
+          <w:b/>
+          <w:lang w:val="id_ID" w:bidi="id_ID"/>
+        </w:rPr>
         <w:t>"akan terikat"</w:t>
       </w:r>
       <w:r>
@@ -30517,6 +32422,21 @@
           <w:b/>
           <w:lang w:val="id_ID" w:bidi="id_ID"/>
         </w:rPr>
+        <w:t>ὃ ἐὰν λύσῃς ἐπὶ τῆς γῆς, ἔσται λελυμένον ἐν τοῖς οὐρανοῖς</w:t>
+      </w:r>
+    </w:p>
+    <w:p>
+      <w:pPr/>
+      <w:r>
+        <w:rPr>
+          <w:lang w:val="id_ID" w:bidi="id_ID"/>
+        </w:rPr>
+      </w:r>
+      <w:r>
+        <w:rPr>
+          <w:b/>
+          <w:lang w:val="id_ID" w:bidi="id_ID"/>
+        </w:rPr>
         <w:t>"apa yang kaulepaskan di dunia ini akan terlepas di sorga."</w:t>
       </w:r>
     </w:p>
@@ -30849,6 +32769,21 @@
           <w:b/>
           <w:lang w:val="id_ID" w:bidi="id_ID"/>
         </w:rPr>
+        <w:t>ἀποκτανθῆναι</w:t>
+      </w:r>
+    </w:p>
+    <w:p>
+      <w:pPr/>
+      <w:r>
+        <w:rPr>
+          <w:lang w:val="id_ID" w:bidi="id_ID"/>
+        </w:rPr>
+      </w:r>
+      <w:r>
+        <w:rPr>
+          <w:b/>
+          <w:lang w:val="id_ID" w:bidi="id_ID"/>
+        </w:rPr>
         <w:t>"dibunuh"</w:t>
       </w:r>
     </w:p>
@@ -30945,6 +32880,21 @@
           <w:b/>
           <w:lang w:val="id_ID" w:bidi="id_ID"/>
         </w:rPr>
+        <w:t>ἐγερθῆναι</w:t>
+      </w:r>
+    </w:p>
+    <w:p>
+      <w:pPr/>
+      <w:r>
+        <w:rPr>
+          <w:lang w:val="id_ID" w:bidi="id_ID"/>
+        </w:rPr>
+      </w:r>
+      <w:r>
+        <w:rPr>
+          <w:b/>
+          <w:lang w:val="id_ID" w:bidi="id_ID"/>
+        </w:rPr>
         <w:t>"dibangkitkan"</w:t>
       </w:r>
     </w:p>
@@ -31041,6 +32991,21 @@
           <w:b/>
           <w:lang w:val="id_ID" w:bidi="id_ID"/>
         </w:rPr>
+        <w:t>ἐγερθῆναι</w:t>
+      </w:r>
+    </w:p>
+    <w:p>
+      <w:pPr/>
+      <w:r>
+        <w:rPr>
+          <w:lang w:val="id_ID" w:bidi="id_ID"/>
+        </w:rPr>
+      </w:r>
+      <w:r>
+        <w:rPr>
+          <w:b/>
+          <w:lang w:val="id_ID" w:bidi="id_ID"/>
+        </w:rPr>
         <w:t>"dibangkitkan"</w:t>
       </w:r>
     </w:p>
@@ -31124,6 +33089,21 @@
           <w:b/>
           <w:lang w:val="id_ID" w:bidi="id_ID"/>
         </w:rPr>
+        <w:t>τῇ τρίτῃ ἡμέρᾳ</w:t>
+      </w:r>
+    </w:p>
+    <w:p>
+      <w:pPr/>
+      <w:r>
+        <w:rPr>
+          <w:lang w:val="id_ID" w:bidi="id_ID"/>
+        </w:rPr>
+      </w:r>
+      <w:r>
+        <w:rPr>
+          <w:b/>
+          <w:lang w:val="id_ID" w:bidi="id_ID"/>
+        </w:rPr>
         <w:t>"pada hari ketiga"</w:t>
       </w:r>
     </w:p>
@@ -31233,6 +33213,21 @@
           <w:b/>
           <w:lang w:val="id_ID" w:bidi="id_ID"/>
         </w:rPr>
+        <w:t>τῇ τρίτῃ ἡμέρᾳ</w:t>
+      </w:r>
+    </w:p>
+    <w:p>
+      <w:pPr/>
+      <w:r>
+        <w:rPr>
+          <w:lang w:val="id_ID" w:bidi="id_ID"/>
+        </w:rPr>
+      </w:r>
+      <w:r>
+        <w:rPr>
+          <w:b/>
+          <w:lang w:val="id_ID" w:bidi="id_ID"/>
+        </w:rPr>
         <w:t>"pada hari ketiga"</w:t>
       </w:r>
     </w:p>
@@ -31316,6 +33311,21 @@
           <w:b/>
           <w:lang w:val="id_ID" w:bidi="id_ID"/>
         </w:rPr>
+        <w:t>λέγων</w:t>
+      </w:r>
+    </w:p>
+    <w:p>
+      <w:pPr/>
+      <w:r>
+        <w:rPr>
+          <w:lang w:val="id_ID" w:bidi="id_ID"/>
+        </w:rPr>
+      </w:r>
+      <w:r>
+        <w:rPr>
+          <w:b/>
+          <w:lang w:val="id_ID" w:bidi="id_ID"/>
+        </w:rPr>
         <w:t>"menegor"</w:t>
       </w:r>
     </w:p>
@@ -31399,6 +33409,21 @@
           <w:b/>
           <w:lang w:val="id_ID" w:bidi="id_ID"/>
         </w:rPr>
+        <w:t>ἵλεώς σοι</w:t>
+      </w:r>
+    </w:p>
+    <w:p>
+      <w:pPr/>
+      <w:r>
+        <w:rPr>
+          <w:lang w:val="id_ID" w:bidi="id_ID"/>
+        </w:rPr>
+      </w:r>
+      <w:r>
+        <w:rPr>
+          <w:b/>
+          <w:lang w:val="id_ID" w:bidi="id_ID"/>
+        </w:rPr>
         <w:t>"menjauhkan hal itu"</w:t>
       </w:r>
     </w:p>
@@ -31495,6 +33520,21 @@
           <w:b/>
           <w:lang w:val="id_ID" w:bidi="id_ID"/>
         </w:rPr>
+        <w:t>σοι</w:t>
+      </w:r>
+    </w:p>
+    <w:p>
+      <w:pPr/>
+      <w:r>
+        <w:rPr>
+          <w:lang w:val="id_ID" w:bidi="id_ID"/>
+        </w:rPr>
+      </w:r>
+      <w:r>
+        <w:rPr>
+          <w:b/>
+          <w:lang w:val="id_ID" w:bidi="id_ID"/>
+        </w:rPr>
         <w:t>"Engkau,"</w:t>
       </w:r>
     </w:p>
@@ -31591,6 +33631,21 @@
           <w:b/>
           <w:lang w:val="id_ID" w:bidi="id_ID"/>
         </w:rPr>
+        <w:t>τοῦτο</w:t>
+      </w:r>
+    </w:p>
+    <w:p>
+      <w:pPr/>
+      <w:r>
+        <w:rPr>
+          <w:lang w:val="id_ID" w:bidi="id_ID"/>
+        </w:rPr>
+      </w:r>
+      <w:r>
+        <w:rPr>
+          <w:b/>
+          <w:lang w:val="id_ID" w:bidi="id_ID"/>
+        </w:rPr>
         <w:t>"itu"</w:t>
       </w:r>
     </w:p>
@@ -31687,6 +33742,21 @@
           <w:b/>
           <w:lang w:val="id_ID" w:bidi="id_ID"/>
         </w:rPr>
+        <w:t>οὐ μὴ</w:t>
+      </w:r>
+    </w:p>
+    <w:p>
+      <w:pPr/>
+      <w:r>
+        <w:rPr>
+          <w:lang w:val="id_ID" w:bidi="id_ID"/>
+        </w:rPr>
+      </w:r>
+      <w:r>
+        <w:rPr>
+          <w:b/>
+          <w:lang w:val="id_ID" w:bidi="id_ID"/>
+        </w:rPr>
         <w:t>"sekali-kali takkan"</w:t>
       </w:r>
     </w:p>
@@ -31783,6 +33853,21 @@
           <w:b/>
           <w:lang w:val="id_ID" w:bidi="id_ID"/>
         </w:rPr>
+        <w:t>δὲ</w:t>
+      </w:r>
+    </w:p>
+    <w:p>
+      <w:pPr/>
+      <w:r>
+        <w:rPr>
+          <w:lang w:val="id_ID" w:bidi="id_ID"/>
+        </w:rPr>
+      </w:r>
+      <w:r>
+        <w:rPr>
+          <w:b/>
+          <w:lang w:val="id_ID" w:bidi="id_ID"/>
+        </w:rPr>
         <w:t>"Maka"</w:t>
       </w:r>
     </w:p>
@@ -31892,6 +33977,21 @@
           <w:b/>
           <w:lang w:val="id_ID" w:bidi="id_ID"/>
         </w:rPr>
+        <w:t>στραφεὶς</w:t>
+      </w:r>
+    </w:p>
+    <w:p>
+      <w:pPr/>
+      <w:r>
+        <w:rPr>
+          <w:lang w:val="id_ID" w:bidi="id_ID"/>
+        </w:rPr>
+      </w:r>
+      <w:r>
+        <w:rPr>
+          <w:b/>
+          <w:lang w:val="id_ID" w:bidi="id_ID"/>
+        </w:rPr>
         <w:t>"berpaling"</w:t>
       </w:r>
     </w:p>
@@ -31988,6 +34088,21 @@
           <w:b/>
           <w:lang w:val="id_ID" w:bidi="id_ID"/>
         </w:rPr>
+        <w:t>ὕπαγε ὀπίσω μου</w:t>
+      </w:r>
+    </w:p>
+    <w:p>
+      <w:pPr/>
+      <w:r>
+        <w:rPr>
+          <w:lang w:val="id_ID" w:bidi="id_ID"/>
+        </w:rPr>
+      </w:r>
+      <w:r>
+        <w:rPr>
+          <w:b/>
+          <w:lang w:val="id_ID" w:bidi="id_ID"/>
+        </w:rPr>
         <w:t>"Enyahlah"</w:t>
       </w:r>
     </w:p>
@@ -32084,6 +34199,21 @@
           <w:b/>
           <w:lang w:val="id_ID" w:bidi="id_ID"/>
         </w:rPr>
+        <w:t>Σατανᾶ</w:t>
+      </w:r>
+    </w:p>
+    <w:p>
+      <w:pPr/>
+      <w:r>
+        <w:rPr>
+          <w:lang w:val="id_ID" w:bidi="id_ID"/>
+        </w:rPr>
+      </w:r>
+      <w:r>
+        <w:rPr>
+          <w:b/>
+          <w:lang w:val="id_ID" w:bidi="id_ID"/>
+        </w:rPr>
         <w:t>"Iblis"</w:t>
       </w:r>
     </w:p>
@@ -32276,6 +34406,21 @@
           <w:b/>
           <w:lang w:val="id_ID" w:bidi="id_ID"/>
         </w:rPr>
+        <w:t>σκάνδαλον εἶ ἐμοῦ</w:t>
+      </w:r>
+    </w:p>
+    <w:p>
+      <w:pPr/>
+      <w:r>
+        <w:rPr>
+          <w:lang w:val="id_ID" w:bidi="id_ID"/>
+        </w:rPr>
+      </w:r>
+      <w:r>
+        <w:rPr>
+          <w:b/>
+          <w:lang w:val="id_ID" w:bidi="id_ID"/>
+        </w:rPr>
         <w:t>"Engkau suatu batu sandungan bagi-Ku"</w:t>
       </w:r>
     </w:p>
@@ -32577,6 +34722,21 @@
           <w:b/>
           <w:lang w:val="id_ID" w:bidi="id_ID"/>
         </w:rPr>
+        <w:t>ἀλλὰ τὰ</w:t>
+      </w:r>
+    </w:p>
+    <w:p>
+      <w:pPr/>
+      <w:r>
+        <w:rPr>
+          <w:lang w:val="id_ID" w:bidi="id_ID"/>
+        </w:rPr>
+      </w:r>
+      <w:r>
+        <w:rPr>
+          <w:b/>
+          <w:lang w:val="id_ID" w:bidi="id_ID"/>
+        </w:rPr>
         <w:t>"melainkan apa yang dipikirkan"</w:t>
       </w:r>
     </w:p>
@@ -32660,6 +34820,21 @@
           <w:b/>
           <w:lang w:val="id_ID" w:bidi="id_ID"/>
         </w:rPr>
+        <w:t>τῶν ἀνθρώπων</w:t>
+      </w:r>
+    </w:p>
+    <w:p>
+      <w:pPr/>
+      <w:r>
+        <w:rPr>
+          <w:lang w:val="id_ID" w:bidi="id_ID"/>
+        </w:rPr>
+      </w:r>
+      <w:r>
+        <w:rPr>
+          <w:b/>
+          <w:lang w:val="id_ID" w:bidi="id_ID"/>
+        </w:rPr>
         <w:t>"manusia"</w:t>
       </w:r>
     </w:p>
@@ -32756,6 +34931,21 @@
           <w:b/>
           <w:lang w:val="id_ID" w:bidi="id_ID"/>
         </w:rPr>
+        <w:t>εἴ τις θέλει</w:t>
+      </w:r>
+    </w:p>
+    <w:p>
+      <w:pPr/>
+      <w:r>
+        <w:rPr>
+          <w:lang w:val="id_ID" w:bidi="id_ID"/>
+        </w:rPr>
+      </w:r>
+      <w:r>
+        <w:rPr>
+          <w:b/>
+          <w:lang w:val="id_ID" w:bidi="id_ID"/>
+        </w:rPr>
         <w:t>"Setiap orang yang mau"</w:t>
       </w:r>
     </w:p>
@@ -32865,6 +35055,21 @@
           <w:b/>
           <w:lang w:val="id_ID" w:bidi="id_ID"/>
         </w:rPr>
+        <w:t>ὀπίσω μου ἐλθεῖν</w:t>
+      </w:r>
+    </w:p>
+    <w:p>
+      <w:pPr/>
+      <w:r>
+        <w:rPr>
+          <w:lang w:val="id_ID" w:bidi="id_ID"/>
+        </w:rPr>
+      </w:r>
+      <w:r>
+        <w:rPr>
+          <w:b/>
+          <w:lang w:val="id_ID" w:bidi="id_ID"/>
+        </w:rPr>
         <w:t>"mengikut Aku"</w:t>
       </w:r>
     </w:p>
@@ -33044,6 +35249,21 @@
           <w:b/>
           <w:lang w:val="id_ID" w:bidi="id_ID"/>
         </w:rPr>
+        <w:t>ἀπαρνησάσθω ἑαυτὸν &amp; αὐτοῦ</w:t>
+      </w:r>
+    </w:p>
+    <w:p>
+      <w:pPr/>
+      <w:r>
+        <w:rPr>
+          <w:lang w:val="id_ID" w:bidi="id_ID"/>
+        </w:rPr>
+      </w:r>
+      <w:r>
+        <w:rPr>
+          <w:b/>
+          <w:lang w:val="id_ID" w:bidi="id_ID"/>
+        </w:rPr>
         <w:t>"ia harus menyangkal dirinya"</w:t>
       </w:r>
       <w:r>
@@ -33179,6 +35399,21 @@
           <w:b/>
           <w:lang w:val="id_ID" w:bidi="id_ID"/>
         </w:rPr>
+        <w:t>ἀπαρνησάσθω ἑαυτὸν</w:t>
+      </w:r>
+    </w:p>
+    <w:p>
+      <w:pPr/>
+      <w:r>
+        <w:rPr>
+          <w:lang w:val="id_ID" w:bidi="id_ID"/>
+        </w:rPr>
+      </w:r>
+      <w:r>
+        <w:rPr>
+          <w:b/>
+          <w:lang w:val="id_ID" w:bidi="id_ID"/>
+        </w:rPr>
         <w:t>"ia harus menyangkal dirinya"</w:t>
       </w:r>
     </w:p>
@@ -33275,6 +35510,21 @@
           <w:b/>
           <w:lang w:val="id_ID" w:bidi="id_ID"/>
         </w:rPr>
+        <w:t>ἀράτω τὸν σταυρὸν αὐτοῦ</w:t>
+      </w:r>
+    </w:p>
+    <w:p>
+      <w:pPr/>
+      <w:r>
+        <w:rPr>
+          <w:lang w:val="id_ID" w:bidi="id_ID"/>
+        </w:rPr>
+      </w:r>
+      <w:r>
+        <w:rPr>
+          <w:b/>
+          <w:lang w:val="id_ID" w:bidi="id_ID"/>
+        </w:rPr>
         <w:t>"memikul salibnya"</w:t>
       </w:r>
     </w:p>
@@ -33344,6 +35594,21 @@
         <w:rPr>
           <w:lang w:val="id_ID" w:bidi="id_ID"/>
         </w:rPr>
+      </w:r>
+    </w:p>
+    <w:p>
+      <w:pPr/>
+      <w:r>
+        <w:rPr>
+          <w:lang w:val="id_ID" w:bidi="id_ID"/>
+        </w:rPr>
+      </w:r>
+      <w:r>
+        <w:rPr>
+          <w:b/>
+          <w:lang w:val="id_ID" w:bidi="id_ID"/>
+        </w:rPr>
+        <w:t>ἀράτω τὸν σταυρὸν αὐτοῦ</w:t>
       </w:r>
     </w:p>
     <w:p>
@@ -33485,6 +35750,21 @@
           <w:b/>
           <w:lang w:val="id_ID" w:bidi="id_ID"/>
         </w:rPr>
+        <w:t>γὰρ</w:t>
+      </w:r>
+    </w:p>
+    <w:p>
+      <w:pPr/>
+      <w:r>
+        <w:rPr>
+          <w:lang w:val="id_ID" w:bidi="id_ID"/>
+        </w:rPr>
+      </w:r>
+      <w:r>
+        <w:rPr>
+          <w:b/>
+          <w:lang w:val="id_ID" w:bidi="id_ID"/>
+        </w:rPr>
         <w:t>"Karena"</w:t>
       </w:r>
     </w:p>
@@ -33580,6 +35860,21 @@
         <w:rPr>
           <w:lang w:val="id_ID" w:bidi="id_ID"/>
         </w:rPr>
+      </w:r>
+    </w:p>
+    <w:p>
+      <w:pPr/>
+      <w:r>
+        <w:rPr>
+          <w:lang w:val="id_ID" w:bidi="id_ID"/>
+        </w:rPr>
+      </w:r>
+      <w:r>
+        <w:rPr>
+          <w:b/>
+          <w:lang w:val="id_ID" w:bidi="id_ID"/>
+        </w:rPr>
+        <w:t>ὃς &amp; ἐὰν θέλῃ τὴν ψυχὴν αὐτοῦ σῶσαι, ἀπολέσει αὐτήν; ὃς δ’ ἂν ἀπολέσῃ τὴν ψυχὴν αὐτοῦ ἕνεκεν ἐμοῦ, εὑρήσει αὐτήν</w:t>
       </w:r>
     </w:p>
     <w:p>
@@ -33708,6 +36003,21 @@
           <w:b/>
           <w:lang w:val="id_ID" w:bidi="id_ID"/>
         </w:rPr>
+        <w:t>θέλῃ τὴν ψυχὴν αὐτοῦ σῶσαι, ἀπολέσει αὐτήν</w:t>
+      </w:r>
+    </w:p>
+    <w:p>
+      <w:pPr/>
+      <w:r>
+        <w:rPr>
+          <w:lang w:val="id_ID" w:bidi="id_ID"/>
+        </w:rPr>
+      </w:r>
+      <w:r>
+        <w:rPr>
+          <w:b/>
+          <w:lang w:val="id_ID" w:bidi="id_ID"/>
+        </w:rPr>
         <w:t>"mau menyelamatkan nyawanya, ia akan kehilangan nyawanya"</w:t>
       </w:r>
     </w:p>
@@ -33835,6 +36145,21 @@
           <w:b/>
           <w:lang w:val="id_ID" w:bidi="id_ID"/>
         </w:rPr>
+        <w:t>αὐτοῦ</w:t>
+      </w:r>
+    </w:p>
+    <w:p>
+      <w:pPr/>
+      <w:r>
+        <w:rPr>
+          <w:lang w:val="id_ID" w:bidi="id_ID"/>
+        </w:rPr>
+      </w:r>
+      <w:r>
+        <w:rPr>
+          <w:b/>
+          <w:lang w:val="id_ID" w:bidi="id_ID"/>
+        </w:rPr>
         <w:t>"nya"</w:t>
       </w:r>
       <w:r>
@@ -33930,6 +36255,21 @@
         <w:rPr>
           <w:lang w:val="id_ID" w:bidi="id_ID"/>
         </w:rPr>
+      </w:r>
+    </w:p>
+    <w:p>
+      <w:pPr/>
+      <w:r>
+        <w:rPr>
+          <w:lang w:val="id_ID" w:bidi="id_ID"/>
+        </w:rPr>
+      </w:r>
+      <w:r>
+        <w:rPr>
+          <w:b/>
+          <w:lang w:val="id_ID" w:bidi="id_ID"/>
+        </w:rPr>
+        <w:t>ὃς δ’ ἂν ἀπολέσῃ τὴν ψυχὴν αὐτοῦ ἕνεκεν ἐμοῦ, εὑρήσει αὐτήν</w:t>
       </w:r>
     </w:p>
     <w:p>
@@ -34071,6 +36411,21 @@
           <w:b/>
           <w:lang w:val="id_ID" w:bidi="id_ID"/>
         </w:rPr>
+        <w:t>ἕνεκεν ἐμοῦ</w:t>
+      </w:r>
+    </w:p>
+    <w:p>
+      <w:pPr/>
+      <w:r>
+        <w:rPr>
+          <w:lang w:val="id_ID" w:bidi="id_ID"/>
+        </w:rPr>
+      </w:r>
+      <w:r>
+        <w:rPr>
+          <w:b/>
+          <w:lang w:val="id_ID" w:bidi="id_ID"/>
+        </w:rPr>
         <w:t>"demi Aku"</w:t>
       </w:r>
     </w:p>
@@ -34153,6 +36508,21 @@
         <w:rPr>
           <w:lang w:val="id_ID" w:bidi="id_ID"/>
         </w:rPr>
+      </w:r>
+    </w:p>
+    <w:p>
+      <w:pPr/>
+      <w:r>
+        <w:rPr>
+          <w:lang w:val="id_ID" w:bidi="id_ID"/>
+        </w:rPr>
+      </w:r>
+      <w:r>
+        <w:rPr>
+          <w:b/>
+          <w:lang w:val="id_ID" w:bidi="id_ID"/>
+        </w:rPr>
+        <w:t>γὰρ</w:t>
       </w:r>
     </w:p>
     <w:p>
@@ -34473,6 +36843,21 @@
           <w:b/>
           <w:lang w:val="id_ID" w:bidi="id_ID"/>
         </w:rPr>
+        <w:t>ἄνθρωπος &amp; κερδήσῃ &amp; αὐτοῦ &amp; ἄνθρωπος &amp; αὐτοῦ</w:t>
+      </w:r>
+    </w:p>
+    <w:p>
+      <w:pPr/>
+      <w:r>
+        <w:rPr>
+          <w:lang w:val="id_ID" w:bidi="id_ID"/>
+        </w:rPr>
+      </w:r>
+      <w:r>
+        <w:rPr>
+          <w:b/>
+          <w:lang w:val="id_ID" w:bidi="id_ID"/>
+        </w:rPr>
         <w:t>"seorang"</w:t>
       </w:r>
       <w:r>
@@ -34723,6 +37108,21 @@
           <w:b/>
           <w:lang w:val="id_ID" w:bidi="id_ID"/>
         </w:rPr>
+        <w:t>ἢ</w:t>
+      </w:r>
+    </w:p>
+    <w:p>
+      <w:pPr/>
+      <w:r>
+        <w:rPr>
+          <w:lang w:val="id_ID" w:bidi="id_ID"/>
+        </w:rPr>
+      </w:r>
+      <w:r>
+        <w:rPr>
+          <w:b/>
+          <w:lang w:val="id_ID" w:bidi="id_ID"/>
+        </w:rPr>
         <w:t>"Dan apakah"</w:t>
       </w:r>
     </w:p>
@@ -34845,6 +37245,21 @@
           <w:b/>
           <w:lang w:val="id_ID" w:bidi="id_ID"/>
         </w:rPr>
+        <w:t>ἢ τί δώσει ἄνθρωπος ἀντάλλαγμα τῆς ψυχῆς αὐτοῦ</w:t>
+      </w:r>
+    </w:p>
+    <w:p>
+      <w:pPr/>
+      <w:r>
+        <w:rPr>
+          <w:lang w:val="id_ID" w:bidi="id_ID"/>
+        </w:rPr>
+      </w:r>
+      <w:r>
+        <w:rPr>
+          <w:b/>
+          <w:lang w:val="id_ID" w:bidi="id_ID"/>
+        </w:rPr>
         <w:t>"Dan apakah yang dapat diberikannya sebagai ganti nyawanya"</w:t>
       </w:r>
     </w:p>
@@ -34928,6 +37343,21 @@
           <w:b/>
           <w:lang w:val="id_ID" w:bidi="id_ID"/>
         </w:rPr>
+        <w:t>ἀντάλλαγμα τῆς ψυχῆς αὐτοῦ</w:t>
+      </w:r>
+    </w:p>
+    <w:p>
+      <w:pPr/>
+      <w:r>
+        <w:rPr>
+          <w:lang w:val="id_ID" w:bidi="id_ID"/>
+        </w:rPr>
+      </w:r>
+      <w:r>
+        <w:rPr>
+          <w:b/>
+          <w:lang w:val="id_ID" w:bidi="id_ID"/>
+        </w:rPr>
         <w:t>"sebagai ganti nyawanya"</w:t>
       </w:r>
     </w:p>
@@ -35023,6 +37453,21 @@
         <w:rPr>
           <w:lang w:val="id_ID" w:bidi="id_ID"/>
         </w:rPr>
+      </w:r>
+    </w:p>
+    <w:p>
+      <w:pPr/>
+      <w:r>
+        <w:rPr>
+          <w:lang w:val="id_ID" w:bidi="id_ID"/>
+        </w:rPr>
+      </w:r>
+      <w:r>
+        <w:rPr>
+          <w:b/>
+          <w:lang w:val="id_ID" w:bidi="id_ID"/>
+        </w:rPr>
+        <w:t>γὰρ</w:t>
       </w:r>
     </w:p>
     <w:p>
@@ -35195,6 +37640,21 @@
           <w:b/>
           <w:lang w:val="id_ID" w:bidi="id_ID"/>
         </w:rPr>
+        <w:t>αὐτοῦ</w:t>
+      </w:r>
+    </w:p>
+    <w:p>
+      <w:pPr/>
+      <w:r>
+        <w:rPr>
+          <w:lang w:val="id_ID" w:bidi="id_ID"/>
+        </w:rPr>
+      </w:r>
+      <w:r>
+        <w:rPr>
+          <w:b/>
+          <w:lang w:val="id_ID" w:bidi="id_ID"/>
+        </w:rPr>
         <w:t>"nya"</w:t>
       </w:r>
     </w:p>
@@ -35413,6 +37873,21 @@
           <w:b/>
           <w:lang w:val="id_ID" w:bidi="id_ID"/>
         </w:rPr>
+        <w:t>μέλλει &amp; ἔρχεσθαι</w:t>
+      </w:r>
+    </w:p>
+    <w:p>
+      <w:pPr/>
+      <w:r>
+        <w:rPr>
+          <w:lang w:val="id_ID" w:bidi="id_ID"/>
+        </w:rPr>
+      </w:r>
+      <w:r>
+        <w:rPr>
+          <w:b/>
+          <w:lang w:val="id_ID" w:bidi="id_ID"/>
+        </w:rPr>
         <w:t>"akan datang"</w:t>
       </w:r>
     </w:p>
@@ -35522,6 +37997,21 @@
           <w:b/>
           <w:lang w:val="id_ID" w:bidi="id_ID"/>
         </w:rPr>
+        <w:t>ἐν τῇ δόξῃ τοῦ Πατρὸς αὐτοῦ</w:t>
+      </w:r>
+    </w:p>
+    <w:p>
+      <w:pPr/>
+      <w:r>
+        <w:rPr>
+          <w:lang w:val="id_ID" w:bidi="id_ID"/>
+        </w:rPr>
+      </w:r>
+      <w:r>
+        <w:rPr>
+          <w:b/>
+          <w:lang w:val="id_ID" w:bidi="id_ID"/>
+        </w:rPr>
         <w:t>"dalam kemuliaan Bapa-Nya"</w:t>
       </w:r>
     </w:p>
@@ -35618,6 +38108,21 @@
           <w:b/>
           <w:lang w:val="id_ID" w:bidi="id_ID"/>
         </w:rPr>
+        <w:t>τοῦ Πατρὸς αὐτοῦ</w:t>
+      </w:r>
+    </w:p>
+    <w:p>
+      <w:pPr/>
+      <w:r>
+        <w:rPr>
+          <w:lang w:val="id_ID" w:bidi="id_ID"/>
+        </w:rPr>
+      </w:r>
+      <w:r>
+        <w:rPr>
+          <w:b/>
+          <w:lang w:val="id_ID" w:bidi="id_ID"/>
+        </w:rPr>
         <w:t>"Bapa-Nya"</w:t>
       </w:r>
     </w:p>
@@ -35721,6 +38226,21 @@
           <w:b/>
           <w:lang w:val="id_ID" w:bidi="id_ID"/>
         </w:rPr>
+        <w:t>σκηνάς</w:t>
+      </w:r>
+    </w:p>
+    <w:p>
+      <w:pPr/>
+      <w:r>
+        <w:rPr>
+          <w:lang w:val="id_ID" w:bidi="id_ID"/>
+        </w:rPr>
+      </w:r>
+      <w:r>
+        <w:rPr>
+          <w:b/>
+          <w:lang w:val="id_ID" w:bidi="id_ID"/>
+        </w:rPr>
         <w:t xml:space="preserve">"kemah" </w:t>
       </w:r>
     </w:p>
@@ -35817,6 +38337,21 @@
           <w:b/>
           <w:lang w:val="id_ID" w:bidi="id_ID"/>
         </w:rPr>
+        <w:t>ἰδοὺ</w:t>
+      </w:r>
+    </w:p>
+    <w:p>
+      <w:pPr/>
+      <w:r>
+        <w:rPr>
+          <w:lang w:val="id_ID" w:bidi="id_ID"/>
+        </w:rPr>
+      </w:r>
+      <w:r>
+        <w:rPr>
+          <w:b/>
+          <w:lang w:val="id_ID" w:bidi="id_ID"/>
+        </w:rPr>
         <w:t>"tiba-tiba,"</w:t>
       </w:r>
       <w:r>
@@ -35965,6 +38500,21 @@
           <w:b/>
           <w:lang w:val="id_ID" w:bidi="id_ID"/>
         </w:rPr>
+        <w:t>νεφέλη φωτεινὴ</w:t>
+      </w:r>
+    </w:p>
+    <w:p>
+      <w:pPr/>
+      <w:r>
+        <w:rPr>
+          <w:lang w:val="id_ID" w:bidi="id_ID"/>
+        </w:rPr>
+      </w:r>
+      <w:r>
+        <w:rPr>
+          <w:b/>
+          <w:lang w:val="id_ID" w:bidi="id_ID"/>
+        </w:rPr>
         <w:t>"awan yang terang"</w:t>
       </w:r>
     </w:p>
@@ -36061,6 +38611,21 @@
           <w:b/>
           <w:lang w:val="id_ID" w:bidi="id_ID"/>
         </w:rPr>
+        <w:t>ἐπεσκίασεν</w:t>
+      </w:r>
+    </w:p>
+    <w:p>
+      <w:pPr/>
+      <w:r>
+        <w:rPr>
+          <w:lang w:val="id_ID" w:bidi="id_ID"/>
+        </w:rPr>
+      </w:r>
+      <w:r>
+        <w:rPr>
+          <w:b/>
+          <w:lang w:val="id_ID" w:bidi="id_ID"/>
+        </w:rPr>
         <w:t>"menaungi"</w:t>
       </w:r>
     </w:p>
@@ -36144,6 +38709,21 @@
           <w:b/>
           <w:lang w:val="id_ID" w:bidi="id_ID"/>
         </w:rPr>
+        <w:t>αὐτούς</w:t>
+      </w:r>
+    </w:p>
+    <w:p>
+      <w:pPr/>
+      <w:r>
+        <w:rPr>
+          <w:lang w:val="id_ID" w:bidi="id_ID"/>
+        </w:rPr>
+      </w:r>
+      <w:r>
+        <w:rPr>
+          <w:b/>
+          <w:lang w:val="id_ID" w:bidi="id_ID"/>
+        </w:rPr>
         <w:t>"mereka"</w:t>
       </w:r>
     </w:p>
@@ -36240,6 +38820,21 @@
           <w:b/>
           <w:lang w:val="id_ID" w:bidi="id_ID"/>
         </w:rPr>
+        <w:t>φωνὴ</w:t>
+      </w:r>
+    </w:p>
+    <w:p>
+      <w:pPr/>
+      <w:r>
+        <w:rPr>
+          <w:lang w:val="id_ID" w:bidi="id_ID"/>
+        </w:rPr>
+      </w:r>
+      <w:r>
+        <w:rPr>
+          <w:b/>
+          <w:lang w:val="id_ID" w:bidi="id_ID"/>
+        </w:rPr>
         <w:t>"suara"</w:t>
       </w:r>
     </w:p>
@@ -36322,6 +38917,21 @@
         <w:rPr>
           <w:lang w:val="id_ID" w:bidi="id_ID"/>
         </w:rPr>
+      </w:r>
+    </w:p>
+    <w:p>
+      <w:pPr/>
+      <w:r>
+        <w:rPr>
+          <w:lang w:val="id_ID" w:bidi="id_ID"/>
+        </w:rPr>
+      </w:r>
+      <w:r>
+        <w:rPr>
+          <w:b/>
+          <w:lang w:val="id_ID" w:bidi="id_ID"/>
+        </w:rPr>
+        <w:t>λέγουσα</w:t>
       </w:r>
     </w:p>
     <w:p>
@@ -36583,6 +39193,21 @@
           <w:b/>
           <w:lang w:val="id_ID" w:bidi="id_ID"/>
         </w:rPr>
+        <w:t>ἔπεσαν ἐπὶ πρόσωπον αὐτῶν</w:t>
+      </w:r>
+    </w:p>
+    <w:p>
+      <w:pPr/>
+      <w:r>
+        <w:rPr>
+          <w:lang w:val="id_ID" w:bidi="id_ID"/>
+        </w:rPr>
+      </w:r>
+      <w:r>
+        <w:rPr>
+          <w:b/>
+          <w:lang w:val="id_ID" w:bidi="id_ID"/>
+        </w:rPr>
         <w:t>"tersungkur"</w:t>
       </w:r>
     </w:p>
@@ -36776,21 +39401,6 @@
         <w:rPr>
           <w:lang w:val="id_ID" w:bidi="id_ID"/>
         </w:rPr>
-      </w:r>
-    </w:p>
-    <w:p>
-      <w:pPr/>
-      <w:r>
-        <w:rPr>
-          <w:lang w:val="id_ID" w:bidi="id_ID"/>
-        </w:rPr>
-      </w:r>
-      <w:r>
-        <w:rPr>
-          <w:b/>
-          <w:lang w:val="id_ID" w:bidi="id_ID"/>
-        </w:rPr>
-        <w:t>οὐκ ἐδώκατέ μοι φαγεῖν &amp; οὐκ ἐποτίσατέ με</w:t>
       </w:r>
     </w:p>
     <w:p>

--- a/ind/docx/40.content.docx
+++ b/ind/docx/40.content.docx
@@ -5009,6 +5009,21 @@
           <w:b/>
           <w:lang w:val="id_ID" w:bidi="id_ID"/>
         </w:rPr>
+        <w:t>Ἀβραὰμ ἐγέννησεν τὸν Ἰσαάκ, Ἰσαὰκ δὲ ἐγέννησεν τὸν Ἰακώβ, Ἰακὼβ δὲ ἐγέννησεν τὸν Ἰούδαν καὶ τοὺς ἀδελφοὺς αὐτοῦ</w:t>
+      </w:r>
+    </w:p>
+    <w:p>
+      <w:pPr/>
+      <w:r>
+        <w:rPr>
+          <w:lang w:val="id_ID" w:bidi="id_ID"/>
+        </w:rPr>
+      </w:r>
+      <w:r>
+        <w:rPr>
+          <w:b/>
+          <w:lang w:val="id_ID" w:bidi="id_ID"/>
+        </w:rPr>
         <w:t>"</w:t>
       </w:r>
       <w:r>
@@ -5124,6 +5139,21 @@
           <w:b/>
           <w:lang w:val="id_ID" w:bidi="id_ID"/>
         </w:rPr>
+        <w:t>Ἀβραὰμ &amp; τὸν Ἰσαάκ, Ἰσαὰκ &amp; τὸν Ἰακώβ, Ἰακὼβ &amp; τὸν Ἰούδαν</w:t>
+      </w:r>
+    </w:p>
+    <w:p>
+      <w:pPr/>
+      <w:r>
+        <w:rPr>
+          <w:lang w:val="id_ID" w:bidi="id_ID"/>
+        </w:rPr>
+      </w:r>
+      <w:r>
+        <w:rPr>
+          <w:b/>
+          <w:lang w:val="id_ID" w:bidi="id_ID"/>
+        </w:rPr>
         <w:t>"Abraham"</w:t>
       </w:r>
       <w:r>
@@ -5408,6 +5438,21 @@
           <w:b/>
           <w:lang w:val="id_ID" w:bidi="id_ID"/>
         </w:rPr>
+        <w:t>Ἰούδας δὲ ἐγέννησεν τὸν Φαρὲς καὶ τὸν Ζάρα ἐκ τῆς Θαμάρ, Φαρὲς δὲ ἐγέννησεν τὸν Ἑσρώμ, Ἑσρὼμ δὲ ἐγέννησεν τὸν Ἀράμ</w:t>
+      </w:r>
+    </w:p>
+    <w:p>
+      <w:pPr/>
+      <w:r>
+        <w:rPr>
+          <w:lang w:val="id_ID" w:bidi="id_ID"/>
+        </w:rPr>
+      </w:r>
+      <w:r>
+        <w:rPr>
+          <w:b/>
+          <w:lang w:val="id_ID" w:bidi="id_ID"/>
+        </w:rPr>
         <w:t>"</w:t>
       </w:r>
       <w:r>
@@ -5797,6 +5842,21 @@
           <w:b/>
           <w:lang w:val="id_ID" w:bidi="id_ID"/>
         </w:rPr>
+        <w:t>Ἀρὰμ δὲ ἐγέννησεν τὸν Ἀμιναδάβ, Ἀμιναδὰβ δὲ ἐγέννησεν τὸν Ναασσών, Ναασσὼν δὲ ἐγέννησεν τὸν Σαλμών</w:t>
+      </w:r>
+    </w:p>
+    <w:p>
+      <w:pPr/>
+      <w:r>
+        <w:rPr>
+          <w:lang w:val="id_ID" w:bidi="id_ID"/>
+        </w:rPr>
+      </w:r>
+      <w:r>
+        <w:rPr>
+          <w:b/>
+          <w:lang w:val="id_ID" w:bidi="id_ID"/>
+        </w:rPr>
         <w:t>"</w:t>
       </w:r>
       <w:r>
@@ -6023,6 +6083,21 @@
           <w:b/>
           <w:lang w:val="id_ID" w:bidi="id_ID"/>
         </w:rPr>
+        <w:t>Σαλμὼν δὲ ἐγέννησεν τὸν Βόες ἐκ τῆς Ῥαχάβ, Βόες δὲ ἐγέννησεν τὸν Ἰωβὴδ ἐκ τῆς Ῥούθ, Ἰωβὴδ δὲ ἐγέννησεν τὸν Ἰεσσαί</w:t>
+      </w:r>
+    </w:p>
+    <w:p>
+      <w:pPr/>
+      <w:r>
+        <w:rPr>
+          <w:lang w:val="id_ID" w:bidi="id_ID"/>
+        </w:rPr>
+      </w:r>
+      <w:r>
+        <w:rPr>
+          <w:b/>
+          <w:lang w:val="id_ID" w:bidi="id_ID"/>
+        </w:rPr>
         <w:t>"</w:t>
       </w:r>
       <w:r>
@@ -6301,6 +6376,21 @@
           <w:b/>
           <w:lang w:val="id_ID" w:bidi="id_ID"/>
         </w:rPr>
+        <w:t>Ἰεσσαὶ δὲ ἐγέννησεν τὸν Δαυεὶδ τὸν βασιλέα. Δαυεὶδ δὲ ἐγέννησεν τὸν Σολομῶνα ἐκ τῆς τοῦ Οὐρίου</w:t>
+      </w:r>
+    </w:p>
+    <w:p>
+      <w:pPr/>
+      <w:r>
+        <w:rPr>
+          <w:lang w:val="id_ID" w:bidi="id_ID"/>
+        </w:rPr>
+      </w:r>
+      <w:r>
+        <w:rPr>
+          <w:b/>
+          <w:lang w:val="id_ID" w:bidi="id_ID"/>
+        </w:rPr>
         <w:t>"</w:t>
       </w:r>
       <w:r>
@@ -6552,6 +6642,21 @@
           <w:b/>
           <w:lang w:val="id_ID" w:bidi="id_ID"/>
         </w:rPr>
+        <w:t>Σολομὼν δὲ ἐγέννησεν τὸν Ῥοβοάμ, Ῥοβοὰμ δὲ ἐγέννησεν τὸν Ἀβιά, Ἀβιὰ δὲ ἐγέννησεν τὸν Ἀσάφ</w:t>
+      </w:r>
+    </w:p>
+    <w:p>
+      <w:pPr/>
+      <w:r>
+        <w:rPr>
+          <w:lang w:val="id_ID" w:bidi="id_ID"/>
+        </w:rPr>
+      </w:r>
+      <w:r>
+        <w:rPr>
+          <w:b/>
+          <w:lang w:val="id_ID" w:bidi="id_ID"/>
+        </w:rPr>
         <w:t>"</w:t>
       </w:r>
       <w:r>
@@ -6791,6 +6896,21 @@
           <w:b/>
           <w:lang w:val="id_ID" w:bidi="id_ID"/>
         </w:rPr>
+        <w:t>Ἀσὰφ δὲ ἐγέννησεν τὸν Ἰωσαφάτ, Ἰωσαφὰτ δὲ ἐγέννησεν τὸν Ἰωράμ, Ἰωρὰμ δὲ ἐγέννησεν τὸν Ὀζείαν</w:t>
+      </w:r>
+    </w:p>
+    <w:p>
+      <w:pPr/>
+      <w:r>
+        <w:rPr>
+          <w:lang w:val="id_ID" w:bidi="id_ID"/>
+        </w:rPr>
+      </w:r>
+      <w:r>
+        <w:rPr>
+          <w:b/>
+          <w:lang w:val="id_ID" w:bidi="id_ID"/>
+        </w:rPr>
         <w:t>"</w:t>
       </w:r>
       <w:r>
@@ -7355,6 +7475,21 @@
           <w:b/>
           <w:lang w:val="id_ID" w:bidi="id_ID"/>
         </w:rPr>
+        <w:t>Ὀζείας δὲ ἐγέννησεν τὸν Ἰωαθάμ, Ἰωαθὰμ δὲ ἐγέννησεν τὸν Ἀχάζ, Ἀχὰζ δὲ ἐγέννησεν τὸν Ἑζεκίαν</w:t>
+      </w:r>
+    </w:p>
+    <w:p>
+      <w:pPr/>
+      <w:r>
+        <w:rPr>
+          <w:lang w:val="id_ID" w:bidi="id_ID"/>
+        </w:rPr>
+      </w:r>
+      <w:r>
+        <w:rPr>
+          <w:b/>
+          <w:lang w:val="id_ID" w:bidi="id_ID"/>
+        </w:rPr>
         <w:t>"</w:t>
       </w:r>
       <w:r>
@@ -7581,6 +7716,21 @@
           <w:b/>
           <w:lang w:val="id_ID" w:bidi="id_ID"/>
         </w:rPr>
+        <w:t>Ἑζεκίας δὲ ἐγέννησεν τὸν Μανασσῆ, Μανασσῆς δὲ ἐγέννησεν τὸν Ἀμώς, Ἀμὼς δὲ ἐγέννησεν τὸν Ἰωσίαν</w:t>
+      </w:r>
+    </w:p>
+    <w:p>
+      <w:pPr/>
+      <w:r>
+        <w:rPr>
+          <w:lang w:val="id_ID" w:bidi="id_ID"/>
+        </w:rPr>
+      </w:r>
+      <w:r>
+        <w:rPr>
+          <w:b/>
+          <w:lang w:val="id_ID" w:bidi="id_ID"/>
+        </w:rPr>
         <w:t>"</w:t>
       </w:r>
       <w:r>
@@ -7807,6 +7957,21 @@
           <w:b/>
           <w:lang w:val="id_ID" w:bidi="id_ID"/>
         </w:rPr>
+        <w:t>Ἰωσίας δὲ ἐγέννησεν τὸν Ἰεχονίαν καὶ τοὺς ἀδελφοὺς αὐτοῦ</w:t>
+      </w:r>
+    </w:p>
+    <w:p>
+      <w:pPr/>
+      <w:r>
+        <w:rPr>
+          <w:lang w:val="id_ID" w:bidi="id_ID"/>
+        </w:rPr>
+      </w:r>
+      <w:r>
+        <w:rPr>
+          <w:b/>
+          <w:lang w:val="id_ID" w:bidi="id_ID"/>
+        </w:rPr>
         <w:t>"Yosia memperanakkan Yekhonya dan saudara-saudaranya</w:t>
       </w:r>
       <w:r>
@@ -8436,6 +8601,21 @@
           <w:b/>
           <w:lang w:val="id_ID" w:bidi="id_ID"/>
         </w:rPr>
+        <w:t>Ἰεχονίας ἐγέννησεν τὸν Σαλαθιήλ, Σαλαθιὴλ δὲ ἐγέννησεν τὸν Ζοροβαβέλ</w:t>
+      </w:r>
+    </w:p>
+    <w:p>
+      <w:pPr/>
+      <w:r>
+        <w:rPr>
+          <w:lang w:val="id_ID" w:bidi="id_ID"/>
+        </w:rPr>
+      </w:r>
+      <w:r>
+        <w:rPr>
+          <w:b/>
+          <w:lang w:val="id_ID" w:bidi="id_ID"/>
+        </w:rPr>
         <w:t>"</w:t>
       </w:r>
       <w:r>
@@ -8916,6 +9096,21 @@
           <w:b/>
           <w:lang w:val="id_ID" w:bidi="id_ID"/>
         </w:rPr>
+        <w:t>Ζοροβαβὲλ δὲ ἐγέννησεν τὸν Ἀβιούδ, Ἀβιοὺδ δὲ ἐγέννησεν τὸν Ἐλιακείμ, Ἐλιακεὶμ δὲ ἐγέννησεν τὸν Ἀζώρ</w:t>
+      </w:r>
+    </w:p>
+    <w:p>
+      <w:pPr/>
+      <w:r>
+        <w:rPr>
+          <w:lang w:val="id_ID" w:bidi="id_ID"/>
+        </w:rPr>
+      </w:r>
+      <w:r>
+        <w:rPr>
+          <w:b/>
+          <w:lang w:val="id_ID" w:bidi="id_ID"/>
+        </w:rPr>
         <w:t>"Zerubabel memperanakkan Abihud, Abihud memperanakkan Elyakim, Elyakim memperanakkan Azor"</w:t>
       </w:r>
     </w:p>
@@ -9017,6 +9212,21 @@
           <w:b/>
           <w:lang w:val="id_ID" w:bidi="id_ID"/>
         </w:rPr>
+        <w:t>Ἀζὼρ δὲ ἐγέννησεν τὸν Σαδώκ, Σαδὼκ δὲ ἐγέννησεν τὸν Ἀχείμ, Ἀχεὶμ δὲ ἐγέννησεν τὸν Ἐλιούδ</w:t>
+      </w:r>
+    </w:p>
+    <w:p>
+      <w:pPr/>
+      <w:r>
+        <w:rPr>
+          <w:lang w:val="id_ID" w:bidi="id_ID"/>
+        </w:rPr>
+      </w:r>
+      <w:r>
+        <w:rPr>
+          <w:b/>
+          <w:lang w:val="id_ID" w:bidi="id_ID"/>
+        </w:rPr>
         <w:t>"</w:t>
       </w:r>
       <w:r>
@@ -9132,6 +9342,21 @@
           <w:b/>
           <w:lang w:val="id_ID" w:bidi="id_ID"/>
         </w:rPr>
+        <w:t>Ἐλιοὺδ δὲ ἐγέννησεν τὸν Ἐλεάζαρ, Ἐλεάζαρ δὲ ἐγέννησεν τὸν Μαθθάν, Μαθθὰν δὲ ἐγέννησεν τὸν Ἰακώβ</w:t>
+      </w:r>
+    </w:p>
+    <w:p>
+      <w:pPr/>
+      <w:r>
+        <w:rPr>
+          <w:lang w:val="id_ID" w:bidi="id_ID"/>
+        </w:rPr>
+      </w:r>
+      <w:r>
+        <w:rPr>
+          <w:b/>
+          <w:lang w:val="id_ID" w:bidi="id_ID"/>
+        </w:rPr>
         <w:t>"</w:t>
       </w:r>
       <w:r>
@@ -9247,6 +9472,21 @@
           <w:b/>
           <w:lang w:val="id_ID" w:bidi="id_ID"/>
         </w:rPr>
+        <w:t>Ἰακὼβ δὲ ἐγέννησεν τὸν Ἰωσὴφ τὸν ἄνδρα Μαρίας</w:t>
+      </w:r>
+    </w:p>
+    <w:p>
+      <w:pPr/>
+      <w:r>
+        <w:rPr>
+          <w:lang w:val="id_ID" w:bidi="id_ID"/>
+        </w:rPr>
+      </w:r>
+      <w:r>
+        <w:rPr>
+          <w:b/>
+          <w:lang w:val="id_ID" w:bidi="id_ID"/>
+        </w:rPr>
         <w:t>"Yakub memperanakkan Yusuf suami Maria"</w:t>
       </w:r>
     </w:p>
@@ -9348,6 +9588,21 @@
           <w:b/>
           <w:lang w:val="id_ID" w:bidi="id_ID"/>
         </w:rPr>
+        <w:t>Μαρίας</w:t>
+      </w:r>
+    </w:p>
+    <w:p>
+      <w:pPr/>
+      <w:r>
+        <w:rPr>
+          <w:lang w:val="id_ID" w:bidi="id_ID"/>
+        </w:rPr>
+      </w:r>
+      <w:r>
+        <w:rPr>
+          <w:b/>
+          <w:lang w:val="id_ID" w:bidi="id_ID"/>
+        </w:rPr>
         <w:t>"Maria"</w:t>
       </w:r>
     </w:p>
@@ -9777,6 +10032,21 @@
         <w:rPr>
           <w:lang w:val="id_ID" w:bidi="id_ID"/>
         </w:rPr>
+      </w:r>
+    </w:p>
+    <w:p>
+      <w:pPr/>
+      <w:r>
+        <w:rPr>
+          <w:lang w:val="id_ID" w:bidi="id_ID"/>
+        </w:rPr>
+      </w:r>
+      <w:r>
+        <w:rPr>
+          <w:b/>
+          <w:lang w:val="id_ID" w:bidi="id_ID"/>
+        </w:rPr>
+        <w:t>ἀπὸ Ἀβραὰμ ἕως Δαυεὶδ γενεαὶ δεκατέσσαρες, καὶ ἀπὸ Δαυεὶδ ἕως τῆς μετοικεσίας Βαβυλῶνος γενεαὶ δεκατέσσαρες, καὶ ἀπὸ τῆς μετοικεσίας Βαβυλῶνος ἕως τοῦ Χριστοῦ γενεαὶ δεκατέσσαρες</w:t>
       </w:r>
     </w:p>
     <w:p>
@@ -11170,6 +11440,21 @@
           <w:b/>
           <w:lang w:val="id_ID" w:bidi="id_ID"/>
         </w:rPr>
+        <w:t>ταῦτα &amp; αὐτοῦ ἐνθυμηθέντος, ἰδοὺ, ἄγγελος Κυρίου &amp; ἐφάνη</w:t>
+      </w:r>
+    </w:p>
+    <w:p>
+      <w:pPr/>
+      <w:r>
+        <w:rPr>
+          <w:lang w:val="id_ID" w:bidi="id_ID"/>
+        </w:rPr>
+      </w:r>
+      <w:r>
+        <w:rPr>
+          <w:b/>
+          <w:lang w:val="id_ID" w:bidi="id_ID"/>
+        </w:rPr>
         <w:t>"</w:t>
       </w:r>
       <w:r>
@@ -11633,6 +11918,21 @@
           <w:b/>
           <w:lang w:val="id_ID" w:bidi="id_ID"/>
         </w:rPr>
+        <w:t>μὴ φοβηθῇς παραλαβεῖν Μαρίαν τὴν γυναῖκά σου; τὸ γὰρ ἐν αὐτῇ γεννηθὲν ἐκ Πνεύματός ἐστιν Ἁγίου</w:t>
+      </w:r>
+    </w:p>
+    <w:p>
+      <w:pPr/>
+      <w:r>
+        <w:rPr>
+          <w:lang w:val="id_ID" w:bidi="id_ID"/>
+        </w:rPr>
+      </w:r>
+      <w:r>
+        <w:rPr>
+          <w:b/>
+          <w:lang w:val="id_ID" w:bidi="id_ID"/>
+        </w:rPr>
         <w:t>"</w:t>
       </w:r>
       <w:r>
@@ -11730,6 +12030,21 @@
           <w:b/>
           <w:lang w:val="id_ID" w:bidi="id_ID"/>
         </w:rPr>
+        <w:t>τὸ &amp; ἐν αὐτῇ γεννηθὲν ἐκ Πνεύματός ἐστιν Ἁγίου</w:t>
+      </w:r>
+    </w:p>
+    <w:p>
+      <w:pPr/>
+      <w:r>
+        <w:rPr>
+          <w:lang w:val="id_ID" w:bidi="id_ID"/>
+        </w:rPr>
+      </w:r>
+      <w:r>
+        <w:rPr>
+          <w:b/>
+          <w:lang w:val="id_ID" w:bidi="id_ID"/>
+        </w:rPr>
         <w:t>"yang di dalam kandungannya adalah dari Roh Kudus"</w:t>
       </w:r>
     </w:p>
@@ -11799,6 +12114,21 @@
         <w:rPr>
           <w:lang w:val="id_ID" w:bidi="id_ID"/>
         </w:rPr>
+      </w:r>
+    </w:p>
+    <w:p>
+      <w:pPr/>
+      <w:r>
+        <w:rPr>
+          <w:lang w:val="id_ID" w:bidi="id_ID"/>
+        </w:rPr>
+      </w:r>
+      <w:r>
+        <w:rPr>
+          <w:b/>
+          <w:lang w:val="id_ID" w:bidi="id_ID"/>
+        </w:rPr>
+        <w:t>καὶ καλέσεις τὸ ὄνομα αὐτοῦ Ἰησοῦν; αὐτὸς γὰρ σώσει τὸν λαὸν αὐτοῦ ἀπὸ τῶν ἁμαρτιῶν αὐτῶν</w:t>
       </w:r>
     </w:p>
     <w:p>
@@ -14630,6 +14960,21 @@
           <w:b/>
           <w:lang w:val="id_ID" w:bidi="id_ID"/>
         </w:rPr>
+        <w:t>βοήθει</w:t>
+      </w:r>
+    </w:p>
+    <w:p>
+      <w:pPr/>
+      <w:r>
+        <w:rPr>
+          <w:lang w:val="id_ID" w:bidi="id_ID"/>
+        </w:rPr>
+      </w:r>
+      <w:r>
+        <w:rPr>
+          <w:b/>
+          <w:lang w:val="id_ID" w:bidi="id_ID"/>
+        </w:rPr>
         <w:t>"tolonglah"</w:t>
       </w:r>
     </w:p>
@@ -15800,6 +16145,21 @@
           <w:b/>
           <w:lang w:val="id_ID" w:bidi="id_ID"/>
         </w:rPr>
+        <w:t>τῶν ψιχίων τῶν πιπτόντων ἀπὸ τῆς τραπέζης τῶν κυρίων αὐτῶν</w:t>
+      </w:r>
+    </w:p>
+    <w:p>
+      <w:pPr/>
+      <w:r>
+        <w:rPr>
+          <w:lang w:val="id_ID" w:bidi="id_ID"/>
+        </w:rPr>
+      </w:r>
+      <w:r>
+        <w:rPr>
+          <w:b/>
+          <w:lang w:val="id_ID" w:bidi="id_ID"/>
+        </w:rPr>
         <w:t>"remah-remah yang jatuh dari meja tuannya"</w:t>
       </w:r>
     </w:p>
@@ -16228,6 +16588,21 @@
         <w:rPr>
           <w:lang w:val="id_ID" w:bidi="id_ID"/>
         </w:rPr>
+      </w:r>
+    </w:p>
+    <w:p>
+      <w:pPr/>
+      <w:r>
+        <w:rPr>
+          <w:lang w:val="id_ID" w:bidi="id_ID"/>
+        </w:rPr>
+      </w:r>
+      <w:r>
+        <w:rPr>
+          <w:b/>
+          <w:lang w:val="id_ID" w:bidi="id_ID"/>
+        </w:rPr>
+        <w:t>σου &amp; σοι &amp; θέλεις</w:t>
       </w:r>
     </w:p>
     <w:p>
@@ -18001,6 +18376,21 @@
           <w:b/>
           <w:lang w:val="id_ID" w:bidi="id_ID"/>
         </w:rPr>
+        <w:t>κωφοὺς &amp; κυλλοὺς &amp; χωλοὺς &amp; τυφλοὺς</w:t>
+      </w:r>
+    </w:p>
+    <w:p>
+      <w:pPr/>
+      <w:r>
+        <w:rPr>
+          <w:lang w:val="id_ID" w:bidi="id_ID"/>
+        </w:rPr>
+      </w:r>
+      <w:r>
+        <w:rPr>
+          <w:b/>
+          <w:lang w:val="id_ID" w:bidi="id_ID"/>
+        </w:rPr>
         <w:t>"orang bisu"</w:t>
       </w:r>
       <w:r>
@@ -18500,6 +18890,21 @@
           <w:b/>
           <w:lang w:val="id_ID" w:bidi="id_ID"/>
         </w:rPr>
+        <w:t>σπλαγχνίζομαι ἐπὶ τὸν ὄχλον, ὅτι ἤδη ἡμέραι τρεῖς προσμένουσίν μοι, καὶ οὐκ ἔχουσιν τι φάγωσιν</w:t>
+      </w:r>
+    </w:p>
+    <w:p>
+      <w:pPr/>
+      <w:r>
+        <w:rPr>
+          <w:lang w:val="id_ID" w:bidi="id_ID"/>
+        </w:rPr>
+      </w:r>
+      <w:r>
+        <w:rPr>
+          <w:b/>
+          <w:lang w:val="id_ID" w:bidi="id_ID"/>
+        </w:rPr>
         <w:t>"Hati-Ku tergerak oleh belas kasihan kepada orang banyak itu. Sudah tiga hari mereka mengikuti Aku dan mereka tidak mempunyai makanan."</w:t>
       </w:r>
     </w:p>
@@ -18694,6 +19099,21 @@
           <w:b/>
           <w:lang w:val="id_ID" w:bidi="id_ID"/>
         </w:rPr>
+        <w:t>ἐκλυθῶσιν</w:t>
+      </w:r>
+    </w:p>
+    <w:p>
+      <w:pPr/>
+      <w:r>
+        <w:rPr>
+          <w:lang w:val="id_ID" w:bidi="id_ID"/>
+        </w:rPr>
+      </w:r>
+      <w:r>
+        <w:rPr>
+          <w:b/>
+          <w:lang w:val="id_ID" w:bidi="id_ID"/>
+        </w:rPr>
         <w:t>"nanti mereka pingsan"</w:t>
       </w:r>
     </w:p>
@@ -18952,6 +19372,21 @@
         <w:rPr>
           <w:lang w:val="id_ID" w:bidi="id_ID"/>
         </w:rPr>
+      </w:r>
+    </w:p>
+    <w:p>
+      <w:pPr/>
+      <w:r>
+        <w:rPr>
+          <w:lang w:val="id_ID" w:bidi="id_ID"/>
+        </w:rPr>
+      </w:r>
+      <w:r>
+        <w:rPr>
+          <w:b/>
+          <w:lang w:val="id_ID" w:bidi="id_ID"/>
+        </w:rPr>
+        <w:t>πόθεν ἡμῖν ἐν ἐρημίᾳ, ἄρτοι τοσοῦτοι ὥστε χορτάσαι ὄχλον τοσοῦτον</w:t>
       </w:r>
     </w:p>
     <w:p>
@@ -21428,6 +21863,21 @@
           <w:b/>
           <w:lang w:val="id_ID" w:bidi="id_ID"/>
         </w:rPr>
+        <w:t>ἐπηρώτησαν αὐτὸν σημεῖον ἐκ τοῦ οὐρανοῦ ἐπιδεῖξαι αὐτοῖς</w:t>
+      </w:r>
+    </w:p>
+    <w:p>
+      <w:pPr/>
+      <w:r>
+        <w:rPr>
+          <w:lang w:val="id_ID" w:bidi="id_ID"/>
+        </w:rPr>
+      </w:r>
+      <w:r>
+        <w:rPr>
+          <w:b/>
+          <w:lang w:val="id_ID" w:bidi="id_ID"/>
+        </w:rPr>
         <w:t>"meminta supaya Ia memperlihatkan suatu tanda dari sorga kepada mereka."</w:t>
       </w:r>
     </w:p>
@@ -21746,6 +22196,21 @@
           <w:b/>
           <w:lang w:val="id_ID" w:bidi="id_ID"/>
         </w:rPr>
+        <w:t>λέγετε, εὐδία; πυρράζει γὰρ ὁ οὐρανός</w:t>
+      </w:r>
+    </w:p>
+    <w:p>
+      <w:pPr/>
+      <w:r>
+        <w:rPr>
+          <w:lang w:val="id_ID" w:bidi="id_ID"/>
+        </w:rPr>
+      </w:r>
+      <w:r>
+        <w:rPr>
+          <w:b/>
+          <w:lang w:val="id_ID" w:bidi="id_ID"/>
+        </w:rPr>
         <w:t>"pada petang hari karena langit merah, kamu berkata: Hari akan cerah,"</w:t>
       </w:r>
     </w:p>
@@ -21835,6 +22300,21 @@
           <w:b/>
           <w:lang w:val="id_ID" w:bidi="id_ID"/>
         </w:rPr>
+        <w:t>εὐδία; πυρράζει γὰρ ὁ οὐρανός</w:t>
+      </w:r>
+    </w:p>
+    <w:p>
+      <w:pPr/>
+      <w:r>
+        <w:rPr>
+          <w:lang w:val="id_ID" w:bidi="id_ID"/>
+        </w:rPr>
+      </w:r>
+      <w:r>
+        <w:rPr>
+          <w:b/>
+          <w:lang w:val="id_ID" w:bidi="id_ID"/>
+        </w:rPr>
         <w:t>"Pada petang hari karena langit merah, ... Hari akan cerah,"</w:t>
       </w:r>
     </w:p>
@@ -22015,6 +22495,21 @@
         <w:rPr>
           <w:lang w:val="id_ID" w:bidi="id_ID"/>
         </w:rPr>
+      </w:r>
+    </w:p>
+    <w:p>
+      <w:pPr/>
+      <w:r>
+        <w:rPr>
+          <w:lang w:val="id_ID" w:bidi="id_ID"/>
+        </w:rPr>
+      </w:r>
+      <w:r>
+        <w:rPr>
+          <w:b/>
+          <w:lang w:val="id_ID" w:bidi="id_ID"/>
+        </w:rPr>
+        <w:t>ὀψίας γενομένης λέγετε, εὐδία; πυρράζει γὰρ ὁ οὐρανός. καὶ πρωΐ, σήμερον χειμών; πυρράζει γὰρ στυγνάζων ὁ οὐρανός. τὸ &amp; πρόσωπον τοῦ οὐρανοῦ γινώσκετε διακρίνειν τὰ δὲ σημεῖα τῶν καιρῶν οὐ δύνασθε</w:t>
       </w:r>
     </w:p>
     <w:p>
@@ -22130,6 +22625,21 @@
           <w:b/>
           <w:lang w:val="id_ID" w:bidi="id_ID"/>
         </w:rPr>
+        <w:t>πρωΐ, σήμερον χειμών; πυρράζει γὰρ στυγνάζων ὁ οὐρανός</w:t>
+      </w:r>
+    </w:p>
+    <w:p>
+      <w:pPr/>
+      <w:r>
+        <w:rPr>
+          <w:lang w:val="id_ID" w:bidi="id_ID"/>
+        </w:rPr>
+      </w:r>
+      <w:r>
+        <w:rPr>
+          <w:b/>
+          <w:lang w:val="id_ID" w:bidi="id_ID"/>
+        </w:rPr>
         <w:t>"pagi hari, karena langit merah dan redup, kamu berkata: Hari buruk."</w:t>
       </w:r>
     </w:p>
@@ -22311,6 +22821,21 @@
           <w:b/>
           <w:lang w:val="id_ID" w:bidi="id_ID"/>
         </w:rPr>
+        <w:t>σήμερον χειμών; πυρράζει γὰρ στυγνάζων ὁ οὐρανός</w:t>
+      </w:r>
+    </w:p>
+    <w:p>
+      <w:pPr/>
+      <w:r>
+        <w:rPr>
+          <w:lang w:val="id_ID" w:bidi="id_ID"/>
+        </w:rPr>
+      </w:r>
+      <w:r>
+        <w:rPr>
+          <w:b/>
+          <w:lang w:val="id_ID" w:bidi="id_ID"/>
+        </w:rPr>
         <w:t>"karena langit merah dan redup ... Hari buruk"</w:t>
       </w:r>
     </w:p>
@@ -22817,6 +23342,21 @@
         <w:rPr>
           <w:lang w:val="id_ID" w:bidi="id_ID"/>
         </w:rPr>
+      </w:r>
+    </w:p>
+    <w:p>
+      <w:pPr/>
+      <w:r>
+        <w:rPr>
+          <w:lang w:val="id_ID" w:bidi="id_ID"/>
+        </w:rPr>
+      </w:r>
+      <w:r>
+        <w:rPr>
+          <w:b/>
+          <w:lang w:val="id_ID" w:bidi="id_ID"/>
+        </w:rPr>
+        <w:t>γενεὰ πονηρὰ καὶ μοιχαλὶς σημεῖον ἐπιζητεῖ, καὶ σημεῖον οὐ δοθήσεται αὐτῇ, εἰ μὴ τὸ σημεῖον Ἰωνᾶ</w:t>
       </w:r>
     </w:p>
     <w:p>
@@ -24642,6 +25182,21 @@
           <w:b/>
           <w:lang w:val="id_ID" w:bidi="id_ID"/>
         </w:rPr>
+        <w:t>λέγοντες, ὅτι ἄρτους οὐκ ἐλάβομεν</w:t>
+      </w:r>
+    </w:p>
+    <w:p>
+      <w:pPr/>
+      <w:r>
+        <w:rPr>
+          <w:lang w:val="id_ID" w:bidi="id_ID"/>
+        </w:rPr>
+      </w:r>
+      <w:r>
+        <w:rPr>
+          <w:b/>
+          <w:lang w:val="id_ID" w:bidi="id_ID"/>
+        </w:rPr>
         <w:t>"berkata kepada yang lain: ”Itu dikatakan-Nya karena kita tidak membawa roti."</w:t>
       </w:r>
     </w:p>
@@ -25044,6 +25599,21 @@
         <w:rPr>
           <w:lang w:val="id_ID" w:bidi="id_ID"/>
         </w:rPr>
+      </w:r>
+    </w:p>
+    <w:p>
+      <w:pPr/>
+      <w:r>
+        <w:rPr>
+          <w:lang w:val="id_ID" w:bidi="id_ID"/>
+        </w:rPr>
+      </w:r>
+      <w:r>
+        <w:rPr>
+          <w:b/>
+          <w:lang w:val="id_ID" w:bidi="id_ID"/>
+        </w:rPr>
+        <w:t>τί διαλογίζεσθε ἐν ἑαυτοῖς, ὀλιγόπιστοι, ὅτι ἄρτους οὐκ ἔχετε</w:t>
       </w:r>
     </w:p>
     <w:p>
@@ -25408,6 +25978,21 @@
           <w:b/>
           <w:lang w:val="id_ID" w:bidi="id_ID"/>
         </w:rPr>
+        <w:t>οὔπω νοεῖτε, οὐδὲ μνημονεύετε τοὺς πέντε ἄρτους τῶν πεντακισχιλίων, καὶ πόσους κοφίνους ἐλάβετε</w:t>
+      </w:r>
+    </w:p>
+    <w:p>
+      <w:pPr/>
+      <w:r>
+        <w:rPr>
+          <w:lang w:val="id_ID" w:bidi="id_ID"/>
+        </w:rPr>
+      </w:r>
+      <w:r>
+        <w:rPr>
+          <w:b/>
+          <w:lang w:val="id_ID" w:bidi="id_ID"/>
+        </w:rPr>
         <w:t>"Belum juga kamu mengerti? Tidak kamu ingat lagi akan lima roti untuk lima ribu orang itu dan berapa bakul roti kamu kumpulkan kemudian"</w:t>
       </w:r>
     </w:p>
@@ -26895,6 +27480,21 @@
           <w:b/>
           <w:lang w:val="id_ID" w:bidi="id_ID"/>
         </w:rPr>
+        <w:t>πῶς οὐ νοεῖτε, ὅτι οὐ περὶ ἄρτων εἶπον ὑμῖν</w:t>
+      </w:r>
+    </w:p>
+    <w:p>
+      <w:pPr/>
+      <w:r>
+        <w:rPr>
+          <w:lang w:val="id_ID" w:bidi="id_ID"/>
+        </w:rPr>
+      </w:r>
+      <w:r>
+        <w:rPr>
+          <w:b/>
+          <w:lang w:val="id_ID" w:bidi="id_ID"/>
+        </w:rPr>
         <w:t>"Bagaimana mungkin kamu tidak mengerti bahwa bukan roti yang Kumaksudkan"</w:t>
       </w:r>
     </w:p>
@@ -27559,6 +28159,21 @@
           <w:b/>
           <w:lang w:val="id_ID" w:bidi="id_ID"/>
         </w:rPr>
+        <w:t>οὐκ εἶπεν προσέχειν ἀπὸ τῆς ζύμης τῶν ἄρτων, ἀλλὰ ἀπὸ τῆς διδαχῆς τῶν Φαρισαίων καὶ Σαδδουκαίων</w:t>
+      </w:r>
+    </w:p>
+    <w:p>
+      <w:pPr/>
+      <w:r>
+        <w:rPr>
+          <w:lang w:val="id_ID" w:bidi="id_ID"/>
+        </w:rPr>
+      </w:r>
+      <w:r>
+        <w:rPr>
+          <w:b/>
+          <w:lang w:val="id_ID" w:bidi="id_ID"/>
+        </w:rPr>
         <w:t>"bukan maksud-Nya supaya mereka waspada terhadap ragi roti, melainkan terhadap ajaran orang Farisi dan Saduki"</w:t>
       </w:r>
     </w:p>
@@ -27864,6 +28479,21 @@
           <w:b/>
           <w:lang w:val="id_ID" w:bidi="id_ID"/>
         </w:rPr>
+        <w:t>τῆς διδαχῆς τῶν Φαρισαίων καὶ Σαδδουκαίων</w:t>
+      </w:r>
+    </w:p>
+    <w:p>
+      <w:pPr/>
+      <w:r>
+        <w:rPr>
+          <w:lang w:val="id_ID" w:bidi="id_ID"/>
+        </w:rPr>
+      </w:r>
+      <w:r>
+        <w:rPr>
+          <w:b/>
+          <w:lang w:val="id_ID" w:bidi="id_ID"/>
+        </w:rPr>
         <w:t>"ajaran orang Farisi dan Saduki"</w:t>
       </w:r>
     </w:p>
@@ -28711,6 +29341,21 @@
           <w:b/>
           <w:lang w:val="id_ID" w:bidi="id_ID"/>
         </w:rPr>
+        <w:t>οἱ &amp; Ἰωάννην τὸν Βαπτιστήν; ἄλλοι δὲ Ἠλείαν; ἕτεροι δὲ Ἰερεμίαν ἢ ἕνα τῶν προφητῶν</w:t>
+      </w:r>
+    </w:p>
+    <w:p>
+      <w:pPr/>
+      <w:r>
+        <w:rPr>
+          <w:lang w:val="id_ID" w:bidi="id_ID"/>
+        </w:rPr>
+      </w:r>
+      <w:r>
+        <w:rPr>
+          <w:b/>
+          <w:lang w:val="id_ID" w:bidi="id_ID"/>
+        </w:rPr>
         <w:t>"Ada yang mengatakan: Yohanes Pembaptis, ada juga yang mengatakan: Elia dan ada pula yang mengatakan: Yeremia atau salah seorang dari para nabi"</w:t>
       </w:r>
     </w:p>
@@ -28794,6 +29439,21 @@
           <w:b/>
           <w:lang w:val="id_ID" w:bidi="id_ID"/>
         </w:rPr>
+        <w:t>οἱ &amp; Ἰωάννην τὸν Βαπτιστήν; ἄλλοι δὲ Ἠλείαν; ἕτεροι δὲ Ἰερεμίαν</w:t>
+      </w:r>
+    </w:p>
+    <w:p>
+      <w:pPr/>
+      <w:r>
+        <w:rPr>
+          <w:lang w:val="id_ID" w:bidi="id_ID"/>
+        </w:rPr>
+      </w:r>
+      <w:r>
+        <w:rPr>
+          <w:b/>
+          <w:lang w:val="id_ID" w:bidi="id_ID"/>
+        </w:rPr>
         <w:t>"Ada yang mengatakan: Yohanes Pembaptis, ada juga yang mengatakan: Elia dan ada pula yang mengatakan: Yeremia atau salah seorang dari para nabi"</w:t>
       </w:r>
     </w:p>
@@ -29412,6 +30072,21 @@
           <w:b/>
           <w:lang w:val="id_ID" w:bidi="id_ID"/>
         </w:rPr>
+        <w:t>ὁ Υἱὸς τοῦ Θεοῦ τοῦ ζῶντος</w:t>
+      </w:r>
+    </w:p>
+    <w:p>
+      <w:pPr/>
+      <w:r>
+        <w:rPr>
+          <w:lang w:val="id_ID" w:bidi="id_ID"/>
+        </w:rPr>
+      </w:r>
+      <w:r>
+        <w:rPr>
+          <w:b/>
+          <w:lang w:val="id_ID" w:bidi="id_ID"/>
+        </w:rPr>
         <w:t>"Anak Allah yang hidup!"</w:t>
       </w:r>
     </w:p>
@@ -29737,6 +30412,21 @@
           <w:b/>
           <w:lang w:val="id_ID" w:bidi="id_ID"/>
         </w:rPr>
+        <w:t>μακάριος εἶ, Σίμων Βαριωνᾶ, ὅτι σὰρξ καὶ αἷμα οὐκ ἀπεκάλυψέν σοι, ἀλλ’ ὁ Πατήρ μου &amp; ἐν τοῖς οὐρανοῖς</w:t>
+      </w:r>
+    </w:p>
+    <w:p>
+      <w:pPr/>
+      <w:r>
+        <w:rPr>
+          <w:lang w:val="id_ID" w:bidi="id_ID"/>
+        </w:rPr>
+      </w:r>
+      <w:r>
+        <w:rPr>
+          <w:b/>
+          <w:lang w:val="id_ID" w:bidi="id_ID"/>
+        </w:rPr>
         <w:t>"Berbahagialah engkau Simon bin Yunus sebab bukan manusia yang menyatakan itu kepadamu, melainkan Bapa-Ku yang di sorga."</w:t>
       </w:r>
     </w:p>
@@ -29918,6 +30608,21 @@
           <w:b/>
           <w:lang w:val="id_ID" w:bidi="id_ID"/>
         </w:rPr>
+        <w:t>εἶ &amp; σοι</w:t>
+      </w:r>
+    </w:p>
+    <w:p>
+      <w:pPr/>
+      <w:r>
+        <w:rPr>
+          <w:lang w:val="id_ID" w:bidi="id_ID"/>
+        </w:rPr>
+      </w:r>
+      <w:r>
+        <w:rPr>
+          <w:b/>
+          <w:lang w:val="id_ID" w:bidi="id_ID"/>
+        </w:rPr>
         <w:t>"engkau,"</w:t>
       </w:r>
       <w:r>
@@ -30145,6 +30850,21 @@
           <w:b/>
           <w:lang w:val="id_ID" w:bidi="id_ID"/>
         </w:rPr>
+        <w:t>Βαριωνᾶ</w:t>
+      </w:r>
+    </w:p>
+    <w:p>
+      <w:pPr/>
+      <w:r>
+        <w:rPr>
+          <w:lang w:val="id_ID" w:bidi="id_ID"/>
+        </w:rPr>
+      </w:r>
+      <w:r>
+        <w:rPr>
+          <w:b/>
+          <w:lang w:val="id_ID" w:bidi="id_ID"/>
+        </w:rPr>
         <w:t>"bin Yunus"</w:t>
       </w:r>
     </w:p>
@@ -30241,6 +30961,21 @@
           <w:b/>
           <w:lang w:val="id_ID" w:bidi="id_ID"/>
         </w:rPr>
+        <w:t>σὰρξ καὶ αἷμα οὐκ ἀπεκάλυψέν σοι, ἀλλ’ ὁ Πατήρ μου &amp; ἐν τοῖς οὐρανοῖς</w:t>
+      </w:r>
+    </w:p>
+    <w:p>
+      <w:pPr/>
+      <w:r>
+        <w:rPr>
+          <w:lang w:val="id_ID" w:bidi="id_ID"/>
+        </w:rPr>
+      </w:r>
+      <w:r>
+        <w:rPr>
+          <w:b/>
+          <w:lang w:val="id_ID" w:bidi="id_ID"/>
+        </w:rPr>
         <w:t>"bukan manusia yang menyatakan itu kepadamu, melainkan Bapa-Ku yang di sorga"</w:t>
       </w:r>
     </w:p>
@@ -30977,6 +31712,21 @@
           <w:b/>
           <w:lang w:val="id_ID" w:bidi="id_ID"/>
         </w:rPr>
+        <w:t>σοι &amp; σὺ</w:t>
+      </w:r>
+    </w:p>
+    <w:p>
+      <w:pPr/>
+      <w:r>
+        <w:rPr>
+          <w:lang w:val="id_ID" w:bidi="id_ID"/>
+        </w:rPr>
+      </w:r>
+      <w:r>
+        <w:rPr>
+          <w:b/>
+          <w:lang w:val="id_ID" w:bidi="id_ID"/>
+        </w:rPr>
         <w:t>"kepadamu"</w:t>
       </w:r>
       <w:r>
@@ -31869,6 +32619,21 @@
           <w:b/>
           <w:lang w:val="id_ID" w:bidi="id_ID"/>
         </w:rPr>
+        <w:t>σοι &amp; δήσῃς &amp; λύσῃς</w:t>
+      </w:r>
+    </w:p>
+    <w:p>
+      <w:pPr/>
+      <w:r>
+        <w:rPr>
+          <w:lang w:val="id_ID" w:bidi="id_ID"/>
+        </w:rPr>
+      </w:r>
+      <w:r>
+        <w:rPr>
+          <w:b/>
+          <w:lang w:val="id_ID" w:bidi="id_ID"/>
+        </w:rPr>
         <w:t>"kepadamu"</w:t>
       </w:r>
       <w:r>
@@ -32520,6 +33285,21 @@
           <w:b/>
           <w:lang w:val="id_ID" w:bidi="id_ID"/>
         </w:rPr>
+        <w:t>τοῖς μαθηταῖς, ἵνα μηδενὶ εἴπωσιν ὅτι αὐτός ἐστιν ὁ Χριστός</w:t>
+      </w:r>
+    </w:p>
+    <w:p>
+      <w:pPr/>
+      <w:r>
+        <w:rPr>
+          <w:lang w:val="id_ID" w:bidi="id_ID"/>
+        </w:rPr>
+      </w:r>
+      <w:r>
+        <w:rPr>
+          <w:b/>
+          <w:lang w:val="id_ID" w:bidi="id_ID"/>
+        </w:rPr>
         <w:t>"murid-murid-Nya supaya jangan memberitahukan kepada siapa pun bahwa Ia Mesias"</w:t>
       </w:r>
     </w:p>
@@ -32603,6 +33383,21 @@
           <w:b/>
           <w:lang w:val="id_ID" w:bidi="id_ID"/>
         </w:rPr>
+        <w:t>μηδενὶ εἴπωσιν ὅτι αὐτός ἐστιν ὁ Χριστός</w:t>
+      </w:r>
+    </w:p>
+    <w:p>
+      <w:pPr/>
+      <w:r>
+        <w:rPr>
+          <w:lang w:val="id_ID" w:bidi="id_ID"/>
+        </w:rPr>
+      </w:r>
+      <w:r>
+        <w:rPr>
+          <w:b/>
+          <w:lang w:val="id_ID" w:bidi="id_ID"/>
+        </w:rPr>
         <w:t>"jangan memberitahukan kepada siapa pun bahwa Ia Mesias"</w:t>
       </w:r>
     </w:p>
@@ -32686,6 +33481,21 @@
           <w:b/>
           <w:lang w:val="id_ID" w:bidi="id_ID"/>
         </w:rPr>
+        <w:t>τοῖς μαθηταῖς αὐτοῦ ὅτι δεῖ αὐτὸν εἰς Ἱεροσόλυμα ἀπελθεῖν, καὶ πολλὰ παθεῖν ἀπὸ τῶν πρεσβυτέρων, καὶ ἀρχιερέων, καὶ γραμματέων, καὶ ἀποκτανθῆναι καὶ τῇ τρίτῃ ἡμέρᾳ ἐγερθῆναι</w:t>
+      </w:r>
+    </w:p>
+    <w:p>
+      <w:pPr/>
+      <w:r>
+        <w:rPr>
+          <w:lang w:val="id_ID" w:bidi="id_ID"/>
+        </w:rPr>
+      </w:r>
+      <w:r>
+        <w:rPr>
+          <w:b/>
+          <w:lang w:val="id_ID" w:bidi="id_ID"/>
+        </w:rPr>
         <w:t>"kepada murid-murid-Nya bahwa Ia harus pergi ke Yerusalem dan menanggung banyak penderitaan dari pihak tua-tua, imam-imam kepala dan ahli-ahli Taurat, lalu dibunuh dan dibangkitkan pada hari ketiga."</w:t>
       </w:r>
     </w:p>
@@ -34323,6 +35133,21 @@
           <w:b/>
           <w:lang w:val="id_ID" w:bidi="id_ID"/>
         </w:rPr>
+        <w:t>σκάνδαλον εἶ ἐμοῦ, ὅτι οὐ φρονεῖς τὰ τοῦ Θεοῦ, ἀλλὰ τὰ τῶν ἀνθρώπων</w:t>
+      </w:r>
+    </w:p>
+    <w:p>
+      <w:pPr/>
+      <w:r>
+        <w:rPr>
+          <w:lang w:val="id_ID" w:bidi="id_ID"/>
+        </w:rPr>
+      </w:r>
+      <w:r>
+        <w:rPr>
+          <w:b/>
+          <w:lang w:val="id_ID" w:bidi="id_ID"/>
+        </w:rPr>
         <w:t>"Engkau suatu batu sandungan bagi-Ku, sebab engkau bukan memikirkan apa yang dipikirkan Allah, melainkan apa yang dipikirkan manusia."</w:t>
       </w:r>
     </w:p>
@@ -34517,6 +35342,21 @@
           <w:b/>
           <w:lang w:val="id_ID" w:bidi="id_ID"/>
         </w:rPr>
+        <w:t>εἶ &amp; οὐ φρονεῖς</w:t>
+      </w:r>
+    </w:p>
+    <w:p>
+      <w:pPr/>
+      <w:r>
+        <w:rPr>
+          <w:lang w:val="id_ID" w:bidi="id_ID"/>
+        </w:rPr>
+      </w:r>
+      <w:r>
+        <w:rPr>
+          <w:b/>
+          <w:lang w:val="id_ID" w:bidi="id_ID"/>
+        </w:rPr>
         <w:t>"Engkau"</w:t>
       </w:r>
       <w:r>
@@ -34639,6 +35479,21 @@
           <w:b/>
           <w:lang w:val="id_ID" w:bidi="id_ID"/>
         </w:rPr>
+        <w:t>οὐ φρονεῖς τὰ τοῦ Θεοῦ, ἀλλὰ τὰ τῶν ἀνθρώπων</w:t>
+      </w:r>
+    </w:p>
+    <w:p>
+      <w:pPr/>
+      <w:r>
+        <w:rPr>
+          <w:lang w:val="id_ID" w:bidi="id_ID"/>
+        </w:rPr>
+      </w:r>
+      <w:r>
+        <w:rPr>
+          <w:b/>
+          <w:lang w:val="id_ID" w:bidi="id_ID"/>
+        </w:rPr>
         <w:t>"engkau bukan memikirkan apa yang dipikirkan Allah, melainkan apa yang dipikirkan manusia."</w:t>
       </w:r>
     </w:p>
@@ -35152,6 +36007,21 @@
         <w:rPr>
           <w:lang w:val="id_ID" w:bidi="id_ID"/>
         </w:rPr>
+      </w:r>
+    </w:p>
+    <w:p>
+      <w:pPr/>
+      <w:r>
+        <w:rPr>
+          <w:lang w:val="id_ID" w:bidi="id_ID"/>
+        </w:rPr>
+      </w:r>
+      <w:r>
+        <w:rPr>
+          <w:b/>
+          <w:lang w:val="id_ID" w:bidi="id_ID"/>
+        </w:rPr>
+        <w:t>ἀπαρνησάσθω ἑαυτὸν, καὶ ἀράτω τὸν σταυρὸν αὐτοῦ, καὶ ἀκολουθείτω μοι</w:t>
       </w:r>
     </w:p>
     <w:p>
@@ -36664,6 +37534,21 @@
           <w:b/>
           <w:lang w:val="id_ID" w:bidi="id_ID"/>
         </w:rPr>
+        <w:t>τί &amp; ὠφεληθήσεται ἄνθρωπος, ἐὰν τὸν κόσμον ὅλον κερδήσῃ, τὴν δὲ ψυχὴν αὐτοῦ ζημιωθῇ</w:t>
+      </w:r>
+    </w:p>
+    <w:p>
+      <w:pPr/>
+      <w:r>
+        <w:rPr>
+          <w:lang w:val="id_ID" w:bidi="id_ID"/>
+        </w:rPr>
+      </w:r>
+      <w:r>
+        <w:rPr>
+          <w:b/>
+          <w:lang w:val="id_ID" w:bidi="id_ID"/>
+        </w:rPr>
         <w:t>"Apa gunanya seorang memperoleh seluruh dunia tetapi kehilangan nyawanya"</w:t>
       </w:r>
     </w:p>
@@ -36747,6 +37632,21 @@
           <w:b/>
           <w:lang w:val="id_ID" w:bidi="id_ID"/>
         </w:rPr>
+        <w:t>τί &amp; ὠφεληθήσεται ἄνθρωπος, ἐὰν τὸν κόσμον ὅλον κερδήσῃ, τὴν δὲ ψυχὴν αὐτοῦ ζημιωθῇ</w:t>
+      </w:r>
+    </w:p>
+    <w:p>
+      <w:pPr/>
+      <w:r>
+        <w:rPr>
+          <w:lang w:val="id_ID" w:bidi="id_ID"/>
+        </w:rPr>
+      </w:r>
+      <w:r>
+        <w:rPr>
+          <w:b/>
+          <w:lang w:val="id_ID" w:bidi="id_ID"/>
+        </w:rPr>
         <w:t>"Apa gunanya seorang memperoleh seluruh dunia tetapi kehilangan nyawanya"</w:t>
       </w:r>
     </w:p>
@@ -37018,6 +37918,21 @@
         <w:rPr>
           <w:lang w:val="id_ID" w:bidi="id_ID"/>
         </w:rPr>
+      </w:r>
+    </w:p>
+    <w:p>
+      <w:pPr/>
+      <w:r>
+        <w:rPr>
+          <w:lang w:val="id_ID" w:bidi="id_ID"/>
+        </w:rPr>
+      </w:r>
+      <w:r>
+        <w:rPr>
+          <w:b/>
+          <w:lang w:val="id_ID" w:bidi="id_ID"/>
+        </w:rPr>
+        <w:t>τὴν &amp; ψυχὴν αὐτοῦ &amp; τῆς ψυχῆς αὐτοῦ</w:t>
       </w:r>
     </w:p>
     <w:p>
@@ -37751,6 +38666,21 @@
           <w:b/>
           <w:lang w:val="id_ID" w:bidi="id_ID"/>
         </w:rPr>
+        <w:t>μέλλει &amp; ὁ Υἱὸς τοῦ Ἀνθρώπου &amp; αὐτοῦ &amp; αὐτοῦ &amp; ἀποδώσει</w:t>
+      </w:r>
+    </w:p>
+    <w:p>
+      <w:pPr/>
+      <w:r>
+        <w:rPr>
+          <w:lang w:val="id_ID" w:bidi="id_ID"/>
+        </w:rPr>
+      </w:r>
+      <w:r>
+        <w:rPr>
+          <w:b/>
+          <w:lang w:val="id_ID" w:bidi="id_ID"/>
+        </w:rPr>
         <w:t>"Anak Manusia akan"</w:t>
       </w:r>
       <w:r>
@@ -39015,6 +39945,21 @@
         <w:rPr>
           <w:lang w:val="id_ID" w:bidi="id_ID"/>
         </w:rPr>
+      </w:r>
+    </w:p>
+    <w:p>
+      <w:pPr/>
+      <w:r>
+        <w:rPr>
+          <w:lang w:val="id_ID" w:bidi="id_ID"/>
+        </w:rPr>
+      </w:r>
+      <w:r>
+        <w:rPr>
+          <w:b/>
+          <w:lang w:val="id_ID" w:bidi="id_ID"/>
+        </w:rPr>
+        <w:t>οὗτός ἐστιν ὁ Υἱός μου, ὁ ἀγαπητός &amp; ᾧ εὐδόκησα</w:t>
       </w:r>
     </w:p>
     <w:p>
@@ -39110,6 +40055,21 @@
           <w:b/>
           <w:lang w:val="id_ID" w:bidi="id_ID"/>
         </w:rPr>
+        <w:t>οἱ μαθηταὶ ἔπεσαν ἐπὶ πρόσωπον αὐτῶν καὶ ἐφοβήθησαν σφόδρα</w:t>
+      </w:r>
+    </w:p>
+    <w:p>
+      <w:pPr/>
+      <w:r>
+        <w:rPr>
+          <w:lang w:val="id_ID" w:bidi="id_ID"/>
+        </w:rPr>
+      </w:r>
+      <w:r>
+        <w:rPr>
+          <w:b/>
+          <w:lang w:val="id_ID" w:bidi="id_ID"/>
+        </w:rPr>
         <w:t>"tersungkurlah murid-murid-Nya dan mereka sangat ketakutan"</w:t>
       </w:r>
     </w:p>
@@ -39401,6 +40361,21 @@
         <w:rPr>
           <w:lang w:val="id_ID" w:bidi="id_ID"/>
         </w:rPr>
+      </w:r>
+    </w:p>
+    <w:p>
+      <w:pPr/>
+      <w:r>
+        <w:rPr>
+          <w:lang w:val="id_ID" w:bidi="id_ID"/>
+        </w:rPr>
+      </w:r>
+      <w:r>
+        <w:rPr>
+          <w:b/>
+          <w:lang w:val="id_ID" w:bidi="id_ID"/>
+        </w:rPr>
+        <w:t>οὐκ ἐδώκατέ μοι φαγεῖν &amp; οὐκ ἐποτίσατέ με</w:t>
       </w:r>
     </w:p>
     <w:p>

--- a/ind/docx/40.content.docx
+++ b/ind/docx/40.content.docx
@@ -40216,6 +40216,556 @@
           <w:lang w:val="id_ID" w:bidi="id_ID"/>
         </w:rPr>
         <w:t>Ungkapan</w:t>
+      </w:r>
+      <w:r>
+        <w:rPr>
+          <w:lang w:val="id_ID" w:bidi="id_ID"/>
+        </w:rPr>
+      </w:r>
+      <w:r>
+        <w:rPr>
+          <w:lang w:val="id_ID" w:bidi="id_ID"/>
+        </w:rPr>
+      </w:r>
+    </w:p>
+    <w:p>
+      <w:pPr/>
+      <w:r>
+        <w:rPr>
+          <w:lang w:val="id_ID" w:bidi="id_ID"/>
+        </w:rPr>
+      </w:r>
+    </w:p>
+    <w:p>
+      <w:pPr>
+        <w:pStyle w:val="Heading2"/>
+      </w:pPr>
+      <w:r>
+        <w:rPr>
+          <w:lang w:val="id_ID" w:bidi="id_ID"/>
+        </w:rPr>
+        <w:t>Matius 17:6 (#3)</w:t>
+      </w:r>
+      <w:r>
+        <w:rPr>
+          <w:lang w:val="id_ID" w:bidi="id_ID"/>
+        </w:rPr>
+      </w:r>
+    </w:p>
+    <w:p>
+      <w:pPr/>
+      <w:r>
+        <w:rPr>
+          <w:lang w:val="id_ID" w:bidi="id_ID"/>
+        </w:rPr>
+      </w:r>
+      <w:r>
+        <w:rPr>
+          <w:b/>
+          <w:lang w:val="id_ID" w:bidi="id_ID"/>
+        </w:rPr>
+        <w:t>"wajah mereka"</w:t>
+      </w:r>
+    </w:p>
+    <w:p>
+      <w:pPr/>
+      <w:r>
+        <w:rPr>
+          <w:lang w:val="id_ID" w:bidi="id_ID"/>
+        </w:rPr>
+      </w:r>
+      <w:r>
+        <w:rPr>
+          <w:lang w:val="id_ID" w:bidi="id_ID"/>
+        </w:rPr>
+        <w:t xml:space="preserve">Jika dalam bahasa Anda tidak alami untuk berbicara seolah-olah sekelompok orang hanya memiliki satu </w:t>
+      </w:r>
+      <w:r>
+        <w:rPr>
+          <w:b/>
+          <w:lang w:val="id_ID" w:bidi="id_ID"/>
+        </w:rPr>
+        <w:t>wajah</w:t>
+      </w:r>
+      <w:r>
+        <w:rPr>
+          <w:lang w:val="id_ID" w:bidi="id_ID"/>
+        </w:rPr>
+        <w:t>, Anda dapat menggunakan bentuk jamak dari kata tersebut dalam terjemahan Anda. Terjemahan alternatif: “wajah mereka”</w:t>
+      </w:r>
+    </w:p>
+    <w:p>
+      <w:pPr/>
+      <w:r>
+        <w:rPr>
+          <w:lang w:val="id_ID" w:bidi="id_ID"/>
+        </w:rPr>
+      </w:r>
+      <w:r>
+        <w:rPr>
+          <w:lang w:val="id_ID" w:bidi="id_ID"/>
+        </w:rPr>
+        <w:t xml:space="preserve">Lihat: </w:t>
+      </w:r>
+      <w:r>
+        <w:rPr>
+          <w:lang w:val="id_ID" w:bidi="id_ID"/>
+        </w:rPr>
+        <w:t>Kata Benda Kolektif</w:t>
+      </w:r>
+      <w:r>
+        <w:rPr>
+          <w:lang w:val="id_ID" w:bidi="id_ID"/>
+        </w:rPr>
+      </w:r>
+      <w:r>
+        <w:rPr>
+          <w:lang w:val="id_ID" w:bidi="id_ID"/>
+        </w:rPr>
+      </w:r>
+    </w:p>
+    <w:p>
+      <w:pPr/>
+      <w:r>
+        <w:rPr>
+          <w:lang w:val="id_ID" w:bidi="id_ID"/>
+        </w:rPr>
+      </w:r>
+    </w:p>
+    <w:p>
+      <w:pPr>
+        <w:pStyle w:val="Heading2"/>
+      </w:pPr>
+      <w:r>
+        <w:rPr>
+          <w:lang w:val="id_ID" w:bidi="id_ID"/>
+        </w:rPr>
+        <w:t>Matius 17:7 (#1)</w:t>
+      </w:r>
+      <w:r>
+        <w:rPr>
+          <w:lang w:val="id_ID" w:bidi="id_ID"/>
+        </w:rPr>
+      </w:r>
+    </w:p>
+    <w:p>
+      <w:pPr/>
+      <w:r>
+        <w:rPr>
+          <w:lang w:val="id_ID" w:bidi="id_ID"/>
+        </w:rPr>
+      </w:r>
+      <w:r>
+        <w:rPr>
+          <w:b/>
+          <w:lang w:val="id_ID" w:bidi="id_ID"/>
+        </w:rPr>
+        <w:t>"berkata, “Berdirilah, jangan takut!"</w:t>
+      </w:r>
+    </w:p>
+    <w:p>
+      <w:pPr/>
+      <w:r>
+        <w:rPr>
+          <w:lang w:val="id_ID" w:bidi="id_ID"/>
+        </w:rPr>
+      </w:r>
+      <w:r>
+        <w:rPr>
+          <w:lang w:val="id_ID" w:bidi="id_ID"/>
+        </w:rPr>
+        <w:t>Mungkin lebih alami dalam bahasa Anda untuk menggunakan kutipan tidak langsung di sini. Terjemahan alternatif: "mengatakan bahwa mereka harus berdiri dan tidak takut"</w:t>
+      </w:r>
+    </w:p>
+    <w:p>
+      <w:pPr/>
+      <w:r>
+        <w:rPr>
+          <w:lang w:val="id_ID" w:bidi="id_ID"/>
+        </w:rPr>
+      </w:r>
+      <w:r>
+        <w:rPr>
+          <w:lang w:val="id_ID" w:bidi="id_ID"/>
+        </w:rPr>
+        <w:t xml:space="preserve">Lihat: </w:t>
+      </w:r>
+      <w:r>
+        <w:rPr>
+          <w:lang w:val="id_ID" w:bidi="id_ID"/>
+        </w:rPr>
+        <w:t>Kutipan Langsung dan Tidak Langsung</w:t>
+      </w:r>
+      <w:r>
+        <w:rPr>
+          <w:lang w:val="id_ID" w:bidi="id_ID"/>
+        </w:rPr>
+      </w:r>
+      <w:r>
+        <w:rPr>
+          <w:lang w:val="id_ID" w:bidi="id_ID"/>
+        </w:rPr>
+      </w:r>
+    </w:p>
+    <w:p>
+      <w:pPr/>
+      <w:r>
+        <w:rPr>
+          <w:lang w:val="id_ID" w:bidi="id_ID"/>
+        </w:rPr>
+      </w:r>
+    </w:p>
+    <w:p>
+      <w:pPr>
+        <w:pStyle w:val="Heading2"/>
+      </w:pPr>
+      <w:r>
+        <w:rPr>
+          <w:lang w:val="id_ID" w:bidi="id_ID"/>
+        </w:rPr>
+        <w:t>Matius 17:7 (#2)</w:t>
+      </w:r>
+      <w:r>
+        <w:rPr>
+          <w:lang w:val="id_ID" w:bidi="id_ID"/>
+        </w:rPr>
+      </w:r>
+    </w:p>
+    <w:p>
+      <w:pPr/>
+      <w:r>
+        <w:rPr>
+          <w:lang w:val="id_ID" w:bidi="id_ID"/>
+        </w:rPr>
+      </w:r>
+      <w:r>
+        <w:rPr>
+          <w:b/>
+          <w:lang w:val="id_ID" w:bidi="id_ID"/>
+        </w:rPr>
+        <w:t>"Berdirilah, jangan takut"</w:t>
+      </w:r>
+    </w:p>
+    <w:p>
+      <w:pPr/>
+      <w:r>
+        <w:rPr>
+          <w:lang w:val="id_ID" w:bidi="id_ID"/>
+        </w:rPr>
+      </w:r>
+      <w:r>
+        <w:rPr>
+          <w:lang w:val="id_ID" w:bidi="id_ID"/>
+        </w:rPr>
+        <w:t>Jika lebih alami dalam bahasa Anda, Anda bisa membalik urutan dua perintah ini. Terjemahan alternatif: “Jangan takut; berdirilah”</w:t>
+      </w:r>
+    </w:p>
+    <w:p>
+      <w:pPr/>
+      <w:r>
+        <w:rPr>
+          <w:lang w:val="id_ID" w:bidi="id_ID"/>
+        </w:rPr>
+      </w:r>
+      <w:r>
+        <w:rPr>
+          <w:lang w:val="id_ID" w:bidi="id_ID"/>
+        </w:rPr>
+        <w:t xml:space="preserve">Lihat: </w:t>
+      </w:r>
+      <w:r>
+        <w:rPr>
+          <w:lang w:val="id_ID" w:bidi="id_ID"/>
+        </w:rPr>
+        <w:t>Struktur Informasi</w:t>
+      </w:r>
+      <w:r>
+        <w:rPr>
+          <w:lang w:val="id_ID" w:bidi="id_ID"/>
+        </w:rPr>
+      </w:r>
+      <w:r>
+        <w:rPr>
+          <w:lang w:val="id_ID" w:bidi="id_ID"/>
+        </w:rPr>
+      </w:r>
+    </w:p>
+    <w:p>
+      <w:pPr/>
+      <w:r>
+        <w:rPr>
+          <w:lang w:val="id_ID" w:bidi="id_ID"/>
+        </w:rPr>
+      </w:r>
+    </w:p>
+    <w:p>
+      <w:pPr>
+        <w:pStyle w:val="Heading2"/>
+      </w:pPr>
+      <w:r>
+        <w:rPr>
+          <w:lang w:val="id_ID" w:bidi="id_ID"/>
+        </w:rPr>
+        <w:t>Matius 17:8 (#1)</w:t>
+      </w:r>
+      <w:r>
+        <w:rPr>
+          <w:lang w:val="id_ID" w:bidi="id_ID"/>
+        </w:rPr>
+      </w:r>
+    </w:p>
+    <w:p>
+      <w:pPr/>
+      <w:r>
+        <w:rPr>
+          <w:lang w:val="id_ID" w:bidi="id_ID"/>
+        </w:rPr>
+      </w:r>
+      <w:r>
+        <w:rPr>
+          <w:b/>
+          <w:lang w:val="id_ID" w:bidi="id_ID"/>
+        </w:rPr>
+        <w:t>"Dan"</w:t>
+      </w:r>
+    </w:p>
+    <w:p>
+      <w:pPr/>
+      <w:r>
+        <w:rPr>
+          <w:lang w:val="id_ID" w:bidi="id_ID"/>
+        </w:rPr>
+      </w:r>
+      <w:r>
+        <w:rPr>
+          <w:lang w:val="id_ID" w:bidi="id_ID"/>
+        </w:rPr>
+        <w:t xml:space="preserve">Di sini, kata </w:t>
+      </w:r>
+      <w:r>
+        <w:rPr>
+          <w:b/>
+          <w:lang w:val="id_ID" w:bidi="id_ID"/>
+        </w:rPr>
+        <w:t>Dan</w:t>
+      </w:r>
+      <w:r>
+        <w:rPr>
+          <w:lang w:val="id_ID" w:bidi="id_ID"/>
+        </w:rPr>
+        <w:t xml:space="preserve"> memperkenalkan hal berikutnya yang terjadi. Jika akan lebih memudahkan pemahaman dalam bahasa Anda, Anda bisa menggunakan kata atau frasa yang memperkenalkan peristiwa berikutnya, atau Anda bisa membiarkan kata </w:t>
+      </w:r>
+      <w:r>
+        <w:rPr>
+          <w:b/>
+          <w:lang w:val="id_ID" w:bidi="id_ID"/>
+        </w:rPr>
+        <w:t>Dan</w:t>
+      </w:r>
+      <w:r>
+        <w:rPr>
+          <w:lang w:val="id_ID" w:bidi="id_ID"/>
+        </w:rPr>
+        <w:t xml:space="preserve"> tidak diterjemahkan. Terjemahan alternatif: “Kemudian”</w:t>
+      </w:r>
+    </w:p>
+    <w:p>
+      <w:pPr/>
+      <w:r>
+        <w:rPr>
+          <w:lang w:val="id_ID" w:bidi="id_ID"/>
+        </w:rPr>
+      </w:r>
+      <w:r>
+        <w:rPr>
+          <w:lang w:val="id_ID" w:bidi="id_ID"/>
+        </w:rPr>
+        <w:t xml:space="preserve">Lihat: </w:t>
+      </w:r>
+      <w:r>
+        <w:rPr>
+          <w:lang w:val="id_ID" w:bidi="id_ID"/>
+        </w:rPr>
+        <w:t>Menghubungkan Kata dan Frasa</w:t>
+      </w:r>
+      <w:r>
+        <w:rPr>
+          <w:lang w:val="id_ID" w:bidi="id_ID"/>
+        </w:rPr>
+      </w:r>
+      <w:r>
+        <w:rPr>
+          <w:lang w:val="id_ID" w:bidi="id_ID"/>
+        </w:rPr>
+      </w:r>
+    </w:p>
+    <w:p>
+      <w:pPr/>
+      <w:r>
+        <w:rPr>
+          <w:lang w:val="id_ID" w:bidi="id_ID"/>
+        </w:rPr>
+      </w:r>
+    </w:p>
+    <w:p>
+      <w:pPr>
+        <w:pStyle w:val="Heading2"/>
+      </w:pPr>
+      <w:r>
+        <w:rPr>
+          <w:lang w:val="id_ID" w:bidi="id_ID"/>
+        </w:rPr>
+        <w:t>Matius 17:8 (#2)</w:t>
+      </w:r>
+      <w:r>
+        <w:rPr>
+          <w:lang w:val="id_ID" w:bidi="id_ID"/>
+        </w:rPr>
+      </w:r>
+    </w:p>
+    <w:p>
+      <w:pPr/>
+      <w:r>
+        <w:rPr>
+          <w:lang w:val="id_ID" w:bidi="id_ID"/>
+        </w:rPr>
+      </w:r>
+      <w:r>
+        <w:rPr>
+          <w:b/>
+          <w:lang w:val="id_ID" w:bidi="id_ID"/>
+        </w:rPr>
+        <w:t>"ketika mereka mengangkat kepala"</w:t>
+      </w:r>
+    </w:p>
+    <w:p>
+      <w:pPr/>
+      <w:r>
+        <w:rPr>
+          <w:lang w:val="id_ID" w:bidi="id_ID"/>
+        </w:rPr>
+      </w:r>
+      <w:r>
+        <w:rPr>
+          <w:lang w:val="id_ID" w:bidi="id_ID"/>
+        </w:rPr>
+        <w:t xml:space="preserve">Di sini, frasa </w:t>
+      </w:r>
+      <w:r>
+        <w:rPr>
+          <w:b/>
+          <w:lang w:val="id_ID" w:bidi="id_ID"/>
+        </w:rPr>
+        <w:t>mereka mengangkat kepala</w:t>
+      </w:r>
+      <w:r>
+        <w:rPr>
+          <w:lang w:val="id_ID" w:bidi="id_ID"/>
+        </w:rPr>
+        <w:t xml:space="preserve"> berarti mereka berhenti melihat ke tanah dan melihat ke atas pada apa yang terjadi di sekitar mereka. Jika akan lebih memudahkan pemahaman dalam bahasa Anda, Anda bisa menggunakan frasa yang sebanding atau menyatakan maknanya secara jelas. Terjemahan alternatif: “setelah melihat ke atas dari tanah” atau “setelah melihat sekeliling”</w:t>
+      </w:r>
+    </w:p>
+    <w:p>
+      <w:pPr/>
+      <w:r>
+        <w:rPr>
+          <w:lang w:val="id_ID" w:bidi="id_ID"/>
+        </w:rPr>
+      </w:r>
+      <w:r>
+        <w:rPr>
+          <w:lang w:val="id_ID" w:bidi="id_ID"/>
+        </w:rPr>
+        <w:t xml:space="preserve">Lihat: </w:t>
+      </w:r>
+      <w:r>
+        <w:rPr>
+          <w:lang w:val="id_ID" w:bidi="id_ID"/>
+        </w:rPr>
+        <w:t>Ungkapan</w:t>
+      </w:r>
+      <w:r>
+        <w:rPr>
+          <w:lang w:val="id_ID" w:bidi="id_ID"/>
+        </w:rPr>
+      </w:r>
+      <w:r>
+        <w:rPr>
+          <w:lang w:val="id_ID" w:bidi="id_ID"/>
+        </w:rPr>
+      </w:r>
+    </w:p>
+    <w:p>
+      <w:pPr/>
+      <w:r>
+        <w:rPr>
+          <w:lang w:val="id_ID" w:bidi="id_ID"/>
+        </w:rPr>
+      </w:r>
+    </w:p>
+    <w:p>
+      <w:pPr>
+        <w:pStyle w:val="Heading2"/>
+      </w:pPr>
+      <w:r>
+        <w:rPr>
+          <w:lang w:val="id_ID" w:bidi="id_ID"/>
+        </w:rPr>
+        <w:t>Matius 17:8 (#3)</w:t>
+      </w:r>
+      <w:r>
+        <w:rPr>
+          <w:lang w:val="id_ID" w:bidi="id_ID"/>
+        </w:rPr>
+      </w:r>
+    </w:p>
+    <w:p>
+      <w:pPr/>
+      <w:r>
+        <w:rPr>
+          <w:lang w:val="id_ID" w:bidi="id_ID"/>
+        </w:rPr>
+      </w:r>
+      <w:r>
+        <w:rPr>
+          <w:b/>
+          <w:lang w:val="id_ID" w:bidi="id_ID"/>
+        </w:rPr>
+        <w:t>"mereka tidak melihat seorang pun kecuali Yesus seorang diri."</w:t>
+      </w:r>
+    </w:p>
+    <w:p>
+      <w:pPr/>
+      <w:r>
+        <w:rPr>
+          <w:lang w:val="id_ID" w:bidi="id_ID"/>
+        </w:rPr>
+      </w:r>
+      <w:r>
+        <w:rPr>
+          <w:lang w:val="id_ID" w:bidi="id_ID"/>
+        </w:rPr>
+        <w:t>Jika dalam bahasa Anda tampak bahwa Matius membuat pernyataan di sini dan kemudian bertentangan dengan itu, Anda dapat mengubah kata-kata ini untuk menghindari penggunaan klausa pengecualian. Terjemahan alternatif: “mereka hanya melihat Yesus sendiri”</w:t>
+      </w:r>
+    </w:p>
+    <w:p>
+      <w:pPr/>
+      <w:r>
+        <w:rPr>
+          <w:lang w:val="id_ID" w:bidi="id_ID"/>
+        </w:rPr>
+      </w:r>
+      <w:r>
+        <w:rPr>
+          <w:lang w:val="id_ID" w:bidi="id_ID"/>
+        </w:rPr>
+        <w:t xml:space="preserve">Lihat: </w:t>
+      </w:r>
+      <w:r>
+        <w:rPr>
+          <w:lang w:val="id_ID" w:bidi="id_ID"/>
+        </w:rPr>
+        <w:t>Hubungkan — Klausul Pengecualian</w:t>
       </w:r>
       <w:r>
         <w:rPr>

--- a/ind/docx/40.content.docx
+++ b/ind/docx/40.content.docx
@@ -40264,6 +40264,21 @@
           <w:b/>
           <w:lang w:val="id_ID" w:bidi="id_ID"/>
         </w:rPr>
+        <w:t>πρόσωπον αὐτῶν</w:t>
+      </w:r>
+    </w:p>
+    <w:p>
+      <w:pPr/>
+      <w:r>
+        <w:rPr>
+          <w:lang w:val="id_ID" w:bidi="id_ID"/>
+        </w:rPr>
+      </w:r>
+      <w:r>
+        <w:rPr>
+          <w:b/>
+          <w:lang w:val="id_ID" w:bidi="id_ID"/>
+        </w:rPr>
         <w:t>"wajah mereka"</w:t>
       </w:r>
     </w:p>
@@ -40360,6 +40375,21 @@
           <w:b/>
           <w:lang w:val="id_ID" w:bidi="id_ID"/>
         </w:rPr>
+        <w:t>εἶπεν, ἐγέρθητε καὶ μὴ φοβεῖσθε</w:t>
+      </w:r>
+    </w:p>
+    <w:p>
+      <w:pPr/>
+      <w:r>
+        <w:rPr>
+          <w:lang w:val="id_ID" w:bidi="id_ID"/>
+        </w:rPr>
+      </w:r>
+      <w:r>
+        <w:rPr>
+          <w:b/>
+          <w:lang w:val="id_ID" w:bidi="id_ID"/>
+        </w:rPr>
         <w:t>"berkata, “Berdirilah, jangan takut!"</w:t>
       </w:r>
     </w:p>
@@ -40443,6 +40473,21 @@
           <w:b/>
           <w:lang w:val="id_ID" w:bidi="id_ID"/>
         </w:rPr>
+        <w:t>ἐγέρθητε καὶ μὴ φοβεῖσθε</w:t>
+      </w:r>
+    </w:p>
+    <w:p>
+      <w:pPr/>
+      <w:r>
+        <w:rPr>
+          <w:lang w:val="id_ID" w:bidi="id_ID"/>
+        </w:rPr>
+      </w:r>
+      <w:r>
+        <w:rPr>
+          <w:b/>
+          <w:lang w:val="id_ID" w:bidi="id_ID"/>
+        </w:rPr>
         <w:t>"Berdirilah, jangan takut"</w:t>
       </w:r>
     </w:p>
@@ -40526,6 +40571,21 @@
           <w:b/>
           <w:lang w:val="id_ID" w:bidi="id_ID"/>
         </w:rPr>
+        <w:t>δὲ</w:t>
+      </w:r>
+    </w:p>
+    <w:p>
+      <w:pPr/>
+      <w:r>
+        <w:rPr>
+          <w:lang w:val="id_ID" w:bidi="id_ID"/>
+        </w:rPr>
+      </w:r>
+      <w:r>
+        <w:rPr>
+          <w:b/>
+          <w:lang w:val="id_ID" w:bidi="id_ID"/>
+        </w:rPr>
         <w:t>"Dan"</w:t>
       </w:r>
     </w:p>
@@ -40635,6 +40695,21 @@
           <w:b/>
           <w:lang w:val="id_ID" w:bidi="id_ID"/>
         </w:rPr>
+        <w:t>ἐπάραντες &amp; τοὺς ὀφθαλμοὺς αὐτῶν</w:t>
+      </w:r>
+    </w:p>
+    <w:p>
+      <w:pPr/>
+      <w:r>
+        <w:rPr>
+          <w:lang w:val="id_ID" w:bidi="id_ID"/>
+        </w:rPr>
+      </w:r>
+      <w:r>
+        <w:rPr>
+          <w:b/>
+          <w:lang w:val="id_ID" w:bidi="id_ID"/>
+        </w:rPr>
         <w:t>"ketika mereka mengangkat kepala"</w:t>
       </w:r>
     </w:p>
@@ -40717,6 +40792,21 @@
         <w:rPr>
           <w:lang w:val="id_ID" w:bidi="id_ID"/>
         </w:rPr>
+      </w:r>
+    </w:p>
+    <w:p>
+      <w:pPr/>
+      <w:r>
+        <w:rPr>
+          <w:lang w:val="id_ID" w:bidi="id_ID"/>
+        </w:rPr>
+      </w:r>
+      <w:r>
+        <w:rPr>
+          <w:b/>
+          <w:lang w:val="id_ID" w:bidi="id_ID"/>
+        </w:rPr>
+        <w:t>οὐδένα εἶδον εἰ μὴ αὐτὸν Ἰησοῦν μόνον</w:t>
       </w:r>
     </w:p>
     <w:p>
